--- a/docs/week-10/cen429-week-10-ders-notu.tr.docx
+++ b/docs/week-10/cen429-week-10-ders-notu.tr.docx
@@ -222,6 +222,296 @@
       </w:r>
       <w:r>
         <w:t xml:space="preserve">altından. Tümüyle sentetik ve güvenlidir; öğrenci bilgisayarına zarar vermez.</w:t>
+      </w:r>
+    </w:p>
+    <w:p>
+      <w:pPr>
+        <w:pStyle w:val="BlockText"/>
+      </w:pPr>
+      <w:r>
+        <w:rPr>
+          <w:b/>
+          <w:bCs/>
+        </w:rPr>
+        <w:t xml:space="preserve">Demoyu kendiniz çalıştırın — adım adım (kopyala-yapıştır)</w:t>
+      </w:r>
+    </w:p>
+    <w:p>
+      <w:pPr>
+        <w:pStyle w:val="BlockText"/>
+      </w:pPr>
+      <w:r>
+        <w:t xml:space="preserve">Bu iki demo</w:t>
+      </w:r>
+      <w:r>
+        <w:t xml:space="preserve"> </w:t>
+      </w:r>
+      <w:r>
+        <w:rPr>
+          <w:b/>
+          <w:bCs/>
+        </w:rPr>
+        <w:t xml:space="preserve">OpenSSL</w:t>
+      </w:r>
+      <w:r>
+        <w:t xml:space="preserve"> </w:t>
+      </w:r>
+      <w:r>
+        <w:t xml:space="preserve">ve kabuk betiği kullanır; Windows’ta</w:t>
+      </w:r>
+      <w:r>
+        <w:t xml:space="preserve"> </w:t>
+      </w:r>
+      <w:r>
+        <w:rPr>
+          <w:b/>
+          <w:bCs/>
+        </w:rPr>
+        <w:t xml:space="preserve">WSL</w:t>
+      </w:r>
+      <w:r>
+        <w:t xml:space="preserve"> </w:t>
+      </w:r>
+      <w:r>
+        <w:t xml:space="preserve">ya da</w:t>
+      </w:r>
+      <w:r>
+        <w:t xml:space="preserve"> </w:t>
+      </w:r>
+      <w:r>
+        <w:rPr>
+          <w:b/>
+          <w:bCs/>
+        </w:rPr>
+        <w:t xml:space="preserve">Git Bash</w:t>
+      </w:r>
+      <w:r>
+        <w:t xml:space="preserve"> </w:t>
+      </w:r>
+      <w:r>
+        <w:t xml:space="preserve">açın.</w:t>
+      </w:r>
+      <w:r>
+        <w:t xml:space="preserve"> </w:t>
+      </w:r>
+      <w:r>
+        <w:rPr>
+          <w:rStyle w:val="VerbatimChar"/>
+          <w:b/>
+          <w:bCs/>
+        </w:rPr>
+        <w:t xml:space="preserve">code</w:t>
+      </w:r>
+      <w:r>
+        <w:t xml:space="preserve"> </w:t>
+      </w:r>
+      <w:r>
+        <w:t xml:space="preserve">klasöründen:</w:t>
+      </w:r>
+    </w:p>
+    <w:p>
+      <w:pPr>
+        <w:pStyle w:val="SourceCode"/>
+      </w:pPr>
+      <w:r>
+        <w:rPr>
+          <w:rStyle w:val="CommentTok"/>
+        </w:rPr>
+        <w:t xml:space="preserve"># WSL / Linux / Git Bash</w:t>
+      </w:r>
+      <w:r>
+        <w:br/>
+      </w:r>
+      <w:r>
+        <w:rPr>
+          <w:rStyle w:val="BuiltInTok"/>
+        </w:rPr>
+        <w:t xml:space="preserve">cd</w:t>
+      </w:r>
+      <w:r>
+        <w:rPr>
+          <w:rStyle w:val="NormalTok"/>
+        </w:rPr>
+        <w:t xml:space="preserve"> week-10/01-pki-zincir</w:t>
+      </w:r>
+      <w:r>
+        <w:br/>
+      </w:r>
+      <w:r>
+        <w:rPr>
+          <w:rStyle w:val="FunctionTok"/>
+        </w:rPr>
+        <w:t xml:space="preserve">sh</w:t>
+      </w:r>
+      <w:r>
+        <w:rPr>
+          <w:rStyle w:val="NormalTok"/>
+        </w:rPr>
+        <w:t xml:space="preserve"> demo.sh            </w:t>
+      </w:r>
+      <w:r>
+        <w:rPr>
+          <w:rStyle w:val="CommentTok"/>
+        </w:rPr>
+        <w:t xml:space="preserve"># kök CA → ara CA → sunucu sertifikası üretir ve zinciri doğrular</w:t>
+      </w:r>
+      <w:r>
+        <w:br/>
+      </w:r>
+      <w:r>
+        <w:br/>
+      </w:r>
+      <w:r>
+        <w:rPr>
+          <w:rStyle w:val="BuiltInTok"/>
+        </w:rPr>
+        <w:t xml:space="preserve">cd</w:t>
+      </w:r>
+      <w:r>
+        <w:rPr>
+          <w:rStyle w:val="NormalTok"/>
+        </w:rPr>
+        <w:t xml:space="preserve"> ../02-imza-dogrulama</w:t>
+      </w:r>
+      <w:r>
+        <w:br/>
+      </w:r>
+      <w:r>
+        <w:rPr>
+          <w:rStyle w:val="FunctionTok"/>
+        </w:rPr>
+        <w:t xml:space="preserve">sh</w:t>
+      </w:r>
+      <w:r>
+        <w:rPr>
+          <w:rStyle w:val="NormalTok"/>
+        </w:rPr>
+        <w:t xml:space="preserve"> demo.sh            </w:t>
+      </w:r>
+      <w:r>
+        <w:rPr>
+          <w:rStyle w:val="CommentTok"/>
+        </w:rPr>
+        <w:t xml:space="preserve"># Ed25519 ile imzala → doğrula → tek bayt kurcala → doğrulama reddetsin</w:t>
+      </w:r>
+    </w:p>
+    <w:p>
+      <w:pPr>
+        <w:pStyle w:val="BlockText"/>
+      </w:pPr>
+      <w:r>
+        <w:rPr>
+          <w:b/>
+          <w:bCs/>
+        </w:rPr>
+        <w:t xml:space="preserve">Beklenen çıktı:</w:t>
+      </w:r>
+      <w:r>
+        <w:t xml:space="preserve"> </w:t>
+      </w:r>
+      <w:r>
+        <w:t xml:space="preserve">Birinci demo üç halkalı bir</w:t>
+      </w:r>
+      <w:r>
+        <w:t xml:space="preserve"> </w:t>
+      </w:r>
+      <w:r>
+        <w:rPr>
+          <w:b/>
+          <w:bCs/>
+        </w:rPr>
+        <w:t xml:space="preserve">zincir</w:t>
+      </w:r>
+      <w:r>
+        <w:t xml:space="preserve"> </w:t>
+      </w:r>
+      <w:r>
+        <w:t xml:space="preserve">kurar;</w:t>
+      </w:r>
+      <w:r>
+        <w:t xml:space="preserve"> </w:t>
+      </w:r>
+      <w:r>
+        <w:rPr>
+          <w:rStyle w:val="VerbatimChar"/>
+        </w:rPr>
+        <w:t xml:space="preserve">openssl verify</w:t>
+      </w:r>
+      <w:r>
+        <w:t xml:space="preserve"> </w:t>
+      </w:r>
+      <w:r>
+        <w:t xml:space="preserve">zinciri</w:t>
+      </w:r>
+      <w:r>
+        <w:t xml:space="preserve"> </w:t>
+      </w:r>
+      <w:r>
+        <w:rPr>
+          <w:b/>
+          <w:bCs/>
+        </w:rPr>
+        <w:t xml:space="preserve">geçerli</w:t>
+      </w:r>
+      <w:r>
+        <w:t xml:space="preserve"> </w:t>
+      </w:r>
+      <w:r>
+        <w:t xml:space="preserve">bulur,</w:t>
+      </w:r>
+      <w:r>
+        <w:t xml:space="preserve"> </w:t>
+      </w:r>
+      <w:r>
+        <w:rPr>
+          <w:b/>
+          <w:bCs/>
+        </w:rPr>
+        <w:t xml:space="preserve">ara sertifika çıkarılınca doğrulama başarısız</w:t>
+      </w:r>
+      <w:r>
+        <w:t xml:space="preserve"> </w:t>
+      </w:r>
+      <w:r>
+        <w:t xml:space="preserve">olur (bu haftanın</w:t>
+      </w:r>
+      <w:r>
+        <w:t xml:space="preserve"> </w:t>
+      </w:r>
+      <w:r>
+        <w:t xml:space="preserve">“eksik ara sertifika”</w:t>
+      </w:r>
+      <w:r>
+        <w:t xml:space="preserve"> </w:t>
+      </w:r>
+      <w:r>
+        <w:t xml:space="preserve">kuralı). İkinci demo bir dosyayı imzalayıp doğrular (</w:t>
+      </w:r>
+      <w:r>
+        <w:rPr>
+          <w:b/>
+          <w:bCs/>
+        </w:rPr>
+        <w:t xml:space="preserve">OK</w:t>
+      </w:r>
+      <w:r>
+        <w:t xml:space="preserve">), sonra tek bir baytı değiştirir ve doğrulama</w:t>
+      </w:r>
+      <w:r>
+        <w:t xml:space="preserve"> </w:t>
+      </w:r>
+      <w:r>
+        <w:rPr>
+          <w:b/>
+          <w:bCs/>
+        </w:rPr>
+        <w:t xml:space="preserve">reddeder</w:t>
+      </w:r>
+      <w:r>
+        <w:t xml:space="preserve"> </w:t>
+      </w:r>
+      <w:r>
+        <w:t xml:space="preserve">— imza bütünlüğü böyle yakalar.</w:t>
       </w:r>
     </w:p>
     <w:p>
@@ -1254,6 +1544,315 @@
       </w:r>
       <w:r>
         <w:t xml:space="preserve">işler; 2003’ten beri algoritmaların çoğu değiştiği için her birini güncel karşılığıyla veriyoruz.</w:t>
+      </w:r>
+    </w:p>
+    <w:p>
+      <w:pPr>
+        <w:pStyle w:val="BlockText"/>
+      </w:pPr>
+      <w:r>
+        <w:rPr>
+          <w:b/>
+          <w:bCs/>
+        </w:rPr>
+        <w:t xml:space="preserve">Kısa tarihçe: anahtarlar, sertifikalar ve PKI</w:t>
+      </w:r>
+    </w:p>
+    <w:p>
+      <w:pPr>
+        <w:pStyle w:val="Compact"/>
+        <w:numPr>
+          <w:ilvl w:val="0"/>
+          <w:numId w:val="1002"/>
+        </w:numPr>
+      </w:pPr>
+      <w:r>
+        <w:rPr>
+          <w:b/>
+          <w:bCs/>
+        </w:rPr>
+        <w:t xml:space="preserve">1976–77</w:t>
+      </w:r>
+      <w:r>
+        <w:t xml:space="preserve"> </w:t>
+      </w:r>
+      <w:r>
+        <w:t xml:space="preserve">— Diffie–Hellman ve</w:t>
+      </w:r>
+      <w:r>
+        <w:t xml:space="preserve"> </w:t>
+      </w:r>
+      <w:r>
+        <w:rPr>
+          <w:b/>
+          <w:bCs/>
+        </w:rPr>
+        <w:t xml:space="preserve">RSA</w:t>
+      </w:r>
+      <w:r>
+        <w:t xml:space="preserve">: açık anahtar,</w:t>
+      </w:r>
+      <w:r>
+        <w:t xml:space="preserve"> </w:t>
+      </w:r>
+      <w:r>
+        <w:t xml:space="preserve">“tanımadığın biriyle güvenli konuşma”</w:t>
+      </w:r>
+      <w:r>
+        <w:t xml:space="preserve"> </w:t>
+      </w:r>
+      <w:r>
+        <w:t xml:space="preserve">sorununu çözer.</w:t>
+      </w:r>
+    </w:p>
+    <w:p>
+      <w:pPr>
+        <w:pStyle w:val="Compact"/>
+        <w:numPr>
+          <w:ilvl w:val="0"/>
+          <w:numId w:val="1002"/>
+        </w:numPr>
+      </w:pPr>
+      <w:r>
+        <w:rPr>
+          <w:b/>
+          <w:bCs/>
+        </w:rPr>
+        <w:t xml:space="preserve">1988</w:t>
+      </w:r>
+      <w:r>
+        <w:t xml:space="preserve"> </w:t>
+      </w:r>
+      <w:r>
+        <w:t xml:space="preserve">—</w:t>
+      </w:r>
+      <w:r>
+        <w:t xml:space="preserve"> </w:t>
+      </w:r>
+      <w:r>
+        <w:rPr>
+          <w:b/>
+          <w:bCs/>
+        </w:rPr>
+        <w:t xml:space="preserve">X.509</w:t>
+      </w:r>
+      <w:r>
+        <w:t xml:space="preserve"> </w:t>
+      </w:r>
+      <w:r>
+        <w:t xml:space="preserve">sertifika biçimi standartlaşır; kimliği bir</w:t>
+      </w:r>
+      <w:r>
+        <w:t xml:space="preserve"> </w:t>
+      </w:r>
+      <w:r>
+        <w:rPr>
+          <w:b/>
+          <w:bCs/>
+        </w:rPr>
+        <w:t xml:space="preserve">CA imzası</w:t>
+      </w:r>
+      <w:r>
+        <w:t xml:space="preserve"> </w:t>
+      </w:r>
+      <w:r>
+        <w:t xml:space="preserve">taşır.</w:t>
+      </w:r>
+    </w:p>
+    <w:p>
+      <w:pPr>
+        <w:pStyle w:val="Compact"/>
+        <w:numPr>
+          <w:ilvl w:val="0"/>
+          <w:numId w:val="1002"/>
+        </w:numPr>
+      </w:pPr>
+      <w:r>
+        <w:rPr>
+          <w:b/>
+          <w:bCs/>
+        </w:rPr>
+        <w:t xml:space="preserve">1995</w:t>
+      </w:r>
+      <w:r>
+        <w:t xml:space="preserve"> </w:t>
+      </w:r>
+      <w:r>
+        <w:t xml:space="preserve">— ilk ticari CA’lar (VeriSign) ve</w:t>
+      </w:r>
+      <w:r>
+        <w:t xml:space="preserve"> </w:t>
+      </w:r>
+      <w:r>
+        <w:rPr>
+          <w:b/>
+          <w:bCs/>
+        </w:rPr>
+        <w:t xml:space="preserve">PKI</w:t>
+      </w:r>
+      <w:r>
+        <w:t xml:space="preserve"> </w:t>
+      </w:r>
+      <w:r>
+        <w:t xml:space="preserve">yaygınlaşır; ardından iptal mekanizmaları</w:t>
+      </w:r>
+      <w:r>
+        <w:t xml:space="preserve"> </w:t>
+      </w:r>
+      <w:r>
+        <w:rPr>
+          <w:b/>
+          <w:bCs/>
+        </w:rPr>
+        <w:t xml:space="preserve">CRL</w:t>
+      </w:r>
+      <w:r>
+        <w:t xml:space="preserve"> </w:t>
+      </w:r>
+      <w:r>
+        <w:t xml:space="preserve">ve</w:t>
+      </w:r>
+      <w:r>
+        <w:t xml:space="preserve"> </w:t>
+      </w:r>
+      <w:r>
+        <w:rPr>
+          <w:b/>
+          <w:bCs/>
+        </w:rPr>
+        <w:t xml:space="preserve">OCSP</w:t>
+      </w:r>
+      <w:r>
+        <w:t xml:space="preserve"> </w:t>
+      </w:r>
+      <w:r>
+        <w:t xml:space="preserve">gelir.</w:t>
+      </w:r>
+    </w:p>
+    <w:p>
+      <w:pPr>
+        <w:pStyle w:val="Compact"/>
+        <w:numPr>
+          <w:ilvl w:val="0"/>
+          <w:numId w:val="1002"/>
+        </w:numPr>
+      </w:pPr>
+      <w:r>
+        <w:rPr>
+          <w:b/>
+          <w:bCs/>
+        </w:rPr>
+        <w:t xml:space="preserve">2014</w:t>
+      </w:r>
+      <w:r>
+        <w:t xml:space="preserve"> </w:t>
+      </w:r>
+      <w:r>
+        <w:t xml:space="preserve">—</w:t>
+      </w:r>
+      <w:r>
+        <w:t xml:space="preserve"> </w:t>
+      </w:r>
+      <w:r>
+        <w:rPr>
+          <w:b/>
+          <w:bCs/>
+        </w:rPr>
+        <w:t xml:space="preserve">Heartbleed</w:t>
+      </w:r>
+      <w:r>
+        <w:t xml:space="preserve"> </w:t>
+      </w:r>
+      <w:r>
+        <w:t xml:space="preserve">ve POODLE, TLS ekosistemini sıkılaştırır;</w:t>
+      </w:r>
+      <w:r>
+        <w:t xml:space="preserve"> </w:t>
+      </w:r>
+      <w:r>
+        <w:rPr>
+          <w:b/>
+          <w:bCs/>
+        </w:rPr>
+        <w:t xml:space="preserve">2015</w:t>
+      </w:r>
+      <w:r>
+        <w:t xml:space="preserve"> </w:t>
+      </w:r>
+      <w:r>
+        <w:rPr>
+          <w:b/>
+          <w:bCs/>
+        </w:rPr>
+        <w:t xml:space="preserve">Let’s Encrypt</w:t>
+      </w:r>
+      <w:r>
+        <w:t xml:space="preserve"> </w:t>
+      </w:r>
+      <w:r>
+        <w:t xml:space="preserve">ücretsiz sertifikayla HTTPS’i yaygınlaştırır;</w:t>
+      </w:r>
+      <w:r>
+        <w:t xml:space="preserve"> </w:t>
+      </w:r>
+      <w:r>
+        <w:rPr>
+          <w:b/>
+          <w:bCs/>
+        </w:rPr>
+        <w:t xml:space="preserve">2018</w:t>
+      </w:r>
+      <w:r>
+        <w:t xml:space="preserve"> </w:t>
+      </w:r>
+      <w:r>
+        <w:t xml:space="preserve">TLS 1.3.</w:t>
+      </w:r>
+    </w:p>
+    <w:p>
+      <w:pPr>
+        <w:pStyle w:val="Compact"/>
+        <w:numPr>
+          <w:ilvl w:val="0"/>
+          <w:numId w:val="1002"/>
+        </w:numPr>
+      </w:pPr>
+      <w:r>
+        <w:rPr>
+          <w:b/>
+          <w:bCs/>
+        </w:rPr>
+        <w:t xml:space="preserve">2022–2024</w:t>
+      </w:r>
+      <w:r>
+        <w:t xml:space="preserve"> </w:t>
+      </w:r>
+      <w:r>
+        <w:t xml:space="preserve">— NIST</w:t>
+      </w:r>
+      <w:r>
+        <w:t xml:space="preserve"> </w:t>
+      </w:r>
+      <w:r>
+        <w:rPr>
+          <w:b/>
+          <w:bCs/>
+        </w:rPr>
+        <w:t xml:space="preserve">kuantum sonrası</w:t>
+      </w:r>
+      <w:r>
+        <w:t xml:space="preserve"> </w:t>
+      </w:r>
+      <w:r>
+        <w:t xml:space="preserve">algoritmaları seçer (Kyber/ML-KEM, Dilithium/ML-DSA).</w:t>
+      </w:r>
+    </w:p>
+    <w:p>
+      <w:pPr>
+        <w:pStyle w:val="BlockText"/>
+      </w:pPr>
+      <w:r>
+        <w:t xml:space="preserve">Bu haftanın tüm kuralları (doğru kip, doğru dolgu, zincir doğrulama, iptal) bu çizginin acı derslerinden çıkmıştır.</w:t>
       </w:r>
     </w:p>
     <w:bookmarkStart w:id="20" w:name="beş-temel-iş-beş-araç-ailesi"/>
@@ -2975,7 +3574,7 @@
         <w:pStyle w:val="Compact"/>
         <w:numPr>
           <w:ilvl w:val="0"/>
-          <w:numId w:val="1002"/>
+          <w:numId w:val="1003"/>
         </w:numPr>
       </w:pPr>
       <w:r>
@@ -2997,7 +3596,7 @@
         <w:pStyle w:val="Compact"/>
         <w:numPr>
           <w:ilvl w:val="0"/>
-          <w:numId w:val="1002"/>
+          <w:numId w:val="1003"/>
         </w:numPr>
       </w:pPr>
       <w:r>
@@ -3041,7 +3640,7 @@
         <w:pStyle w:val="Compact"/>
         <w:numPr>
           <w:ilvl w:val="0"/>
-          <w:numId w:val="1002"/>
+          <w:numId w:val="1003"/>
         </w:numPr>
       </w:pPr>
       <w:r>
@@ -6739,7 +7338,7 @@
         <w:pStyle w:val="Compact"/>
         <w:numPr>
           <w:ilvl w:val="0"/>
-          <w:numId w:val="1003"/>
+          <w:numId w:val="1004"/>
         </w:numPr>
       </w:pPr>
       <w:r>
@@ -6830,7 +7429,7 @@
         <w:pStyle w:val="Compact"/>
         <w:numPr>
           <w:ilvl w:val="0"/>
-          <w:numId w:val="1003"/>
+          <w:numId w:val="1004"/>
         </w:numPr>
       </w:pPr>
       <w:r>
@@ -6880,7 +7479,7 @@
         <w:pStyle w:val="Compact"/>
         <w:numPr>
           <w:ilvl w:val="0"/>
-          <w:numId w:val="1003"/>
+          <w:numId w:val="1004"/>
         </w:numPr>
       </w:pPr>
       <w:r>
@@ -7196,7 +7795,7 @@
         <w:pStyle w:val="Compact"/>
         <w:numPr>
           <w:ilvl w:val="0"/>
-          <w:numId w:val="1004"/>
+          <w:numId w:val="1005"/>
         </w:numPr>
       </w:pPr>
       <w:r>
@@ -7218,7 +7817,7 @@
         <w:pStyle w:val="Compact"/>
         <w:numPr>
           <w:ilvl w:val="0"/>
-          <w:numId w:val="1004"/>
+          <w:numId w:val="1005"/>
         </w:numPr>
       </w:pPr>
       <w:r>
@@ -7867,7 +8466,7 @@
         <w:pStyle w:val="Compact"/>
         <w:numPr>
           <w:ilvl w:val="0"/>
-          <w:numId w:val="1005"/>
+          <w:numId w:val="1006"/>
         </w:numPr>
       </w:pPr>
       <w:r>
@@ -7895,7 +8494,7 @@
         <w:pStyle w:val="Compact"/>
         <w:numPr>
           <w:ilvl w:val="0"/>
-          <w:numId w:val="1005"/>
+          <w:numId w:val="1006"/>
         </w:numPr>
       </w:pPr>
       <w:r>
@@ -7917,7 +8516,7 @@
         <w:pStyle w:val="Compact"/>
         <w:numPr>
           <w:ilvl w:val="0"/>
-          <w:numId w:val="1005"/>
+          <w:numId w:val="1006"/>
         </w:numPr>
       </w:pPr>
       <w:r>
@@ -7960,7 +8559,7 @@
         <w:pStyle w:val="Compact"/>
         <w:numPr>
           <w:ilvl w:val="0"/>
-          <w:numId w:val="1005"/>
+          <w:numId w:val="1006"/>
         </w:numPr>
       </w:pPr>
       <w:r>
@@ -9725,7 +10324,7 @@
         <w:pStyle w:val="Compact"/>
         <w:numPr>
           <w:ilvl w:val="0"/>
-          <w:numId w:val="1006"/>
+          <w:numId w:val="1007"/>
         </w:numPr>
       </w:pPr>
       <w:r>
@@ -9753,7 +10352,7 @@
         <w:pStyle w:val="Compact"/>
         <w:numPr>
           <w:ilvl w:val="0"/>
-          <w:numId w:val="1006"/>
+          <w:numId w:val="1007"/>
         </w:numPr>
       </w:pPr>
       <w:r>
@@ -9780,7 +10379,7 @@
         <w:pStyle w:val="Compact"/>
         <w:numPr>
           <w:ilvl w:val="0"/>
-          <w:numId w:val="1006"/>
+          <w:numId w:val="1007"/>
         </w:numPr>
       </w:pPr>
       <w:r>
@@ -9801,7 +10400,7 @@
         <w:pStyle w:val="Compact"/>
         <w:numPr>
           <w:ilvl w:val="0"/>
-          <w:numId w:val="1006"/>
+          <w:numId w:val="1007"/>
         </w:numPr>
       </w:pPr>
       <w:r>
@@ -11503,34 +12102,6 @@
         <w:pStyle w:val="Compact"/>
         <w:numPr>
           <w:ilvl w:val="0"/>
-          <w:numId w:val="1007"/>
-        </w:numPr>
-      </w:pPr>
-      <w:r>
-        <w:rPr>
-          <w:b/>
-          <w:bCs/>
-        </w:rPr>
-        <w:t xml:space="preserve">S8 — Algoritma envanteri:</w:t>
-      </w:r>
-      <w:r>
-        <w:t xml:space="preserve"> </w:t>
-      </w:r>
-      <w:r>
-        <w:t xml:space="preserve">projenizde kullanılan her algoritma için amaç, anahtar uzunluğu, kip, dayandığı</w:t>
-      </w:r>
-      <w:r>
-        <w:t xml:space="preserve"> </w:t>
-      </w:r>
-      <w:r>
-        <w:t xml:space="preserve">standart ve kütüphane. Tabloda eskimiş bir algoritma varsa gerekçesi ve geçiş planı.</w:t>
-      </w:r>
-    </w:p>
-    <w:p>
-      <w:pPr>
-        <w:pStyle w:val="Compact"/>
-        <w:numPr>
-          <w:ilvl w:val="0"/>
           <w:numId w:val="1008"/>
         </w:numPr>
       </w:pPr>
@@ -11539,19 +12110,19 @@
           <w:b/>
           <w:bCs/>
         </w:rPr>
-        <w:t xml:space="preserve">S8 — Anahtar yaşam döngüsü tablosu:</w:t>
-      </w:r>
-      <w:r>
-        <w:t xml:space="preserve"> </w:t>
-      </w:r>
-      <w:r>
-        <w:t xml:space="preserve">her anahtar için üretildiği yer, saklandığı yer, kripto-periyot, yenileme</w:t>
-      </w:r>
-      <w:r>
-        <w:t xml:space="preserve"> </w:t>
-      </w:r>
-      <w:r>
-        <w:t xml:space="preserve">ve imha (3. hafta).</w:t>
+        <w:t xml:space="preserve">S8 — Algoritma envanteri:</w:t>
+      </w:r>
+      <w:r>
+        <w:t xml:space="preserve"> </w:t>
+      </w:r>
+      <w:r>
+        <w:t xml:space="preserve">projenizde kullanılan her algoritma için amaç, anahtar uzunluğu, kip, dayandığı</w:t>
+      </w:r>
+      <w:r>
+        <w:t xml:space="preserve"> </w:t>
+      </w:r>
+      <w:r>
+        <w:t xml:space="preserve">standart ve kütüphane. Tabloda eskimiş bir algoritma varsa gerekçesi ve geçiş planı.</w:t>
       </w:r>
     </w:p>
     <w:p>
@@ -11567,13 +12138,19 @@
           <w:b/>
           <w:bCs/>
         </w:rPr>
-        <w:t xml:space="preserve">S11 — Güvenli iletişim:</w:t>
-      </w:r>
-      <w:r>
-        <w:t xml:space="preserve"> </w:t>
-      </w:r>
-      <w:r>
-        <w:t xml:space="preserve">TLS sürümü ve doğrulama; sabitleme varsa SPKI ve yedek pin; mesaj düzeyi koruma.</w:t>
+        <w:t xml:space="preserve">S8 — Anahtar yaşam döngüsü tablosu:</w:t>
+      </w:r>
+      <w:r>
+        <w:t xml:space="preserve"> </w:t>
+      </w:r>
+      <w:r>
+        <w:t xml:space="preserve">her anahtar için üretildiği yer, saklandığı yer, kripto-periyot, yenileme</w:t>
+      </w:r>
+      <w:r>
+        <w:t xml:space="preserve"> </w:t>
+      </w:r>
+      <w:r>
+        <w:t xml:space="preserve">ve imha (3. hafta).</w:t>
       </w:r>
     </w:p>
     <w:p>
@@ -11585,29 +12162,17 @@
         </w:numPr>
       </w:pPr>
       <w:r>
-        <w:t xml:space="preserve">Projenizde bir güncelleme ya da yapılandırma dosyası varsa,</w:t>
-      </w:r>
-      <w:r>
-        <w:t xml:space="preserve"> </w:t>
-      </w:r>
-      <w:r>
-        <w:rPr>
-          <w:b/>
-          <w:bCs/>
-        </w:rPr>
-        <w:t xml:space="preserve">imza doğrulamasını</w:t>
-      </w:r>
-      <w:r>
-        <w:t xml:space="preserve"> </w:t>
-      </w:r>
-      <w:r>
-        <w:t xml:space="preserve">ekleyin (Ed25519 önerilir) ve</w:t>
-      </w:r>
-      <w:r>
-        <w:t xml:space="preserve"> </w:t>
-      </w:r>
-      <w:r>
-        <w:t xml:space="preserve">sürüm geri almayı reddedin.</w:t>
+        <w:rPr>
+          <w:b/>
+          <w:bCs/>
+        </w:rPr>
+        <w:t xml:space="preserve">S11 — Güvenli iletişim:</w:t>
+      </w:r>
+      <w:r>
+        <w:t xml:space="preserve"> </w:t>
+      </w:r>
+      <w:r>
+        <w:t xml:space="preserve">TLS sürümü ve doğrulama; sabitleme varsa SPKI ve yedek pin; mesaj düzeyi koruma.</w:t>
       </w:r>
     </w:p>
     <w:p>
@@ -11619,1006 +12184,29 @@
         </w:numPr>
       </w:pPr>
       <w:r>
-        <w:t xml:space="preserve">İsteğe bağlı: projenizin test sertifikaları için bu haftanın kök → ara → uç zincirini kullanın; kök anahtarı</w:t>
-      </w:r>
-      <w:r>
-        <w:t xml:space="preserve"> </w:t>
-      </w:r>
-      <w:r>
-        <w:t xml:space="preserve">depoya</w:t>
-      </w:r>
-      <w:r>
-        <w:t xml:space="preserve"> </w:t>
-      </w:r>
-      <w:r>
-        <w:rPr>
-          <w:b/>
-          <w:bCs/>
-        </w:rPr>
-        <w:t xml:space="preserve">koymayın</w:t>
-      </w:r>
-      <w:r>
-        <w:t xml:space="preserve">.</w:t>
-      </w:r>
-    </w:p>
-    <w:p>
-      <w:r>
-        <w:pict>
-          <v:rect style="width:0;height:1.5pt" o:hralign="center" o:hrstd="t" o:hr="t"/>
-        </w:pict>
-      </w:r>
-    </w:p>
-    <w:bookmarkEnd w:id="54"/>
-    <w:bookmarkStart w:id="55" w:name="kendi-başına-çalış"/>
-    <w:p>
-      <w:pPr>
-        <w:pStyle w:val="Heading2"/>
-      </w:pPr>
-      <w:r>
-        <w:t xml:space="preserve">14. Kendi başına çalış</w:t>
-      </w:r>
-    </w:p>
-    <w:p>
-      <w:pPr>
-        <w:pStyle w:val="BlockText"/>
-      </w:pPr>
-      <w:r>
-        <w:rPr>
-          <w:b/>
-          <w:bCs/>
-        </w:rPr>
-        <w:t xml:space="preserve">Alıştırma 1 — Kolay: HMAC ve uzunluk uzatma</w:t>
-      </w:r>
-    </w:p>
-    <w:p>
-      <w:pPr>
-        <w:pStyle w:val="BlockText"/>
-      </w:pPr>
-      <w:r>
-        <w:t xml:space="preserve">Aynı mesaj ve anahtar için</w:t>
-      </w:r>
-      <w:r>
-        <w:t xml:space="preserve"> </w:t>
-      </w:r>
-      <w:r>
-        <w:rPr>
-          <w:rStyle w:val="VerbatimChar"/>
-        </w:rPr>
-        <w:t xml:space="preserve">openssl dgst -sha256 -mac HMAC</w:t>
-      </w:r>
-      <w:r>
-        <w:t xml:space="preserve"> </w:t>
-      </w:r>
-      <w:r>
-        <w:t xml:space="preserve">ile HMAC ve</w:t>
-      </w:r>
-      <w:r>
-        <w:t xml:space="preserve"> </w:t>
-      </w:r>
-      <w:r>
-        <w:rPr>
-          <w:rStyle w:val="VerbatimChar"/>
-        </w:rPr>
-        <w:t xml:space="preserve">printf 'anahtar+mesaj' | openssl dgst -sha256</w:t>
-      </w:r>
-      <w:r>
-        <w:t xml:space="preserve"> </w:t>
-      </w:r>
-      <w:r>
-        <w:t xml:space="preserve">ile düz özet hesaplayın. Düz</w:t>
-      </w:r>
-      <w:r>
-        <w:t xml:space="preserve"> </w:t>
-      </w:r>
-      <w:r>
-        <w:rPr>
-          <w:rStyle w:val="VerbatimChar"/>
-        </w:rPr>
-        <w:t xml:space="preserve">H(K ‖ m)</w:t>
-      </w:r>
-      <w:r>
-        <w:t xml:space="preserve"> </w:t>
-      </w:r>
-      <w:r>
-        <w:t xml:space="preserve">yapısının neden güvensiz olduğunu uzunluk uzatma kavramıyla</w:t>
-      </w:r>
-      <w:r>
-        <w:t xml:space="preserve"> </w:t>
-      </w:r>
-      <w:r>
-        <w:t xml:space="preserve">açıklayın.</w:t>
-      </w:r>
-    </w:p>
-    <w:p>
-      <w:pPr>
-        <w:pStyle w:val="BlockText"/>
-      </w:pPr>
-      <w:r>
-        <w:rPr>
-          <w:b/>
-          <w:bCs/>
-        </w:rPr>
-        <w:t xml:space="preserve">Alıştırma 2 — Kolay: RSA ve Ed25519 karşılaştırması</w:t>
-      </w:r>
-    </w:p>
-    <w:p>
-      <w:pPr>
-        <w:pStyle w:val="BlockText"/>
-      </w:pPr>
-      <w:r>
-        <w:t xml:space="preserve">3072 bitlik bir RSA anahtarı ve bir Ed25519 anahtarı üretin. Açık anahtar dosyalarının, imzaların boyutlarını ve</w:t>
-      </w:r>
-      <w:r>
-        <w:t xml:space="preserve"> </w:t>
-      </w:r>
-      <w:r>
-        <w:t xml:space="preserve">100 imzalama işleminin süresini karşılaştırın (</w:t>
-      </w:r>
-      <w:r>
-        <w:rPr>
-          <w:rStyle w:val="VerbatimChar"/>
-        </w:rPr>
-        <w:t xml:space="preserve">openssl speed rsa3072 ed25519</w:t>
-      </w:r>
-      <w:r>
-        <w:t xml:space="preserve"> </w:t>
-      </w:r>
-      <w:r>
-        <w:t xml:space="preserve">de kullanılabilir).</w:t>
-      </w:r>
-    </w:p>
-    <w:p>
-      <w:pPr>
-        <w:pStyle w:val="BlockText"/>
-      </w:pPr>
-      <w:r>
-        <w:rPr>
-          <w:b/>
-          <w:bCs/>
-        </w:rPr>
-        <w:t xml:space="preserve">Alıştırma 3 — Orta: İmza doğrulamasının dönüş değeri</w:t>
-      </w:r>
-    </w:p>
-    <w:p>
-      <w:pPr>
-        <w:pStyle w:val="BlockText"/>
-      </w:pPr>
-      <w:r>
-        <w:t xml:space="preserve">“Dijital imza”</w:t>
-      </w:r>
-      <w:r>
-        <w:t xml:space="preserve"> </w:t>
-      </w:r>
-      <w:r>
-        <w:t xml:space="preserve">bölümündeki</w:t>
-      </w:r>
-      <w:r>
-        <w:t xml:space="preserve"> </w:t>
-      </w:r>
-      <w:r>
-        <w:rPr>
-          <w:rStyle w:val="VerbatimChar"/>
-        </w:rPr>
-        <w:t xml:space="preserve">imza_dogrula</w:t>
-      </w:r>
-      <w:r>
-        <w:t xml:space="preserve"> </w:t>
-      </w:r>
-      <w:r>
-        <w:t xml:space="preserve">fonksiyonunu çalıştırın. Önce doğru bir imzayla, sonra bir baytı</w:t>
-      </w:r>
-      <w:r>
-        <w:t xml:space="preserve"> </w:t>
-      </w:r>
-      <w:r>
-        <w:t xml:space="preserve">değiştirilmiş imzayla, sonra hatalı bir anahtar nesnesiyle deneyin.</w:t>
-      </w:r>
-      <w:r>
-        <w:t xml:space="preserve"> </w:t>
-      </w:r>
-      <w:r>
-        <w:rPr>
-          <w:rStyle w:val="VerbatimChar"/>
-        </w:rPr>
-        <w:t xml:space="preserve">if (sonuc)</w:t>
-      </w:r>
-      <w:r>
-        <w:t xml:space="preserve"> </w:t>
-      </w:r>
-      <w:r>
-        <w:t xml:space="preserve">ile</w:t>
-      </w:r>
-      <w:r>
-        <w:t xml:space="preserve"> </w:t>
-      </w:r>
-      <w:r>
-        <w:rPr>
-          <w:rStyle w:val="VerbatimChar"/>
-        </w:rPr>
-        <w:t xml:space="preserve">if (sonuc == 1)</w:t>
-      </w:r>
-      <w:r>
-        <w:t xml:space="preserve"> </w:t>
-      </w:r>
-      <w:r>
-        <w:t xml:space="preserve">arasındaki</w:t>
-      </w:r>
-      <w:r>
-        <w:t xml:space="preserve"> </w:t>
-      </w:r>
-      <w:r>
-        <w:t xml:space="preserve">farkın hangi durumda güvenlik açığına dönüştüğünü gösterin.</w:t>
-      </w:r>
-    </w:p>
-    <w:p>
-      <w:pPr>
-        <w:pStyle w:val="BlockText"/>
-      </w:pPr>
-      <w:r>
-        <w:rPr>
-          <w:b/>
-          <w:bCs/>
-        </w:rPr>
-        <w:t xml:space="preserve">Alıştırma 4 — Orta: Zinciri bozmak</w:t>
-      </w:r>
-    </w:p>
-    <w:p>
-      <w:pPr>
-        <w:pStyle w:val="BlockText"/>
-      </w:pPr>
-      <w:r>
-        <w:t xml:space="preserve">“Sınıf etkinliği”</w:t>
-      </w:r>
-      <w:r>
-        <w:t xml:space="preserve"> </w:t>
-      </w:r>
-      <w:r>
-        <w:t xml:space="preserve">bölümündeki dört senaryoyu uygulayın ve her birinde</w:t>
-      </w:r>
-      <w:r>
-        <w:t xml:space="preserve"> </w:t>
-      </w:r>
-      <w:r>
-        <w:rPr>
-          <w:rStyle w:val="VerbatimChar"/>
-        </w:rPr>
-        <w:t xml:space="preserve">openssl verify</w:t>
-      </w:r>
-      <w:r>
-        <w:t xml:space="preserve"> </w:t>
-      </w:r>
-      <w:r>
-        <w:t xml:space="preserve">ile</w:t>
-      </w:r>
-      <w:r>
-        <w:t xml:space="preserve"> </w:t>
-      </w:r>
-      <w:r>
-        <w:rPr>
-          <w:rStyle w:val="VerbatimChar"/>
-        </w:rPr>
-        <w:t xml:space="preserve">openssl s_client</w:t>
-      </w:r>
-      <w:r>
-        <w:t xml:space="preserve"> </w:t>
-      </w:r>
-      <w:r>
-        <w:t xml:space="preserve">hata iletilerini bir tabloya yazın.</w:t>
-      </w:r>
-    </w:p>
-    <w:p>
-      <w:pPr>
-        <w:pStyle w:val="BlockText"/>
-      </w:pPr>
-      <w:r>
-        <w:rPr>
-          <w:b/>
-          <w:bCs/>
-        </w:rPr>
-        <w:t xml:space="preserve">Alıştırma 5 — Orta: TLS sunucusu ve zincir</w:t>
-      </w:r>
-    </w:p>
-    <w:p>
-      <w:pPr>
-        <w:pStyle w:val="BlockText"/>
-      </w:pPr>
-      <w:r>
-        <w:t xml:space="preserve">Oluşturduğunuz sunucu sertifikasıyla yerel bir TLS sunucusu başlatın (</w:t>
-      </w:r>
-      <w:r>
-        <w:rPr>
-          <w:rStyle w:val="VerbatimChar"/>
-        </w:rPr>
-        <w:t xml:space="preserve">openssl s_server -cert sunucu.crt -key sunucu.key -cert_chain ara.crt -accept 8443</w:t>
-      </w:r>
-      <w:r>
-        <w:t xml:space="preserve">) ve</w:t>
-      </w:r>
-      <w:r>
-        <w:t xml:space="preserve"> </w:t>
-      </w:r>
-      <w:r>
-        <w:rPr>
-          <w:rStyle w:val="VerbatimChar"/>
-        </w:rPr>
-        <w:t xml:space="preserve">openssl s_client -connect localhost:8443 -CAfile kok.crt -verify_return_error</w:t>
-      </w:r>
-      <w:r>
-        <w:t xml:space="preserve"> </w:t>
-      </w:r>
-      <w:r>
-        <w:t xml:space="preserve">ile bağlanın. Sunucu ara sertifikayı göndermezse ne olur?</w:t>
-      </w:r>
-    </w:p>
-    <w:p>
-      <w:pPr>
-        <w:pStyle w:val="BlockText"/>
-      </w:pPr>
-      <w:r>
-        <w:rPr>
-          <w:b/>
-          <w:bCs/>
-        </w:rPr>
-        <w:t xml:space="preserve">Alıştırma 6 — Orta: İptal</w:t>
-      </w:r>
-    </w:p>
-    <w:p>
-      <w:pPr>
-        <w:pStyle w:val="BlockText"/>
-      </w:pPr>
-      <w:r>
-        <w:t xml:space="preserve">Laboratuvar ara CA’nız için bir</w:t>
-      </w:r>
-      <w:r>
-        <w:t xml:space="preserve"> </w:t>
-      </w:r>
-      <w:r>
-        <w:rPr>
-          <w:rStyle w:val="VerbatimChar"/>
-        </w:rPr>
-        <w:t xml:space="preserve">openssl ca</w:t>
-      </w:r>
-      <w:r>
-        <w:t xml:space="preserve"> </w:t>
-      </w:r>
-      <w:r>
-        <w:t xml:space="preserve">yapılandırması hazırlayın, sunucu sertifikasını iptal edin, CRL üretin</w:t>
-      </w:r>
-      <w:r>
-        <w:t xml:space="preserve"> </w:t>
-      </w:r>
-      <w:r>
-        <w:t xml:space="preserve">ve</w:t>
-      </w:r>
-      <w:r>
-        <w:t xml:space="preserve"> </w:t>
-      </w:r>
-      <w:r>
-        <w:rPr>
-          <w:rStyle w:val="VerbatimChar"/>
-        </w:rPr>
-        <w:t xml:space="preserve">openssl verify -crl_check</w:t>
-      </w:r>
-      <w:r>
-        <w:t xml:space="preserve"> </w:t>
-      </w:r>
-      <w:r>
-        <w:t xml:space="preserve">ile iptalin fark edildiğini gösterin.</w:t>
-      </w:r>
-    </w:p>
-    <w:p>
-      <w:pPr>
-        <w:pStyle w:val="BlockText"/>
-      </w:pPr>
-      <w:r>
-        <w:rPr>
-          <w:b/>
-          <w:bCs/>
-        </w:rPr>
-        <w:t xml:space="preserve">Alıştırma 7 — Zor: Yeniden oynatmaya dayanıklı ileti</w:t>
-      </w:r>
-    </w:p>
-    <w:p>
-      <w:pPr>
-        <w:pStyle w:val="BlockText"/>
-      </w:pPr>
-      <w:r>
-        <w:t xml:space="preserve">İki program yazın: biri</w:t>
-      </w:r>
-      <w:r>
-        <w:t xml:space="preserve"> </w:t>
-      </w:r>
-      <w:r>
-        <w:rPr>
-          <w:rStyle w:val="VerbatimChar"/>
-        </w:rPr>
-        <w:t xml:space="preserve">sayaç ‖ veri</w:t>
-      </w:r>
-      <w:r>
-        <w:t xml:space="preserve"> </w:t>
-      </w:r>
-      <w:r>
-        <w:t xml:space="preserve">biçiminde iletiyi AES-GCM ile şifreleyip (sayaç AAD olsun) gönderir, diğeri</w:t>
-      </w:r>
-      <w:r>
-        <w:t xml:space="preserve"> </w:t>
-      </w:r>
-      <w:r>
-        <w:t xml:space="preserve">alır ve daha önce görülen ya da daha küçük bir sayacı reddeder. Kaydedilen bir iletiyi yeniden gönderip reddedildiğini</w:t>
-      </w:r>
-      <w:r>
-        <w:t xml:space="preserve"> </w:t>
-      </w:r>
-      <w:r>
-        <w:t xml:space="preserve">gösterin.</w:t>
-      </w:r>
-    </w:p>
-    <w:p>
-      <w:pPr>
-        <w:pStyle w:val="BlockText"/>
-      </w:pPr>
-      <w:r>
-        <w:rPr>
-          <w:b/>
-          <w:bCs/>
-        </w:rPr>
-        <w:t xml:space="preserve">Alıştırma 8 — Zor: PKCS#11 ile imza</w:t>
-      </w:r>
-    </w:p>
-    <w:p>
-      <w:pPr>
-        <w:pStyle w:val="BlockText"/>
-      </w:pPr>
-      <w:r>
-        <w:t xml:space="preserve">SoftHSM’de ürettiğiniz anahtarla</w:t>
-      </w:r>
-      <w:r>
-        <w:t xml:space="preserve"> </w:t>
-      </w:r>
-      <w:r>
-        <w:rPr>
-          <w:rStyle w:val="VerbatimChar"/>
-        </w:rPr>
-        <w:t xml:space="preserve">pkcs11-tool --sign</w:t>
-      </w:r>
-      <w:r>
-        <w:t xml:space="preserve"> </w:t>
-      </w:r>
-      <w:r>
-        <w:t xml:space="preserve">kullanarak bir dosyayı imzalayın ve imzayı OpenSSL ile açık</w:t>
-      </w:r>
-      <w:r>
-        <w:t xml:space="preserve"> </w:t>
-      </w:r>
-      <w:r>
-        <w:t xml:space="preserve">anahtardan doğrulayın. Özel anahtarı SoftHSM’den dışa aktarmaya çalışın;</w:t>
-      </w:r>
-      <w:r>
-        <w:t xml:space="preserve"> </w:t>
-      </w:r>
-      <w:r>
-        <w:rPr>
-          <w:rStyle w:val="VerbatimChar"/>
-        </w:rPr>
-        <w:t xml:space="preserve">CKA_EXTRACTABLE</w:t>
-      </w:r>
-      <w:r>
-        <w:t xml:space="preserve"> </w:t>
-      </w:r>
-      <w:r>
-        <w:t xml:space="preserve">özniteliği bunu nasıl</w:t>
-      </w:r>
-      <w:r>
-        <w:t xml:space="preserve"> </w:t>
-      </w:r>
-      <w:r>
-        <w:t xml:space="preserve">engelliyor?</w:t>
-      </w:r>
-    </w:p>
-    <w:p>
-      <w:r>
-        <w:pict>
-          <v:rect style="width:0;height:1.5pt" o:hralign="center" o:hrstd="t" o:hr="t"/>
-        </w:pict>
-      </w:r>
-    </w:p>
-    <w:bookmarkEnd w:id="55"/>
-    <w:bookmarkStart w:id="56" w:name="kendini-sınama"/>
-    <w:p>
-      <w:pPr>
-        <w:pStyle w:val="Heading2"/>
-      </w:pPr>
-      <w:r>
-        <w:t xml:space="preserve">15. Kendini sınama</w:t>
-      </w:r>
-    </w:p>
-    <w:p>
-      <w:pPr>
-        <w:pStyle w:val="BlockText"/>
-      </w:pPr>
-      <w:r>
-        <w:rPr>
-          <w:b/>
-          <w:bCs/>
-        </w:rPr>
-        <w:t xml:space="preserve">1. 128 bit güvenlik düzeyi için RSA ve eliptik eğride anahtar uzunluğu nedir?</w:t>
-      </w:r>
-    </w:p>
-    <w:p>
-      <w:pPr>
-        <w:pStyle w:val="BlockText"/>
-      </w:pPr>
-      <w:r>
-        <w:t xml:space="preserve">RSA 3072 bit, eliptik eğri 256 bit (P-256, Ed25519/X25519).</w:t>
-      </w:r>
-    </w:p>
-    <w:p>
-      <w:pPr>
-        <w:pStyle w:val="BlockText"/>
-      </w:pPr>
-      <w:r>
-        <w:rPr>
-          <w:b/>
-          <w:bCs/>
-        </w:rPr>
-        <w:t xml:space="preserve">2. Dolgu kâhini saldırısı hangi koşulda mümkündür? İki savunma verin.</w:t>
-      </w:r>
-    </w:p>
-    <w:p>
-      <w:pPr>
-        <w:pStyle w:val="BlockText"/>
-      </w:pPr>
-      <w:r>
-        <w:t xml:space="preserve">Çözücü</w:t>
-      </w:r>
-      <w:r>
-        <w:t xml:space="preserve"> </w:t>
-      </w:r>
-      <w:r>
-        <w:t xml:space="preserve">“dolgu geçersiz”</w:t>
-      </w:r>
-      <w:r>
-        <w:t xml:space="preserve"> </w:t>
-      </w:r>
-      <w:r>
-        <w:t xml:space="preserve">ile başka hataları (farklı ileti ya da süreyle) ayırt edilebilir biçimde bildiriyorsa. AEAD</w:t>
-      </w:r>
-      <w:r>
-        <w:t xml:space="preserve"> </w:t>
-      </w:r>
-      <w:r>
-        <w:t xml:space="preserve">kullanmak; CBC zorunluysa şifrele-sonra-MAC ve MAC’i dolgudan önce doğrulamak, bütün hataları aynı biçimde döndürmek.</w:t>
-      </w:r>
-    </w:p>
-    <w:p>
-      <w:pPr>
-        <w:pStyle w:val="BlockText"/>
-      </w:pPr>
-      <w:r>
-        <w:rPr>
-          <w:b/>
-          <w:bCs/>
-        </w:rPr>
-        <w:t xml:space="preserve">3. Neden HMAC kullanılır da H(K ‖ m) kullanılmaz?</w:t>
-      </w:r>
-    </w:p>
-    <w:p>
-      <w:pPr>
-        <w:pStyle w:val="BlockText"/>
-      </w:pPr>
-      <w:r>
-        <w:t xml:space="preserve">Merkle–Damgård yapısındaki özetlerde H(K ‖ m) uzunluk uzatma saldırısına açıktır; HMAC’in iç içe yapısı bunu önler.</w:t>
-      </w:r>
-    </w:p>
-    <w:p>
-      <w:pPr>
-        <w:pStyle w:val="BlockText"/>
-      </w:pPr>
-      <w:r>
-        <w:rPr>
-          <w:b/>
-          <w:bCs/>
-        </w:rPr>
-        <w:t xml:space="preserve">4. Şifrele-sonra-MAC neden doğru sıradır?</w:t>
-      </w:r>
-    </w:p>
-    <w:p>
-      <w:pPr>
-        <w:pStyle w:val="BlockText"/>
-      </w:pPr>
-      <w:r>
-        <w:t xml:space="preserve">MAC şifreli metin üzerinden hesaplanır ve çözmeden önce doğrulanır; geçersiz ileti hiç çözülmez, dolgu kâhini ve</w:t>
-      </w:r>
-      <w:r>
-        <w:t xml:space="preserve"> </w:t>
-      </w:r>
-      <w:r>
-        <w:t xml:space="preserve">düz metin sızıntısı oluşmaz.</w:t>
-      </w:r>
-    </w:p>
-    <w:p>
-      <w:pPr>
-        <w:pStyle w:val="BlockText"/>
-      </w:pPr>
-      <w:r>
-        <w:rPr>
-          <w:b/>
-          <w:bCs/>
-        </w:rPr>
-        <w:t xml:space="preserve">5. MAC yeniden oynatmayı neden tek başına önlemez? Nasıl önlenir?</w:t>
-      </w:r>
-    </w:p>
-    <w:p>
-      <w:pPr>
-        <w:pStyle w:val="BlockText"/>
-      </w:pPr>
-      <w:r>
-        <w:t xml:space="preserve">MAC iletinin değiştirilmediğini kanıtlar, yeni olduğunu kanıtlamaz. Sayaç, zaman damgası ya da sunucunun verdiği tek</w:t>
-      </w:r>
-      <w:r>
-        <w:t xml:space="preserve"> </w:t>
-      </w:r>
-      <w:r>
-        <w:t xml:space="preserve">kullanımlık değer MAC’e katılır ve alıcı tekrarları reddeder.</w:t>
-      </w:r>
-    </w:p>
-    <w:p>
-      <w:pPr>
-        <w:pStyle w:val="BlockText"/>
-      </w:pPr>
-      <w:r>
-        <w:rPr>
-          <w:b/>
-          <w:bCs/>
-        </w:rPr>
-        <w:t xml:space="preserve">6. RSA şifrelemede ve imzada hangi dolgu şemaları önerilir?</w:t>
-      </w:r>
-    </w:p>
-    <w:p>
-      <w:pPr>
-        <w:pStyle w:val="BlockText"/>
-      </w:pPr>
-      <w:r>
-        <w:t xml:space="preserve">Şifrelemede OAEP (SHA-256), imzada PSS.</w:t>
-      </w:r>
-    </w:p>
-    <w:p>
-      <w:pPr>
-        <w:pStyle w:val="BlockText"/>
-      </w:pPr>
-      <w:r>
-        <w:rPr>
-          <w:b/>
-          <w:bCs/>
-        </w:rPr>
-        <w:t xml:space="preserve">7. ECDSA’da aynı rastgele değerin iki imzada kullanılması neden felakettir?</w:t>
-      </w:r>
-    </w:p>
-    <w:p>
-      <w:pPr>
-        <w:pStyle w:val="BlockText"/>
-      </w:pPr>
-      <w:r>
-        <w:t xml:space="preserve">İki imzadan özel anahtar hesaplanabilir. Ed25519 ya da deterministik ECDSA (RFC 6979) bu riski ortadan kaldırır.</w:t>
-      </w:r>
-    </w:p>
-    <w:p>
-      <w:pPr>
-        <w:pStyle w:val="BlockText"/>
-      </w:pPr>
-      <w:r>
-        <w:rPr>
-          <w:b/>
-          <w:bCs/>
-        </w:rPr>
-        <w:t xml:space="preserve">8.</w:t>
-      </w:r>
-      <w:r>
-        <w:rPr>
-          <w:b/>
-          <w:bCs/>
-        </w:rPr>
-        <w:t xml:space="preserve"> </w:t>
-      </w:r>
-      <w:r>
-        <w:rPr>
-          <w:rStyle w:val="VerbatimChar"/>
-          <w:b/>
-          <w:bCs/>
-        </w:rPr>
-        <w:t xml:space="preserve">EVP_DigestVerify</w:t>
-      </w:r>
-      <w:r>
-        <w:rPr>
-          <w:b/>
-          <w:bCs/>
-        </w:rPr>
-        <w:t xml:space="preserve"> </w:t>
-      </w:r>
-      <w:r>
-        <w:rPr>
-          <w:b/>
-          <w:bCs/>
-        </w:rPr>
-        <w:t xml:space="preserve">sonucunu</w:t>
-      </w:r>
-      <w:r>
-        <w:rPr>
-          <w:b/>
-          <w:bCs/>
-        </w:rPr>
-        <w:t xml:space="preserve"> </w:t>
-      </w:r>
-      <w:r>
-        <w:rPr>
-          <w:rStyle w:val="VerbatimChar"/>
-          <w:b/>
-          <w:bCs/>
-        </w:rPr>
-        <w:t xml:space="preserve">if (sonuc)</w:t>
-      </w:r>
-      <w:r>
-        <w:rPr>
-          <w:b/>
-          <w:bCs/>
-        </w:rPr>
-        <w:t xml:space="preserve"> </w:t>
-      </w:r>
-      <w:r>
-        <w:rPr>
-          <w:b/>
-          <w:bCs/>
-        </w:rPr>
-        <w:t xml:space="preserve">ile denetlemek neden hatalıdır?</w:t>
-      </w:r>
-    </w:p>
-    <w:p>
-      <w:pPr>
-        <w:pStyle w:val="BlockText"/>
-      </w:pPr>
-      <w:r>
-        <w:t xml:space="preserve">Negatif hata değerleri de doğru sayılır; hata durumunda imza geçerli kabul edilir. Denetim</w:t>
-      </w:r>
-      <w:r>
-        <w:t xml:space="preserve"> </w:t>
-      </w:r>
-      <w:r>
-        <w:rPr>
-          <w:rStyle w:val="VerbatimChar"/>
-        </w:rPr>
-        <w:t xml:space="preserve">== 1</w:t>
-      </w:r>
-      <w:r>
-        <w:t xml:space="preserve"> </w:t>
-      </w:r>
-      <w:r>
-        <w:t xml:space="preserve">olmalıdır.</w:t>
-      </w:r>
-    </w:p>
-    <w:p>
-      <w:pPr>
-        <w:pStyle w:val="BlockText"/>
-      </w:pPr>
-      <w:r>
-        <w:rPr>
-          <w:b/>
-          <w:bCs/>
-        </w:rPr>
-        <w:t xml:space="preserve">9. Kimliksiz Diffie–Hellman neden araya girmeye açıktır? TLS 1.3 bunu nasıl çözer?</w:t>
-      </w:r>
-    </w:p>
-    <w:p>
-      <w:pPr>
-        <w:pStyle w:val="BlockText"/>
-      </w:pPr>
-      <w:r>
-        <w:t xml:space="preserve">DH kiminle anlaşıldığını söylemez; aradaki biri iki tarafla ayrı ayrı DH yapabilir. TLS 1.3’te sunucu, geçici DH</w:t>
-      </w:r>
-      <w:r>
-        <w:t xml:space="preserve"> </w:t>
-      </w:r>
-      <w:r>
-        <w:t xml:space="preserve">değerlerini de içeren el sıkışma özetini sertifikasındaki anahtarla imzalar; istemci sertifikayı doğrular.</w:t>
-      </w:r>
-    </w:p>
-    <w:p>
-      <w:pPr>
-        <w:pStyle w:val="BlockText"/>
-      </w:pPr>
-      <w:r>
-        <w:rPr>
-          <w:b/>
-          <w:bCs/>
-        </w:rPr>
-        <w:t xml:space="preserve">10. Kök CA neden çevrimdışı tutulur ve ara CA neden vardır?</w:t>
-      </w:r>
-    </w:p>
-    <w:p>
-      <w:pPr>
-        <w:pStyle w:val="BlockText"/>
-      </w:pPr>
-      <w:r>
-        <w:t xml:space="preserve">Kök anahtarın ele geçirilmesi bütün zinciri çökertir ve kökü güven depolarından çıkarmak yıllar sürer. Günlük işi ara</w:t>
-      </w:r>
-      <w:r>
-        <w:t xml:space="preserve"> </w:t>
-      </w:r>
-      <w:r>
-        <w:t xml:space="preserve">CA yapar; ele geçirilirse yalnız o iptal edilir.</w:t>
-      </w:r>
-    </w:p>
-    <w:p>
-      <w:pPr>
-        <w:pStyle w:val="BlockText"/>
-      </w:pPr>
-      <w:r>
-        <w:rPr>
-          <w:b/>
-          <w:bCs/>
-        </w:rPr>
-        <w:t xml:space="preserve">11. Ad denetimi neden CN’ye değil SAN’a yapılır?</w:t>
-      </w:r>
-    </w:p>
-    <w:p>
-      <w:pPr>
-        <w:pStyle w:val="BlockText"/>
-      </w:pPr>
-      <w:r>
-        <w:t xml:space="preserve">Güncel standartlar ve istemciler yalnız SAN uzantısını dikkate alır; CN’ye bakmak eski ve belirsiz bir yöntemdir.</w:t>
-      </w:r>
-    </w:p>
-    <w:p>
-      <w:pPr>
-        <w:pStyle w:val="BlockText"/>
-      </w:pPr>
-      <w:r>
-        <w:rPr>
-          <w:b/>
-          <w:bCs/>
-        </w:rPr>
-        <w:t xml:space="preserve">12. OCSP’de</w:t>
-      </w:r>
-      <w:r>
-        <w:rPr>
-          <w:b/>
-          <w:bCs/>
-        </w:rPr>
-        <w:t xml:space="preserve"> </w:t>
-      </w:r>
-      <w:r>
-        <w:rPr>
-          <w:b/>
-          <w:bCs/>
-        </w:rPr>
-        <w:t xml:space="preserve">‘yumuşak başarısızlık’</w:t>
-      </w:r>
-      <w:r>
-        <w:rPr>
-          <w:b/>
-          <w:bCs/>
-        </w:rPr>
-        <w:t xml:space="preserve"> </w:t>
-      </w:r>
-      <w:r>
-        <w:rPr>
-          <w:b/>
-          <w:bCs/>
-        </w:rPr>
-        <w:t xml:space="preserve">nedir ve neden tehlikelidir?</w:t>
-      </w:r>
-    </w:p>
-    <w:p>
-      <w:pPr>
-        <w:pStyle w:val="BlockText"/>
-      </w:pPr>
-      <w:r>
-        <w:t xml:space="preserve">Yanıtlayıcıya ulaşılamazsa sertifikanın kabul edilmesidir. Araya giren saldırgan OCSP isteğini engelleyerek iptal</w:t>
-      </w:r>
-      <w:r>
-        <w:t xml:space="preserve"> </w:t>
-      </w:r>
-      <w:r>
-        <w:t xml:space="preserve">denetimini atlatabilir (fail-open). Zımbalama zorunluluğu ya da kısa ömürlü sertifikalar bunu azaltır.</w:t>
-      </w:r>
-    </w:p>
-    <w:p>
-      <w:pPr>
-        <w:pStyle w:val="BlockText"/>
-      </w:pPr>
-      <w:r>
-        <w:rPr>
-          <w:b/>
-          <w:bCs/>
-        </w:rPr>
-        <w:t xml:space="preserve">13. SoftHSM’in gerçek bir HSM’den farkı nedir? Neden yine de kullanılır?</w:t>
-      </w:r>
-    </w:p>
-    <w:p>
-      <w:pPr>
-        <w:pStyle w:val="BlockText"/>
-      </w:pPr>
-      <w:r>
-        <w:t xml:space="preserve">Anahtarları diskte saklar, donanım koruması yoktur. Uygulamayı PKCS#11 arayüzüne göre yazmayı sağlar; üretimde aynı</w:t>
-      </w:r>
-      <w:r>
-        <w:t xml:space="preserve"> </w:t>
-      </w:r>
-      <w:r>
-        <w:t xml:space="preserve">kod gerçek HSM’e bağlanır.</w:t>
-      </w:r>
-    </w:p>
-    <w:p>
-      <w:pPr>
-        <w:pStyle w:val="BlockText"/>
-      </w:pPr>
-      <w:r>
-        <w:rPr>
-          <w:b/>
-          <w:bCs/>
-        </w:rPr>
-        <w:t xml:space="preserve">14. Kripto çevikliği nedir ve kuantum sonrası geçişle ilişkisi nedir?</w:t>
-      </w:r>
-    </w:p>
-    <w:p>
-      <w:pPr>
-        <w:pStyle w:val="BlockText"/>
-      </w:pPr>
-      <w:r>
-        <w:t xml:space="preserve">Algoritmaları kodun her yerine gömmeden, sürüm ve algoritma kimliği taşıyan biçimlerle değiştirilebilir tutmak. ML-KEM</w:t>
-      </w:r>
-      <w:r>
-        <w:t xml:space="preserve"> </w:t>
-      </w:r>
-      <w:r>
-        <w:t xml:space="preserve">ve ML-DSA gibi yeni algoritmalara geçiş, yalnız yapılandırma ve yeniden şifrelemeyle yapılabilir.</w:t>
-      </w:r>
-    </w:p>
-    <w:p>
-      <w:r>
-        <w:pict>
-          <v:rect style="width:0;height:1.5pt" o:hralign="center" o:hrstd="t" o:hr="t"/>
-        </w:pict>
-      </w:r>
-    </w:p>
-    <w:bookmarkEnd w:id="56"/>
-    <w:bookmarkStart w:id="57" w:name="kaynaklar-ve-ileri-okuma"/>
-    <w:p>
-      <w:pPr>
-        <w:pStyle w:val="Heading2"/>
-      </w:pPr>
-      <w:r>
-        <w:t xml:space="preserve">16. Kaynaklar ve ileri okuma</w:t>
-      </w:r>
-    </w:p>
-    <w:p>
-      <w:pPr>
-        <w:pStyle w:val="FirstParagraph"/>
-      </w:pPr>
-      <w:r>
-        <w:rPr>
-          <w:b/>
-          <w:bCs/>
-        </w:rPr>
-        <w:t xml:space="preserve">Ders kitabı</w:t>
-      </w:r>
-      <w:r>
-        <w:t xml:space="preserve"> </w:t>
-      </w:r>
-      <w:r>
-        <w:t xml:space="preserve">— J. Viega, M. Messier,</w:t>
-      </w:r>
-      <w:r>
-        <w:t xml:space="preserve"> </w:t>
-      </w:r>
-      <w:r>
-        <w:rPr>
-          <w:i/>
-          <w:iCs/>
-        </w:rPr>
-        <w:t xml:space="preserve">Secure Programming Cookbook for C and C++</w:t>
-      </w:r>
-      <w:r>
-        <w:t xml:space="preserve">, O’Reilly, 2003:</w:t>
+        <w:t xml:space="preserve">Projenizde bir güncelleme ya da yapılandırma dosyası varsa,</w:t>
+      </w:r>
+      <w:r>
+        <w:t xml:space="preserve"> </w:t>
+      </w:r>
+      <w:r>
+        <w:rPr>
+          <w:b/>
+          <w:bCs/>
+        </w:rPr>
+        <w:t xml:space="preserve">imza doğrulamasını</w:t>
+      </w:r>
+      <w:r>
+        <w:t xml:space="preserve"> </w:t>
+      </w:r>
+      <w:r>
+        <w:t xml:space="preserve">ekleyin (Ed25519 önerilir) ve</w:t>
+      </w:r>
+      <w:r>
+        <w:t xml:space="preserve"> </w:t>
+      </w:r>
+      <w:r>
+        <w:t xml:space="preserve">sürüm geri almayı reddedin.</w:t>
       </w:r>
     </w:p>
     <w:p>
@@ -12630,73 +12218,975 @@
         </w:numPr>
       </w:pPr>
       <w:r>
-        <w:t xml:space="preserve">Tarif 5.2–5.4 (algoritma, anahtar uzunluğu ve kip seçimi), 5.11 (dolgu), 5.16 (hata yapmaya dirençli API)</w:t>
-      </w:r>
-    </w:p>
-    <w:p>
-      <w:pPr>
-        <w:pStyle w:val="Compact"/>
-        <w:numPr>
-          <w:ilvl w:val="0"/>
-          <w:numId w:val="1012"/>
-        </w:numPr>
-      </w:pPr>
-      <w:r>
-        <w:t xml:space="preserve">Tarif 6.3–6.4 (özet ve MAC seçimi), 6.10 (HMAC), 6.18 (şifreleme ve bütünlüğün birleştirilmesi), 6.19 (kendi MAC’ini</w:t>
-      </w:r>
-      <w:r>
-        <w:t xml:space="preserve"> </w:t>
-      </w:r>
-      <w:r>
-        <w:t xml:space="preserve">yapma — uyarı), 6.21 (yeniden oynatmaya karşı MAC)</w:t>
-      </w:r>
-    </w:p>
-    <w:p>
-      <w:pPr>
-        <w:pStyle w:val="Compact"/>
-        <w:numPr>
-          <w:ilvl w:val="0"/>
-          <w:numId w:val="1012"/>
-        </w:numPr>
-      </w:pPr>
-      <w:r>
-        <w:t xml:space="preserve">Tarif 7.1–7.3 (açık anahtar kullanımı ve seçimi), 7.10–7.14 (RSA şifreleme, imza ve güvenli birleştirme), 7.16–7.17</w:t>
-      </w:r>
-      <w:r>
-        <w:t xml:space="preserve"> </w:t>
-      </w:r>
-      <w:r>
-        <w:t xml:space="preserve">(DER ve PEM)</w:t>
-      </w:r>
-    </w:p>
-    <w:p>
-      <w:pPr>
-        <w:pStyle w:val="Compact"/>
-        <w:numPr>
-          <w:ilvl w:val="0"/>
-          <w:numId w:val="1012"/>
-        </w:numPr>
-      </w:pPr>
-      <w:r>
-        <w:t xml:space="preserve">Tarif 8.15–8.19 (parola tabanlı anahtar değişimi, RSA ile kimlikli anahtar değişimi, Diffie–Hellman, DH + imza, PKI’siz</w:t>
-      </w:r>
-      <w:r>
-        <w:t xml:space="preserve"> </w:t>
-      </w:r>
-      <w:r>
-        <w:t xml:space="preserve">doğrulama)</w:t>
-      </w:r>
-    </w:p>
-    <w:p>
-      <w:pPr>
-        <w:pStyle w:val="Compact"/>
-        <w:numPr>
-          <w:ilvl w:val="0"/>
-          <w:numId w:val="1012"/>
-        </w:numPr>
-      </w:pPr>
-      <w:r>
-        <w:t xml:space="preserve">Tarif 10.1, 10.4–10.5 (PKI ve X.509 doğrulama), 10.10–10.12 (CRL ve OCSP)</w:t>
+        <w:t xml:space="preserve">İsteğe bağlı: projenizin test sertifikaları için bu haftanın kök → ara → uç zincirini kullanın; kök anahtarı</w:t>
+      </w:r>
+      <w:r>
+        <w:t xml:space="preserve"> </w:t>
+      </w:r>
+      <w:r>
+        <w:t xml:space="preserve">depoya</w:t>
+      </w:r>
+      <w:r>
+        <w:t xml:space="preserve"> </w:t>
+      </w:r>
+      <w:r>
+        <w:rPr>
+          <w:b/>
+          <w:bCs/>
+        </w:rPr>
+        <w:t xml:space="preserve">koymayın</w:t>
+      </w:r>
+      <w:r>
+        <w:t xml:space="preserve">.</w:t>
+      </w:r>
+    </w:p>
+    <w:p>
+      <w:r>
+        <w:pict>
+          <v:rect style="width:0;height:1.5pt" o:hralign="center" o:hrstd="t" o:hr="t"/>
+        </w:pict>
+      </w:r>
+    </w:p>
+    <w:bookmarkEnd w:id="54"/>
+    <w:bookmarkStart w:id="55" w:name="kendi-başına-çalış"/>
+    <w:p>
+      <w:pPr>
+        <w:pStyle w:val="Heading2"/>
+      </w:pPr>
+      <w:r>
+        <w:t xml:space="preserve">14. Kendi başına çalış</w:t>
+      </w:r>
+    </w:p>
+    <w:p>
+      <w:pPr>
+        <w:pStyle w:val="BlockText"/>
+      </w:pPr>
+      <w:r>
+        <w:rPr>
+          <w:b/>
+          <w:bCs/>
+        </w:rPr>
+        <w:t xml:space="preserve">Alıştırma 1 — Kolay: HMAC ve uzunluk uzatma</w:t>
+      </w:r>
+    </w:p>
+    <w:p>
+      <w:pPr>
+        <w:pStyle w:val="BlockText"/>
+      </w:pPr>
+      <w:r>
+        <w:t xml:space="preserve">Aynı mesaj ve anahtar için</w:t>
+      </w:r>
+      <w:r>
+        <w:t xml:space="preserve"> </w:t>
+      </w:r>
+      <w:r>
+        <w:rPr>
+          <w:rStyle w:val="VerbatimChar"/>
+        </w:rPr>
+        <w:t xml:space="preserve">openssl dgst -sha256 -mac HMAC</w:t>
+      </w:r>
+      <w:r>
+        <w:t xml:space="preserve"> </w:t>
+      </w:r>
+      <w:r>
+        <w:t xml:space="preserve">ile HMAC ve</w:t>
+      </w:r>
+      <w:r>
+        <w:t xml:space="preserve"> </w:t>
+      </w:r>
+      <w:r>
+        <w:rPr>
+          <w:rStyle w:val="VerbatimChar"/>
+        </w:rPr>
+        <w:t xml:space="preserve">printf 'anahtar+mesaj' | openssl dgst -sha256</w:t>
+      </w:r>
+      <w:r>
+        <w:t xml:space="preserve"> </w:t>
+      </w:r>
+      <w:r>
+        <w:t xml:space="preserve">ile düz özet hesaplayın. Düz</w:t>
+      </w:r>
+      <w:r>
+        <w:t xml:space="preserve"> </w:t>
+      </w:r>
+      <w:r>
+        <w:rPr>
+          <w:rStyle w:val="VerbatimChar"/>
+        </w:rPr>
+        <w:t xml:space="preserve">H(K ‖ m)</w:t>
+      </w:r>
+      <w:r>
+        <w:t xml:space="preserve"> </w:t>
+      </w:r>
+      <w:r>
+        <w:t xml:space="preserve">yapısının neden güvensiz olduğunu uzunluk uzatma kavramıyla</w:t>
+      </w:r>
+      <w:r>
+        <w:t xml:space="preserve"> </w:t>
+      </w:r>
+      <w:r>
+        <w:t xml:space="preserve">açıklayın.</w:t>
+      </w:r>
+    </w:p>
+    <w:p>
+      <w:pPr>
+        <w:pStyle w:val="BlockText"/>
+      </w:pPr>
+      <w:r>
+        <w:rPr>
+          <w:b/>
+          <w:bCs/>
+        </w:rPr>
+        <w:t xml:space="preserve">Alıştırma 2 — Kolay: RSA ve Ed25519 karşılaştırması</w:t>
+      </w:r>
+    </w:p>
+    <w:p>
+      <w:pPr>
+        <w:pStyle w:val="BlockText"/>
+      </w:pPr>
+      <w:r>
+        <w:t xml:space="preserve">3072 bitlik bir RSA anahtarı ve bir Ed25519 anahtarı üretin. Açık anahtar dosyalarının, imzaların boyutlarını ve</w:t>
+      </w:r>
+      <w:r>
+        <w:t xml:space="preserve"> </w:t>
+      </w:r>
+      <w:r>
+        <w:t xml:space="preserve">100 imzalama işleminin süresini karşılaştırın (</w:t>
+      </w:r>
+      <w:r>
+        <w:rPr>
+          <w:rStyle w:val="VerbatimChar"/>
+        </w:rPr>
+        <w:t xml:space="preserve">openssl speed rsa3072 ed25519</w:t>
+      </w:r>
+      <w:r>
+        <w:t xml:space="preserve"> </w:t>
+      </w:r>
+      <w:r>
+        <w:t xml:space="preserve">de kullanılabilir).</w:t>
+      </w:r>
+    </w:p>
+    <w:p>
+      <w:pPr>
+        <w:pStyle w:val="BlockText"/>
+      </w:pPr>
+      <w:r>
+        <w:rPr>
+          <w:b/>
+          <w:bCs/>
+        </w:rPr>
+        <w:t xml:space="preserve">Alıştırma 3 — Orta: İmza doğrulamasının dönüş değeri</w:t>
+      </w:r>
+    </w:p>
+    <w:p>
+      <w:pPr>
+        <w:pStyle w:val="BlockText"/>
+      </w:pPr>
+      <w:r>
+        <w:t xml:space="preserve">“Dijital imza”</w:t>
+      </w:r>
+      <w:r>
+        <w:t xml:space="preserve"> </w:t>
+      </w:r>
+      <w:r>
+        <w:t xml:space="preserve">bölümündeki</w:t>
+      </w:r>
+      <w:r>
+        <w:t xml:space="preserve"> </w:t>
+      </w:r>
+      <w:r>
+        <w:rPr>
+          <w:rStyle w:val="VerbatimChar"/>
+        </w:rPr>
+        <w:t xml:space="preserve">imza_dogrula</w:t>
+      </w:r>
+      <w:r>
+        <w:t xml:space="preserve"> </w:t>
+      </w:r>
+      <w:r>
+        <w:t xml:space="preserve">fonksiyonunu çalıştırın. Önce doğru bir imzayla, sonra bir baytı</w:t>
+      </w:r>
+      <w:r>
+        <w:t xml:space="preserve"> </w:t>
+      </w:r>
+      <w:r>
+        <w:t xml:space="preserve">değiştirilmiş imzayla, sonra hatalı bir anahtar nesnesiyle deneyin.</w:t>
+      </w:r>
+      <w:r>
+        <w:t xml:space="preserve"> </w:t>
+      </w:r>
+      <w:r>
+        <w:rPr>
+          <w:rStyle w:val="VerbatimChar"/>
+        </w:rPr>
+        <w:t xml:space="preserve">if (sonuc)</w:t>
+      </w:r>
+      <w:r>
+        <w:t xml:space="preserve"> </w:t>
+      </w:r>
+      <w:r>
+        <w:t xml:space="preserve">ile</w:t>
+      </w:r>
+      <w:r>
+        <w:t xml:space="preserve"> </w:t>
+      </w:r>
+      <w:r>
+        <w:rPr>
+          <w:rStyle w:val="VerbatimChar"/>
+        </w:rPr>
+        <w:t xml:space="preserve">if (sonuc == 1)</w:t>
+      </w:r>
+      <w:r>
+        <w:t xml:space="preserve"> </w:t>
+      </w:r>
+      <w:r>
+        <w:t xml:space="preserve">arasındaki</w:t>
+      </w:r>
+      <w:r>
+        <w:t xml:space="preserve"> </w:t>
+      </w:r>
+      <w:r>
+        <w:t xml:space="preserve">farkın hangi durumda güvenlik açığına dönüştüğünü gösterin.</w:t>
+      </w:r>
+    </w:p>
+    <w:p>
+      <w:pPr>
+        <w:pStyle w:val="BlockText"/>
+      </w:pPr>
+      <w:r>
+        <w:rPr>
+          <w:b/>
+          <w:bCs/>
+        </w:rPr>
+        <w:t xml:space="preserve">Alıştırma 4 — Orta: Zinciri bozmak</w:t>
+      </w:r>
+    </w:p>
+    <w:p>
+      <w:pPr>
+        <w:pStyle w:val="BlockText"/>
+      </w:pPr>
+      <w:r>
+        <w:t xml:space="preserve">“Sınıf etkinliği”</w:t>
+      </w:r>
+      <w:r>
+        <w:t xml:space="preserve"> </w:t>
+      </w:r>
+      <w:r>
+        <w:t xml:space="preserve">bölümündeki dört senaryoyu uygulayın ve her birinde</w:t>
+      </w:r>
+      <w:r>
+        <w:t xml:space="preserve"> </w:t>
+      </w:r>
+      <w:r>
+        <w:rPr>
+          <w:rStyle w:val="VerbatimChar"/>
+        </w:rPr>
+        <w:t xml:space="preserve">openssl verify</w:t>
+      </w:r>
+      <w:r>
+        <w:t xml:space="preserve"> </w:t>
+      </w:r>
+      <w:r>
+        <w:t xml:space="preserve">ile</w:t>
+      </w:r>
+      <w:r>
+        <w:t xml:space="preserve"> </w:t>
+      </w:r>
+      <w:r>
+        <w:rPr>
+          <w:rStyle w:val="VerbatimChar"/>
+        </w:rPr>
+        <w:t xml:space="preserve">openssl s_client</w:t>
+      </w:r>
+      <w:r>
+        <w:t xml:space="preserve"> </w:t>
+      </w:r>
+      <w:r>
+        <w:t xml:space="preserve">hata iletilerini bir tabloya yazın.</w:t>
+      </w:r>
+    </w:p>
+    <w:p>
+      <w:pPr>
+        <w:pStyle w:val="BlockText"/>
+      </w:pPr>
+      <w:r>
+        <w:rPr>
+          <w:b/>
+          <w:bCs/>
+        </w:rPr>
+        <w:t xml:space="preserve">Alıştırma 5 — Orta: TLS sunucusu ve zincir</w:t>
+      </w:r>
+    </w:p>
+    <w:p>
+      <w:pPr>
+        <w:pStyle w:val="BlockText"/>
+      </w:pPr>
+      <w:r>
+        <w:t xml:space="preserve">Oluşturduğunuz sunucu sertifikasıyla yerel bir TLS sunucusu başlatın (</w:t>
+      </w:r>
+      <w:r>
+        <w:rPr>
+          <w:rStyle w:val="VerbatimChar"/>
+        </w:rPr>
+        <w:t xml:space="preserve">openssl s_server -cert sunucu.crt -key sunucu.key -cert_chain ara.crt -accept 8443</w:t>
+      </w:r>
+      <w:r>
+        <w:t xml:space="preserve">) ve</w:t>
+      </w:r>
+      <w:r>
+        <w:t xml:space="preserve"> </w:t>
+      </w:r>
+      <w:r>
+        <w:rPr>
+          <w:rStyle w:val="VerbatimChar"/>
+        </w:rPr>
+        <w:t xml:space="preserve">openssl s_client -connect localhost:8443 -CAfile kok.crt -verify_return_error</w:t>
+      </w:r>
+      <w:r>
+        <w:t xml:space="preserve"> </w:t>
+      </w:r>
+      <w:r>
+        <w:t xml:space="preserve">ile bağlanın. Sunucu ara sertifikayı göndermezse ne olur?</w:t>
+      </w:r>
+    </w:p>
+    <w:p>
+      <w:pPr>
+        <w:pStyle w:val="BlockText"/>
+      </w:pPr>
+      <w:r>
+        <w:rPr>
+          <w:b/>
+          <w:bCs/>
+        </w:rPr>
+        <w:t xml:space="preserve">Alıştırma 6 — Orta: İptal</w:t>
+      </w:r>
+    </w:p>
+    <w:p>
+      <w:pPr>
+        <w:pStyle w:val="BlockText"/>
+      </w:pPr>
+      <w:r>
+        <w:t xml:space="preserve">Laboratuvar ara CA’nız için bir</w:t>
+      </w:r>
+      <w:r>
+        <w:t xml:space="preserve"> </w:t>
+      </w:r>
+      <w:r>
+        <w:rPr>
+          <w:rStyle w:val="VerbatimChar"/>
+        </w:rPr>
+        <w:t xml:space="preserve">openssl ca</w:t>
+      </w:r>
+      <w:r>
+        <w:t xml:space="preserve"> </w:t>
+      </w:r>
+      <w:r>
+        <w:t xml:space="preserve">yapılandırması hazırlayın, sunucu sertifikasını iptal edin, CRL üretin</w:t>
+      </w:r>
+      <w:r>
+        <w:t xml:space="preserve"> </w:t>
+      </w:r>
+      <w:r>
+        <w:t xml:space="preserve">ve</w:t>
+      </w:r>
+      <w:r>
+        <w:t xml:space="preserve"> </w:t>
+      </w:r>
+      <w:r>
+        <w:rPr>
+          <w:rStyle w:val="VerbatimChar"/>
+        </w:rPr>
+        <w:t xml:space="preserve">openssl verify -crl_check</w:t>
+      </w:r>
+      <w:r>
+        <w:t xml:space="preserve"> </w:t>
+      </w:r>
+      <w:r>
+        <w:t xml:space="preserve">ile iptalin fark edildiğini gösterin.</w:t>
+      </w:r>
+    </w:p>
+    <w:p>
+      <w:pPr>
+        <w:pStyle w:val="BlockText"/>
+      </w:pPr>
+      <w:r>
+        <w:rPr>
+          <w:b/>
+          <w:bCs/>
+        </w:rPr>
+        <w:t xml:space="preserve">Alıştırma 7 — Zor: Yeniden oynatmaya dayanıklı ileti</w:t>
+      </w:r>
+    </w:p>
+    <w:p>
+      <w:pPr>
+        <w:pStyle w:val="BlockText"/>
+      </w:pPr>
+      <w:r>
+        <w:t xml:space="preserve">İki program yazın: biri</w:t>
+      </w:r>
+      <w:r>
+        <w:t xml:space="preserve"> </w:t>
+      </w:r>
+      <w:r>
+        <w:rPr>
+          <w:rStyle w:val="VerbatimChar"/>
+        </w:rPr>
+        <w:t xml:space="preserve">sayaç ‖ veri</w:t>
+      </w:r>
+      <w:r>
+        <w:t xml:space="preserve"> </w:t>
+      </w:r>
+      <w:r>
+        <w:t xml:space="preserve">biçiminde iletiyi AES-GCM ile şifreleyip (sayaç AAD olsun) gönderir, diğeri</w:t>
+      </w:r>
+      <w:r>
+        <w:t xml:space="preserve"> </w:t>
+      </w:r>
+      <w:r>
+        <w:t xml:space="preserve">alır ve daha önce görülen ya da daha küçük bir sayacı reddeder. Kaydedilen bir iletiyi yeniden gönderip reddedildiğini</w:t>
+      </w:r>
+      <w:r>
+        <w:t xml:space="preserve"> </w:t>
+      </w:r>
+      <w:r>
+        <w:t xml:space="preserve">gösterin.</w:t>
+      </w:r>
+    </w:p>
+    <w:p>
+      <w:pPr>
+        <w:pStyle w:val="BlockText"/>
+      </w:pPr>
+      <w:r>
+        <w:rPr>
+          <w:b/>
+          <w:bCs/>
+        </w:rPr>
+        <w:t xml:space="preserve">Alıştırma 8 — Zor: PKCS#11 ile imza</w:t>
+      </w:r>
+    </w:p>
+    <w:p>
+      <w:pPr>
+        <w:pStyle w:val="BlockText"/>
+      </w:pPr>
+      <w:r>
+        <w:t xml:space="preserve">SoftHSM’de ürettiğiniz anahtarla</w:t>
+      </w:r>
+      <w:r>
+        <w:t xml:space="preserve"> </w:t>
+      </w:r>
+      <w:r>
+        <w:rPr>
+          <w:rStyle w:val="VerbatimChar"/>
+        </w:rPr>
+        <w:t xml:space="preserve">pkcs11-tool --sign</w:t>
+      </w:r>
+      <w:r>
+        <w:t xml:space="preserve"> </w:t>
+      </w:r>
+      <w:r>
+        <w:t xml:space="preserve">kullanarak bir dosyayı imzalayın ve imzayı OpenSSL ile açık</w:t>
+      </w:r>
+      <w:r>
+        <w:t xml:space="preserve"> </w:t>
+      </w:r>
+      <w:r>
+        <w:t xml:space="preserve">anahtardan doğrulayın. Özel anahtarı SoftHSM’den dışa aktarmaya çalışın;</w:t>
+      </w:r>
+      <w:r>
+        <w:t xml:space="preserve"> </w:t>
+      </w:r>
+      <w:r>
+        <w:rPr>
+          <w:rStyle w:val="VerbatimChar"/>
+        </w:rPr>
+        <w:t xml:space="preserve">CKA_EXTRACTABLE</w:t>
+      </w:r>
+      <w:r>
+        <w:t xml:space="preserve"> </w:t>
+      </w:r>
+      <w:r>
+        <w:t xml:space="preserve">özniteliği bunu nasıl</w:t>
+      </w:r>
+      <w:r>
+        <w:t xml:space="preserve"> </w:t>
+      </w:r>
+      <w:r>
+        <w:t xml:space="preserve">engelliyor?</w:t>
+      </w:r>
+    </w:p>
+    <w:p>
+      <w:r>
+        <w:pict>
+          <v:rect style="width:0;height:1.5pt" o:hralign="center" o:hrstd="t" o:hr="t"/>
+        </w:pict>
+      </w:r>
+    </w:p>
+    <w:bookmarkEnd w:id="55"/>
+    <w:bookmarkStart w:id="56" w:name="kendini-sınama"/>
+    <w:p>
+      <w:pPr>
+        <w:pStyle w:val="Heading2"/>
+      </w:pPr>
+      <w:r>
+        <w:t xml:space="preserve">15. Kendini sınama</w:t>
+      </w:r>
+    </w:p>
+    <w:p>
+      <w:pPr>
+        <w:pStyle w:val="BlockText"/>
+      </w:pPr>
+      <w:r>
+        <w:rPr>
+          <w:b/>
+          <w:bCs/>
+        </w:rPr>
+        <w:t xml:space="preserve">1. 128 bit güvenlik düzeyi için RSA ve eliptik eğride anahtar uzunluğu nedir?</w:t>
+      </w:r>
+    </w:p>
+    <w:p>
+      <w:pPr>
+        <w:pStyle w:val="BlockText"/>
+      </w:pPr>
+      <w:r>
+        <w:t xml:space="preserve">RSA 3072 bit, eliptik eğri 256 bit (P-256, Ed25519/X25519).</w:t>
+      </w:r>
+    </w:p>
+    <w:p>
+      <w:pPr>
+        <w:pStyle w:val="BlockText"/>
+      </w:pPr>
+      <w:r>
+        <w:rPr>
+          <w:b/>
+          <w:bCs/>
+        </w:rPr>
+        <w:t xml:space="preserve">2. Dolgu kâhini saldırısı hangi koşulda mümkündür? İki savunma verin.</w:t>
+      </w:r>
+    </w:p>
+    <w:p>
+      <w:pPr>
+        <w:pStyle w:val="BlockText"/>
+      </w:pPr>
+      <w:r>
+        <w:t xml:space="preserve">Çözücü</w:t>
+      </w:r>
+      <w:r>
+        <w:t xml:space="preserve"> </w:t>
+      </w:r>
+      <w:r>
+        <w:t xml:space="preserve">“dolgu geçersiz”</w:t>
+      </w:r>
+      <w:r>
+        <w:t xml:space="preserve"> </w:t>
+      </w:r>
+      <w:r>
+        <w:t xml:space="preserve">ile başka hataları (farklı ileti ya da süreyle) ayırt edilebilir biçimde bildiriyorsa. AEAD</w:t>
+      </w:r>
+      <w:r>
+        <w:t xml:space="preserve"> </w:t>
+      </w:r>
+      <w:r>
+        <w:t xml:space="preserve">kullanmak; CBC zorunluysa şifrele-sonra-MAC ve MAC’i dolgudan önce doğrulamak, bütün hataları aynı biçimde döndürmek.</w:t>
+      </w:r>
+    </w:p>
+    <w:p>
+      <w:pPr>
+        <w:pStyle w:val="BlockText"/>
+      </w:pPr>
+      <w:r>
+        <w:rPr>
+          <w:b/>
+          <w:bCs/>
+        </w:rPr>
+        <w:t xml:space="preserve">3. Neden HMAC kullanılır da H(K ‖ m) kullanılmaz?</w:t>
+      </w:r>
+    </w:p>
+    <w:p>
+      <w:pPr>
+        <w:pStyle w:val="BlockText"/>
+      </w:pPr>
+      <w:r>
+        <w:t xml:space="preserve">Merkle–Damgård yapısındaki özetlerde H(K ‖ m) uzunluk uzatma saldırısına açıktır; HMAC’in iç içe yapısı bunu önler.</w:t>
+      </w:r>
+    </w:p>
+    <w:p>
+      <w:pPr>
+        <w:pStyle w:val="BlockText"/>
+      </w:pPr>
+      <w:r>
+        <w:rPr>
+          <w:b/>
+          <w:bCs/>
+        </w:rPr>
+        <w:t xml:space="preserve">4. Şifrele-sonra-MAC neden doğru sıradır?</w:t>
+      </w:r>
+    </w:p>
+    <w:p>
+      <w:pPr>
+        <w:pStyle w:val="BlockText"/>
+      </w:pPr>
+      <w:r>
+        <w:t xml:space="preserve">MAC şifreli metin üzerinden hesaplanır ve çözmeden önce doğrulanır; geçersiz ileti hiç çözülmez, dolgu kâhini ve</w:t>
+      </w:r>
+      <w:r>
+        <w:t xml:space="preserve"> </w:t>
+      </w:r>
+      <w:r>
+        <w:t xml:space="preserve">düz metin sızıntısı oluşmaz.</w:t>
+      </w:r>
+    </w:p>
+    <w:p>
+      <w:pPr>
+        <w:pStyle w:val="BlockText"/>
+      </w:pPr>
+      <w:r>
+        <w:rPr>
+          <w:b/>
+          <w:bCs/>
+        </w:rPr>
+        <w:t xml:space="preserve">5. MAC yeniden oynatmayı neden tek başına önlemez? Nasıl önlenir?</w:t>
+      </w:r>
+    </w:p>
+    <w:p>
+      <w:pPr>
+        <w:pStyle w:val="BlockText"/>
+      </w:pPr>
+      <w:r>
+        <w:t xml:space="preserve">MAC iletinin değiştirilmediğini kanıtlar, yeni olduğunu kanıtlamaz. Sayaç, zaman damgası ya da sunucunun verdiği tek</w:t>
+      </w:r>
+      <w:r>
+        <w:t xml:space="preserve"> </w:t>
+      </w:r>
+      <w:r>
+        <w:t xml:space="preserve">kullanımlık değer MAC’e katılır ve alıcı tekrarları reddeder.</w:t>
+      </w:r>
+    </w:p>
+    <w:p>
+      <w:pPr>
+        <w:pStyle w:val="BlockText"/>
+      </w:pPr>
+      <w:r>
+        <w:rPr>
+          <w:b/>
+          <w:bCs/>
+        </w:rPr>
+        <w:t xml:space="preserve">6. RSA şifrelemede ve imzada hangi dolgu şemaları önerilir?</w:t>
+      </w:r>
+    </w:p>
+    <w:p>
+      <w:pPr>
+        <w:pStyle w:val="BlockText"/>
+      </w:pPr>
+      <w:r>
+        <w:t xml:space="preserve">Şifrelemede OAEP (SHA-256), imzada PSS.</w:t>
+      </w:r>
+    </w:p>
+    <w:p>
+      <w:pPr>
+        <w:pStyle w:val="BlockText"/>
+      </w:pPr>
+      <w:r>
+        <w:rPr>
+          <w:b/>
+          <w:bCs/>
+        </w:rPr>
+        <w:t xml:space="preserve">7. ECDSA’da aynı rastgele değerin iki imzada kullanılması neden felakettir?</w:t>
+      </w:r>
+    </w:p>
+    <w:p>
+      <w:pPr>
+        <w:pStyle w:val="BlockText"/>
+      </w:pPr>
+      <w:r>
+        <w:t xml:space="preserve">İki imzadan özel anahtar hesaplanabilir. Ed25519 ya da deterministik ECDSA (RFC 6979) bu riski ortadan kaldırır.</w:t>
+      </w:r>
+    </w:p>
+    <w:p>
+      <w:pPr>
+        <w:pStyle w:val="BlockText"/>
+      </w:pPr>
+      <w:r>
+        <w:rPr>
+          <w:b/>
+          <w:bCs/>
+        </w:rPr>
+        <w:t xml:space="preserve">8.</w:t>
+      </w:r>
+      <w:r>
+        <w:rPr>
+          <w:b/>
+          <w:bCs/>
+        </w:rPr>
+        <w:t xml:space="preserve"> </w:t>
+      </w:r>
+      <w:r>
+        <w:rPr>
+          <w:rStyle w:val="VerbatimChar"/>
+          <w:b/>
+          <w:bCs/>
+        </w:rPr>
+        <w:t xml:space="preserve">EVP_DigestVerify</w:t>
+      </w:r>
+      <w:r>
+        <w:rPr>
+          <w:b/>
+          <w:bCs/>
+        </w:rPr>
+        <w:t xml:space="preserve"> </w:t>
+      </w:r>
+      <w:r>
+        <w:rPr>
+          <w:b/>
+          <w:bCs/>
+        </w:rPr>
+        <w:t xml:space="preserve">sonucunu</w:t>
+      </w:r>
+      <w:r>
+        <w:rPr>
+          <w:b/>
+          <w:bCs/>
+        </w:rPr>
+        <w:t xml:space="preserve"> </w:t>
+      </w:r>
+      <w:r>
+        <w:rPr>
+          <w:rStyle w:val="VerbatimChar"/>
+          <w:b/>
+          <w:bCs/>
+        </w:rPr>
+        <w:t xml:space="preserve">if (sonuc)</w:t>
+      </w:r>
+      <w:r>
+        <w:rPr>
+          <w:b/>
+          <w:bCs/>
+        </w:rPr>
+        <w:t xml:space="preserve"> </w:t>
+      </w:r>
+      <w:r>
+        <w:rPr>
+          <w:b/>
+          <w:bCs/>
+        </w:rPr>
+        <w:t xml:space="preserve">ile denetlemek neden hatalıdır?</w:t>
+      </w:r>
+    </w:p>
+    <w:p>
+      <w:pPr>
+        <w:pStyle w:val="BlockText"/>
+      </w:pPr>
+      <w:r>
+        <w:t xml:space="preserve">Negatif hata değerleri de doğru sayılır; hata durumunda imza geçerli kabul edilir. Denetim</w:t>
+      </w:r>
+      <w:r>
+        <w:t xml:space="preserve"> </w:t>
+      </w:r>
+      <w:r>
+        <w:rPr>
+          <w:rStyle w:val="VerbatimChar"/>
+        </w:rPr>
+        <w:t xml:space="preserve">== 1</w:t>
+      </w:r>
+      <w:r>
+        <w:t xml:space="preserve"> </w:t>
+      </w:r>
+      <w:r>
+        <w:t xml:space="preserve">olmalıdır.</w:t>
+      </w:r>
+    </w:p>
+    <w:p>
+      <w:pPr>
+        <w:pStyle w:val="BlockText"/>
+      </w:pPr>
+      <w:r>
+        <w:rPr>
+          <w:b/>
+          <w:bCs/>
+        </w:rPr>
+        <w:t xml:space="preserve">9. Kimliksiz Diffie–Hellman neden araya girmeye açıktır? TLS 1.3 bunu nasıl çözer?</w:t>
+      </w:r>
+    </w:p>
+    <w:p>
+      <w:pPr>
+        <w:pStyle w:val="BlockText"/>
+      </w:pPr>
+      <w:r>
+        <w:t xml:space="preserve">DH kiminle anlaşıldığını söylemez; aradaki biri iki tarafla ayrı ayrı DH yapabilir. TLS 1.3’te sunucu, geçici DH</w:t>
+      </w:r>
+      <w:r>
+        <w:t xml:space="preserve"> </w:t>
+      </w:r>
+      <w:r>
+        <w:t xml:space="preserve">değerlerini de içeren el sıkışma özetini sertifikasındaki anahtarla imzalar; istemci sertifikayı doğrular.</w:t>
+      </w:r>
+    </w:p>
+    <w:p>
+      <w:pPr>
+        <w:pStyle w:val="BlockText"/>
+      </w:pPr>
+      <w:r>
+        <w:rPr>
+          <w:b/>
+          <w:bCs/>
+        </w:rPr>
+        <w:t xml:space="preserve">10. Kök CA neden çevrimdışı tutulur ve ara CA neden vardır?</w:t>
+      </w:r>
+    </w:p>
+    <w:p>
+      <w:pPr>
+        <w:pStyle w:val="BlockText"/>
+      </w:pPr>
+      <w:r>
+        <w:t xml:space="preserve">Kök anahtarın ele geçirilmesi bütün zinciri çökertir ve kökü güven depolarından çıkarmak yıllar sürer. Günlük işi ara</w:t>
+      </w:r>
+      <w:r>
+        <w:t xml:space="preserve"> </w:t>
+      </w:r>
+      <w:r>
+        <w:t xml:space="preserve">CA yapar; ele geçirilirse yalnız o iptal edilir.</w:t>
+      </w:r>
+    </w:p>
+    <w:p>
+      <w:pPr>
+        <w:pStyle w:val="BlockText"/>
+      </w:pPr>
+      <w:r>
+        <w:rPr>
+          <w:b/>
+          <w:bCs/>
+        </w:rPr>
+        <w:t xml:space="preserve">11. Ad denetimi neden CN’ye değil SAN’a yapılır?</w:t>
+      </w:r>
+    </w:p>
+    <w:p>
+      <w:pPr>
+        <w:pStyle w:val="BlockText"/>
+      </w:pPr>
+      <w:r>
+        <w:t xml:space="preserve">Güncel standartlar ve istemciler yalnız SAN uzantısını dikkate alır; CN’ye bakmak eski ve belirsiz bir yöntemdir.</w:t>
+      </w:r>
+    </w:p>
+    <w:p>
+      <w:pPr>
+        <w:pStyle w:val="BlockText"/>
+      </w:pPr>
+      <w:r>
+        <w:rPr>
+          <w:b/>
+          <w:bCs/>
+        </w:rPr>
+        <w:t xml:space="preserve">12. OCSP’de</w:t>
+      </w:r>
+      <w:r>
+        <w:rPr>
+          <w:b/>
+          <w:bCs/>
+        </w:rPr>
+        <w:t xml:space="preserve"> </w:t>
+      </w:r>
+      <w:r>
+        <w:rPr>
+          <w:b/>
+          <w:bCs/>
+        </w:rPr>
+        <w:t xml:space="preserve">‘yumuşak başarısızlık’</w:t>
+      </w:r>
+      <w:r>
+        <w:rPr>
+          <w:b/>
+          <w:bCs/>
+        </w:rPr>
+        <w:t xml:space="preserve"> </w:t>
+      </w:r>
+      <w:r>
+        <w:rPr>
+          <w:b/>
+          <w:bCs/>
+        </w:rPr>
+        <w:t xml:space="preserve">nedir ve neden tehlikelidir?</w:t>
+      </w:r>
+    </w:p>
+    <w:p>
+      <w:pPr>
+        <w:pStyle w:val="BlockText"/>
+      </w:pPr>
+      <w:r>
+        <w:t xml:space="preserve">Yanıtlayıcıya ulaşılamazsa sertifikanın kabul edilmesidir. Araya giren saldırgan OCSP isteğini engelleyerek iptal</w:t>
+      </w:r>
+      <w:r>
+        <w:t xml:space="preserve"> </w:t>
+      </w:r>
+      <w:r>
+        <w:t xml:space="preserve">denetimini atlatabilir (fail-open). Zımbalama zorunluluğu ya da kısa ömürlü sertifikalar bunu azaltır.</w:t>
+      </w:r>
+    </w:p>
+    <w:p>
+      <w:pPr>
+        <w:pStyle w:val="BlockText"/>
+      </w:pPr>
+      <w:r>
+        <w:rPr>
+          <w:b/>
+          <w:bCs/>
+        </w:rPr>
+        <w:t xml:space="preserve">13. SoftHSM’in gerçek bir HSM’den farkı nedir? Neden yine de kullanılır?</w:t>
+      </w:r>
+    </w:p>
+    <w:p>
+      <w:pPr>
+        <w:pStyle w:val="BlockText"/>
+      </w:pPr>
+      <w:r>
+        <w:t xml:space="preserve">Anahtarları diskte saklar, donanım koruması yoktur. Uygulamayı PKCS#11 arayüzüne göre yazmayı sağlar; üretimde aynı</w:t>
+      </w:r>
+      <w:r>
+        <w:t xml:space="preserve"> </w:t>
+      </w:r>
+      <w:r>
+        <w:t xml:space="preserve">kod gerçek HSM’e bağlanır.</w:t>
+      </w:r>
+    </w:p>
+    <w:p>
+      <w:pPr>
+        <w:pStyle w:val="BlockText"/>
+      </w:pPr>
+      <w:r>
+        <w:rPr>
+          <w:b/>
+          <w:bCs/>
+        </w:rPr>
+        <w:t xml:space="preserve">14. Kripto çevikliği nedir ve kuantum sonrası geçişle ilişkisi nedir?</w:t>
+      </w:r>
+    </w:p>
+    <w:p>
+      <w:pPr>
+        <w:pStyle w:val="BlockText"/>
+      </w:pPr>
+      <w:r>
+        <w:t xml:space="preserve">Algoritmaları kodun her yerine gömmeden, sürüm ve algoritma kimliği taşıyan biçimlerle değiştirilebilir tutmak. ML-KEM</w:t>
+      </w:r>
+      <w:r>
+        <w:t xml:space="preserve"> </w:t>
+      </w:r>
+      <w:r>
+        <w:t xml:space="preserve">ve ML-DSA gibi yeni algoritmalara geçiş, yalnız yapılandırma ve yeniden şifrelemeyle yapılabilir.</w:t>
+      </w:r>
+    </w:p>
+    <w:p>
+      <w:r>
+        <w:pict>
+          <v:rect style="width:0;height:1.5pt" o:hralign="center" o:hrstd="t" o:hr="t"/>
+        </w:pict>
+      </w:r>
+    </w:p>
+    <w:bookmarkEnd w:id="56"/>
+    <w:bookmarkStart w:id="57" w:name="kaynaklar-ve-ileri-okuma"/>
+    <w:p>
+      <w:pPr>
+        <w:pStyle w:val="Heading2"/>
+      </w:pPr>
+      <w:r>
+        <w:t xml:space="preserve">16. Kaynaklar ve ileri okuma</w:t>
       </w:r>
     </w:p>
     <w:p>
@@ -12708,7 +13198,26 @@
           <w:b/>
           <w:bCs/>
         </w:rPr>
-        <w:t xml:space="preserve">Açık standartlar ve kaynaklar</w:t>
+        <w:t xml:space="preserve">Ders kitabı</w:t>
+      </w:r>
+      <w:r>
+        <w:t xml:space="preserve"> </w:t>
+      </w:r>
+      <w:r>
+        <w:t xml:space="preserve">— J. Viega, M. Messier,</w:t>
+      </w:r>
+      <w:r>
+        <w:t xml:space="preserve"> </w:t>
+      </w:r>
+      <w:r>
+        <w:rPr>
+          <w:i/>
+          <w:iCs/>
+        </w:rPr>
+        <w:t xml:space="preserve">Secure Programming Cookbook for C and C++</w:t>
+      </w:r>
+      <w:r>
+        <w:t xml:space="preserve">, O’Reilly, 2003:</w:t>
       </w:r>
     </w:p>
     <w:p>
@@ -12720,13 +13229,7 @@
         </w:numPr>
       </w:pPr>
       <w:r>
-        <w:t xml:space="preserve">NIST SP 800-57 Part 1 (anahtar yönetimi ve güvenlik düzeyleri), SP 800-131A (algoritma geçişleri), SP 800-38A/D</w:t>
-      </w:r>
-      <w:r>
-        <w:t xml:space="preserve"> </w:t>
-      </w:r>
-      <w:r>
-        <w:t xml:space="preserve">(kipler, GCM), FIPS 186-5 (dijital imza), FIPS 203/204/205 (kuantum sonrası).</w:t>
+        <w:t xml:space="preserve">Tarif 5.2–5.4 (algoritma, anahtar uzunluğu ve kip seçimi), 5.11 (dolgu), 5.16 (hata yapmaya dirençli API)</w:t>
       </w:r>
     </w:p>
     <w:p>
@@ -12738,13 +13241,13 @@
         </w:numPr>
       </w:pPr>
       <w:r>
-        <w:t xml:space="preserve">RFC 2104 (HMAC), RFC 8017 (PKCS#1 v2.2: OAEP, PSS), RFC 8032 (Ed25519), RFC 7748 (X25519), RFC 5280 (X.509 ve CRL),</w:t>
-      </w:r>
-      <w:r>
-        <w:t xml:space="preserve"> </w:t>
-      </w:r>
-      <w:r>
-        <w:t xml:space="preserve">RFC 6960 (OCSP), RFC 6979 (deterministik ECDSA), RFC 8446 (TLS 1.3).</w:t>
+        <w:t xml:space="preserve">Tarif 6.3–6.4 (özet ve MAC seçimi), 6.10 (HMAC), 6.18 (şifreleme ve bütünlüğün birleştirilmesi), 6.19 (kendi MAC’ini</w:t>
+      </w:r>
+      <w:r>
+        <w:t xml:space="preserve"> </w:t>
+      </w:r>
+      <w:r>
+        <w:t xml:space="preserve">yapma — uyarı), 6.21 (yeniden oynatmaya karşı MAC)</w:t>
       </w:r>
     </w:p>
     <w:p>
@@ -12756,76 +13259,13 @@
         </w:numPr>
       </w:pPr>
       <w:r>
-        <w:t xml:space="preserve">OASIS PKCS#11 v3; SoftHSM belgeleri; OpenSSL 3 kılavuz sayfaları (</w:t>
-      </w:r>
-      <w:r>
-        <w:rPr>
-          <w:rStyle w:val="VerbatimChar"/>
-        </w:rPr>
-        <w:t xml:space="preserve">genpkey</w:t>
-      </w:r>
-      <w:r>
-        <w:t xml:space="preserve">,</w:t>
-      </w:r>
-      <w:r>
-        <w:t xml:space="preserve"> </w:t>
-      </w:r>
-      <w:r>
-        <w:rPr>
-          <w:rStyle w:val="VerbatimChar"/>
-        </w:rPr>
-        <w:t xml:space="preserve">req</w:t>
-      </w:r>
-      <w:r>
-        <w:t xml:space="preserve">,</w:t>
-      </w:r>
-      <w:r>
-        <w:t xml:space="preserve"> </w:t>
-      </w:r>
-      <w:r>
-        <w:rPr>
-          <w:rStyle w:val="VerbatimChar"/>
-        </w:rPr>
-        <w:t xml:space="preserve">x509</w:t>
-      </w:r>
-      <w:r>
-        <w:t xml:space="preserve">,</w:t>
-      </w:r>
-      <w:r>
-        <w:t xml:space="preserve"> </w:t>
-      </w:r>
-      <w:r>
-        <w:rPr>
-          <w:rStyle w:val="VerbatimChar"/>
-        </w:rPr>
-        <w:t xml:space="preserve">verify</w:t>
-      </w:r>
-      <w:r>
-        <w:t xml:space="preserve">,</w:t>
-      </w:r>
-      <w:r>
-        <w:t xml:space="preserve"> </w:t>
-      </w:r>
-      <w:r>
-        <w:rPr>
-          <w:rStyle w:val="VerbatimChar"/>
-        </w:rPr>
-        <w:t xml:space="preserve">ca</w:t>
-      </w:r>
-      <w:r>
-        <w:t xml:space="preserve">,</w:t>
-      </w:r>
-      <w:r>
-        <w:t xml:space="preserve"> </w:t>
-      </w:r>
-      <w:r>
-        <w:rPr>
-          <w:rStyle w:val="VerbatimChar"/>
-        </w:rPr>
-        <w:t xml:space="preserve">pkeyutl</w:t>
-      </w:r>
-      <w:r>
-        <w:t xml:space="preserve">).</w:t>
+        <w:t xml:space="preserve">Tarif 7.1–7.3 (açık anahtar kullanımı ve seçimi), 7.10–7.14 (RSA şifreleme, imza ve güvenli birleştirme), 7.16–7.17</w:t>
+      </w:r>
+      <w:r>
+        <w:t xml:space="preserve"> </w:t>
+      </w:r>
+      <w:r>
+        <w:t xml:space="preserve">(DER ve PEM)</w:t>
       </w:r>
     </w:p>
     <w:p>
@@ -12834,6 +13274,165 @@
         <w:numPr>
           <w:ilvl w:val="0"/>
           <w:numId w:val="1013"/>
+        </w:numPr>
+      </w:pPr>
+      <w:r>
+        <w:t xml:space="preserve">Tarif 8.15–8.19 (parola tabanlı anahtar değişimi, RSA ile kimlikli anahtar değişimi, Diffie–Hellman, DH + imza, PKI’siz</w:t>
+      </w:r>
+      <w:r>
+        <w:t xml:space="preserve"> </w:t>
+      </w:r>
+      <w:r>
+        <w:t xml:space="preserve">doğrulama)</w:t>
+      </w:r>
+    </w:p>
+    <w:p>
+      <w:pPr>
+        <w:pStyle w:val="Compact"/>
+        <w:numPr>
+          <w:ilvl w:val="0"/>
+          <w:numId w:val="1013"/>
+        </w:numPr>
+      </w:pPr>
+      <w:r>
+        <w:t xml:space="preserve">Tarif 10.1, 10.4–10.5 (PKI ve X.509 doğrulama), 10.10–10.12 (CRL ve OCSP)</w:t>
+      </w:r>
+    </w:p>
+    <w:p>
+      <w:pPr>
+        <w:pStyle w:val="FirstParagraph"/>
+      </w:pPr>
+      <w:r>
+        <w:rPr>
+          <w:b/>
+          <w:bCs/>
+        </w:rPr>
+        <w:t xml:space="preserve">Açık standartlar ve kaynaklar</w:t>
+      </w:r>
+    </w:p>
+    <w:p>
+      <w:pPr>
+        <w:pStyle w:val="Compact"/>
+        <w:numPr>
+          <w:ilvl w:val="0"/>
+          <w:numId w:val="1014"/>
+        </w:numPr>
+      </w:pPr>
+      <w:r>
+        <w:t xml:space="preserve">NIST SP 800-57 Part 1 (anahtar yönetimi ve güvenlik düzeyleri), SP 800-131A (algoritma geçişleri), SP 800-38A/D</w:t>
+      </w:r>
+      <w:r>
+        <w:t xml:space="preserve"> </w:t>
+      </w:r>
+      <w:r>
+        <w:t xml:space="preserve">(kipler, GCM), FIPS 186-5 (dijital imza), FIPS 203/204/205 (kuantum sonrası).</w:t>
+      </w:r>
+    </w:p>
+    <w:p>
+      <w:pPr>
+        <w:pStyle w:val="Compact"/>
+        <w:numPr>
+          <w:ilvl w:val="0"/>
+          <w:numId w:val="1014"/>
+        </w:numPr>
+      </w:pPr>
+      <w:r>
+        <w:t xml:space="preserve">RFC 2104 (HMAC), RFC 8017 (PKCS#1 v2.2: OAEP, PSS), RFC 8032 (Ed25519), RFC 7748 (X25519), RFC 5280 (X.509 ve CRL),</w:t>
+      </w:r>
+      <w:r>
+        <w:t xml:space="preserve"> </w:t>
+      </w:r>
+      <w:r>
+        <w:t xml:space="preserve">RFC 6960 (OCSP), RFC 6979 (deterministik ECDSA), RFC 8446 (TLS 1.3).</w:t>
+      </w:r>
+    </w:p>
+    <w:p>
+      <w:pPr>
+        <w:pStyle w:val="Compact"/>
+        <w:numPr>
+          <w:ilvl w:val="0"/>
+          <w:numId w:val="1014"/>
+        </w:numPr>
+      </w:pPr>
+      <w:r>
+        <w:t xml:space="preserve">OASIS PKCS#11 v3; SoftHSM belgeleri; OpenSSL 3 kılavuz sayfaları (</w:t>
+      </w:r>
+      <w:r>
+        <w:rPr>
+          <w:rStyle w:val="VerbatimChar"/>
+        </w:rPr>
+        <w:t xml:space="preserve">genpkey</w:t>
+      </w:r>
+      <w:r>
+        <w:t xml:space="preserve">,</w:t>
+      </w:r>
+      <w:r>
+        <w:t xml:space="preserve"> </w:t>
+      </w:r>
+      <w:r>
+        <w:rPr>
+          <w:rStyle w:val="VerbatimChar"/>
+        </w:rPr>
+        <w:t xml:space="preserve">req</w:t>
+      </w:r>
+      <w:r>
+        <w:t xml:space="preserve">,</w:t>
+      </w:r>
+      <w:r>
+        <w:t xml:space="preserve"> </w:t>
+      </w:r>
+      <w:r>
+        <w:rPr>
+          <w:rStyle w:val="VerbatimChar"/>
+        </w:rPr>
+        <w:t xml:space="preserve">x509</w:t>
+      </w:r>
+      <w:r>
+        <w:t xml:space="preserve">,</w:t>
+      </w:r>
+      <w:r>
+        <w:t xml:space="preserve"> </w:t>
+      </w:r>
+      <w:r>
+        <w:rPr>
+          <w:rStyle w:val="VerbatimChar"/>
+        </w:rPr>
+        <w:t xml:space="preserve">verify</w:t>
+      </w:r>
+      <w:r>
+        <w:t xml:space="preserve">,</w:t>
+      </w:r>
+      <w:r>
+        <w:t xml:space="preserve"> </w:t>
+      </w:r>
+      <w:r>
+        <w:rPr>
+          <w:rStyle w:val="VerbatimChar"/>
+        </w:rPr>
+        <w:t xml:space="preserve">ca</w:t>
+      </w:r>
+      <w:r>
+        <w:t xml:space="preserve">,</w:t>
+      </w:r>
+      <w:r>
+        <w:t xml:space="preserve"> </w:t>
+      </w:r>
+      <w:r>
+        <w:rPr>
+          <w:rStyle w:val="VerbatimChar"/>
+        </w:rPr>
+        <w:t xml:space="preserve">pkeyutl</w:t>
+      </w:r>
+      <w:r>
+        <w:t xml:space="preserve">).</w:t>
+      </w:r>
+    </w:p>
+    <w:p>
+      <w:pPr>
+        <w:pStyle w:val="Compact"/>
+        <w:numPr>
+          <w:ilvl w:val="0"/>
+          <w:numId w:val="1014"/>
         </w:numPr>
       </w:pPr>
       <w:r>
@@ -13881,34 +14480,7 @@
     </w:lvlOverride>
   </w:num>
   <w:num w:numId="1002">
-    <w:abstractNumId w:val="99411"/>
-    <w:lvlOverride w:ilvl="0">
-      <w:startOverride w:val="1"/>
-    </w:lvlOverride>
-    <w:lvlOverride w:ilvl="1">
-      <w:startOverride w:val="1"/>
-    </w:lvlOverride>
-    <w:lvlOverride w:ilvl="2">
-      <w:startOverride w:val="1"/>
-    </w:lvlOverride>
-    <w:lvlOverride w:ilvl="3">
-      <w:startOverride w:val="1"/>
-    </w:lvlOverride>
-    <w:lvlOverride w:ilvl="4">
-      <w:startOverride w:val="1"/>
-    </w:lvlOverride>
-    <w:lvlOverride w:ilvl="5">
-      <w:startOverride w:val="1"/>
-    </w:lvlOverride>
-    <w:lvlOverride w:ilvl="6">
-      <w:startOverride w:val="1"/>
-    </w:lvlOverride>
-    <w:lvlOverride w:ilvl="7">
-      <w:startOverride w:val="1"/>
-    </w:lvlOverride>
-    <w:lvlOverride w:ilvl="8">
-      <w:startOverride w:val="1"/>
-    </w:lvlOverride>
+    <w:abstractNumId w:val="991"/>
   </w:num>
   <w:num w:numId="1003">
     <w:abstractNumId w:val="99411"/>
@@ -13941,9 +14513,6 @@
     </w:lvlOverride>
   </w:num>
   <w:num w:numId="1004">
-    <w:abstractNumId w:val="991"/>
-  </w:num>
-  <w:num w:numId="1005">
     <w:abstractNumId w:val="99411"/>
     <w:lvlOverride w:ilvl="0">
       <w:startOverride w:val="1"/>
@@ -13972,6 +14541,9 @@
     <w:lvlOverride w:ilvl="8">
       <w:startOverride w:val="1"/>
     </w:lvlOverride>
+  </w:num>
+  <w:num w:numId="1005">
+    <w:abstractNumId w:val="991"/>
   </w:num>
   <w:num w:numId="1006">
     <w:abstractNumId w:val="99411"/>
@@ -14004,7 +14576,34 @@
     </w:lvlOverride>
   </w:num>
   <w:num w:numId="1007">
-    <w:abstractNumId w:val="992"/>
+    <w:abstractNumId w:val="99411"/>
+    <w:lvlOverride w:ilvl="0">
+      <w:startOverride w:val="1"/>
+    </w:lvlOverride>
+    <w:lvlOverride w:ilvl="1">
+      <w:startOverride w:val="1"/>
+    </w:lvlOverride>
+    <w:lvlOverride w:ilvl="2">
+      <w:startOverride w:val="1"/>
+    </w:lvlOverride>
+    <w:lvlOverride w:ilvl="3">
+      <w:startOverride w:val="1"/>
+    </w:lvlOverride>
+    <w:lvlOverride w:ilvl="4">
+      <w:startOverride w:val="1"/>
+    </w:lvlOverride>
+    <w:lvlOverride w:ilvl="5">
+      <w:startOverride w:val="1"/>
+    </w:lvlOverride>
+    <w:lvlOverride w:ilvl="6">
+      <w:startOverride w:val="1"/>
+    </w:lvlOverride>
+    <w:lvlOverride w:ilvl="7">
+      <w:startOverride w:val="1"/>
+    </w:lvlOverride>
+    <w:lvlOverride w:ilvl="8">
+      <w:startOverride w:val="1"/>
+    </w:lvlOverride>
   </w:num>
   <w:num w:numId="1008">
     <w:abstractNumId w:val="992"/>
@@ -14019,9 +14618,12 @@
     <w:abstractNumId w:val="992"/>
   </w:num>
   <w:num w:numId="1012">
+    <w:abstractNumId w:val="992"/>
+  </w:num>
+  <w:num w:numId="1013">
     <w:abstractNumId w:val="991"/>
   </w:num>
-  <w:num w:numId="1013">
+  <w:num w:numId="1014">
     <w:abstractNumId w:val="991"/>
   </w:num>
 </w:numbering>

--- a/docs/week-10/cen429-week-10-ders-notu.tr.docx
+++ b/docs/week-10/cen429-week-10-ders-notu.tr.docx
@@ -2,7 +2,7 @@
 <file path=word/document.xml><?xml version="1.0" encoding="utf-8"?>
 <w:document xmlns:w="http://schemas.openxmlformats.org/wordprocessingml/2006/main" xmlns:m="http://schemas.openxmlformats.org/officeDocument/2006/math" xmlns:r="http://schemas.openxmlformats.org/officeDocument/2006/relationships" xmlns:o="urn:schemas-microsoft-com:office:office" xmlns:v="urn:schemas-microsoft-com:vml" xmlns:w10="urn:schemas-microsoft-com:office:word" xmlns:a="http://schemas.openxmlformats.org/drawingml/2006/main" xmlns:pic="http://schemas.openxmlformats.org/drawingml/2006/picture" xmlns:wp="http://schemas.openxmlformats.org/drawingml/2006/wordprocessingDrawing">
   <w:body>
-    <w:bookmarkStart w:id="58" w:name="Xb453c1af0fe1cc67261921e51d334e08c344a3e"/>
+    <w:bookmarkStart w:id="74" w:name="Xb453c1af0fe1cc67261921e51d334e08c344a3e"/>
     <w:p>
       <w:pPr>
         <w:pStyle w:val="Heading1"/>
@@ -1495,13 +1495,13 @@
         </w:pict>
       </w:r>
     </w:p>
-    <w:bookmarkStart w:id="23" w:name="X47c4d8a348c15ec8732a2f3c0d4b29c056fbad9"/>
+    <w:bookmarkStart w:id="35" w:name="temel-kavramlar-sıfırdan"/>
     <w:p>
       <w:pPr>
         <w:pStyle w:val="Heading2"/>
       </w:pPr>
       <w:r>
-        <w:t xml:space="preserve">1. Kriptografinin haritası ve algoritma seçimi</w:t>
+        <w:t xml:space="preserve">0. Temel kavramlar (sıfırdan)</w:t>
       </w:r>
     </w:p>
     <w:p>
@@ -1509,53 +1509,29 @@
         <w:pStyle w:val="FirstParagraph"/>
       </w:pPr>
       <w:r>
-        <w:t xml:space="preserve">Üçüncü haftada veriyi aktarımda, beklemede ve kullanımda korumak için kriptografiyi bir</w:t>
-      </w:r>
-      <w:r>
-        <w:t xml:space="preserve"> </w:t>
-      </w:r>
-      <w:r>
-        <w:rPr>
-          <w:b/>
-          <w:bCs/>
-        </w:rPr>
-        <w:t xml:space="preserve">araç</w:t>
-      </w:r>
-      <w:r>
-        <w:t xml:space="preserve"> </w:t>
-      </w:r>
-      <w:r>
-        <w:t xml:space="preserve">olarak kullandık. Bu hafta</w:t>
-      </w:r>
-      <w:r>
-        <w:t xml:space="preserve"> </w:t>
-      </w:r>
-      <w:r>
-        <w:t xml:space="preserve">aynı araçların içine bakıyoruz: hangi algoritma hangi işi yapar, neden bazıları terk edildi, nasıl seçilir ve bir</w:t>
-      </w:r>
-      <w:r>
-        <w:t xml:space="preserve"> </w:t>
-      </w:r>
-      <w:r>
-        <w:t xml:space="preserve">sertifika otoritesi (CA) bu yapıya nasıl oturur. Kitabın 4–8. ve 10–11. bölümleri, 55’ten fazla tarifle bu konuları</w:t>
-      </w:r>
-      <w:r>
-        <w:t xml:space="preserve"> </w:t>
-      </w:r>
-      <w:r>
-        <w:t xml:space="preserve">işler; 2003’ten beri algoritmaların çoğu değiştiği için her birini güncel karşılığıyla veriyoruz.</w:t>
-      </w:r>
-    </w:p>
-    <w:p>
-      <w:pPr>
-        <w:pStyle w:val="BlockText"/>
-      </w:pPr>
-      <w:r>
-        <w:rPr>
-          <w:b/>
-          <w:bCs/>
-        </w:rPr>
-        <w:t xml:space="preserve">Kısa tarihçe: anahtarlar, sertifikalar ve PKI</w:t>
+        <w:t xml:space="preserve">Bu bölüm</w:t>
+      </w:r>
+      <w:r>
+        <w:t xml:space="preserve"> </w:t>
+      </w:r>
+      <w:r>
+        <w:rPr>
+          <w:b/>
+          <w:bCs/>
+        </w:rPr>
+        <w:t xml:space="preserve">hiçbir ön bilgi varsaymaz</w:t>
+      </w:r>
+      <w:r>
+        <w:t xml:space="preserve">. Haftanın geri kalanında kullanacağımız terimleri sıfırdan tanımlıyoruz. Bir terimi bilmiyorsanız önce burayı okuyun; sonraki bölümler bunların üzerine kurulur.</w:t>
+      </w:r>
+    </w:p>
+    <w:bookmarkStart w:id="20" w:name="simetrik-vs-asimetrik-hatırlatma"/>
+    <w:p>
+      <w:pPr>
+        <w:pStyle w:val="Heading3"/>
+      </w:pPr>
+      <w:r>
+        <w:t xml:space="preserve">Simetrik vs asimetrik (hatırlatma)</w:t>
       </w:r>
     </w:p>
     <w:p>
@@ -1571,38 +1547,13 @@
           <w:b/>
           <w:bCs/>
         </w:rPr>
-        <w:t xml:space="preserve">1976–77</w:t>
-      </w:r>
-      <w:r>
-        <w:t xml:space="preserve"> </w:t>
-      </w:r>
-      <w:r>
-        <w:t xml:space="preserve">— Diffie–Hellman ve</w:t>
-      </w:r>
-      <w:r>
-        <w:t xml:space="preserve"> </w:t>
-      </w:r>
-      <w:r>
-        <w:rPr>
-          <w:b/>
-          <w:bCs/>
-        </w:rPr>
-        <w:t xml:space="preserve">RSA</w:t>
-      </w:r>
-      <w:r>
-        <w:t xml:space="preserve">: açık anahtar,</w:t>
-      </w:r>
-      <w:r>
-        <w:t xml:space="preserve"> </w:t>
-      </w:r>
-      <w:r>
-        <w:t xml:space="preserve">“tanımadığın biriyle güvenli konuşma”</w:t>
-      </w:r>
-      <w:r>
-        <w:t xml:space="preserve"> </w:t>
-      </w:r>
-      <w:r>
-        <w:t xml:space="preserve">sorununu çözer.</w:t>
+        <w:t xml:space="preserve">Simetrik:</w:t>
+      </w:r>
+      <w:r>
+        <w:t xml:space="preserve"> </w:t>
+      </w:r>
+      <w:r>
+        <w:t xml:space="preserve">tek anahtar, şifrele ve çöz (AES). Hızlı.</w:t>
       </w:r>
     </w:p>
     <w:p>
@@ -1618,45 +1569,13 @@
           <w:b/>
           <w:bCs/>
         </w:rPr>
-        <w:t xml:space="preserve">1988</w:t>
-      </w:r>
-      <w:r>
-        <w:t xml:space="preserve"> </w:t>
-      </w:r>
-      <w:r>
-        <w:t xml:space="preserve">—</w:t>
-      </w:r>
-      <w:r>
-        <w:t xml:space="preserve"> </w:t>
-      </w:r>
-      <w:r>
-        <w:rPr>
-          <w:b/>
-          <w:bCs/>
-        </w:rPr>
-        <w:t xml:space="preserve">X.509</w:t>
-      </w:r>
-      <w:r>
-        <w:t xml:space="preserve"> </w:t>
-      </w:r>
-      <w:r>
-        <w:t xml:space="preserve">sertifika biçimi standartlaşır; kimliği bir</w:t>
-      </w:r>
-      <w:r>
-        <w:t xml:space="preserve"> </w:t>
-      </w:r>
-      <w:r>
-        <w:rPr>
-          <w:b/>
-          <w:bCs/>
-        </w:rPr>
-        <w:t xml:space="preserve">CA imzası</w:t>
-      </w:r>
-      <w:r>
-        <w:t xml:space="preserve"> </w:t>
-      </w:r>
-      <w:r>
-        <w:t xml:space="preserve">taşır.</w:t>
+        <w:t xml:space="preserve">Asimetrik:</w:t>
+      </w:r>
+      <w:r>
+        <w:t xml:space="preserve"> </w:t>
+      </w:r>
+      <w:r>
+        <w:t xml:space="preserve">açık + gizli anahtar çifti (RSA, ECC). Yavaş ama anahtar dağıtımı kolay.</w:t>
       </w:r>
     </w:p>
     <w:p>
@@ -1668,65 +1587,30 @@
         </w:numPr>
       </w:pPr>
       <w:r>
-        <w:rPr>
-          <w:b/>
-          <w:bCs/>
-        </w:rPr>
-        <w:t xml:space="preserve">1995</w:t>
-      </w:r>
-      <w:r>
-        <w:t xml:space="preserve"> </w:t>
-      </w:r>
-      <w:r>
-        <w:t xml:space="preserve">— ilk ticari CA’lar (VeriSign) ve</w:t>
-      </w:r>
-      <w:r>
-        <w:t xml:space="preserve"> </w:t>
-      </w:r>
-      <w:r>
-        <w:rPr>
-          <w:b/>
-          <w:bCs/>
-        </w:rPr>
-        <w:t xml:space="preserve">PKI</w:t>
-      </w:r>
-      <w:r>
-        <w:t xml:space="preserve"> </w:t>
-      </w:r>
-      <w:r>
-        <w:t xml:space="preserve">yaygınlaşır; ardından iptal mekanizmaları</w:t>
-      </w:r>
-      <w:r>
-        <w:t xml:space="preserve"> </w:t>
-      </w:r>
-      <w:r>
-        <w:rPr>
-          <w:b/>
-          <w:bCs/>
-        </w:rPr>
-        <w:t xml:space="preserve">CRL</w:t>
-      </w:r>
-      <w:r>
-        <w:t xml:space="preserve"> </w:t>
-      </w:r>
-      <w:r>
-        <w:t xml:space="preserve">ve</w:t>
-      </w:r>
-      <w:r>
-        <w:t xml:space="preserve"> </w:t>
-      </w:r>
-      <w:r>
-        <w:rPr>
-          <w:b/>
-          <w:bCs/>
-        </w:rPr>
-        <w:t xml:space="preserve">OCSP</w:t>
-      </w:r>
-      <w:r>
-        <w:t xml:space="preserve"> </w:t>
-      </w:r>
-      <w:r>
-        <w:t xml:space="preserve">gelir.</w:t>
+        <w:t xml:space="preserve">Pratikte</w:t>
+      </w:r>
+      <w:r>
+        <w:t xml:space="preserve"> </w:t>
+      </w:r>
+      <w:r>
+        <w:rPr>
+          <w:b/>
+          <w:bCs/>
+        </w:rPr>
+        <w:t xml:space="preserve">birlikte</w:t>
+      </w:r>
+      <w:r>
+        <w:t xml:space="preserve">: asimetrik ile anahtar taşı, simetrik ile veri şifrele.</w:t>
+      </w:r>
+    </w:p>
+    <w:bookmarkEnd w:id="20"/>
+    <w:bookmarkStart w:id="21" w:name="blok-şifre-ve-kip"/>
+    <w:p>
+      <w:pPr>
+        <w:pStyle w:val="Heading3"/>
+      </w:pPr>
+      <w:r>
+        <w:t xml:space="preserve">Blok şifre ve kip</w:t>
       </w:r>
     </w:p>
     <w:p>
@@ -1734,7 +1618,7 @@
         <w:pStyle w:val="Compact"/>
         <w:numPr>
           <w:ilvl w:val="0"/>
-          <w:numId w:val="1002"/>
+          <w:numId w:val="1003"/>
         </w:numPr>
       </w:pPr>
       <w:r>
@@ -1742,71 +1626,13 @@
           <w:b/>
           <w:bCs/>
         </w:rPr>
-        <w:t xml:space="preserve">2014</w:t>
-      </w:r>
-      <w:r>
-        <w:t xml:space="preserve"> </w:t>
-      </w:r>
-      <w:r>
-        <w:t xml:space="preserve">—</w:t>
-      </w:r>
-      <w:r>
-        <w:t xml:space="preserve"> </w:t>
-      </w:r>
-      <w:r>
-        <w:rPr>
-          <w:b/>
-          <w:bCs/>
-        </w:rPr>
-        <w:t xml:space="preserve">Heartbleed</w:t>
-      </w:r>
-      <w:r>
-        <w:t xml:space="preserve"> </w:t>
-      </w:r>
-      <w:r>
-        <w:t xml:space="preserve">ve POODLE, TLS ekosistemini sıkılaştırır;</w:t>
-      </w:r>
-      <w:r>
-        <w:t xml:space="preserve"> </w:t>
-      </w:r>
-      <w:r>
-        <w:rPr>
-          <w:b/>
-          <w:bCs/>
-        </w:rPr>
-        <w:t xml:space="preserve">2015</w:t>
-      </w:r>
-      <w:r>
-        <w:t xml:space="preserve"> </w:t>
-      </w:r>
-      <w:r>
-        <w:rPr>
-          <w:b/>
-          <w:bCs/>
-        </w:rPr>
-        <w:t xml:space="preserve">Let’s Encrypt</w:t>
-      </w:r>
-      <w:r>
-        <w:t xml:space="preserve"> </w:t>
-      </w:r>
-      <w:r>
-        <w:t xml:space="preserve">ücretsiz sertifikayla HTTPS’i yaygınlaştırır;</w:t>
-      </w:r>
-      <w:r>
-        <w:t xml:space="preserve"> </w:t>
-      </w:r>
-      <w:r>
-        <w:rPr>
-          <w:b/>
-          <w:bCs/>
-        </w:rPr>
-        <w:t xml:space="preserve">2018</w:t>
-      </w:r>
-      <w:r>
-        <w:t xml:space="preserve"> </w:t>
-      </w:r>
-      <w:r>
-        <w:t xml:space="preserve">TLS 1.3.</w:t>
+        <w:t xml:space="preserve">Blok şifre:</w:t>
+      </w:r>
+      <w:r>
+        <w:t xml:space="preserve"> </w:t>
+      </w:r>
+      <w:r>
+        <w:t xml:space="preserve">sabit boyutlu bloğu şifreler (AES: 16 bayt).</w:t>
       </w:r>
     </w:p>
     <w:p>
@@ -1814,7 +1640,7 @@
         <w:pStyle w:val="Compact"/>
         <w:numPr>
           <w:ilvl w:val="0"/>
-          <w:numId w:val="1002"/>
+          <w:numId w:val="1003"/>
         </w:numPr>
       </w:pPr>
       <w:r>
@@ -1822,6 +1648,1391 @@
           <w:b/>
           <w:bCs/>
         </w:rPr>
+        <w:t xml:space="preserve">Kip (mode):</w:t>
+      </w:r>
+      <w:r>
+        <w:t xml:space="preserve"> </w:t>
+      </w:r>
+      <w:r>
+        <w:t xml:space="preserve">blokları</w:t>
+      </w:r>
+      <w:r>
+        <w:t xml:space="preserve"> </w:t>
+      </w:r>
+      <w:r>
+        <w:rPr>
+          <w:b/>
+          <w:bCs/>
+        </w:rPr>
+        <w:t xml:space="preserve">nasıl</w:t>
+      </w:r>
+      <w:r>
+        <w:t xml:space="preserve"> </w:t>
+      </w:r>
+      <w:r>
+        <w:t xml:space="preserve">zincirleyeceğimiz (CBC, GCM…).</w:t>
+      </w:r>
+    </w:p>
+    <w:p>
+      <w:pPr>
+        <w:pStyle w:val="Compact"/>
+        <w:numPr>
+          <w:ilvl w:val="0"/>
+          <w:numId w:val="1003"/>
+        </w:numPr>
+      </w:pPr>
+      <w:r>
+        <w:t xml:space="preserve">Kip seçimi güvenliğin</w:t>
+      </w:r>
+      <w:r>
+        <w:t xml:space="preserve"> </w:t>
+      </w:r>
+      <w:r>
+        <w:rPr>
+          <w:b/>
+          <w:bCs/>
+        </w:rPr>
+        <w:t xml:space="preserve">kalbidir</w:t>
+      </w:r>
+      <w:r>
+        <w:t xml:space="preserve">.</w:t>
+      </w:r>
+    </w:p>
+    <w:bookmarkEnd w:id="21"/>
+    <w:bookmarkStart w:id="22" w:name="dolgu-padding"/>
+    <w:p>
+      <w:pPr>
+        <w:pStyle w:val="Heading3"/>
+      </w:pPr>
+      <w:r>
+        <w:t xml:space="preserve">Dolgu (padding)</w:t>
+      </w:r>
+    </w:p>
+    <w:p>
+      <w:pPr>
+        <w:pStyle w:val="Compact"/>
+        <w:numPr>
+          <w:ilvl w:val="0"/>
+          <w:numId w:val="1004"/>
+        </w:numPr>
+      </w:pPr>
+      <w:r>
+        <w:rPr>
+          <w:b/>
+          <w:bCs/>
+        </w:rPr>
+        <w:t xml:space="preserve">Dolgu:</w:t>
+      </w:r>
+      <w:r>
+        <w:t xml:space="preserve"> </w:t>
+      </w:r>
+      <w:r>
+        <w:t xml:space="preserve">veri blok boyutunun katı değilse tamamlama.</w:t>
+      </w:r>
+    </w:p>
+    <w:p>
+      <w:pPr>
+        <w:pStyle w:val="Compact"/>
+        <w:numPr>
+          <w:ilvl w:val="0"/>
+          <w:numId w:val="1004"/>
+        </w:numPr>
+      </w:pPr>
+      <w:r>
+        <w:t xml:space="preserve">Bazı kiplerde gerekir (CBC), bazılarında</w:t>
+      </w:r>
+      <w:r>
+        <w:t xml:space="preserve"> </w:t>
+      </w:r>
+      <w:r>
+        <w:rPr>
+          <w:b/>
+          <w:bCs/>
+        </w:rPr>
+        <w:t xml:space="preserve">yok</w:t>
+      </w:r>
+      <w:r>
+        <w:t xml:space="preserve"> </w:t>
+      </w:r>
+      <w:r>
+        <w:t xml:space="preserve">(GCM).</w:t>
+      </w:r>
+    </w:p>
+    <w:p>
+      <w:pPr>
+        <w:pStyle w:val="Compact"/>
+        <w:numPr>
+          <w:ilvl w:val="0"/>
+          <w:numId w:val="1004"/>
+        </w:numPr>
+      </w:pPr>
+      <w:r>
+        <w:t xml:space="preserve">Yanlış dolgu işleme →</w:t>
+      </w:r>
+      <w:r>
+        <w:t xml:space="preserve"> </w:t>
+      </w:r>
+      <w:r>
+        <w:rPr>
+          <w:b/>
+          <w:bCs/>
+        </w:rPr>
+        <w:t xml:space="preserve">dolgu kâhini</w:t>
+      </w:r>
+      <w:r>
+        <w:t xml:space="preserve"> </w:t>
+      </w:r>
+      <w:r>
+        <w:t xml:space="preserve">saldırısı.</w:t>
+      </w:r>
+    </w:p>
+    <w:bookmarkEnd w:id="22"/>
+    <w:bookmarkStart w:id="23" w:name="aead-nedir"/>
+    <w:p>
+      <w:pPr>
+        <w:pStyle w:val="Heading3"/>
+      </w:pPr>
+      <w:r>
+        <w:t xml:space="preserve">AEAD nedir?</w:t>
+      </w:r>
+    </w:p>
+    <w:p>
+      <w:pPr>
+        <w:pStyle w:val="Compact"/>
+        <w:numPr>
+          <w:ilvl w:val="0"/>
+          <w:numId w:val="1005"/>
+        </w:numPr>
+      </w:pPr>
+      <w:r>
+        <w:rPr>
+          <w:b/>
+          <w:bCs/>
+        </w:rPr>
+        <w:t xml:space="preserve">AEAD (Authenticated Encryption with Associated Data):</w:t>
+      </w:r>
+      <w:r>
+        <w:t xml:space="preserve"> </w:t>
+      </w:r>
+      <w:r>
+        <w:t xml:space="preserve">gizlilik</w:t>
+      </w:r>
+      <w:r>
+        <w:t xml:space="preserve"> </w:t>
+      </w:r>
+      <w:r>
+        <w:rPr>
+          <w:b/>
+          <w:bCs/>
+        </w:rPr>
+        <w:t xml:space="preserve">+</w:t>
+      </w:r>
+      <w:r>
+        <w:t xml:space="preserve"> </w:t>
+      </w:r>
+      <w:r>
+        <w:t xml:space="preserve">bütünlüğü</w:t>
+      </w:r>
+      <w:r>
+        <w:t xml:space="preserve"> </w:t>
+      </w:r>
+      <w:r>
+        <w:rPr>
+          <w:b/>
+          <w:bCs/>
+        </w:rPr>
+        <w:t xml:space="preserve">birlikte</w:t>
+      </w:r>
+      <w:r>
+        <w:t xml:space="preserve"> </w:t>
+      </w:r>
+      <w:r>
+        <w:t xml:space="preserve">veren şifreleme.</w:t>
+      </w:r>
+    </w:p>
+    <w:p>
+      <w:pPr>
+        <w:pStyle w:val="Compact"/>
+        <w:numPr>
+          <w:ilvl w:val="0"/>
+          <w:numId w:val="1005"/>
+        </w:numPr>
+      </w:pPr>
+      <w:r>
+        <w:t xml:space="preserve">Örnek: AES-GCM, ChaCha20-Poly1305.</w:t>
+      </w:r>
+    </w:p>
+    <w:p>
+      <w:pPr>
+        <w:pStyle w:val="Compact"/>
+        <w:numPr>
+          <w:ilvl w:val="0"/>
+          <w:numId w:val="1005"/>
+        </w:numPr>
+      </w:pPr>
+      <w:r>
+        <w:t xml:space="preserve">Modern tercih: ayrı MAC uğraşma, AEAD kullan.</w:t>
+      </w:r>
+    </w:p>
+    <w:bookmarkEnd w:id="23"/>
+    <w:bookmarkStart w:id="24" w:name="mac-ve-hmac"/>
+    <w:p>
+      <w:pPr>
+        <w:pStyle w:val="Heading3"/>
+      </w:pPr>
+      <w:r>
+        <w:t xml:space="preserve">MAC ve HMAC</w:t>
+      </w:r>
+    </w:p>
+    <w:p>
+      <w:pPr>
+        <w:pStyle w:val="Compact"/>
+        <w:numPr>
+          <w:ilvl w:val="0"/>
+          <w:numId w:val="1006"/>
+        </w:numPr>
+      </w:pPr>
+      <w:r>
+        <w:rPr>
+          <w:b/>
+          <w:bCs/>
+        </w:rPr>
+        <w:t xml:space="preserve">MAC (Message Authentication Code):</w:t>
+      </w:r>
+      <w:r>
+        <w:t xml:space="preserve"> </w:t>
+      </w:r>
+      <w:r>
+        <w:t xml:space="preserve">bir mesajın</w:t>
+      </w:r>
+      <w:r>
+        <w:t xml:space="preserve"> </w:t>
+      </w:r>
+      <w:r>
+        <w:rPr>
+          <w:b/>
+          <w:bCs/>
+        </w:rPr>
+        <w:t xml:space="preserve">değişmediğini</w:t>
+      </w:r>
+      <w:r>
+        <w:t xml:space="preserve"> </w:t>
+      </w:r>
+      <w:r>
+        <w:t xml:space="preserve">ve doğru taraftan geldiğini kanıtlayan etiket (simetrik).</w:t>
+      </w:r>
+    </w:p>
+    <w:p>
+      <w:pPr>
+        <w:pStyle w:val="Compact"/>
+        <w:numPr>
+          <w:ilvl w:val="0"/>
+          <w:numId w:val="1006"/>
+        </w:numPr>
+      </w:pPr>
+      <w:r>
+        <w:rPr>
+          <w:b/>
+          <w:bCs/>
+        </w:rPr>
+        <w:t xml:space="preserve">HMAC:</w:t>
+      </w:r>
+      <w:r>
+        <w:t xml:space="preserve"> </w:t>
+      </w:r>
+      <w:r>
+        <w:t xml:space="preserve">özet fonksiyonuna dayalı yaygın bir MAC.</w:t>
+      </w:r>
+    </w:p>
+    <w:p>
+      <w:pPr>
+        <w:pStyle w:val="Compact"/>
+        <w:numPr>
+          <w:ilvl w:val="0"/>
+          <w:numId w:val="1006"/>
+        </w:numPr>
+      </w:pPr>
+      <w:r>
+        <w:t xml:space="preserve">Bütünlük için.</w:t>
+      </w:r>
+    </w:p>
+    <w:bookmarkEnd w:id="24"/>
+    <w:bookmarkStart w:id="25" w:name="özet-hash"/>
+    <w:p>
+      <w:pPr>
+        <w:pStyle w:val="Heading3"/>
+      </w:pPr>
+      <w:r>
+        <w:t xml:space="preserve">Özet (hash)</w:t>
+      </w:r>
+    </w:p>
+    <w:p>
+      <w:pPr>
+        <w:pStyle w:val="Compact"/>
+        <w:numPr>
+          <w:ilvl w:val="0"/>
+          <w:numId w:val="1007"/>
+        </w:numPr>
+      </w:pPr>
+      <w:r>
+        <w:rPr>
+          <w:b/>
+          <w:bCs/>
+        </w:rPr>
+        <w:t xml:space="preserve">Özet:</w:t>
+      </w:r>
+      <w:r>
+        <w:t xml:space="preserve"> </w:t>
+      </w:r>
+      <w:r>
+        <w:t xml:space="preserve">veriden hesaplanan sabit parmak izi (SHA-256).</w:t>
+      </w:r>
+    </w:p>
+    <w:p>
+      <w:pPr>
+        <w:pStyle w:val="Compact"/>
+        <w:numPr>
+          <w:ilvl w:val="0"/>
+          <w:numId w:val="1007"/>
+        </w:numPr>
+      </w:pPr>
+      <w:r>
+        <w:t xml:space="preserve">Tek yönlü: özetten veri geri gelmez.</w:t>
+      </w:r>
+    </w:p>
+    <w:p>
+      <w:pPr>
+        <w:pStyle w:val="Compact"/>
+        <w:numPr>
+          <w:ilvl w:val="0"/>
+          <w:numId w:val="1007"/>
+        </w:numPr>
+      </w:pPr>
+      <w:r>
+        <w:t xml:space="preserve">İmza ve MAC’in yapı taşı.</w:t>
+      </w:r>
+    </w:p>
+    <w:bookmarkEnd w:id="25"/>
+    <w:bookmarkStart w:id="26" w:name="dijital-imza"/>
+    <w:p>
+      <w:pPr>
+        <w:pStyle w:val="Heading3"/>
+      </w:pPr>
+      <w:r>
+        <w:t xml:space="preserve">Dijital imza</w:t>
+      </w:r>
+    </w:p>
+    <w:p>
+      <w:pPr>
+        <w:pStyle w:val="Compact"/>
+        <w:numPr>
+          <w:ilvl w:val="0"/>
+          <w:numId w:val="1008"/>
+        </w:numPr>
+      </w:pPr>
+      <w:r>
+        <w:rPr>
+          <w:b/>
+          <w:bCs/>
+        </w:rPr>
+        <w:t xml:space="preserve">İmza:</w:t>
+      </w:r>
+      <w:r>
+        <w:t xml:space="preserve"> </w:t>
+      </w:r>
+      <w:r>
+        <w:t xml:space="preserve">asimetrik;</w:t>
+      </w:r>
+      <w:r>
+        <w:t xml:space="preserve"> </w:t>
+      </w:r>
+      <w:r>
+        <w:rPr>
+          <w:b/>
+          <w:bCs/>
+        </w:rPr>
+        <w:t xml:space="preserve">gizli</w:t>
+      </w:r>
+      <w:r>
+        <w:t xml:space="preserve"> </w:t>
+      </w:r>
+      <w:r>
+        <w:t xml:space="preserve">anahtarla imzala,</w:t>
+      </w:r>
+      <w:r>
+        <w:t xml:space="preserve"> </w:t>
+      </w:r>
+      <w:r>
+        <w:rPr>
+          <w:b/>
+          <w:bCs/>
+        </w:rPr>
+        <w:t xml:space="preserve">açık</w:t>
+      </w:r>
+      <w:r>
+        <w:t xml:space="preserve"> </w:t>
+      </w:r>
+      <w:r>
+        <w:t xml:space="preserve">anahtarla doğrula.</w:t>
+      </w:r>
+    </w:p>
+    <w:p>
+      <w:pPr>
+        <w:pStyle w:val="Compact"/>
+        <w:numPr>
+          <w:ilvl w:val="0"/>
+          <w:numId w:val="1008"/>
+        </w:numPr>
+      </w:pPr>
+      <w:r>
+        <w:t xml:space="preserve">Sağlar: bütünlük +</w:t>
+      </w:r>
+      <w:r>
+        <w:t xml:space="preserve"> </w:t>
+      </w:r>
+      <w:r>
+        <w:rPr>
+          <w:b/>
+          <w:bCs/>
+        </w:rPr>
+        <w:t xml:space="preserve">inkâr edilemezlik</w:t>
+      </w:r>
+      <w:r>
+        <w:t xml:space="preserve"> </w:t>
+      </w:r>
+      <w:r>
+        <w:t xml:space="preserve">(kim imzaladı).</w:t>
+      </w:r>
+    </w:p>
+    <w:p>
+      <w:pPr>
+        <w:pStyle w:val="Compact"/>
+        <w:numPr>
+          <w:ilvl w:val="0"/>
+          <w:numId w:val="1008"/>
+        </w:numPr>
+      </w:pPr>
+      <w:r>
+        <w:t xml:space="preserve">MAC’ten farkı: asimetrik, herkes doğrulayabilir.</w:t>
+      </w:r>
+    </w:p>
+    <w:bookmarkEnd w:id="26"/>
+    <w:bookmarkStart w:id="27" w:name="rsa-ve-eliptik-eğri-ecc"/>
+    <w:p>
+      <w:pPr>
+        <w:pStyle w:val="Heading3"/>
+      </w:pPr>
+      <w:r>
+        <w:t xml:space="preserve">RSA ve eliptik eğri (ECC)</w:t>
+      </w:r>
+    </w:p>
+    <w:p>
+      <w:pPr>
+        <w:pStyle w:val="Compact"/>
+        <w:numPr>
+          <w:ilvl w:val="0"/>
+          <w:numId w:val="1009"/>
+        </w:numPr>
+      </w:pPr>
+      <w:r>
+        <w:rPr>
+          <w:b/>
+          <w:bCs/>
+        </w:rPr>
+        <w:t xml:space="preserve">RSA:</w:t>
+      </w:r>
+      <w:r>
+        <w:t xml:space="preserve"> </w:t>
+      </w:r>
+      <w:r>
+        <w:t xml:space="preserve">klasik asimetrik; büyük anahtarlar (2048+ bit).</w:t>
+      </w:r>
+    </w:p>
+    <w:p>
+      <w:pPr>
+        <w:pStyle w:val="Compact"/>
+        <w:numPr>
+          <w:ilvl w:val="0"/>
+          <w:numId w:val="1009"/>
+        </w:numPr>
+      </w:pPr>
+      <w:r>
+        <w:rPr>
+          <w:b/>
+          <w:bCs/>
+        </w:rPr>
+        <w:t xml:space="preserve">ECC:</w:t>
+      </w:r>
+      <w:r>
+        <w:t xml:space="preserve"> </w:t>
+      </w:r>
+      <w:r>
+        <w:t xml:space="preserve">eliptik eğri; aynı güvenlik</w:t>
+      </w:r>
+      <w:r>
+        <w:t xml:space="preserve"> </w:t>
+      </w:r>
+      <w:r>
+        <w:rPr>
+          <w:b/>
+          <w:bCs/>
+        </w:rPr>
+        <w:t xml:space="preserve">daha küçük</w:t>
+      </w:r>
+      <w:r>
+        <w:t xml:space="preserve"> </w:t>
+      </w:r>
+      <w:r>
+        <w:t xml:space="preserve">anahtarla (Ed25519, X25519).</w:t>
+      </w:r>
+    </w:p>
+    <w:p>
+      <w:pPr>
+        <w:pStyle w:val="Compact"/>
+        <w:numPr>
+          <w:ilvl w:val="0"/>
+          <w:numId w:val="1009"/>
+        </w:numPr>
+      </w:pPr>
+      <w:r>
+        <w:t xml:space="preserve">Modern tercih giderek ECC.</w:t>
+      </w:r>
+    </w:p>
+    <w:bookmarkEnd w:id="27"/>
+    <w:bookmarkStart w:id="28" w:name="diffiehellman-dh"/>
+    <w:p>
+      <w:pPr>
+        <w:pStyle w:val="Heading3"/>
+      </w:pPr>
+      <w:r>
+        <w:t xml:space="preserve">Diffie–Hellman (DH)</w:t>
+      </w:r>
+    </w:p>
+    <w:p>
+      <w:pPr>
+        <w:pStyle w:val="Compact"/>
+        <w:numPr>
+          <w:ilvl w:val="0"/>
+          <w:numId w:val="1010"/>
+        </w:numPr>
+      </w:pPr>
+      <w:r>
+        <w:rPr>
+          <w:b/>
+          <w:bCs/>
+        </w:rPr>
+        <w:t xml:space="preserve">DH:</w:t>
+      </w:r>
+      <w:r>
+        <w:t xml:space="preserve"> </w:t>
+      </w:r>
+      <w:r>
+        <w:t xml:space="preserve">iki tarafın, gizli anahtar</w:t>
+      </w:r>
+      <w:r>
+        <w:t xml:space="preserve"> </w:t>
+      </w:r>
+      <w:r>
+        <w:rPr>
+          <w:b/>
+          <w:bCs/>
+        </w:rPr>
+        <w:t xml:space="preserve">paylaşmadan</w:t>
+      </w:r>
+      <w:r>
+        <w:t xml:space="preserve"> </w:t>
+      </w:r>
+      <w:r>
+        <w:t xml:space="preserve">ortak bir sır türetmesi.</w:t>
+      </w:r>
+    </w:p>
+    <w:p>
+      <w:pPr>
+        <w:pStyle w:val="Compact"/>
+        <w:numPr>
+          <w:ilvl w:val="0"/>
+          <w:numId w:val="1010"/>
+        </w:numPr>
+      </w:pPr>
+      <w:r>
+        <w:t xml:space="preserve">Ağ üzerinden anahtar anlaşması.</w:t>
+      </w:r>
+    </w:p>
+    <w:p>
+      <w:pPr>
+        <w:pStyle w:val="Compact"/>
+        <w:numPr>
+          <w:ilvl w:val="0"/>
+          <w:numId w:val="1010"/>
+        </w:numPr>
+      </w:pPr>
+      <w:r>
+        <w:t xml:space="preserve">Kimlik doğrulanmazsa</w:t>
+      </w:r>
+      <w:r>
+        <w:t xml:space="preserve"> </w:t>
+      </w:r>
+      <w:r>
+        <w:rPr>
+          <w:b/>
+          <w:bCs/>
+        </w:rPr>
+        <w:t xml:space="preserve">araya girme</w:t>
+      </w:r>
+      <w:r>
+        <w:t xml:space="preserve"> </w:t>
+      </w:r>
+      <w:r>
+        <w:t xml:space="preserve">(MITM) riski.</w:t>
+      </w:r>
+    </w:p>
+    <w:bookmarkEnd w:id="28"/>
+    <w:bookmarkStart w:id="29" w:name="pki-ve-ca"/>
+    <w:p>
+      <w:pPr>
+        <w:pStyle w:val="Heading3"/>
+      </w:pPr>
+      <w:r>
+        <w:t xml:space="preserve">PKI ve CA</w:t>
+      </w:r>
+    </w:p>
+    <w:p>
+      <w:pPr>
+        <w:pStyle w:val="Compact"/>
+        <w:numPr>
+          <w:ilvl w:val="0"/>
+          <w:numId w:val="1011"/>
+        </w:numPr>
+      </w:pPr>
+      <w:r>
+        <w:rPr>
+          <w:b/>
+          <w:bCs/>
+        </w:rPr>
+        <w:t xml:space="preserve">PKI (Public Key Infrastructure):</w:t>
+      </w:r>
+      <w:r>
+        <w:t xml:space="preserve"> </w:t>
+      </w:r>
+      <w:r>
+        <w:t xml:space="preserve">“hangi açık anahtar kime ait?”</w:t>
+      </w:r>
+      <w:r>
+        <w:t xml:space="preserve"> </w:t>
+      </w:r>
+      <w:r>
+        <w:t xml:space="preserve">sorusunu çözen güven sistemi.</w:t>
+      </w:r>
+    </w:p>
+    <w:p>
+      <w:pPr>
+        <w:pStyle w:val="Compact"/>
+        <w:numPr>
+          <w:ilvl w:val="0"/>
+          <w:numId w:val="1011"/>
+        </w:numPr>
+      </w:pPr>
+      <w:r>
+        <w:rPr>
+          <w:b/>
+          <w:bCs/>
+        </w:rPr>
+        <w:t xml:space="preserve">CA (Certificate Authority):</w:t>
+      </w:r>
+      <w:r>
+        <w:t xml:space="preserve"> </w:t>
+      </w:r>
+      <w:r>
+        <w:t xml:space="preserve">sertifikaları imzalayan güvenilir taraf.</w:t>
+      </w:r>
+    </w:p>
+    <w:p>
+      <w:pPr>
+        <w:pStyle w:val="Compact"/>
+        <w:numPr>
+          <w:ilvl w:val="0"/>
+          <w:numId w:val="1011"/>
+        </w:numPr>
+      </w:pPr>
+      <w:r>
+        <w:t xml:space="preserve">Kök CA → ara CA → sunucu sertifikası.</w:t>
+      </w:r>
+    </w:p>
+    <w:bookmarkEnd w:id="29"/>
+    <w:bookmarkStart w:id="30" w:name="sertifika-ve-x.509"/>
+    <w:p>
+      <w:pPr>
+        <w:pStyle w:val="Heading3"/>
+      </w:pPr>
+      <w:r>
+        <w:t xml:space="preserve">Sertifika ve X.509</w:t>
+      </w:r>
+    </w:p>
+    <w:p>
+      <w:pPr>
+        <w:pStyle w:val="Compact"/>
+        <w:numPr>
+          <w:ilvl w:val="0"/>
+          <w:numId w:val="1012"/>
+        </w:numPr>
+      </w:pPr>
+      <w:r>
+        <w:rPr>
+          <w:b/>
+          <w:bCs/>
+        </w:rPr>
+        <w:t xml:space="preserve">Sertifika:</w:t>
+      </w:r>
+      <w:r>
+        <w:t xml:space="preserve"> </w:t>
+      </w:r>
+      <w:r>
+        <w:t xml:space="preserve">bir açık anahtarı bir kimliğe (alan adı) bağlayan, CA’nın imzaladığı belge.</w:t>
+      </w:r>
+    </w:p>
+    <w:p>
+      <w:pPr>
+        <w:pStyle w:val="Compact"/>
+        <w:numPr>
+          <w:ilvl w:val="0"/>
+          <w:numId w:val="1012"/>
+        </w:numPr>
+      </w:pPr>
+      <w:r>
+        <w:rPr>
+          <w:b/>
+          <w:bCs/>
+        </w:rPr>
+        <w:t xml:space="preserve">X.509:</w:t>
+      </w:r>
+      <w:r>
+        <w:t xml:space="preserve"> </w:t>
+      </w:r>
+      <w:r>
+        <w:t xml:space="preserve">sertifikaların standart biçimi.</w:t>
+      </w:r>
+    </w:p>
+    <w:p>
+      <w:pPr>
+        <w:pStyle w:val="Compact"/>
+        <w:numPr>
+          <w:ilvl w:val="0"/>
+          <w:numId w:val="1012"/>
+        </w:numPr>
+      </w:pPr>
+      <w:r>
+        <w:t xml:space="preserve">İçinde: konu, açık anahtar, geçerlilik, imza, SAN.</w:t>
+      </w:r>
+    </w:p>
+    <w:bookmarkEnd w:id="30"/>
+    <w:bookmarkStart w:id="31" w:name="crl-ve-ocsp"/>
+    <w:p>
+      <w:pPr>
+        <w:pStyle w:val="Heading3"/>
+      </w:pPr>
+      <w:r>
+        <w:t xml:space="preserve">CRL ve OCSP</w:t>
+      </w:r>
+    </w:p>
+    <w:p>
+      <w:pPr>
+        <w:pStyle w:val="Compact"/>
+        <w:numPr>
+          <w:ilvl w:val="0"/>
+          <w:numId w:val="1013"/>
+        </w:numPr>
+      </w:pPr>
+      <w:r>
+        <w:rPr>
+          <w:b/>
+          <w:bCs/>
+        </w:rPr>
+        <w:t xml:space="preserve">CRL (Certificate Revocation List):</w:t>
+      </w:r>
+      <w:r>
+        <w:t xml:space="preserve"> </w:t>
+      </w:r>
+      <w:r>
+        <w:t xml:space="preserve">iptal edilmiş sertifikaların</w:t>
+      </w:r>
+      <w:r>
+        <w:t xml:space="preserve"> </w:t>
+      </w:r>
+      <w:r>
+        <w:rPr>
+          <w:b/>
+          <w:bCs/>
+        </w:rPr>
+        <w:t xml:space="preserve">listesi</w:t>
+      </w:r>
+      <w:r>
+        <w:t xml:space="preserve">.</w:t>
+      </w:r>
+    </w:p>
+    <w:p>
+      <w:pPr>
+        <w:pStyle w:val="Compact"/>
+        <w:numPr>
+          <w:ilvl w:val="0"/>
+          <w:numId w:val="1013"/>
+        </w:numPr>
+      </w:pPr>
+      <w:r>
+        <w:rPr>
+          <w:b/>
+          <w:bCs/>
+        </w:rPr>
+        <w:t xml:space="preserve">OCSP:</w:t>
+      </w:r>
+      <w:r>
+        <w:t xml:space="preserve"> </w:t>
+      </w:r>
+      <w:r>
+        <w:t xml:space="preserve">bir sertifikanın iptal durumunu</w:t>
+      </w:r>
+      <w:r>
+        <w:t xml:space="preserve"> </w:t>
+      </w:r>
+      <w:r>
+        <w:rPr>
+          <w:b/>
+          <w:bCs/>
+        </w:rPr>
+        <w:t xml:space="preserve">anlık</w:t>
+      </w:r>
+      <w:r>
+        <w:t xml:space="preserve"> </w:t>
+      </w:r>
+      <w:r>
+        <w:t xml:space="preserve">sorma.</w:t>
+      </w:r>
+    </w:p>
+    <w:p>
+      <w:pPr>
+        <w:pStyle w:val="Compact"/>
+        <w:numPr>
+          <w:ilvl w:val="0"/>
+          <w:numId w:val="1013"/>
+        </w:numPr>
+      </w:pPr>
+      <w:r>
+        <w:t xml:space="preserve">“Bu sertifika hâlâ geçerli mi?”</w:t>
+      </w:r>
+      <w:r>
+        <w:t xml:space="preserve"> </w:t>
+      </w:r>
+      <w:r>
+        <w:t xml:space="preserve">sorusu.</w:t>
+      </w:r>
+    </w:p>
+    <w:bookmarkEnd w:id="31"/>
+    <w:bookmarkStart w:id="32" w:name="hsm-pkcs11-softhsm"/>
+    <w:p>
+      <w:pPr>
+        <w:pStyle w:val="Heading3"/>
+      </w:pPr>
+      <w:r>
+        <w:t xml:space="preserve">HSM, PKCS#11, SoftHSM</w:t>
+      </w:r>
+    </w:p>
+    <w:p>
+      <w:pPr>
+        <w:pStyle w:val="Compact"/>
+        <w:numPr>
+          <w:ilvl w:val="0"/>
+          <w:numId w:val="1014"/>
+        </w:numPr>
+      </w:pPr>
+      <w:r>
+        <w:rPr>
+          <w:b/>
+          <w:bCs/>
+        </w:rPr>
+        <w:t xml:space="preserve">HSM:</w:t>
+      </w:r>
+      <w:r>
+        <w:t xml:space="preserve"> </w:t>
+      </w:r>
+      <w:r>
+        <w:t xml:space="preserve">anahtarları saklayan/işleten özel</w:t>
+      </w:r>
+      <w:r>
+        <w:t xml:space="preserve"> </w:t>
+      </w:r>
+      <w:r>
+        <w:rPr>
+          <w:b/>
+          <w:bCs/>
+        </w:rPr>
+        <w:t xml:space="preserve">donanım</w:t>
+      </w:r>
+      <w:r>
+        <w:t xml:space="preserve">; anahtar dışarı çıkmaz.</w:t>
+      </w:r>
+    </w:p>
+    <w:p>
+      <w:pPr>
+        <w:pStyle w:val="Compact"/>
+        <w:numPr>
+          <w:ilvl w:val="0"/>
+          <w:numId w:val="1014"/>
+        </w:numPr>
+      </w:pPr>
+      <w:r>
+        <w:rPr>
+          <w:b/>
+          <w:bCs/>
+        </w:rPr>
+        <w:t xml:space="preserve">PKCS#11:</w:t>
+      </w:r>
+      <w:r>
+        <w:t xml:space="preserve"> </w:t>
+      </w:r>
+      <w:r>
+        <w:t xml:space="preserve">anahtar modülleriyle konuşmanın standart arayüzü.</w:t>
+      </w:r>
+    </w:p>
+    <w:p>
+      <w:pPr>
+        <w:pStyle w:val="Compact"/>
+        <w:numPr>
+          <w:ilvl w:val="0"/>
+          <w:numId w:val="1014"/>
+        </w:numPr>
+      </w:pPr>
+      <w:r>
+        <w:rPr>
+          <w:b/>
+          <w:bCs/>
+        </w:rPr>
+        <w:t xml:space="preserve">SoftHSM:</w:t>
+      </w:r>
+      <w:r>
+        <w:t xml:space="preserve"> </w:t>
+      </w:r>
+      <w:r>
+        <w:t xml:space="preserve">HSM’in yazılım benzetimi (test için).</w:t>
+      </w:r>
+    </w:p>
+    <w:bookmarkEnd w:id="32"/>
+    <w:bookmarkStart w:id="33" w:name="kuantum-sonrası-pqc"/>
+    <w:p>
+      <w:pPr>
+        <w:pStyle w:val="Heading3"/>
+      </w:pPr>
+      <w:r>
+        <w:t xml:space="preserve">Kuantum sonrası (PQC)</w:t>
+      </w:r>
+    </w:p>
+    <w:p>
+      <w:pPr>
+        <w:pStyle w:val="Compact"/>
+        <w:numPr>
+          <w:ilvl w:val="0"/>
+          <w:numId w:val="1015"/>
+        </w:numPr>
+      </w:pPr>
+      <w:r>
+        <w:rPr>
+          <w:b/>
+          <w:bCs/>
+        </w:rPr>
+        <w:t xml:space="preserve">PQC (Post-Quantum Cryptography):</w:t>
+      </w:r>
+      <w:r>
+        <w:t xml:space="preserve"> </w:t>
+      </w:r>
+      <w:r>
+        <w:t xml:space="preserve">kuantum bilgisayara dayanıklı algoritmalar.</w:t>
+      </w:r>
+    </w:p>
+    <w:p>
+      <w:pPr>
+        <w:pStyle w:val="Compact"/>
+        <w:numPr>
+          <w:ilvl w:val="0"/>
+          <w:numId w:val="1015"/>
+        </w:numPr>
+      </w:pPr>
+      <w:r>
+        <w:t xml:space="preserve">Bugünkü RSA/ECC gelecekte tehdit altında.</w:t>
+      </w:r>
+    </w:p>
+    <w:p>
+      <w:pPr>
+        <w:pStyle w:val="Compact"/>
+        <w:numPr>
+          <w:ilvl w:val="0"/>
+          <w:numId w:val="1015"/>
+        </w:numPr>
+      </w:pPr>
+      <w:r>
+        <w:t xml:space="preserve">Standartlaşma sürüyor (ör. ML-KEM).</w:t>
+      </w:r>
+    </w:p>
+    <w:bookmarkEnd w:id="33"/>
+    <w:bookmarkStart w:id="34" w:name="şimdi-hazırız"/>
+    <w:p>
+      <w:pPr>
+        <w:pStyle w:val="Heading3"/>
+      </w:pPr>
+      <w:r>
+        <w:t xml:space="preserve">Şimdi hazırız</w:t>
+      </w:r>
+    </w:p>
+    <w:p>
+      <w:pPr>
+        <w:pStyle w:val="FirstParagraph"/>
+      </w:pPr>
+      <w:r>
+        <w:t xml:space="preserve">Terimler:</w:t>
+      </w:r>
+    </w:p>
+    <w:p>
+      <w:pPr>
+        <w:pStyle w:val="BodyText"/>
+      </w:pPr>
+      <w:r>
+        <w:t xml:space="preserve">simetrik/asimetrik · blok şifre/kip · dolgu · AEAD · MAC/HMAC · özet · imza · RSA/ECC · DH · PKI/CA · sertifika/X.509 · CRL/OCSP · HSM/PKCS#11 · PQC</w:t>
+      </w:r>
+    </w:p>
+    <w:p>
+      <w:pPr>
+        <w:pStyle w:val="BodyText"/>
+      </w:pPr>
+      <w:r>
+        <w:t xml:space="preserve">Şimdi: doğru algoritma ve anahtar seçimi.</w:t>
+      </w:r>
+    </w:p>
+    <w:bookmarkEnd w:id="34"/>
+    <w:bookmarkEnd w:id="35"/>
+    <w:bookmarkStart w:id="39" w:name="X47c4d8a348c15ec8732a2f3c0d4b29c056fbad9"/>
+    <w:p>
+      <w:pPr>
+        <w:pStyle w:val="Heading2"/>
+      </w:pPr>
+      <w:r>
+        <w:t xml:space="preserve">1. Kriptografinin haritası ve algoritma seçimi</w:t>
+      </w:r>
+    </w:p>
+    <w:p>
+      <w:pPr>
+        <w:pStyle w:val="FirstParagraph"/>
+      </w:pPr>
+      <w:r>
+        <w:t xml:space="preserve">Üçüncü haftada veriyi aktarımda, beklemede ve kullanımda korumak için kriptografiyi bir</w:t>
+      </w:r>
+      <w:r>
+        <w:t xml:space="preserve"> </w:t>
+      </w:r>
+      <w:r>
+        <w:rPr>
+          <w:b/>
+          <w:bCs/>
+        </w:rPr>
+        <w:t xml:space="preserve">araç</w:t>
+      </w:r>
+      <w:r>
+        <w:t xml:space="preserve"> </w:t>
+      </w:r>
+      <w:r>
+        <w:t xml:space="preserve">olarak kullandık. Bu hafta</w:t>
+      </w:r>
+      <w:r>
+        <w:t xml:space="preserve"> </w:t>
+      </w:r>
+      <w:r>
+        <w:t xml:space="preserve">aynı araçların içine bakıyoruz: hangi algoritma hangi işi yapar, neden bazıları terk edildi, nasıl seçilir ve bir</w:t>
+      </w:r>
+      <w:r>
+        <w:t xml:space="preserve"> </w:t>
+      </w:r>
+      <w:r>
+        <w:t xml:space="preserve">sertifika otoritesi (CA) bu yapıya nasıl oturur. Kitabın 4–8. ve 10–11. bölümleri, 55’ten fazla tarifle bu konuları</w:t>
+      </w:r>
+      <w:r>
+        <w:t xml:space="preserve"> </w:t>
+      </w:r>
+      <w:r>
+        <w:t xml:space="preserve">işler; 2003’ten beri algoritmaların çoğu değiştiği için her birini güncel karşılığıyla veriyoruz.</w:t>
+      </w:r>
+    </w:p>
+    <w:p>
+      <w:pPr>
+        <w:pStyle w:val="BlockText"/>
+      </w:pPr>
+      <w:r>
+        <w:rPr>
+          <w:b/>
+          <w:bCs/>
+        </w:rPr>
+        <w:t xml:space="preserve">Kısa tarihçe: anahtarlar, sertifikalar ve PKI</w:t>
+      </w:r>
+    </w:p>
+    <w:p>
+      <w:pPr>
+        <w:pStyle w:val="Compact"/>
+        <w:numPr>
+          <w:ilvl w:val="0"/>
+          <w:numId w:val="1016"/>
+        </w:numPr>
+      </w:pPr>
+      <w:r>
+        <w:rPr>
+          <w:b/>
+          <w:bCs/>
+        </w:rPr>
+        <w:t xml:space="preserve">1976–77</w:t>
+      </w:r>
+      <w:r>
+        <w:t xml:space="preserve"> </w:t>
+      </w:r>
+      <w:r>
+        <w:t xml:space="preserve">— Diffie–Hellman ve</w:t>
+      </w:r>
+      <w:r>
+        <w:t xml:space="preserve"> </w:t>
+      </w:r>
+      <w:r>
+        <w:rPr>
+          <w:b/>
+          <w:bCs/>
+        </w:rPr>
+        <w:t xml:space="preserve">RSA</w:t>
+      </w:r>
+      <w:r>
+        <w:t xml:space="preserve">: açık anahtar,</w:t>
+      </w:r>
+      <w:r>
+        <w:t xml:space="preserve"> </w:t>
+      </w:r>
+      <w:r>
+        <w:t xml:space="preserve">“tanımadığın biriyle güvenli konuşma”</w:t>
+      </w:r>
+      <w:r>
+        <w:t xml:space="preserve"> </w:t>
+      </w:r>
+      <w:r>
+        <w:t xml:space="preserve">sorununu çözer.</w:t>
+      </w:r>
+    </w:p>
+    <w:p>
+      <w:pPr>
+        <w:pStyle w:val="Compact"/>
+        <w:numPr>
+          <w:ilvl w:val="0"/>
+          <w:numId w:val="1016"/>
+        </w:numPr>
+      </w:pPr>
+      <w:r>
+        <w:rPr>
+          <w:b/>
+          <w:bCs/>
+        </w:rPr>
+        <w:t xml:space="preserve">1988</w:t>
+      </w:r>
+      <w:r>
+        <w:t xml:space="preserve"> </w:t>
+      </w:r>
+      <w:r>
+        <w:t xml:space="preserve">—</w:t>
+      </w:r>
+      <w:r>
+        <w:t xml:space="preserve"> </w:t>
+      </w:r>
+      <w:r>
+        <w:rPr>
+          <w:b/>
+          <w:bCs/>
+        </w:rPr>
+        <w:t xml:space="preserve">X.509</w:t>
+      </w:r>
+      <w:r>
+        <w:t xml:space="preserve"> </w:t>
+      </w:r>
+      <w:r>
+        <w:t xml:space="preserve">sertifika biçimi standartlaşır; kimliği bir</w:t>
+      </w:r>
+      <w:r>
+        <w:t xml:space="preserve"> </w:t>
+      </w:r>
+      <w:r>
+        <w:rPr>
+          <w:b/>
+          <w:bCs/>
+        </w:rPr>
+        <w:t xml:space="preserve">CA imzası</w:t>
+      </w:r>
+      <w:r>
+        <w:t xml:space="preserve"> </w:t>
+      </w:r>
+      <w:r>
+        <w:t xml:space="preserve">taşır.</w:t>
+      </w:r>
+    </w:p>
+    <w:p>
+      <w:pPr>
+        <w:pStyle w:val="Compact"/>
+        <w:numPr>
+          <w:ilvl w:val="0"/>
+          <w:numId w:val="1016"/>
+        </w:numPr>
+      </w:pPr>
+      <w:r>
+        <w:rPr>
+          <w:b/>
+          <w:bCs/>
+        </w:rPr>
+        <w:t xml:space="preserve">1995</w:t>
+      </w:r>
+      <w:r>
+        <w:t xml:space="preserve"> </w:t>
+      </w:r>
+      <w:r>
+        <w:t xml:space="preserve">— ilk ticari CA’lar (VeriSign) ve</w:t>
+      </w:r>
+      <w:r>
+        <w:t xml:space="preserve"> </w:t>
+      </w:r>
+      <w:r>
+        <w:rPr>
+          <w:b/>
+          <w:bCs/>
+        </w:rPr>
+        <w:t xml:space="preserve">PKI</w:t>
+      </w:r>
+      <w:r>
+        <w:t xml:space="preserve"> </w:t>
+      </w:r>
+      <w:r>
+        <w:t xml:space="preserve">yaygınlaşır; ardından iptal mekanizmaları</w:t>
+      </w:r>
+      <w:r>
+        <w:t xml:space="preserve"> </w:t>
+      </w:r>
+      <w:r>
+        <w:rPr>
+          <w:b/>
+          <w:bCs/>
+        </w:rPr>
+        <w:t xml:space="preserve">CRL</w:t>
+      </w:r>
+      <w:r>
+        <w:t xml:space="preserve"> </w:t>
+      </w:r>
+      <w:r>
+        <w:t xml:space="preserve">ve</w:t>
+      </w:r>
+      <w:r>
+        <w:t xml:space="preserve"> </w:t>
+      </w:r>
+      <w:r>
+        <w:rPr>
+          <w:b/>
+          <w:bCs/>
+        </w:rPr>
+        <w:t xml:space="preserve">OCSP</w:t>
+      </w:r>
+      <w:r>
+        <w:t xml:space="preserve"> </w:t>
+      </w:r>
+      <w:r>
+        <w:t xml:space="preserve">gelir.</w:t>
+      </w:r>
+    </w:p>
+    <w:p>
+      <w:pPr>
+        <w:pStyle w:val="Compact"/>
+        <w:numPr>
+          <w:ilvl w:val="0"/>
+          <w:numId w:val="1016"/>
+        </w:numPr>
+      </w:pPr>
+      <w:r>
+        <w:rPr>
+          <w:b/>
+          <w:bCs/>
+        </w:rPr>
+        <w:t xml:space="preserve">2014</w:t>
+      </w:r>
+      <w:r>
+        <w:t xml:space="preserve"> </w:t>
+      </w:r>
+      <w:r>
+        <w:t xml:space="preserve">—</w:t>
+      </w:r>
+      <w:r>
+        <w:t xml:space="preserve"> </w:t>
+      </w:r>
+      <w:r>
+        <w:rPr>
+          <w:b/>
+          <w:bCs/>
+        </w:rPr>
+        <w:t xml:space="preserve">Heartbleed</w:t>
+      </w:r>
+      <w:r>
+        <w:t xml:space="preserve"> </w:t>
+      </w:r>
+      <w:r>
+        <w:t xml:space="preserve">ve POODLE, TLS ekosistemini sıkılaştırır;</w:t>
+      </w:r>
+      <w:r>
+        <w:t xml:space="preserve"> </w:t>
+      </w:r>
+      <w:r>
+        <w:rPr>
+          <w:b/>
+          <w:bCs/>
+        </w:rPr>
+        <w:t xml:space="preserve">2015</w:t>
+      </w:r>
+      <w:r>
+        <w:t xml:space="preserve"> </w:t>
+      </w:r>
+      <w:r>
+        <w:rPr>
+          <w:b/>
+          <w:bCs/>
+        </w:rPr>
+        <w:t xml:space="preserve">Let’s Encrypt</w:t>
+      </w:r>
+      <w:r>
+        <w:t xml:space="preserve"> </w:t>
+      </w:r>
+      <w:r>
+        <w:t xml:space="preserve">ücretsiz sertifikayla HTTPS’i yaygınlaştırır;</w:t>
+      </w:r>
+      <w:r>
+        <w:t xml:space="preserve"> </w:t>
+      </w:r>
+      <w:r>
+        <w:rPr>
+          <w:b/>
+          <w:bCs/>
+        </w:rPr>
+        <w:t xml:space="preserve">2018</w:t>
+      </w:r>
+      <w:r>
+        <w:t xml:space="preserve"> </w:t>
+      </w:r>
+      <w:r>
+        <w:t xml:space="preserve">TLS 1.3.</w:t>
+      </w:r>
+    </w:p>
+    <w:p>
+      <w:pPr>
+        <w:pStyle w:val="Compact"/>
+        <w:numPr>
+          <w:ilvl w:val="0"/>
+          <w:numId w:val="1016"/>
+        </w:numPr>
+      </w:pPr>
+      <w:r>
+        <w:rPr>
+          <w:b/>
+          <w:bCs/>
+        </w:rPr>
         <w:t xml:space="preserve">2022–2024</w:t>
       </w:r>
       <w:r>
@@ -1855,7 +3066,7 @@
         <w:t xml:space="preserve">Bu haftanın tüm kuralları (doğru kip, doğru dolgu, zincir doğrulama, iptal) bu çizginin acı derslerinden çıkmıştır.</w:t>
       </w:r>
     </w:p>
-    <w:bookmarkStart w:id="20" w:name="beş-temel-iş-beş-araç-ailesi"/>
+    <w:bookmarkStart w:id="36" w:name="beş-temel-iş-beş-araç-ailesi"/>
     <w:p>
       <w:pPr>
         <w:pStyle w:val="Heading3"/>
@@ -2195,8 +3406,8 @@
         </w:tc>
       </w:tr>
     </w:tbl>
-    <w:bookmarkEnd w:id="20"/>
-    <w:bookmarkStart w:id="21" w:name="anahtar-uzunluğu-güvenlik-düzeyi"/>
+    <w:bookmarkEnd w:id="36"/>
+    <w:bookmarkStart w:id="37" w:name="anahtar-uzunluğu-güvenlik-düzeyi"/>
     <w:p>
       <w:pPr>
         <w:pStyle w:val="Heading3"/>
@@ -2683,8 +3894,8 @@
         <w:t xml:space="preserve">algoritmaların kendisidir.</w:t>
       </w:r>
     </w:p>
-    <w:bookmarkEnd w:id="21"/>
-    <w:bookmarkStart w:id="22" w:name="Xa54182dd8a99a0bc1ab6fd568d653bbeb750ea0"/>
+    <w:bookmarkEnd w:id="37"/>
+    <w:bookmarkStart w:id="38" w:name="Xa54182dd8a99a0bc1ab6fd568d653bbeb750ea0"/>
     <w:p>
       <w:pPr>
         <w:pStyle w:val="Heading3"/>
@@ -2742,9 +3953,9 @@
         </w:pict>
       </w:r>
     </w:p>
-    <w:bookmarkEnd w:id="22"/>
-    <w:bookmarkEnd w:id="23"/>
-    <w:bookmarkStart w:id="25" w:name="X3bb5fa96356dba327c969b5a7ec1e80f00cc271"/>
+    <w:bookmarkEnd w:id="38"/>
+    <w:bookmarkEnd w:id="39"/>
+    <w:bookmarkStart w:id="41" w:name="X3bb5fa96356dba327c969b5a7ec1e80f00cc271"/>
     <w:p>
       <w:pPr>
         <w:pStyle w:val="Heading2"/>
@@ -3361,7 +4572,7 @@
         </w:tc>
       </w:tr>
     </w:tbl>
-    <w:bookmarkStart w:id="24" w:name="dolgu-ve-dolgu-kâhini"/>
+    <w:bookmarkStart w:id="40" w:name="dolgu-ve-dolgu-kâhini"/>
     <w:p>
       <w:pPr>
         <w:pStyle w:val="Heading3"/>
@@ -3574,7 +4785,7 @@
         <w:pStyle w:val="Compact"/>
         <w:numPr>
           <w:ilvl w:val="0"/>
-          <w:numId w:val="1003"/>
+          <w:numId w:val="1017"/>
         </w:numPr>
       </w:pPr>
       <w:r>
@@ -3596,7 +4807,7 @@
         <w:pStyle w:val="Compact"/>
         <w:numPr>
           <w:ilvl w:val="0"/>
-          <w:numId w:val="1003"/>
+          <w:numId w:val="1017"/>
         </w:numPr>
       </w:pPr>
       <w:r>
@@ -3640,7 +4851,7 @@
         <w:pStyle w:val="Compact"/>
         <w:numPr>
           <w:ilvl w:val="0"/>
-          <w:numId w:val="1003"/>
+          <w:numId w:val="1017"/>
         </w:numPr>
       </w:pPr>
       <w:r>
@@ -3714,9 +4925,9 @@
         </w:pict>
       </w:r>
     </w:p>
-    <w:bookmarkEnd w:id="24"/>
-    <w:bookmarkEnd w:id="25"/>
-    <w:bookmarkStart w:id="29" w:name="Xcd5a4b84a9eaf432e3b249b3d62274aea95c2c7"/>
+    <w:bookmarkEnd w:id="40"/>
+    <w:bookmarkEnd w:id="41"/>
+    <w:bookmarkStart w:id="45" w:name="Xcd5a4b84a9eaf432e3b249b3d62274aea95c2c7"/>
     <w:p>
       <w:pPr>
         <w:pStyle w:val="Heading2"/>
@@ -3725,7 +4936,7 @@
         <w:t xml:space="preserve">3. MAC, HMAC ve şifreleme ile bütünlüğün birleştirilmesi (Tarif 6.4, 6.10, 6.18, 6.21)</w:t>
       </w:r>
     </w:p>
-    <w:bookmarkStart w:id="26" w:name="hmac-nasıl-çalışır"/>
+    <w:bookmarkStart w:id="42" w:name="hmac-nasıl-çalışır"/>
     <w:p>
       <w:pPr>
         <w:pStyle w:val="Heading3"/>
@@ -4021,8 +5232,8 @@
         <w:t xml:space="preserve">)</w:t>
       </w:r>
     </w:p>
-    <w:bookmarkEnd w:id="26"/>
-    <w:bookmarkStart w:id="27" w:name="X7e35fca67d04b0b25118a54d591c60a5479fe62"/>
+    <w:bookmarkEnd w:id="42"/>
+    <w:bookmarkStart w:id="43" w:name="X7e35fca67d04b0b25118a54d591c60a5479fe62"/>
     <w:p>
       <w:pPr>
         <w:pStyle w:val="Heading3"/>
@@ -4325,8 +5536,8 @@
         <w:t xml:space="preserve">MAC’e IV’yi ve bağlam bilgisini de katın, karşılaştırmayı sabit zamanlı yapın.</w:t>
       </w:r>
     </w:p>
-    <w:bookmarkEnd w:id="27"/>
-    <w:bookmarkStart w:id="28" w:name="yeniden-oynatma-geçerli-ama-eski-mesaj"/>
+    <w:bookmarkEnd w:id="43"/>
+    <w:bookmarkStart w:id="44" w:name="yeniden-oynatma-geçerli-ama-eski-mesaj"/>
     <w:p>
       <w:pPr>
         <w:pStyle w:val="Heading3"/>
@@ -4656,9 +5867,9 @@
         </w:pict>
       </w:r>
     </w:p>
-    <w:bookmarkEnd w:id="28"/>
-    <w:bookmarkEnd w:id="29"/>
-    <w:bookmarkStart w:id="32" w:name="X894d7ec1ef08a32ec8666de07060ba11da1586b"/>
+    <w:bookmarkEnd w:id="44"/>
+    <w:bookmarkEnd w:id="45"/>
+    <w:bookmarkStart w:id="48" w:name="X894d7ec1ef08a32ec8666de07060ba11da1586b"/>
     <w:p>
       <w:pPr>
         <w:pStyle w:val="Heading2"/>
@@ -4797,7 +6008,7 @@
         <w:t xml:space="preserve">her zaman simetrik şifreyle korunur (3. haftadaki hibrit şema).</w:t>
       </w:r>
     </w:p>
-    <w:bookmarkStart w:id="30" w:name="rsa-doğru-dolguyla"/>
+    <w:bookmarkStart w:id="46" w:name="rsa-doğru-dolguyla"/>
     <w:p>
       <w:pPr>
         <w:pStyle w:val="Heading3"/>
@@ -5466,8 +6677,8 @@
         <w:t xml:space="preserve"> belge.sig belge.txt</w:t>
       </w:r>
     </w:p>
-    <w:bookmarkEnd w:id="30"/>
-    <w:bookmarkStart w:id="31" w:name="Xb7809da19cb7c31c1581e3fac33aa31face064e"/>
+    <w:bookmarkEnd w:id="46"/>
+    <w:bookmarkStart w:id="47" w:name="Xb7809da19cb7c31c1581e3fac33aa31face064e"/>
     <w:p>
       <w:pPr>
         <w:pStyle w:val="Heading3"/>
@@ -6080,9 +7291,9 @@
         </w:pict>
       </w:r>
     </w:p>
-    <w:bookmarkEnd w:id="31"/>
-    <w:bookmarkEnd w:id="32"/>
-    <w:bookmarkStart w:id="35" w:name="Xf25ed3eacfb12216da4583e6edd8ff972fa0edf"/>
+    <w:bookmarkEnd w:id="47"/>
+    <w:bookmarkEnd w:id="48"/>
+    <w:bookmarkStart w:id="51" w:name="Xf25ed3eacfb12216da4583e6edd8ff972fa0edf"/>
     <w:p>
       <w:pPr>
         <w:pStyle w:val="Heading2"/>
@@ -6150,7 +7361,7 @@
         <w:t xml:space="preserve">sağlar (STRIDE’daki R), MAC sağlamaz.</w:t>
       </w:r>
     </w:p>
-    <w:bookmarkStart w:id="33" w:name="imza-nerelerde-kullanılır"/>
+    <w:bookmarkStart w:id="49" w:name="imza-nerelerde-kullanılır"/>
     <w:p>
       <w:pPr>
         <w:pStyle w:val="Heading3"/>
@@ -6406,8 +7617,8 @@
         </w:tc>
       </w:tr>
     </w:tbl>
-    <w:bookmarkEnd w:id="33"/>
-    <w:bookmarkStart w:id="34" w:name="kodda-imza-doğrulama-openssl-evp"/>
+    <w:bookmarkEnd w:id="49"/>
+    <w:bookmarkStart w:id="50" w:name="kodda-imza-doğrulama-openssl-evp"/>
     <w:p>
       <w:pPr>
         <w:pStyle w:val="Heading3"/>
@@ -7338,7 +8549,7 @@
         <w:pStyle w:val="Compact"/>
         <w:numPr>
           <w:ilvl w:val="0"/>
-          <w:numId w:val="1004"/>
+          <w:numId w:val="1018"/>
         </w:numPr>
       </w:pPr>
       <w:r>
@@ -7429,7 +8640,7 @@
         <w:pStyle w:val="Compact"/>
         <w:numPr>
           <w:ilvl w:val="0"/>
-          <w:numId w:val="1004"/>
+          <w:numId w:val="1018"/>
         </w:numPr>
       </w:pPr>
       <w:r>
@@ -7479,7 +8690,7 @@
         <w:pStyle w:val="Compact"/>
         <w:numPr>
           <w:ilvl w:val="0"/>
-          <w:numId w:val="1004"/>
+          <w:numId w:val="1018"/>
         </w:numPr>
       </w:pPr>
       <w:r>
@@ -7525,9 +8736,9 @@
         </w:pict>
       </w:r>
     </w:p>
-    <w:bookmarkEnd w:id="34"/>
-    <w:bookmarkEnd w:id="35"/>
-    <w:bookmarkStart w:id="41" w:name="Xb1fd965b0113255b1c47ac4530c4f53fdbb078f"/>
+    <w:bookmarkEnd w:id="50"/>
+    <w:bookmarkEnd w:id="51"/>
+    <w:bookmarkStart w:id="57" w:name="Xb1fd965b0113255b1c47ac4530c4f53fdbb078f"/>
     <w:p>
       <w:pPr>
         <w:pStyle w:val="Heading2"/>
@@ -7601,7 +8812,7 @@
         <w:t xml:space="preserve">’dir (X25519).</w:t>
       </w:r>
     </w:p>
-    <w:bookmarkStart w:id="39" w:name="kimliksiz-dhnin-zayıflığı-araya-girme"/>
+    <w:bookmarkStart w:id="55" w:name="kimliksiz-dhnin-zayıflığı-araya-girme"/>
     <w:p>
       <w:pPr>
         <w:pStyle w:val="Heading3"/>
@@ -7659,18 +8870,18 @@
           <wp:inline>
             <wp:extent cx="2627999" cy="1680586"/>
             <wp:effectExtent b="0" l="0" r="0" t="0"/>
-            <wp:docPr descr="" title="" id="37" name="Picture"/>
+            <wp:docPr descr="" title="" id="53" name="Picture"/>
             <a:graphic>
               <a:graphicData uri="http://schemas.openxmlformats.org/drawingml/2006/picture">
                 <pic:pic>
                   <pic:nvPicPr>
-                    <pic:cNvPr descr="diyagram-1.png" id="38" name="Picture"/>
+                    <pic:cNvPr descr="diyagram-1.png" id="54" name="Picture"/>
                     <pic:cNvPicPr>
                       <a:picLocks noChangeArrowheads="1" noChangeAspect="1"/>
                     </pic:cNvPicPr>
                   </pic:nvPicPr>
                   <pic:blipFill>
-                    <a:blip r:embed="rId36"/>
+                    <a:blip r:embed="rId52"/>
                     <a:stretch>
                       <a:fillRect/>
                     </a:stretch>
@@ -7717,8 +8928,8 @@
         <w:t xml:space="preserve">sanır; aslında her mesaj saldırganın elinden geçer.</w:t>
       </w:r>
     </w:p>
-    <w:bookmarkEnd w:id="39"/>
-    <w:bookmarkStart w:id="40" w:name="Xe5a2795c222be48635b1920a13635964ec162fc"/>
+    <w:bookmarkEnd w:id="55"/>
+    <w:bookmarkStart w:id="56" w:name="Xe5a2795c222be48635b1920a13635964ec162fc"/>
     <w:p>
       <w:pPr>
         <w:pStyle w:val="Heading3"/>
@@ -7795,7 +9006,7 @@
         <w:pStyle w:val="Compact"/>
         <w:numPr>
           <w:ilvl w:val="0"/>
-          <w:numId w:val="1005"/>
+          <w:numId w:val="1019"/>
         </w:numPr>
       </w:pPr>
       <w:r>
@@ -7817,7 +9028,7 @@
         <w:pStyle w:val="Compact"/>
         <w:numPr>
           <w:ilvl w:val="0"/>
-          <w:numId w:val="1005"/>
+          <w:numId w:val="1019"/>
         </w:numPr>
       </w:pPr>
       <w:r>
@@ -7915,9 +9126,9 @@
         </w:pict>
       </w:r>
     </w:p>
-    <w:bookmarkEnd w:id="40"/>
-    <w:bookmarkEnd w:id="41"/>
-    <w:bookmarkStart w:id="47" w:name="X8f513256ad623ebf09fea50f49d80d9639ca4b1"/>
+    <w:bookmarkEnd w:id="56"/>
+    <w:bookmarkEnd w:id="57"/>
+    <w:bookmarkStart w:id="63" w:name="X8f513256ad623ebf09fea50f49d80d9639ca4b1"/>
     <w:p>
       <w:pPr>
         <w:pStyle w:val="Heading2"/>
@@ -7978,7 +9189,7 @@
         <w:t xml:space="preserve">güvenilen üçüncü taraflar aracılığıyla cevap veren kurallar, roller ve belgeler bütünüdür.</w:t>
       </w:r>
     </w:p>
-    <w:bookmarkStart w:id="45" w:name="bileşenler"/>
+    <w:bookmarkStart w:id="61" w:name="bileşenler"/>
     <w:p>
       <w:pPr>
         <w:pStyle w:val="Heading3"/>
@@ -8363,18 +9574,18 @@
           <wp:inline>
             <wp:extent cx="3599999" cy="4961904"/>
             <wp:effectExtent b="0" l="0" r="0" t="0"/>
-            <wp:docPr descr="" title="" id="43" name="Picture"/>
+            <wp:docPr descr="" title="" id="59" name="Picture"/>
             <a:graphic>
               <a:graphicData uri="http://schemas.openxmlformats.org/drawingml/2006/picture">
                 <pic:pic>
                   <pic:nvPicPr>
-                    <pic:cNvPr descr="diyagram-2.png" id="44" name="Picture"/>
+                    <pic:cNvPr descr="diyagram-2.png" id="60" name="Picture"/>
                     <pic:cNvPicPr>
                       <a:picLocks noChangeArrowheads="1" noChangeAspect="1"/>
                     </pic:cNvPicPr>
                   </pic:nvPicPr>
                   <pic:blipFill>
-                    <a:blip r:embed="rId42"/>
+                    <a:blip r:embed="rId58"/>
                     <a:stretch>
                       <a:fillRect/>
                     </a:stretch>
@@ -8443,8 +9654,8 @@
         <w:t xml:space="preserve">Günlük işi ara CA yapar; ele geçirilirse yalnız o ara CA iptal edilir.</w:t>
       </w:r>
     </w:p>
-    <w:bookmarkEnd w:id="45"/>
-    <w:bookmarkStart w:id="46" w:name="sertifika-doğrulama-dört-soru-tarif-10.4"/>
+    <w:bookmarkEnd w:id="61"/>
+    <w:bookmarkStart w:id="62" w:name="sertifika-doğrulama-dört-soru-tarif-10.4"/>
     <w:p>
       <w:pPr>
         <w:pStyle w:val="Heading3"/>
@@ -8466,7 +9677,7 @@
         <w:pStyle w:val="Compact"/>
         <w:numPr>
           <w:ilvl w:val="0"/>
-          <w:numId w:val="1006"/>
+          <w:numId w:val="1020"/>
         </w:numPr>
       </w:pPr>
       <w:r>
@@ -8494,7 +9705,7 @@
         <w:pStyle w:val="Compact"/>
         <w:numPr>
           <w:ilvl w:val="0"/>
-          <w:numId w:val="1006"/>
+          <w:numId w:val="1020"/>
         </w:numPr>
       </w:pPr>
       <w:r>
@@ -8516,7 +9727,7 @@
         <w:pStyle w:val="Compact"/>
         <w:numPr>
           <w:ilvl w:val="0"/>
-          <w:numId w:val="1006"/>
+          <w:numId w:val="1020"/>
         </w:numPr>
       </w:pPr>
       <w:r>
@@ -8559,7 +9770,7 @@
         <w:pStyle w:val="Compact"/>
         <w:numPr>
           <w:ilvl w:val="0"/>
-          <w:numId w:val="1006"/>
+          <w:numId w:val="1020"/>
         </w:numPr>
       </w:pPr>
       <w:r>
@@ -8634,9 +9845,9 @@
         </w:pict>
       </w:r>
     </w:p>
-    <w:bookmarkEnd w:id="46"/>
-    <w:bookmarkEnd w:id="47"/>
-    <w:bookmarkStart w:id="48" w:name="x.509-sertifikasının-yapısı"/>
+    <w:bookmarkEnd w:id="62"/>
+    <w:bookmarkEnd w:id="63"/>
+    <w:bookmarkStart w:id="64" w:name="x.509-sertifikasının-yapısı"/>
     <w:p>
       <w:pPr>
         <w:pStyle w:val="Heading2"/>
@@ -9125,8 +10336,8 @@
         </w:pict>
       </w:r>
     </w:p>
-    <w:bookmarkEnd w:id="48"/>
-    <w:bookmarkStart w:id="50" w:name="openssl-ile-sertifika-zinciri-kurmak"/>
+    <w:bookmarkEnd w:id="64"/>
+    <w:bookmarkStart w:id="66" w:name="openssl-ile-sertifika-zinciri-kurmak"/>
     <w:p>
       <w:pPr>
         <w:pStyle w:val="Heading2"/>
@@ -10287,7 +11498,7 @@
         <w:t xml:space="preserve">sertifikayı gönderip ara sertifikayı unutması, sahada sık görülen bir yapılandırma hatasıdır.</w:t>
       </w:r>
     </w:p>
-    <w:bookmarkStart w:id="49" w:name="sınıf-etkinliği-zinciri-bozmak"/>
+    <w:bookmarkStart w:id="65" w:name="sınıf-etkinliği-zinciri-bozmak"/>
     <w:p>
       <w:pPr>
         <w:pStyle w:val="Heading3"/>
@@ -10324,7 +11535,7 @@
         <w:pStyle w:val="Compact"/>
         <w:numPr>
           <w:ilvl w:val="0"/>
-          <w:numId w:val="1007"/>
+          <w:numId w:val="1021"/>
         </w:numPr>
       </w:pPr>
       <w:r>
@@ -10352,7 +11563,7 @@
         <w:pStyle w:val="Compact"/>
         <w:numPr>
           <w:ilvl w:val="0"/>
-          <w:numId w:val="1007"/>
+          <w:numId w:val="1021"/>
         </w:numPr>
       </w:pPr>
       <w:r>
@@ -10379,7 +11590,7 @@
         <w:pStyle w:val="Compact"/>
         <w:numPr>
           <w:ilvl w:val="0"/>
-          <w:numId w:val="1007"/>
+          <w:numId w:val="1021"/>
         </w:numPr>
       </w:pPr>
       <w:r>
@@ -10400,7 +11611,7 @@
         <w:pStyle w:val="Compact"/>
         <w:numPr>
           <w:ilvl w:val="0"/>
-          <w:numId w:val="1007"/>
+          <w:numId w:val="1021"/>
         </w:numPr>
       </w:pPr>
       <w:r>
@@ -10444,9 +11655,9 @@
         </w:pict>
       </w:r>
     </w:p>
-    <w:bookmarkEnd w:id="49"/>
-    <w:bookmarkEnd w:id="50"/>
-    <w:bookmarkStart w:id="51" w:name="X998aaa043ae3e8b86db372ba51e1dc9369fc76e"/>
+    <w:bookmarkEnd w:id="65"/>
+    <w:bookmarkEnd w:id="66"/>
+    <w:bookmarkStart w:id="67" w:name="X998aaa043ae3e8b86db372ba51e1dc9369fc76e"/>
     <w:p>
       <w:pPr>
         <w:pStyle w:val="Heading2"/>
@@ -10990,8 +12201,8 @@
         </w:pict>
       </w:r>
     </w:p>
-    <w:bookmarkEnd w:id="51"/>
-    <w:bookmarkStart w:id="52" w:name="X724fab415a7c9757ca722fdb6473ed51d4a7a4f"/>
+    <w:bookmarkEnd w:id="67"/>
+    <w:bookmarkStart w:id="68" w:name="X724fab415a7c9757ca722fdb6473ed51d4a7a4f"/>
     <w:p>
       <w:pPr>
         <w:pStyle w:val="Heading2"/>
@@ -11778,8 +12989,8 @@
         </w:pict>
       </w:r>
     </w:p>
-    <w:bookmarkEnd w:id="52"/>
-    <w:bookmarkStart w:id="53" w:name="kuantum-sonrası-kriptografiye-bakış"/>
+    <w:bookmarkEnd w:id="68"/>
+    <w:bookmarkStart w:id="69" w:name="kuantum-sonrası-kriptografiye-bakış"/>
     <w:p>
       <w:pPr>
         <w:pStyle w:val="Heading2"/>
@@ -12047,8 +13258,8 @@
         </w:pict>
       </w:r>
     </w:p>
-    <w:bookmarkEnd w:id="53"/>
-    <w:bookmarkStart w:id="54" w:name="dönem-projesi-bu-hafta"/>
+    <w:bookmarkEnd w:id="69"/>
+    <w:bookmarkStart w:id="70" w:name="dönem-projesi-bu-hafta"/>
     <w:p>
       <w:pPr>
         <w:pStyle w:val="Heading2"/>
@@ -12102,7 +13313,7 @@
         <w:pStyle w:val="Compact"/>
         <w:numPr>
           <w:ilvl w:val="0"/>
-          <w:numId w:val="1008"/>
+          <w:numId w:val="1022"/>
         </w:numPr>
       </w:pPr>
       <w:r>
@@ -12130,7 +13341,7 @@
         <w:pStyle w:val="Compact"/>
         <w:numPr>
           <w:ilvl w:val="0"/>
-          <w:numId w:val="1009"/>
+          <w:numId w:val="1023"/>
         </w:numPr>
       </w:pPr>
       <w:r>
@@ -12158,7 +13369,7 @@
         <w:pStyle w:val="Compact"/>
         <w:numPr>
           <w:ilvl w:val="0"/>
-          <w:numId w:val="1010"/>
+          <w:numId w:val="1024"/>
         </w:numPr>
       </w:pPr>
       <w:r>
@@ -12180,7 +13391,7 @@
         <w:pStyle w:val="Compact"/>
         <w:numPr>
           <w:ilvl w:val="0"/>
-          <w:numId w:val="1011"/>
+          <w:numId w:val="1025"/>
         </w:numPr>
       </w:pPr>
       <w:r>
@@ -12214,7 +13425,7 @@
         <w:pStyle w:val="Compact"/>
         <w:numPr>
           <w:ilvl w:val="0"/>
-          <w:numId w:val="1012"/>
+          <w:numId w:val="1026"/>
         </w:numPr>
       </w:pPr>
       <w:r>
@@ -12247,8 +13458,8 @@
         </w:pict>
       </w:r>
     </w:p>
-    <w:bookmarkEnd w:id="54"/>
-    <w:bookmarkStart w:id="55" w:name="kendi-başına-çalış"/>
+    <w:bookmarkEnd w:id="70"/>
+    <w:bookmarkStart w:id="71" w:name="kendi-başına-çalış"/>
     <w:p>
       <w:pPr>
         <w:pStyle w:val="Heading2"/>
@@ -12721,8 +13932,8 @@
         </w:pict>
       </w:r>
     </w:p>
-    <w:bookmarkEnd w:id="55"/>
-    <w:bookmarkStart w:id="56" w:name="kendini-sınama"/>
+    <w:bookmarkEnd w:id="71"/>
+    <w:bookmarkStart w:id="72" w:name="kendini-sınama"/>
     <w:p>
       <w:pPr>
         <w:pStyle w:val="Heading2"/>
@@ -13179,8 +14390,8 @@
         </w:pict>
       </w:r>
     </w:p>
-    <w:bookmarkEnd w:id="56"/>
-    <w:bookmarkStart w:id="57" w:name="kaynaklar-ve-ileri-okuma"/>
+    <w:bookmarkEnd w:id="72"/>
+    <w:bookmarkStart w:id="73" w:name="kaynaklar-ve-ileri-okuma"/>
     <w:p>
       <w:pPr>
         <w:pStyle w:val="Heading2"/>
@@ -13225,7 +14436,7 @@
         <w:pStyle w:val="Compact"/>
         <w:numPr>
           <w:ilvl w:val="0"/>
-          <w:numId w:val="1013"/>
+          <w:numId w:val="1027"/>
         </w:numPr>
       </w:pPr>
       <w:r>
@@ -13237,7 +14448,7 @@
         <w:pStyle w:val="Compact"/>
         <w:numPr>
           <w:ilvl w:val="0"/>
-          <w:numId w:val="1013"/>
+          <w:numId w:val="1027"/>
         </w:numPr>
       </w:pPr>
       <w:r>
@@ -13255,7 +14466,7 @@
         <w:pStyle w:val="Compact"/>
         <w:numPr>
           <w:ilvl w:val="0"/>
-          <w:numId w:val="1013"/>
+          <w:numId w:val="1027"/>
         </w:numPr>
       </w:pPr>
       <w:r>
@@ -13273,7 +14484,7 @@
         <w:pStyle w:val="Compact"/>
         <w:numPr>
           <w:ilvl w:val="0"/>
-          <w:numId w:val="1013"/>
+          <w:numId w:val="1027"/>
         </w:numPr>
       </w:pPr>
       <w:r>
@@ -13291,7 +14502,7 @@
         <w:pStyle w:val="Compact"/>
         <w:numPr>
           <w:ilvl w:val="0"/>
-          <w:numId w:val="1013"/>
+          <w:numId w:val="1027"/>
         </w:numPr>
       </w:pPr>
       <w:r>
@@ -13315,7 +14526,7 @@
         <w:pStyle w:val="Compact"/>
         <w:numPr>
           <w:ilvl w:val="0"/>
-          <w:numId w:val="1014"/>
+          <w:numId w:val="1028"/>
         </w:numPr>
       </w:pPr>
       <w:r>
@@ -13333,7 +14544,7 @@
         <w:pStyle w:val="Compact"/>
         <w:numPr>
           <w:ilvl w:val="0"/>
-          <w:numId w:val="1014"/>
+          <w:numId w:val="1028"/>
         </w:numPr>
       </w:pPr>
       <w:r>
@@ -13351,7 +14562,7 @@
         <w:pStyle w:val="Compact"/>
         <w:numPr>
           <w:ilvl w:val="0"/>
-          <w:numId w:val="1014"/>
+          <w:numId w:val="1028"/>
         </w:numPr>
       </w:pPr>
       <w:r>
@@ -13432,7 +14643,7 @@
         <w:pStyle w:val="Compact"/>
         <w:numPr>
           <w:ilvl w:val="0"/>
-          <w:numId w:val="1014"/>
+          <w:numId w:val="1028"/>
         </w:numPr>
       </w:pPr>
       <w:r>
@@ -13963,8 +15174,8 @@
         </w:tc>
       </w:tr>
     </w:tbl>
-    <w:bookmarkEnd w:id="57"/>
-    <w:bookmarkEnd w:id="58"/>
+    <w:bookmarkEnd w:id="73"/>
+    <w:bookmarkEnd w:id="74"/>
     <w:sectPr>
       <w:headerReference r:id="rId9" w:type="default"/>
       <w:footerReference r:id="rId10" w:type="default"/>
@@ -14483,6 +15694,48 @@
     <w:abstractNumId w:val="991"/>
   </w:num>
   <w:num w:numId="1003">
+    <w:abstractNumId w:val="991"/>
+  </w:num>
+  <w:num w:numId="1004">
+    <w:abstractNumId w:val="991"/>
+  </w:num>
+  <w:num w:numId="1005">
+    <w:abstractNumId w:val="991"/>
+  </w:num>
+  <w:num w:numId="1006">
+    <w:abstractNumId w:val="991"/>
+  </w:num>
+  <w:num w:numId="1007">
+    <w:abstractNumId w:val="991"/>
+  </w:num>
+  <w:num w:numId="1008">
+    <w:abstractNumId w:val="991"/>
+  </w:num>
+  <w:num w:numId="1009">
+    <w:abstractNumId w:val="991"/>
+  </w:num>
+  <w:num w:numId="1010">
+    <w:abstractNumId w:val="991"/>
+  </w:num>
+  <w:num w:numId="1011">
+    <w:abstractNumId w:val="991"/>
+  </w:num>
+  <w:num w:numId="1012">
+    <w:abstractNumId w:val="991"/>
+  </w:num>
+  <w:num w:numId="1013">
+    <w:abstractNumId w:val="991"/>
+  </w:num>
+  <w:num w:numId="1014">
+    <w:abstractNumId w:val="991"/>
+  </w:num>
+  <w:num w:numId="1015">
+    <w:abstractNumId w:val="991"/>
+  </w:num>
+  <w:num w:numId="1016">
+    <w:abstractNumId w:val="991"/>
+  </w:num>
+  <w:num w:numId="1017">
     <w:abstractNumId w:val="99411"/>
     <w:lvlOverride w:ilvl="0">
       <w:startOverride w:val="1"/>
@@ -14512,7 +15765,7 @@
       <w:startOverride w:val="1"/>
     </w:lvlOverride>
   </w:num>
-  <w:num w:numId="1004">
+  <w:num w:numId="1018">
     <w:abstractNumId w:val="99411"/>
     <w:lvlOverride w:ilvl="0">
       <w:startOverride w:val="1"/>
@@ -14542,10 +15795,10 @@
       <w:startOverride w:val="1"/>
     </w:lvlOverride>
   </w:num>
-  <w:num w:numId="1005">
+  <w:num w:numId="1019">
     <w:abstractNumId w:val="991"/>
   </w:num>
-  <w:num w:numId="1006">
+  <w:num w:numId="1020">
     <w:abstractNumId w:val="99411"/>
     <w:lvlOverride w:ilvl="0">
       <w:startOverride w:val="1"/>
@@ -14575,7 +15828,7 @@
       <w:startOverride w:val="1"/>
     </w:lvlOverride>
   </w:num>
-  <w:num w:numId="1007">
+  <w:num w:numId="1021">
     <w:abstractNumId w:val="99411"/>
     <w:lvlOverride w:ilvl="0">
       <w:startOverride w:val="1"/>
@@ -14605,25 +15858,25 @@
       <w:startOverride w:val="1"/>
     </w:lvlOverride>
   </w:num>
-  <w:num w:numId="1008">
+  <w:num w:numId="1022">
     <w:abstractNumId w:val="992"/>
   </w:num>
-  <w:num w:numId="1009">
+  <w:num w:numId="1023">
     <w:abstractNumId w:val="992"/>
   </w:num>
-  <w:num w:numId="1010">
+  <w:num w:numId="1024">
     <w:abstractNumId w:val="992"/>
   </w:num>
-  <w:num w:numId="1011">
+  <w:num w:numId="1025">
     <w:abstractNumId w:val="992"/>
   </w:num>
-  <w:num w:numId="1012">
+  <w:num w:numId="1026">
     <w:abstractNumId w:val="992"/>
   </w:num>
-  <w:num w:numId="1013">
+  <w:num w:numId="1027">
     <w:abstractNumId w:val="991"/>
   </w:num>
-  <w:num w:numId="1014">
+  <w:num w:numId="1028">
     <w:abstractNumId w:val="991"/>
   </w:num>
 </w:numbering>

--- a/docs/week-10/cen429-week-10-ders-notu.tr.docx
+++ b/docs/week-10/cen429-week-10-ders-notu.tr.docx
@@ -2,7 +2,7 @@
 <file path=word/document.xml><?xml version="1.0" encoding="utf-8"?>
 <w:document xmlns:w="http://schemas.openxmlformats.org/wordprocessingml/2006/main" xmlns:m="http://schemas.openxmlformats.org/officeDocument/2006/math" xmlns:r="http://schemas.openxmlformats.org/officeDocument/2006/relationships" xmlns:o="urn:schemas-microsoft-com:office:office" xmlns:v="urn:schemas-microsoft-com:vml" xmlns:w10="urn:schemas-microsoft-com:office:word" xmlns:a="http://schemas.openxmlformats.org/drawingml/2006/main" xmlns:pic="http://schemas.openxmlformats.org/drawingml/2006/picture" xmlns:wp="http://schemas.openxmlformats.org/drawingml/2006/wordprocessingDrawing">
   <w:body>
-    <w:bookmarkStart w:id="74" w:name="Xb453c1af0fe1cc67261921e51d334e08c344a3e"/>
+    <w:bookmarkStart w:id="80" w:name="Xb453c1af0fe1cc67261921e51d334e08c344a3e"/>
     <w:p>
       <w:pPr>
         <w:pStyle w:val="Heading1"/>
@@ -4927,7 +4927,7 @@
     </w:p>
     <w:bookmarkEnd w:id="40"/>
     <w:bookmarkEnd w:id="41"/>
-    <w:bookmarkStart w:id="45" w:name="Xcd5a4b84a9eaf432e3b249b3d62274aea95c2c7"/>
+    <w:bookmarkStart w:id="48" w:name="Xcd5a4b84a9eaf432e3b249b3d62274aea95c2c7"/>
     <w:p>
       <w:pPr>
         <w:pStyle w:val="Heading2"/>
@@ -4936,7 +4936,7 @@
         <w:t xml:space="preserve">3. MAC, HMAC ve şifreleme ile bütünlüğün birleştirilmesi (Tarif 6.4, 6.10, 6.18, 6.21)</w:t>
       </w:r>
     </w:p>
-    <w:bookmarkStart w:id="42" w:name="hmac-nasıl-çalışır"/>
+    <w:bookmarkStart w:id="45" w:name="hmac-nasıl-çalışır"/>
     <w:p>
       <w:pPr>
         <w:pStyle w:val="Heading3"/>
@@ -4950,6 +4950,80 @@
         <w:pStyle w:val="FirstParagraph"/>
       </w:pPr>
       <w:r>
+        <w:drawing>
+          <wp:inline>
+            <wp:extent cx="5759999" cy="2283460"/>
+            <wp:effectExtent b="0" l="0" r="0" t="0"/>
+            <wp:docPr descr="Encrypt-then-MAC sırası ve doğrulamadan önce çözmeme kuralı" title="" id="43" name="Picture"/>
+            <a:graphic>
+              <a:graphicData uri="http://schemas.openxmlformats.org/drawingml/2006/picture">
+                <pic:pic>
+                  <pic:nvPicPr>
+                    <pic:cNvPr descr="h10-01-encrypt-then-mac.png" id="44" name="Picture"/>
+                    <pic:cNvPicPr>
+                      <a:picLocks noChangeArrowheads="1" noChangeAspect="1"/>
+                    </pic:cNvPicPr>
+                  </pic:nvPicPr>
+                  <pic:blipFill>
+                    <a:blip r:embed="rId42"/>
+                    <a:stretch>
+                      <a:fillRect/>
+                    </a:stretch>
+                  </pic:blipFill>
+                  <pic:spPr bwMode="auto">
+                    <a:xfrm>
+                      <a:off x="0" y="0"/>
+                      <a:ext cx="5759999" cy="2283460"/>
+                    </a:xfrm>
+                    <a:prstGeom prst="rect">
+                      <a:avLst/>
+                    </a:prstGeom>
+                    <a:noFill/>
+                    <a:ln w="9525">
+                      <a:noFill/>
+                      <a:headEnd/>
+                      <a:tailEnd/>
+                    </a:ln>
+                  </pic:spPr>
+                </pic:pic>
+              </a:graphicData>
+            </a:graphic>
+          </wp:inline>
+        </w:drawing>
+      </w:r>
+    </w:p>
+    <w:p>
+      <w:pPr>
+        <w:pStyle w:val="BodyText"/>
+      </w:pPr>
+      <w:r>
+        <w:rPr>
+          <w:b/>
+          <w:bCs/>
+        </w:rPr>
+        <w:t xml:space="preserve">Encrypt-then-MAC</w:t>
+      </w:r>
+      <w:r>
+        <w:t xml:space="preserve">: alıcı geçersiz metni hiç çözmediği için dolgu kâhini (padding oracle) için gereken</w:t>
+      </w:r>
+      <w:r>
+        <w:t xml:space="preserve"> </w:t>
+      </w:r>
+      <w:r>
+        <w:t xml:space="preserve">“hata sızıntısı”</w:t>
+      </w:r>
+      <w:r>
+        <w:t xml:space="preserve"> </w:t>
+      </w:r>
+      <w:r>
+        <w:t xml:space="preserve">oluşmaz. AES-GCM bu iki adımı tek işlemde yapar.</w:t>
+      </w:r>
+    </w:p>
+    <w:p>
+      <w:pPr>
+        <w:pStyle w:val="BodyText"/>
+      </w:pPr>
+      <w:r>
         <w:rPr>
           <w:b/>
           <w:bCs/>
@@ -5232,8 +5306,8 @@
         <w:t xml:space="preserve">)</w:t>
       </w:r>
     </w:p>
-    <w:bookmarkEnd w:id="42"/>
-    <w:bookmarkStart w:id="43" w:name="X7e35fca67d04b0b25118a54d591c60a5479fe62"/>
+    <w:bookmarkEnd w:id="45"/>
+    <w:bookmarkStart w:id="46" w:name="X7e35fca67d04b0b25118a54d591c60a5479fe62"/>
     <w:p>
       <w:pPr>
         <w:pStyle w:val="Heading3"/>
@@ -5536,8 +5610,8 @@
         <w:t xml:space="preserve">MAC’e IV’yi ve bağlam bilgisini de katın, karşılaştırmayı sabit zamanlı yapın.</w:t>
       </w:r>
     </w:p>
-    <w:bookmarkEnd w:id="43"/>
-    <w:bookmarkStart w:id="44" w:name="yeniden-oynatma-geçerli-ama-eski-mesaj"/>
+    <w:bookmarkEnd w:id="46"/>
+    <w:bookmarkStart w:id="47" w:name="yeniden-oynatma-geçerli-ama-eski-mesaj"/>
     <w:p>
       <w:pPr>
         <w:pStyle w:val="Heading3"/>
@@ -5867,9 +5941,9 @@
         </w:pict>
       </w:r>
     </w:p>
-    <w:bookmarkEnd w:id="44"/>
-    <w:bookmarkEnd w:id="45"/>
-    <w:bookmarkStart w:id="48" w:name="X894d7ec1ef08a32ec8666de07060ba11da1586b"/>
+    <w:bookmarkEnd w:id="47"/>
+    <w:bookmarkEnd w:id="48"/>
+    <w:bookmarkStart w:id="51" w:name="X894d7ec1ef08a32ec8666de07060ba11da1586b"/>
     <w:p>
       <w:pPr>
         <w:pStyle w:val="Heading2"/>
@@ -6008,7 +6082,7 @@
         <w:t xml:space="preserve">her zaman simetrik şifreyle korunur (3. haftadaki hibrit şema).</w:t>
       </w:r>
     </w:p>
-    <w:bookmarkStart w:id="46" w:name="rsa-doğru-dolguyla"/>
+    <w:bookmarkStart w:id="49" w:name="rsa-doğru-dolguyla"/>
     <w:p>
       <w:pPr>
         <w:pStyle w:val="Heading3"/>
@@ -6677,8 +6751,8 @@
         <w:t xml:space="preserve"> belge.sig belge.txt</w:t>
       </w:r>
     </w:p>
-    <w:bookmarkEnd w:id="46"/>
-    <w:bookmarkStart w:id="47" w:name="Xb7809da19cb7c31c1581e3fac33aa31face064e"/>
+    <w:bookmarkEnd w:id="49"/>
+    <w:bookmarkStart w:id="50" w:name="Xb7809da19cb7c31c1581e3fac33aa31face064e"/>
     <w:p>
       <w:pPr>
         <w:pStyle w:val="Heading3"/>
@@ -7291,9 +7365,9 @@
         </w:pict>
       </w:r>
     </w:p>
-    <w:bookmarkEnd w:id="47"/>
-    <w:bookmarkEnd w:id="48"/>
-    <w:bookmarkStart w:id="51" w:name="Xf25ed3eacfb12216da4583e6edd8ff972fa0edf"/>
+    <w:bookmarkEnd w:id="50"/>
+    <w:bookmarkEnd w:id="51"/>
+    <w:bookmarkStart w:id="54" w:name="Xf25ed3eacfb12216da4583e6edd8ff972fa0edf"/>
     <w:p>
       <w:pPr>
         <w:pStyle w:val="Heading2"/>
@@ -7361,7 +7435,7 @@
         <w:t xml:space="preserve">sağlar (STRIDE’daki R), MAC sağlamaz.</w:t>
       </w:r>
     </w:p>
-    <w:bookmarkStart w:id="49" w:name="imza-nerelerde-kullanılır"/>
+    <w:bookmarkStart w:id="52" w:name="imza-nerelerde-kullanılır"/>
     <w:p>
       <w:pPr>
         <w:pStyle w:val="Heading3"/>
@@ -7617,8 +7691,8 @@
         </w:tc>
       </w:tr>
     </w:tbl>
-    <w:bookmarkEnd w:id="49"/>
-    <w:bookmarkStart w:id="50" w:name="kodda-imza-doğrulama-openssl-evp"/>
+    <w:bookmarkEnd w:id="52"/>
+    <w:bookmarkStart w:id="53" w:name="kodda-imza-doğrulama-openssl-evp"/>
     <w:p>
       <w:pPr>
         <w:pStyle w:val="Heading3"/>
@@ -8736,9 +8810,9 @@
         </w:pict>
       </w:r>
     </w:p>
-    <w:bookmarkEnd w:id="50"/>
-    <w:bookmarkEnd w:id="51"/>
-    <w:bookmarkStart w:id="57" w:name="Xb1fd965b0113255b1c47ac4530c4f53fdbb078f"/>
+    <w:bookmarkEnd w:id="53"/>
+    <w:bookmarkEnd w:id="54"/>
+    <w:bookmarkStart w:id="60" w:name="Xb1fd965b0113255b1c47ac4530c4f53fdbb078f"/>
     <w:p>
       <w:pPr>
         <w:pStyle w:val="Heading2"/>
@@ -8812,7 +8886,7 @@
         <w:t xml:space="preserve">’dir (X25519).</w:t>
       </w:r>
     </w:p>
-    <w:bookmarkStart w:id="55" w:name="kimliksiz-dhnin-zayıflığı-araya-girme"/>
+    <w:bookmarkStart w:id="58" w:name="kimliksiz-dhnin-zayıflığı-araya-girme"/>
     <w:p>
       <w:pPr>
         <w:pStyle w:val="Heading3"/>
@@ -8868,20 +8942,20 @@
       <w:r>
         <w:drawing>
           <wp:inline>
-            <wp:extent cx="2627999" cy="1680586"/>
+            <wp:extent cx="5759999" cy="3102231"/>
             <wp:effectExtent b="0" l="0" r="0" t="0"/>
-            <wp:docPr descr="" title="" id="53" name="Picture"/>
+            <wp:docPr descr="Kimliksiz Diffie-Hellman’da araya girme saldırısı" title="" id="56" name="Picture"/>
             <a:graphic>
               <a:graphicData uri="http://schemas.openxmlformats.org/drawingml/2006/picture">
                 <pic:pic>
                   <pic:nvPicPr>
-                    <pic:cNvPr descr="diyagram-1.png" id="54" name="Picture"/>
+                    <pic:cNvPr descr="h10-02-dh-mitm.png" id="57" name="Picture"/>
                     <pic:cNvPicPr>
                       <a:picLocks noChangeArrowheads="1" noChangeAspect="1"/>
                     </pic:cNvPicPr>
                   </pic:nvPicPr>
                   <pic:blipFill>
-                    <a:blip r:embed="rId52"/>
+                    <a:blip r:embed="rId55"/>
                     <a:stretch>
                       <a:fillRect/>
                     </a:stretch>
@@ -8889,7 +8963,7 @@
                   <pic:spPr bwMode="auto">
                     <a:xfrm>
                       <a:off x="0" y="0"/>
-                      <a:ext cx="2627999" cy="1680586"/>
+                      <a:ext cx="5759999" cy="3102231"/>
                     </a:xfrm>
                     <a:prstGeom prst="rect">
                       <a:avLst/>
@@ -8928,8 +9002,8 @@
         <w:t xml:space="preserve">sanır; aslında her mesaj saldırganın elinden geçer.</w:t>
       </w:r>
     </w:p>
-    <w:bookmarkEnd w:id="55"/>
-    <w:bookmarkStart w:id="56" w:name="Xe5a2795c222be48635b1920a13635964ec162fc"/>
+    <w:bookmarkEnd w:id="58"/>
+    <w:bookmarkStart w:id="59" w:name="Xe5a2795c222be48635b1920a13635964ec162fc"/>
     <w:p>
       <w:pPr>
         <w:pStyle w:val="Heading3"/>
@@ -9126,9 +9200,9 @@
         </w:pict>
       </w:r>
     </w:p>
-    <w:bookmarkEnd w:id="56"/>
-    <w:bookmarkEnd w:id="57"/>
-    <w:bookmarkStart w:id="63" w:name="X8f513256ad623ebf09fea50f49d80d9639ca4b1"/>
+    <w:bookmarkEnd w:id="59"/>
+    <w:bookmarkEnd w:id="60"/>
+    <w:bookmarkStart w:id="66" w:name="X8f513256ad623ebf09fea50f49d80d9639ca4b1"/>
     <w:p>
       <w:pPr>
         <w:pStyle w:val="Heading2"/>
@@ -9189,7 +9263,7 @@
         <w:t xml:space="preserve">güvenilen üçüncü taraflar aracılığıyla cevap veren kurallar, roller ve belgeler bütünüdür.</w:t>
       </w:r>
     </w:p>
-    <w:bookmarkStart w:id="61" w:name="bileşenler"/>
+    <w:bookmarkStart w:id="64" w:name="bileşenler"/>
     <w:p>
       <w:pPr>
         <w:pStyle w:val="Heading3"/>
@@ -9572,20 +9646,20 @@
       <w:r>
         <w:drawing>
           <wp:inline>
-            <wp:extent cx="3599999" cy="4961904"/>
+            <wp:extent cx="5759999" cy="2377094"/>
             <wp:effectExtent b="0" l="0" r="0" t="0"/>
-            <wp:docPr descr="" title="" id="59" name="Picture"/>
+            <wp:docPr descr="PKI güven zinciri: kök CA, ara CA ve uç sertifikalar" title="" id="62" name="Picture"/>
             <a:graphic>
               <a:graphicData uri="http://schemas.openxmlformats.org/drawingml/2006/picture">
                 <pic:pic>
                   <pic:nvPicPr>
-                    <pic:cNvPr descr="diyagram-2.png" id="60" name="Picture"/>
+                    <pic:cNvPr descr="h10-03-pki.png" id="63" name="Picture"/>
                     <pic:cNvPicPr>
                       <a:picLocks noChangeArrowheads="1" noChangeAspect="1"/>
                     </pic:cNvPicPr>
                   </pic:nvPicPr>
                   <pic:blipFill>
-                    <a:blip r:embed="rId58"/>
+                    <a:blip r:embed="rId61"/>
                     <a:stretch>
                       <a:fillRect/>
                     </a:stretch>
@@ -9593,7 +9667,7 @@
                   <pic:spPr bwMode="auto">
                     <a:xfrm>
                       <a:off x="0" y="0"/>
-                      <a:ext cx="3599999" cy="4961904"/>
+                      <a:ext cx="5759999" cy="2377094"/>
                     </a:xfrm>
                     <a:prstGeom prst="rect">
                       <a:avLst/>
@@ -9654,8 +9728,8 @@
         <w:t xml:space="preserve">Günlük işi ara CA yapar; ele geçirilirse yalnız o ara CA iptal edilir.</w:t>
       </w:r>
     </w:p>
-    <w:bookmarkEnd w:id="61"/>
-    <w:bookmarkStart w:id="62" w:name="sertifika-doğrulama-dört-soru-tarif-10.4"/>
+    <w:bookmarkEnd w:id="64"/>
+    <w:bookmarkStart w:id="65" w:name="sertifika-doğrulama-dört-soru-tarif-10.4"/>
     <w:p>
       <w:pPr>
         <w:pStyle w:val="Heading3"/>
@@ -9845,9 +9919,9 @@
         </w:pict>
       </w:r>
     </w:p>
-    <w:bookmarkEnd w:id="62"/>
-    <w:bookmarkEnd w:id="63"/>
-    <w:bookmarkStart w:id="64" w:name="x.509-sertifikasının-yapısı"/>
+    <w:bookmarkEnd w:id="65"/>
+    <w:bookmarkEnd w:id="66"/>
+    <w:bookmarkStart w:id="67" w:name="x.509-sertifikasının-yapısı"/>
     <w:p>
       <w:pPr>
         <w:pStyle w:val="Heading2"/>
@@ -10336,8 +10410,8 @@
         </w:pict>
       </w:r>
     </w:p>
-    <w:bookmarkEnd w:id="64"/>
-    <w:bookmarkStart w:id="66" w:name="openssl-ile-sertifika-zinciri-kurmak"/>
+    <w:bookmarkEnd w:id="67"/>
+    <w:bookmarkStart w:id="69" w:name="openssl-ile-sertifika-zinciri-kurmak"/>
     <w:p>
       <w:pPr>
         <w:pStyle w:val="Heading2"/>
@@ -11498,7 +11572,7 @@
         <w:t xml:space="preserve">sertifikayı gönderip ara sertifikayı unutması, sahada sık görülen bir yapılandırma hatasıdır.</w:t>
       </w:r>
     </w:p>
-    <w:bookmarkStart w:id="65" w:name="sınıf-etkinliği-zinciri-bozmak"/>
+    <w:bookmarkStart w:id="68" w:name="sınıf-etkinliği-zinciri-bozmak"/>
     <w:p>
       <w:pPr>
         <w:pStyle w:val="Heading3"/>
@@ -11655,9 +11729,9 @@
         </w:pict>
       </w:r>
     </w:p>
-    <w:bookmarkEnd w:id="65"/>
-    <w:bookmarkEnd w:id="66"/>
-    <w:bookmarkStart w:id="67" w:name="X998aaa043ae3e8b86db372ba51e1dc9369fc76e"/>
+    <w:bookmarkEnd w:id="68"/>
+    <w:bookmarkEnd w:id="69"/>
+    <w:bookmarkStart w:id="73" w:name="X998aaa043ae3e8b86db372ba51e1dc9369fc76e"/>
     <w:p>
       <w:pPr>
         <w:pStyle w:val="Heading2"/>
@@ -11688,6 +11762,53 @@
       </w:r>
       <w:r>
         <w:t xml:space="preserve">edilmesi gerekir. İstemcinin bunu öğrenmesinin üç yolu vardır:</w:t>
+      </w:r>
+    </w:p>
+    <w:p>
+      <w:pPr>
+        <w:pStyle w:val="BodyText"/>
+      </w:pPr>
+      <w:r>
+        <w:drawing>
+          <wp:inline>
+            <wp:extent cx="5759999" cy="2377094"/>
+            <wp:effectExtent b="0" l="0" r="0" t="0"/>
+            <wp:docPr descr="Sertifika iptali: CRL, OCSP ve zımbalama karşılaştırması" title="" id="71" name="Picture"/>
+            <a:graphic>
+              <a:graphicData uri="http://schemas.openxmlformats.org/drawingml/2006/picture">
+                <pic:pic>
+                  <pic:nvPicPr>
+                    <pic:cNvPr descr="h10-04-sertifika-iptali.png" id="72" name="Picture"/>
+                    <pic:cNvPicPr>
+                      <a:picLocks noChangeArrowheads="1" noChangeAspect="1"/>
+                    </pic:cNvPicPr>
+                  </pic:nvPicPr>
+                  <pic:blipFill>
+                    <a:blip r:embed="rId70"/>
+                    <a:stretch>
+                      <a:fillRect/>
+                    </a:stretch>
+                  </pic:blipFill>
+                  <pic:spPr bwMode="auto">
+                    <a:xfrm>
+                      <a:off x="0" y="0"/>
+                      <a:ext cx="5759999" cy="2377094"/>
+                    </a:xfrm>
+                    <a:prstGeom prst="rect">
+                      <a:avLst/>
+                    </a:prstGeom>
+                    <a:noFill/>
+                    <a:ln w="9525">
+                      <a:noFill/>
+                      <a:headEnd/>
+                      <a:tailEnd/>
+                    </a:ln>
+                  </pic:spPr>
+                </pic:pic>
+              </a:graphicData>
+            </a:graphic>
+          </wp:inline>
+        </w:drawing>
       </w:r>
     </w:p>
     <w:tbl>
@@ -12201,8 +12322,8 @@
         </w:pict>
       </w:r>
     </w:p>
-    <w:bookmarkEnd w:id="67"/>
-    <w:bookmarkStart w:id="68" w:name="X724fab415a7c9757ca722fdb6473ed51d4a7a4f"/>
+    <w:bookmarkEnd w:id="73"/>
+    <w:bookmarkStart w:id="74" w:name="X724fab415a7c9757ca722fdb6473ed51d4a7a4f"/>
     <w:p>
       <w:pPr>
         <w:pStyle w:val="Heading2"/>
@@ -12989,8 +13110,8 @@
         </w:pict>
       </w:r>
     </w:p>
-    <w:bookmarkEnd w:id="68"/>
-    <w:bookmarkStart w:id="69" w:name="kuantum-sonrası-kriptografiye-bakış"/>
+    <w:bookmarkEnd w:id="74"/>
+    <w:bookmarkStart w:id="75" w:name="kuantum-sonrası-kriptografiye-bakış"/>
     <w:p>
       <w:pPr>
         <w:pStyle w:val="Heading2"/>
@@ -13258,8 +13379,8 @@
         </w:pict>
       </w:r>
     </w:p>
-    <w:bookmarkEnd w:id="69"/>
-    <w:bookmarkStart w:id="70" w:name="dönem-projesi-bu-hafta"/>
+    <w:bookmarkEnd w:id="75"/>
+    <w:bookmarkStart w:id="76" w:name="dönem-projesi-bu-hafta"/>
     <w:p>
       <w:pPr>
         <w:pStyle w:val="Heading2"/>
@@ -13458,8 +13579,8 @@
         </w:pict>
       </w:r>
     </w:p>
-    <w:bookmarkEnd w:id="70"/>
-    <w:bookmarkStart w:id="71" w:name="kendi-başına-çalış"/>
+    <w:bookmarkEnd w:id="76"/>
+    <w:bookmarkStart w:id="77" w:name="kendi-başına-çalış"/>
     <w:p>
       <w:pPr>
         <w:pStyle w:val="Heading2"/>
@@ -13932,8 +14053,8 @@
         </w:pict>
       </w:r>
     </w:p>
-    <w:bookmarkEnd w:id="71"/>
-    <w:bookmarkStart w:id="72" w:name="kendini-sınama"/>
+    <w:bookmarkEnd w:id="77"/>
+    <w:bookmarkStart w:id="78" w:name="kendini-sınama"/>
     <w:p>
       <w:pPr>
         <w:pStyle w:val="Heading2"/>
@@ -14390,8 +14511,8 @@
         </w:pict>
       </w:r>
     </w:p>
-    <w:bookmarkEnd w:id="72"/>
-    <w:bookmarkStart w:id="73" w:name="kaynaklar-ve-ileri-okuma"/>
+    <w:bookmarkEnd w:id="78"/>
+    <w:bookmarkStart w:id="79" w:name="kaynaklar-ve-ileri-okuma"/>
     <w:p>
       <w:pPr>
         <w:pStyle w:val="Heading2"/>
@@ -15174,8 +15295,8 @@
         </w:tc>
       </w:tr>
     </w:tbl>
-    <w:bookmarkEnd w:id="73"/>
-    <w:bookmarkEnd w:id="74"/>
+    <w:bookmarkEnd w:id="79"/>
+    <w:bookmarkEnd w:id="80"/>
     <w:sectPr>
       <w:headerReference r:id="rId9" w:type="default"/>
       <w:footerReference r:id="rId10" w:type="default"/>

--- a/docs/week-10/cen429-week-10-ders-notu.tr.docx
+++ b/docs/week-10/cen429-week-10-ders-notu.tr.docx
@@ -2,7 +2,7 @@
 <file path=word/document.xml><?xml version="1.0" encoding="utf-8"?>
 <w:document xmlns:w="http://schemas.openxmlformats.org/wordprocessingml/2006/main" xmlns:m="http://schemas.openxmlformats.org/officeDocument/2006/math" xmlns:r="http://schemas.openxmlformats.org/officeDocument/2006/relationships" xmlns:o="urn:schemas-microsoft-com:office:office" xmlns:v="urn:schemas-microsoft-com:vml" xmlns:w10="urn:schemas-microsoft-com:office:word" xmlns:a="http://schemas.openxmlformats.org/drawingml/2006/main" xmlns:pic="http://schemas.openxmlformats.org/drawingml/2006/picture" xmlns:wp="http://schemas.openxmlformats.org/drawingml/2006/wordprocessingDrawing">
   <w:body>
-    <w:bookmarkStart w:id="80" w:name="Xb453c1af0fe1cc67261921e51d334e08c344a3e"/>
+    <w:bookmarkStart w:id="104" w:name="Xb453c1af0fe1cc67261921e51d334e08c344a3e"/>
     <w:p>
       <w:pPr>
         <w:pStyle w:val="Heading1"/>
@@ -2706,7 +2706,7 @@
     </w:p>
     <w:bookmarkEnd w:id="34"/>
     <w:bookmarkEnd w:id="35"/>
-    <w:bookmarkStart w:id="39" w:name="X47c4d8a348c15ec8732a2f3c0d4b29c056fbad9"/>
+    <w:bookmarkStart w:id="42" w:name="X47c4d8a348c15ec8732a2f3c0d4b29c056fbad9"/>
     <w:p>
       <w:pPr>
         <w:pStyle w:val="Heading2"/>
@@ -2755,6 +2755,53 @@
       </w:r>
       <w:r>
         <w:t xml:space="preserve">işler; 2003’ten beri algoritmaların çoğu değiştiği için her birini güncel karşılığıyla veriyoruz.</w:t>
+      </w:r>
+    </w:p>
+    <w:p>
+      <w:pPr>
+        <w:pStyle w:val="BodyText"/>
+      </w:pPr>
+      <w:r>
+        <w:drawing>
+          <wp:inline>
+            <wp:extent cx="5759999" cy="2470728"/>
+            <wp:effectExtent b="0" l="0" r="0" t="0"/>
+            <wp:docPr descr="Simetrik ve asimetrik kriptografinin rolleri" title="" id="37" name="Picture"/>
+            <a:graphic>
+              <a:graphicData uri="http://schemas.openxmlformats.org/drawingml/2006/picture">
+                <pic:pic>
+                  <pic:nvPicPr>
+                    <pic:cNvPr descr="h10-05-simetrik-asimetrik.png" id="38" name="Picture"/>
+                    <pic:cNvPicPr>
+                      <a:picLocks noChangeArrowheads="1" noChangeAspect="1"/>
+                    </pic:cNvPicPr>
+                  </pic:nvPicPr>
+                  <pic:blipFill>
+                    <a:blip r:embed="rId36"/>
+                    <a:stretch>
+                      <a:fillRect/>
+                    </a:stretch>
+                  </pic:blipFill>
+                  <pic:spPr bwMode="auto">
+                    <a:xfrm>
+                      <a:off x="0" y="0"/>
+                      <a:ext cx="5759999" cy="2470728"/>
+                    </a:xfrm>
+                    <a:prstGeom prst="rect">
+                      <a:avLst/>
+                    </a:prstGeom>
+                    <a:noFill/>
+                    <a:ln w="9525">
+                      <a:noFill/>
+                      <a:headEnd/>
+                      <a:tailEnd/>
+                    </a:ln>
+                  </pic:spPr>
+                </pic:pic>
+              </a:graphicData>
+            </a:graphic>
+          </wp:inline>
+        </w:drawing>
       </w:r>
     </w:p>
     <w:p>
@@ -3066,7 +3113,7 @@
         <w:t xml:space="preserve">Bu haftanın tüm kuralları (doğru kip, doğru dolgu, zincir doğrulama, iptal) bu çizginin acı derslerinden çıkmıştır.</w:t>
       </w:r>
     </w:p>
-    <w:bookmarkStart w:id="36" w:name="beş-temel-iş-beş-araç-ailesi"/>
+    <w:bookmarkStart w:id="39" w:name="beş-temel-iş-beş-araç-ailesi"/>
     <w:p>
       <w:pPr>
         <w:pStyle w:val="Heading3"/>
@@ -3406,8 +3453,8 @@
         </w:tc>
       </w:tr>
     </w:tbl>
-    <w:bookmarkEnd w:id="36"/>
-    <w:bookmarkStart w:id="37" w:name="anahtar-uzunluğu-güvenlik-düzeyi"/>
+    <w:bookmarkEnd w:id="39"/>
+    <w:bookmarkStart w:id="40" w:name="anahtar-uzunluğu-güvenlik-düzeyi"/>
     <w:p>
       <w:pPr>
         <w:pStyle w:val="Heading3"/>
@@ -3894,8 +3941,8 @@
         <w:t xml:space="preserve">algoritmaların kendisidir.</w:t>
       </w:r>
     </w:p>
-    <w:bookmarkEnd w:id="37"/>
-    <w:bookmarkStart w:id="38" w:name="Xa54182dd8a99a0bc1ab6fd568d653bbeb750ea0"/>
+    <w:bookmarkEnd w:id="40"/>
+    <w:bookmarkStart w:id="41" w:name="Xa54182dd8a99a0bc1ab6fd568d653bbeb750ea0"/>
     <w:p>
       <w:pPr>
         <w:pStyle w:val="Heading3"/>
@@ -3953,9 +4000,9 @@
         </w:pict>
       </w:r>
     </w:p>
-    <w:bookmarkEnd w:id="38"/>
-    <w:bookmarkEnd w:id="39"/>
-    <w:bookmarkStart w:id="41" w:name="X3bb5fa96356dba327c969b5a7ec1e80f00cc271"/>
+    <w:bookmarkEnd w:id="41"/>
+    <w:bookmarkEnd w:id="42"/>
+    <w:bookmarkStart w:id="50" w:name="X3bb5fa96356dba327c969b5a7ec1e80f00cc271"/>
     <w:p>
       <w:pPr>
         <w:pStyle w:val="Heading2"/>
@@ -4013,959 +4060,27 @@
         <w:t xml:space="preserve">önemlidir; 3. haftadaki ECB penguenini hatırlayın.</w:t>
       </w:r>
     </w:p>
-    <w:tbl>
-      <w:tblPr>
-        <w:tblStyle w:val="Table"/>
-        <w:tblW w:type="pct" w:w="5000"/>
-        <w:tblLayout w:type="fixed"/>
-        <w:tblLook w:firstRow="1" w:lastRow="0" w:firstColumn="0" w:lastColumn="0" w:noHBand="0" w:noVBand="0" w:val="0020"/>
-      </w:tblPr>
-      <w:tblGrid>
-        <w:gridCol w:w="1131"/>
-        <w:gridCol w:w="1131"/>
-        <w:gridCol w:w="1131"/>
-        <w:gridCol w:w="1131"/>
-        <w:gridCol w:w="1131"/>
-        <w:gridCol w:w="1131"/>
-        <w:gridCol w:w="1131"/>
-      </w:tblGrid>
-      <w:tr>
-        <w:trPr>
-          <w:tblHeader w:val="on"/>
-        </w:trPr>
-        <w:tc>
-          <w:tcPr/>
-          <w:p>
-            <w:pPr>
-              <w:pStyle w:val="Compact"/>
-            </w:pPr>
-            <w:r>
-              <w:t xml:space="preserve">Kip</w:t>
-            </w:r>
-          </w:p>
-        </w:tc>
-        <w:tc>
-          <w:tcPr/>
-          <w:p>
-            <w:pPr>
-              <w:pStyle w:val="Compact"/>
-            </w:pPr>
-            <w:r>
-              <w:t xml:space="preserve">Nasıl çalışır?</w:t>
-            </w:r>
-          </w:p>
-        </w:tc>
-        <w:tc>
-          <w:tcPr/>
-          <w:p>
-            <w:pPr>
-              <w:pStyle w:val="Compact"/>
-              <w:jc w:val="center"/>
-            </w:pPr>
-            <w:r>
-              <w:t xml:space="preserve">Gizlilik</w:t>
-            </w:r>
-          </w:p>
-        </w:tc>
-        <w:tc>
-          <w:tcPr/>
-          <w:p>
-            <w:pPr>
-              <w:pStyle w:val="Compact"/>
-              <w:jc w:val="center"/>
-            </w:pPr>
-            <w:r>
-              <w:t xml:space="preserve">Bütünlük</w:t>
-            </w:r>
-          </w:p>
-        </w:tc>
-        <w:tc>
-          <w:tcPr/>
-          <w:p>
-            <w:pPr>
-              <w:pStyle w:val="Compact"/>
-              <w:jc w:val="center"/>
-            </w:pPr>
-            <w:r>
-              <w:t xml:space="preserve">Paralel</w:t>
-            </w:r>
-          </w:p>
-        </w:tc>
-        <w:tc>
-          <w:tcPr/>
-          <w:p>
-            <w:pPr>
-              <w:pStyle w:val="Compact"/>
-              <w:jc w:val="center"/>
-            </w:pPr>
-            <w:r>
-              <w:t xml:space="preserve">Dolgu</w:t>
-            </w:r>
-          </w:p>
-        </w:tc>
-        <w:tc>
-          <w:tcPr/>
-          <w:p>
-            <w:pPr>
-              <w:pStyle w:val="Compact"/>
-            </w:pPr>
-            <w:r>
-              <w:t xml:space="preserve">Değerlendirme</w:t>
-            </w:r>
-          </w:p>
-        </w:tc>
-      </w:tr>
-      <w:tr>
-        <w:tc>
-          <w:tcPr/>
-          <w:p>
-            <w:pPr>
-              <w:pStyle w:val="Compact"/>
-            </w:pPr>
-            <w:r>
-              <w:rPr>
-                <w:b/>
-                <w:bCs/>
-              </w:rPr>
-              <w:t xml:space="preserve">ECB</w:t>
-            </w:r>
-          </w:p>
-        </w:tc>
-        <w:tc>
-          <w:tcPr/>
-          <w:p>
-            <w:pPr>
-              <w:pStyle w:val="Compact"/>
-            </w:pPr>
-            <w:r>
-              <w:t xml:space="preserve">Her blok bağımsız şifrelenir</w:t>
-            </w:r>
-          </w:p>
-        </w:tc>
-        <w:tc>
-          <w:tcPr/>
-          <w:p>
-            <w:pPr>
-              <w:pStyle w:val="Compact"/>
-              <w:jc w:val="center"/>
-            </w:pPr>
-            <w:r>
-              <w:t xml:space="preserve">✗ (desen sızar)</w:t>
-            </w:r>
-          </w:p>
-        </w:tc>
-        <w:tc>
-          <w:tcPr/>
-          <w:p>
-            <w:pPr>
-              <w:pStyle w:val="Compact"/>
-              <w:jc w:val="center"/>
-            </w:pPr>
-            <w:r>
-              <w:t xml:space="preserve">✗</w:t>
-            </w:r>
-          </w:p>
-        </w:tc>
-        <w:tc>
-          <w:tcPr/>
-          <w:p>
-            <w:pPr>
-              <w:pStyle w:val="Compact"/>
-              <w:jc w:val="center"/>
-            </w:pPr>
-            <w:r>
-              <w:t xml:space="preserve">✓</w:t>
-            </w:r>
-          </w:p>
-        </w:tc>
-        <w:tc>
-          <w:tcPr/>
-          <w:p>
-            <w:pPr>
-              <w:pStyle w:val="Compact"/>
-              <w:jc w:val="center"/>
-            </w:pPr>
-            <w:r>
-              <w:t xml:space="preserve">Gerekir</w:t>
-            </w:r>
-          </w:p>
-        </w:tc>
-        <w:tc>
-          <w:tcPr/>
-          <w:p>
-            <w:pPr>
-              <w:pStyle w:val="Compact"/>
-            </w:pPr>
-            <w:r>
-              <w:rPr>
-                <w:b/>
-                <w:bCs/>
-              </w:rPr>
-              <w:t xml:space="preserve">Kullanmayın</w:t>
-            </w:r>
-          </w:p>
-        </w:tc>
-      </w:tr>
-      <w:tr>
-        <w:tc>
-          <w:tcPr/>
-          <w:p>
-            <w:pPr>
-              <w:pStyle w:val="Compact"/>
-            </w:pPr>
-            <w:r>
-              <w:rPr>
-                <w:b/>
-                <w:bCs/>
-              </w:rPr>
-              <w:t xml:space="preserve">CBC</w:t>
-            </w:r>
-          </w:p>
-        </w:tc>
-        <w:tc>
-          <w:tcPr/>
-          <w:p>
-            <w:pPr>
-              <w:pStyle w:val="Compact"/>
-            </w:pPr>
-            <w:r>
-              <w:t xml:space="preserve">Her blok önceki şifreli blokla XOR’lanır</w:t>
-            </w:r>
-          </w:p>
-        </w:tc>
-        <w:tc>
-          <w:tcPr/>
-          <w:p>
-            <w:pPr>
-              <w:pStyle w:val="Compact"/>
-              <w:jc w:val="center"/>
-            </w:pPr>
-            <w:r>
-              <w:t xml:space="preserve">✓ (IV tahmin edilemezse)</w:t>
-            </w:r>
-          </w:p>
-        </w:tc>
-        <w:tc>
-          <w:tcPr/>
-          <w:p>
-            <w:pPr>
-              <w:pStyle w:val="Compact"/>
-              <w:jc w:val="center"/>
-            </w:pPr>
-            <w:r>
-              <w:t xml:space="preserve">✗</w:t>
-            </w:r>
-          </w:p>
-        </w:tc>
-        <w:tc>
-          <w:tcPr/>
-          <w:p>
-            <w:pPr>
-              <w:pStyle w:val="Compact"/>
-              <w:jc w:val="center"/>
-            </w:pPr>
-            <w:r>
-              <w:t xml:space="preserve">Yalnız çözme</w:t>
-            </w:r>
-          </w:p>
-        </w:tc>
-        <w:tc>
-          <w:tcPr/>
-          <w:p>
-            <w:pPr>
-              <w:pStyle w:val="Compact"/>
-              <w:jc w:val="center"/>
-            </w:pPr>
-            <w:r>
-              <w:t xml:space="preserve">Gerekir</w:t>
-            </w:r>
-          </w:p>
-        </w:tc>
-        <w:tc>
-          <w:tcPr/>
-          <w:p>
-            <w:pPr>
-              <w:pStyle w:val="Compact"/>
-            </w:pPr>
-            <w:r>
-              <w:t xml:space="preserve">Ayrı MAC ile; dolgu kâhinine dikkat</w:t>
-            </w:r>
-          </w:p>
-        </w:tc>
-      </w:tr>
-      <w:tr>
-        <w:tc>
-          <w:tcPr/>
-          <w:p>
-            <w:pPr>
-              <w:pStyle w:val="Compact"/>
-            </w:pPr>
-            <w:r>
-              <w:rPr>
-                <w:b/>
-                <w:bCs/>
-              </w:rPr>
-              <w:t xml:space="preserve">CTR</w:t>
-            </w:r>
-          </w:p>
-        </w:tc>
-        <w:tc>
-          <w:tcPr/>
-          <w:p>
-            <w:pPr>
-              <w:pStyle w:val="Compact"/>
-            </w:pPr>
-            <w:r>
-              <w:t xml:space="preserve">Sayaç şifrelenip anahtar akışı üretilir</w:t>
-            </w:r>
-          </w:p>
-        </w:tc>
-        <w:tc>
-          <w:tcPr/>
-          <w:p>
-            <w:pPr>
-              <w:pStyle w:val="Compact"/>
-              <w:jc w:val="center"/>
-            </w:pPr>
-            <w:r>
-              <w:t xml:space="preserve">✓ (nonce benzersizse)</w:t>
-            </w:r>
-          </w:p>
-        </w:tc>
-        <w:tc>
-          <w:tcPr/>
-          <w:p>
-            <w:pPr>
-              <w:pStyle w:val="Compact"/>
-              <w:jc w:val="center"/>
-            </w:pPr>
-            <w:r>
-              <w:t xml:space="preserve">✗</w:t>
-            </w:r>
-          </w:p>
-        </w:tc>
-        <w:tc>
-          <w:tcPr/>
-          <w:p>
-            <w:pPr>
-              <w:pStyle w:val="Compact"/>
-              <w:jc w:val="center"/>
-            </w:pPr>
-            <w:r>
-              <w:t xml:space="preserve">✓</w:t>
-            </w:r>
-          </w:p>
-        </w:tc>
-        <w:tc>
-          <w:tcPr/>
-          <w:p>
-            <w:pPr>
-              <w:pStyle w:val="Compact"/>
-              <w:jc w:val="center"/>
-            </w:pPr>
-            <w:r>
-              <w:t xml:space="preserve">Gerekmez</w:t>
-            </w:r>
-          </w:p>
-        </w:tc>
-        <w:tc>
-          <w:tcPr/>
-          <w:p>
-            <w:pPr>
-              <w:pStyle w:val="Compact"/>
-            </w:pPr>
-            <w:r>
-              <w:t xml:space="preserve">Ayrı MAC ile</w:t>
-            </w:r>
-          </w:p>
-        </w:tc>
-      </w:tr>
-      <w:tr>
-        <w:tc>
-          <w:tcPr/>
-          <w:p>
-            <w:pPr>
-              <w:pStyle w:val="Compact"/>
-            </w:pPr>
-            <w:r>
-              <w:rPr>
-                <w:b/>
-                <w:bCs/>
-              </w:rPr>
-              <w:t xml:space="preserve">GCM</w:t>
-            </w:r>
-          </w:p>
-        </w:tc>
-        <w:tc>
-          <w:tcPr/>
-          <w:p>
-            <w:pPr>
-              <w:pStyle w:val="Compact"/>
-            </w:pPr>
-            <w:r>
-              <w:t xml:space="preserve">CTR + çarpım tabanlı kimlik doğrulama</w:t>
-            </w:r>
-          </w:p>
-        </w:tc>
-        <w:tc>
-          <w:tcPr/>
-          <w:p>
-            <w:pPr>
-              <w:pStyle w:val="Compact"/>
-              <w:jc w:val="center"/>
-            </w:pPr>
-            <w:r>
-              <w:t xml:space="preserve">✓</w:t>
-            </w:r>
-          </w:p>
-        </w:tc>
-        <w:tc>
-          <w:tcPr/>
-          <w:p>
-            <w:pPr>
-              <w:pStyle w:val="Compact"/>
-              <w:jc w:val="center"/>
-            </w:pPr>
-            <w:r>
-              <w:t xml:space="preserve">✓</w:t>
-            </w:r>
-          </w:p>
-        </w:tc>
-        <w:tc>
-          <w:tcPr/>
-          <w:p>
-            <w:pPr>
-              <w:pStyle w:val="Compact"/>
-              <w:jc w:val="center"/>
-            </w:pPr>
-            <w:r>
-              <w:t xml:space="preserve">✓</w:t>
-            </w:r>
-          </w:p>
-        </w:tc>
-        <w:tc>
-          <w:tcPr/>
-          <w:p>
-            <w:pPr>
-              <w:pStyle w:val="Compact"/>
-              <w:jc w:val="center"/>
-            </w:pPr>
-            <w:r>
-              <w:t xml:space="preserve">Gerekmez</w:t>
-            </w:r>
-          </w:p>
-        </w:tc>
-        <w:tc>
-          <w:tcPr/>
-          <w:p>
-            <w:pPr>
-              <w:pStyle w:val="Compact"/>
-            </w:pPr>
-            <w:r>
-              <w:rPr>
-                <w:b/>
-                <w:bCs/>
-              </w:rPr>
-              <w:t xml:space="preserve">Önerilen</w:t>
-            </w:r>
-            <w:r>
-              <w:t xml:space="preserve"> </w:t>
-            </w:r>
-            <w:r>
-              <w:t xml:space="preserve">(AEAD)</w:t>
-            </w:r>
-          </w:p>
-        </w:tc>
-      </w:tr>
-      <w:tr>
-        <w:tc>
-          <w:tcPr/>
-          <w:p>
-            <w:pPr>
-              <w:pStyle w:val="Compact"/>
-            </w:pPr>
-            <w:r>
-              <w:rPr>
-                <w:b/>
-                <w:bCs/>
-              </w:rPr>
-              <w:t xml:space="preserve">ChaCha20-Poly1305</w:t>
-            </w:r>
-          </w:p>
-        </w:tc>
-        <w:tc>
-          <w:tcPr/>
-          <w:p>
-            <w:pPr>
-              <w:pStyle w:val="Compact"/>
-            </w:pPr>
-            <w:r>
-              <w:t xml:space="preserve">Akış şifresi + Poly1305 MAC</w:t>
-            </w:r>
-          </w:p>
-        </w:tc>
-        <w:tc>
-          <w:tcPr/>
-          <w:p>
-            <w:pPr>
-              <w:pStyle w:val="Compact"/>
-              <w:jc w:val="center"/>
-            </w:pPr>
-            <w:r>
-              <w:t xml:space="preserve">✓</w:t>
-            </w:r>
-          </w:p>
-        </w:tc>
-        <w:tc>
-          <w:tcPr/>
-          <w:p>
-            <w:pPr>
-              <w:pStyle w:val="Compact"/>
-              <w:jc w:val="center"/>
-            </w:pPr>
-            <w:r>
-              <w:t xml:space="preserve">✓</w:t>
-            </w:r>
-          </w:p>
-        </w:tc>
-        <w:tc>
-          <w:tcPr/>
-          <w:p>
-            <w:pPr>
-              <w:pStyle w:val="Compact"/>
-              <w:jc w:val="center"/>
-            </w:pPr>
-            <w:r>
-              <w:t xml:space="preserve">✓</w:t>
-            </w:r>
-          </w:p>
-        </w:tc>
-        <w:tc>
-          <w:tcPr/>
-          <w:p>
-            <w:pPr>
-              <w:pStyle w:val="Compact"/>
-              <w:jc w:val="center"/>
-            </w:pPr>
-            <w:r>
-              <w:t xml:space="preserve">Gerekmez</w:t>
-            </w:r>
-          </w:p>
-        </w:tc>
-        <w:tc>
-          <w:tcPr/>
-          <w:p>
-            <w:pPr>
-              <w:pStyle w:val="Compact"/>
-            </w:pPr>
-            <w:r>
-              <w:rPr>
-                <w:b/>
-                <w:bCs/>
-              </w:rPr>
-              <w:t xml:space="preserve">Önerilen</w:t>
-            </w:r>
-            <w:r>
-              <w:t xml:space="preserve">; AES donanım desteği olmayan cihazlarda hızlı</w:t>
-            </w:r>
-          </w:p>
-        </w:tc>
-      </w:tr>
-    </w:tbl>
-    <w:bookmarkStart w:id="40" w:name="dolgu-ve-dolgu-kâhini"/>
-    <w:p>
-      <w:pPr>
-        <w:pStyle w:val="Heading3"/>
-      </w:pPr>
-      <w:r>
-        <w:t xml:space="preserve">Dolgu ve dolgu kâhini</w:t>
-      </w:r>
-    </w:p>
-    <w:p>
-      <w:pPr>
-        <w:pStyle w:val="FirstParagraph"/>
-      </w:pPr>
-      <w:r>
-        <w:t xml:space="preserve">ECB ve CBC, mesaj uzunluğunun blok boyutunun katı olmasını ister; eksik kısım</w:t>
-      </w:r>
-      <w:r>
-        <w:t xml:space="preserve"> </w:t>
-      </w:r>
-      <w:r>
-        <w:rPr>
-          <w:b/>
-          <w:bCs/>
-        </w:rPr>
-        <w:t xml:space="preserve">dolgu</w:t>
-      </w:r>
-      <w:r>
-        <w:t xml:space="preserve"> </w:t>
-      </w:r>
-      <w:r>
-        <w:t xml:space="preserve">ile tamamlanır. En yaygın</w:t>
-      </w:r>
-      <w:r>
-        <w:t xml:space="preserve"> </w:t>
-      </w:r>
-      <w:r>
-        <w:t xml:space="preserve">dolgu PKCS#7’dir: eksik bayt sayısı</w:t>
-      </w:r>
-      <w:r>
-        <w:t xml:space="preserve"> </w:t>
-      </w:r>
-      <w:r>
-        <w:rPr>
-          <w:rStyle w:val="VerbatimChar"/>
-        </w:rPr>
-        <w:t xml:space="preserve">n</w:t>
-      </w:r>
-      <w:r>
-        <w:t xml:space="preserve"> </w:t>
-      </w:r>
-      <w:r>
-        <w:t xml:space="preserve">ise,</w:t>
-      </w:r>
-      <w:r>
-        <w:t xml:space="preserve"> </w:t>
-      </w:r>
-      <w:r>
-        <w:rPr>
-          <w:rStyle w:val="VerbatimChar"/>
-        </w:rPr>
-        <w:t xml:space="preserve">n</w:t>
-      </w:r>
-      <w:r>
-        <w:t xml:space="preserve"> </w:t>
-      </w:r>
-      <w:r>
-        <w:t xml:space="preserve">adet</w:t>
-      </w:r>
-      <w:r>
-        <w:t xml:space="preserve"> </w:t>
-      </w:r>
-      <w:r>
-        <w:rPr>
-          <w:rStyle w:val="VerbatimChar"/>
-        </w:rPr>
-        <w:t xml:space="preserve">n</w:t>
-      </w:r>
-      <w:r>
-        <w:t xml:space="preserve"> </w:t>
-      </w:r>
-      <w:r>
-        <w:t xml:space="preserve">değerli bayt eklenir (ör. 3 bayt eksikse</w:t>
-      </w:r>
-      <w:r>
-        <w:t xml:space="preserve"> </w:t>
-      </w:r>
-      <w:r>
-        <w:rPr>
-          <w:rStyle w:val="VerbatimChar"/>
-        </w:rPr>
-        <w:t xml:space="preserve">03 03 03</w:t>
-      </w:r>
-      <w:r>
-        <w:t xml:space="preserve">). Çözen</w:t>
-      </w:r>
-      <w:r>
-        <w:t xml:space="preserve"> </w:t>
-      </w:r>
-      <w:r>
-        <w:t xml:space="preserve">taraf son baytı okuyup o kadar baytı atar; ama önce dolgunun</w:t>
-      </w:r>
-      <w:r>
-        <w:t xml:space="preserve"> </w:t>
-      </w:r>
-      <w:r>
-        <w:rPr>
-          <w:b/>
-          <w:bCs/>
-        </w:rPr>
-        <w:t xml:space="preserve">geçerli</w:t>
-      </w:r>
-      <w:r>
-        <w:t xml:space="preserve"> </w:t>
-      </w:r>
-      <w:r>
-        <w:t xml:space="preserve">olup olmadığını denetler.</w:t>
-      </w:r>
-    </w:p>
     <w:p>
       <w:pPr>
         <w:pStyle w:val="BodyText"/>
-      </w:pPr>
-      <w:r>
-        <w:t xml:space="preserve">Sorun burada başlar: çözme hatası</w:t>
-      </w:r>
-      <w:r>
-        <w:t xml:space="preserve"> </w:t>
-      </w:r>
-      <w:r>
-        <w:t xml:space="preserve">“dolgu geçersiz”</w:t>
-      </w:r>
-      <w:r>
-        <w:t xml:space="preserve"> </w:t>
-      </w:r>
-      <w:r>
-        <w:t xml:space="preserve">ve</w:t>
-      </w:r>
-      <w:r>
-        <w:t xml:space="preserve"> </w:t>
-      </w:r>
-      <w:r>
-        <w:t xml:space="preserve">“MAC geçersiz”</w:t>
-      </w:r>
-      <w:r>
-        <w:t xml:space="preserve"> </w:t>
-      </w:r>
-      <w:r>
-        <w:t xml:space="preserve">olarak</w:t>
-      </w:r>
-      <w:r>
-        <w:t xml:space="preserve"> </w:t>
-      </w:r>
-      <w:r>
-        <w:rPr>
-          <w:b/>
-          <w:bCs/>
-        </w:rPr>
-        <w:t xml:space="preserve">ayırt edilebiliyorsa</w:t>
-      </w:r>
-      <w:r>
-        <w:t xml:space="preserve"> </w:t>
-      </w:r>
-      <w:r>
-        <w:t xml:space="preserve">(farklı hata</w:t>
-      </w:r>
-      <w:r>
-        <w:t xml:space="preserve"> </w:t>
-      </w:r>
-      <w:r>
-        <w:t xml:space="preserve">iletisi, farklı yanıt süresi), saldırgan şifreli metnin baytlarını değiştirip sunucunun tepkisini gözleyerek mesajı</w:t>
-      </w:r>
-      <w:r>
-        <w:t xml:space="preserve"> </w:t>
-      </w:r>
-      <w:r>
-        <w:t xml:space="preserve">bayt bayt çözebilir. Buna</w:t>
-      </w:r>
-      <w:r>
-        <w:t xml:space="preserve"> </w:t>
-      </w:r>
-      <w:r>
-        <w:rPr>
-          <w:b/>
-          <w:bCs/>
-        </w:rPr>
-        <w:t xml:space="preserve">dolgu kâhini</w:t>
-      </w:r>
-      <w:r>
-        <w:t xml:space="preserve"> </w:t>
-      </w:r>
-      <w:r>
-        <w:t xml:space="preserve">(padding oracle) saldırısı denir; 2002’de tanımlandı, sonraki yıllarda web</w:t>
-      </w:r>
-      <w:r>
-        <w:t xml:space="preserve"> </w:t>
-      </w:r>
-      <w:r>
-        <w:t xml:space="preserve">çerçevelerinde ve TLS’te (POODLE, Lucky Thirteen) tekrar tekrar karşımıza çıktı.</w:t>
-      </w:r>
-    </w:p>
-    <w:p>
-      <w:pPr>
-        <w:pStyle w:val="BodyText"/>
-      </w:pPr>
-      <w:r>
-        <w:t xml:space="preserve">Savunmalar:</w:t>
-      </w:r>
-    </w:p>
-    <w:p>
-      <w:pPr>
-        <w:pStyle w:val="Compact"/>
-        <w:numPr>
-          <w:ilvl w:val="0"/>
-          <w:numId w:val="1017"/>
-        </w:numPr>
-      </w:pPr>
-      <w:r>
-        <w:rPr>
-          <w:b/>
-          <w:bCs/>
-        </w:rPr>
-        <w:t xml:space="preserve">AEAD kullanın</w:t>
-      </w:r>
-      <w:r>
-        <w:t xml:space="preserve"> </w:t>
-      </w:r>
-      <w:r>
-        <w:t xml:space="preserve">(GCM, ChaCha20-Poly1305): dolgu yoktur, etiket tutmazsa hiçbir şey çözülmez.</w:t>
-      </w:r>
-    </w:p>
-    <w:p>
-      <w:pPr>
-        <w:pStyle w:val="Compact"/>
-        <w:numPr>
-          <w:ilvl w:val="0"/>
-          <w:numId w:val="1017"/>
-        </w:numPr>
-      </w:pPr>
-      <w:r>
-        <w:t xml:space="preserve">CBC zorunluysa</w:t>
-      </w:r>
-      <w:r>
-        <w:t xml:space="preserve"> </w:t>
-      </w:r>
-      <w:r>
-        <w:rPr>
-          <w:b/>
-          <w:bCs/>
-        </w:rPr>
-        <w:t xml:space="preserve">önce şifrele, sonra MAC’le</w:t>
-      </w:r>
-      <w:r>
-        <w:t xml:space="preserve"> </w:t>
-      </w:r>
-      <w:r>
-        <w:t xml:space="preserve">(bir sonraki bölüm) ve MAC’i</w:t>
-      </w:r>
-      <w:r>
-        <w:t xml:space="preserve"> </w:t>
-      </w:r>
-      <w:r>
-        <w:rPr>
-          <w:b/>
-          <w:bCs/>
-        </w:rPr>
-        <w:t xml:space="preserve">dolguyu denetlemeden önce</w:t>
-      </w:r>
-      <w:r>
-        <w:t xml:space="preserve"> </w:t>
-      </w:r>
-      <w:r>
-        <w:t xml:space="preserve">doğrulayın.</w:t>
-      </w:r>
-    </w:p>
-    <w:p>
-      <w:pPr>
-        <w:pStyle w:val="Compact"/>
-        <w:numPr>
-          <w:ilvl w:val="0"/>
-          <w:numId w:val="1017"/>
-        </w:numPr>
-      </w:pPr>
-      <w:r>
-        <w:t xml:space="preserve">Bütün çözme hatalarını</w:t>
-      </w:r>
-      <w:r>
-        <w:t xml:space="preserve"> </w:t>
-      </w:r>
-      <w:r>
-        <w:rPr>
-          <w:b/>
-          <w:bCs/>
-        </w:rPr>
-        <w:t xml:space="preserve">tek ve aynı</w:t>
-      </w:r>
-      <w:r>
-        <w:t xml:space="preserve"> </w:t>
-      </w:r>
-      <w:r>
-        <w:t xml:space="preserve">hata olarak, aynı sürede döndürün.</w:t>
-      </w:r>
-    </w:p>
-    <w:p>
-      <w:pPr>
-        <w:pStyle w:val="BlockText"/>
-      </w:pPr>
-      <w:r>
-        <w:rPr>
-          <w:b/>
-          <w:bCs/>
-        </w:rPr>
-        <w:t xml:space="preserve">Sahada nasıl uygulanır?</w:t>
-      </w:r>
-    </w:p>
-    <w:p>
-      <w:pPr>
-        <w:pStyle w:val="BlockText"/>
-      </w:pPr>
-      <w:r>
-        <w:t xml:space="preserve">Sertifikasyondan geçmiş bir mobil ödeme kütüphanesinin algoritma envanterinde AES’in CBC ve CTR kiplerinde, ayrı bir</w:t>
-      </w:r>
-      <w:r>
-        <w:t xml:space="preserve"> </w:t>
-      </w:r>
-      <w:r>
-        <w:t xml:space="preserve">SHA-256 tabanlı MAC ile kullanıldığı görülür; ödeme şemalarının kriptogram hesabı için ise ISO/IEC 9797-1’e dayanan,</w:t>
-      </w:r>
-      <w:r>
-        <w:t xml:space="preserve"> </w:t>
-      </w:r>
-      <w:r>
-        <w:t xml:space="preserve">DES tabanlı bir MAC algoritması (şemaların belirlediği dolgu yöntemleriyle) kullanılır. Bu seçimler, uyulması gereken</w:t>
-      </w:r>
-      <w:r>
-        <w:t xml:space="preserve"> </w:t>
-      </w:r>
-      <w:r>
-        <w:t xml:space="preserve">şema belirtimlerinden gelir. Şemanın belirlemediği iç iletişimde ise bugün AEAD tercih edilir (3. haftadaki eleştirel</w:t>
-      </w:r>
-      <w:r>
-        <w:t xml:space="preserve"> </w:t>
-      </w:r>
-      <w:r>
-        <w:t xml:space="preserve">okuma).</w:t>
-      </w:r>
-    </w:p>
-    <w:p>
-      <w:r>
-        <w:pict>
-          <v:rect style="width:0;height:1.5pt" o:hralign="center" o:hrstd="t" o:hr="t"/>
-        </w:pict>
-      </w:r>
-    </w:p>
-    <w:bookmarkEnd w:id="40"/>
-    <w:bookmarkEnd w:id="41"/>
-    <w:bookmarkStart w:id="48" w:name="Xcd5a4b84a9eaf432e3b249b3d62274aea95c2c7"/>
-    <w:p>
-      <w:pPr>
-        <w:pStyle w:val="Heading2"/>
-      </w:pPr>
-      <w:r>
-        <w:t xml:space="preserve">3. MAC, HMAC ve şifreleme ile bütünlüğün birleştirilmesi (Tarif 6.4, 6.10, 6.18, 6.21)</w:t>
-      </w:r>
-    </w:p>
-    <w:bookmarkStart w:id="45" w:name="hmac-nasıl-çalışır"/>
-    <w:p>
-      <w:pPr>
-        <w:pStyle w:val="Heading3"/>
-      </w:pPr>
-      <w:r>
-        <w:t xml:space="preserve">HMAC nasıl çalışır?</w:t>
-      </w:r>
-    </w:p>
-    <w:p>
-      <w:pPr>
-        <w:pStyle w:val="FirstParagraph"/>
       </w:pPr>
       <w:r>
         <w:drawing>
           <wp:inline>
             <wp:extent cx="5759999" cy="2283460"/>
             <wp:effectExtent b="0" l="0" r="0" t="0"/>
-            <wp:docPr descr="Encrypt-then-MAC sırası ve doğrulamadan önce çözmeme kuralı" title="" id="43" name="Picture"/>
+            <wp:docPr descr="Nonce tekrarının sonuçları" title="" id="44" name="Picture"/>
             <a:graphic>
               <a:graphicData uri="http://schemas.openxmlformats.org/drawingml/2006/picture">
                 <pic:pic>
                   <pic:nvPicPr>
-                    <pic:cNvPr descr="h10-01-encrypt-then-mac.png" id="44" name="Picture"/>
+                    <pic:cNvPr descr="h10-07-nonce-tekrari.png" id="45" name="Picture"/>
                     <pic:cNvPicPr>
                       <a:picLocks noChangeArrowheads="1" noChangeAspect="1"/>
                     </pic:cNvPicPr>
                   </pic:nvPicPr>
                   <pic:blipFill>
-                    <a:blip r:embed="rId42"/>
+                    <a:blip r:embed="rId43"/>
                     <a:stretch>
                       <a:fillRect/>
                     </a:stretch>
@@ -4997,6 +4112,1079 @@
         <w:pStyle w:val="BodyText"/>
       </w:pPr>
       <w:r>
+        <w:drawing>
+          <wp:inline>
+            <wp:extent cx="5759999" cy="2470728"/>
+            <wp:effectExtent b="0" l="0" r="0" t="0"/>
+            <wp:docPr descr="ECB kipinin desen sızdırması" title="" id="47" name="Picture"/>
+            <a:graphic>
+              <a:graphicData uri="http://schemas.openxmlformats.org/drawingml/2006/picture">
+                <pic:pic>
+                  <pic:nvPicPr>
+                    <pic:cNvPr descr="h10-06-ecb.png" id="48" name="Picture"/>
+                    <pic:cNvPicPr>
+                      <a:picLocks noChangeArrowheads="1" noChangeAspect="1"/>
+                    </pic:cNvPicPr>
+                  </pic:nvPicPr>
+                  <pic:blipFill>
+                    <a:blip r:embed="rId46"/>
+                    <a:stretch>
+                      <a:fillRect/>
+                    </a:stretch>
+                  </pic:blipFill>
+                  <pic:spPr bwMode="auto">
+                    <a:xfrm>
+                      <a:off x="0" y="0"/>
+                      <a:ext cx="5759999" cy="2470728"/>
+                    </a:xfrm>
+                    <a:prstGeom prst="rect">
+                      <a:avLst/>
+                    </a:prstGeom>
+                    <a:noFill/>
+                    <a:ln w="9525">
+                      <a:noFill/>
+                      <a:headEnd/>
+                      <a:tailEnd/>
+                    </a:ln>
+                  </pic:spPr>
+                </pic:pic>
+              </a:graphicData>
+            </a:graphic>
+          </wp:inline>
+        </w:drawing>
+      </w:r>
+    </w:p>
+    <w:tbl>
+      <w:tblPr>
+        <w:tblStyle w:val="Table"/>
+        <w:tblW w:type="pct" w:w="5000"/>
+        <w:tblLayout w:type="fixed"/>
+        <w:tblLook w:firstRow="1" w:lastRow="0" w:firstColumn="0" w:lastColumn="0" w:noHBand="0" w:noVBand="0" w:val="0020"/>
+      </w:tblPr>
+      <w:tblGrid>
+        <w:gridCol w:w="1131"/>
+        <w:gridCol w:w="1131"/>
+        <w:gridCol w:w="1131"/>
+        <w:gridCol w:w="1131"/>
+        <w:gridCol w:w="1131"/>
+        <w:gridCol w:w="1131"/>
+        <w:gridCol w:w="1131"/>
+      </w:tblGrid>
+      <w:tr>
+        <w:trPr>
+          <w:tblHeader w:val="on"/>
+        </w:trPr>
+        <w:tc>
+          <w:tcPr/>
+          <w:p>
+            <w:pPr>
+              <w:pStyle w:val="Compact"/>
+            </w:pPr>
+            <w:r>
+              <w:t xml:space="preserve">Kip</w:t>
+            </w:r>
+          </w:p>
+        </w:tc>
+        <w:tc>
+          <w:tcPr/>
+          <w:p>
+            <w:pPr>
+              <w:pStyle w:val="Compact"/>
+            </w:pPr>
+            <w:r>
+              <w:t xml:space="preserve">Nasıl çalışır?</w:t>
+            </w:r>
+          </w:p>
+        </w:tc>
+        <w:tc>
+          <w:tcPr/>
+          <w:p>
+            <w:pPr>
+              <w:pStyle w:val="Compact"/>
+              <w:jc w:val="center"/>
+            </w:pPr>
+            <w:r>
+              <w:t xml:space="preserve">Gizlilik</w:t>
+            </w:r>
+          </w:p>
+        </w:tc>
+        <w:tc>
+          <w:tcPr/>
+          <w:p>
+            <w:pPr>
+              <w:pStyle w:val="Compact"/>
+              <w:jc w:val="center"/>
+            </w:pPr>
+            <w:r>
+              <w:t xml:space="preserve">Bütünlük</w:t>
+            </w:r>
+          </w:p>
+        </w:tc>
+        <w:tc>
+          <w:tcPr/>
+          <w:p>
+            <w:pPr>
+              <w:pStyle w:val="Compact"/>
+              <w:jc w:val="center"/>
+            </w:pPr>
+            <w:r>
+              <w:t xml:space="preserve">Paralel</w:t>
+            </w:r>
+          </w:p>
+        </w:tc>
+        <w:tc>
+          <w:tcPr/>
+          <w:p>
+            <w:pPr>
+              <w:pStyle w:val="Compact"/>
+              <w:jc w:val="center"/>
+            </w:pPr>
+            <w:r>
+              <w:t xml:space="preserve">Dolgu</w:t>
+            </w:r>
+          </w:p>
+        </w:tc>
+        <w:tc>
+          <w:tcPr/>
+          <w:p>
+            <w:pPr>
+              <w:pStyle w:val="Compact"/>
+            </w:pPr>
+            <w:r>
+              <w:t xml:space="preserve">Değerlendirme</w:t>
+            </w:r>
+          </w:p>
+        </w:tc>
+      </w:tr>
+      <w:tr>
+        <w:tc>
+          <w:tcPr/>
+          <w:p>
+            <w:pPr>
+              <w:pStyle w:val="Compact"/>
+            </w:pPr>
+            <w:r>
+              <w:rPr>
+                <w:b/>
+                <w:bCs/>
+              </w:rPr>
+              <w:t xml:space="preserve">ECB</w:t>
+            </w:r>
+          </w:p>
+        </w:tc>
+        <w:tc>
+          <w:tcPr/>
+          <w:p>
+            <w:pPr>
+              <w:pStyle w:val="Compact"/>
+            </w:pPr>
+            <w:r>
+              <w:t xml:space="preserve">Her blok bağımsız şifrelenir</w:t>
+            </w:r>
+          </w:p>
+        </w:tc>
+        <w:tc>
+          <w:tcPr/>
+          <w:p>
+            <w:pPr>
+              <w:pStyle w:val="Compact"/>
+              <w:jc w:val="center"/>
+            </w:pPr>
+            <w:r>
+              <w:t xml:space="preserve">✗ (desen sızar)</w:t>
+            </w:r>
+          </w:p>
+        </w:tc>
+        <w:tc>
+          <w:tcPr/>
+          <w:p>
+            <w:pPr>
+              <w:pStyle w:val="Compact"/>
+              <w:jc w:val="center"/>
+            </w:pPr>
+            <w:r>
+              <w:t xml:space="preserve">✗</w:t>
+            </w:r>
+          </w:p>
+        </w:tc>
+        <w:tc>
+          <w:tcPr/>
+          <w:p>
+            <w:pPr>
+              <w:pStyle w:val="Compact"/>
+              <w:jc w:val="center"/>
+            </w:pPr>
+            <w:r>
+              <w:t xml:space="preserve">✓</w:t>
+            </w:r>
+          </w:p>
+        </w:tc>
+        <w:tc>
+          <w:tcPr/>
+          <w:p>
+            <w:pPr>
+              <w:pStyle w:val="Compact"/>
+              <w:jc w:val="center"/>
+            </w:pPr>
+            <w:r>
+              <w:t xml:space="preserve">Gerekir</w:t>
+            </w:r>
+          </w:p>
+        </w:tc>
+        <w:tc>
+          <w:tcPr/>
+          <w:p>
+            <w:pPr>
+              <w:pStyle w:val="Compact"/>
+            </w:pPr>
+            <w:r>
+              <w:rPr>
+                <w:b/>
+                <w:bCs/>
+              </w:rPr>
+              <w:t xml:space="preserve">Kullanmayın</w:t>
+            </w:r>
+          </w:p>
+        </w:tc>
+      </w:tr>
+      <w:tr>
+        <w:tc>
+          <w:tcPr/>
+          <w:p>
+            <w:pPr>
+              <w:pStyle w:val="Compact"/>
+            </w:pPr>
+            <w:r>
+              <w:rPr>
+                <w:b/>
+                <w:bCs/>
+              </w:rPr>
+              <w:t xml:space="preserve">CBC</w:t>
+            </w:r>
+          </w:p>
+        </w:tc>
+        <w:tc>
+          <w:tcPr/>
+          <w:p>
+            <w:pPr>
+              <w:pStyle w:val="Compact"/>
+            </w:pPr>
+            <w:r>
+              <w:t xml:space="preserve">Her blok önceki şifreli blokla XOR’lanır</w:t>
+            </w:r>
+          </w:p>
+        </w:tc>
+        <w:tc>
+          <w:tcPr/>
+          <w:p>
+            <w:pPr>
+              <w:pStyle w:val="Compact"/>
+              <w:jc w:val="center"/>
+            </w:pPr>
+            <w:r>
+              <w:t xml:space="preserve">✓ (IV tahmin edilemezse)</w:t>
+            </w:r>
+          </w:p>
+        </w:tc>
+        <w:tc>
+          <w:tcPr/>
+          <w:p>
+            <w:pPr>
+              <w:pStyle w:val="Compact"/>
+              <w:jc w:val="center"/>
+            </w:pPr>
+            <w:r>
+              <w:t xml:space="preserve">✗</w:t>
+            </w:r>
+          </w:p>
+        </w:tc>
+        <w:tc>
+          <w:tcPr/>
+          <w:p>
+            <w:pPr>
+              <w:pStyle w:val="Compact"/>
+              <w:jc w:val="center"/>
+            </w:pPr>
+            <w:r>
+              <w:t xml:space="preserve">Yalnız çözme</w:t>
+            </w:r>
+          </w:p>
+        </w:tc>
+        <w:tc>
+          <w:tcPr/>
+          <w:p>
+            <w:pPr>
+              <w:pStyle w:val="Compact"/>
+              <w:jc w:val="center"/>
+            </w:pPr>
+            <w:r>
+              <w:t xml:space="preserve">Gerekir</w:t>
+            </w:r>
+          </w:p>
+        </w:tc>
+        <w:tc>
+          <w:tcPr/>
+          <w:p>
+            <w:pPr>
+              <w:pStyle w:val="Compact"/>
+            </w:pPr>
+            <w:r>
+              <w:t xml:space="preserve">Ayrı MAC ile; dolgu kâhinine dikkat</w:t>
+            </w:r>
+          </w:p>
+        </w:tc>
+      </w:tr>
+      <w:tr>
+        <w:tc>
+          <w:tcPr/>
+          <w:p>
+            <w:pPr>
+              <w:pStyle w:val="Compact"/>
+            </w:pPr>
+            <w:r>
+              <w:rPr>
+                <w:b/>
+                <w:bCs/>
+              </w:rPr>
+              <w:t xml:space="preserve">CTR</w:t>
+            </w:r>
+          </w:p>
+        </w:tc>
+        <w:tc>
+          <w:tcPr/>
+          <w:p>
+            <w:pPr>
+              <w:pStyle w:val="Compact"/>
+            </w:pPr>
+            <w:r>
+              <w:t xml:space="preserve">Sayaç şifrelenip anahtar akışı üretilir</w:t>
+            </w:r>
+          </w:p>
+        </w:tc>
+        <w:tc>
+          <w:tcPr/>
+          <w:p>
+            <w:pPr>
+              <w:pStyle w:val="Compact"/>
+              <w:jc w:val="center"/>
+            </w:pPr>
+            <w:r>
+              <w:t xml:space="preserve">✓ (nonce benzersizse)</w:t>
+            </w:r>
+          </w:p>
+        </w:tc>
+        <w:tc>
+          <w:tcPr/>
+          <w:p>
+            <w:pPr>
+              <w:pStyle w:val="Compact"/>
+              <w:jc w:val="center"/>
+            </w:pPr>
+            <w:r>
+              <w:t xml:space="preserve">✗</w:t>
+            </w:r>
+          </w:p>
+        </w:tc>
+        <w:tc>
+          <w:tcPr/>
+          <w:p>
+            <w:pPr>
+              <w:pStyle w:val="Compact"/>
+              <w:jc w:val="center"/>
+            </w:pPr>
+            <w:r>
+              <w:t xml:space="preserve">✓</w:t>
+            </w:r>
+          </w:p>
+        </w:tc>
+        <w:tc>
+          <w:tcPr/>
+          <w:p>
+            <w:pPr>
+              <w:pStyle w:val="Compact"/>
+              <w:jc w:val="center"/>
+            </w:pPr>
+            <w:r>
+              <w:t xml:space="preserve">Gerekmez</w:t>
+            </w:r>
+          </w:p>
+        </w:tc>
+        <w:tc>
+          <w:tcPr/>
+          <w:p>
+            <w:pPr>
+              <w:pStyle w:val="Compact"/>
+            </w:pPr>
+            <w:r>
+              <w:t xml:space="preserve">Ayrı MAC ile</w:t>
+            </w:r>
+          </w:p>
+        </w:tc>
+      </w:tr>
+      <w:tr>
+        <w:tc>
+          <w:tcPr/>
+          <w:p>
+            <w:pPr>
+              <w:pStyle w:val="Compact"/>
+            </w:pPr>
+            <w:r>
+              <w:rPr>
+                <w:b/>
+                <w:bCs/>
+              </w:rPr>
+              <w:t xml:space="preserve">GCM</w:t>
+            </w:r>
+          </w:p>
+        </w:tc>
+        <w:tc>
+          <w:tcPr/>
+          <w:p>
+            <w:pPr>
+              <w:pStyle w:val="Compact"/>
+            </w:pPr>
+            <w:r>
+              <w:t xml:space="preserve">CTR + çarpım tabanlı kimlik doğrulama</w:t>
+            </w:r>
+          </w:p>
+        </w:tc>
+        <w:tc>
+          <w:tcPr/>
+          <w:p>
+            <w:pPr>
+              <w:pStyle w:val="Compact"/>
+              <w:jc w:val="center"/>
+            </w:pPr>
+            <w:r>
+              <w:t xml:space="preserve">✓</w:t>
+            </w:r>
+          </w:p>
+        </w:tc>
+        <w:tc>
+          <w:tcPr/>
+          <w:p>
+            <w:pPr>
+              <w:pStyle w:val="Compact"/>
+              <w:jc w:val="center"/>
+            </w:pPr>
+            <w:r>
+              <w:t xml:space="preserve">✓</w:t>
+            </w:r>
+          </w:p>
+        </w:tc>
+        <w:tc>
+          <w:tcPr/>
+          <w:p>
+            <w:pPr>
+              <w:pStyle w:val="Compact"/>
+              <w:jc w:val="center"/>
+            </w:pPr>
+            <w:r>
+              <w:t xml:space="preserve">✓</w:t>
+            </w:r>
+          </w:p>
+        </w:tc>
+        <w:tc>
+          <w:tcPr/>
+          <w:p>
+            <w:pPr>
+              <w:pStyle w:val="Compact"/>
+              <w:jc w:val="center"/>
+            </w:pPr>
+            <w:r>
+              <w:t xml:space="preserve">Gerekmez</w:t>
+            </w:r>
+          </w:p>
+        </w:tc>
+        <w:tc>
+          <w:tcPr/>
+          <w:p>
+            <w:pPr>
+              <w:pStyle w:val="Compact"/>
+            </w:pPr>
+            <w:r>
+              <w:rPr>
+                <w:b/>
+                <w:bCs/>
+              </w:rPr>
+              <w:t xml:space="preserve">Önerilen</w:t>
+            </w:r>
+            <w:r>
+              <w:t xml:space="preserve"> </w:t>
+            </w:r>
+            <w:r>
+              <w:t xml:space="preserve">(AEAD)</w:t>
+            </w:r>
+          </w:p>
+        </w:tc>
+      </w:tr>
+      <w:tr>
+        <w:tc>
+          <w:tcPr/>
+          <w:p>
+            <w:pPr>
+              <w:pStyle w:val="Compact"/>
+            </w:pPr>
+            <w:r>
+              <w:rPr>
+                <w:b/>
+                <w:bCs/>
+              </w:rPr>
+              <w:t xml:space="preserve">ChaCha20-Poly1305</w:t>
+            </w:r>
+          </w:p>
+        </w:tc>
+        <w:tc>
+          <w:tcPr/>
+          <w:p>
+            <w:pPr>
+              <w:pStyle w:val="Compact"/>
+            </w:pPr>
+            <w:r>
+              <w:t xml:space="preserve">Akış şifresi + Poly1305 MAC</w:t>
+            </w:r>
+          </w:p>
+        </w:tc>
+        <w:tc>
+          <w:tcPr/>
+          <w:p>
+            <w:pPr>
+              <w:pStyle w:val="Compact"/>
+              <w:jc w:val="center"/>
+            </w:pPr>
+            <w:r>
+              <w:t xml:space="preserve">✓</w:t>
+            </w:r>
+          </w:p>
+        </w:tc>
+        <w:tc>
+          <w:tcPr/>
+          <w:p>
+            <w:pPr>
+              <w:pStyle w:val="Compact"/>
+              <w:jc w:val="center"/>
+            </w:pPr>
+            <w:r>
+              <w:t xml:space="preserve">✓</w:t>
+            </w:r>
+          </w:p>
+        </w:tc>
+        <w:tc>
+          <w:tcPr/>
+          <w:p>
+            <w:pPr>
+              <w:pStyle w:val="Compact"/>
+              <w:jc w:val="center"/>
+            </w:pPr>
+            <w:r>
+              <w:t xml:space="preserve">✓</w:t>
+            </w:r>
+          </w:p>
+        </w:tc>
+        <w:tc>
+          <w:tcPr/>
+          <w:p>
+            <w:pPr>
+              <w:pStyle w:val="Compact"/>
+              <w:jc w:val="center"/>
+            </w:pPr>
+            <w:r>
+              <w:t xml:space="preserve">Gerekmez</w:t>
+            </w:r>
+          </w:p>
+        </w:tc>
+        <w:tc>
+          <w:tcPr/>
+          <w:p>
+            <w:pPr>
+              <w:pStyle w:val="Compact"/>
+            </w:pPr>
+            <w:r>
+              <w:rPr>
+                <w:b/>
+                <w:bCs/>
+              </w:rPr>
+              <w:t xml:space="preserve">Önerilen</w:t>
+            </w:r>
+            <w:r>
+              <w:t xml:space="preserve">; AES donanım desteği olmayan cihazlarda hızlı</w:t>
+            </w:r>
+          </w:p>
+        </w:tc>
+      </w:tr>
+    </w:tbl>
+    <w:bookmarkStart w:id="49" w:name="dolgu-ve-dolgu-kâhini"/>
+    <w:p>
+      <w:pPr>
+        <w:pStyle w:val="Heading3"/>
+      </w:pPr>
+      <w:r>
+        <w:t xml:space="preserve">Dolgu ve dolgu kâhini</w:t>
+      </w:r>
+    </w:p>
+    <w:p>
+      <w:pPr>
+        <w:pStyle w:val="FirstParagraph"/>
+      </w:pPr>
+      <w:r>
+        <w:t xml:space="preserve">ECB ve CBC, mesaj uzunluğunun blok boyutunun katı olmasını ister; eksik kısım</w:t>
+      </w:r>
+      <w:r>
+        <w:t xml:space="preserve"> </w:t>
+      </w:r>
+      <w:r>
+        <w:rPr>
+          <w:b/>
+          <w:bCs/>
+        </w:rPr>
+        <w:t xml:space="preserve">dolgu</w:t>
+      </w:r>
+      <w:r>
+        <w:t xml:space="preserve"> </w:t>
+      </w:r>
+      <w:r>
+        <w:t xml:space="preserve">ile tamamlanır. En yaygın</w:t>
+      </w:r>
+      <w:r>
+        <w:t xml:space="preserve"> </w:t>
+      </w:r>
+      <w:r>
+        <w:t xml:space="preserve">dolgu PKCS#7’dir: eksik bayt sayısı</w:t>
+      </w:r>
+      <w:r>
+        <w:t xml:space="preserve"> </w:t>
+      </w:r>
+      <w:r>
+        <w:rPr>
+          <w:rStyle w:val="VerbatimChar"/>
+        </w:rPr>
+        <w:t xml:space="preserve">n</w:t>
+      </w:r>
+      <w:r>
+        <w:t xml:space="preserve"> </w:t>
+      </w:r>
+      <w:r>
+        <w:t xml:space="preserve">ise,</w:t>
+      </w:r>
+      <w:r>
+        <w:t xml:space="preserve"> </w:t>
+      </w:r>
+      <w:r>
+        <w:rPr>
+          <w:rStyle w:val="VerbatimChar"/>
+        </w:rPr>
+        <w:t xml:space="preserve">n</w:t>
+      </w:r>
+      <w:r>
+        <w:t xml:space="preserve"> </w:t>
+      </w:r>
+      <w:r>
+        <w:t xml:space="preserve">adet</w:t>
+      </w:r>
+      <w:r>
+        <w:t xml:space="preserve"> </w:t>
+      </w:r>
+      <w:r>
+        <w:rPr>
+          <w:rStyle w:val="VerbatimChar"/>
+        </w:rPr>
+        <w:t xml:space="preserve">n</w:t>
+      </w:r>
+      <w:r>
+        <w:t xml:space="preserve"> </w:t>
+      </w:r>
+      <w:r>
+        <w:t xml:space="preserve">değerli bayt eklenir (ör. 3 bayt eksikse</w:t>
+      </w:r>
+      <w:r>
+        <w:t xml:space="preserve"> </w:t>
+      </w:r>
+      <w:r>
+        <w:rPr>
+          <w:rStyle w:val="VerbatimChar"/>
+        </w:rPr>
+        <w:t xml:space="preserve">03 03 03</w:t>
+      </w:r>
+      <w:r>
+        <w:t xml:space="preserve">). Çözen</w:t>
+      </w:r>
+      <w:r>
+        <w:t xml:space="preserve"> </w:t>
+      </w:r>
+      <w:r>
+        <w:t xml:space="preserve">taraf son baytı okuyup o kadar baytı atar; ama önce dolgunun</w:t>
+      </w:r>
+      <w:r>
+        <w:t xml:space="preserve"> </w:t>
+      </w:r>
+      <w:r>
+        <w:rPr>
+          <w:b/>
+          <w:bCs/>
+        </w:rPr>
+        <w:t xml:space="preserve">geçerli</w:t>
+      </w:r>
+      <w:r>
+        <w:t xml:space="preserve"> </w:t>
+      </w:r>
+      <w:r>
+        <w:t xml:space="preserve">olup olmadığını denetler.</w:t>
+      </w:r>
+    </w:p>
+    <w:p>
+      <w:pPr>
+        <w:pStyle w:val="BodyText"/>
+      </w:pPr>
+      <w:r>
+        <w:t xml:space="preserve">Sorun burada başlar: çözme hatası</w:t>
+      </w:r>
+      <w:r>
+        <w:t xml:space="preserve"> </w:t>
+      </w:r>
+      <w:r>
+        <w:t xml:space="preserve">“dolgu geçersiz”</w:t>
+      </w:r>
+      <w:r>
+        <w:t xml:space="preserve"> </w:t>
+      </w:r>
+      <w:r>
+        <w:t xml:space="preserve">ve</w:t>
+      </w:r>
+      <w:r>
+        <w:t xml:space="preserve"> </w:t>
+      </w:r>
+      <w:r>
+        <w:t xml:space="preserve">“MAC geçersiz”</w:t>
+      </w:r>
+      <w:r>
+        <w:t xml:space="preserve"> </w:t>
+      </w:r>
+      <w:r>
+        <w:t xml:space="preserve">olarak</w:t>
+      </w:r>
+      <w:r>
+        <w:t xml:space="preserve"> </w:t>
+      </w:r>
+      <w:r>
+        <w:rPr>
+          <w:b/>
+          <w:bCs/>
+        </w:rPr>
+        <w:t xml:space="preserve">ayırt edilebiliyorsa</w:t>
+      </w:r>
+      <w:r>
+        <w:t xml:space="preserve"> </w:t>
+      </w:r>
+      <w:r>
+        <w:t xml:space="preserve">(farklı hata</w:t>
+      </w:r>
+      <w:r>
+        <w:t xml:space="preserve"> </w:t>
+      </w:r>
+      <w:r>
+        <w:t xml:space="preserve">iletisi, farklı yanıt süresi), saldırgan şifreli metnin baytlarını değiştirip sunucunun tepkisini gözleyerek mesajı</w:t>
+      </w:r>
+      <w:r>
+        <w:t xml:space="preserve"> </w:t>
+      </w:r>
+      <w:r>
+        <w:t xml:space="preserve">bayt bayt çözebilir. Buna</w:t>
+      </w:r>
+      <w:r>
+        <w:t xml:space="preserve"> </w:t>
+      </w:r>
+      <w:r>
+        <w:rPr>
+          <w:b/>
+          <w:bCs/>
+        </w:rPr>
+        <w:t xml:space="preserve">dolgu kâhini</w:t>
+      </w:r>
+      <w:r>
+        <w:t xml:space="preserve"> </w:t>
+      </w:r>
+      <w:r>
+        <w:t xml:space="preserve">(padding oracle) saldırısı denir; 2002’de tanımlandı, sonraki yıllarda web</w:t>
+      </w:r>
+      <w:r>
+        <w:t xml:space="preserve"> </w:t>
+      </w:r>
+      <w:r>
+        <w:t xml:space="preserve">çerçevelerinde ve TLS’te (POODLE, Lucky Thirteen) tekrar tekrar karşımıza çıktı.</w:t>
+      </w:r>
+    </w:p>
+    <w:p>
+      <w:pPr>
+        <w:pStyle w:val="BodyText"/>
+      </w:pPr>
+      <w:r>
+        <w:t xml:space="preserve">Savunmalar:</w:t>
+      </w:r>
+    </w:p>
+    <w:p>
+      <w:pPr>
+        <w:pStyle w:val="Compact"/>
+        <w:numPr>
+          <w:ilvl w:val="0"/>
+          <w:numId w:val="1017"/>
+        </w:numPr>
+      </w:pPr>
+      <w:r>
+        <w:rPr>
+          <w:b/>
+          <w:bCs/>
+        </w:rPr>
+        <w:t xml:space="preserve">AEAD kullanın</w:t>
+      </w:r>
+      <w:r>
+        <w:t xml:space="preserve"> </w:t>
+      </w:r>
+      <w:r>
+        <w:t xml:space="preserve">(GCM, ChaCha20-Poly1305): dolgu yoktur, etiket tutmazsa hiçbir şey çözülmez.</w:t>
+      </w:r>
+    </w:p>
+    <w:p>
+      <w:pPr>
+        <w:pStyle w:val="Compact"/>
+        <w:numPr>
+          <w:ilvl w:val="0"/>
+          <w:numId w:val="1017"/>
+        </w:numPr>
+      </w:pPr>
+      <w:r>
+        <w:t xml:space="preserve">CBC zorunluysa</w:t>
+      </w:r>
+      <w:r>
+        <w:t xml:space="preserve"> </w:t>
+      </w:r>
+      <w:r>
+        <w:rPr>
+          <w:b/>
+          <w:bCs/>
+        </w:rPr>
+        <w:t xml:space="preserve">önce şifrele, sonra MAC’le</w:t>
+      </w:r>
+      <w:r>
+        <w:t xml:space="preserve"> </w:t>
+      </w:r>
+      <w:r>
+        <w:t xml:space="preserve">(bir sonraki bölüm) ve MAC’i</w:t>
+      </w:r>
+      <w:r>
+        <w:t xml:space="preserve"> </w:t>
+      </w:r>
+      <w:r>
+        <w:rPr>
+          <w:b/>
+          <w:bCs/>
+        </w:rPr>
+        <w:t xml:space="preserve">dolguyu denetlemeden önce</w:t>
+      </w:r>
+      <w:r>
+        <w:t xml:space="preserve"> </w:t>
+      </w:r>
+      <w:r>
+        <w:t xml:space="preserve">doğrulayın.</w:t>
+      </w:r>
+    </w:p>
+    <w:p>
+      <w:pPr>
+        <w:pStyle w:val="Compact"/>
+        <w:numPr>
+          <w:ilvl w:val="0"/>
+          <w:numId w:val="1017"/>
+        </w:numPr>
+      </w:pPr>
+      <w:r>
+        <w:t xml:space="preserve">Bütün çözme hatalarını</w:t>
+      </w:r>
+      <w:r>
+        <w:t xml:space="preserve"> </w:t>
+      </w:r>
+      <w:r>
+        <w:rPr>
+          <w:b/>
+          <w:bCs/>
+        </w:rPr>
+        <w:t xml:space="preserve">tek ve aynı</w:t>
+      </w:r>
+      <w:r>
+        <w:t xml:space="preserve"> </w:t>
+      </w:r>
+      <w:r>
+        <w:t xml:space="preserve">hata olarak, aynı sürede döndürün.</w:t>
+      </w:r>
+    </w:p>
+    <w:p>
+      <w:pPr>
+        <w:pStyle w:val="BlockText"/>
+      </w:pPr>
+      <w:r>
+        <w:rPr>
+          <w:b/>
+          <w:bCs/>
+        </w:rPr>
+        <w:t xml:space="preserve">Sahada nasıl uygulanır?</w:t>
+      </w:r>
+    </w:p>
+    <w:p>
+      <w:pPr>
+        <w:pStyle w:val="BlockText"/>
+      </w:pPr>
+      <w:r>
+        <w:t xml:space="preserve">Sertifikasyondan geçmiş bir mobil ödeme kütüphanesinin algoritma envanterinde AES’in CBC ve CTR kiplerinde, ayrı bir</w:t>
+      </w:r>
+      <w:r>
+        <w:t xml:space="preserve"> </w:t>
+      </w:r>
+      <w:r>
+        <w:t xml:space="preserve">SHA-256 tabanlı MAC ile kullanıldığı görülür; ödeme şemalarının kriptogram hesabı için ise ISO/IEC 9797-1’e dayanan,</w:t>
+      </w:r>
+      <w:r>
+        <w:t xml:space="preserve"> </w:t>
+      </w:r>
+      <w:r>
+        <w:t xml:space="preserve">DES tabanlı bir MAC algoritması (şemaların belirlediği dolgu yöntemleriyle) kullanılır. Bu seçimler, uyulması gereken</w:t>
+      </w:r>
+      <w:r>
+        <w:t xml:space="preserve"> </w:t>
+      </w:r>
+      <w:r>
+        <w:t xml:space="preserve">şema belirtimlerinden gelir. Şemanın belirlemediği iç iletişimde ise bugün AEAD tercih edilir (3. haftadaki eleştirel</w:t>
+      </w:r>
+      <w:r>
+        <w:t xml:space="preserve"> </w:t>
+      </w:r>
+      <w:r>
+        <w:t xml:space="preserve">okuma).</w:t>
+      </w:r>
+    </w:p>
+    <w:p>
+      <w:r>
+        <w:pict>
+          <v:rect style="width:0;height:1.5pt" o:hralign="center" o:hrstd="t" o:hr="t"/>
+        </w:pict>
+      </w:r>
+    </w:p>
+    <w:bookmarkEnd w:id="49"/>
+    <w:bookmarkEnd w:id="50"/>
+    <w:bookmarkStart w:id="60" w:name="Xcd5a4b84a9eaf432e3b249b3d62274aea95c2c7"/>
+    <w:p>
+      <w:pPr>
+        <w:pStyle w:val="Heading2"/>
+      </w:pPr>
+      <w:r>
+        <w:t xml:space="preserve">3. MAC, HMAC ve şifreleme ile bütünlüğün birleştirilmesi (Tarif 6.4, 6.10, 6.18, 6.21)</w:t>
+      </w:r>
+    </w:p>
+    <w:bookmarkStart w:id="57" w:name="hmac-nasıl-çalışır"/>
+    <w:p>
+      <w:pPr>
+        <w:pStyle w:val="Heading3"/>
+      </w:pPr>
+      <w:r>
+        <w:t xml:space="preserve">HMAC nasıl çalışır?</w:t>
+      </w:r>
+    </w:p>
+    <w:p>
+      <w:pPr>
+        <w:pStyle w:val="FirstParagraph"/>
+      </w:pPr>
+      <w:r>
+        <w:drawing>
+          <wp:inline>
+            <wp:extent cx="5759999" cy="2470728"/>
+            <wp:effectExtent b="0" l="0" r="0" t="0"/>
+            <wp:docPr descr="HMAC ile H(K||m) karşılaştırması" title="" id="52" name="Picture"/>
+            <a:graphic>
+              <a:graphicData uri="http://schemas.openxmlformats.org/drawingml/2006/picture">
+                <pic:pic>
+                  <pic:nvPicPr>
+                    <pic:cNvPr descr="h10-08-hmac.png" id="53" name="Picture"/>
+                    <pic:cNvPicPr>
+                      <a:picLocks noChangeArrowheads="1" noChangeAspect="1"/>
+                    </pic:cNvPicPr>
+                  </pic:nvPicPr>
+                  <pic:blipFill>
+                    <a:blip r:embed="rId51"/>
+                    <a:stretch>
+                      <a:fillRect/>
+                    </a:stretch>
+                  </pic:blipFill>
+                  <pic:spPr bwMode="auto">
+                    <a:xfrm>
+                      <a:off x="0" y="0"/>
+                      <a:ext cx="5759999" cy="2470728"/>
+                    </a:xfrm>
+                    <a:prstGeom prst="rect">
+                      <a:avLst/>
+                    </a:prstGeom>
+                    <a:noFill/>
+                    <a:ln w="9525">
+                      <a:noFill/>
+                      <a:headEnd/>
+                      <a:tailEnd/>
+                    </a:ln>
+                  </pic:spPr>
+                </pic:pic>
+              </a:graphicData>
+            </a:graphic>
+          </wp:inline>
+        </w:drawing>
+      </w:r>
+    </w:p>
+    <w:p>
+      <w:pPr>
+        <w:pStyle w:val="BodyText"/>
+      </w:pPr>
+      <w:r>
+        <w:drawing>
+          <wp:inline>
+            <wp:extent cx="5759999" cy="2283460"/>
+            <wp:effectExtent b="0" l="0" r="0" t="0"/>
+            <wp:docPr descr="Encrypt-then-MAC sırası ve doğrulamadan önce çözmeme kuralı" title="" id="55" name="Picture"/>
+            <a:graphic>
+              <a:graphicData uri="http://schemas.openxmlformats.org/drawingml/2006/picture">
+                <pic:pic>
+                  <pic:nvPicPr>
+                    <pic:cNvPr descr="h10-01-encrypt-then-mac.png" id="56" name="Picture"/>
+                    <pic:cNvPicPr>
+                      <a:picLocks noChangeArrowheads="1" noChangeAspect="1"/>
+                    </pic:cNvPicPr>
+                  </pic:nvPicPr>
+                  <pic:blipFill>
+                    <a:blip r:embed="rId54"/>
+                    <a:stretch>
+                      <a:fillRect/>
+                    </a:stretch>
+                  </pic:blipFill>
+                  <pic:spPr bwMode="auto">
+                    <a:xfrm>
+                      <a:off x="0" y="0"/>
+                      <a:ext cx="5759999" cy="2283460"/>
+                    </a:xfrm>
+                    <a:prstGeom prst="rect">
+                      <a:avLst/>
+                    </a:prstGeom>
+                    <a:noFill/>
+                    <a:ln w="9525">
+                      <a:noFill/>
+                      <a:headEnd/>
+                      <a:tailEnd/>
+                    </a:ln>
+                  </pic:spPr>
+                </pic:pic>
+              </a:graphicData>
+            </a:graphic>
+          </wp:inline>
+        </w:drawing>
+      </w:r>
+    </w:p>
+    <w:p>
+      <w:pPr>
+        <w:pStyle w:val="BodyText"/>
+      </w:pPr>
+      <w:r>
         <w:rPr>
           <w:b/>
           <w:bCs/>
@@ -5306,8 +5494,8 @@
         <w:t xml:space="preserve">)</w:t>
       </w:r>
     </w:p>
-    <w:bookmarkEnd w:id="45"/>
-    <w:bookmarkStart w:id="46" w:name="X7e35fca67d04b0b25118a54d591c60a5479fe62"/>
+    <w:bookmarkEnd w:id="57"/>
+    <w:bookmarkStart w:id="58" w:name="X7e35fca67d04b0b25118a54d591c60a5479fe62"/>
     <w:p>
       <w:pPr>
         <w:pStyle w:val="Heading3"/>
@@ -5610,8 +5798,8 @@
         <w:t xml:space="preserve">MAC’e IV’yi ve bağlam bilgisini de katın, karşılaştırmayı sabit zamanlı yapın.</w:t>
       </w:r>
     </w:p>
-    <w:bookmarkEnd w:id="46"/>
-    <w:bookmarkStart w:id="47" w:name="yeniden-oynatma-geçerli-ama-eski-mesaj"/>
+    <w:bookmarkEnd w:id="58"/>
+    <w:bookmarkStart w:id="59" w:name="yeniden-oynatma-geçerli-ama-eski-mesaj"/>
     <w:p>
       <w:pPr>
         <w:pStyle w:val="Heading3"/>
@@ -5941,9 +6129,9 @@
         </w:pict>
       </w:r>
     </w:p>
-    <w:bookmarkEnd w:id="47"/>
-    <w:bookmarkEnd w:id="48"/>
-    <w:bookmarkStart w:id="51" w:name="X894d7ec1ef08a32ec8666de07060ba11da1586b"/>
+    <w:bookmarkEnd w:id="59"/>
+    <w:bookmarkEnd w:id="60"/>
+    <w:bookmarkStart w:id="66" w:name="X894d7ec1ef08a32ec8666de07060ba11da1586b"/>
     <w:p>
       <w:pPr>
         <w:pStyle w:val="Heading2"/>
@@ -6038,6 +6226,53 @@
         <w:pStyle w:val="BodyText"/>
       </w:pPr>
       <w:r>
+        <w:drawing>
+          <wp:inline>
+            <wp:extent cx="5759999" cy="2470728"/>
+            <wp:effectExtent b="0" l="0" r="0" t="0"/>
+            <wp:docPr descr="RSA dolgu şemaları: OAEP ve PSS" title="" id="62" name="Picture"/>
+            <a:graphic>
+              <a:graphicData uri="http://schemas.openxmlformats.org/drawingml/2006/picture">
+                <pic:pic>
+                  <pic:nvPicPr>
+                    <pic:cNvPr descr="h10-09-oaep-pss.png" id="63" name="Picture"/>
+                    <pic:cNvPicPr>
+                      <a:picLocks noChangeArrowheads="1" noChangeAspect="1"/>
+                    </pic:cNvPicPr>
+                  </pic:nvPicPr>
+                  <pic:blipFill>
+                    <a:blip r:embed="rId61"/>
+                    <a:stretch>
+                      <a:fillRect/>
+                    </a:stretch>
+                  </pic:blipFill>
+                  <pic:spPr bwMode="auto">
+                    <a:xfrm>
+                      <a:off x="0" y="0"/>
+                      <a:ext cx="5759999" cy="2470728"/>
+                    </a:xfrm>
+                    <a:prstGeom prst="rect">
+                      <a:avLst/>
+                    </a:prstGeom>
+                    <a:noFill/>
+                    <a:ln w="9525">
+                      <a:noFill/>
+                      <a:headEnd/>
+                      <a:tailEnd/>
+                    </a:ln>
+                  </pic:spPr>
+                </pic:pic>
+              </a:graphicData>
+            </a:graphic>
+          </wp:inline>
+        </w:drawing>
+      </w:r>
+    </w:p>
+    <w:p>
+      <w:pPr>
+        <w:pStyle w:val="BodyText"/>
+      </w:pPr>
+      <w:r>
         <w:t xml:space="preserve">Asimetrik işlemler simetrik olanlardan yüzlerce, binlerce kat yavaştır. Bu yüzden asimetrik kriptografi yalnız iki iş</w:t>
       </w:r>
       <w:r>
@@ -6082,7 +6317,7 @@
         <w:t xml:space="preserve">her zaman simetrik şifreyle korunur (3. haftadaki hibrit şema).</w:t>
       </w:r>
     </w:p>
-    <w:bookmarkStart w:id="49" w:name="rsa-doğru-dolguyla"/>
+    <w:bookmarkStart w:id="64" w:name="rsa-doğru-dolguyla"/>
     <w:p>
       <w:pPr>
         <w:pStyle w:val="Heading3"/>
@@ -6751,8 +6986,8 @@
         <w:t xml:space="preserve"> belge.sig belge.txt</w:t>
       </w:r>
     </w:p>
-    <w:bookmarkEnd w:id="49"/>
-    <w:bookmarkStart w:id="50" w:name="Xb7809da19cb7c31c1581e3fac33aa31face064e"/>
+    <w:bookmarkEnd w:id="64"/>
+    <w:bookmarkStart w:id="65" w:name="Xb7809da19cb7c31c1581e3fac33aa31face064e"/>
     <w:p>
       <w:pPr>
         <w:pStyle w:val="Heading3"/>
@@ -7365,9 +7600,9 @@
         </w:pict>
       </w:r>
     </w:p>
-    <w:bookmarkEnd w:id="50"/>
-    <w:bookmarkEnd w:id="51"/>
-    <w:bookmarkStart w:id="54" w:name="Xf25ed3eacfb12216da4583e6edd8ff972fa0edf"/>
+    <w:bookmarkEnd w:id="65"/>
+    <w:bookmarkEnd w:id="66"/>
+    <w:bookmarkStart w:id="72" w:name="Xf25ed3eacfb12216da4583e6edd8ff972fa0edf"/>
     <w:p>
       <w:pPr>
         <w:pStyle w:val="Heading2"/>
@@ -7435,7 +7670,54 @@
         <w:t xml:space="preserve">sağlar (STRIDE’daki R), MAC sağlamaz.</w:t>
       </w:r>
     </w:p>
-    <w:bookmarkStart w:id="52" w:name="imza-nerelerde-kullanılır"/>
+    <w:p>
+      <w:pPr>
+        <w:pStyle w:val="BodyText"/>
+      </w:pPr>
+      <w:r>
+        <w:drawing>
+          <wp:inline>
+            <wp:extent cx="5759999" cy="2283460"/>
+            <wp:effectExtent b="0" l="0" r="0" t="0"/>
+            <wp:docPr descr="Dijital imza oluşturma ve doğrulama" title="" id="68" name="Picture"/>
+            <a:graphic>
+              <a:graphicData uri="http://schemas.openxmlformats.org/drawingml/2006/picture">
+                <pic:pic>
+                  <pic:nvPicPr>
+                    <pic:cNvPr descr="h10-10-imza.png" id="69" name="Picture"/>
+                    <pic:cNvPicPr>
+                      <a:picLocks noChangeArrowheads="1" noChangeAspect="1"/>
+                    </pic:cNvPicPr>
+                  </pic:nvPicPr>
+                  <pic:blipFill>
+                    <a:blip r:embed="rId67"/>
+                    <a:stretch>
+                      <a:fillRect/>
+                    </a:stretch>
+                  </pic:blipFill>
+                  <pic:spPr bwMode="auto">
+                    <a:xfrm>
+                      <a:off x="0" y="0"/>
+                      <a:ext cx="5759999" cy="2283460"/>
+                    </a:xfrm>
+                    <a:prstGeom prst="rect">
+                      <a:avLst/>
+                    </a:prstGeom>
+                    <a:noFill/>
+                    <a:ln w="9525">
+                      <a:noFill/>
+                      <a:headEnd/>
+                      <a:tailEnd/>
+                    </a:ln>
+                  </pic:spPr>
+                </pic:pic>
+              </a:graphicData>
+            </a:graphic>
+          </wp:inline>
+        </w:drawing>
+      </w:r>
+    </w:p>
+    <w:bookmarkStart w:id="70" w:name="imza-nerelerde-kullanılır"/>
     <w:p>
       <w:pPr>
         <w:pStyle w:val="Heading3"/>
@@ -7691,8 +7973,8 @@
         </w:tc>
       </w:tr>
     </w:tbl>
-    <w:bookmarkEnd w:id="52"/>
-    <w:bookmarkStart w:id="53" w:name="kodda-imza-doğrulama-openssl-evp"/>
+    <w:bookmarkEnd w:id="70"/>
+    <w:bookmarkStart w:id="71" w:name="kodda-imza-doğrulama-openssl-evp"/>
     <w:p>
       <w:pPr>
         <w:pStyle w:val="Heading3"/>
@@ -8810,9 +9092,9 @@
         </w:pict>
       </w:r>
     </w:p>
-    <w:bookmarkEnd w:id="53"/>
-    <w:bookmarkEnd w:id="54"/>
-    <w:bookmarkStart w:id="60" w:name="Xb1fd965b0113255b1c47ac4530c4f53fdbb078f"/>
+    <w:bookmarkEnd w:id="71"/>
+    <w:bookmarkEnd w:id="72"/>
+    <w:bookmarkStart w:id="78" w:name="Xb1fd965b0113255b1c47ac4530c4f53fdbb078f"/>
     <w:p>
       <w:pPr>
         <w:pStyle w:val="Heading2"/>
@@ -8886,7 +9168,7 @@
         <w:t xml:space="preserve">’dir (X25519).</w:t>
       </w:r>
     </w:p>
-    <w:bookmarkStart w:id="58" w:name="kimliksiz-dhnin-zayıflığı-araya-girme"/>
+    <w:bookmarkStart w:id="76" w:name="kimliksiz-dhnin-zayıflığı-araya-girme"/>
     <w:p>
       <w:pPr>
         <w:pStyle w:val="Heading3"/>
@@ -8944,18 +9226,18 @@
           <wp:inline>
             <wp:extent cx="5759999" cy="3102231"/>
             <wp:effectExtent b="0" l="0" r="0" t="0"/>
-            <wp:docPr descr="Kimliksiz Diffie-Hellman’da araya girme saldırısı" title="" id="56" name="Picture"/>
+            <wp:docPr descr="Kimliksiz Diffie-Hellman’da araya girme saldırısı" title="" id="74" name="Picture"/>
             <a:graphic>
               <a:graphicData uri="http://schemas.openxmlformats.org/drawingml/2006/picture">
                 <pic:pic>
                   <pic:nvPicPr>
-                    <pic:cNvPr descr="h10-02-dh-mitm.png" id="57" name="Picture"/>
+                    <pic:cNvPr descr="h10-02-dh-mitm.png" id="75" name="Picture"/>
                     <pic:cNvPicPr>
                       <a:picLocks noChangeArrowheads="1" noChangeAspect="1"/>
                     </pic:cNvPicPr>
                   </pic:nvPicPr>
                   <pic:blipFill>
-                    <a:blip r:embed="rId55"/>
+                    <a:blip r:embed="rId73"/>
                     <a:stretch>
                       <a:fillRect/>
                     </a:stretch>
@@ -9002,8 +9284,8 @@
         <w:t xml:space="preserve">sanır; aslında her mesaj saldırganın elinden geçer.</w:t>
       </w:r>
     </w:p>
-    <w:bookmarkEnd w:id="58"/>
-    <w:bookmarkStart w:id="59" w:name="Xe5a2795c222be48635b1920a13635964ec162fc"/>
+    <w:bookmarkEnd w:id="76"/>
+    <w:bookmarkStart w:id="77" w:name="Xe5a2795c222be48635b1920a13635964ec162fc"/>
     <w:p>
       <w:pPr>
         <w:pStyle w:val="Heading3"/>
@@ -9200,9 +9482,9 @@
         </w:pict>
       </w:r>
     </w:p>
-    <w:bookmarkEnd w:id="59"/>
-    <w:bookmarkEnd w:id="60"/>
-    <w:bookmarkStart w:id="66" w:name="X8f513256ad623ebf09fea50f49d80d9639ca4b1"/>
+    <w:bookmarkEnd w:id="77"/>
+    <w:bookmarkEnd w:id="78"/>
+    <w:bookmarkStart w:id="84" w:name="X8f513256ad623ebf09fea50f49d80d9639ca4b1"/>
     <w:p>
       <w:pPr>
         <w:pStyle w:val="Heading2"/>
@@ -9263,7 +9545,7 @@
         <w:t xml:space="preserve">güvenilen üçüncü taraflar aracılığıyla cevap veren kurallar, roller ve belgeler bütünüdür.</w:t>
       </w:r>
     </w:p>
-    <w:bookmarkStart w:id="64" w:name="bileşenler"/>
+    <w:bookmarkStart w:id="82" w:name="bileşenler"/>
     <w:p>
       <w:pPr>
         <w:pStyle w:val="Heading3"/>
@@ -9648,18 +9930,18 @@
           <wp:inline>
             <wp:extent cx="5759999" cy="2377094"/>
             <wp:effectExtent b="0" l="0" r="0" t="0"/>
-            <wp:docPr descr="PKI güven zinciri: kök CA, ara CA ve uç sertifikalar" title="" id="62" name="Picture"/>
+            <wp:docPr descr="PKI güven zinciri: kök CA, ara CA ve uç sertifikalar" title="" id="80" name="Picture"/>
             <a:graphic>
               <a:graphicData uri="http://schemas.openxmlformats.org/drawingml/2006/picture">
                 <pic:pic>
                   <pic:nvPicPr>
-                    <pic:cNvPr descr="h10-03-pki.png" id="63" name="Picture"/>
+                    <pic:cNvPr descr="h10-03-pki.png" id="81" name="Picture"/>
                     <pic:cNvPicPr>
                       <a:picLocks noChangeArrowheads="1" noChangeAspect="1"/>
                     </pic:cNvPicPr>
                   </pic:nvPicPr>
                   <pic:blipFill>
-                    <a:blip r:embed="rId61"/>
+                    <a:blip r:embed="rId79"/>
                     <a:stretch>
                       <a:fillRect/>
                     </a:stretch>
@@ -9728,8 +10010,8 @@
         <w:t xml:space="preserve">Günlük işi ara CA yapar; ele geçirilirse yalnız o ara CA iptal edilir.</w:t>
       </w:r>
     </w:p>
-    <w:bookmarkEnd w:id="64"/>
-    <w:bookmarkStart w:id="65" w:name="sertifika-doğrulama-dört-soru-tarif-10.4"/>
+    <w:bookmarkEnd w:id="82"/>
+    <w:bookmarkStart w:id="83" w:name="sertifika-doğrulama-dört-soru-tarif-10.4"/>
     <w:p>
       <w:pPr>
         <w:pStyle w:val="Heading3"/>
@@ -9919,9 +10201,9 @@
         </w:pict>
       </w:r>
     </w:p>
-    <w:bookmarkEnd w:id="65"/>
-    <w:bookmarkEnd w:id="66"/>
-    <w:bookmarkStart w:id="67" w:name="x.509-sertifikasının-yapısı"/>
+    <w:bookmarkEnd w:id="83"/>
+    <w:bookmarkEnd w:id="84"/>
+    <w:bookmarkStart w:id="88" w:name="x.509-sertifikasının-yapısı"/>
     <w:p>
       <w:pPr>
         <w:pStyle w:val="Heading2"/>
@@ -9968,6 +10250,53 @@
       </w:r>
       <w:r>
         <w:t xml:space="preserve">oluşur:</w:t>
+      </w:r>
+    </w:p>
+    <w:p>
+      <w:pPr>
+        <w:pStyle w:val="BodyText"/>
+      </w:pPr>
+      <w:r>
+        <w:drawing>
+          <wp:inline>
+            <wp:extent cx="5759999" cy="2687780"/>
+            <wp:effectExtent b="0" l="0" r="0" t="0"/>
+            <wp:docPr descr="X.509 sertifikasının alanları" title="" id="86" name="Picture"/>
+            <a:graphic>
+              <a:graphicData uri="http://schemas.openxmlformats.org/drawingml/2006/picture">
+                <pic:pic>
+                  <pic:nvPicPr>
+                    <pic:cNvPr descr="h10-11-x509.png" id="87" name="Picture"/>
+                    <pic:cNvPicPr>
+                      <a:picLocks noChangeArrowheads="1" noChangeAspect="1"/>
+                    </pic:cNvPicPr>
+                  </pic:nvPicPr>
+                  <pic:blipFill>
+                    <a:blip r:embed="rId85"/>
+                    <a:stretch>
+                      <a:fillRect/>
+                    </a:stretch>
+                  </pic:blipFill>
+                  <pic:spPr bwMode="auto">
+                    <a:xfrm>
+                      <a:off x="0" y="0"/>
+                      <a:ext cx="5759999" cy="2687780"/>
+                    </a:xfrm>
+                    <a:prstGeom prst="rect">
+                      <a:avLst/>
+                    </a:prstGeom>
+                    <a:noFill/>
+                    <a:ln w="9525">
+                      <a:noFill/>
+                      <a:headEnd/>
+                      <a:tailEnd/>
+                    </a:ln>
+                  </pic:spPr>
+                </pic:pic>
+              </a:graphicData>
+            </a:graphic>
+          </wp:inline>
+        </w:drawing>
       </w:r>
     </w:p>
     <w:tbl>
@@ -10410,8 +10739,8 @@
         </w:pict>
       </w:r>
     </w:p>
-    <w:bookmarkEnd w:id="67"/>
-    <w:bookmarkStart w:id="69" w:name="openssl-ile-sertifika-zinciri-kurmak"/>
+    <w:bookmarkEnd w:id="88"/>
+    <w:bookmarkStart w:id="93" w:name="openssl-ile-sertifika-zinciri-kurmak"/>
     <w:p>
       <w:pPr>
         <w:pStyle w:val="Heading2"/>
@@ -10452,6 +10781,53 @@
         <w:pStyle w:val="BodyText"/>
       </w:pPr>
       <w:r>
+        <w:drawing>
+          <wp:inline>
+            <wp:extent cx="5759999" cy="2748610"/>
+            <wp:effectExtent b="0" l="0" r="0" t="0"/>
+            <wp:docPr descr="Zincir doğrulamanın dört sorusu" title="" id="90" name="Picture"/>
+            <a:graphic>
+              <a:graphicData uri="http://schemas.openxmlformats.org/drawingml/2006/picture">
+                <pic:pic>
+                  <pic:nvPicPr>
+                    <pic:cNvPr descr="h10-12-zincir-dogrulama.png" id="91" name="Picture"/>
+                    <pic:cNvPicPr>
+                      <a:picLocks noChangeArrowheads="1" noChangeAspect="1"/>
+                    </pic:cNvPicPr>
+                  </pic:nvPicPr>
+                  <pic:blipFill>
+                    <a:blip r:embed="rId89"/>
+                    <a:stretch>
+                      <a:fillRect/>
+                    </a:stretch>
+                  </pic:blipFill>
+                  <pic:spPr bwMode="auto">
+                    <a:xfrm>
+                      <a:off x="0" y="0"/>
+                      <a:ext cx="5759999" cy="2748610"/>
+                    </a:xfrm>
+                    <a:prstGeom prst="rect">
+                      <a:avLst/>
+                    </a:prstGeom>
+                    <a:noFill/>
+                    <a:ln w="9525">
+                      <a:noFill/>
+                      <a:headEnd/>
+                      <a:tailEnd/>
+                    </a:ln>
+                  </pic:spPr>
+                </pic:pic>
+              </a:graphicData>
+            </a:graphic>
+          </wp:inline>
+        </w:drawing>
+      </w:r>
+    </w:p>
+    <w:p>
+      <w:pPr>
+        <w:pStyle w:val="BodyText"/>
+      </w:pPr>
+      <w:r>
         <w:rPr>
           <w:b/>
           <w:bCs/>
@@ -11572,7 +11948,7 @@
         <w:t xml:space="preserve">sertifikayı gönderip ara sertifikayı unutması, sahada sık görülen bir yapılandırma hatasıdır.</w:t>
       </w:r>
     </w:p>
-    <w:bookmarkStart w:id="68" w:name="sınıf-etkinliği-zinciri-bozmak"/>
+    <w:bookmarkStart w:id="92" w:name="sınıf-etkinliği-zinciri-bozmak"/>
     <w:p>
       <w:pPr>
         <w:pStyle w:val="Heading3"/>
@@ -11729,9 +12105,9 @@
         </w:pict>
       </w:r>
     </w:p>
-    <w:bookmarkEnd w:id="68"/>
-    <w:bookmarkEnd w:id="69"/>
-    <w:bookmarkStart w:id="73" w:name="X998aaa043ae3e8b86db372ba51e1dc9369fc76e"/>
+    <w:bookmarkEnd w:id="92"/>
+    <w:bookmarkEnd w:id="93"/>
+    <w:bookmarkStart w:id="97" w:name="X998aaa043ae3e8b86db372ba51e1dc9369fc76e"/>
     <w:p>
       <w:pPr>
         <w:pStyle w:val="Heading2"/>
@@ -11773,18 +12149,18 @@
           <wp:inline>
             <wp:extent cx="5759999" cy="2377094"/>
             <wp:effectExtent b="0" l="0" r="0" t="0"/>
-            <wp:docPr descr="Sertifika iptali: CRL, OCSP ve zımbalama karşılaştırması" title="" id="71" name="Picture"/>
+            <wp:docPr descr="Sertifika iptali: CRL, OCSP ve zımbalama karşılaştırması" title="" id="95" name="Picture"/>
             <a:graphic>
               <a:graphicData uri="http://schemas.openxmlformats.org/drawingml/2006/picture">
                 <pic:pic>
                   <pic:nvPicPr>
-                    <pic:cNvPr descr="h10-04-sertifika-iptali.png" id="72" name="Picture"/>
+                    <pic:cNvPr descr="h10-04-sertifika-iptali.png" id="96" name="Picture"/>
                     <pic:cNvPicPr>
                       <a:picLocks noChangeArrowheads="1" noChangeAspect="1"/>
                     </pic:cNvPicPr>
                   </pic:nvPicPr>
                   <pic:blipFill>
-                    <a:blip r:embed="rId70"/>
+                    <a:blip r:embed="rId94"/>
                     <a:stretch>
                       <a:fillRect/>
                     </a:stretch>
@@ -12322,8 +12698,8 @@
         </w:pict>
       </w:r>
     </w:p>
-    <w:bookmarkEnd w:id="73"/>
-    <w:bookmarkStart w:id="74" w:name="X724fab415a7c9757ca722fdb6473ed51d4a7a4f"/>
+    <w:bookmarkEnd w:id="97"/>
+    <w:bookmarkStart w:id="98" w:name="X724fab415a7c9757ca722fdb6473ed51d4a7a4f"/>
     <w:p>
       <w:pPr>
         <w:pStyle w:val="Heading2"/>
@@ -13110,8 +13486,8 @@
         </w:pict>
       </w:r>
     </w:p>
-    <w:bookmarkEnd w:id="74"/>
-    <w:bookmarkStart w:id="75" w:name="kuantum-sonrası-kriptografiye-bakış"/>
+    <w:bookmarkEnd w:id="98"/>
+    <w:bookmarkStart w:id="99" w:name="kuantum-sonrası-kriptografiye-bakış"/>
     <w:p>
       <w:pPr>
         <w:pStyle w:val="Heading2"/>
@@ -13379,8 +13755,8 @@
         </w:pict>
       </w:r>
     </w:p>
-    <w:bookmarkEnd w:id="75"/>
-    <w:bookmarkStart w:id="76" w:name="dönem-projesi-bu-hafta"/>
+    <w:bookmarkEnd w:id="99"/>
+    <w:bookmarkStart w:id="100" w:name="dönem-projesi-bu-hafta"/>
     <w:p>
       <w:pPr>
         <w:pStyle w:val="Heading2"/>
@@ -13579,8 +13955,8 @@
         </w:pict>
       </w:r>
     </w:p>
-    <w:bookmarkEnd w:id="76"/>
-    <w:bookmarkStart w:id="77" w:name="kendi-başına-çalış"/>
+    <w:bookmarkEnd w:id="100"/>
+    <w:bookmarkStart w:id="101" w:name="kendi-başına-çalış"/>
     <w:p>
       <w:pPr>
         <w:pStyle w:val="Heading2"/>
@@ -14053,8 +14429,8 @@
         </w:pict>
       </w:r>
     </w:p>
-    <w:bookmarkEnd w:id="77"/>
-    <w:bookmarkStart w:id="78" w:name="kendini-sınama"/>
+    <w:bookmarkEnd w:id="101"/>
+    <w:bookmarkStart w:id="102" w:name="kendini-sınama"/>
     <w:p>
       <w:pPr>
         <w:pStyle w:val="Heading2"/>
@@ -14511,8 +14887,8 @@
         </w:pict>
       </w:r>
     </w:p>
-    <w:bookmarkEnd w:id="78"/>
-    <w:bookmarkStart w:id="79" w:name="kaynaklar-ve-ileri-okuma"/>
+    <w:bookmarkEnd w:id="102"/>
+    <w:bookmarkStart w:id="103" w:name="kaynaklar-ve-ileri-okuma"/>
     <w:p>
       <w:pPr>
         <w:pStyle w:val="Heading2"/>
@@ -15295,8 +15671,8 @@
         </w:tc>
       </w:tr>
     </w:tbl>
-    <w:bookmarkEnd w:id="79"/>
-    <w:bookmarkEnd w:id="80"/>
+    <w:bookmarkEnd w:id="103"/>
+    <w:bookmarkEnd w:id="104"/>
     <w:sectPr>
       <w:headerReference r:id="rId9" w:type="default"/>
       <w:footerReference r:id="rId10" w:type="default"/>

--- a/docs/week-10/cen429-week-10-ders-notu.tr.docx
+++ b/docs/week-10/cen429-week-10-ders-notu.tr.docx
@@ -2,7 +2,7 @@
 <file path=word/document.xml><?xml version="1.0" encoding="utf-8"?>
 <w:document xmlns:w="http://schemas.openxmlformats.org/wordprocessingml/2006/main" xmlns:m="http://schemas.openxmlformats.org/officeDocument/2006/math" xmlns:r="http://schemas.openxmlformats.org/officeDocument/2006/relationships" xmlns:o="urn:schemas-microsoft-com:office:office" xmlns:v="urn:schemas-microsoft-com:vml" xmlns:w10="urn:schemas-microsoft-com:office:word" xmlns:a="http://schemas.openxmlformats.org/drawingml/2006/main" xmlns:pic="http://schemas.openxmlformats.org/drawingml/2006/picture" xmlns:wp="http://schemas.openxmlformats.org/drawingml/2006/wordprocessingDrawing">
   <w:body>
-    <w:bookmarkStart w:id="104" w:name="Xb453c1af0fe1cc67261921e51d334e08c344a3e"/>
+    <w:bookmarkStart w:id="108" w:name="Xb453c1af0fe1cc67261921e51d334e08c344a3e"/>
     <w:p>
       <w:pPr>
         <w:pStyle w:val="Heading1"/>
@@ -2706,7 +2706,7 @@
     </w:p>
     <w:bookmarkEnd w:id="34"/>
     <w:bookmarkEnd w:id="35"/>
-    <w:bookmarkStart w:id="42" w:name="X47c4d8a348c15ec8732a2f3c0d4b29c056fbad9"/>
+    <w:bookmarkStart w:id="46" w:name="X47c4d8a348c15ec8732a2f3c0d4b29c056fbad9"/>
     <w:p>
       <w:pPr>
         <w:pStyle w:val="Heading2"/>
@@ -3454,7 +3454,7 @@
       </w:tr>
     </w:tbl>
     <w:bookmarkEnd w:id="39"/>
-    <w:bookmarkStart w:id="40" w:name="anahtar-uzunluğu-güvenlik-düzeyi"/>
+    <w:bookmarkStart w:id="44" w:name="anahtar-uzunluğu-güvenlik-düzeyi"/>
     <w:p>
       <w:pPr>
         <w:pStyle w:val="Heading3"/>
@@ -3941,14 +3941,13 @@
         <w:t xml:space="preserve">algoritmaların kendisidir.</w:t>
       </w:r>
     </w:p>
-    <w:bookmarkEnd w:id="40"/>
-    <w:bookmarkStart w:id="41" w:name="Xa54182dd8a99a0bc1ab6fd568d653bbeb750ea0"/>
-    <w:p>
-      <w:pPr>
-        <w:pStyle w:val="Heading3"/>
-      </w:pPr>
-      <w:r>
-        <w:t xml:space="preserve">Bir kural: kendi kriptonuzu yazmayın, kendi protokolünüzü de</w:t>
+    <w:bookmarkStart w:id="43" w:name="en-zayıf-halka-kuralı"/>
+    <w:p>
+      <w:pPr>
+        <w:pStyle w:val="Heading4"/>
+      </w:pPr>
+      <w:r>
+        <w:t xml:space="preserve">En zayıf halka kuralı</w:t>
       </w:r>
     </w:p>
     <w:p>
@@ -3956,108 +3955,57 @@
         <w:pStyle w:val="FirstParagraph"/>
       </w:pPr>
       <w:r>
-        <w:t xml:space="preserve">Algoritmaların hepsi doğru olsa bile, onları birleştirmek (hangi sırayla şifreleyip MAC’leyeceğinizi, nonce’u nereden</w:t>
-      </w:r>
-      <w:r>
-        <w:t xml:space="preserve"> </w:t>
-      </w:r>
-      <w:r>
-        <w:t xml:space="preserve">alacağınızı, anahtarları nasıl ayıracağınızı seçmek) ayrı bir uzmanlık ister. Bu haftanın bütün örnekleri, sahadaki</w:t>
-      </w:r>
-      <w:r>
-        <w:t xml:space="preserve"> </w:t>
-      </w:r>
-      <w:r>
-        <w:t xml:space="preserve">hataların neredeyse hepsinin</w:t>
-      </w:r>
-      <w:r>
-        <w:t xml:space="preserve"> </w:t>
-      </w:r>
-      <w:r>
-        <w:rPr>
-          <w:b/>
-          <w:bCs/>
-        </w:rPr>
-        <w:t xml:space="preserve">algoritmada değil, birleştirmede</w:t>
-      </w:r>
-      <w:r>
-        <w:t xml:space="preserve"> </w:t>
-      </w:r>
-      <w:r>
-        <w:t xml:space="preserve">olduğunu gösterecek. Mümkün olan her yerde hazır,</w:t>
-      </w:r>
-      <w:r>
-        <w:t xml:space="preserve"> </w:t>
-      </w:r>
-      <w:r>
-        <w:t xml:space="preserve">kanıtlanmış yapıları (TLS 1.3, AEAD, HPKE, Noise) kullanın.</w:t>
-      </w:r>
-    </w:p>
-    <w:p>
-      <w:r>
-        <w:pict>
-          <v:rect style="width:0;height:1.5pt" o:hralign="center" o:hrstd="t" o:hr="t"/>
-        </w:pict>
-      </w:r>
-    </w:p>
-    <w:bookmarkEnd w:id="41"/>
-    <w:bookmarkEnd w:id="42"/>
-    <w:bookmarkStart w:id="50" w:name="X3bb5fa96356dba327c969b5a7ec1e80f00cc271"/>
-    <w:p>
-      <w:pPr>
-        <w:pStyle w:val="Heading2"/>
-      </w:pPr>
-      <w:r>
-        <w:t xml:space="preserve">2. Blok şifre kipleri ve dolgu (Tarif 5.4, 5.11)</w:t>
-      </w:r>
-    </w:p>
-    <w:p>
-      <w:pPr>
-        <w:pStyle w:val="FirstParagraph"/>
-      </w:pPr>
-      <w:r>
-        <w:t xml:space="preserve">AES bir</w:t>
-      </w:r>
-      <w:r>
-        <w:t xml:space="preserve"> </w:t>
-      </w:r>
-      <w:r>
-        <w:rPr>
-          <w:b/>
-          <w:bCs/>
-        </w:rPr>
-        <w:t xml:space="preserve">blok şifredir</w:t>
-      </w:r>
-      <w:r>
-        <w:t xml:space="preserve">: tam olarak 16 baytlık bir bloğu, 16 baytlık başka bir bloğa çevirir. Daha uzun bir mesajı</w:t>
-      </w:r>
-      <w:r>
-        <w:t xml:space="preserve"> </w:t>
-      </w:r>
-      <w:r>
-        <w:t xml:space="preserve">şifrelemek için blokları birbirine bağlayan bir</w:t>
-      </w:r>
-      <w:r>
-        <w:t xml:space="preserve"> </w:t>
-      </w:r>
-      <w:r>
-        <w:rPr>
-          <w:b/>
-          <w:bCs/>
-        </w:rPr>
-        <w:t xml:space="preserve">kip</w:t>
-      </w:r>
-      <w:r>
-        <w:t xml:space="preserve"> </w:t>
-      </w:r>
-      <w:r>
-        <w:t xml:space="preserve">(mode of operation) gerekir. Kip seçimi, algoritma seçimi kadar</w:t>
-      </w:r>
-      <w:r>
-        <w:t xml:space="preserve"> </w:t>
-      </w:r>
-      <w:r>
-        <w:t xml:space="preserve">önemlidir; 3. haftadaki ECB penguenini hatırlayın.</w:t>
+        <w:t xml:space="preserve">Bir sistem birden çok kriptografik katman kullanır: anahtar değişimi bir algoritmayla, veri şifreleme başka biriyle</w:t>
+      </w:r>
+      <w:r>
+        <w:t xml:space="preserve"> </w:t>
+      </w:r>
+      <w:r>
+        <w:t xml:space="preserve">yapılır. Sistemin güvenlik düzeyi bu katmanların</w:t>
+      </w:r>
+      <w:r>
+        <w:t xml:space="preserve"> </w:t>
+      </w:r>
+      <w:r>
+        <w:rPr>
+          <w:b/>
+          <w:bCs/>
+        </w:rPr>
+        <w:t xml:space="preserve">en düşüğüne</w:t>
+      </w:r>
+      <w:r>
+        <w:t xml:space="preserve"> </w:t>
+      </w:r>
+      <w:r>
+        <w:t xml:space="preserve">eşittir — en güçlüsüne değil. RSA-2048 ile anahtar</w:t>
+      </w:r>
+      <w:r>
+        <w:t xml:space="preserve"> </w:t>
+      </w:r>
+      <w:r>
+        <w:t xml:space="preserve">taşıyıp veriyi AES-256 ile şifrelerseniz, saldırgan 256 bitlik AES’i kırmaya çalışmaz; ≈112 bitlik RSA katmanını hedef</w:t>
+      </w:r>
+      <w:r>
+        <w:t xml:space="preserve"> </w:t>
+      </w:r>
+      <w:r>
+        <w:t xml:space="preserve">alır. Bu yüzden katmanları tek tek değil,</w:t>
+      </w:r>
+      <w:r>
+        <w:t xml:space="preserve"> </w:t>
+      </w:r>
+      <w:r>
+        <w:rPr>
+          <w:b/>
+          <w:bCs/>
+        </w:rPr>
+        <w:t xml:space="preserve">birlikte</w:t>
+      </w:r>
+      <w:r>
+        <w:t xml:space="preserve"> </w:t>
+      </w:r>
+      <w:r>
+        <w:t xml:space="preserve">ve en düşük seviyeye göre değerlendirin.</w:t>
       </w:r>
     </w:p>
     <w:p>
@@ -4067,20 +4015,187 @@
       <w:r>
         <w:drawing>
           <wp:inline>
-            <wp:extent cx="5759999" cy="2283460"/>
+            <wp:extent cx="5759999" cy="2574688"/>
             <wp:effectExtent b="0" l="0" r="0" t="0"/>
-            <wp:docPr descr="Nonce tekrarının sonuçları" title="" id="44" name="Picture"/>
+            <wp:docPr descr="En zayıf halka kuralı" title="" id="41" name="Picture"/>
             <a:graphic>
               <a:graphicData uri="http://schemas.openxmlformats.org/drawingml/2006/picture">
                 <pic:pic>
                   <pic:nvPicPr>
-                    <pic:cNvPr descr="h10-07-nonce-tekrari.png" id="45" name="Picture"/>
+                    <pic:cNvPr descr="h10-13-en-zayif-halka.png" id="42" name="Picture"/>
                     <pic:cNvPicPr>
                       <a:picLocks noChangeArrowheads="1" noChangeAspect="1"/>
                     </pic:cNvPicPr>
                   </pic:nvPicPr>
                   <pic:blipFill>
-                    <a:blip r:embed="rId43"/>
+                    <a:blip r:embed="rId40"/>
+                    <a:stretch>
+                      <a:fillRect/>
+                    </a:stretch>
+                  </pic:blipFill>
+                  <pic:spPr bwMode="auto">
+                    <a:xfrm>
+                      <a:off x="0" y="0"/>
+                      <a:ext cx="5759999" cy="2574688"/>
+                    </a:xfrm>
+                    <a:prstGeom prst="rect">
+                      <a:avLst/>
+                    </a:prstGeom>
+                    <a:noFill/>
+                    <a:ln w="9525">
+                      <a:noFill/>
+                      <a:headEnd/>
+                      <a:tailEnd/>
+                    </a:ln>
+                  </pic:spPr>
+                </pic:pic>
+              </a:graphicData>
+            </a:graphic>
+          </wp:inline>
+        </w:drawing>
+      </w:r>
+    </w:p>
+    <w:bookmarkEnd w:id="43"/>
+    <w:bookmarkEnd w:id="44"/>
+    <w:bookmarkStart w:id="45" w:name="Xa54182dd8a99a0bc1ab6fd568d653bbeb750ea0"/>
+    <w:p>
+      <w:pPr>
+        <w:pStyle w:val="Heading3"/>
+      </w:pPr>
+      <w:r>
+        <w:t xml:space="preserve">Bir kural: kendi kriptonuzu yazmayın, kendi protokolünüzü de</w:t>
+      </w:r>
+    </w:p>
+    <w:p>
+      <w:pPr>
+        <w:pStyle w:val="FirstParagraph"/>
+      </w:pPr>
+      <w:r>
+        <w:t xml:space="preserve">Algoritmaların hepsi doğru olsa bile, onları birleştirmek (hangi sırayla şifreleyip MAC’leyeceğinizi, nonce’u nereden</w:t>
+      </w:r>
+      <w:r>
+        <w:t xml:space="preserve"> </w:t>
+      </w:r>
+      <w:r>
+        <w:t xml:space="preserve">alacağınızı, anahtarları nasıl ayıracağınızı seçmek) ayrı bir uzmanlık ister. Bu haftanın bütün örnekleri, sahadaki</w:t>
+      </w:r>
+      <w:r>
+        <w:t xml:space="preserve"> </w:t>
+      </w:r>
+      <w:r>
+        <w:t xml:space="preserve">hataların neredeyse hepsinin</w:t>
+      </w:r>
+      <w:r>
+        <w:t xml:space="preserve"> </w:t>
+      </w:r>
+      <w:r>
+        <w:rPr>
+          <w:b/>
+          <w:bCs/>
+        </w:rPr>
+        <w:t xml:space="preserve">algoritmada değil, birleştirmede</w:t>
+      </w:r>
+      <w:r>
+        <w:t xml:space="preserve"> </w:t>
+      </w:r>
+      <w:r>
+        <w:t xml:space="preserve">olduğunu gösterecek. Mümkün olan her yerde hazır,</w:t>
+      </w:r>
+      <w:r>
+        <w:t xml:space="preserve"> </w:t>
+      </w:r>
+      <w:r>
+        <w:t xml:space="preserve">kanıtlanmış yapıları (TLS 1.3, AEAD, HPKE, Noise) kullanın.</w:t>
+      </w:r>
+    </w:p>
+    <w:p>
+      <w:r>
+        <w:pict>
+          <v:rect style="width:0;height:1.5pt" o:hralign="center" o:hrstd="t" o:hr="t"/>
+        </w:pict>
+      </w:r>
+    </w:p>
+    <w:bookmarkEnd w:id="45"/>
+    <w:bookmarkEnd w:id="46"/>
+    <w:bookmarkStart w:id="54" w:name="X3bb5fa96356dba327c969b5a7ec1e80f00cc271"/>
+    <w:p>
+      <w:pPr>
+        <w:pStyle w:val="Heading2"/>
+      </w:pPr>
+      <w:r>
+        <w:t xml:space="preserve">2. Blok şifre kipleri ve dolgu (Tarif 5.4, 5.11)</w:t>
+      </w:r>
+    </w:p>
+    <w:p>
+      <w:pPr>
+        <w:pStyle w:val="FirstParagraph"/>
+      </w:pPr>
+      <w:r>
+        <w:t xml:space="preserve">AES bir</w:t>
+      </w:r>
+      <w:r>
+        <w:t xml:space="preserve"> </w:t>
+      </w:r>
+      <w:r>
+        <w:rPr>
+          <w:b/>
+          <w:bCs/>
+        </w:rPr>
+        <w:t xml:space="preserve">blok şifredir</w:t>
+      </w:r>
+      <w:r>
+        <w:t xml:space="preserve">: tam olarak 16 baytlık bir bloğu, 16 baytlık başka bir bloğa çevirir. Daha uzun bir mesajı</w:t>
+      </w:r>
+      <w:r>
+        <w:t xml:space="preserve"> </w:t>
+      </w:r>
+      <w:r>
+        <w:t xml:space="preserve">şifrelemek için blokları birbirine bağlayan bir</w:t>
+      </w:r>
+      <w:r>
+        <w:t xml:space="preserve"> </w:t>
+      </w:r>
+      <w:r>
+        <w:rPr>
+          <w:b/>
+          <w:bCs/>
+        </w:rPr>
+        <w:t xml:space="preserve">kip</w:t>
+      </w:r>
+      <w:r>
+        <w:t xml:space="preserve"> </w:t>
+      </w:r>
+      <w:r>
+        <w:t xml:space="preserve">(mode of operation) gerekir. Kip seçimi, algoritma seçimi kadar</w:t>
+      </w:r>
+      <w:r>
+        <w:t xml:space="preserve"> </w:t>
+      </w:r>
+      <w:r>
+        <w:t xml:space="preserve">önemlidir; 3. haftadaki ECB penguenini hatırlayın.</w:t>
+      </w:r>
+    </w:p>
+    <w:p>
+      <w:pPr>
+        <w:pStyle w:val="BodyText"/>
+      </w:pPr>
+      <w:r>
+        <w:drawing>
+          <wp:inline>
+            <wp:extent cx="5759999" cy="2283460"/>
+            <wp:effectExtent b="0" l="0" r="0" t="0"/>
+            <wp:docPr descr="Nonce tekrarının sonuçları" title="" id="48" name="Picture"/>
+            <a:graphic>
+              <a:graphicData uri="http://schemas.openxmlformats.org/drawingml/2006/picture">
+                <pic:pic>
+                  <pic:nvPicPr>
+                    <pic:cNvPr descr="h10-07-nonce-tekrari.png" id="49" name="Picture"/>
+                    <pic:cNvPicPr>
+                      <a:picLocks noChangeArrowheads="1" noChangeAspect="1"/>
+                    </pic:cNvPicPr>
+                  </pic:nvPicPr>
+                  <pic:blipFill>
+                    <a:blip r:embed="rId47"/>
                     <a:stretch>
                       <a:fillRect/>
                     </a:stretch>
@@ -4116,18 +4231,18 @@
           <wp:inline>
             <wp:extent cx="5759999" cy="2470728"/>
             <wp:effectExtent b="0" l="0" r="0" t="0"/>
-            <wp:docPr descr="ECB kipinin desen sızdırması" title="" id="47" name="Picture"/>
+            <wp:docPr descr="ECB kipinin desen sızdırması" title="" id="51" name="Picture"/>
             <a:graphic>
               <a:graphicData uri="http://schemas.openxmlformats.org/drawingml/2006/picture">
                 <pic:pic>
                   <pic:nvPicPr>
-                    <pic:cNvPr descr="h10-06-ecb.png" id="48" name="Picture"/>
+                    <pic:cNvPr descr="h10-06-ecb.png" id="52" name="Picture"/>
                     <pic:cNvPicPr>
                       <a:picLocks noChangeArrowheads="1" noChangeAspect="1"/>
                     </pic:cNvPicPr>
                   </pic:nvPicPr>
                   <pic:blipFill>
-                    <a:blip r:embed="rId46"/>
+                    <a:blip r:embed="rId50"/>
                     <a:stretch>
                       <a:fillRect/>
                     </a:stretch>
@@ -4713,7 +4828,7 @@
         </w:tc>
       </w:tr>
     </w:tbl>
-    <w:bookmarkStart w:id="49" w:name="dolgu-ve-dolgu-kâhini"/>
+    <w:bookmarkStart w:id="53" w:name="dolgu-ve-dolgu-kâhini"/>
     <w:p>
       <w:pPr>
         <w:pStyle w:val="Heading3"/>
@@ -5066,9 +5181,9 @@
         </w:pict>
       </w:r>
     </w:p>
-    <w:bookmarkEnd w:id="49"/>
-    <w:bookmarkEnd w:id="50"/>
-    <w:bookmarkStart w:id="60" w:name="Xcd5a4b84a9eaf432e3b249b3d62274aea95c2c7"/>
+    <w:bookmarkEnd w:id="53"/>
+    <w:bookmarkEnd w:id="54"/>
+    <w:bookmarkStart w:id="64" w:name="Xcd5a4b84a9eaf432e3b249b3d62274aea95c2c7"/>
     <w:p>
       <w:pPr>
         <w:pStyle w:val="Heading2"/>
@@ -5077,7 +5192,7 @@
         <w:t xml:space="preserve">3. MAC, HMAC ve şifreleme ile bütünlüğün birleştirilmesi (Tarif 6.4, 6.10, 6.18, 6.21)</w:t>
       </w:r>
     </w:p>
-    <w:bookmarkStart w:id="57" w:name="hmac-nasıl-çalışır"/>
+    <w:bookmarkStart w:id="61" w:name="hmac-nasıl-çalışır"/>
     <w:p>
       <w:pPr>
         <w:pStyle w:val="Heading3"/>
@@ -5095,18 +5210,18 @@
           <wp:inline>
             <wp:extent cx="5759999" cy="2470728"/>
             <wp:effectExtent b="0" l="0" r="0" t="0"/>
-            <wp:docPr descr="HMAC ile H(K||m) karşılaştırması" title="" id="52" name="Picture"/>
+            <wp:docPr descr="HMAC ile H(K||m) karşılaştırması" title="" id="56" name="Picture"/>
             <a:graphic>
               <a:graphicData uri="http://schemas.openxmlformats.org/drawingml/2006/picture">
                 <pic:pic>
                   <pic:nvPicPr>
-                    <pic:cNvPr descr="h10-08-hmac.png" id="53" name="Picture"/>
+                    <pic:cNvPr descr="h10-08-hmac.png" id="57" name="Picture"/>
                     <pic:cNvPicPr>
                       <a:picLocks noChangeArrowheads="1" noChangeAspect="1"/>
                     </pic:cNvPicPr>
                   </pic:nvPicPr>
                   <pic:blipFill>
-                    <a:blip r:embed="rId51"/>
+                    <a:blip r:embed="rId55"/>
                     <a:stretch>
                       <a:fillRect/>
                     </a:stretch>
@@ -5142,18 +5257,18 @@
           <wp:inline>
             <wp:extent cx="5759999" cy="2283460"/>
             <wp:effectExtent b="0" l="0" r="0" t="0"/>
-            <wp:docPr descr="Encrypt-then-MAC sırası ve doğrulamadan önce çözmeme kuralı" title="" id="55" name="Picture"/>
+            <wp:docPr descr="Encrypt-then-MAC sırası ve doğrulamadan önce çözmeme kuralı" title="" id="59" name="Picture"/>
             <a:graphic>
               <a:graphicData uri="http://schemas.openxmlformats.org/drawingml/2006/picture">
                 <pic:pic>
                   <pic:nvPicPr>
-                    <pic:cNvPr descr="h10-01-encrypt-then-mac.png" id="56" name="Picture"/>
+                    <pic:cNvPr descr="h10-01-encrypt-then-mac.png" id="60" name="Picture"/>
                     <pic:cNvPicPr>
                       <a:picLocks noChangeArrowheads="1" noChangeAspect="1"/>
                     </pic:cNvPicPr>
                   </pic:nvPicPr>
                   <pic:blipFill>
-                    <a:blip r:embed="rId54"/>
+                    <a:blip r:embed="rId58"/>
                     <a:stretch>
                       <a:fillRect/>
                     </a:stretch>
@@ -5494,8 +5609,8 @@
         <w:t xml:space="preserve">)</w:t>
       </w:r>
     </w:p>
-    <w:bookmarkEnd w:id="57"/>
-    <w:bookmarkStart w:id="58" w:name="X7e35fca67d04b0b25118a54d591c60a5479fe62"/>
+    <w:bookmarkEnd w:id="61"/>
+    <w:bookmarkStart w:id="62" w:name="X7e35fca67d04b0b25118a54d591c60a5479fe62"/>
     <w:p>
       <w:pPr>
         <w:pStyle w:val="Heading3"/>
@@ -5798,8 +5913,8 @@
         <w:t xml:space="preserve">MAC’e IV’yi ve bağlam bilgisini de katın, karşılaştırmayı sabit zamanlı yapın.</w:t>
       </w:r>
     </w:p>
-    <w:bookmarkEnd w:id="58"/>
-    <w:bookmarkStart w:id="59" w:name="yeniden-oynatma-geçerli-ama-eski-mesaj"/>
+    <w:bookmarkEnd w:id="62"/>
+    <w:bookmarkStart w:id="63" w:name="yeniden-oynatma-geçerli-ama-eski-mesaj"/>
     <w:p>
       <w:pPr>
         <w:pStyle w:val="Heading3"/>
@@ -6129,9 +6244,9 @@
         </w:pict>
       </w:r>
     </w:p>
-    <w:bookmarkEnd w:id="59"/>
-    <w:bookmarkEnd w:id="60"/>
-    <w:bookmarkStart w:id="66" w:name="X894d7ec1ef08a32ec8666de07060ba11da1586b"/>
+    <w:bookmarkEnd w:id="63"/>
+    <w:bookmarkEnd w:id="64"/>
+    <w:bookmarkStart w:id="70" w:name="X894d7ec1ef08a32ec8666de07060ba11da1586b"/>
     <w:p>
       <w:pPr>
         <w:pStyle w:val="Heading2"/>
@@ -6230,18 +6345,18 @@
           <wp:inline>
             <wp:extent cx="5759999" cy="2470728"/>
             <wp:effectExtent b="0" l="0" r="0" t="0"/>
-            <wp:docPr descr="RSA dolgu şemaları: OAEP ve PSS" title="" id="62" name="Picture"/>
+            <wp:docPr descr="RSA dolgu şemaları: OAEP ve PSS" title="" id="66" name="Picture"/>
             <a:graphic>
               <a:graphicData uri="http://schemas.openxmlformats.org/drawingml/2006/picture">
                 <pic:pic>
                   <pic:nvPicPr>
-                    <pic:cNvPr descr="h10-09-oaep-pss.png" id="63" name="Picture"/>
+                    <pic:cNvPr descr="h10-09-oaep-pss.png" id="67" name="Picture"/>
                     <pic:cNvPicPr>
                       <a:picLocks noChangeArrowheads="1" noChangeAspect="1"/>
                     </pic:cNvPicPr>
                   </pic:nvPicPr>
                   <pic:blipFill>
-                    <a:blip r:embed="rId61"/>
+                    <a:blip r:embed="rId65"/>
                     <a:stretch>
                       <a:fillRect/>
                     </a:stretch>
@@ -6317,7 +6432,7 @@
         <w:t xml:space="preserve">her zaman simetrik şifreyle korunur (3. haftadaki hibrit şema).</w:t>
       </w:r>
     </w:p>
-    <w:bookmarkStart w:id="64" w:name="rsa-doğru-dolguyla"/>
+    <w:bookmarkStart w:id="68" w:name="rsa-doğru-dolguyla"/>
     <w:p>
       <w:pPr>
         <w:pStyle w:val="Heading3"/>
@@ -6986,8 +7101,8 @@
         <w:t xml:space="preserve"> belge.sig belge.txt</w:t>
       </w:r>
     </w:p>
-    <w:bookmarkEnd w:id="64"/>
-    <w:bookmarkStart w:id="65" w:name="Xb7809da19cb7c31c1581e3fac33aa31face064e"/>
+    <w:bookmarkEnd w:id="68"/>
+    <w:bookmarkStart w:id="69" w:name="Xb7809da19cb7c31c1581e3fac33aa31face064e"/>
     <w:p>
       <w:pPr>
         <w:pStyle w:val="Heading3"/>
@@ -7600,9 +7715,9 @@
         </w:pict>
       </w:r>
     </w:p>
-    <w:bookmarkEnd w:id="65"/>
-    <w:bookmarkEnd w:id="66"/>
-    <w:bookmarkStart w:id="72" w:name="Xf25ed3eacfb12216da4583e6edd8ff972fa0edf"/>
+    <w:bookmarkEnd w:id="69"/>
+    <w:bookmarkEnd w:id="70"/>
+    <w:bookmarkStart w:id="76" w:name="Xf25ed3eacfb12216da4583e6edd8ff972fa0edf"/>
     <w:p>
       <w:pPr>
         <w:pStyle w:val="Heading2"/>
@@ -7679,18 +7794,18 @@
           <wp:inline>
             <wp:extent cx="5759999" cy="2283460"/>
             <wp:effectExtent b="0" l="0" r="0" t="0"/>
-            <wp:docPr descr="Dijital imza oluşturma ve doğrulama" title="" id="68" name="Picture"/>
+            <wp:docPr descr="Dijital imza oluşturma ve doğrulama" title="" id="72" name="Picture"/>
             <a:graphic>
               <a:graphicData uri="http://schemas.openxmlformats.org/drawingml/2006/picture">
                 <pic:pic>
                   <pic:nvPicPr>
-                    <pic:cNvPr descr="h10-10-imza.png" id="69" name="Picture"/>
+                    <pic:cNvPr descr="h10-10-imza.png" id="73" name="Picture"/>
                     <pic:cNvPicPr>
                       <a:picLocks noChangeArrowheads="1" noChangeAspect="1"/>
                     </pic:cNvPicPr>
                   </pic:nvPicPr>
                   <pic:blipFill>
-                    <a:blip r:embed="rId67"/>
+                    <a:blip r:embed="rId71"/>
                     <a:stretch>
                       <a:fillRect/>
                     </a:stretch>
@@ -7717,7 +7832,7 @@
         </w:drawing>
       </w:r>
     </w:p>
-    <w:bookmarkStart w:id="70" w:name="imza-nerelerde-kullanılır"/>
+    <w:bookmarkStart w:id="74" w:name="imza-nerelerde-kullanılır"/>
     <w:p>
       <w:pPr>
         <w:pStyle w:val="Heading3"/>
@@ -7973,8 +8088,8 @@
         </w:tc>
       </w:tr>
     </w:tbl>
-    <w:bookmarkEnd w:id="70"/>
-    <w:bookmarkStart w:id="71" w:name="kodda-imza-doğrulama-openssl-evp"/>
+    <w:bookmarkEnd w:id="74"/>
+    <w:bookmarkStart w:id="75" w:name="kodda-imza-doğrulama-openssl-evp"/>
     <w:p>
       <w:pPr>
         <w:pStyle w:val="Heading3"/>
@@ -9092,9 +9207,9 @@
         </w:pict>
       </w:r>
     </w:p>
-    <w:bookmarkEnd w:id="71"/>
-    <w:bookmarkEnd w:id="72"/>
-    <w:bookmarkStart w:id="78" w:name="Xb1fd965b0113255b1c47ac4530c4f53fdbb078f"/>
+    <w:bookmarkEnd w:id="75"/>
+    <w:bookmarkEnd w:id="76"/>
+    <w:bookmarkStart w:id="82" w:name="Xb1fd965b0113255b1c47ac4530c4f53fdbb078f"/>
     <w:p>
       <w:pPr>
         <w:pStyle w:val="Heading2"/>
@@ -9168,7 +9283,7 @@
         <w:t xml:space="preserve">’dir (X25519).</w:t>
       </w:r>
     </w:p>
-    <w:bookmarkStart w:id="76" w:name="kimliksiz-dhnin-zayıflığı-araya-girme"/>
+    <w:bookmarkStart w:id="80" w:name="kimliksiz-dhnin-zayıflığı-araya-girme"/>
     <w:p>
       <w:pPr>
         <w:pStyle w:val="Heading3"/>
@@ -9226,18 +9341,18 @@
           <wp:inline>
             <wp:extent cx="5759999" cy="3102231"/>
             <wp:effectExtent b="0" l="0" r="0" t="0"/>
-            <wp:docPr descr="Kimliksiz Diffie-Hellman’da araya girme saldırısı" title="" id="74" name="Picture"/>
+            <wp:docPr descr="Kimliksiz Diffie-Hellman’da araya girme saldırısı" title="" id="78" name="Picture"/>
             <a:graphic>
               <a:graphicData uri="http://schemas.openxmlformats.org/drawingml/2006/picture">
                 <pic:pic>
                   <pic:nvPicPr>
-                    <pic:cNvPr descr="h10-02-dh-mitm.png" id="75" name="Picture"/>
+                    <pic:cNvPr descr="h10-02-dh-mitm.png" id="79" name="Picture"/>
                     <pic:cNvPicPr>
                       <a:picLocks noChangeArrowheads="1" noChangeAspect="1"/>
                     </pic:cNvPicPr>
                   </pic:nvPicPr>
                   <pic:blipFill>
-                    <a:blip r:embed="rId73"/>
+                    <a:blip r:embed="rId77"/>
                     <a:stretch>
                       <a:fillRect/>
                     </a:stretch>
@@ -9284,8 +9399,8 @@
         <w:t xml:space="preserve">sanır; aslında her mesaj saldırganın elinden geçer.</w:t>
       </w:r>
     </w:p>
-    <w:bookmarkEnd w:id="76"/>
-    <w:bookmarkStart w:id="77" w:name="Xe5a2795c222be48635b1920a13635964ec162fc"/>
+    <w:bookmarkEnd w:id="80"/>
+    <w:bookmarkStart w:id="81" w:name="Xe5a2795c222be48635b1920a13635964ec162fc"/>
     <w:p>
       <w:pPr>
         <w:pStyle w:val="Heading3"/>
@@ -9482,9 +9597,9 @@
         </w:pict>
       </w:r>
     </w:p>
-    <w:bookmarkEnd w:id="77"/>
-    <w:bookmarkEnd w:id="78"/>
-    <w:bookmarkStart w:id="84" w:name="X8f513256ad623ebf09fea50f49d80d9639ca4b1"/>
+    <w:bookmarkEnd w:id="81"/>
+    <w:bookmarkEnd w:id="82"/>
+    <w:bookmarkStart w:id="88" w:name="X8f513256ad623ebf09fea50f49d80d9639ca4b1"/>
     <w:p>
       <w:pPr>
         <w:pStyle w:val="Heading2"/>
@@ -9545,7 +9660,7 @@
         <w:t xml:space="preserve">güvenilen üçüncü taraflar aracılığıyla cevap veren kurallar, roller ve belgeler bütünüdür.</w:t>
       </w:r>
     </w:p>
-    <w:bookmarkStart w:id="82" w:name="bileşenler"/>
+    <w:bookmarkStart w:id="86" w:name="bileşenler"/>
     <w:p>
       <w:pPr>
         <w:pStyle w:val="Heading3"/>
@@ -9930,18 +10045,18 @@
           <wp:inline>
             <wp:extent cx="5759999" cy="2377094"/>
             <wp:effectExtent b="0" l="0" r="0" t="0"/>
-            <wp:docPr descr="PKI güven zinciri: kök CA, ara CA ve uç sertifikalar" title="" id="80" name="Picture"/>
+            <wp:docPr descr="PKI güven zinciri: kök CA, ara CA ve uç sertifikalar" title="" id="84" name="Picture"/>
             <a:graphic>
               <a:graphicData uri="http://schemas.openxmlformats.org/drawingml/2006/picture">
                 <pic:pic>
                   <pic:nvPicPr>
-                    <pic:cNvPr descr="h10-03-pki.png" id="81" name="Picture"/>
+                    <pic:cNvPr descr="h10-03-pki.png" id="85" name="Picture"/>
                     <pic:cNvPicPr>
                       <a:picLocks noChangeArrowheads="1" noChangeAspect="1"/>
                     </pic:cNvPicPr>
                   </pic:nvPicPr>
                   <pic:blipFill>
-                    <a:blip r:embed="rId79"/>
+                    <a:blip r:embed="rId83"/>
                     <a:stretch>
                       <a:fillRect/>
                     </a:stretch>
@@ -10010,8 +10125,8 @@
         <w:t xml:space="preserve">Günlük işi ara CA yapar; ele geçirilirse yalnız o ara CA iptal edilir.</w:t>
       </w:r>
     </w:p>
-    <w:bookmarkEnd w:id="82"/>
-    <w:bookmarkStart w:id="83" w:name="sertifika-doğrulama-dört-soru-tarif-10.4"/>
+    <w:bookmarkEnd w:id="86"/>
+    <w:bookmarkStart w:id="87" w:name="sertifika-doğrulama-dört-soru-tarif-10.4"/>
     <w:p>
       <w:pPr>
         <w:pStyle w:val="Heading3"/>
@@ -10201,9 +10316,9 @@
         </w:pict>
       </w:r>
     </w:p>
-    <w:bookmarkEnd w:id="83"/>
-    <w:bookmarkEnd w:id="84"/>
-    <w:bookmarkStart w:id="88" w:name="x.509-sertifikasının-yapısı"/>
+    <w:bookmarkEnd w:id="87"/>
+    <w:bookmarkEnd w:id="88"/>
+    <w:bookmarkStart w:id="92" w:name="x.509-sertifikasının-yapısı"/>
     <w:p>
       <w:pPr>
         <w:pStyle w:val="Heading2"/>
@@ -10261,18 +10376,18 @@
           <wp:inline>
             <wp:extent cx="5759999" cy="2687780"/>
             <wp:effectExtent b="0" l="0" r="0" t="0"/>
-            <wp:docPr descr="X.509 sertifikasının alanları" title="" id="86" name="Picture"/>
+            <wp:docPr descr="X.509 sertifikasının alanları" title="" id="90" name="Picture"/>
             <a:graphic>
               <a:graphicData uri="http://schemas.openxmlformats.org/drawingml/2006/picture">
                 <pic:pic>
                   <pic:nvPicPr>
-                    <pic:cNvPr descr="h10-11-x509.png" id="87" name="Picture"/>
+                    <pic:cNvPr descr="h10-11-x509.png" id="91" name="Picture"/>
                     <pic:cNvPicPr>
                       <a:picLocks noChangeArrowheads="1" noChangeAspect="1"/>
                     </pic:cNvPicPr>
                   </pic:nvPicPr>
                   <pic:blipFill>
-                    <a:blip r:embed="rId85"/>
+                    <a:blip r:embed="rId89"/>
                     <a:stretch>
                       <a:fillRect/>
                     </a:stretch>
@@ -10739,8 +10854,8 @@
         </w:pict>
       </w:r>
     </w:p>
-    <w:bookmarkEnd w:id="88"/>
-    <w:bookmarkStart w:id="93" w:name="openssl-ile-sertifika-zinciri-kurmak"/>
+    <w:bookmarkEnd w:id="92"/>
+    <w:bookmarkStart w:id="97" w:name="openssl-ile-sertifika-zinciri-kurmak"/>
     <w:p>
       <w:pPr>
         <w:pStyle w:val="Heading2"/>
@@ -10785,18 +10900,18 @@
           <wp:inline>
             <wp:extent cx="5759999" cy="2748610"/>
             <wp:effectExtent b="0" l="0" r="0" t="0"/>
-            <wp:docPr descr="Zincir doğrulamanın dört sorusu" title="" id="90" name="Picture"/>
+            <wp:docPr descr="Zincir doğrulamanın dört sorusu" title="" id="94" name="Picture"/>
             <a:graphic>
               <a:graphicData uri="http://schemas.openxmlformats.org/drawingml/2006/picture">
                 <pic:pic>
                   <pic:nvPicPr>
-                    <pic:cNvPr descr="h10-12-zincir-dogrulama.png" id="91" name="Picture"/>
+                    <pic:cNvPr descr="h10-12-zincir-dogrulama.png" id="95" name="Picture"/>
                     <pic:cNvPicPr>
                       <a:picLocks noChangeArrowheads="1" noChangeAspect="1"/>
                     </pic:cNvPicPr>
                   </pic:nvPicPr>
                   <pic:blipFill>
-                    <a:blip r:embed="rId89"/>
+                    <a:blip r:embed="rId93"/>
                     <a:stretch>
                       <a:fillRect/>
                     </a:stretch>
@@ -11948,7 +12063,7 @@
         <w:t xml:space="preserve">sertifikayı gönderip ara sertifikayı unutması, sahada sık görülen bir yapılandırma hatasıdır.</w:t>
       </w:r>
     </w:p>
-    <w:bookmarkStart w:id="92" w:name="sınıf-etkinliği-zinciri-bozmak"/>
+    <w:bookmarkStart w:id="96" w:name="sınıf-etkinliği-zinciri-bozmak"/>
     <w:p>
       <w:pPr>
         <w:pStyle w:val="Heading3"/>
@@ -12105,9 +12220,9 @@
         </w:pict>
       </w:r>
     </w:p>
-    <w:bookmarkEnd w:id="92"/>
-    <w:bookmarkEnd w:id="93"/>
-    <w:bookmarkStart w:id="97" w:name="X998aaa043ae3e8b86db372ba51e1dc9369fc76e"/>
+    <w:bookmarkEnd w:id="96"/>
+    <w:bookmarkEnd w:id="97"/>
+    <w:bookmarkStart w:id="101" w:name="X998aaa043ae3e8b86db372ba51e1dc9369fc76e"/>
     <w:p>
       <w:pPr>
         <w:pStyle w:val="Heading2"/>
@@ -12149,18 +12264,18 @@
           <wp:inline>
             <wp:extent cx="5759999" cy="2377094"/>
             <wp:effectExtent b="0" l="0" r="0" t="0"/>
-            <wp:docPr descr="Sertifika iptali: CRL, OCSP ve zımbalama karşılaştırması" title="" id="95" name="Picture"/>
+            <wp:docPr descr="Sertifika iptali: CRL, OCSP ve zımbalama karşılaştırması" title="" id="99" name="Picture"/>
             <a:graphic>
               <a:graphicData uri="http://schemas.openxmlformats.org/drawingml/2006/picture">
                 <pic:pic>
                   <pic:nvPicPr>
-                    <pic:cNvPr descr="h10-04-sertifika-iptali.png" id="96" name="Picture"/>
+                    <pic:cNvPr descr="h10-04-sertifika-iptali.png" id="100" name="Picture"/>
                     <pic:cNvPicPr>
                       <a:picLocks noChangeArrowheads="1" noChangeAspect="1"/>
                     </pic:cNvPicPr>
                   </pic:nvPicPr>
                   <pic:blipFill>
-                    <a:blip r:embed="rId94"/>
+                    <a:blip r:embed="rId98"/>
                     <a:stretch>
                       <a:fillRect/>
                     </a:stretch>
@@ -12698,8 +12813,8 @@
         </w:pict>
       </w:r>
     </w:p>
-    <w:bookmarkEnd w:id="97"/>
-    <w:bookmarkStart w:id="98" w:name="X724fab415a7c9757ca722fdb6473ed51d4a7a4f"/>
+    <w:bookmarkEnd w:id="101"/>
+    <w:bookmarkStart w:id="102" w:name="X724fab415a7c9757ca722fdb6473ed51d4a7a4f"/>
     <w:p>
       <w:pPr>
         <w:pStyle w:val="Heading2"/>
@@ -13486,8 +13601,8 @@
         </w:pict>
       </w:r>
     </w:p>
-    <w:bookmarkEnd w:id="98"/>
-    <w:bookmarkStart w:id="99" w:name="kuantum-sonrası-kriptografiye-bakış"/>
+    <w:bookmarkEnd w:id="102"/>
+    <w:bookmarkStart w:id="103" w:name="kuantum-sonrası-kriptografiye-bakış"/>
     <w:p>
       <w:pPr>
         <w:pStyle w:val="Heading2"/>
@@ -13755,8 +13870,8 @@
         </w:pict>
       </w:r>
     </w:p>
-    <w:bookmarkEnd w:id="99"/>
-    <w:bookmarkStart w:id="100" w:name="dönem-projesi-bu-hafta"/>
+    <w:bookmarkEnd w:id="103"/>
+    <w:bookmarkStart w:id="104" w:name="dönem-projesi-bu-hafta"/>
     <w:p>
       <w:pPr>
         <w:pStyle w:val="Heading2"/>
@@ -13955,8 +14070,8 @@
         </w:pict>
       </w:r>
     </w:p>
-    <w:bookmarkEnd w:id="100"/>
-    <w:bookmarkStart w:id="101" w:name="kendi-başına-çalış"/>
+    <w:bookmarkEnd w:id="104"/>
+    <w:bookmarkStart w:id="105" w:name="kendi-başına-çalış"/>
     <w:p>
       <w:pPr>
         <w:pStyle w:val="Heading2"/>
@@ -14429,8 +14544,8 @@
         </w:pict>
       </w:r>
     </w:p>
-    <w:bookmarkEnd w:id="101"/>
-    <w:bookmarkStart w:id="102" w:name="kendini-sınama"/>
+    <w:bookmarkEnd w:id="105"/>
+    <w:bookmarkStart w:id="106" w:name="kendini-sınama"/>
     <w:p>
       <w:pPr>
         <w:pStyle w:val="Heading2"/>
@@ -14887,8 +15002,8 @@
         </w:pict>
       </w:r>
     </w:p>
-    <w:bookmarkEnd w:id="102"/>
-    <w:bookmarkStart w:id="103" w:name="kaynaklar-ve-ileri-okuma"/>
+    <w:bookmarkEnd w:id="106"/>
+    <w:bookmarkStart w:id="107" w:name="kaynaklar-ve-ileri-okuma"/>
     <w:p>
       <w:pPr>
         <w:pStyle w:val="Heading2"/>
@@ -15671,8 +15786,8 @@
         </w:tc>
       </w:tr>
     </w:tbl>
-    <w:bookmarkEnd w:id="103"/>
-    <w:bookmarkEnd w:id="104"/>
+    <w:bookmarkEnd w:id="107"/>
+    <w:bookmarkEnd w:id="108"/>
     <w:sectPr>
       <w:headerReference r:id="rId9" w:type="default"/>
       <w:footerReference r:id="rId10" w:type="default"/>

--- a/docs/week-10/cen429-week-10-ders-notu.tr.docx
+++ b/docs/week-10/cen429-week-10-ders-notu.tr.docx
@@ -2,7 +2,7 @@
 <file path=word/document.xml><?xml version="1.0" encoding="utf-8"?>
 <w:document xmlns:w="http://schemas.openxmlformats.org/wordprocessingml/2006/main" xmlns:m="http://schemas.openxmlformats.org/officeDocument/2006/math" xmlns:r="http://schemas.openxmlformats.org/officeDocument/2006/relationships" xmlns:o="urn:schemas-microsoft-com:office:office" xmlns:v="urn:schemas-microsoft-com:vml" xmlns:w10="urn:schemas-microsoft-com:office:word" xmlns:a="http://schemas.openxmlformats.org/drawingml/2006/main" xmlns:pic="http://schemas.openxmlformats.org/drawingml/2006/picture" xmlns:wp="http://schemas.openxmlformats.org/drawingml/2006/wordprocessingDrawing">
   <w:body>
-    <w:bookmarkStart w:id="137" w:name="Xb453c1af0fe1cc67261921e51d334e08c344a3e"/>
+    <w:bookmarkStart w:id="138" w:name="Xb453c1af0fe1cc67261921e51d334e08c344a3e"/>
     <w:p>
       <w:pPr>
         <w:pStyle w:val="Heading1"/>
@@ -14,7 +14,8 @@
     <w:tbl>
       <w:tblPr>
         <w:tblStyle w:val="Table"/>
-        <w:tblW w:type="auto" w:w="0"/>
+        <w:tblW w:type="pct" w:w="5000"/>
+        <w:tblLayout w:type="fixed"/>
         <w:tblLook w:firstRow="0" w:lastRow="0" w:firstColumn="0" w:lastColumn="0" w:noHBand="0" w:noVBand="0" w:val="0000"/>
       </w:tblPr>
       <w:tblGrid>
@@ -101,6 +102,97 @@
             </w:pPr>
             <w:r>
               <w:t xml:space="preserve">3 saat</w:t>
+            </w:r>
+          </w:p>
+        </w:tc>
+      </w:tr>
+      <w:tr>
+        <w:tc>
+          <w:tcPr/>
+          <w:p>
+            <w:pPr>
+              <w:pStyle w:val="Compact"/>
+            </w:pPr>
+            <w:r>
+              <w:rPr>
+                <w:b/>
+                <w:bCs/>
+              </w:rPr>
+              <w:t xml:space="preserve">Ön bilgi</w:t>
+            </w:r>
+          </w:p>
+        </w:tc>
+        <w:tc>
+          <w:tcPr/>
+          <w:p>
+            <w:pPr>
+              <w:pStyle w:val="Compact"/>
+            </w:pPr>
+            <w:r>
+              <w:t xml:space="preserve">Hafta 3’ten AES-GCM, HMAC, anahtar türetme ve TLS’in ne yaptığı; terminalde</w:t>
+            </w:r>
+            <w:r>
+              <w:t xml:space="preserve"> </w:t>
+            </w:r>
+            <w:r>
+              <w:rPr>
+                <w:rStyle w:val="VerbatimChar"/>
+              </w:rPr>
+              <w:t xml:space="preserve">openssl</w:t>
+            </w:r>
+            <w:r>
+              <w:t xml:space="preserve"> </w:t>
+            </w:r>
+            <w:r>
+              <w:t xml:space="preserve">komutunu çalıştırabilmek</w:t>
+            </w:r>
+          </w:p>
+        </w:tc>
+      </w:tr>
+      <w:tr>
+        <w:tc>
+          <w:tcPr/>
+          <w:p>
+            <w:pPr>
+              <w:pStyle w:val="Compact"/>
+            </w:pPr>
+            <w:r>
+              <w:rPr>
+                <w:b/>
+                <w:bCs/>
+              </w:rPr>
+              <w:t xml:space="preserve">Uygulamalar</w:t>
+            </w:r>
+          </w:p>
+        </w:tc>
+        <w:tc>
+          <w:tcPr/>
+          <w:p>
+            <w:pPr>
+              <w:pStyle w:val="Compact"/>
+            </w:pPr>
+            <w:hyperlink r:id="rId20">
+              <w:r>
+                <w:rPr>
+                  <w:rStyle w:val="VerbatimChar"/>
+                </w:rPr>
+                <w:t xml:space="preserve">code/week-10</w:t>
+              </w:r>
+            </w:hyperlink>
+            <w:r>
+              <w:t xml:space="preserve"> </w:t>
+            </w:r>
+            <w:r>
+              <w:t xml:space="preserve">— 2 demo; OpenSSL 3 ister; her demo klasöründe</w:t>
+            </w:r>
+            <w:r>
+              <w:t xml:space="preserve"> </w:t>
+            </w:r>
+            <w:r>
+              <w:rPr>
+                <w:rStyle w:val="VerbatimChar"/>
+              </w:rPr>
+              <w:t xml:space="preserve">sh demo.sh</w:t>
             </w:r>
           </w:p>
         </w:tc>
@@ -1495,7 +1587,7 @@
         </w:pict>
       </w:r>
     </w:p>
-    <w:bookmarkStart w:id="36" w:name="temel-kavramlar-sıfırdan"/>
+    <w:bookmarkStart w:id="37" w:name="temel-kavramlar-sıfırdan"/>
     <w:p>
       <w:pPr>
         <w:pStyle w:val="Heading2"/>
@@ -1525,7 +1617,7 @@
         <w:t xml:space="preserve">. Haftanın geri kalanında kullanacağımız terimleri sıfırdan tanımlıyoruz. Bir terimi bilmiyorsanız önce burayı okuyun; sonraki bölümler bunların üzerine kurulur.</w:t>
       </w:r>
     </w:p>
-    <w:bookmarkStart w:id="20" w:name="simetrik-vs-asimetrik-hatırlatma"/>
+    <w:bookmarkStart w:id="21" w:name="simetrik-vs-asimetrik-hatırlatma"/>
     <w:p>
       <w:pPr>
         <w:pStyle w:val="Heading3"/>
@@ -1603,8 +1695,8 @@
         <w:t xml:space="preserve">: asimetrik ile anahtar taşı, simetrik ile veri şifrele.</w:t>
       </w:r>
     </w:p>
-    <w:bookmarkEnd w:id="20"/>
-    <w:bookmarkStart w:id="21" w:name="blok-şifre-ve-kip"/>
+    <w:bookmarkEnd w:id="21"/>
+    <w:bookmarkStart w:id="22" w:name="blok-şifre-ve-kip"/>
     <w:p>
       <w:pPr>
         <w:pStyle w:val="Heading3"/>
@@ -1698,8 +1790,8 @@
         <w:t xml:space="preserve">.</w:t>
       </w:r>
     </w:p>
-    <w:bookmarkEnd w:id="21"/>
-    <w:bookmarkStart w:id="22" w:name="dolgu-padding"/>
+    <w:bookmarkEnd w:id="22"/>
+    <w:bookmarkStart w:id="23" w:name="dolgu-padding"/>
     <w:p>
       <w:pPr>
         <w:pStyle w:val="Heading3"/>
@@ -1786,8 +1878,8 @@
         <w:t xml:space="preserve">saldırısı.</w:t>
       </w:r>
     </w:p>
-    <w:bookmarkEnd w:id="22"/>
-    <w:bookmarkStart w:id="23" w:name="aead-nedir"/>
+    <w:bookmarkEnd w:id="23"/>
+    <w:bookmarkStart w:id="24" w:name="aead-nedir"/>
     <w:p>
       <w:pPr>
         <w:pStyle w:val="Heading3"/>
@@ -1874,8 +1966,8 @@
         <w:t xml:space="preserve">Modern tercih: ayrı MAC uğraşma, AEAD kullan.</w:t>
       </w:r>
     </w:p>
-    <w:bookmarkEnd w:id="23"/>
-    <w:bookmarkStart w:id="24" w:name="mac-ve-hmac"/>
+    <w:bookmarkEnd w:id="24"/>
+    <w:bookmarkStart w:id="25" w:name="mac-ve-hmac"/>
     <w:p>
       <w:pPr>
         <w:pStyle w:val="Heading3"/>
@@ -1956,8 +2048,8 @@
         <w:t xml:space="preserve">Bütünlük için.</w:t>
       </w:r>
     </w:p>
-    <w:bookmarkEnd w:id="24"/>
-    <w:bookmarkStart w:id="25" w:name="özet-hash"/>
+    <w:bookmarkEnd w:id="25"/>
+    <w:bookmarkStart w:id="26" w:name="özet-hash"/>
     <w:p>
       <w:pPr>
         <w:pStyle w:val="Heading3"/>
@@ -2012,8 +2104,8 @@
         <w:t xml:space="preserve">İmza ve MAC’in yapı taşı.</w:t>
       </w:r>
     </w:p>
-    <w:bookmarkEnd w:id="25"/>
-    <w:bookmarkStart w:id="26" w:name="dijital-imza"/>
+    <w:bookmarkEnd w:id="26"/>
+    <w:bookmarkStart w:id="27" w:name="dijital-imza"/>
     <w:p>
       <w:pPr>
         <w:pStyle w:val="Heading3"/>
@@ -2116,8 +2208,8 @@
         <w:t xml:space="preserve">MAC’ten farkı: asimetrik, herkes doğrulayabilir.</w:t>
       </w:r>
     </w:p>
-    <w:bookmarkEnd w:id="26"/>
-    <w:bookmarkStart w:id="27" w:name="rsa-ve-eliptik-eğri-ecc"/>
+    <w:bookmarkEnd w:id="27"/>
+    <w:bookmarkStart w:id="28" w:name="rsa-ve-eliptik-eğri-ecc"/>
     <w:p>
       <w:pPr>
         <w:pStyle w:val="Heading3"/>
@@ -2198,8 +2290,8 @@
         <w:t xml:space="preserve">Modern tercih giderek ECC.</w:t>
       </w:r>
     </w:p>
-    <w:bookmarkEnd w:id="27"/>
-    <w:bookmarkStart w:id="28" w:name="diffiehellman-dh"/>
+    <w:bookmarkEnd w:id="28"/>
+    <w:bookmarkStart w:id="29" w:name="diffiehellman-dh"/>
     <w:p>
       <w:pPr>
         <w:pStyle w:val="Heading3"/>
@@ -2286,8 +2378,8 @@
         <w:t xml:space="preserve">(MITM) riski.</w:t>
       </w:r>
     </w:p>
-    <w:bookmarkEnd w:id="28"/>
-    <w:bookmarkStart w:id="29" w:name="pki-ve-ca"/>
+    <w:bookmarkEnd w:id="29"/>
+    <w:bookmarkStart w:id="30" w:name="pki-ve-ca"/>
     <w:p>
       <w:pPr>
         <w:pStyle w:val="Heading3"/>
@@ -2358,8 +2450,8 @@
         <w:t xml:space="preserve">Kök CA → ara CA → sunucu sertifikası.</w:t>
       </w:r>
     </w:p>
-    <w:bookmarkEnd w:id="29"/>
-    <w:bookmarkStart w:id="30" w:name="sertifika-ve-x.509"/>
+    <w:bookmarkEnd w:id="30"/>
+    <w:bookmarkStart w:id="31" w:name="sertifika-ve-x.509"/>
     <w:p>
       <w:pPr>
         <w:pStyle w:val="Heading3"/>
@@ -2424,8 +2516,8 @@
         <w:t xml:space="preserve">İçinde: konu, açık anahtar, geçerlilik, imza, SAN.</w:t>
       </w:r>
     </w:p>
-    <w:bookmarkEnd w:id="30"/>
-    <w:bookmarkStart w:id="31" w:name="crl-ve-ocsp"/>
+    <w:bookmarkEnd w:id="31"/>
+    <w:bookmarkStart w:id="32" w:name="crl-ve-ocsp"/>
     <w:p>
       <w:pPr>
         <w:pStyle w:val="Heading3"/>
@@ -2525,8 +2617,8 @@
         <w:t xml:space="preserve">sorusu.</w:t>
       </w:r>
     </w:p>
-    <w:bookmarkEnd w:id="31"/>
-    <w:bookmarkStart w:id="32" w:name="hsm-pkcs11-softhsm"/>
+    <w:bookmarkEnd w:id="32"/>
+    <w:bookmarkStart w:id="33" w:name="hsm-pkcs11-softhsm"/>
     <w:p>
       <w:pPr>
         <w:pStyle w:val="Heading3"/>
@@ -2614,8 +2706,8 @@
         <w:t xml:space="preserve">HSM’in yazılım benzetimi (test için).</w:t>
       </w:r>
     </w:p>
-    <w:bookmarkEnd w:id="32"/>
-    <w:bookmarkStart w:id="33" w:name="kuantum-sonrası-pqc"/>
+    <w:bookmarkEnd w:id="33"/>
+    <w:bookmarkStart w:id="34" w:name="kuantum-sonrası-pqc"/>
     <w:p>
       <w:pPr>
         <w:pStyle w:val="Heading3"/>
@@ -2670,8 +2762,8 @@
         <w:t xml:space="preserve">Standartlaşma sürüyor (ör. ML-KEM).</w:t>
       </w:r>
     </w:p>
-    <w:bookmarkEnd w:id="33"/>
-    <w:bookmarkStart w:id="34" w:name="şimdi-hazırız"/>
+    <w:bookmarkEnd w:id="34"/>
+    <w:bookmarkStart w:id="35" w:name="şimdi-hazırız"/>
     <w:p>
       <w:pPr>
         <w:pStyle w:val="Heading3"/>
@@ -2704,8 +2796,8 @@
         <w:t xml:space="preserve">Şimdi: doğru algoritma ve anahtar seçimi.</w:t>
       </w:r>
     </w:p>
-    <w:bookmarkEnd w:id="34"/>
-    <w:bookmarkStart w:id="35" w:name="kavramlar-birbirine-nasıl-bağlanır"/>
+    <w:bookmarkEnd w:id="35"/>
+    <w:bookmarkStart w:id="36" w:name="kavramlar-birbirine-nasıl-bağlanır"/>
     <w:p>
       <w:pPr>
         <w:pStyle w:val="Heading3"/>
@@ -3426,9 +3518,9 @@
         <w:t xml:space="preserve">anlamsız kalır. Zor gelen bir bölümü ikinci kez okuyup ilerleyin.</w:t>
       </w:r>
     </w:p>
-    <w:bookmarkEnd w:id="35"/>
     <w:bookmarkEnd w:id="36"/>
-    <w:bookmarkStart w:id="48" w:name="X47c4d8a348c15ec8732a2f3c0d4b29c056fbad9"/>
+    <w:bookmarkEnd w:id="37"/>
+    <w:bookmarkStart w:id="49" w:name="X47c4d8a348c15ec8732a2f3c0d4b29c056fbad9"/>
     <w:p>
       <w:pPr>
         <w:pStyle w:val="Heading2"/>
@@ -3488,18 +3580,18 @@
           <wp:inline>
             <wp:extent cx="5759999" cy="2470728"/>
             <wp:effectExtent b="0" l="0" r="0" t="0"/>
-            <wp:docPr descr="Simetrik ve asimetrik kriptografinin rolleri" title="" id="38" name="Picture"/>
+            <wp:docPr descr="Simetrik ve asimetrik kriptografinin rolleri" title="" id="39" name="Picture"/>
             <a:graphic>
               <a:graphicData uri="http://schemas.openxmlformats.org/drawingml/2006/picture">
                 <pic:pic>
                   <pic:nvPicPr>
-                    <pic:cNvPr descr="h10-05-simetrik-asimetrik.png" id="39" name="Picture"/>
+                    <pic:cNvPr descr="h10-05-simetrik-asimetrik.png" id="40" name="Picture"/>
                     <pic:cNvPicPr>
                       <a:picLocks noChangeArrowheads="1" noChangeAspect="1"/>
                     </pic:cNvPicPr>
                   </pic:nvPicPr>
                   <pic:blipFill>
-                    <a:blip r:embed="rId37"/>
+                    <a:blip r:embed="rId38"/>
                     <a:stretch>
                       <a:fillRect/>
                     </a:stretch>
@@ -3835,7 +3927,7 @@
         <w:t xml:space="preserve">Bu haftanın tüm kuralları (doğru kip, doğru dolgu, zincir doğrulama, iptal) bu çizginin acı derslerinden çıkmıştır.</w:t>
       </w:r>
     </w:p>
-    <w:bookmarkStart w:id="40" w:name="beş-temel-iş-beş-araç-ailesi"/>
+    <w:bookmarkStart w:id="41" w:name="beş-temel-iş-beş-araç-ailesi"/>
     <w:p>
       <w:pPr>
         <w:pStyle w:val="Heading3"/>
@@ -4175,8 +4267,8 @@
         </w:tc>
       </w:tr>
     </w:tbl>
-    <w:bookmarkEnd w:id="40"/>
-    <w:bookmarkStart w:id="45" w:name="anahtar-uzunluğu-güvenlik-düzeyi"/>
+    <w:bookmarkEnd w:id="41"/>
+    <w:bookmarkStart w:id="46" w:name="anahtar-uzunluğu-güvenlik-düzeyi"/>
     <w:p>
       <w:pPr>
         <w:pStyle w:val="Heading3"/>
@@ -4663,7 +4755,7 @@
         <w:t xml:space="preserve">algoritmaların kendisidir.</w:t>
       </w:r>
     </w:p>
-    <w:bookmarkStart w:id="44" w:name="en-zayıf-halka-kuralı"/>
+    <w:bookmarkStart w:id="45" w:name="en-zayıf-halka-kuralı"/>
     <w:p>
       <w:pPr>
         <w:pStyle w:val="Heading4"/>
@@ -4739,18 +4831,18 @@
           <wp:inline>
             <wp:extent cx="5759999" cy="2574688"/>
             <wp:effectExtent b="0" l="0" r="0" t="0"/>
-            <wp:docPr descr="En zayıf halka kuralı" title="" id="42" name="Picture"/>
+            <wp:docPr descr="En zayıf halka kuralı" title="" id="43" name="Picture"/>
             <a:graphic>
               <a:graphicData uri="http://schemas.openxmlformats.org/drawingml/2006/picture">
                 <pic:pic>
                   <pic:nvPicPr>
-                    <pic:cNvPr descr="h10-13-en-zayif-halka.png" id="43" name="Picture"/>
+                    <pic:cNvPr descr="h10-13-en-zayif-halka.png" id="44" name="Picture"/>
                     <pic:cNvPicPr>
                       <a:picLocks noChangeArrowheads="1" noChangeAspect="1"/>
                     </pic:cNvPicPr>
                   </pic:nvPicPr>
                   <pic:blipFill>
-                    <a:blip r:embed="rId41"/>
+                    <a:blip r:embed="rId42"/>
                     <a:stretch>
                       <a:fillRect/>
                     </a:stretch>
@@ -4777,9 +4869,9 @@
         </w:drawing>
       </w:r>
     </w:p>
-    <w:bookmarkEnd w:id="44"/>
     <w:bookmarkEnd w:id="45"/>
-    <w:bookmarkStart w:id="46" w:name="Xa54182dd8a99a0bc1ab6fd568d653bbeb750ea0"/>
+    <w:bookmarkEnd w:id="46"/>
+    <w:bookmarkStart w:id="47" w:name="Xa54182dd8a99a0bc1ab6fd568d653bbeb750ea0"/>
     <w:p>
       <w:pPr>
         <w:pStyle w:val="Heading3"/>
@@ -4830,8 +4922,8 @@
         <w:t xml:space="preserve">kanıtlanmış yapıları (TLS 1.3, AEAD, HPKE, Noise) kullanın.</w:t>
       </w:r>
     </w:p>
-    <w:bookmarkEnd w:id="46"/>
-    <w:bookmarkStart w:id="47" w:name="Xad76b86cba413065d3e5f6ef631ca1fbf4c78fd"/>
+    <w:bookmarkEnd w:id="47"/>
+    <w:bookmarkStart w:id="48" w:name="Xad76b86cba413065d3e5f6ef631ca1fbf4c78fd"/>
     <w:p>
       <w:pPr>
         <w:pStyle w:val="Heading3"/>
@@ -4974,7 +5066,7 @@
         <w:t xml:space="preserve"> </w:t>
       </w:r>
       <w:r>
-        <w:t xml:space="preserve">üst sınırla 10¹⁸ (katrilyon) olarak alalım — gerçek saldırılarda bu sayı çok daha düşüktür, çünkü şifre kırma tek bir</w:t>
+        <w:t xml:space="preserve">üst sınırla 10¹⁸ (kentilyon; exaölçek süper bilgisayar) olarak alalım — gerçek saldırılarda bu sayı çok daha düşüktür, çünkü şifre kırma tek bir</w:t>
       </w:r>
       <w:r>
         <w:t xml:space="preserve"> </w:t>
@@ -5403,9 +5495,9 @@
         </w:pict>
       </w:r>
     </w:p>
-    <w:bookmarkEnd w:id="47"/>
     <w:bookmarkEnd w:id="48"/>
-    <w:bookmarkStart w:id="58" w:name="X3bb5fa96356dba327c969b5a7ec1e80f00cc271"/>
+    <w:bookmarkEnd w:id="49"/>
+    <w:bookmarkStart w:id="59" w:name="X3bb5fa96356dba327c969b5a7ec1e80f00cc271"/>
     <w:p>
       <w:pPr>
         <w:pStyle w:val="Heading2"/>
@@ -5472,18 +5564,18 @@
           <wp:inline>
             <wp:extent cx="5759999" cy="2283460"/>
             <wp:effectExtent b="0" l="0" r="0" t="0"/>
-            <wp:docPr descr="Nonce tekrarının sonuçları" title="" id="50" name="Picture"/>
+            <wp:docPr descr="Nonce tekrarının sonuçları" title="" id="51" name="Picture"/>
             <a:graphic>
               <a:graphicData uri="http://schemas.openxmlformats.org/drawingml/2006/picture">
                 <pic:pic>
                   <pic:nvPicPr>
-                    <pic:cNvPr descr="h10-07-nonce-tekrari.png" id="51" name="Picture"/>
+                    <pic:cNvPr descr="h10-07-nonce-tekrari.png" id="52" name="Picture"/>
                     <pic:cNvPicPr>
                       <a:picLocks noChangeArrowheads="1" noChangeAspect="1"/>
                     </pic:cNvPicPr>
                   </pic:nvPicPr>
                   <pic:blipFill>
-                    <a:blip r:embed="rId49"/>
+                    <a:blip r:embed="rId50"/>
                     <a:stretch>
                       <a:fillRect/>
                     </a:stretch>
@@ -5519,18 +5611,18 @@
           <wp:inline>
             <wp:extent cx="5759999" cy="2470728"/>
             <wp:effectExtent b="0" l="0" r="0" t="0"/>
-            <wp:docPr descr="ECB kipinin desen sızdırması" title="" id="53" name="Picture"/>
+            <wp:docPr descr="ECB kipinin desen sızdırması" title="" id="54" name="Picture"/>
             <a:graphic>
               <a:graphicData uri="http://schemas.openxmlformats.org/drawingml/2006/picture">
                 <pic:pic>
                   <pic:nvPicPr>
-                    <pic:cNvPr descr="h10-06-ecb.png" id="54" name="Picture"/>
+                    <pic:cNvPr descr="h10-06-ecb.png" id="55" name="Picture"/>
                     <pic:cNvPicPr>
                       <a:picLocks noChangeArrowheads="1" noChangeAspect="1"/>
                     </pic:cNvPicPr>
                   </pic:nvPicPr>
                   <pic:blipFill>
-                    <a:blip r:embed="rId52"/>
+                    <a:blip r:embed="rId53"/>
                     <a:stretch>
                       <a:fillRect/>
                     </a:stretch>
@@ -6116,7 +6208,7 @@
         </w:tc>
       </w:tr>
     </w:tbl>
-    <w:bookmarkStart w:id="55" w:name="dolgu-ve-dolgu-kâhini"/>
+    <w:bookmarkStart w:id="56" w:name="dolgu-ve-dolgu-kâhini"/>
     <w:p>
       <w:pPr>
         <w:pStyle w:val="Heading3"/>
@@ -6462,8 +6554,8 @@
         <w:t xml:space="preserve">okuma).</w:t>
       </w:r>
     </w:p>
-    <w:bookmarkEnd w:id="55"/>
-    <w:bookmarkStart w:id="56" w:name="Xc30447ac6de7119273536c3cf685148b0b92c1d"/>
+    <w:bookmarkEnd w:id="56"/>
+    <w:bookmarkStart w:id="57" w:name="Xc30447ac6de7119273536c3cf685148b0b92c1d"/>
     <w:p>
       <w:pPr>
         <w:pStyle w:val="Heading3"/>
@@ -7321,8 +7413,8 @@
         <w:t xml:space="preserve">kurabilir — anahtara hiç ihtiyaç duymadan.</w:t>
       </w:r>
     </w:p>
-    <w:bookmarkEnd w:id="56"/>
-    <w:bookmarkStart w:id="57" w:name="X8672adb290b74e6479f8eb35629cf105ec24413"/>
+    <w:bookmarkEnd w:id="57"/>
+    <w:bookmarkStart w:id="58" w:name="X8672adb290b74e6479f8eb35629cf105ec24413"/>
     <w:p>
       <w:pPr>
         <w:pStyle w:val="Heading3"/>
@@ -8041,9 +8133,9 @@
         </w:pict>
       </w:r>
     </w:p>
-    <w:bookmarkEnd w:id="57"/>
     <w:bookmarkEnd w:id="58"/>
-    <w:bookmarkStart w:id="70" w:name="Xcd5a4b84a9eaf432e3b249b3d62274aea95c2c7"/>
+    <w:bookmarkEnd w:id="59"/>
+    <w:bookmarkStart w:id="71" w:name="Xcd5a4b84a9eaf432e3b249b3d62274aea95c2c7"/>
     <w:p>
       <w:pPr>
         <w:pStyle w:val="Heading2"/>
@@ -8052,7 +8144,7 @@
         <w:t xml:space="preserve">3. MAC, HMAC ve şifreleme ile bütünlüğün birleştirilmesi (Tarif 6.4, 6.10, 6.18, 6.21)</w:t>
       </w:r>
     </w:p>
-    <w:bookmarkStart w:id="65" w:name="hmac-nasıl-çalışır"/>
+    <w:bookmarkStart w:id="66" w:name="hmac-nasıl-çalışır"/>
     <w:p>
       <w:pPr>
         <w:pStyle w:val="Heading3"/>
@@ -8070,18 +8162,18 @@
           <wp:inline>
             <wp:extent cx="5759999" cy="2470728"/>
             <wp:effectExtent b="0" l="0" r="0" t="0"/>
-            <wp:docPr descr="HMAC ile H(K||m) karşılaştırması" title="" id="60" name="Picture"/>
+            <wp:docPr descr="HMAC ile H(K||m) karşılaştırması" title="" id="61" name="Picture"/>
             <a:graphic>
               <a:graphicData uri="http://schemas.openxmlformats.org/drawingml/2006/picture">
                 <pic:pic>
                   <pic:nvPicPr>
-                    <pic:cNvPr descr="h10-08-hmac.png" id="61" name="Picture"/>
+                    <pic:cNvPr descr="h10-08-hmac.png" id="62" name="Picture"/>
                     <pic:cNvPicPr>
                       <a:picLocks noChangeArrowheads="1" noChangeAspect="1"/>
                     </pic:cNvPicPr>
                   </pic:nvPicPr>
                   <pic:blipFill>
-                    <a:blip r:embed="rId59"/>
+                    <a:blip r:embed="rId60"/>
                     <a:stretch>
                       <a:fillRect/>
                     </a:stretch>
@@ -8117,18 +8209,18 @@
           <wp:inline>
             <wp:extent cx="5759999" cy="2283460"/>
             <wp:effectExtent b="0" l="0" r="0" t="0"/>
-            <wp:docPr descr="Encrypt-then-MAC sırası ve doğrulamadan önce çözmeme kuralı" title="" id="63" name="Picture"/>
+            <wp:docPr descr="Encrypt-then-MAC sırası ve doğrulamadan önce çözmeme kuralı" title="" id="64" name="Picture"/>
             <a:graphic>
               <a:graphicData uri="http://schemas.openxmlformats.org/drawingml/2006/picture">
                 <pic:pic>
                   <pic:nvPicPr>
-                    <pic:cNvPr descr="h10-01-encrypt-then-mac.png" id="64" name="Picture"/>
+                    <pic:cNvPr descr="h10-01-encrypt-then-mac.png" id="65" name="Picture"/>
                     <pic:cNvPicPr>
                       <a:picLocks noChangeArrowheads="1" noChangeAspect="1"/>
                     </pic:cNvPicPr>
                   </pic:nvPicPr>
                   <pic:blipFill>
-                    <a:blip r:embed="rId62"/>
+                    <a:blip r:embed="rId63"/>
                     <a:stretch>
                       <a:fillRect/>
                     </a:stretch>
@@ -8469,8 +8561,8 @@
         <w:t xml:space="preserve">)</w:t>
       </w:r>
     </w:p>
-    <w:bookmarkEnd w:id="65"/>
-    <w:bookmarkStart w:id="66" w:name="X7e35fca67d04b0b25118a54d591c60a5479fe62"/>
+    <w:bookmarkEnd w:id="66"/>
+    <w:bookmarkStart w:id="67" w:name="X7e35fca67d04b0b25118a54d591c60a5479fe62"/>
     <w:p>
       <w:pPr>
         <w:pStyle w:val="Heading3"/>
@@ -8773,8 +8865,8 @@
         <w:t xml:space="preserve">MAC’e IV’yi ve bağlam bilgisini de katın, karşılaştırmayı sabit zamanlı yapın.</w:t>
       </w:r>
     </w:p>
-    <w:bookmarkEnd w:id="66"/>
-    <w:bookmarkStart w:id="67" w:name="yeniden-oynatma-geçerli-ama-eski-mesaj"/>
+    <w:bookmarkEnd w:id="67"/>
+    <w:bookmarkStart w:id="68" w:name="yeniden-oynatma-geçerli-ama-eski-mesaj"/>
     <w:p>
       <w:pPr>
         <w:pStyle w:val="Heading3"/>
@@ -9097,8 +9189,8 @@
         <w:t xml:space="preserve">olması bu yüzdendir.</w:t>
       </w:r>
     </w:p>
-    <w:bookmarkEnd w:id="67"/>
-    <w:bookmarkStart w:id="68" w:name="X852ae92cb6ec021921bb97583fa63386a626b67"/>
+    <w:bookmarkEnd w:id="68"/>
+    <w:bookmarkStart w:id="69" w:name="X852ae92cb6ec021921bb97583fa63386a626b67"/>
     <w:p>
       <w:pPr>
         <w:pStyle w:val="Heading3"/>
@@ -9489,8 +9581,8 @@
         <w:t xml:space="preserve">etiketleri karşılaştırıp uyuşmazlığı yakalar.</w:t>
       </w:r>
     </w:p>
-    <w:bookmarkEnd w:id="68"/>
-    <w:bookmarkStart w:id="69" w:name="X9b528c0e2ed8744aa29626bb7137d97729a5c71"/>
+    <w:bookmarkEnd w:id="69"/>
+    <w:bookmarkStart w:id="70" w:name="X9b528c0e2ed8744aa29626bb7137d97729a5c71"/>
     <w:p>
       <w:pPr>
         <w:pStyle w:val="Heading3"/>
@@ -10223,9 +10315,9 @@
         </w:pict>
       </w:r>
     </w:p>
-    <w:bookmarkEnd w:id="69"/>
     <w:bookmarkEnd w:id="70"/>
-    <w:bookmarkStart w:id="78" w:name="X894d7ec1ef08a32ec8666de07060ba11da1586b"/>
+    <w:bookmarkEnd w:id="71"/>
+    <w:bookmarkStart w:id="79" w:name="X894d7ec1ef08a32ec8666de07060ba11da1586b"/>
     <w:p>
       <w:pPr>
         <w:pStyle w:val="Heading2"/>
@@ -10324,18 +10416,18 @@
           <wp:inline>
             <wp:extent cx="5759999" cy="2470728"/>
             <wp:effectExtent b="0" l="0" r="0" t="0"/>
-            <wp:docPr descr="RSA dolgu şemaları: OAEP ve PSS" title="" id="72" name="Picture"/>
+            <wp:docPr descr="RSA dolgu şemaları: OAEP ve PSS" title="" id="73" name="Picture"/>
             <a:graphic>
               <a:graphicData uri="http://schemas.openxmlformats.org/drawingml/2006/picture">
                 <pic:pic>
                   <pic:nvPicPr>
-                    <pic:cNvPr descr="h10-09-oaep-pss.png" id="73" name="Picture"/>
+                    <pic:cNvPr descr="h10-09-oaep-pss.png" id="74" name="Picture"/>
                     <pic:cNvPicPr>
                       <a:picLocks noChangeArrowheads="1" noChangeAspect="1"/>
                     </pic:cNvPicPr>
                   </pic:nvPicPr>
                   <pic:blipFill>
-                    <a:blip r:embed="rId71"/>
+                    <a:blip r:embed="rId72"/>
                     <a:stretch>
                       <a:fillRect/>
                     </a:stretch>
@@ -10411,7 +10503,7 @@
         <w:t xml:space="preserve">her zaman simetrik şifreyle korunur (3. haftadaki hibrit şema).</w:t>
       </w:r>
     </w:p>
-    <w:bookmarkStart w:id="74" w:name="rsa-doğru-dolguyla"/>
+    <w:bookmarkStart w:id="75" w:name="rsa-doğru-dolguyla"/>
     <w:p>
       <w:pPr>
         <w:pStyle w:val="Heading3"/>
@@ -11080,8 +11172,8 @@
         <w:t xml:space="preserve"> belge.sig belge.txt</w:t>
       </w:r>
     </w:p>
-    <w:bookmarkEnd w:id="74"/>
-    <w:bookmarkStart w:id="75" w:name="Xb7809da19cb7c31c1581e3fac33aa31face064e"/>
+    <w:bookmarkEnd w:id="75"/>
+    <w:bookmarkStart w:id="76" w:name="Xb7809da19cb7c31c1581e3fac33aa31face064e"/>
     <w:p>
       <w:pPr>
         <w:pStyle w:val="Heading3"/>
@@ -11687,8 +11779,8 @@
         <w:t xml:space="preserve"> belge.ed.sig</w:t>
       </w:r>
     </w:p>
-    <w:bookmarkEnd w:id="75"/>
-    <w:bookmarkStart w:id="76" w:name="Xd88d1650ebda47e90b183dbab9347eadd6de802"/>
+    <w:bookmarkEnd w:id="76"/>
+    <w:bookmarkStart w:id="77" w:name="Xd88d1650ebda47e90b183dbab9347eadd6de802"/>
     <w:p>
       <w:pPr>
         <w:pStyle w:val="Heading3"/>
@@ -12054,8 +12146,8 @@
         <w:t xml:space="preserve">mobil/gömülü sistemlerde ve yeni protokollerde (TLS 1.3, SSH, Signal) varsayılan olmasının nedeni budur.</w:t>
       </w:r>
     </w:p>
-    <w:bookmarkEnd w:id="76"/>
-    <w:bookmarkStart w:id="77" w:name="X93e2c7c00b3394b4f22da5758c31d711aacf119"/>
+    <w:bookmarkEnd w:id="77"/>
+    <w:bookmarkStart w:id="78" w:name="X93e2c7c00b3394b4f22da5758c31d711aacf119"/>
     <w:p>
       <w:pPr>
         <w:pStyle w:val="Heading3"/>
@@ -12828,9 +12920,9 @@
         </w:pict>
       </w:r>
     </w:p>
-    <w:bookmarkEnd w:id="77"/>
     <w:bookmarkEnd w:id="78"/>
-    <w:bookmarkStart w:id="86" w:name="Xf25ed3eacfb12216da4583e6edd8ff972fa0edf"/>
+    <w:bookmarkEnd w:id="79"/>
+    <w:bookmarkStart w:id="87" w:name="Xf25ed3eacfb12216da4583e6edd8ff972fa0edf"/>
     <w:p>
       <w:pPr>
         <w:pStyle w:val="Heading2"/>
@@ -12907,18 +12999,18 @@
           <wp:inline>
             <wp:extent cx="5759999" cy="2283460"/>
             <wp:effectExtent b="0" l="0" r="0" t="0"/>
-            <wp:docPr descr="Dijital imza oluşturma ve doğrulama" title="" id="80" name="Picture"/>
+            <wp:docPr descr="Dijital imza oluşturma ve doğrulama" title="" id="81" name="Picture"/>
             <a:graphic>
               <a:graphicData uri="http://schemas.openxmlformats.org/drawingml/2006/picture">
                 <pic:pic>
                   <pic:nvPicPr>
-                    <pic:cNvPr descr="h10-10-imza.png" id="81" name="Picture"/>
+                    <pic:cNvPr descr="h10-10-imza.png" id="82" name="Picture"/>
                     <pic:cNvPicPr>
                       <a:picLocks noChangeArrowheads="1" noChangeAspect="1"/>
                     </pic:cNvPicPr>
                   </pic:nvPicPr>
                   <pic:blipFill>
-                    <a:blip r:embed="rId79"/>
+                    <a:blip r:embed="rId80"/>
                     <a:stretch>
                       <a:fillRect/>
                     </a:stretch>
@@ -12945,7 +13037,7 @@
         </w:drawing>
       </w:r>
     </w:p>
-    <w:bookmarkStart w:id="82" w:name="imza-nerelerde-kullanılır"/>
+    <w:bookmarkStart w:id="83" w:name="imza-nerelerde-kullanılır"/>
     <w:p>
       <w:pPr>
         <w:pStyle w:val="Heading3"/>
@@ -13201,8 +13293,8 @@
         </w:tc>
       </w:tr>
     </w:tbl>
-    <w:bookmarkEnd w:id="82"/>
-    <w:bookmarkStart w:id="83" w:name="kodda-imza-doğrulama-openssl-evp"/>
+    <w:bookmarkEnd w:id="83"/>
+    <w:bookmarkStart w:id="84" w:name="kodda-imza-doğrulama-openssl-evp"/>
     <w:p>
       <w:pPr>
         <w:pStyle w:val="Heading3"/>
@@ -14313,8 +14405,8 @@
         <w:t xml:space="preserve">Doğrulama anahtarı uygulamaya önceden gömülü (ve bütünlüğü korunan) ya da güvenilir bir zincirden gelmelidir.</w:t>
       </w:r>
     </w:p>
-    <w:bookmarkEnd w:id="83"/>
-    <w:bookmarkStart w:id="84" w:name="Xd9d9045bf10563c0d7d6388d437bcc0785189d3"/>
+    <w:bookmarkEnd w:id="84"/>
+    <w:bookmarkStart w:id="85" w:name="Xd9d9045bf10563c0d7d6388d437bcc0785189d3"/>
     <w:p>
       <w:pPr>
         <w:pStyle w:val="Heading3"/>
@@ -14778,8 +14870,8 @@
         <w:t xml:space="preserve">hâle getirmiş olursunuz.</w:t>
       </w:r>
     </w:p>
-    <w:bookmarkEnd w:id="84"/>
-    <w:bookmarkStart w:id="85" w:name="X90b4993f0f68da3bf6324743c66fc300c3e7278"/>
+    <w:bookmarkEnd w:id="85"/>
+    <w:bookmarkStart w:id="86" w:name="X90b4993f0f68da3bf6324743c66fc300c3e7278"/>
     <w:p>
       <w:pPr>
         <w:pStyle w:val="Heading3"/>
@@ -15355,9 +15447,9 @@
         </w:pict>
       </w:r>
     </w:p>
-    <w:bookmarkEnd w:id="85"/>
     <w:bookmarkEnd w:id="86"/>
-    <w:bookmarkStart w:id="94" w:name="Xb1fd965b0113255b1c47ac4530c4f53fdbb078f"/>
+    <w:bookmarkEnd w:id="87"/>
+    <w:bookmarkStart w:id="95" w:name="Xb1fd965b0113255b1c47ac4530c4f53fdbb078f"/>
     <w:p>
       <w:pPr>
         <w:pStyle w:val="Heading2"/>
@@ -15431,7 +15523,7 @@
         <w:t xml:space="preserve">’dir (X25519).</w:t>
       </w:r>
     </w:p>
-    <w:bookmarkStart w:id="90" w:name="kimliksiz-dhnin-zayıflığı-araya-girme"/>
+    <w:bookmarkStart w:id="91" w:name="kimliksiz-dhnin-zayıflığı-araya-girme"/>
     <w:p>
       <w:pPr>
         <w:pStyle w:val="Heading3"/>
@@ -15489,18 +15581,18 @@
           <wp:inline>
             <wp:extent cx="5759999" cy="3120125"/>
             <wp:effectExtent b="0" l="0" r="0" t="0"/>
-            <wp:docPr descr="Kimliksiz Diffie-Hellman’da araya girme saldırısı" title="" id="88" name="Picture"/>
+            <wp:docPr descr="Kimliksiz Diffie-Hellman’da araya girme saldırısı" title="" id="89" name="Picture"/>
             <a:graphic>
               <a:graphicData uri="http://schemas.openxmlformats.org/drawingml/2006/picture">
                 <pic:pic>
                   <pic:nvPicPr>
-                    <pic:cNvPr descr="h10-02-dh-mitm.png" id="89" name="Picture"/>
+                    <pic:cNvPr descr="h10-02-dh-mitm.png" id="90" name="Picture"/>
                     <pic:cNvPicPr>
                       <a:picLocks noChangeArrowheads="1" noChangeAspect="1"/>
                     </pic:cNvPicPr>
                   </pic:nvPicPr>
                   <pic:blipFill>
-                    <a:blip r:embed="rId87"/>
+                    <a:blip r:embed="rId88"/>
                     <a:stretch>
                       <a:fillRect/>
                     </a:stretch>
@@ -15547,8 +15639,8 @@
         <w:t xml:space="preserve">sanır; aslında her mesaj saldırganın elinden geçer.</w:t>
       </w:r>
     </w:p>
-    <w:bookmarkEnd w:id="90"/>
-    <w:bookmarkStart w:id="91" w:name="Xe5a2795c222be48635b1920a13635964ec162fc"/>
+    <w:bookmarkEnd w:id="91"/>
+    <w:bookmarkStart w:id="92" w:name="Xe5a2795c222be48635b1920a13635964ec162fc"/>
     <w:p>
       <w:pPr>
         <w:pStyle w:val="Heading3"/>
@@ -15738,8 +15830,8 @@
         <w:t xml:space="preserve">protokoller).</w:t>
       </w:r>
     </w:p>
-    <w:bookmarkEnd w:id="91"/>
-    <w:bookmarkStart w:id="92" w:name="X00b1bcba30f473d41ed50b44ee7099a572111c6"/>
+    <w:bookmarkEnd w:id="92"/>
+    <w:bookmarkStart w:id="93" w:name="X00b1bcba30f473d41ed50b44ee7099a572111c6"/>
     <w:p>
       <w:pPr>
         <w:pStyle w:val="Heading3"/>
@@ -16383,8 +16475,8 @@
         <w:t xml:space="preserve">değildir.</w:t>
       </w:r>
     </w:p>
-    <w:bookmarkEnd w:id="92"/>
-    <w:bookmarkStart w:id="93" w:name="X9a7786b2bcee00b17805639298130c60398725d"/>
+    <w:bookmarkEnd w:id="93"/>
+    <w:bookmarkStart w:id="94" w:name="X9a7786b2bcee00b17805639298130c60398725d"/>
     <w:p>
       <w:pPr>
         <w:pStyle w:val="Heading3"/>
@@ -16812,9 +16904,9 @@
         </w:pict>
       </w:r>
     </w:p>
-    <w:bookmarkEnd w:id="93"/>
     <w:bookmarkEnd w:id="94"/>
-    <w:bookmarkStart w:id="101" w:name="X8f513256ad623ebf09fea50f49d80d9639ca4b1"/>
+    <w:bookmarkEnd w:id="95"/>
+    <w:bookmarkStart w:id="102" w:name="X8f513256ad623ebf09fea50f49d80d9639ca4b1"/>
     <w:p>
       <w:pPr>
         <w:pStyle w:val="Heading2"/>
@@ -16875,7 +16967,7 @@
         <w:t xml:space="preserve">güvenilen üçüncü taraflar aracılığıyla cevap veren kurallar, roller ve belgeler bütünüdür.</w:t>
       </w:r>
     </w:p>
-    <w:bookmarkStart w:id="98" w:name="bileşenler"/>
+    <w:bookmarkStart w:id="99" w:name="bileşenler"/>
     <w:p>
       <w:pPr>
         <w:pStyle w:val="Heading3"/>
@@ -17260,18 +17352,18 @@
           <wp:inline>
             <wp:extent cx="5759999" cy="2377094"/>
             <wp:effectExtent b="0" l="0" r="0" t="0"/>
-            <wp:docPr descr="PKI güven zinciri: kök CA, ara CA ve uç sertifikalar" title="" id="96" name="Picture"/>
+            <wp:docPr descr="PKI güven zinciri: kök CA, ara CA ve uç sertifikalar" title="" id="97" name="Picture"/>
             <a:graphic>
               <a:graphicData uri="http://schemas.openxmlformats.org/drawingml/2006/picture">
                 <pic:pic>
                   <pic:nvPicPr>
-                    <pic:cNvPr descr="h10-03-pki.png" id="97" name="Picture"/>
+                    <pic:cNvPr descr="h10-03-pki.png" id="98" name="Picture"/>
                     <pic:cNvPicPr>
                       <a:picLocks noChangeArrowheads="1" noChangeAspect="1"/>
                     </pic:cNvPicPr>
                   </pic:nvPicPr>
                   <pic:blipFill>
-                    <a:blip r:embed="rId95"/>
+                    <a:blip r:embed="rId96"/>
                     <a:stretch>
                       <a:fillRect/>
                     </a:stretch>
@@ -17340,8 +17432,8 @@
         <w:t xml:space="preserve">Günlük işi ara CA yapar; ele geçirilirse yalnız o ara CA iptal edilir.</w:t>
       </w:r>
     </w:p>
-    <w:bookmarkEnd w:id="98"/>
-    <w:bookmarkStart w:id="99" w:name="sertifika-doğrulama-dört-soru-tarif-10.4"/>
+    <w:bookmarkEnd w:id="99"/>
+    <w:bookmarkStart w:id="100" w:name="sertifika-doğrulama-dört-soru-tarif-10.4"/>
     <w:p>
       <w:pPr>
         <w:pStyle w:val="Heading3"/>
@@ -17524,8 +17616,8 @@
         <w:t xml:space="preserve">aynı zinciri kendimiz kuruyoruz.</w:t>
       </w:r>
     </w:p>
-    <w:bookmarkEnd w:id="99"/>
-    <w:bookmarkStart w:id="100" w:name="X1edca7303f7cefbb29ad88c25dc11b855acee49"/>
+    <w:bookmarkEnd w:id="100"/>
+    <w:bookmarkStart w:id="101" w:name="X1edca7303f7cefbb29ad88c25dc11b855acee49"/>
     <w:p>
       <w:pPr>
         <w:pStyle w:val="Heading3"/>
@@ -18842,9 +18934,9 @@
         </w:pict>
       </w:r>
     </w:p>
-    <w:bookmarkEnd w:id="100"/>
     <w:bookmarkEnd w:id="101"/>
-    <w:bookmarkStart w:id="107" w:name="x.509-sertifikasının-yapısı"/>
+    <w:bookmarkEnd w:id="102"/>
+    <w:bookmarkStart w:id="108" w:name="x.509-sertifikasının-yapısı"/>
     <w:p>
       <w:pPr>
         <w:pStyle w:val="Heading2"/>
@@ -18902,18 +18994,18 @@
           <wp:inline>
             <wp:extent cx="5759999" cy="2687780"/>
             <wp:effectExtent b="0" l="0" r="0" t="0"/>
-            <wp:docPr descr="X.509 sertifikasının alanları" title="" id="103" name="Picture"/>
+            <wp:docPr descr="X.509 sertifikasının alanları" title="" id="104" name="Picture"/>
             <a:graphic>
               <a:graphicData uri="http://schemas.openxmlformats.org/drawingml/2006/picture">
                 <pic:pic>
                   <pic:nvPicPr>
-                    <pic:cNvPr descr="h10-11-x509.png" id="104" name="Picture"/>
+                    <pic:cNvPr descr="h10-11-x509.png" id="105" name="Picture"/>
                     <pic:cNvPicPr>
                       <a:picLocks noChangeArrowheads="1" noChangeAspect="1"/>
                     </pic:cNvPicPr>
                   </pic:nvPicPr>
                   <pic:blipFill>
-                    <a:blip r:embed="rId102"/>
+                    <a:blip r:embed="rId103"/>
                     <a:stretch>
                       <a:fillRect/>
                     </a:stretch>
@@ -19373,7 +19465,7 @@
         <w:t xml:space="preserve">üretirken SAN eklemeyi unutmayın.</w:t>
       </w:r>
     </w:p>
-    <w:bookmarkStart w:id="105" w:name="X09a6cdf78b6b3c79665d870d212a5ea3f29a3dd"/>
+    <w:bookmarkStart w:id="106" w:name="X09a6cdf78b6b3c79665d870d212a5ea3f29a3dd"/>
     <w:p>
       <w:pPr>
         <w:pStyle w:val="Heading3"/>
@@ -20064,8 +20156,8 @@
         <w:t xml:space="preserve">üretilmiş imzadır — Bölüm 5’te öğrendiğimiz imza mekanizmasının birebir kendisi.</w:t>
       </w:r>
     </w:p>
-    <w:bookmarkEnd w:id="105"/>
-    <w:bookmarkStart w:id="106" w:name="sayısal-örnek-sertifika-kaç-bayt"/>
+    <w:bookmarkEnd w:id="106"/>
+    <w:bookmarkStart w:id="107" w:name="sayısal-örnek-sertifika-kaç-bayt"/>
     <w:p>
       <w:pPr>
         <w:pStyle w:val="Heading3"/>
@@ -20485,9 +20577,9 @@
         </w:pict>
       </w:r>
     </w:p>
-    <w:bookmarkEnd w:id="106"/>
     <w:bookmarkEnd w:id="107"/>
-    <w:bookmarkStart w:id="113" w:name="openssl-ile-sertifika-zinciri-kurmak"/>
+    <w:bookmarkEnd w:id="108"/>
+    <w:bookmarkStart w:id="114" w:name="openssl-ile-sertifika-zinciri-kurmak"/>
     <w:p>
       <w:pPr>
         <w:pStyle w:val="Heading2"/>
@@ -20532,18 +20624,18 @@
           <wp:inline>
             <wp:extent cx="5759999" cy="2748610"/>
             <wp:effectExtent b="0" l="0" r="0" t="0"/>
-            <wp:docPr descr="Zincir doğrulamanın dört sorusu" title="" id="109" name="Picture"/>
+            <wp:docPr descr="Zincir doğrulamanın dört sorusu" title="" id="110" name="Picture"/>
             <a:graphic>
               <a:graphicData uri="http://schemas.openxmlformats.org/drawingml/2006/picture">
                 <pic:pic>
                   <pic:nvPicPr>
-                    <pic:cNvPr descr="h10-12-zincir-dogrulama.png" id="110" name="Picture"/>
+                    <pic:cNvPr descr="h10-12-zincir-dogrulama.png" id="111" name="Picture"/>
                     <pic:cNvPicPr>
                       <a:picLocks noChangeArrowheads="1" noChangeAspect="1"/>
                     </pic:cNvPicPr>
                   </pic:nvPicPr>
                   <pic:blipFill>
-                    <a:blip r:embed="rId108"/>
+                    <a:blip r:embed="rId109"/>
                     <a:stretch>
                       <a:fillRect/>
                     </a:stretch>
@@ -21695,7 +21787,7 @@
         <w:t xml:space="preserve">sertifikayı gönderip ara sertifikayı unutması, sahada sık görülen bir yapılandırma hatasıdır.</w:t>
       </w:r>
     </w:p>
-    <w:bookmarkStart w:id="111" w:name="sınıf-etkinliği-zinciri-bozmak"/>
+    <w:bookmarkStart w:id="112" w:name="sınıf-etkinliği-zinciri-bozmak"/>
     <w:p>
       <w:pPr>
         <w:pStyle w:val="Heading3"/>
@@ -21845,8 +21937,8 @@
         <w:t xml:space="preserve">ile deneyin.</w:t>
       </w:r>
     </w:p>
-    <w:bookmarkEnd w:id="111"/>
-    <w:bookmarkStart w:id="112" w:name="Xd86458beae08b39394a5927cd36152abd57acb2"/>
+    <w:bookmarkEnd w:id="112"/>
+    <w:bookmarkStart w:id="113" w:name="Xd86458beae08b39394a5927cd36152abd57acb2"/>
     <w:p>
       <w:pPr>
         <w:pStyle w:val="Heading3"/>
@@ -22863,9 +22955,9 @@
         </w:pict>
       </w:r>
     </w:p>
-    <w:bookmarkEnd w:id="112"/>
     <w:bookmarkEnd w:id="113"/>
-    <w:bookmarkStart w:id="119" w:name="X998aaa043ae3e8b86db372ba51e1dc9369fc76e"/>
+    <w:bookmarkEnd w:id="114"/>
+    <w:bookmarkStart w:id="120" w:name="X998aaa043ae3e8b86db372ba51e1dc9369fc76e"/>
     <w:p>
       <w:pPr>
         <w:pStyle w:val="Heading2"/>
@@ -22907,18 +22999,18 @@
           <wp:inline>
             <wp:extent cx="5759999" cy="2377094"/>
             <wp:effectExtent b="0" l="0" r="0" t="0"/>
-            <wp:docPr descr="Sertifika iptali: CRL, OCSP ve zımbalama karşılaştırması" title="" id="115" name="Picture"/>
+            <wp:docPr descr="Sertifika iptali: CRL, OCSP ve zımbalama karşılaştırması" title="" id="116" name="Picture"/>
             <a:graphic>
               <a:graphicData uri="http://schemas.openxmlformats.org/drawingml/2006/picture">
                 <pic:pic>
                   <pic:nvPicPr>
-                    <pic:cNvPr descr="h10-04-sertifika-iptali.png" id="116" name="Picture"/>
+                    <pic:cNvPr descr="h10-04-sertifika-iptali.png" id="117" name="Picture"/>
                     <pic:cNvPicPr>
                       <a:picLocks noChangeArrowheads="1" noChangeAspect="1"/>
                     </pic:cNvPicPr>
                   </pic:nvPicPr>
                   <pic:blipFill>
-                    <a:blip r:embed="rId114"/>
+                    <a:blip r:embed="rId115"/>
                     <a:stretch>
                       <a:fillRect/>
                     </a:stretch>
@@ -23449,7 +23541,7 @@
         <w:t xml:space="preserve">sorunu azaltır; bu yüzden sertifika ömürleri giderek kısalmaktadır.</w:t>
       </w:r>
     </w:p>
-    <w:bookmarkStart w:id="117" w:name="X40e095699105169c534b5e86e41117f5d435596"/>
+    <w:bookmarkStart w:id="118" w:name="X40e095699105169c534b5e86e41117f5d435596"/>
     <w:p>
       <w:pPr>
         <w:pStyle w:val="Heading3"/>
@@ -24455,8 +24547,8 @@
         <w:t xml:space="preserve">) inceleyin — her satır bir sertifikanın kaydını taşır (durum, tarih, seri numarası, konu adı).</w:t>
       </w:r>
     </w:p>
-    <w:bookmarkEnd w:id="117"/>
-    <w:bookmarkStart w:id="118" w:name="sayısal-örnek-crl-ne-kadar-büyür"/>
+    <w:bookmarkEnd w:id="118"/>
+    <w:bookmarkStart w:id="119" w:name="sayısal-örnek-crl-ne-kadar-büyür"/>
     <w:p>
       <w:pPr>
         <w:pStyle w:val="Heading3"/>
@@ -24742,9 +24834,9 @@
         </w:pict>
       </w:r>
     </w:p>
-    <w:bookmarkEnd w:id="118"/>
     <w:bookmarkEnd w:id="119"/>
-    <w:bookmarkStart w:id="125" w:name="X724fab415a7c9757ca722fdb6473ed51d4a7a4f"/>
+    <w:bookmarkEnd w:id="120"/>
+    <w:bookmarkStart w:id="126" w:name="X724fab415a7c9757ca722fdb6473ed51d4a7a4f"/>
     <w:p>
       <w:pPr>
         <w:pStyle w:val="Heading2"/>
@@ -24810,18 +24902,18 @@
           <wp:inline>
             <wp:extent cx="5759999" cy="2935878"/>
             <wp:effectExtent b="0" l="0" r="0" t="0"/>
-            <wp:docPr descr="PKCS#11 ile imzalama akışı" title="" id="121" name="Picture"/>
+            <wp:docPr descr="PKCS#11 ile imzalama akışı" title="" id="122" name="Picture"/>
             <a:graphic>
               <a:graphicData uri="http://schemas.openxmlformats.org/drawingml/2006/picture">
                 <pic:pic>
                   <pic:nvPicPr>
-                    <pic:cNvPr descr="h10-14-pkcs11-imzalama.png" id="122" name="Picture"/>
+                    <pic:cNvPr descr="h10-14-pkcs11-imzalama.png" id="123" name="Picture"/>
                     <pic:cNvPicPr>
                       <a:picLocks noChangeArrowheads="1" noChangeAspect="1"/>
                     </pic:cNvPicPr>
                   </pic:nvPicPr>
                   <pic:blipFill>
-                    <a:blip r:embed="rId120"/>
+                    <a:blip r:embed="rId121"/>
                     <a:stretch>
                       <a:fillRect/>
                     </a:stretch>
@@ -25571,7 +25663,7 @@
         <w:t xml:space="preserve">dayandığı standartla (NIST FIPS, ISO/IEC 9797-1, EMV belirtimleri) birlikte listeleyen bir algoritma envanteri içerir.</w:t>
       </w:r>
     </w:p>
-    <w:bookmarkStart w:id="123" w:name="Xe14af9492917fef56ce2f9e1eb5114b085735f4"/>
+    <w:bookmarkStart w:id="124" w:name="Xe14af9492917fef56ce2f9e1eb5114b085735f4"/>
     <w:p>
       <w:pPr>
         <w:pStyle w:val="Heading3"/>
@@ -26195,8 +26287,8 @@
         <w:t xml:space="preserve">açık anahtar kullandığı için HSM’e ihtiyaç duymaz.</w:t>
       </w:r>
     </w:p>
-    <w:bookmarkEnd w:id="123"/>
-    <w:bookmarkStart w:id="124" w:name="Xb910ba64a2d50017c320789f22cffe301eb39b8"/>
+    <w:bookmarkEnd w:id="124"/>
+    <w:bookmarkStart w:id="125" w:name="Xb910ba64a2d50017c320789f22cffe301eb39b8"/>
     <w:p>
       <w:pPr>
         <w:pStyle w:val="Heading3"/>
@@ -26598,9 +26690,9 @@
         </w:pict>
       </w:r>
     </w:p>
-    <w:bookmarkEnd w:id="124"/>
     <w:bookmarkEnd w:id="125"/>
-    <w:bookmarkStart w:id="131" w:name="kuantum-sonrası-kriptografiye-bakış"/>
+    <w:bookmarkEnd w:id="126"/>
+    <w:bookmarkStart w:id="132" w:name="kuantum-sonrası-kriptografiye-bakış"/>
     <w:p>
       <w:pPr>
         <w:pStyle w:val="Heading2"/>
@@ -26644,18 +26736,18 @@
           <wp:inline>
             <wp:extent cx="5759999" cy="2574688"/>
             <wp:effectExtent b="0" l="0" r="0" t="0"/>
-            <wp:docPr descr="Kuantum sonrası: ne değişiyor, ne değişmiyor" title="" id="127" name="Picture"/>
+            <wp:docPr descr="Kuantum sonrası: ne değişiyor, ne değişmiyor" title="" id="128" name="Picture"/>
             <a:graphic>
               <a:graphicData uri="http://schemas.openxmlformats.org/drawingml/2006/picture">
                 <pic:pic>
                   <pic:nvPicPr>
-                    <pic:cNvPr descr="h10-15-kuantum-sonrasi.png" id="128" name="Picture"/>
+                    <pic:cNvPr descr="h10-15-kuantum-sonrasi.png" id="129" name="Picture"/>
                     <pic:cNvPicPr>
                       <a:picLocks noChangeArrowheads="1" noChangeAspect="1"/>
                     </pic:cNvPicPr>
                   </pic:nvPicPr>
                   <pic:blipFill>
-                    <a:blip r:embed="rId126"/>
+                    <a:blip r:embed="rId127"/>
                     <a:stretch>
                       <a:fillRect/>
                     </a:stretch>
@@ -26908,7 +27000,7 @@
         <w:t xml:space="preserve">algoritma değiştiğinde yalnız yapılandırma ve yeniden şifreleme gereksin.</w:t>
       </w:r>
     </w:p>
-    <w:bookmarkStart w:id="129" w:name="X63422aff56e87175dc0fdb6e648c425866a898b"/>
+    <w:bookmarkStart w:id="130" w:name="X63422aff56e87175dc0fdb6e648c425866a898b"/>
     <w:p>
       <w:pPr>
         <w:pStyle w:val="Heading3"/>
@@ -27825,8 +27917,8 @@
         <w:t xml:space="preserve">PQC tarafı (henüz kanıtlanmamış yeni matematik) kırılırsa klasik taraf korumayı sürdürür.</w:t>
       </w:r>
     </w:p>
-    <w:bookmarkEnd w:id="129"/>
-    <w:bookmarkStart w:id="130" w:name="neden-kafes-problemleri-kısa-bir-sezgi"/>
+    <w:bookmarkEnd w:id="130"/>
+    <w:bookmarkStart w:id="131" w:name="neden-kafes-problemleri-kısa-bir-sezgi"/>
     <w:p>
       <w:pPr>
         <w:pStyle w:val="Heading3"/>
@@ -28185,9 +28277,9 @@
         </w:pict>
       </w:r>
     </w:p>
-    <w:bookmarkEnd w:id="130"/>
     <w:bookmarkEnd w:id="131"/>
-    <w:bookmarkStart w:id="133" w:name="dönem-projesi-bu-hafta"/>
+    <w:bookmarkEnd w:id="132"/>
+    <w:bookmarkStart w:id="134" w:name="dönem-projesi-bu-hafta"/>
     <w:p>
       <w:pPr>
         <w:pStyle w:val="Heading2"/>
@@ -28379,7 +28471,7 @@
         <w:t xml:space="preserve">.</w:t>
       </w:r>
     </w:p>
-    <w:bookmarkStart w:id="132" w:name="X2bbdc0eb43ab868237004651a9529f71eda831c"/>
+    <w:bookmarkStart w:id="133" w:name="X2bbdc0eb43ab868237004651a9529f71eda831c"/>
     <w:p>
       <w:pPr>
         <w:pStyle w:val="Heading3"/>
@@ -29375,9 +29467,9 @@
         </w:pict>
       </w:r>
     </w:p>
-    <w:bookmarkEnd w:id="132"/>
     <w:bookmarkEnd w:id="133"/>
-    <w:bookmarkStart w:id="134" w:name="kendi-başına-çalış"/>
+    <w:bookmarkEnd w:id="134"/>
+    <w:bookmarkStart w:id="135" w:name="kendi-başına-çalış"/>
     <w:p>
       <w:pPr>
         <w:pStyle w:val="Heading2"/>
@@ -29850,8 +29942,8 @@
         </w:pict>
       </w:r>
     </w:p>
-    <w:bookmarkEnd w:id="134"/>
-    <w:bookmarkStart w:id="135" w:name="kendini-sınama"/>
+    <w:bookmarkEnd w:id="135"/>
+    <w:bookmarkStart w:id="136" w:name="kendini-sınama"/>
     <w:p>
       <w:pPr>
         <w:pStyle w:val="Heading2"/>
@@ -30920,8 +31012,8 @@
         </w:pict>
       </w:r>
     </w:p>
-    <w:bookmarkEnd w:id="135"/>
-    <w:bookmarkStart w:id="136" w:name="kaynaklar-ve-ileri-okuma"/>
+    <w:bookmarkEnd w:id="136"/>
+    <w:bookmarkStart w:id="137" w:name="kaynaklar-ve-ileri-okuma"/>
     <w:p>
       <w:pPr>
         <w:pStyle w:val="Heading2"/>
@@ -31704,8 +31796,8 @@
         </w:tc>
       </w:tr>
     </w:tbl>
-    <w:bookmarkEnd w:id="136"/>
     <w:bookmarkEnd w:id="137"/>
+    <w:bookmarkEnd w:id="138"/>
     <w:sectPr>
       <w:headerReference r:id="rId9" w:type="default"/>
       <w:footerReference r:id="rId10" w:type="default"/>

--- a/docs/week-10/cen429-week-10-ders-notu.tr.docx
+++ b/docs/week-10/cen429-week-10-ders-notu.tr.docx
@@ -2,7 +2,7 @@
 <file path=word/document.xml><?xml version="1.0" encoding="utf-8"?>
 <w:document xmlns:w="http://schemas.openxmlformats.org/wordprocessingml/2006/main" xmlns:m="http://schemas.openxmlformats.org/officeDocument/2006/math" xmlns:r="http://schemas.openxmlformats.org/officeDocument/2006/relationships" xmlns:o="urn:schemas-microsoft-com:office:office" xmlns:v="urn:schemas-microsoft-com:vml" xmlns:w10="urn:schemas-microsoft-com:office:word" xmlns:a="http://schemas.openxmlformats.org/drawingml/2006/main" xmlns:pic="http://schemas.openxmlformats.org/drawingml/2006/picture" xmlns:wp="http://schemas.openxmlformats.org/drawingml/2006/wordprocessingDrawing">
   <w:body>
-    <w:bookmarkStart w:id="138" w:name="Xb453c1af0fe1cc67261921e51d334e08c344a3e"/>
+    <w:bookmarkStart w:id="149" w:name="Xb453c1af0fe1cc67261921e51d334e08c344a3e"/>
     <w:p>
       <w:pPr>
         <w:pStyle w:val="Heading1"/>
@@ -128,8 +128,16 @@
             <w:pPr>
               <w:pStyle w:val="Compact"/>
             </w:pPr>
-            <w:r>
-              <w:t xml:space="preserve">Hafta 3’ten AES-GCM, HMAC, anahtar türetme ve TLS’in ne yaptığı; terminalde</w:t>
+            <w:hyperlink r:id="rId20">
+              <w:r>
+                <w:rPr>
+                  <w:rStyle w:val="Hyperlink"/>
+                </w:rPr>
+                <w:t xml:space="preserve">Hafta 3</w:t>
+              </w:r>
+            </w:hyperlink>
+            <w:r>
+              <w:t xml:space="preserve">’ten AES-GCM, HMAC, anahtar türetme ve TLS’in ne yaptığı; terminalde</w:t>
             </w:r>
             <w:r>
               <w:t xml:space="preserve"> </w:t>
@@ -171,7 +179,7 @@
             <w:pPr>
               <w:pStyle w:val="Compact"/>
             </w:pPr>
-            <w:hyperlink r:id="rId20">
+            <w:hyperlink r:id="rId21">
               <w:r>
                 <w:rPr>
                   <w:rStyle w:val="VerbatimChar"/>
@@ -693,7 +701,7 @@
         <w:t xml:space="preserve"> </w:t>
       </w:r>
       <w:r>
-        <w:t xml:space="preserve">karşılaştırmak; dolgu kâhini saldırısının neden</w:t>
+        <w:t xml:space="preserve">karşılaştırmak; dolgu kâhini (padding oracle) saldırısının neden</w:t>
       </w:r>
       <w:r>
         <w:t xml:space="preserve"> </w:t>
@@ -856,7 +864,7 @@
         <w:t xml:space="preserve"> </w:t>
       </w:r>
       <w:r>
-        <w:t xml:space="preserve">(CRL, OCSP, OCSP zımbalama) açıklamak ve anahtarları bir yazılım HSM’inde (</w:t>
+        <w:t xml:space="preserve">(CRL, OCSP, OCSP yanıtını iliştirme (OCSP stapling)) açıklamak ve anahtarları bir yazılım HSM’inde (</w:t>
       </w:r>
       <w:r>
         <w:rPr>
@@ -1002,7 +1010,7 @@
               <w:pStyle w:val="Compact"/>
             </w:pPr>
             <w:r>
-              <w:t xml:space="preserve">Blok şifre kipleri ve dolgu; MAC, HMAC, şifrele-sonra-MAC, yeniden oynatma</w:t>
+              <w:t xml:space="preserve">Blok şifre kipleri ve dolgu; MAC, HMAC, önce şifrele, sonra MAC (encrypt-then-MAC), yeniden oynatma</w:t>
             </w:r>
           </w:p>
         </w:tc>
@@ -1587,7 +1595,7 @@
         </w:pict>
       </w:r>
     </w:p>
-    <w:bookmarkStart w:id="37" w:name="temel-kavramlar-sıfırdan"/>
+    <w:bookmarkStart w:id="30" w:name="temel-kavramlar-sıfırdan"/>
     <w:p>
       <w:pPr>
         <w:pStyle w:val="Heading2"/>
@@ -1601,29 +1609,22 @@
         <w:pStyle w:val="FirstParagraph"/>
       </w:pPr>
       <w:r>
-        <w:t xml:space="preserve">Bu bölüm</w:t>
-      </w:r>
-      <w:r>
-        <w:t xml:space="preserve"> </w:t>
-      </w:r>
-      <w:r>
-        <w:rPr>
-          <w:b/>
-          <w:bCs/>
-        </w:rPr>
-        <w:t xml:space="preserve">hiçbir ön bilgi varsaymaz</w:t>
-      </w:r>
-      <w:r>
-        <w:t xml:space="preserve">. Haftanın geri kalanında kullanacağımız terimleri sıfırdan tanımlıyoruz. Bir terimi bilmiyorsanız önce burayı okuyun; sonraki bölümler bunların üzerine kurulur.</w:t>
-      </w:r>
-    </w:p>
-    <w:bookmarkStart w:id="21" w:name="simetrik-vs-asimetrik-hatırlatma"/>
+        <w:t xml:space="preserve">Bu bölüm haftaya hazırlık içindir. Önce bu haftanın dayandığı önceki konuları kısaca hatırlatır; sonra bu haftanın</w:t>
+      </w:r>
+      <w:r>
+        <w:t xml:space="preserve"> </w:t>
+      </w:r>
+      <w:r>
+        <w:t xml:space="preserve">kavramlarını birer cümleyle tanımlayıp her birini ayrıntılı anlatıldığı bölüme bağlar.</w:t>
+      </w:r>
+    </w:p>
+    <w:bookmarkStart w:id="27" w:name="önceki-haftalardan-gelenler"/>
     <w:p>
       <w:pPr>
         <w:pStyle w:val="Heading3"/>
       </w:pPr>
       <w:r>
-        <w:t xml:space="preserve">Simetrik vs asimetrik (hatırlatma)</w:t>
+        <w:t xml:space="preserve">Önceki haftalardan gelenler</w:t>
       </w:r>
     </w:p>
     <w:p>
@@ -1639,13 +1640,42 @@
           <w:b/>
           <w:bCs/>
         </w:rPr>
-        <w:t xml:space="preserve">Simetrik:</w:t>
-      </w:r>
-      <w:r>
-        <w:t xml:space="preserve"> </w:t>
-      </w:r>
-      <w:r>
-        <w:t xml:space="preserve">tek anahtar, şifrele ve çöz (AES). Hızlı.</w:t>
+        <w:t xml:space="preserve">Simetrik ve asimetrik şifreleme</w:t>
+      </w:r>
+      <w:r>
+        <w:t xml:space="preserve"> </w:t>
+      </w:r>
+      <w:r>
+        <w:t xml:space="preserve">— simetrik şifreleme iki tarafın paylaştığı tek bir anahtarla hızlı çalışır;</w:t>
+      </w:r>
+      <w:r>
+        <w:t xml:space="preserve"> </w:t>
+      </w:r>
+      <w:r>
+        <w:t xml:space="preserve">asimetrik şifreleme açık ve özel anahtar çiftiyle anahtar dağıtımını kolaylaştırır ama yavaştır</w:t>
+      </w:r>
+      <w:r>
+        <w:t xml:space="preserve"> </w:t>
+      </w:r>
+      <w:r>
+        <w:t xml:space="preserve">(</w:t>
+      </w:r>
+      <w:hyperlink r:id="rId22">
+        <w:r>
+          <w:rPr>
+            <w:rStyle w:val="Hyperlink"/>
+          </w:rPr>
+          <w:t xml:space="preserve">Hafta 3, §2.2</w:t>
+        </w:r>
+      </w:hyperlink>
+      <w:r>
+        <w:t xml:space="preserve">). Bu hafta</w:t>
+      </w:r>
+      <w:r>
+        <w:t xml:space="preserve"> </w:t>
+      </w:r>
+      <w:r>
+        <w:t xml:space="preserve">asimetrik tarafın matematiğini (RSA, ECC — §4) ve simetrik tarafın doğru kip/dolgu seçimini (§2) derinleştiriyoruz.</w:t>
       </w:r>
     </w:p>
     <w:p>
@@ -1661,13 +1691,48 @@
           <w:b/>
           <w:bCs/>
         </w:rPr>
-        <w:t xml:space="preserve">Asimetrik:</w:t>
-      </w:r>
-      <w:r>
-        <w:t xml:space="preserve"> </w:t>
-      </w:r>
-      <w:r>
-        <w:t xml:space="preserve">açık + gizli anahtar çifti (RSA, ECC). Yavaş ama anahtar dağıtımı kolay.</w:t>
+        <w:t xml:space="preserve">AEAD</w:t>
+      </w:r>
+      <w:r>
+        <w:t xml:space="preserve"> </w:t>
+      </w:r>
+      <w:r>
+        <w:t xml:space="preserve">— kimlik doğrulamalı şifreleme, veriyi tek bir çağrıda hem şifreleyip hem de değişmediğini kanıtlayan bir</w:t>
+      </w:r>
+      <w:r>
+        <w:t xml:space="preserve"> </w:t>
+      </w:r>
+      <w:r>
+        <w:t xml:space="preserve">etiket üreterek gizlilik ve bütünlüğü birlikte sağlar</w:t>
+      </w:r>
+      <w:r>
+        <w:t xml:space="preserve"> </w:t>
+      </w:r>
+      <w:r>
+        <w:t xml:space="preserve">(</w:t>
+      </w:r>
+      <w:hyperlink r:id="rId23">
+        <w:r>
+          <w:rPr>
+            <w:rStyle w:val="Hyperlink"/>
+          </w:rPr>
+          <w:t xml:space="preserve">Hafta 3, §2.1</w:t>
+        </w:r>
+      </w:hyperlink>
+      <w:r>
+        <w:t xml:space="preserve">).</w:t>
+      </w:r>
+      <w:r>
+        <w:t xml:space="preserve"> </w:t>
+      </w:r>
+      <w:r>
+        <w:t xml:space="preserve">Bu hafta AEAD’in içindeki kip (GCM) ile ondan uzak durulması gereken alternatiflerin (ECB, CBC) neden farklı</w:t>
+      </w:r>
+      <w:r>
+        <w:t xml:space="preserve"> </w:t>
+      </w:r>
+      <w:r>
+        <w:t xml:space="preserve">güvenlik verdiğini gösteriyoruz (§2).</w:t>
       </w:r>
     </w:p>
     <w:p>
@@ -1679,30 +1744,46 @@
         </w:numPr>
       </w:pPr>
       <w:r>
-        <w:t xml:space="preserve">Pratikte</w:t>
-      </w:r>
-      <w:r>
-        <w:t xml:space="preserve"> </w:t>
-      </w:r>
-      <w:r>
-        <w:rPr>
-          <w:b/>
-          <w:bCs/>
-        </w:rPr>
-        <w:t xml:space="preserve">birlikte</w:t>
-      </w:r>
-      <w:r>
-        <w:t xml:space="preserve">: asimetrik ile anahtar taşı, simetrik ile veri şifrele.</w:t>
-      </w:r>
-    </w:p>
-    <w:bookmarkEnd w:id="21"/>
-    <w:bookmarkStart w:id="22" w:name="blok-şifre-ve-kip"/>
-    <w:p>
-      <w:pPr>
-        <w:pStyle w:val="Heading3"/>
-      </w:pPr>
-      <w:r>
-        <w:t xml:space="preserve">Blok şifre ve kip</w:t>
+        <w:rPr>
+          <w:b/>
+          <w:bCs/>
+        </w:rPr>
+        <w:t xml:space="preserve">Özet (hash), MAC ve dijital imza</w:t>
+      </w:r>
+      <w:r>
+        <w:t xml:space="preserve"> </w:t>
+      </w:r>
+      <w:r>
+        <w:t xml:space="preserve">— özet veriden hesaplanan tek yönlü bir parmak izidir; MAC paylaşılan bir</w:t>
+      </w:r>
+      <w:r>
+        <w:t xml:space="preserve"> </w:t>
+      </w:r>
+      <w:r>
+        <w:t xml:space="preserve">anahtarla, dijital imza ise açık/özel anahtar çiftiyle mesajın değişmediğini kanıtlar</w:t>
+      </w:r>
+      <w:r>
+        <w:t xml:space="preserve"> </w:t>
+      </w:r>
+      <w:r>
+        <w:t xml:space="preserve">(</w:t>
+      </w:r>
+      <w:hyperlink r:id="rId24">
+        <w:r>
+          <w:rPr>
+            <w:rStyle w:val="Hyperlink"/>
+          </w:rPr>
+          <w:t xml:space="preserve">Hafta 3, §2.4</w:t>
+        </w:r>
+      </w:hyperlink>
+      <w:r>
+        <w:t xml:space="preserve">). Bu hafta HMAC’in iç yapısını</w:t>
+      </w:r>
+      <w:r>
+        <w:t xml:space="preserve"> </w:t>
+      </w:r>
+      <w:r>
+        <w:t xml:space="preserve">ve şifrelemeyle doğru birleştirme sırasını (§3), imza doğrulamasının pratikteki tuzaklarını (§5) işliyoruz.</w:t>
       </w:r>
     </w:p>
     <w:p>
@@ -1710,7 +1791,7 @@
         <w:pStyle w:val="Compact"/>
         <w:numPr>
           <w:ilvl w:val="0"/>
-          <w:numId w:val="1003"/>
+          <w:numId w:val="1002"/>
         </w:numPr>
       </w:pPr>
       <w:r>
@@ -1718,13 +1799,42 @@
           <w:b/>
           <w:bCs/>
         </w:rPr>
-        <w:t xml:space="preserve">Blok şifre:</w:t>
-      </w:r>
-      <w:r>
-        <w:t xml:space="preserve"> </w:t>
-      </w:r>
-      <w:r>
-        <w:t xml:space="preserve">sabit boyutlu bloğu şifreler (AES: 16 bayt).</w:t>
+        <w:t xml:space="preserve">İleri gizlilik (forward secrecy)</w:t>
+      </w:r>
+      <w:r>
+        <w:t xml:space="preserve"> </w:t>
+      </w:r>
+      <w:r>
+        <w:t xml:space="preserve">— oturum için türetilen anahtarın kullanımdan sonra silinmesiyle, bugünkü</w:t>
+      </w:r>
+      <w:r>
+        <w:t xml:space="preserve"> </w:t>
+      </w:r>
+      <w:r>
+        <w:t xml:space="preserve">anahtar sızsa bile geçmiş oturumların çözülememesidir</w:t>
+      </w:r>
+      <w:r>
+        <w:t xml:space="preserve"> </w:t>
+      </w:r>
+      <w:r>
+        <w:t xml:space="preserve">(</w:t>
+      </w:r>
+      <w:hyperlink r:id="rId25">
+        <w:r>
+          <w:rPr>
+            <w:rStyle w:val="Hyperlink"/>
+          </w:rPr>
+          <w:t xml:space="preserve">Hafta 3, §7.1</w:t>
+        </w:r>
+      </w:hyperlink>
+      <w:r>
+        <w:t xml:space="preserve">). Bu hafta bunun temelindeki</w:t>
+      </w:r>
+      <w:r>
+        <w:t xml:space="preserve"> </w:t>
+      </w:r>
+      <w:r>
+        <w:t xml:space="preserve">Diffie–Hellman anahtar değişimini ve kimlik doğrulamasını sıfırdan kuruyoruz (§6).</w:t>
       </w:r>
     </w:p>
     <w:p>
@@ -1732,7 +1842,7 @@
         <w:pStyle w:val="Compact"/>
         <w:numPr>
           <w:ilvl w:val="0"/>
-          <w:numId w:val="1003"/>
+          <w:numId w:val="1002"/>
         </w:numPr>
       </w:pPr>
       <w:r>
@@ -1740,1064 +1850,507 @@
           <w:b/>
           <w:bCs/>
         </w:rPr>
-        <w:t xml:space="preserve">Kip (mode):</w:t>
-      </w:r>
-      <w:r>
-        <w:t xml:space="preserve"> </w:t>
-      </w:r>
-      <w:r>
-        <w:t xml:space="preserve">blokları</w:t>
-      </w:r>
-      <w:r>
-        <w:t xml:space="preserve"> </w:t>
-      </w:r>
-      <w:r>
-        <w:rPr>
-          <w:b/>
-          <w:bCs/>
-        </w:rPr>
-        <w:t xml:space="preserve">nasıl</w:t>
-      </w:r>
-      <w:r>
-        <w:t xml:space="preserve"> </w:t>
-      </w:r>
-      <w:r>
-        <w:t xml:space="preserve">zincirleyeceğimiz (CBC, GCM…).</w:t>
-      </w:r>
-    </w:p>
-    <w:p>
-      <w:pPr>
-        <w:pStyle w:val="Compact"/>
-        <w:numPr>
-          <w:ilvl w:val="0"/>
-          <w:numId w:val="1003"/>
-        </w:numPr>
-      </w:pPr>
-      <w:r>
-        <w:t xml:space="preserve">Kip seçimi güvenliğin</w:t>
-      </w:r>
-      <w:r>
-        <w:t xml:space="preserve"> </w:t>
-      </w:r>
-      <w:r>
-        <w:rPr>
-          <w:b/>
-          <w:bCs/>
-        </w:rPr>
-        <w:t xml:space="preserve">kalbidir</w:t>
-      </w:r>
-      <w:r>
-        <w:t xml:space="preserve">.</w:t>
-      </w:r>
-    </w:p>
-    <w:bookmarkEnd w:id="22"/>
-    <w:bookmarkStart w:id="23" w:name="dolgu-padding"/>
+        <w:t xml:space="preserve">TLS sertifika doğrulama</w:t>
+      </w:r>
+      <w:r>
+        <w:t xml:space="preserve"> </w:t>
+      </w:r>
+      <w:r>
+        <w:t xml:space="preserve">— istemcinin bir sunucu sertifikasını zincir, geçerlilik tarihi, kullanım amacı ve ad</w:t>
+      </w:r>
+      <w:r>
+        <w:t xml:space="preserve"> </w:t>
+      </w:r>
+      <w:r>
+        <w:t xml:space="preserve">açısından denetlemesidir</w:t>
+      </w:r>
+      <w:r>
+        <w:t xml:space="preserve"> </w:t>
+      </w:r>
+      <w:r>
+        <w:t xml:space="preserve">(</w:t>
+      </w:r>
+      <w:hyperlink r:id="rId26">
+        <w:r>
+          <w:rPr>
+            <w:rStyle w:val="Hyperlink"/>
+          </w:rPr>
+          <w:t xml:space="preserve">Hafta 3, §9.2</w:t>
+        </w:r>
+      </w:hyperlink>
+      <w:r>
+        <w:t xml:space="preserve">). Bu hafta bu</w:t>
+      </w:r>
+      <w:r>
+        <w:t xml:space="preserve"> </w:t>
+      </w:r>
+      <w:r>
+        <w:t xml:space="preserve">doğrulamanın dayandığı PKI, X.509 ve iptal (CRL/OCSP) mekanizmalarını baştan kuruyoruz (§7–10).</w:t>
+      </w:r>
+    </w:p>
+    <w:bookmarkEnd w:id="27"/>
+    <w:bookmarkStart w:id="28" w:name="bu-haftanın-kavram-haritası"/>
     <w:p>
       <w:pPr>
         <w:pStyle w:val="Heading3"/>
       </w:pPr>
       <w:r>
-        <w:t xml:space="preserve">Dolgu (padding)</w:t>
-      </w:r>
-    </w:p>
-    <w:p>
-      <w:pPr>
-        <w:pStyle w:val="Compact"/>
-        <w:numPr>
-          <w:ilvl w:val="0"/>
-          <w:numId w:val="1004"/>
-        </w:numPr>
-      </w:pPr>
-      <w:r>
-        <w:rPr>
-          <w:b/>
-          <w:bCs/>
-        </w:rPr>
-        <w:t xml:space="preserve">Dolgu:</w:t>
-      </w:r>
-      <w:r>
-        <w:t xml:space="preserve"> </w:t>
-      </w:r>
-      <w:r>
-        <w:t xml:space="preserve">veri blok boyutunun katı değilse tamamlama.</w:t>
-      </w:r>
-    </w:p>
-    <w:p>
-      <w:pPr>
-        <w:pStyle w:val="Compact"/>
-        <w:numPr>
-          <w:ilvl w:val="0"/>
-          <w:numId w:val="1004"/>
-        </w:numPr>
-      </w:pPr>
-      <w:r>
-        <w:t xml:space="preserve">Bazı kiplerde gerekir (CBC), bazılarında</w:t>
-      </w:r>
-      <w:r>
-        <w:t xml:space="preserve"> </w:t>
-      </w:r>
-      <w:r>
-        <w:rPr>
-          <w:b/>
-          <w:bCs/>
-        </w:rPr>
-        <w:t xml:space="preserve">yok</w:t>
-      </w:r>
-      <w:r>
-        <w:t xml:space="preserve"> </w:t>
-      </w:r>
-      <w:r>
-        <w:t xml:space="preserve">(GCM).</w:t>
-      </w:r>
-    </w:p>
-    <w:p>
-      <w:pPr>
-        <w:pStyle w:val="Compact"/>
-        <w:numPr>
-          <w:ilvl w:val="0"/>
-          <w:numId w:val="1004"/>
-        </w:numPr>
-      </w:pPr>
-      <w:r>
-        <w:t xml:space="preserve">Yanlış dolgu işleme →</w:t>
-      </w:r>
-      <w:r>
-        <w:t xml:space="preserve"> </w:t>
-      </w:r>
-      <w:r>
-        <w:rPr>
-          <w:b/>
-          <w:bCs/>
-        </w:rPr>
-        <w:t xml:space="preserve">dolgu kâhini</w:t>
-      </w:r>
-      <w:r>
-        <w:t xml:space="preserve"> </w:t>
-      </w:r>
-      <w:r>
-        <w:t xml:space="preserve">saldırısı.</w:t>
-      </w:r>
-    </w:p>
-    <w:bookmarkEnd w:id="23"/>
-    <w:bookmarkStart w:id="24" w:name="aead-nedir"/>
-    <w:p>
-      <w:pPr>
-        <w:pStyle w:val="Heading3"/>
-      </w:pPr>
-      <w:r>
-        <w:t xml:space="preserve">AEAD nedir?</w:t>
-      </w:r>
-    </w:p>
-    <w:p>
-      <w:pPr>
-        <w:pStyle w:val="Compact"/>
-        <w:numPr>
-          <w:ilvl w:val="0"/>
-          <w:numId w:val="1005"/>
-        </w:numPr>
-      </w:pPr>
-      <w:r>
-        <w:rPr>
-          <w:b/>
-          <w:bCs/>
-        </w:rPr>
-        <w:t xml:space="preserve">AEAD (Authenticated Encryption with Associated Data):</w:t>
-      </w:r>
-      <w:r>
-        <w:t xml:space="preserve"> </w:t>
-      </w:r>
-      <w:r>
-        <w:t xml:space="preserve">gizlilik</w:t>
-      </w:r>
-      <w:r>
-        <w:t xml:space="preserve"> </w:t>
-      </w:r>
-      <w:r>
-        <w:rPr>
-          <w:b/>
-          <w:bCs/>
-        </w:rPr>
-        <w:t xml:space="preserve">+</w:t>
-      </w:r>
-      <w:r>
-        <w:t xml:space="preserve"> </w:t>
-      </w:r>
-      <w:r>
-        <w:t xml:space="preserve">bütünlüğü</w:t>
-      </w:r>
-      <w:r>
-        <w:t xml:space="preserve"> </w:t>
-      </w:r>
-      <w:r>
-        <w:rPr>
-          <w:b/>
-          <w:bCs/>
-        </w:rPr>
-        <w:t xml:space="preserve">birlikte</w:t>
-      </w:r>
-      <w:r>
-        <w:t xml:space="preserve"> </w:t>
-      </w:r>
-      <w:r>
-        <w:t xml:space="preserve">veren şifreleme.</w:t>
-      </w:r>
-    </w:p>
-    <w:p>
-      <w:pPr>
-        <w:pStyle w:val="Compact"/>
-        <w:numPr>
-          <w:ilvl w:val="0"/>
-          <w:numId w:val="1005"/>
-        </w:numPr>
-      </w:pPr>
-      <w:r>
-        <w:t xml:space="preserve">Örnek: AES-GCM, ChaCha20-Poly1305.</w:t>
-      </w:r>
-    </w:p>
-    <w:p>
-      <w:pPr>
-        <w:pStyle w:val="Compact"/>
-        <w:numPr>
-          <w:ilvl w:val="0"/>
-          <w:numId w:val="1005"/>
-        </w:numPr>
-      </w:pPr>
-      <w:r>
-        <w:t xml:space="preserve">Modern tercih: ayrı MAC uğraşma, AEAD kullan.</w:t>
-      </w:r>
-    </w:p>
-    <w:bookmarkEnd w:id="24"/>
-    <w:bookmarkStart w:id="25" w:name="mac-ve-hmac"/>
-    <w:p>
-      <w:pPr>
-        <w:pStyle w:val="Heading3"/>
-      </w:pPr>
-      <w:r>
-        <w:t xml:space="preserve">MAC ve HMAC</w:t>
-      </w:r>
-    </w:p>
-    <w:p>
-      <w:pPr>
-        <w:pStyle w:val="Compact"/>
-        <w:numPr>
-          <w:ilvl w:val="0"/>
-          <w:numId w:val="1006"/>
-        </w:numPr>
-      </w:pPr>
-      <w:r>
-        <w:rPr>
-          <w:b/>
-          <w:bCs/>
-        </w:rPr>
-        <w:t xml:space="preserve">MAC (Message Authentication Code):</w:t>
-      </w:r>
-      <w:r>
-        <w:t xml:space="preserve"> </w:t>
-      </w:r>
-      <w:r>
-        <w:t xml:space="preserve">bir mesajın</w:t>
-      </w:r>
-      <w:r>
-        <w:t xml:space="preserve"> </w:t>
-      </w:r>
-      <w:r>
-        <w:rPr>
-          <w:b/>
-          <w:bCs/>
-        </w:rPr>
-        <w:t xml:space="preserve">değişmediğini</w:t>
-      </w:r>
-      <w:r>
-        <w:t xml:space="preserve"> </w:t>
-      </w:r>
-      <w:r>
-        <w:t xml:space="preserve">ve doğru taraftan geldiğini kanıtlayan etiket (simetrik).</w:t>
-      </w:r>
-    </w:p>
-    <w:p>
-      <w:pPr>
-        <w:pStyle w:val="Compact"/>
-        <w:numPr>
-          <w:ilvl w:val="0"/>
-          <w:numId w:val="1006"/>
-        </w:numPr>
-      </w:pPr>
-      <w:r>
-        <w:rPr>
-          <w:b/>
-          <w:bCs/>
-        </w:rPr>
-        <w:t xml:space="preserve">HMAC:</w:t>
-      </w:r>
-      <w:r>
-        <w:t xml:space="preserve"> </w:t>
-      </w:r>
-      <w:r>
-        <w:t xml:space="preserve">özet fonksiyonuna dayalı yaygın bir MAC.</w:t>
-      </w:r>
-    </w:p>
-    <w:p>
-      <w:pPr>
-        <w:pStyle w:val="Compact"/>
-        <w:numPr>
-          <w:ilvl w:val="0"/>
-          <w:numId w:val="1006"/>
-        </w:numPr>
-      </w:pPr>
-      <w:r>
-        <w:t xml:space="preserve">Bütünlük için.</w:t>
-      </w:r>
-    </w:p>
-    <w:bookmarkEnd w:id="25"/>
-    <w:bookmarkStart w:id="26" w:name="özet-hash"/>
-    <w:p>
-      <w:pPr>
-        <w:pStyle w:val="Heading3"/>
-      </w:pPr>
-      <w:r>
-        <w:t xml:space="preserve">Özet (hash)</w:t>
-      </w:r>
-    </w:p>
-    <w:p>
-      <w:pPr>
-        <w:pStyle w:val="Compact"/>
-        <w:numPr>
-          <w:ilvl w:val="0"/>
-          <w:numId w:val="1007"/>
-        </w:numPr>
-      </w:pPr>
-      <w:r>
-        <w:rPr>
-          <w:b/>
-          <w:bCs/>
-        </w:rPr>
-        <w:t xml:space="preserve">Özet:</w:t>
-      </w:r>
-      <w:r>
-        <w:t xml:space="preserve"> </w:t>
-      </w:r>
-      <w:r>
-        <w:t xml:space="preserve">veriden hesaplanan sabit parmak izi (SHA-256).</w:t>
-      </w:r>
-    </w:p>
-    <w:p>
-      <w:pPr>
-        <w:pStyle w:val="Compact"/>
-        <w:numPr>
-          <w:ilvl w:val="0"/>
-          <w:numId w:val="1007"/>
-        </w:numPr>
-      </w:pPr>
-      <w:r>
-        <w:t xml:space="preserve">Tek yönlü: özetten veri geri gelmez.</w:t>
-      </w:r>
-    </w:p>
-    <w:p>
-      <w:pPr>
-        <w:pStyle w:val="Compact"/>
-        <w:numPr>
-          <w:ilvl w:val="0"/>
-          <w:numId w:val="1007"/>
-        </w:numPr>
-      </w:pPr>
-      <w:r>
-        <w:t xml:space="preserve">İmza ve MAC’in yapı taşı.</w:t>
-      </w:r>
-    </w:p>
-    <w:bookmarkEnd w:id="26"/>
-    <w:bookmarkStart w:id="27" w:name="dijital-imza"/>
-    <w:p>
-      <w:pPr>
-        <w:pStyle w:val="Heading3"/>
-      </w:pPr>
-      <w:r>
-        <w:t xml:space="preserve">Dijital imza</w:t>
-      </w:r>
-    </w:p>
-    <w:p>
-      <w:pPr>
-        <w:pStyle w:val="Compact"/>
-        <w:numPr>
-          <w:ilvl w:val="0"/>
-          <w:numId w:val="1008"/>
-        </w:numPr>
-      </w:pPr>
-      <w:r>
-        <w:rPr>
-          <w:b/>
-          <w:bCs/>
-        </w:rPr>
-        <w:t xml:space="preserve">İmza:</w:t>
-      </w:r>
-      <w:r>
-        <w:t xml:space="preserve"> </w:t>
-      </w:r>
-      <w:r>
-        <w:t xml:space="preserve">asimetrik;</w:t>
-      </w:r>
-      <w:r>
-        <w:t xml:space="preserve"> </w:t>
-      </w:r>
-      <w:r>
-        <w:rPr>
-          <w:b/>
-          <w:bCs/>
-        </w:rPr>
-        <w:t xml:space="preserve">gizli</w:t>
-      </w:r>
-      <w:r>
-        <w:t xml:space="preserve"> </w:t>
-      </w:r>
-      <w:r>
-        <w:t xml:space="preserve">anahtarla imzala,</w:t>
-      </w:r>
-      <w:r>
-        <w:t xml:space="preserve"> </w:t>
-      </w:r>
-      <w:r>
-        <w:rPr>
-          <w:b/>
-          <w:bCs/>
-        </w:rPr>
-        <w:t xml:space="preserve">açık</w:t>
-      </w:r>
-      <w:r>
-        <w:t xml:space="preserve"> </w:t>
-      </w:r>
-      <w:r>
-        <w:t xml:space="preserve">anahtarla doğrula.</w:t>
-      </w:r>
-    </w:p>
-    <w:p>
-      <w:pPr>
-        <w:pStyle w:val="Compact"/>
-        <w:numPr>
-          <w:ilvl w:val="0"/>
-          <w:numId w:val="1008"/>
-        </w:numPr>
-      </w:pPr>
-      <w:r>
-        <w:t xml:space="preserve">Sağlar: bütünlük +</w:t>
-      </w:r>
-      <w:r>
-        <w:t xml:space="preserve"> </w:t>
-      </w:r>
-      <w:r>
-        <w:rPr>
-          <w:b/>
-          <w:bCs/>
-        </w:rPr>
-        <w:t xml:space="preserve">inkâr edilemezlik</w:t>
-      </w:r>
-      <w:r>
-        <w:t xml:space="preserve"> </w:t>
-      </w:r>
-      <w:r>
-        <w:t xml:space="preserve">(kim imzaladı).</w:t>
-      </w:r>
-    </w:p>
-    <w:p>
-      <w:pPr>
-        <w:pStyle w:val="Compact"/>
-        <w:numPr>
-          <w:ilvl w:val="0"/>
-          <w:numId w:val="1008"/>
-        </w:numPr>
-      </w:pPr>
-      <w:r>
-        <w:t xml:space="preserve">MAC’ten farkı: asimetrik, herkes doğrulayabilir.</w:t>
-      </w:r>
-    </w:p>
-    <w:bookmarkEnd w:id="27"/>
-    <w:bookmarkStart w:id="28" w:name="rsa-ve-eliptik-eğri-ecc"/>
-    <w:p>
-      <w:pPr>
-        <w:pStyle w:val="Heading3"/>
-      </w:pPr>
-      <w:r>
-        <w:t xml:space="preserve">RSA ve eliptik eğri (ECC)</w:t>
-      </w:r>
-    </w:p>
-    <w:p>
-      <w:pPr>
-        <w:pStyle w:val="Compact"/>
-        <w:numPr>
-          <w:ilvl w:val="0"/>
-          <w:numId w:val="1009"/>
-        </w:numPr>
-      </w:pPr>
-      <w:r>
-        <w:rPr>
-          <w:b/>
-          <w:bCs/>
-        </w:rPr>
-        <w:t xml:space="preserve">RSA:</w:t>
-      </w:r>
-      <w:r>
-        <w:t xml:space="preserve"> </w:t>
-      </w:r>
-      <w:r>
-        <w:t xml:space="preserve">klasik asimetrik; büyük anahtarlar (2048+ bit).</w:t>
-      </w:r>
-    </w:p>
-    <w:p>
-      <w:pPr>
-        <w:pStyle w:val="Compact"/>
-        <w:numPr>
-          <w:ilvl w:val="0"/>
-          <w:numId w:val="1009"/>
-        </w:numPr>
-      </w:pPr>
-      <w:r>
-        <w:rPr>
-          <w:b/>
-          <w:bCs/>
-        </w:rPr>
-        <w:t xml:space="preserve">ECC:</w:t>
-      </w:r>
-      <w:r>
-        <w:t xml:space="preserve"> </w:t>
-      </w:r>
-      <w:r>
-        <w:t xml:space="preserve">eliptik eğri; aynı güvenlik</w:t>
-      </w:r>
-      <w:r>
-        <w:t xml:space="preserve"> </w:t>
-      </w:r>
-      <w:r>
-        <w:rPr>
-          <w:b/>
-          <w:bCs/>
-        </w:rPr>
-        <w:t xml:space="preserve">daha küçük</w:t>
-      </w:r>
-      <w:r>
-        <w:t xml:space="preserve"> </w:t>
-      </w:r>
-      <w:r>
-        <w:t xml:space="preserve">anahtarla (Ed25519, X25519).</w:t>
-      </w:r>
-    </w:p>
-    <w:p>
-      <w:pPr>
-        <w:pStyle w:val="Compact"/>
-        <w:numPr>
-          <w:ilvl w:val="0"/>
-          <w:numId w:val="1009"/>
-        </w:numPr>
-      </w:pPr>
-      <w:r>
-        <w:t xml:space="preserve">Modern tercih giderek ECC.</w:t>
-      </w:r>
-    </w:p>
+        <w:t xml:space="preserve">Bu haftanın kavram haritası</w:t>
+      </w:r>
+    </w:p>
+    <w:tbl>
+      <w:tblPr>
+        <w:tblStyle w:val="Table"/>
+        <w:tblW w:type="pct" w:w="5000"/>
+        <w:tblLayout w:type="fixed"/>
+        <w:tblLook w:firstRow="1" w:lastRow="0" w:firstColumn="0" w:lastColumn="0" w:noHBand="0" w:noVBand="0" w:val="0020"/>
+      </w:tblPr>
+      <w:tblGrid>
+        <w:gridCol w:w="2640"/>
+        <w:gridCol w:w="2640"/>
+        <w:gridCol w:w="2640"/>
+      </w:tblGrid>
+      <w:tr>
+        <w:trPr>
+          <w:tblHeader w:val="on"/>
+        </w:trPr>
+        <w:tc>
+          <w:tcPr/>
+          <w:p>
+            <w:pPr>
+              <w:pStyle w:val="Compact"/>
+            </w:pPr>
+            <w:r>
+              <w:t xml:space="preserve">Kavram</w:t>
+            </w:r>
+          </w:p>
+        </w:tc>
+        <w:tc>
+          <w:tcPr/>
+          <w:p>
+            <w:pPr>
+              <w:pStyle w:val="Compact"/>
+            </w:pPr>
+            <w:r>
+              <w:t xml:space="preserve">Bir cümlede</w:t>
+            </w:r>
+          </w:p>
+        </w:tc>
+        <w:tc>
+          <w:tcPr/>
+          <w:p>
+            <w:pPr>
+              <w:pStyle w:val="Compact"/>
+            </w:pPr>
+            <w:r>
+              <w:t xml:space="preserve">Ayrıntısı</w:t>
+            </w:r>
+          </w:p>
+        </w:tc>
+      </w:tr>
+      <w:tr>
+        <w:tc>
+          <w:tcPr/>
+          <w:p>
+            <w:pPr>
+              <w:pStyle w:val="Compact"/>
+            </w:pPr>
+            <w:r>
+              <w:t xml:space="preserve">Blok şifre kipleri ve dolgu</w:t>
+            </w:r>
+          </w:p>
+        </w:tc>
+        <w:tc>
+          <w:tcPr/>
+          <w:p>
+            <w:pPr>
+              <w:pStyle w:val="Compact"/>
+            </w:pPr>
+            <w:r>
+              <w:t xml:space="preserve">Bir blok şifre sabit boyutlu bir bloğu şifreler; bu blokları uzun bir mesaja uygulama yöntemine kip denir ve mesaj blok boyutunun katı değilse dolgu ile tamamlanır; kip ve dolgu seçimi algoritmanın kendisi kadar güvenliği belirler.</w:t>
+            </w:r>
+          </w:p>
+        </w:tc>
+        <w:tc>
+          <w:tcPr/>
+          <w:p>
+            <w:pPr>
+              <w:pStyle w:val="Compact"/>
+            </w:pPr>
+            <w:hyperlink w:anchor="Xc479549035674c5ecece7e2955f0af2e00f6647">
+              <w:r>
+                <w:rPr>
+                  <w:rStyle w:val="Hyperlink"/>
+                </w:rPr>
+                <w:t xml:space="preserve">§2</w:t>
+              </w:r>
+            </w:hyperlink>
+          </w:p>
+        </w:tc>
+      </w:tr>
+      <w:tr>
+        <w:tc>
+          <w:tcPr/>
+          <w:p>
+            <w:pPr>
+              <w:pStyle w:val="Compact"/>
+            </w:pPr>
+            <w:r>
+              <w:t xml:space="preserve">MAC ve HMAC</w:t>
+            </w:r>
+          </w:p>
+        </w:tc>
+        <w:tc>
+          <w:tcPr/>
+          <w:p>
+            <w:pPr>
+              <w:pStyle w:val="Compact"/>
+            </w:pPr>
+            <w:r>
+              <w:t xml:space="preserve">MAC, gizli bir anahtar ve bir mesajdan, mesajın değişmediğini kanıtlayan kısa bir etiket üreten fonksiyondur; HMAC bunu bir özet fonksiyonundan iç içe iki çağrıyla türetmenin standart yoludur.</w:t>
+            </w:r>
+          </w:p>
+        </w:tc>
+        <w:tc>
+          <w:tcPr/>
+          <w:p>
+            <w:pPr>
+              <w:pStyle w:val="Compact"/>
+            </w:pPr>
+            <w:hyperlink w:anchor="X0c6649e5363ce639e62364debc489435a177755">
+              <w:r>
+                <w:rPr>
+                  <w:rStyle w:val="Hyperlink"/>
+                </w:rPr>
+                <w:t xml:space="preserve">§3</w:t>
+              </w:r>
+            </w:hyperlink>
+          </w:p>
+        </w:tc>
+      </w:tr>
+      <w:tr>
+        <w:tc>
+          <w:tcPr/>
+          <w:p>
+            <w:pPr>
+              <w:pStyle w:val="Compact"/>
+            </w:pPr>
+            <w:r>
+              <w:t xml:space="preserve">Asimetrik kriptografi: RSA ve ECC</w:t>
+            </w:r>
+          </w:p>
+        </w:tc>
+        <w:tc>
+          <w:tcPr/>
+          <w:p>
+            <w:pPr>
+              <w:pStyle w:val="Compact"/>
+            </w:pPr>
+            <w:r>
+              <w:t xml:space="preserve">RSA büyük tam sayıların çarpanlarına ayrılmasının, eliptik eğri kriptografisi (ECC) ise bir eğri üzerindeki ayrık logaritma probleminin zorluğuna dayanır; ECC aynı güvenliği çok daha kısa anahtarla verir.</w:t>
+            </w:r>
+          </w:p>
+        </w:tc>
+        <w:tc>
+          <w:tcPr/>
+          <w:p>
+            <w:pPr>
+              <w:pStyle w:val="Compact"/>
+            </w:pPr>
+            <w:hyperlink w:anchor="X8d8bf003b1490be502d4daf33d725d874b9979a">
+              <w:r>
+                <w:rPr>
+                  <w:rStyle w:val="Hyperlink"/>
+                </w:rPr>
+                <w:t xml:space="preserve">§4</w:t>
+              </w:r>
+            </w:hyperlink>
+          </w:p>
+        </w:tc>
+      </w:tr>
+      <w:tr>
+        <w:tc>
+          <w:tcPr/>
+          <w:p>
+            <w:pPr>
+              <w:pStyle w:val="Compact"/>
+            </w:pPr>
+            <w:r>
+              <w:t xml:space="preserve">Dijital imza</w:t>
+            </w:r>
+          </w:p>
+        </w:tc>
+        <w:tc>
+          <w:tcPr/>
+          <w:p>
+            <w:pPr>
+              <w:pStyle w:val="Compact"/>
+            </w:pPr>
+            <w:r>
+              <w:t xml:space="preserve">Bir mesajın belirli bir özel anahtarın sahibi tarafından oluşturulduğunu ve değiştirilmediğini, herkesin açık anahtarla doğrulayabildiği; MAC’ten farklı olarak inkâr edilemezlik de sağlayan bir mekanizmadır.</w:t>
+            </w:r>
+          </w:p>
+        </w:tc>
+        <w:tc>
+          <w:tcPr/>
+          <w:p>
+            <w:pPr>
+              <w:pStyle w:val="Compact"/>
+            </w:pPr>
+            <w:hyperlink w:anchor="Xe6ee3349b1ebbf3a06943ea5a4f755ad9065c13">
+              <w:r>
+                <w:rPr>
+                  <w:rStyle w:val="Hyperlink"/>
+                </w:rPr>
+                <w:t xml:space="preserve">§5</w:t>
+              </w:r>
+            </w:hyperlink>
+          </w:p>
+        </w:tc>
+      </w:tr>
+      <w:tr>
+        <w:tc>
+          <w:tcPr/>
+          <w:p>
+            <w:pPr>
+              <w:pStyle w:val="Compact"/>
+            </w:pPr>
+            <w:r>
+              <w:t xml:space="preserve">Diffie–Hellman (DH)</w:t>
+            </w:r>
+          </w:p>
+        </w:tc>
+        <w:tc>
+          <w:tcPr/>
+          <w:p>
+            <w:pPr>
+              <w:pStyle w:val="Compact"/>
+            </w:pPr>
+            <w:r>
+              <w:t xml:space="preserve">İki tarafın önceden hiçbir sır paylaşmadan, güvensiz bir kanal üzerinden ortak bir sırda anlaşmasını sağlayan bir anahtar değişimi yöntemidir; kimlik doğrulanmazsa araya girme saldırısına açıktır.</w:t>
+            </w:r>
+          </w:p>
+        </w:tc>
+        <w:tc>
+          <w:tcPr/>
+          <w:p>
+            <w:pPr>
+              <w:pStyle w:val="Compact"/>
+            </w:pPr>
+            <w:hyperlink w:anchor="Xc2a505625561ce7835998a566c7efae0fbcf8c1">
+              <w:r>
+                <w:rPr>
+                  <w:rStyle w:val="Hyperlink"/>
+                </w:rPr>
+                <w:t xml:space="preserve">§6</w:t>
+              </w:r>
+            </w:hyperlink>
+          </w:p>
+        </w:tc>
+      </w:tr>
+      <w:tr>
+        <w:tc>
+          <w:tcPr/>
+          <w:p>
+            <w:pPr>
+              <w:pStyle w:val="Compact"/>
+            </w:pPr>
+            <w:r>
+              <w:t xml:space="preserve">PKI ve CA</w:t>
+            </w:r>
+          </w:p>
+        </w:tc>
+        <w:tc>
+          <w:tcPr/>
+          <w:p>
+            <w:pPr>
+              <w:pStyle w:val="Compact"/>
+            </w:pPr>
+            <w:r>
+              <w:t xml:space="preserve">Açık anahtar altyapısı (PKI), bir açık anahtarın gerçekten iddia edilen sahibine ait olduğunu sertifika otoriteleri (CA) aracılığıyla doğrulayan kurallar, roller ve belgeler bütünüdür.</w:t>
+            </w:r>
+          </w:p>
+        </w:tc>
+        <w:tc>
+          <w:tcPr/>
+          <w:p>
+            <w:pPr>
+              <w:pStyle w:val="Compact"/>
+            </w:pPr>
+            <w:hyperlink w:anchor="Xb4101b31a35d636321f32d1d3d8b5940f874e32">
+              <w:r>
+                <w:rPr>
+                  <w:rStyle w:val="Hyperlink"/>
+                </w:rPr>
+                <w:t xml:space="preserve">§7</w:t>
+              </w:r>
+            </w:hyperlink>
+          </w:p>
+        </w:tc>
+      </w:tr>
+      <w:tr>
+        <w:tc>
+          <w:tcPr/>
+          <w:p>
+            <w:pPr>
+              <w:pStyle w:val="Compact"/>
+            </w:pPr>
+            <w:r>
+              <w:t xml:space="preserve">Sertifika ve X.509</w:t>
+            </w:r>
+          </w:p>
+        </w:tc>
+        <w:tc>
+          <w:tcPr/>
+          <w:p>
+            <w:pPr>
+              <w:pStyle w:val="Compact"/>
+            </w:pPr>
+            <w:r>
+              <w:t xml:space="preserve">X.509, bir açık anahtarı bir kimliğe bağlayan ve CA’nın imzasını taşıyan sertifikaların standart biçimidir; içinde konu, açık anahtar, geçerlilik tarihleri ve uzantılar (SAN, anahtar kullanımı) bulunur.</w:t>
+            </w:r>
+          </w:p>
+        </w:tc>
+        <w:tc>
+          <w:tcPr/>
+          <w:p>
+            <w:pPr>
+              <w:pStyle w:val="Compact"/>
+            </w:pPr>
+            <w:hyperlink w:anchor="Xf5fe2359707c6a98af1c07bec6b598d7aa5f93e">
+              <w:r>
+                <w:rPr>
+                  <w:rStyle w:val="Hyperlink"/>
+                </w:rPr>
+                <w:t xml:space="preserve">§8</w:t>
+              </w:r>
+            </w:hyperlink>
+          </w:p>
+        </w:tc>
+      </w:tr>
+      <w:tr>
+        <w:tc>
+          <w:tcPr/>
+          <w:p>
+            <w:pPr>
+              <w:pStyle w:val="Compact"/>
+            </w:pPr>
+            <w:r>
+              <w:t xml:space="preserve">CRL ve OCSP</w:t>
+            </w:r>
+          </w:p>
+        </w:tc>
+        <w:tc>
+          <w:tcPr/>
+          <w:p>
+            <w:pPr>
+              <w:pStyle w:val="Compact"/>
+            </w:pPr>
+            <w:r>
+              <w:t xml:space="preserve">CRL, iptal edilmiş sertifikaların CA tarafından imzalanmış listesidir; OCSP ise bir sertifikanın iptal durumunu anlık sorgulamayı sağlayan protokoldür.</w:t>
+            </w:r>
+          </w:p>
+        </w:tc>
+        <w:tc>
+          <w:tcPr/>
+          <w:p>
+            <w:pPr>
+              <w:pStyle w:val="Compact"/>
+            </w:pPr>
+            <w:hyperlink w:anchor="X37d71474a39f5d50f10c21de0efdecb9cbedd83">
+              <w:r>
+                <w:rPr>
+                  <w:rStyle w:val="Hyperlink"/>
+                </w:rPr>
+                <w:t xml:space="preserve">§10</w:t>
+              </w:r>
+            </w:hyperlink>
+          </w:p>
+        </w:tc>
+      </w:tr>
+      <w:tr>
+        <w:tc>
+          <w:tcPr/>
+          <w:p>
+            <w:pPr>
+              <w:pStyle w:val="Compact"/>
+            </w:pPr>
+            <w:r>
+              <w:t xml:space="preserve">HSM, PKCS#11, SoftHSM</w:t>
+            </w:r>
+          </w:p>
+        </w:tc>
+        <w:tc>
+          <w:tcPr/>
+          <w:p>
+            <w:pPr>
+              <w:pStyle w:val="Compact"/>
+            </w:pPr>
+            <w:r>
+              <w:t xml:space="preserve">HSM, kurcalamaya dayanıklı bir donanımda anahtar üretip işleyen, anahtarı asla dışarı vermeyen bir modüldür; PKCS#11 bu modüllerle konuşmanın standart arayüzüdür ve SoftHSM bunun test amaçlı yazılım benzetimidir.</w:t>
+            </w:r>
+          </w:p>
+        </w:tc>
+        <w:tc>
+          <w:tcPr/>
+          <w:p>
+            <w:pPr>
+              <w:pStyle w:val="Compact"/>
+            </w:pPr>
+            <w:hyperlink w:anchor="Xc4ceec28723988b98378eef4d1a678f57eb9a11">
+              <w:r>
+                <w:rPr>
+                  <w:rStyle w:val="Hyperlink"/>
+                </w:rPr>
+                <w:t xml:space="preserve">§11</w:t>
+              </w:r>
+            </w:hyperlink>
+          </w:p>
+        </w:tc>
+      </w:tr>
+      <w:tr>
+        <w:tc>
+          <w:tcPr/>
+          <w:p>
+            <w:pPr>
+              <w:pStyle w:val="Compact"/>
+            </w:pPr>
+            <w:r>
+              <w:t xml:space="preserve">Kuantum sonrası kriptografi (PQC)</w:t>
+            </w:r>
+          </w:p>
+        </w:tc>
+        <w:tc>
+          <w:tcPr/>
+          <w:p>
+            <w:pPr>
+              <w:pStyle w:val="Compact"/>
+            </w:pPr>
+            <w:r>
+              <w:t xml:space="preserve">Yeterince büyük bir kuantum bilgisayarın RSA’nın ve eliptik eğrinin dayandığı matematiksel problemleri verimli çözebileceği varsayımına karşı, kafes gibi farklı matematiksel problemlere dayanan yeni algoritmalar geliştirir.</w:t>
+            </w:r>
+          </w:p>
+        </w:tc>
+        <w:tc>
+          <w:tcPr/>
+          <w:p>
+            <w:pPr>
+              <w:pStyle w:val="Compact"/>
+            </w:pPr>
+            <w:hyperlink w:anchor="Xc3997bb262a600b5cbb5e8eefcd82b32caf6200">
+              <w:r>
+                <w:rPr>
+                  <w:rStyle w:val="Hyperlink"/>
+                </w:rPr>
+                <w:t xml:space="preserve">§12</w:t>
+              </w:r>
+            </w:hyperlink>
+          </w:p>
+        </w:tc>
+      </w:tr>
+    </w:tbl>
     <w:bookmarkEnd w:id="28"/>
-    <w:bookmarkStart w:id="29" w:name="diffiehellman-dh"/>
-    <w:p>
-      <w:pPr>
-        <w:pStyle w:val="Heading3"/>
-      </w:pPr>
-      <w:r>
-        <w:t xml:space="preserve">Diffie–Hellman (DH)</w:t>
-      </w:r>
-    </w:p>
-    <w:p>
-      <w:pPr>
-        <w:pStyle w:val="Compact"/>
-        <w:numPr>
-          <w:ilvl w:val="0"/>
-          <w:numId w:val="1010"/>
-        </w:numPr>
-      </w:pPr>
-      <w:r>
-        <w:rPr>
-          <w:b/>
-          <w:bCs/>
-        </w:rPr>
-        <w:t xml:space="preserve">DH:</w:t>
-      </w:r>
-      <w:r>
-        <w:t xml:space="preserve"> </w:t>
-      </w:r>
-      <w:r>
-        <w:t xml:space="preserve">iki tarafın, gizli anahtar</w:t>
-      </w:r>
-      <w:r>
-        <w:t xml:space="preserve"> </w:t>
-      </w:r>
-      <w:r>
-        <w:rPr>
-          <w:b/>
-          <w:bCs/>
-        </w:rPr>
-        <w:t xml:space="preserve">paylaşmadan</w:t>
-      </w:r>
-      <w:r>
-        <w:t xml:space="preserve"> </w:t>
-      </w:r>
-      <w:r>
-        <w:t xml:space="preserve">ortak bir sır türetmesi.</w:t>
-      </w:r>
-    </w:p>
-    <w:p>
-      <w:pPr>
-        <w:pStyle w:val="Compact"/>
-        <w:numPr>
-          <w:ilvl w:val="0"/>
-          <w:numId w:val="1010"/>
-        </w:numPr>
-      </w:pPr>
-      <w:r>
-        <w:t xml:space="preserve">Ağ üzerinden anahtar anlaşması.</w:t>
-      </w:r>
-    </w:p>
-    <w:p>
-      <w:pPr>
-        <w:pStyle w:val="Compact"/>
-        <w:numPr>
-          <w:ilvl w:val="0"/>
-          <w:numId w:val="1010"/>
-        </w:numPr>
-      </w:pPr>
-      <w:r>
-        <w:t xml:space="preserve">Kimlik doğrulanmazsa</w:t>
-      </w:r>
-      <w:r>
-        <w:t xml:space="preserve"> </w:t>
-      </w:r>
-      <w:r>
-        <w:rPr>
-          <w:b/>
-          <w:bCs/>
-        </w:rPr>
-        <w:t xml:space="preserve">araya girme</w:t>
-      </w:r>
-      <w:r>
-        <w:t xml:space="preserve"> </w:t>
-      </w:r>
-      <w:r>
-        <w:t xml:space="preserve">(MITM) riski.</w:t>
-      </w:r>
-    </w:p>
-    <w:bookmarkEnd w:id="29"/>
-    <w:bookmarkStart w:id="30" w:name="pki-ve-ca"/>
-    <w:p>
-      <w:pPr>
-        <w:pStyle w:val="Heading3"/>
-      </w:pPr>
-      <w:r>
-        <w:t xml:space="preserve">PKI ve CA</w:t>
-      </w:r>
-    </w:p>
-    <w:p>
-      <w:pPr>
-        <w:pStyle w:val="Compact"/>
-        <w:numPr>
-          <w:ilvl w:val="0"/>
-          <w:numId w:val="1011"/>
-        </w:numPr>
-      </w:pPr>
-      <w:r>
-        <w:rPr>
-          <w:b/>
-          <w:bCs/>
-        </w:rPr>
-        <w:t xml:space="preserve">PKI (Public Key Infrastructure):</w:t>
-      </w:r>
-      <w:r>
-        <w:t xml:space="preserve"> </w:t>
-      </w:r>
-      <w:r>
-        <w:t xml:space="preserve">“hangi açık anahtar kime ait?”</w:t>
-      </w:r>
-      <w:r>
-        <w:t xml:space="preserve"> </w:t>
-      </w:r>
-      <w:r>
-        <w:t xml:space="preserve">sorusunu çözen güven sistemi.</w:t>
-      </w:r>
-    </w:p>
-    <w:p>
-      <w:pPr>
-        <w:pStyle w:val="Compact"/>
-        <w:numPr>
-          <w:ilvl w:val="0"/>
-          <w:numId w:val="1011"/>
-        </w:numPr>
-      </w:pPr>
-      <w:r>
-        <w:rPr>
-          <w:b/>
-          <w:bCs/>
-        </w:rPr>
-        <w:t xml:space="preserve">CA (Certificate Authority):</w:t>
-      </w:r>
-      <w:r>
-        <w:t xml:space="preserve"> </w:t>
-      </w:r>
-      <w:r>
-        <w:t xml:space="preserve">sertifikaları imzalayan güvenilir taraf.</w:t>
-      </w:r>
-    </w:p>
-    <w:p>
-      <w:pPr>
-        <w:pStyle w:val="Compact"/>
-        <w:numPr>
-          <w:ilvl w:val="0"/>
-          <w:numId w:val="1011"/>
-        </w:numPr>
-      </w:pPr>
-      <w:r>
-        <w:t xml:space="preserve">Kök CA → ara CA → sunucu sertifikası.</w:t>
-      </w:r>
-    </w:p>
-    <w:bookmarkEnd w:id="30"/>
-    <w:bookmarkStart w:id="31" w:name="sertifika-ve-x.509"/>
-    <w:p>
-      <w:pPr>
-        <w:pStyle w:val="Heading3"/>
-      </w:pPr>
-      <w:r>
-        <w:t xml:space="preserve">Sertifika ve X.509</w:t>
-      </w:r>
-    </w:p>
-    <w:p>
-      <w:pPr>
-        <w:pStyle w:val="Compact"/>
-        <w:numPr>
-          <w:ilvl w:val="0"/>
-          <w:numId w:val="1012"/>
-        </w:numPr>
-      </w:pPr>
-      <w:r>
-        <w:rPr>
-          <w:b/>
-          <w:bCs/>
-        </w:rPr>
-        <w:t xml:space="preserve">Sertifika:</w:t>
-      </w:r>
-      <w:r>
-        <w:t xml:space="preserve"> </w:t>
-      </w:r>
-      <w:r>
-        <w:t xml:space="preserve">bir açık anahtarı bir kimliğe (alan adı) bağlayan, CA’nın imzaladığı belge.</w:t>
-      </w:r>
-    </w:p>
-    <w:p>
-      <w:pPr>
-        <w:pStyle w:val="Compact"/>
-        <w:numPr>
-          <w:ilvl w:val="0"/>
-          <w:numId w:val="1012"/>
-        </w:numPr>
-      </w:pPr>
-      <w:r>
-        <w:rPr>
-          <w:b/>
-          <w:bCs/>
-        </w:rPr>
-        <w:t xml:space="preserve">X.509:</w:t>
-      </w:r>
-      <w:r>
-        <w:t xml:space="preserve"> </w:t>
-      </w:r>
-      <w:r>
-        <w:t xml:space="preserve">sertifikaların standart biçimi.</w:t>
-      </w:r>
-    </w:p>
-    <w:p>
-      <w:pPr>
-        <w:pStyle w:val="Compact"/>
-        <w:numPr>
-          <w:ilvl w:val="0"/>
-          <w:numId w:val="1012"/>
-        </w:numPr>
-      </w:pPr>
-      <w:r>
-        <w:t xml:space="preserve">İçinde: konu, açık anahtar, geçerlilik, imza, SAN.</w:t>
-      </w:r>
-    </w:p>
-    <w:bookmarkEnd w:id="31"/>
-    <w:bookmarkStart w:id="32" w:name="crl-ve-ocsp"/>
-    <w:p>
-      <w:pPr>
-        <w:pStyle w:val="Heading3"/>
-      </w:pPr>
-      <w:r>
-        <w:t xml:space="preserve">CRL ve OCSP</w:t>
-      </w:r>
-    </w:p>
-    <w:p>
-      <w:pPr>
-        <w:pStyle w:val="Compact"/>
-        <w:numPr>
-          <w:ilvl w:val="0"/>
-          <w:numId w:val="1013"/>
-        </w:numPr>
-      </w:pPr>
-      <w:r>
-        <w:rPr>
-          <w:b/>
-          <w:bCs/>
-        </w:rPr>
-        <w:t xml:space="preserve">CRL (Certificate Revocation List):</w:t>
-      </w:r>
-      <w:r>
-        <w:t xml:space="preserve"> </w:t>
-      </w:r>
-      <w:r>
-        <w:t xml:space="preserve">iptal edilmiş sertifikaların</w:t>
-      </w:r>
-      <w:r>
-        <w:t xml:space="preserve"> </w:t>
-      </w:r>
-      <w:r>
-        <w:rPr>
-          <w:b/>
-          <w:bCs/>
-        </w:rPr>
-        <w:t xml:space="preserve">listesi</w:t>
-      </w:r>
-      <w:r>
-        <w:t xml:space="preserve">.</w:t>
-      </w:r>
-    </w:p>
-    <w:p>
-      <w:pPr>
-        <w:pStyle w:val="Compact"/>
-        <w:numPr>
-          <w:ilvl w:val="0"/>
-          <w:numId w:val="1013"/>
-        </w:numPr>
-      </w:pPr>
-      <w:r>
-        <w:rPr>
-          <w:b/>
-          <w:bCs/>
-        </w:rPr>
-        <w:t xml:space="preserve">OCSP:</w:t>
-      </w:r>
-      <w:r>
-        <w:t xml:space="preserve"> </w:t>
-      </w:r>
-      <w:r>
-        <w:t xml:space="preserve">bir sertifikanın iptal durumunu</w:t>
-      </w:r>
-      <w:r>
-        <w:t xml:space="preserve"> </w:t>
-      </w:r>
-      <w:r>
-        <w:rPr>
-          <w:b/>
-          <w:bCs/>
-        </w:rPr>
-        <w:t xml:space="preserve">anlık</w:t>
-      </w:r>
-      <w:r>
-        <w:t xml:space="preserve"> </w:t>
-      </w:r>
-      <w:r>
-        <w:t xml:space="preserve">sorma.</w:t>
-      </w:r>
-    </w:p>
-    <w:p>
-      <w:pPr>
-        <w:pStyle w:val="Compact"/>
-        <w:numPr>
-          <w:ilvl w:val="0"/>
-          <w:numId w:val="1013"/>
-        </w:numPr>
-      </w:pPr>
-      <w:r>
-        <w:t xml:space="preserve">“Bu sertifika hâlâ geçerli mi?”</w:t>
-      </w:r>
-      <w:r>
-        <w:t xml:space="preserve"> </w:t>
-      </w:r>
-      <w:r>
-        <w:t xml:space="preserve">sorusu.</w:t>
-      </w:r>
-    </w:p>
-    <w:bookmarkEnd w:id="32"/>
-    <w:bookmarkStart w:id="33" w:name="hsm-pkcs11-softhsm"/>
-    <w:p>
-      <w:pPr>
-        <w:pStyle w:val="Heading3"/>
-      </w:pPr>
-      <w:r>
-        <w:t xml:space="preserve">HSM, PKCS#11, SoftHSM</w:t>
-      </w:r>
-    </w:p>
-    <w:p>
-      <w:pPr>
-        <w:pStyle w:val="Compact"/>
-        <w:numPr>
-          <w:ilvl w:val="0"/>
-          <w:numId w:val="1014"/>
-        </w:numPr>
-      </w:pPr>
-      <w:r>
-        <w:rPr>
-          <w:b/>
-          <w:bCs/>
-        </w:rPr>
-        <w:t xml:space="preserve">HSM:</w:t>
-      </w:r>
-      <w:r>
-        <w:t xml:space="preserve"> </w:t>
-      </w:r>
-      <w:r>
-        <w:t xml:space="preserve">anahtarları saklayan/işleten özel</w:t>
-      </w:r>
-      <w:r>
-        <w:t xml:space="preserve"> </w:t>
-      </w:r>
-      <w:r>
-        <w:rPr>
-          <w:b/>
-          <w:bCs/>
-        </w:rPr>
-        <w:t xml:space="preserve">donanım</w:t>
-      </w:r>
-      <w:r>
-        <w:t xml:space="preserve">; anahtar dışarı çıkmaz.</w:t>
-      </w:r>
-    </w:p>
-    <w:p>
-      <w:pPr>
-        <w:pStyle w:val="Compact"/>
-        <w:numPr>
-          <w:ilvl w:val="0"/>
-          <w:numId w:val="1014"/>
-        </w:numPr>
-      </w:pPr>
-      <w:r>
-        <w:rPr>
-          <w:b/>
-          <w:bCs/>
-        </w:rPr>
-        <w:t xml:space="preserve">PKCS#11:</w:t>
-      </w:r>
-      <w:r>
-        <w:t xml:space="preserve"> </w:t>
-      </w:r>
-      <w:r>
-        <w:t xml:space="preserve">anahtar modülleriyle konuşmanın standart arayüzü.</w:t>
-      </w:r>
-    </w:p>
-    <w:p>
-      <w:pPr>
-        <w:pStyle w:val="Compact"/>
-        <w:numPr>
-          <w:ilvl w:val="0"/>
-          <w:numId w:val="1014"/>
-        </w:numPr>
-      </w:pPr>
-      <w:r>
-        <w:rPr>
-          <w:b/>
-          <w:bCs/>
-        </w:rPr>
-        <w:t xml:space="preserve">SoftHSM:</w:t>
-      </w:r>
-      <w:r>
-        <w:t xml:space="preserve"> </w:t>
-      </w:r>
-      <w:r>
-        <w:t xml:space="preserve">HSM’in yazılım benzetimi (test için).</w:t>
-      </w:r>
-    </w:p>
-    <w:bookmarkEnd w:id="33"/>
-    <w:bookmarkStart w:id="34" w:name="kuantum-sonrası-pqc"/>
-    <w:p>
-      <w:pPr>
-        <w:pStyle w:val="Heading3"/>
-      </w:pPr>
-      <w:r>
-        <w:t xml:space="preserve">Kuantum sonrası (PQC)</w:t>
-      </w:r>
-    </w:p>
-    <w:p>
-      <w:pPr>
-        <w:pStyle w:val="Compact"/>
-        <w:numPr>
-          <w:ilvl w:val="0"/>
-          <w:numId w:val="1015"/>
-        </w:numPr>
-      </w:pPr>
-      <w:r>
-        <w:rPr>
-          <w:b/>
-          <w:bCs/>
-        </w:rPr>
-        <w:t xml:space="preserve">PQC (Post-Quantum Cryptography):</w:t>
-      </w:r>
-      <w:r>
-        <w:t xml:space="preserve"> </w:t>
-      </w:r>
-      <w:r>
-        <w:t xml:space="preserve">kuantum bilgisayara dayanıklı algoritmalar.</w:t>
-      </w:r>
-    </w:p>
-    <w:p>
-      <w:pPr>
-        <w:pStyle w:val="Compact"/>
-        <w:numPr>
-          <w:ilvl w:val="0"/>
-          <w:numId w:val="1015"/>
-        </w:numPr>
-      </w:pPr>
-      <w:r>
-        <w:t xml:space="preserve">Bugünkü RSA/ECC gelecekte tehdit altında.</w:t>
-      </w:r>
-    </w:p>
-    <w:p>
-      <w:pPr>
-        <w:pStyle w:val="Compact"/>
-        <w:numPr>
-          <w:ilvl w:val="0"/>
-          <w:numId w:val="1015"/>
-        </w:numPr>
-      </w:pPr>
-      <w:r>
-        <w:t xml:space="preserve">Standartlaşma sürüyor (ör. ML-KEM).</w:t>
-      </w:r>
-    </w:p>
-    <w:bookmarkEnd w:id="34"/>
-    <w:bookmarkStart w:id="35" w:name="şimdi-hazırız"/>
-    <w:p>
-      <w:pPr>
-        <w:pStyle w:val="Heading3"/>
-      </w:pPr>
-      <w:r>
-        <w:t xml:space="preserve">Şimdi hazırız</w:t>
-      </w:r>
-    </w:p>
-    <w:p>
-      <w:pPr>
-        <w:pStyle w:val="FirstParagraph"/>
-      </w:pPr>
-      <w:r>
-        <w:t xml:space="preserve">Terimler:</w:t>
-      </w:r>
-    </w:p>
-    <w:p>
-      <w:pPr>
-        <w:pStyle w:val="BodyText"/>
-      </w:pPr>
-      <w:r>
-        <w:t xml:space="preserve">simetrik/asimetrik · blok şifre/kip · dolgu · AEAD · MAC/HMAC · özet · imza · RSA/ECC · DH · PKI/CA · sertifika/X.509 · CRL/OCSP · HSM/PKCS#11 · PQC</w:t>
-      </w:r>
-    </w:p>
-    <w:p>
-      <w:pPr>
-        <w:pStyle w:val="BodyText"/>
-      </w:pPr>
-      <w:r>
-        <w:t xml:space="preserve">Şimdi: doğru algoritma ve anahtar seçimi.</w:t>
-      </w:r>
-    </w:p>
-    <w:bookmarkEnd w:id="35"/>
-    <w:bookmarkStart w:id="36" w:name="kavramlar-birbirine-nasıl-bağlanır"/>
+    <w:bookmarkStart w:id="29" w:name="kavramlar-birbirine-nasıl-bağlanır"/>
     <w:p>
       <w:pPr>
         <w:pStyle w:val="Heading3"/>
@@ -3518,9 +3071,9 @@
         <w:t xml:space="preserve">anlamsız kalır. Zor gelen bir bölümü ikinci kez okuyup ilerleyin.</w:t>
       </w:r>
     </w:p>
-    <w:bookmarkEnd w:id="36"/>
-    <w:bookmarkEnd w:id="37"/>
-    <w:bookmarkStart w:id="49" w:name="X47c4d8a348c15ec8732a2f3c0d4b29c056fbad9"/>
+    <w:bookmarkEnd w:id="29"/>
+    <w:bookmarkEnd w:id="30"/>
+    <w:bookmarkStart w:id="45" w:name="X47c4d8a348c15ec8732a2f3c0d4b29c056fbad9"/>
     <w:p>
       <w:pPr>
         <w:pStyle w:val="Heading2"/>
@@ -3534,7 +3087,71 @@
         <w:pStyle w:val="FirstParagraph"/>
       </w:pPr>
       <w:r>
-        <w:t xml:space="preserve">Üçüncü haftada veriyi aktarımda, beklemede ve kullanımda korumak için kriptografiyi bir</w:t>
+        <w:t xml:space="preserve">Dokuzuncu haftayı bir uyarıyla bitirmiştik: kod gizleme bir anahtarı</w:t>
+      </w:r>
+      <w:r>
+        <w:t xml:space="preserve"> </w:t>
+      </w:r>
+      <w:r>
+        <w:rPr>
+          <w:b/>
+          <w:bCs/>
+        </w:rPr>
+        <w:t xml:space="preserve">saklamaz</w:t>
+      </w:r>
+      <w:r>
+        <w:t xml:space="preserve">, yalnız çevresini zorlaştırır</w:t>
+      </w:r>
+      <w:r>
+        <w:t xml:space="preserve"> </w:t>
+      </w:r>
+      <w:r>
+        <w:t xml:space="preserve">(</w:t>
+      </w:r>
+      <w:hyperlink r:id="rId31">
+        <w:r>
+          <w:rPr>
+            <w:rStyle w:val="Hyperlink"/>
+          </w:rPr>
+          <w:t xml:space="preserve">Hafta 9, §3</w:t>
+        </w:r>
+      </w:hyperlink>
+      <w:r>
+        <w:t xml:space="preserve">). Bu hafta tam da bunun çözümüne</w:t>
+      </w:r>
+      <w:r>
+        <w:t xml:space="preserve"> </w:t>
+      </w:r>
+      <w:r>
+        <w:t xml:space="preserve">geçiyoruz — anahtarları gizlemek yerine, doğru algoritma seçimi, doğru protokol ve gerektiğinde donanım destekli</w:t>
+      </w:r>
+      <w:r>
+        <w:t xml:space="preserve"> </w:t>
+      </w:r>
+      <w:r>
+        <w:t xml:space="preserve">saklama (PKI, HSM) ile</w:t>
+      </w:r>
+      <w:r>
+        <w:t xml:space="preserve"> </w:t>
+      </w:r>
+      <w:r>
+        <w:rPr>
+          <w:b/>
+          <w:bCs/>
+        </w:rPr>
+        <w:t xml:space="preserve">gerçekten</w:t>
+      </w:r>
+      <w:r>
+        <w:t xml:space="preserve"> </w:t>
+      </w:r>
+      <w:r>
+        <w:t xml:space="preserve">koruyoruz. Üçüncü haftada veriyi aktarımda, beklemede ve kullanımda korumak</w:t>
+      </w:r>
+      <w:r>
+        <w:t xml:space="preserve"> </w:t>
+      </w:r>
+      <w:r>
+        <w:t xml:space="preserve">için kriptografiyi bir</w:t>
       </w:r>
       <w:r>
         <w:t xml:space="preserve"> </w:t>
@@ -3550,19 +3167,36 @@
         <w:t xml:space="preserve"> </w:t>
       </w:r>
       <w:r>
-        <w:t xml:space="preserve">olarak kullandık. Bu hafta</w:t>
-      </w:r>
-      <w:r>
-        <w:t xml:space="preserve"> </w:t>
-      </w:r>
-      <w:r>
-        <w:t xml:space="preserve">aynı araçların içine bakıyoruz: hangi algoritma hangi işi yapar, neden bazıları terk edildi, nasıl seçilir ve bir</w:t>
-      </w:r>
-      <w:r>
-        <w:t xml:space="preserve"> </w:t>
-      </w:r>
-      <w:r>
-        <w:t xml:space="preserve">sertifika otoritesi (CA) bu yapıya nasıl oturur. Kitabın 4–8. ve 10–11. bölümleri, 55’ten fazla tarifle bu konuları</w:t>
+        <w:t xml:space="preserve">olarak kullanmıştık</w:t>
+      </w:r>
+      <w:r>
+        <w:t xml:space="preserve"> </w:t>
+      </w:r>
+      <w:r>
+        <w:t xml:space="preserve">(</w:t>
+      </w:r>
+      <w:hyperlink r:id="rId32">
+        <w:r>
+          <w:rPr>
+            <w:rStyle w:val="Hyperlink"/>
+          </w:rPr>
+          <w:t xml:space="preserve">Hafta 3, §1</w:t>
+        </w:r>
+      </w:hyperlink>
+      <w:r>
+        <w:t xml:space="preserve">); bu hafta aynı araçların içine</w:t>
+      </w:r>
+      <w:r>
+        <w:t xml:space="preserve"> </w:t>
+      </w:r>
+      <w:r>
+        <w:t xml:space="preserve">bakıyoruz: hangi algoritma hangi işi yapar, neden bazıları terk edildi, nasıl seçilir ve bir sertifika otoritesi</w:t>
+      </w:r>
+      <w:r>
+        <w:t xml:space="preserve"> </w:t>
+      </w:r>
+      <w:r>
+        <w:t xml:space="preserve">(CA) bu yapıya nasıl oturur. Kitabın 4–8. ve 10–11. bölümleri, 55’ten fazla tarifle bu konuları</w:t>
       </w:r>
       <w:r>
         <w:t xml:space="preserve"> </w:t>
@@ -3578,20 +3212,20 @@
       <w:r>
         <w:drawing>
           <wp:inline>
-            <wp:extent cx="5759999" cy="2470728"/>
+            <wp:extent cx="5759999" cy="1569811"/>
             <wp:effectExtent b="0" l="0" r="0" t="0"/>
-            <wp:docPr descr="Simetrik ve asimetrik kriptografinin rolleri" title="" id="39" name="Picture"/>
+            <wp:docPr descr="Simetrik ve asimetrik kriptografinin rolleri" title="" id="34" name="Picture"/>
             <a:graphic>
               <a:graphicData uri="http://schemas.openxmlformats.org/drawingml/2006/picture">
                 <pic:pic>
                   <pic:nvPicPr>
-                    <pic:cNvPr descr="h10-05-simetrik-asimetrik.png" id="40" name="Picture"/>
+                    <pic:cNvPr descr="h10-05-simetrik-asimetrik.png" id="35" name="Picture"/>
                     <pic:cNvPicPr>
                       <a:picLocks noChangeArrowheads="1" noChangeAspect="1"/>
                     </pic:cNvPicPr>
                   </pic:nvPicPr>
                   <pic:blipFill>
-                    <a:blip r:embed="rId38"/>
+                    <a:blip r:embed="rId33"/>
                     <a:stretch>
                       <a:fillRect/>
                     </a:stretch>
@@ -3599,7 +3233,7 @@
                   <pic:spPr bwMode="auto">
                     <a:xfrm>
                       <a:off x="0" y="0"/>
-                      <a:ext cx="5759999" cy="2470728"/>
+                      <a:ext cx="5759999" cy="1569811"/>
                     </a:xfrm>
                     <a:prstGeom prst="rect">
                       <a:avLst/>
@@ -3635,7 +3269,7 @@
         <w:pStyle w:val="Compact"/>
         <w:numPr>
           <w:ilvl w:val="0"/>
-          <w:numId w:val="1016"/>
+          <w:numId w:val="1003"/>
         </w:numPr>
       </w:pPr>
       <w:r>
@@ -3682,7 +3316,7 @@
         <w:pStyle w:val="Compact"/>
         <w:numPr>
           <w:ilvl w:val="0"/>
-          <w:numId w:val="1016"/>
+          <w:numId w:val="1003"/>
         </w:numPr>
       </w:pPr>
       <w:r>
@@ -3736,7 +3370,7 @@
         <w:pStyle w:val="Compact"/>
         <w:numPr>
           <w:ilvl w:val="0"/>
-          <w:numId w:val="1016"/>
+          <w:numId w:val="1003"/>
         </w:numPr>
       </w:pPr>
       <w:r>
@@ -3806,7 +3440,7 @@
         <w:pStyle w:val="Compact"/>
         <w:numPr>
           <w:ilvl w:val="0"/>
-          <w:numId w:val="1016"/>
+          <w:numId w:val="1003"/>
         </w:numPr>
       </w:pPr>
       <w:r>
@@ -3886,7 +3520,7 @@
         <w:pStyle w:val="Compact"/>
         <w:numPr>
           <w:ilvl w:val="0"/>
-          <w:numId w:val="1016"/>
+          <w:numId w:val="1003"/>
         </w:numPr>
       </w:pPr>
       <w:r>
@@ -3927,7 +3561,7 @@
         <w:t xml:space="preserve">Bu haftanın tüm kuralları (doğru kip, doğru dolgu, zincir doğrulama, iptal) bu çizginin acı derslerinden çıkmıştır.</w:t>
       </w:r>
     </w:p>
-    <w:bookmarkStart w:id="41" w:name="beş-temel-iş-beş-araç-ailesi"/>
+    <w:bookmarkStart w:id="36" w:name="beş-temel-iş-beş-araç-ailesi"/>
     <w:p>
       <w:pPr>
         <w:pStyle w:val="Heading3"/>
@@ -4267,8 +3901,8 @@
         </w:tc>
       </w:tr>
     </w:tbl>
-    <w:bookmarkEnd w:id="41"/>
-    <w:bookmarkStart w:id="46" w:name="anahtar-uzunluğu-güvenlik-düzeyi"/>
+    <w:bookmarkEnd w:id="36"/>
+    <w:bookmarkStart w:id="41" w:name="anahtar-uzunluğu-güvenlik-düzeyi"/>
     <w:p>
       <w:pPr>
         <w:pStyle w:val="Heading3"/>
@@ -4755,7 +4389,7 @@
         <w:t xml:space="preserve">algoritmaların kendisidir.</w:t>
       </w:r>
     </w:p>
-    <w:bookmarkStart w:id="45" w:name="en-zayıf-halka-kuralı"/>
+    <w:bookmarkStart w:id="40" w:name="en-zayıf-halka-kuralı"/>
     <w:p>
       <w:pPr>
         <w:pStyle w:val="Heading4"/>
@@ -4829,20 +4463,20 @@
       <w:r>
         <w:drawing>
           <wp:inline>
-            <wp:extent cx="5759999" cy="2574688"/>
+            <wp:extent cx="5759999" cy="2439118"/>
             <wp:effectExtent b="0" l="0" r="0" t="0"/>
-            <wp:docPr descr="En zayıf halka kuralı" title="" id="43" name="Picture"/>
+            <wp:docPr descr="En zayıf halka kuralı" title="" id="38" name="Picture"/>
             <a:graphic>
               <a:graphicData uri="http://schemas.openxmlformats.org/drawingml/2006/picture">
                 <pic:pic>
                   <pic:nvPicPr>
-                    <pic:cNvPr descr="h10-13-en-zayif-halka.png" id="44" name="Picture"/>
+                    <pic:cNvPr descr="h10-13-en-zayif-halka.png" id="39" name="Picture"/>
                     <pic:cNvPicPr>
                       <a:picLocks noChangeArrowheads="1" noChangeAspect="1"/>
                     </pic:cNvPicPr>
                   </pic:nvPicPr>
                   <pic:blipFill>
-                    <a:blip r:embed="rId42"/>
+                    <a:blip r:embed="rId37"/>
                     <a:stretch>
                       <a:fillRect/>
                     </a:stretch>
@@ -4850,7 +4484,7 @@
                   <pic:spPr bwMode="auto">
                     <a:xfrm>
                       <a:off x="0" y="0"/>
-                      <a:ext cx="5759999" cy="2574688"/>
+                      <a:ext cx="5759999" cy="2439118"/>
                     </a:xfrm>
                     <a:prstGeom prst="rect">
                       <a:avLst/>
@@ -4869,9 +4503,9 @@
         </w:drawing>
       </w:r>
     </w:p>
-    <w:bookmarkEnd w:id="45"/>
-    <w:bookmarkEnd w:id="46"/>
-    <w:bookmarkStart w:id="47" w:name="Xa54182dd8a99a0bc1ab6fd568d653bbeb750ea0"/>
+    <w:bookmarkEnd w:id="40"/>
+    <w:bookmarkEnd w:id="41"/>
+    <w:bookmarkStart w:id="42" w:name="Xa54182dd8a99a0bc1ab6fd568d653bbeb750ea0"/>
     <w:p>
       <w:pPr>
         <w:pStyle w:val="Heading3"/>
@@ -4922,8 +4556,8 @@
         <w:t xml:space="preserve">kanıtlanmış yapıları (TLS 1.3, AEAD, HPKE, Noise) kullanın.</w:t>
       </w:r>
     </w:p>
-    <w:bookmarkEnd w:id="47"/>
-    <w:bookmarkStart w:id="48" w:name="Xad76b86cba413065d3e5f6ef631ca1fbf4c78fd"/>
+    <w:bookmarkEnd w:id="42"/>
+    <w:bookmarkStart w:id="44" w:name="Xad76b86cba413065d3e5f6ef631ca1fbf4c78fd"/>
     <w:p>
       <w:pPr>
         <w:pStyle w:val="Heading3"/>
@@ -5438,14 +5072,31 @@
       <w:pPr>
         <w:pStyle w:val="FirstParagraph"/>
       </w:pPr>
-      <w:r>
-        <w:t xml:space="preserve">Üçüncü haftada bu haritanın yalnız</w:t>
-      </w:r>
-      <w:r>
-        <w:t xml:space="preserve"> </w:t>
-      </w:r>
-      <w:r>
-        <w:t xml:space="preserve">“hangi aracı ne zaman kullanırım”</w:t>
+      <w:hyperlink r:id="rId43">
+        <w:r>
+          <w:rPr>
+            <w:rStyle w:val="Hyperlink"/>
+          </w:rPr>
+          <w:t xml:space="preserve">Üçüncü haftada</w:t>
+        </w:r>
+      </w:hyperlink>
+      <w:r>
+        <w:t xml:space="preserve"> </w:t>
+      </w:r>
+      <w:r>
+        <w:t xml:space="preserve">bu haritanın yalnız</w:t>
+      </w:r>
+      <w:r>
+        <w:t xml:space="preserve"> </w:t>
+      </w:r>
+      <w:r>
+        <w:t xml:space="preserve">“hangi</w:t>
+      </w:r>
+      <w:r>
+        <w:t xml:space="preserve"> </w:t>
+      </w:r>
+      <w:r>
+        <w:t xml:space="preserve">aracı ne zaman kullanırım”</w:t>
       </w:r>
       <w:r>
         <w:t xml:space="preserve"> </w:t>
@@ -5495,9 +5146,9 @@
         </w:pict>
       </w:r>
     </w:p>
-    <w:bookmarkEnd w:id="48"/>
-    <w:bookmarkEnd w:id="49"/>
-    <w:bookmarkStart w:id="59" w:name="X3bb5fa96356dba327c969b5a7ec1e80f00cc271"/>
+    <w:bookmarkEnd w:id="44"/>
+    <w:bookmarkEnd w:id="45"/>
+    <w:bookmarkStart w:id="58" w:name="X3bb5fa96356dba327c969b5a7ec1e80f00cc271"/>
     <w:p>
       <w:pPr>
         <w:pStyle w:val="Heading2"/>
@@ -5552,7 +5203,24 @@
         <w:t xml:space="preserve"> </w:t>
       </w:r>
       <w:r>
-        <w:t xml:space="preserve">önemlidir; 3. haftadaki ECB penguenini hatırlayın.</w:t>
+        <w:t xml:space="preserve">önemlidir;</w:t>
+      </w:r>
+      <w:r>
+        <w:t xml:space="preserve"> </w:t>
+      </w:r>
+      <w:hyperlink r:id="rId46">
+        <w:r>
+          <w:rPr>
+            <w:rStyle w:val="Hyperlink"/>
+          </w:rPr>
+          <w:t xml:space="preserve">3. haftadaki ECB penguenini</w:t>
+        </w:r>
+      </w:hyperlink>
+      <w:r>
+        <w:t xml:space="preserve"> </w:t>
+      </w:r>
+      <w:r>
+        <w:t xml:space="preserve">hatırlayın.</w:t>
       </w:r>
     </w:p>
     <w:p>
@@ -5562,20 +5230,20 @@
       <w:r>
         <w:drawing>
           <wp:inline>
-            <wp:extent cx="5759999" cy="2283460"/>
+            <wp:extent cx="5759999" cy="1507167"/>
             <wp:effectExtent b="0" l="0" r="0" t="0"/>
-            <wp:docPr descr="Nonce tekrarının sonuçları" title="" id="51" name="Picture"/>
+            <wp:docPr descr="Nonce tekrarının sonuçları" title="" id="48" name="Picture"/>
             <a:graphic>
               <a:graphicData uri="http://schemas.openxmlformats.org/drawingml/2006/picture">
                 <pic:pic>
                   <pic:nvPicPr>
-                    <pic:cNvPr descr="h10-07-nonce-tekrari.png" id="52" name="Picture"/>
+                    <pic:cNvPr descr="h10-07-nonce-tekrari.png" id="49" name="Picture"/>
                     <pic:cNvPicPr>
                       <a:picLocks noChangeArrowheads="1" noChangeAspect="1"/>
                     </pic:cNvPicPr>
                   </pic:nvPicPr>
                   <pic:blipFill>
-                    <a:blip r:embed="rId50"/>
+                    <a:blip r:embed="rId47"/>
                     <a:stretch>
                       <a:fillRect/>
                     </a:stretch>
@@ -5583,7 +5251,7 @@
                   <pic:spPr bwMode="auto">
                     <a:xfrm>
                       <a:off x="0" y="0"/>
-                      <a:ext cx="5759999" cy="2283460"/>
+                      <a:ext cx="5759999" cy="1507167"/>
                     </a:xfrm>
                     <a:prstGeom prst="rect">
                       <a:avLst/>
@@ -5609,20 +5277,20 @@
       <w:r>
         <w:drawing>
           <wp:inline>
-            <wp:extent cx="5759999" cy="2470728"/>
+            <wp:extent cx="5759999" cy="1618113"/>
             <wp:effectExtent b="0" l="0" r="0" t="0"/>
-            <wp:docPr descr="ECB kipinin desen sızdırması" title="" id="54" name="Picture"/>
+            <wp:docPr descr="ECB kipinin desen sızdırması" title="" id="51" name="Picture"/>
             <a:graphic>
               <a:graphicData uri="http://schemas.openxmlformats.org/drawingml/2006/picture">
                 <pic:pic>
                   <pic:nvPicPr>
-                    <pic:cNvPr descr="h10-06-ecb.png" id="55" name="Picture"/>
+                    <pic:cNvPr descr="h10-06-ecb.png" id="52" name="Picture"/>
                     <pic:cNvPicPr>
                       <a:picLocks noChangeArrowheads="1" noChangeAspect="1"/>
                     </pic:cNvPicPr>
                   </pic:nvPicPr>
                   <pic:blipFill>
-                    <a:blip r:embed="rId53"/>
+                    <a:blip r:embed="rId50"/>
                     <a:stretch>
                       <a:fillRect/>
                     </a:stretch>
@@ -5630,7 +5298,7 @@
                   <pic:spPr bwMode="auto">
                     <a:xfrm>
                       <a:off x="0" y="0"/>
-                      <a:ext cx="5759999" cy="2470728"/>
+                      <a:ext cx="5759999" cy="1618113"/>
                     </a:xfrm>
                     <a:prstGeom prst="rect">
                       <a:avLst/>
@@ -6208,7 +5876,7 @@
         </w:tc>
       </w:tr>
     </w:tbl>
-    <w:bookmarkStart w:id="56" w:name="dolgu-ve-dolgu-kâhini"/>
+    <w:bookmarkStart w:id="54" w:name="dolgu-ve-dolgu-kâhini"/>
     <w:p>
       <w:pPr>
         <w:pStyle w:val="Heading3"/>
@@ -6421,7 +6089,7 @@
         <w:pStyle w:val="Compact"/>
         <w:numPr>
           <w:ilvl w:val="0"/>
-          <w:numId w:val="1017"/>
+          <w:numId w:val="1004"/>
         </w:numPr>
       </w:pPr>
       <w:r>
@@ -6443,7 +6111,7 @@
         <w:pStyle w:val="Compact"/>
         <w:numPr>
           <w:ilvl w:val="0"/>
-          <w:numId w:val="1017"/>
+          <w:numId w:val="1004"/>
         </w:numPr>
       </w:pPr>
       <w:r>
@@ -6487,7 +6155,7 @@
         <w:pStyle w:val="Compact"/>
         <w:numPr>
           <w:ilvl w:val="0"/>
-          <w:numId w:val="1017"/>
+          <w:numId w:val="1004"/>
         </w:numPr>
       </w:pPr>
       <w:r>
@@ -6545,17 +6213,28 @@
         <w:t xml:space="preserve"> </w:t>
       </w:r>
       <w:r>
-        <w:t xml:space="preserve">şema belirtimlerinden gelir. Şemanın belirlemediği iç iletişimde ise bugün AEAD tercih edilir (3. haftadaki eleştirel</w:t>
-      </w:r>
-      <w:r>
-        <w:t xml:space="preserve"> </w:t>
-      </w:r>
-      <w:r>
-        <w:t xml:space="preserve">okuma).</w:t>
-      </w:r>
-    </w:p>
-    <w:bookmarkEnd w:id="56"/>
-    <w:bookmarkStart w:id="57" w:name="Xc30447ac6de7119273536c3cf685148b0b92c1d"/>
+        <w:t xml:space="preserve">şema belirtimlerinden gelir. Şemanın belirlemediği iç iletişimde ise bugün AEAD tercih edilir</w:t>
+      </w:r>
+      <w:r>
+        <w:t xml:space="preserve"> </w:t>
+      </w:r>
+      <w:r>
+        <w:t xml:space="preserve">(</w:t>
+      </w:r>
+      <w:hyperlink r:id="rId53">
+        <w:r>
+          <w:rPr>
+            <w:rStyle w:val="Hyperlink"/>
+          </w:rPr>
+          <w:t xml:space="preserve">3. haftadaki eleştirel okuma</w:t>
+        </w:r>
+      </w:hyperlink>
+      <w:r>
+        <w:t xml:space="preserve">).</w:t>
+      </w:r>
+    </w:p>
+    <w:bookmarkEnd w:id="54"/>
+    <w:bookmarkStart w:id="55" w:name="Xc30447ac6de7119273536c3cf685148b0b92c1d"/>
     <w:p>
       <w:pPr>
         <w:pStyle w:val="Heading3"/>
@@ -7413,8 +7092,8 @@
         <w:t xml:space="preserve">kurabilir — anahtara hiç ihtiyaç duymadan.</w:t>
       </w:r>
     </w:p>
-    <w:bookmarkEnd w:id="57"/>
-    <w:bookmarkStart w:id="58" w:name="X8672adb290b74e6479f8eb35629cf105ec24413"/>
+    <w:bookmarkEnd w:id="55"/>
+    <w:bookmarkStart w:id="57" w:name="X8672adb290b74e6479f8eb35629cf105ec24413"/>
     <w:p>
       <w:pPr>
         <w:pStyle w:val="Heading3"/>
@@ -8067,15 +7746,26 @@
         <w:t xml:space="preserve"> </w:t>
       </w:r>
       <w:r>
-        <w:t xml:space="preserve">zorunluysa dolguyu Bölüm 3’teki şifrele-sonra-MAC kuralıyla koruyun.</w:t>
+        <w:t xml:space="preserve">zorunluysa dolguyu Bölüm 3’teki önce şifrele, sonra MAC kuralıyla koruyun.</w:t>
       </w:r>
     </w:p>
     <w:p>
       <w:pPr>
         <w:pStyle w:val="FirstParagraph"/>
       </w:pPr>
-      <w:r>
-        <w:t xml:space="preserve">İkinci haftadaki tehdit modellemesinde</w:t>
+      <w:hyperlink r:id="rId56">
+        <w:r>
+          <w:rPr>
+            <w:rStyle w:val="Hyperlink"/>
+          </w:rPr>
+          <w:t xml:space="preserve">İkinci haftadaki</w:t>
+        </w:r>
+      </w:hyperlink>
+      <w:r>
+        <w:t xml:space="preserve"> </w:t>
+      </w:r>
+      <w:r>
+        <w:t xml:space="preserve">tehdit modellemesinde</w:t>
       </w:r>
       <w:r>
         <w:t xml:space="preserve"> </w:t>
@@ -8133,9 +7823,9 @@
         </w:pict>
       </w:r>
     </w:p>
+    <w:bookmarkEnd w:id="57"/>
     <w:bookmarkEnd w:id="58"/>
-    <w:bookmarkEnd w:id="59"/>
-    <w:bookmarkStart w:id="71" w:name="Xcd5a4b84a9eaf432e3b249b3d62274aea95c2c7"/>
+    <w:bookmarkStart w:id="70" w:name="Xcd5a4b84a9eaf432e3b249b3d62274aea95c2c7"/>
     <w:p>
       <w:pPr>
         <w:pStyle w:val="Heading2"/>
@@ -8144,7 +7834,7 @@
         <w:t xml:space="preserve">3. MAC, HMAC ve şifreleme ile bütünlüğün birleştirilmesi (Tarif 6.4, 6.10, 6.18, 6.21)</w:t>
       </w:r>
     </w:p>
-    <w:bookmarkStart w:id="66" w:name="hmac-nasıl-çalışır"/>
+    <w:bookmarkStart w:id="65" w:name="hmac-nasıl-çalışır"/>
     <w:p>
       <w:pPr>
         <w:pStyle w:val="Heading3"/>
@@ -8160,20 +7850,20 @@
       <w:r>
         <w:drawing>
           <wp:inline>
-            <wp:extent cx="5759999" cy="2470728"/>
+            <wp:extent cx="5759999" cy="1654339"/>
             <wp:effectExtent b="0" l="0" r="0" t="0"/>
-            <wp:docPr descr="HMAC ile H(K||m) karşılaştırması" title="" id="61" name="Picture"/>
+            <wp:docPr descr="HMAC ile H(K||m) karşılaştırması" title="" id="60" name="Picture"/>
             <a:graphic>
               <a:graphicData uri="http://schemas.openxmlformats.org/drawingml/2006/picture">
                 <pic:pic>
                   <pic:nvPicPr>
-                    <pic:cNvPr descr="h10-08-hmac.png" id="62" name="Picture"/>
+                    <pic:cNvPr descr="h10-08-hmac.png" id="61" name="Picture"/>
                     <pic:cNvPicPr>
                       <a:picLocks noChangeArrowheads="1" noChangeAspect="1"/>
                     </pic:cNvPicPr>
                   </pic:nvPicPr>
                   <pic:blipFill>
-                    <a:blip r:embed="rId60"/>
+                    <a:blip r:embed="rId59"/>
                     <a:stretch>
                       <a:fillRect/>
                     </a:stretch>
@@ -8181,7 +7871,7 @@
                   <pic:spPr bwMode="auto">
                     <a:xfrm>
                       <a:off x="0" y="0"/>
-                      <a:ext cx="5759999" cy="2470728"/>
+                      <a:ext cx="5759999" cy="1654339"/>
                     </a:xfrm>
                     <a:prstGeom prst="rect">
                       <a:avLst/>
@@ -8207,20 +7897,20 @@
       <w:r>
         <w:drawing>
           <wp:inline>
-            <wp:extent cx="5759999" cy="2283460"/>
+            <wp:extent cx="5759999" cy="1366032"/>
             <wp:effectExtent b="0" l="0" r="0" t="0"/>
-            <wp:docPr descr="Encrypt-then-MAC sırası ve doğrulamadan önce çözmeme kuralı" title="" id="64" name="Picture"/>
+            <wp:docPr descr="Encrypt-then-MAC sırası ve doğrulamadan önce çözmeme kuralı" title="" id="63" name="Picture"/>
             <a:graphic>
               <a:graphicData uri="http://schemas.openxmlformats.org/drawingml/2006/picture">
                 <pic:pic>
                   <pic:nvPicPr>
-                    <pic:cNvPr descr="h10-01-encrypt-then-mac.png" id="65" name="Picture"/>
+                    <pic:cNvPr descr="h10-01-encrypt-then-mac.png" id="64" name="Picture"/>
                     <pic:cNvPicPr>
                       <a:picLocks noChangeArrowheads="1" noChangeAspect="1"/>
                     </pic:cNvPicPr>
                   </pic:nvPicPr>
                   <pic:blipFill>
-                    <a:blip r:embed="rId63"/>
+                    <a:blip r:embed="rId62"/>
                     <a:stretch>
                       <a:fillRect/>
                     </a:stretch>
@@ -8228,7 +7918,7 @@
                   <pic:spPr bwMode="auto">
                     <a:xfrm>
                       <a:off x="0" y="0"/>
-                      <a:ext cx="5759999" cy="2283460"/>
+                      <a:ext cx="5759999" cy="1366032"/>
                     </a:xfrm>
                     <a:prstGeom prst="rect">
                       <a:avLst/>
@@ -8561,8 +8251,8 @@
         <w:t xml:space="preserve">)</w:t>
       </w:r>
     </w:p>
-    <w:bookmarkEnd w:id="66"/>
-    <w:bookmarkStart w:id="67" w:name="X7e35fca67d04b0b25118a54d591c60a5479fe62"/>
+    <w:bookmarkEnd w:id="65"/>
+    <w:bookmarkStart w:id="66" w:name="X7e35fca67d04b0b25118a54d591c60a5479fe62"/>
     <w:p>
       <w:pPr>
         <w:pStyle w:val="Heading3"/>
@@ -8645,7 +8335,7 @@
                 <w:b/>
                 <w:bCs/>
               </w:rPr>
-              <w:t xml:space="preserve">Şifrele-sonra-MAC</w:t>
+              <w:t xml:space="preserve">Önce şifrele, sonra MAC</w:t>
             </w:r>
             <w:r>
               <w:t xml:space="preserve"> </w:t>
@@ -8856,7 +8546,7 @@
         <w:t xml:space="preserve"> </w:t>
       </w:r>
       <w:r>
-        <w:t xml:space="preserve">kullanın (biri şifreleme, biri MAC için; HKDF ile tek sırdan türetilebilir), şifrele-sonra-MAC sırasını izleyin,</w:t>
+        <w:t xml:space="preserve">kullanın (biri şifreleme, biri MAC için; HKDF ile tek sırdan türetilebilir), önce şifrele, sonra MAC sırasını izleyin,</w:t>
       </w:r>
       <w:r>
         <w:t xml:space="preserve"> </w:t>
@@ -8865,8 +8555,8 @@
         <w:t xml:space="preserve">MAC’e IV’yi ve bağlam bilgisini de katın, karşılaştırmayı sabit zamanlı yapın.</w:t>
       </w:r>
     </w:p>
-    <w:bookmarkEnd w:id="67"/>
-    <w:bookmarkStart w:id="68" w:name="yeniden-oynatma-geçerli-ama-eski-mesaj"/>
+    <w:bookmarkEnd w:id="66"/>
+    <w:bookmarkStart w:id="67" w:name="yeniden-oynatma-geçerli-ama-eski-mesaj"/>
     <w:p>
       <w:pPr>
         <w:pStyle w:val="Heading3"/>
@@ -9158,7 +8848,24 @@
         <w:t xml:space="preserve"> </w:t>
       </w:r>
       <w:r>
-        <w:t xml:space="preserve">kullanılır ve sayaç veritabanında tutulur. 2. haftadaki tehdit tablosunda</w:t>
+        <w:t xml:space="preserve">kullanılır ve sayaç veritabanında tutulur.</w:t>
+      </w:r>
+      <w:r>
+        <w:t xml:space="preserve"> </w:t>
+      </w:r>
+      <w:hyperlink r:id="rId56">
+        <w:r>
+          <w:rPr>
+            <w:rStyle w:val="Hyperlink"/>
+          </w:rPr>
+          <w:t xml:space="preserve">2. haftadaki</w:t>
+        </w:r>
+      </w:hyperlink>
+      <w:r>
+        <w:t xml:space="preserve"> </w:t>
+      </w:r>
+      <w:r>
+        <w:t xml:space="preserve">tehdit tablosunda</w:t>
       </w:r>
       <w:r>
         <w:t xml:space="preserve"> </w:t>
@@ -9189,14 +8896,421 @@
         <w:t xml:space="preserve">olması bu yüzdendir.</w:t>
       </w:r>
     </w:p>
+    <w:bookmarkEnd w:id="67"/>
+    <w:bookmarkStart w:id="68" w:name="X852ae92cb6ec021921bb97583fa63386a626b67"/>
+    <w:p>
+      <w:pPr>
+        <w:pStyle w:val="Heading3"/>
+      </w:pPr>
+      <w:r>
+        <w:t xml:space="preserve">İşlenmiş örnek: HMAC’i elle hesaplamak ve çığ etkisini görmek</w:t>
+      </w:r>
+    </w:p>
+    <w:p>
+      <w:pPr>
+        <w:pStyle w:val="FirstParagraph"/>
+      </w:pPr>
+      <w:r>
+        <w:t xml:space="preserve">Kuralları soyut bırakmadan, gerçek bir HMAC-SHA-256 hesabını uçtan uca izleyelim. Sabit (yalnız bu örnek için) 32</w:t>
+      </w:r>
+      <w:r>
+        <w:t xml:space="preserve"> </w:t>
+      </w:r>
+      <w:r>
+        <w:t xml:space="preserve">baytlık bir anahtar kullanıp bir ödeme talimatının HMAC’ini hesaplayalım:</w:t>
+      </w:r>
+    </w:p>
+    <w:p>
+      <w:pPr>
+        <w:pStyle w:val="BodyText"/>
+      </w:pPr>
+      <w:r>
+        <w:rPr>
+          <w:b/>
+          <w:bCs/>
+        </w:rPr>
+        <w:t xml:space="preserve">HMAC-SHA-256 (gerçek çıktı)</w:t>
+      </w:r>
+    </w:p>
+    <w:p>
+      <w:pPr>
+        <w:pStyle w:val="SourceCode"/>
+      </w:pPr>
+      <w:r>
+        <w:rPr>
+          <w:rStyle w:val="VariableTok"/>
+        </w:rPr>
+        <w:t xml:space="preserve">ANAHTAR</w:t>
+      </w:r>
+      <w:r>
+        <w:rPr>
+          <w:rStyle w:val="OperatorTok"/>
+        </w:rPr>
+        <w:t xml:space="preserve">=</w:t>
+      </w:r>
+      <w:r>
+        <w:rPr>
+          <w:rStyle w:val="NormalTok"/>
+        </w:rPr>
+        <w:t xml:space="preserve">0000000000000000000000000000000000000000000000000000000000000001   </w:t>
+      </w:r>
+      <w:r>
+        <w:rPr>
+          <w:rStyle w:val="CommentTok"/>
+        </w:rPr>
+        <w:t xml:space="preserve"># 32 bayt, yalniz gosterim icin sabit</w:t>
+      </w:r>
+      <w:r>
+        <w:br/>
+      </w:r>
+      <w:r>
+        <w:rPr>
+          <w:rStyle w:val="BuiltInTok"/>
+        </w:rPr>
+        <w:t xml:space="preserve">printf</w:t>
+      </w:r>
+      <w:r>
+        <w:rPr>
+          <w:rStyle w:val="NormalTok"/>
+        </w:rPr>
+        <w:t xml:space="preserve"> </w:t>
+      </w:r>
+      <w:r>
+        <w:rPr>
+          <w:rStyle w:val="StringTok"/>
+        </w:rPr>
+        <w:t xml:space="preserve">'tutar=100;alici=TR00'</w:t>
+      </w:r>
+      <w:r>
+        <w:rPr>
+          <w:rStyle w:val="NormalTok"/>
+        </w:rPr>
+        <w:t xml:space="preserve"> </w:t>
+      </w:r>
+      <w:r>
+        <w:rPr>
+          <w:rStyle w:val="KeywordTok"/>
+        </w:rPr>
+        <w:t xml:space="preserve">|</w:t>
+      </w:r>
+      <w:r>
+        <w:rPr>
+          <w:rStyle w:val="NormalTok"/>
+        </w:rPr>
+        <w:t xml:space="preserve"> </w:t>
+      </w:r>
+      <w:r>
+        <w:rPr>
+          <w:rStyle w:val="ExtensionTok"/>
+        </w:rPr>
+        <w:t xml:space="preserve">openssl</w:t>
+      </w:r>
+      <w:r>
+        <w:rPr>
+          <w:rStyle w:val="NormalTok"/>
+        </w:rPr>
+        <w:t xml:space="preserve"> dgst </w:t>
+      </w:r>
+      <w:r>
+        <w:rPr>
+          <w:rStyle w:val="AttributeTok"/>
+        </w:rPr>
+        <w:t xml:space="preserve">-sha256</w:t>
+      </w:r>
+      <w:r>
+        <w:rPr>
+          <w:rStyle w:val="NormalTok"/>
+        </w:rPr>
+        <w:t xml:space="preserve"> </w:t>
+      </w:r>
+      <w:r>
+        <w:rPr>
+          <w:rStyle w:val="AttributeTok"/>
+        </w:rPr>
+        <w:t xml:space="preserve">-mac</w:t>
+      </w:r>
+      <w:r>
+        <w:rPr>
+          <w:rStyle w:val="NormalTok"/>
+        </w:rPr>
+        <w:t xml:space="preserve"> HMAC </w:t>
+      </w:r>
+      <w:r>
+        <w:rPr>
+          <w:rStyle w:val="AttributeTok"/>
+        </w:rPr>
+        <w:t xml:space="preserve">-macopt</w:t>
+      </w:r>
+      <w:r>
+        <w:rPr>
+          <w:rStyle w:val="NormalTok"/>
+        </w:rPr>
+        <w:t xml:space="preserve"> hexkey:</w:t>
+      </w:r>
+      <w:r>
+        <w:rPr>
+          <w:rStyle w:val="VariableTok"/>
+        </w:rPr>
+        <w:t xml:space="preserve">$ANAHTAR</w:t>
+      </w:r>
+    </w:p>
+    <w:p>
+      <w:pPr>
+        <w:pStyle w:val="SourceCode"/>
+      </w:pPr>
+      <w:r>
+        <w:rPr>
+          <w:rStyle w:val="VerbatimChar"/>
+        </w:rPr>
+        <w:t xml:space="preserve">SHA2-256(stdin)= a08fb1159871e3b8110dedf3e3524cab7bea06f4795f2119394e11c42ac5f9a1</w:t>
+      </w:r>
+    </w:p>
+    <w:p>
+      <w:pPr>
+        <w:pStyle w:val="FirstParagraph"/>
+      </w:pPr>
+      <w:r>
+        <w:t xml:space="preserve">Şimdi saldırgan tutarı</w:t>
+      </w:r>
+      <w:r>
+        <w:t xml:space="preserve"> </w:t>
+      </w:r>
+      <w:r>
+        <w:rPr>
+          <w:rStyle w:val="VerbatimChar"/>
+        </w:rPr>
+        <w:t xml:space="preserve">100</w:t>
+      </w:r>
+      <w:r>
+        <w:t xml:space="preserve">’den</w:t>
+      </w:r>
+      <w:r>
+        <w:t xml:space="preserve"> </w:t>
+      </w:r>
+      <w:r>
+        <w:rPr>
+          <w:rStyle w:val="VerbatimChar"/>
+        </w:rPr>
+        <w:t xml:space="preserve">900</w:t>
+      </w:r>
+      <w:r>
+        <w:t xml:space="preserve">’e değiştirsin; gerçek anahtarla asıl mesajın HMAC’i şu şekilde değişir:</w:t>
+      </w:r>
+    </w:p>
+    <w:p>
+      <w:pPr>
+        <w:pStyle w:val="SourceCode"/>
+      </w:pPr>
+      <w:r>
+        <w:rPr>
+          <w:rStyle w:val="BuiltInTok"/>
+        </w:rPr>
+        <w:t xml:space="preserve">printf</w:t>
+      </w:r>
+      <w:r>
+        <w:rPr>
+          <w:rStyle w:val="NormalTok"/>
+        </w:rPr>
+        <w:t xml:space="preserve"> </w:t>
+      </w:r>
+      <w:r>
+        <w:rPr>
+          <w:rStyle w:val="StringTok"/>
+        </w:rPr>
+        <w:t xml:space="preserve">'tutar=900;alici=TR00'</w:t>
+      </w:r>
+      <w:r>
+        <w:rPr>
+          <w:rStyle w:val="NormalTok"/>
+        </w:rPr>
+        <w:t xml:space="preserve"> </w:t>
+      </w:r>
+      <w:r>
+        <w:rPr>
+          <w:rStyle w:val="KeywordTok"/>
+        </w:rPr>
+        <w:t xml:space="preserve">|</w:t>
+      </w:r>
+      <w:r>
+        <w:rPr>
+          <w:rStyle w:val="NormalTok"/>
+        </w:rPr>
+        <w:t xml:space="preserve"> </w:t>
+      </w:r>
+      <w:r>
+        <w:rPr>
+          <w:rStyle w:val="ExtensionTok"/>
+        </w:rPr>
+        <w:t xml:space="preserve">openssl</w:t>
+      </w:r>
+      <w:r>
+        <w:rPr>
+          <w:rStyle w:val="NormalTok"/>
+        </w:rPr>
+        <w:t xml:space="preserve"> dgst </w:t>
+      </w:r>
+      <w:r>
+        <w:rPr>
+          <w:rStyle w:val="AttributeTok"/>
+        </w:rPr>
+        <w:t xml:space="preserve">-sha256</w:t>
+      </w:r>
+      <w:r>
+        <w:rPr>
+          <w:rStyle w:val="NormalTok"/>
+        </w:rPr>
+        <w:t xml:space="preserve"> </w:t>
+      </w:r>
+      <w:r>
+        <w:rPr>
+          <w:rStyle w:val="AttributeTok"/>
+        </w:rPr>
+        <w:t xml:space="preserve">-mac</w:t>
+      </w:r>
+      <w:r>
+        <w:rPr>
+          <w:rStyle w:val="NormalTok"/>
+        </w:rPr>
+        <w:t xml:space="preserve"> HMAC </w:t>
+      </w:r>
+      <w:r>
+        <w:rPr>
+          <w:rStyle w:val="AttributeTok"/>
+        </w:rPr>
+        <w:t xml:space="preserve">-macopt</w:t>
+      </w:r>
+      <w:r>
+        <w:rPr>
+          <w:rStyle w:val="NormalTok"/>
+        </w:rPr>
+        <w:t xml:space="preserve"> hexkey:</w:t>
+      </w:r>
+      <w:r>
+        <w:rPr>
+          <w:rStyle w:val="VariableTok"/>
+        </w:rPr>
+        <w:t xml:space="preserve">$ANAHTAR</w:t>
+      </w:r>
+    </w:p>
+    <w:p>
+      <w:pPr>
+        <w:pStyle w:val="SourceCode"/>
+      </w:pPr>
+      <w:r>
+        <w:rPr>
+          <w:rStyle w:val="VerbatimChar"/>
+        </w:rPr>
+        <w:t xml:space="preserve">SHA2-256(stdin)= 8a786eacbef7863d44533b9ebcbcf288e5136204080258e838e283f1f91a46be</w:t>
+      </w:r>
+    </w:p>
+    <w:p>
+      <w:pPr>
+        <w:pStyle w:val="FirstParagraph"/>
+      </w:pPr>
+      <w:r>
+        <w:t xml:space="preserve">Tek bir karakterlik değişiklik (</w:t>
+      </w:r>
+      <w:r>
+        <w:rPr>
+          <w:rStyle w:val="VerbatimChar"/>
+        </w:rPr>
+        <w:t xml:space="preserve">1</w:t>
+      </w:r>
+      <w:r>
+        <w:t xml:space="preserve">→</w:t>
+      </w:r>
+      <w:r>
+        <w:rPr>
+          <w:rStyle w:val="VerbatimChar"/>
+        </w:rPr>
+        <w:t xml:space="preserve">9</w:t>
+      </w:r>
+      <w:r>
+        <w:t xml:space="preserve">), etiketin</w:t>
+      </w:r>
+      <w:r>
+        <w:t xml:space="preserve"> </w:t>
+      </w:r>
+      <w:r>
+        <w:rPr>
+          <w:b/>
+          <w:bCs/>
+        </w:rPr>
+        <w:t xml:space="preserve">tamamen farklı</w:t>
+      </w:r>
+      <w:r>
+        <w:t xml:space="preserve"> </w:t>
+      </w:r>
+      <w:r>
+        <w:t xml:space="preserve">32 baytını üretti — bu, iyi bir özet</w:t>
+      </w:r>
+      <w:r>
+        <w:t xml:space="preserve"> </w:t>
+      </w:r>
+      <w:r>
+        <w:t xml:space="preserve">fonksiyonunun</w:t>
+      </w:r>
+      <w:r>
+        <w:t xml:space="preserve"> </w:t>
+      </w:r>
+      <w:r>
+        <w:t xml:space="preserve">“çığ etkisi”</w:t>
+      </w:r>
+      <w:r>
+        <w:t xml:space="preserve">dir (avalanche effect): girdideki tek bitlik değişiklik, çıktının yaklaşık yarısını</w:t>
+      </w:r>
+      <w:r>
+        <w:t xml:space="preserve"> </w:t>
+      </w:r>
+      <w:r>
+        <w:t xml:space="preserve">değiştirir. Saldırgan anahtarı bilmediği için mesajı değiştirip</w:t>
+      </w:r>
+      <w:r>
+        <w:t xml:space="preserve"> </w:t>
+      </w:r>
+      <w:r>
+        <w:rPr>
+          <w:b/>
+          <w:bCs/>
+        </w:rPr>
+        <w:t xml:space="preserve">geçerli</w:t>
+      </w:r>
+      <w:r>
+        <w:t xml:space="preserve"> </w:t>
+      </w:r>
+      <w:r>
+        <w:t xml:space="preserve">bir yeni etiket üretemez; alıcı</w:t>
+      </w:r>
+      <w:r>
+        <w:t xml:space="preserve"> </w:t>
+      </w:r>
+      <w:r>
+        <w:t xml:space="preserve">etiketleri karşılaştırıp uyuşmazlığı yakalar.</w:t>
+      </w:r>
+    </w:p>
     <w:bookmarkEnd w:id="68"/>
-    <w:bookmarkStart w:id="69" w:name="X852ae92cb6ec021921bb97583fa63386a626b67"/>
+    <w:bookmarkStart w:id="69" w:name="X9b528c0e2ed8744aa29626bb7137d97729a5c71"/>
     <w:p>
       <w:pPr>
         <w:pStyle w:val="Heading3"/>
       </w:pPr>
       <w:r>
-        <w:t xml:space="preserve">İşlenmiş örnek: HMAC’i elle hesaplamak ve çığ etkisini görmek</w:t>
+        <w:t xml:space="preserve">Sabit zamanlı karşılaştırma: neden</w:t>
+      </w:r>
+      <w:r>
+        <w:t xml:space="preserve"> </w:t>
+      </w:r>
+      <w:r>
+        <w:rPr>
+          <w:rStyle w:val="VerbatimChar"/>
+        </w:rPr>
+        <w:t xml:space="preserve">memcmp</w:t>
+      </w:r>
+      <w:r>
+        <w:t xml:space="preserve"> </w:t>
+      </w:r>
+      <w:r>
+        <w:t xml:space="preserve">yetmez</w:t>
       </w:r>
     </w:p>
     <w:p>
@@ -9204,13 +9318,85 @@
         <w:pStyle w:val="FirstParagraph"/>
       </w:pPr>
       <w:r>
-        <w:t xml:space="preserve">Kuralları soyut bırakmadan, gerçek bir HMAC-SHA-256 hesabını uçtan uca izleyelim. Sabit (yalnız bu örnek için) 32</w:t>
-      </w:r>
-      <w:r>
-        <w:t xml:space="preserve"> </w:t>
-      </w:r>
-      <w:r>
-        <w:t xml:space="preserve">baytlık bir anahtar kullanıp bir ödeme talimatının HMAC’ini hesaplayalım:</w:t>
+        <w:t xml:space="preserve">Alıcı tarafta HMAC doğrulaması, hesaplanan etiketle gelen etiketi</w:t>
+      </w:r>
+      <w:r>
+        <w:t xml:space="preserve"> </w:t>
+      </w:r>
+      <w:r>
+        <w:rPr>
+          <w:b/>
+          <w:bCs/>
+        </w:rPr>
+        <w:t xml:space="preserve">karşılaştırmayı</w:t>
+      </w:r>
+      <w:r>
+        <w:t xml:space="preserve"> </w:t>
+      </w:r>
+      <w:r>
+        <w:t xml:space="preserve">gerektirir. Sıradan bir</w:t>
+      </w:r>
+      <w:r>
+        <w:t xml:space="preserve"> </w:t>
+      </w:r>
+      <w:r>
+        <w:rPr>
+          <w:rStyle w:val="VerbatimChar"/>
+        </w:rPr>
+        <w:t xml:space="preserve">memcmp(a, b, 32)</w:t>
+      </w:r>
+      <w:r>
+        <w:t xml:space="preserve"> </w:t>
+      </w:r>
+      <w:r>
+        <w:t xml:space="preserve">baytları soldan sağa karşılaştırır ve</w:t>
+      </w:r>
+      <w:r>
+        <w:t xml:space="preserve"> </w:t>
+      </w:r>
+      <w:r>
+        <w:rPr>
+          <w:b/>
+          <w:bCs/>
+        </w:rPr>
+        <w:t xml:space="preserve">ilk farklı baytta durur</w:t>
+      </w:r>
+      <w:r>
+        <w:t xml:space="preserve">; bu, fonksiyonun çalışma</w:t>
+      </w:r>
+      <w:r>
+        <w:t xml:space="preserve"> </w:t>
+      </w:r>
+      <w:r>
+        <w:t xml:space="preserve">süresinin kaç baytın eşleştiğine bağlı olarak değiştiği anlamına gelir. Bir ağ üzerinden yeterince çok deneme</w:t>
+      </w:r>
+      <w:r>
+        <w:t xml:space="preserve"> </w:t>
+      </w:r>
+      <w:r>
+        <w:t xml:space="preserve">yapabilen bir saldırgan, yanıt sürelerindeki mikrosaniyelik farklardan doğru etiketi</w:t>
+      </w:r>
+      <w:r>
+        <w:t xml:space="preserve"> </w:t>
+      </w:r>
+      <w:r>
+        <w:rPr>
+          <w:b/>
+          <w:bCs/>
+        </w:rPr>
+        <w:t xml:space="preserve">bayt bayt</w:t>
+      </w:r>
+      <w:r>
+        <w:t xml:space="preserve"> </w:t>
+      </w:r>
+      <w:r>
+        <w:t xml:space="preserve">tahmin edebilir</w:t>
+      </w:r>
+      <w:r>
+        <w:t xml:space="preserve"> </w:t>
+      </w:r>
+      <w:r>
+        <w:t xml:space="preserve">(zamanlama saldırısı, timing attack).</w:t>
       </w:r>
     </w:p>
     <w:p>
@@ -9222,7 +9408,7 @@
           <w:b/>
           <w:bCs/>
         </w:rPr>
-        <w:t xml:space="preserve">HMAC-SHA-256 (gerçek çıktı)</w:t>
+        <w:t xml:space="preserve">Yanlış ve doğru karşılaştırma</w:t>
       </w:r>
     </w:p>
     <w:p>
@@ -9231,1025 +9417,557 @@
       </w:pPr>
       <w:r>
         <w:rPr>
-          <w:rStyle w:val="VariableTok"/>
-        </w:rPr>
-        <w:t xml:space="preserve">ANAHTAR</w:t>
+          <w:rStyle w:val="CommentTok"/>
+        </w:rPr>
+        <w:t xml:space="preserve">/* YANLIS: erken cikis sure farki yaratir */</w:t>
+      </w:r>
+      <w:r>
+        <w:br/>
+      </w:r>
+      <w:r>
+        <w:rPr>
+          <w:rStyle w:val="ControlFlowTok"/>
+        </w:rPr>
+        <w:t xml:space="preserve">if</w:t>
+      </w:r>
+      <w:r>
+        <w:rPr>
+          <w:rStyle w:val="NormalTok"/>
+        </w:rPr>
+        <w:t xml:space="preserve"> </w:t>
       </w:r>
       <w:r>
         <w:rPr>
           <w:rStyle w:val="OperatorTok"/>
         </w:rPr>
-        <w:t xml:space="preserve">=</w:t>
-      </w:r>
-      <w:r>
-        <w:rPr>
-          <w:rStyle w:val="NormalTok"/>
-        </w:rPr>
-        <w:t xml:space="preserve">0000000000000000000000000000000000000000000000000000000000000001   </w:t>
+        <w:t xml:space="preserve">(</w:t>
+      </w:r>
+      <w:r>
+        <w:rPr>
+          <w:rStyle w:val="NormalTok"/>
+        </w:rPr>
+        <w:t xml:space="preserve">memcmp</w:t>
+      </w:r>
+      <w:r>
+        <w:rPr>
+          <w:rStyle w:val="OperatorTok"/>
+        </w:rPr>
+        <w:t xml:space="preserve">(</w:t>
+      </w:r>
+      <w:r>
+        <w:rPr>
+          <w:rStyle w:val="NormalTok"/>
+        </w:rPr>
+        <w:t xml:space="preserve">hesaplanan</w:t>
+      </w:r>
+      <w:r>
+        <w:rPr>
+          <w:rStyle w:val="OperatorTok"/>
+        </w:rPr>
+        <w:t xml:space="preserve">,</w:t>
+      </w:r>
+      <w:r>
+        <w:rPr>
+          <w:rStyle w:val="NormalTok"/>
+        </w:rPr>
+        <w:t xml:space="preserve"> gelen</w:t>
+      </w:r>
+      <w:r>
+        <w:rPr>
+          <w:rStyle w:val="OperatorTok"/>
+        </w:rPr>
+        <w:t xml:space="preserve">,</w:t>
+      </w:r>
+      <w:r>
+        <w:rPr>
+          <w:rStyle w:val="NormalTok"/>
+        </w:rPr>
+        <w:t xml:space="preserve"> </w:t>
+      </w:r>
+      <w:r>
+        <w:rPr>
+          <w:rStyle w:val="DecValTok"/>
+        </w:rPr>
+        <w:t xml:space="preserve">32</w:t>
+      </w:r>
+      <w:r>
+        <w:rPr>
+          <w:rStyle w:val="OperatorTok"/>
+        </w:rPr>
+        <w:t xml:space="preserve">)</w:t>
+      </w:r>
+      <w:r>
+        <w:rPr>
+          <w:rStyle w:val="NormalTok"/>
+        </w:rPr>
+        <w:t xml:space="preserve"> </w:t>
+      </w:r>
+      <w:r>
+        <w:rPr>
+          <w:rStyle w:val="OperatorTok"/>
+        </w:rPr>
+        <w:t xml:space="preserve">==</w:t>
+      </w:r>
+      <w:r>
+        <w:rPr>
+          <w:rStyle w:val="NormalTok"/>
+        </w:rPr>
+        <w:t xml:space="preserve"> </w:t>
+      </w:r>
+      <w:r>
+        <w:rPr>
+          <w:rStyle w:val="DecValTok"/>
+        </w:rPr>
+        <w:t xml:space="preserve">0</w:t>
+      </w:r>
+      <w:r>
+        <w:rPr>
+          <w:rStyle w:val="OperatorTok"/>
+        </w:rPr>
+        <w:t xml:space="preserve">)</w:t>
+      </w:r>
+      <w:r>
+        <w:rPr>
+          <w:rStyle w:val="NormalTok"/>
+        </w:rPr>
+        <w:t xml:space="preserve"> </w:t>
+      </w:r>
+      <w:r>
+        <w:rPr>
+          <w:rStyle w:val="OperatorTok"/>
+        </w:rPr>
+        <w:t xml:space="preserve">{</w:t>
+      </w:r>
+      <w:r>
+        <w:rPr>
+          <w:rStyle w:val="NormalTok"/>
+        </w:rPr>
+        <w:t xml:space="preserve"> </w:t>
       </w:r>
       <w:r>
         <w:rPr>
           <w:rStyle w:val="CommentTok"/>
         </w:rPr>
-        <w:t xml:space="preserve"># 32 bayt, yalniz gosterim icin sabit</w:t>
+        <w:t xml:space="preserve">/* kabul */</w:t>
+      </w:r>
+      <w:r>
+        <w:rPr>
+          <w:rStyle w:val="NormalTok"/>
+        </w:rPr>
+        <w:t xml:space="preserve"> </w:t>
+      </w:r>
+      <w:r>
+        <w:rPr>
+          <w:rStyle w:val="OperatorTok"/>
+        </w:rPr>
+        <w:t xml:space="preserve">}</w:t>
       </w:r>
       <w:r>
         <w:br/>
       </w:r>
       <w:r>
-        <w:rPr>
-          <w:rStyle w:val="BuiltInTok"/>
-        </w:rPr>
-        <w:t xml:space="preserve">printf</w:t>
-      </w:r>
-      <w:r>
-        <w:rPr>
-          <w:rStyle w:val="NormalTok"/>
-        </w:rPr>
-        <w:t xml:space="preserve"> </w:t>
-      </w:r>
-      <w:r>
-        <w:rPr>
-          <w:rStyle w:val="StringTok"/>
-        </w:rPr>
-        <w:t xml:space="preserve">'tutar=100;alici=TR00'</w:t>
-      </w:r>
-      <w:r>
-        <w:rPr>
-          <w:rStyle w:val="NormalTok"/>
-        </w:rPr>
-        <w:t xml:space="preserve"> </w:t>
-      </w:r>
-      <w:r>
-        <w:rPr>
-          <w:rStyle w:val="KeywordTok"/>
-        </w:rPr>
-        <w:t xml:space="preserve">|</w:t>
-      </w:r>
-      <w:r>
-        <w:rPr>
-          <w:rStyle w:val="NormalTok"/>
-        </w:rPr>
-        <w:t xml:space="preserve"> </w:t>
-      </w:r>
-      <w:r>
-        <w:rPr>
-          <w:rStyle w:val="ExtensionTok"/>
-        </w:rPr>
-        <w:t xml:space="preserve">openssl</w:t>
-      </w:r>
-      <w:r>
-        <w:rPr>
-          <w:rStyle w:val="NormalTok"/>
-        </w:rPr>
-        <w:t xml:space="preserve"> dgst </w:t>
-      </w:r>
-      <w:r>
-        <w:rPr>
-          <w:rStyle w:val="AttributeTok"/>
-        </w:rPr>
-        <w:t xml:space="preserve">-sha256</w:t>
-      </w:r>
-      <w:r>
-        <w:rPr>
-          <w:rStyle w:val="NormalTok"/>
-        </w:rPr>
-        <w:t xml:space="preserve"> </w:t>
-      </w:r>
-      <w:r>
-        <w:rPr>
-          <w:rStyle w:val="AttributeTok"/>
-        </w:rPr>
-        <w:t xml:space="preserve">-mac</w:t>
-      </w:r>
-      <w:r>
-        <w:rPr>
-          <w:rStyle w:val="NormalTok"/>
-        </w:rPr>
-        <w:t xml:space="preserve"> HMAC </w:t>
-      </w:r>
-      <w:r>
-        <w:rPr>
-          <w:rStyle w:val="AttributeTok"/>
-        </w:rPr>
-        <w:t xml:space="preserve">-macopt</w:t>
-      </w:r>
-      <w:r>
-        <w:rPr>
-          <w:rStyle w:val="NormalTok"/>
-        </w:rPr>
-        <w:t xml:space="preserve"> hexkey:</w:t>
-      </w:r>
-      <w:r>
-        <w:rPr>
-          <w:rStyle w:val="VariableTok"/>
-        </w:rPr>
-        <w:t xml:space="preserve">$ANAHTAR</w:t>
-      </w:r>
-    </w:p>
-    <w:p>
-      <w:pPr>
-        <w:pStyle w:val="SourceCode"/>
-      </w:pPr>
+        <w:br/>
+      </w:r>
+      <w:r>
+        <w:rPr>
+          <w:rStyle w:val="CommentTok"/>
+        </w:rPr>
+        <w:t xml:space="preserve">/* DOGRU: sabit zamanli, her zaman 32 baytin tamamini gezer */</w:t>
+      </w:r>
+      <w:r>
+        <w:br/>
+      </w:r>
+      <w:r>
+        <w:rPr>
+          <w:rStyle w:val="ControlFlowTok"/>
+        </w:rPr>
+        <w:t xml:space="preserve">if</w:t>
+      </w:r>
+      <w:r>
+        <w:rPr>
+          <w:rStyle w:val="NormalTok"/>
+        </w:rPr>
+        <w:t xml:space="preserve"> </w:t>
+      </w:r>
+      <w:r>
+        <w:rPr>
+          <w:rStyle w:val="OperatorTok"/>
+        </w:rPr>
+        <w:t xml:space="preserve">(</w:t>
+      </w:r>
+      <w:r>
+        <w:rPr>
+          <w:rStyle w:val="NormalTok"/>
+        </w:rPr>
+        <w:t xml:space="preserve">CRYPTO_memcmp</w:t>
+      </w:r>
+      <w:r>
+        <w:rPr>
+          <w:rStyle w:val="OperatorTok"/>
+        </w:rPr>
+        <w:t xml:space="preserve">(</w:t>
+      </w:r>
+      <w:r>
+        <w:rPr>
+          <w:rStyle w:val="NormalTok"/>
+        </w:rPr>
+        <w:t xml:space="preserve">hesaplanan</w:t>
+      </w:r>
+      <w:r>
+        <w:rPr>
+          <w:rStyle w:val="OperatorTok"/>
+        </w:rPr>
+        <w:t xml:space="preserve">,</w:t>
+      </w:r>
+      <w:r>
+        <w:rPr>
+          <w:rStyle w:val="NormalTok"/>
+        </w:rPr>
+        <w:t xml:space="preserve"> gelen</w:t>
+      </w:r>
+      <w:r>
+        <w:rPr>
+          <w:rStyle w:val="OperatorTok"/>
+        </w:rPr>
+        <w:t xml:space="preserve">,</w:t>
+      </w:r>
+      <w:r>
+        <w:rPr>
+          <w:rStyle w:val="NormalTok"/>
+        </w:rPr>
+        <w:t xml:space="preserve"> </w:t>
+      </w:r>
+      <w:r>
+        <w:rPr>
+          <w:rStyle w:val="DecValTok"/>
+        </w:rPr>
+        <w:t xml:space="preserve">32</w:t>
+      </w:r>
+      <w:r>
+        <w:rPr>
+          <w:rStyle w:val="OperatorTok"/>
+        </w:rPr>
+        <w:t xml:space="preserve">)</w:t>
+      </w:r>
+      <w:r>
+        <w:rPr>
+          <w:rStyle w:val="NormalTok"/>
+        </w:rPr>
+        <w:t xml:space="preserve"> </w:t>
+      </w:r>
+      <w:r>
+        <w:rPr>
+          <w:rStyle w:val="OperatorTok"/>
+        </w:rPr>
+        <w:t xml:space="preserve">==</w:t>
+      </w:r>
+      <w:r>
+        <w:rPr>
+          <w:rStyle w:val="NormalTok"/>
+        </w:rPr>
+        <w:t xml:space="preserve"> </w:t>
+      </w:r>
+      <w:r>
+        <w:rPr>
+          <w:rStyle w:val="DecValTok"/>
+        </w:rPr>
+        <w:t xml:space="preserve">0</w:t>
+      </w:r>
+      <w:r>
+        <w:rPr>
+          <w:rStyle w:val="OperatorTok"/>
+        </w:rPr>
+        <w:t xml:space="preserve">)</w:t>
+      </w:r>
+      <w:r>
+        <w:rPr>
+          <w:rStyle w:val="NormalTok"/>
+        </w:rPr>
+        <w:t xml:space="preserve"> </w:t>
+      </w:r>
+      <w:r>
+        <w:rPr>
+          <w:rStyle w:val="OperatorTok"/>
+        </w:rPr>
+        <w:t xml:space="preserve">{</w:t>
+      </w:r>
+      <w:r>
+        <w:rPr>
+          <w:rStyle w:val="NormalTok"/>
+        </w:rPr>
+        <w:t xml:space="preserve"> </w:t>
+      </w:r>
+      <w:r>
+        <w:rPr>
+          <w:rStyle w:val="CommentTok"/>
+        </w:rPr>
+        <w:t xml:space="preserve">/* kabul */</w:t>
+      </w:r>
+      <w:r>
+        <w:rPr>
+          <w:rStyle w:val="NormalTok"/>
+        </w:rPr>
+        <w:t xml:space="preserve"> </w:t>
+      </w:r>
+      <w:r>
+        <w:rPr>
+          <w:rStyle w:val="OperatorTok"/>
+        </w:rPr>
+        <w:t xml:space="preserve">}</w:t>
+      </w:r>
+      <w:r>
+        <w:rPr>
+          <w:rStyle w:val="NormalTok"/>
+        </w:rPr>
+        <w:t xml:space="preserve">   </w:t>
+      </w:r>
+      <w:r>
+        <w:rPr>
+          <w:rStyle w:val="CommentTok"/>
+        </w:rPr>
+        <w:t xml:space="preserve">/* OpenSSL */</w:t>
+      </w:r>
+      <w:r>
+        <w:br/>
+      </w:r>
+      <w:r>
+        <w:rPr>
+          <w:rStyle w:val="CommentTok"/>
+        </w:rPr>
+        <w:t xml:space="preserve">/* ya da: sodium_memcmp (libsodium), hmac.compare_digest (Python) */</w:t>
+      </w:r>
+    </w:p>
+    <w:p>
+      <w:pPr>
+        <w:pStyle w:val="BlockText"/>
+      </w:pPr>
+      <w:r>
+        <w:rPr>
+          <w:b/>
+          <w:bCs/>
+        </w:rPr>
+        <w:t xml:space="preserve">Sık yapılan hata:</w:t>
+      </w:r>
+      <w:r>
+        <w:rPr>
+          <w:b/>
+          <w:bCs/>
+        </w:rPr>
+        <w:t xml:space="preserve"> </w:t>
+      </w:r>
       <w:r>
         <w:rPr>
           <w:rStyle w:val="VerbatimChar"/>
-        </w:rPr>
-        <w:t xml:space="preserve">SHA2-256(stdin)= a08fb1159871e3b8110dedf3e3524cab7bea06f4795f2119394e11c42ac5f9a1</w:t>
+          <w:b/>
+          <w:bCs/>
+        </w:rPr>
+        <w:t xml:space="preserve">==</w:t>
+      </w:r>
+      <w:r>
+        <w:rPr>
+          <w:b/>
+          <w:bCs/>
+        </w:rPr>
+        <w:t xml:space="preserve"> </w:t>
+      </w:r>
+      <w:r>
+        <w:rPr>
+          <w:b/>
+          <w:bCs/>
+        </w:rPr>
+        <w:t xml:space="preserve">ya da</w:t>
+      </w:r>
+      <w:r>
+        <w:rPr>
+          <w:b/>
+          <w:bCs/>
+        </w:rPr>
+        <w:t xml:space="preserve"> </w:t>
+      </w:r>
+      <w:r>
+        <w:rPr>
+          <w:rStyle w:val="VerbatimChar"/>
+          <w:b/>
+          <w:bCs/>
+        </w:rPr>
+        <w:t xml:space="preserve">memcmp</w:t>
+      </w:r>
+      <w:r>
+        <w:rPr>
+          <w:b/>
+          <w:bCs/>
+        </w:rPr>
+        <w:t xml:space="preserve"> </w:t>
+      </w:r>
+      <w:r>
+        <w:rPr>
+          <w:b/>
+          <w:bCs/>
+        </w:rPr>
+        <w:t xml:space="preserve">ile MAC/etiket karşılaştırma</w:t>
+      </w:r>
+    </w:p>
+    <w:p>
+      <w:pPr>
+        <w:pStyle w:val="BlockText"/>
+      </w:pPr>
+      <w:r>
+        <w:t xml:space="preserve">Bir web servisinin API imza doğrulama kodunda</w:t>
+      </w:r>
+      <w:r>
+        <w:t xml:space="preserve"> </w:t>
+      </w:r>
+      <w:r>
+        <w:rPr>
+          <w:rStyle w:val="VerbatimChar"/>
+        </w:rPr>
+        <w:t xml:space="preserve">strcmp(hesaplanan_imza, gelen_imza) == 0</w:t>
+      </w:r>
+      <w:r>
+        <w:t xml:space="preserve"> </w:t>
+      </w:r>
+      <w:r>
+        <w:t xml:space="preserve">gibi bir karşılaştırma</w:t>
+      </w:r>
+      <w:r>
+        <w:t xml:space="preserve"> </w:t>
+      </w:r>
+      <w:r>
+        <w:t xml:space="preserve">görülürse bu, teorik değil</w:t>
+      </w:r>
+      <w:r>
+        <w:t xml:space="preserve"> </w:t>
+      </w:r>
+      <w:r>
+        <w:rPr>
+          <w:b/>
+          <w:bCs/>
+        </w:rPr>
+        <w:t xml:space="preserve">kullanılabilir</w:t>
+      </w:r>
+      <w:r>
+        <w:t xml:space="preserve"> </w:t>
+      </w:r>
+      <w:r>
+        <w:t xml:space="preserve">bir zamanlama saldırısı riskidir: yeterli istek sayısıyla (binlerce</w:t>
+      </w:r>
+      <w:r>
+        <w:t xml:space="preserve"> </w:t>
+      </w:r>
+      <w:r>
+        <w:t xml:space="preserve">-on binlerce) saldırgan doğru imzayı bayt bayt keşfedebilir. Kural:</w:t>
+      </w:r>
+      <w:r>
+        <w:t xml:space="preserve"> </w:t>
+      </w:r>
+      <w:r>
+        <w:rPr>
+          <w:b/>
+          <w:bCs/>
+        </w:rPr>
+        <w:t xml:space="preserve">hiçbir</w:t>
+      </w:r>
+      <w:r>
+        <w:t xml:space="preserve"> </w:t>
+      </w:r>
+      <w:r>
+        <w:t xml:space="preserve">gizli değer karşılaştırması erken</w:t>
+      </w:r>
+      <w:r>
+        <w:t xml:space="preserve"> </w:t>
+      </w:r>
+      <w:r>
+        <w:t xml:space="preserve">çıkışlı bir fonksiyonla yapılmaz.</w:t>
+      </w:r>
+    </w:p>
+    <w:p>
+      <w:pPr>
+        <w:pStyle w:val="BlockText"/>
+      </w:pPr>
+      <w:r>
+        <w:rPr>
+          <w:b/>
+          <w:bCs/>
+        </w:rPr>
+        <w:t xml:space="preserve">Kural</w:t>
+      </w:r>
+    </w:p>
+    <w:p>
+      <w:pPr>
+        <w:pStyle w:val="BlockText"/>
+      </w:pPr>
+      <w:r>
+        <w:t xml:space="preserve">MAC, imza, parola özeti gibi gizli değerleri her zaman sabit zamanlı bir fonksiyonla (</w:t>
+      </w:r>
+      <w:r>
+        <w:rPr>
+          <w:rStyle w:val="VerbatimChar"/>
+        </w:rPr>
+        <w:t xml:space="preserve">CRYPTO_memcmp</w:t>
+      </w:r>
+      <w:r>
+        <w:t xml:space="preserve">,</w:t>
+      </w:r>
+      <w:r>
+        <w:t xml:space="preserve"> </w:t>
+      </w:r>
+      <w:r>
+        <w:rPr>
+          <w:rStyle w:val="VerbatimChar"/>
+        </w:rPr>
+        <w:t xml:space="preserve">sodium_memcmp</w:t>
+      </w:r>
+      <w:r>
+        <w:t xml:space="preserve">, dilin kendi</w:t>
+      </w:r>
+      <w:r>
+        <w:t xml:space="preserve"> </w:t>
+      </w:r>
+      <w:r>
+        <w:t xml:space="preserve">“constant-time compare”</w:t>
+      </w:r>
+      <w:r>
+        <w:t xml:space="preserve"> </w:t>
+      </w:r>
+      <w:r>
+        <w:t xml:space="preserve">fonksiyonu) karşılaştırın. Kendi karşılaştırma</w:t>
+      </w:r>
+      <w:r>
+        <w:t xml:space="preserve"> </w:t>
+      </w:r>
+      <w:r>
+        <w:t xml:space="preserve">fonksiyonunuzu yazmayın; bu haftanın</w:t>
+      </w:r>
+      <w:r>
+        <w:t xml:space="preserve"> </w:t>
+      </w:r>
+      <w:r>
+        <w:t xml:space="preserve">“kendi kriptonuzu yazmayın”</w:t>
+      </w:r>
+      <w:r>
+        <w:t xml:space="preserve"> </w:t>
+      </w:r>
+      <w:r>
+        <w:t xml:space="preserve">kuralının bir başka görünümüdür (Bölüm 1).</w:t>
       </w:r>
     </w:p>
     <w:p>
       <w:pPr>
         <w:pStyle w:val="FirstParagraph"/>
       </w:pPr>
-      <w:r>
-        <w:t xml:space="preserve">Şimdi saldırgan tutarı</w:t>
-      </w:r>
-      <w:r>
-        <w:t xml:space="preserve"> </w:t>
-      </w:r>
-      <w:r>
-        <w:rPr>
-          <w:rStyle w:val="VerbatimChar"/>
-        </w:rPr>
-        <w:t xml:space="preserve">100</w:t>
-      </w:r>
-      <w:r>
-        <w:t xml:space="preserve">’den</w:t>
-      </w:r>
-      <w:r>
-        <w:t xml:space="preserve"> </w:t>
-      </w:r>
-      <w:r>
-        <w:rPr>
-          <w:rStyle w:val="VerbatimChar"/>
-        </w:rPr>
-        <w:t xml:space="preserve">900</w:t>
-      </w:r>
-      <w:r>
-        <w:t xml:space="preserve">’e değiştirsin; gerçek anahtarla asıl mesajın HMAC’i şu şekilde değişir:</w:t>
-      </w:r>
-    </w:p>
-    <w:p>
-      <w:pPr>
-        <w:pStyle w:val="SourceCode"/>
-      </w:pPr>
-      <w:r>
-        <w:rPr>
-          <w:rStyle w:val="BuiltInTok"/>
-        </w:rPr>
-        <w:t xml:space="preserve">printf</w:t>
-      </w:r>
-      <w:r>
-        <w:rPr>
-          <w:rStyle w:val="NormalTok"/>
-        </w:rPr>
-        <w:t xml:space="preserve"> </w:t>
-      </w:r>
-      <w:r>
-        <w:rPr>
-          <w:rStyle w:val="StringTok"/>
-        </w:rPr>
-        <w:t xml:space="preserve">'tutar=900;alici=TR00'</w:t>
-      </w:r>
-      <w:r>
-        <w:rPr>
-          <w:rStyle w:val="NormalTok"/>
-        </w:rPr>
-        <w:t xml:space="preserve"> </w:t>
-      </w:r>
-      <w:r>
-        <w:rPr>
-          <w:rStyle w:val="KeywordTok"/>
-        </w:rPr>
-        <w:t xml:space="preserve">|</w:t>
-      </w:r>
-      <w:r>
-        <w:rPr>
-          <w:rStyle w:val="NormalTok"/>
-        </w:rPr>
-        <w:t xml:space="preserve"> </w:t>
-      </w:r>
-      <w:r>
-        <w:rPr>
-          <w:rStyle w:val="ExtensionTok"/>
-        </w:rPr>
-        <w:t xml:space="preserve">openssl</w:t>
-      </w:r>
-      <w:r>
-        <w:rPr>
-          <w:rStyle w:val="NormalTok"/>
-        </w:rPr>
-        <w:t xml:space="preserve"> dgst </w:t>
-      </w:r>
-      <w:r>
-        <w:rPr>
-          <w:rStyle w:val="AttributeTok"/>
-        </w:rPr>
-        <w:t xml:space="preserve">-sha256</w:t>
-      </w:r>
-      <w:r>
-        <w:rPr>
-          <w:rStyle w:val="NormalTok"/>
-        </w:rPr>
-        <w:t xml:space="preserve"> </w:t>
-      </w:r>
-      <w:r>
-        <w:rPr>
-          <w:rStyle w:val="AttributeTok"/>
-        </w:rPr>
-        <w:t xml:space="preserve">-mac</w:t>
-      </w:r>
-      <w:r>
-        <w:rPr>
-          <w:rStyle w:val="NormalTok"/>
-        </w:rPr>
-        <w:t xml:space="preserve"> HMAC </w:t>
-      </w:r>
-      <w:r>
-        <w:rPr>
-          <w:rStyle w:val="AttributeTok"/>
-        </w:rPr>
-        <w:t xml:space="preserve">-macopt</w:t>
-      </w:r>
-      <w:r>
-        <w:rPr>
-          <w:rStyle w:val="NormalTok"/>
-        </w:rPr>
-        <w:t xml:space="preserve"> hexkey:</w:t>
-      </w:r>
-      <w:r>
-        <w:rPr>
-          <w:rStyle w:val="VariableTok"/>
-        </w:rPr>
-        <w:t xml:space="preserve">$ANAHTAR</w:t>
-      </w:r>
-    </w:p>
-    <w:p>
-      <w:pPr>
-        <w:pStyle w:val="SourceCode"/>
-      </w:pPr>
-      <w:r>
-        <w:rPr>
-          <w:rStyle w:val="VerbatimChar"/>
-        </w:rPr>
-        <w:t xml:space="preserve">SHA2-256(stdin)= 8a786eacbef7863d44533b9ebcbcf288e5136204080258e838e283f1f91a46be</w:t>
-      </w:r>
-    </w:p>
-    <w:p>
-      <w:pPr>
-        <w:pStyle w:val="FirstParagraph"/>
-      </w:pPr>
-      <w:r>
-        <w:t xml:space="preserve">Tek bir karakterlik değişiklik (</w:t>
-      </w:r>
-      <w:r>
-        <w:rPr>
-          <w:rStyle w:val="VerbatimChar"/>
-        </w:rPr>
-        <w:t xml:space="preserve">1</w:t>
-      </w:r>
-      <w:r>
-        <w:t xml:space="preserve">→</w:t>
-      </w:r>
-      <w:r>
-        <w:rPr>
-          <w:rStyle w:val="VerbatimChar"/>
-        </w:rPr>
-        <w:t xml:space="preserve">9</w:t>
-      </w:r>
-      <w:r>
-        <w:t xml:space="preserve">), etiketin</w:t>
-      </w:r>
-      <w:r>
-        <w:t xml:space="preserve"> </w:t>
-      </w:r>
-      <w:r>
-        <w:rPr>
-          <w:b/>
-          <w:bCs/>
-        </w:rPr>
-        <w:t xml:space="preserve">tamamen farklı</w:t>
-      </w:r>
-      <w:r>
-        <w:t xml:space="preserve"> </w:t>
-      </w:r>
-      <w:r>
-        <w:t xml:space="preserve">32 baytını üretti — bu, iyi bir özet</w:t>
-      </w:r>
-      <w:r>
-        <w:t xml:space="preserve"> </w:t>
-      </w:r>
-      <w:r>
-        <w:t xml:space="preserve">fonksiyonunun</w:t>
-      </w:r>
-      <w:r>
-        <w:t xml:space="preserve"> </w:t>
-      </w:r>
-      <w:r>
-        <w:t xml:space="preserve">“çığ etkisi”</w:t>
-      </w:r>
-      <w:r>
-        <w:t xml:space="preserve">dir (avalanche effect): girdideki tek bitlik değişiklik, çıktının yaklaşık yarısını</w:t>
-      </w:r>
-      <w:r>
-        <w:t xml:space="preserve"> </w:t>
-      </w:r>
-      <w:r>
-        <w:t xml:space="preserve">değiştirir. Saldırgan anahtarı bilmediği için mesajı değiştirip</w:t>
-      </w:r>
-      <w:r>
-        <w:t xml:space="preserve"> </w:t>
-      </w:r>
-      <w:r>
-        <w:rPr>
-          <w:b/>
-          <w:bCs/>
-        </w:rPr>
-        <w:t xml:space="preserve">geçerli</w:t>
-      </w:r>
-      <w:r>
-        <w:t xml:space="preserve"> </w:t>
-      </w:r>
-      <w:r>
-        <w:t xml:space="preserve">bir yeni etiket üretemez; alıcı</w:t>
-      </w:r>
-      <w:r>
-        <w:t xml:space="preserve"> </w:t>
-      </w:r>
-      <w:r>
-        <w:t xml:space="preserve">etiketleri karşılaştırıp uyuşmazlığı yakalar.</w:t>
-      </w:r>
-    </w:p>
-    <w:bookmarkEnd w:id="69"/>
-    <w:bookmarkStart w:id="70" w:name="X9b528c0e2ed8744aa29626bb7137d97729a5c71"/>
-    <w:p>
-      <w:pPr>
-        <w:pStyle w:val="Heading3"/>
-      </w:pPr>
-      <w:r>
-        <w:t xml:space="preserve">Sabit zamanlı karşılaştırma: neden</w:t>
-      </w:r>
-      <w:r>
-        <w:t xml:space="preserve"> </w:t>
-      </w:r>
-      <w:r>
-        <w:rPr>
-          <w:rStyle w:val="VerbatimChar"/>
-        </w:rPr>
-        <w:t xml:space="preserve">memcmp</w:t>
-      </w:r>
-      <w:r>
-        <w:t xml:space="preserve"> </w:t>
-      </w:r>
-      <w:r>
-        <w:t xml:space="preserve">yetmez</w:t>
-      </w:r>
-    </w:p>
-    <w:p>
-      <w:pPr>
-        <w:pStyle w:val="FirstParagraph"/>
-      </w:pPr>
-      <w:r>
-        <w:t xml:space="preserve">Alıcı tarafta HMAC doğrulaması, hesaplanan etiketle gelen etiketi</w:t>
-      </w:r>
-      <w:r>
-        <w:t xml:space="preserve"> </w:t>
-      </w:r>
-      <w:r>
-        <w:rPr>
-          <w:b/>
-          <w:bCs/>
-        </w:rPr>
-        <w:t xml:space="preserve">karşılaştırmayı</w:t>
-      </w:r>
-      <w:r>
-        <w:t xml:space="preserve"> </w:t>
-      </w:r>
-      <w:r>
-        <w:t xml:space="preserve">gerektirir. Sıradan bir</w:t>
-      </w:r>
-      <w:r>
-        <w:t xml:space="preserve"> </w:t>
-      </w:r>
-      <w:r>
-        <w:rPr>
-          <w:rStyle w:val="VerbatimChar"/>
-        </w:rPr>
-        <w:t xml:space="preserve">memcmp(a, b, 32)</w:t>
-      </w:r>
-      <w:r>
-        <w:t xml:space="preserve"> </w:t>
-      </w:r>
-      <w:r>
-        <w:t xml:space="preserve">baytları soldan sağa karşılaştırır ve</w:t>
-      </w:r>
-      <w:r>
-        <w:t xml:space="preserve"> </w:t>
-      </w:r>
-      <w:r>
-        <w:rPr>
-          <w:b/>
-          <w:bCs/>
-        </w:rPr>
-        <w:t xml:space="preserve">ilk farklı baytta durur</w:t>
-      </w:r>
-      <w:r>
-        <w:t xml:space="preserve">; bu, fonksiyonun çalışma</w:t>
-      </w:r>
-      <w:r>
-        <w:t xml:space="preserve"> </w:t>
-      </w:r>
-      <w:r>
-        <w:t xml:space="preserve">süresinin kaç baytın eşleştiğine bağlı olarak değiştiği anlamına gelir. Bir ağ üzerinden yeterince çok deneme</w:t>
-      </w:r>
-      <w:r>
-        <w:t xml:space="preserve"> </w:t>
-      </w:r>
-      <w:r>
-        <w:t xml:space="preserve">yapabilen bir saldırgan, yanıt sürelerindeki mikrosaniyelik farklardan doğru etiketi</w:t>
-      </w:r>
-      <w:r>
-        <w:t xml:space="preserve"> </w:t>
-      </w:r>
-      <w:r>
-        <w:rPr>
-          <w:b/>
-          <w:bCs/>
-        </w:rPr>
-        <w:t xml:space="preserve">bayt bayt</w:t>
-      </w:r>
-      <w:r>
-        <w:t xml:space="preserve"> </w:t>
-      </w:r>
-      <w:r>
-        <w:t xml:space="preserve">tahmin edebilir</w:t>
-      </w:r>
-      <w:r>
-        <w:t xml:space="preserve"> </w:t>
-      </w:r>
-      <w:r>
-        <w:t xml:space="preserve">(zamanlama saldırısı, timing attack).</w:t>
-      </w:r>
-    </w:p>
-    <w:p>
-      <w:pPr>
-        <w:pStyle w:val="BodyText"/>
-      </w:pPr>
-      <w:r>
-        <w:rPr>
-          <w:b/>
-          <w:bCs/>
-        </w:rPr>
-        <w:t xml:space="preserve">Yanlış ve doğru karşılaştırma</w:t>
-      </w:r>
-    </w:p>
-    <w:p>
-      <w:pPr>
-        <w:pStyle w:val="SourceCode"/>
-      </w:pPr>
-      <w:r>
-        <w:rPr>
-          <w:rStyle w:val="CommentTok"/>
-        </w:rPr>
-        <w:t xml:space="preserve">/* YANLIS: erken cikis sure farki yaratir */</w:t>
-      </w:r>
-      <w:r>
-        <w:br/>
-      </w:r>
-      <w:r>
-        <w:rPr>
-          <w:rStyle w:val="ControlFlowTok"/>
-        </w:rPr>
-        <w:t xml:space="preserve">if</w:t>
-      </w:r>
-      <w:r>
-        <w:rPr>
-          <w:rStyle w:val="NormalTok"/>
-        </w:rPr>
-        <w:t xml:space="preserve"> </w:t>
-      </w:r>
-      <w:r>
-        <w:rPr>
-          <w:rStyle w:val="OperatorTok"/>
-        </w:rPr>
-        <w:t xml:space="preserve">(</w:t>
-      </w:r>
-      <w:r>
-        <w:rPr>
-          <w:rStyle w:val="NormalTok"/>
-        </w:rPr>
-        <w:t xml:space="preserve">memcmp</w:t>
-      </w:r>
-      <w:r>
-        <w:rPr>
-          <w:rStyle w:val="OperatorTok"/>
-        </w:rPr>
-        <w:t xml:space="preserve">(</w:t>
-      </w:r>
-      <w:r>
-        <w:rPr>
-          <w:rStyle w:val="NormalTok"/>
-        </w:rPr>
-        <w:t xml:space="preserve">hesaplanan</w:t>
-      </w:r>
-      <w:r>
-        <w:rPr>
-          <w:rStyle w:val="OperatorTok"/>
-        </w:rPr>
-        <w:t xml:space="preserve">,</w:t>
-      </w:r>
-      <w:r>
-        <w:rPr>
-          <w:rStyle w:val="NormalTok"/>
-        </w:rPr>
-        <w:t xml:space="preserve"> gelen</w:t>
-      </w:r>
-      <w:r>
-        <w:rPr>
-          <w:rStyle w:val="OperatorTok"/>
-        </w:rPr>
-        <w:t xml:space="preserve">,</w:t>
-      </w:r>
-      <w:r>
-        <w:rPr>
-          <w:rStyle w:val="NormalTok"/>
-        </w:rPr>
-        <w:t xml:space="preserve"> </w:t>
-      </w:r>
-      <w:r>
-        <w:rPr>
-          <w:rStyle w:val="DecValTok"/>
-        </w:rPr>
-        <w:t xml:space="preserve">32</w:t>
-      </w:r>
-      <w:r>
-        <w:rPr>
-          <w:rStyle w:val="OperatorTok"/>
-        </w:rPr>
-        <w:t xml:space="preserve">)</w:t>
-      </w:r>
-      <w:r>
-        <w:rPr>
-          <w:rStyle w:val="NormalTok"/>
-        </w:rPr>
-        <w:t xml:space="preserve"> </w:t>
-      </w:r>
-      <w:r>
-        <w:rPr>
-          <w:rStyle w:val="OperatorTok"/>
-        </w:rPr>
-        <w:t xml:space="preserve">==</w:t>
-      </w:r>
-      <w:r>
-        <w:rPr>
-          <w:rStyle w:val="NormalTok"/>
-        </w:rPr>
-        <w:t xml:space="preserve"> </w:t>
-      </w:r>
-      <w:r>
-        <w:rPr>
-          <w:rStyle w:val="DecValTok"/>
-        </w:rPr>
-        <w:t xml:space="preserve">0</w:t>
-      </w:r>
-      <w:r>
-        <w:rPr>
-          <w:rStyle w:val="OperatorTok"/>
-        </w:rPr>
-        <w:t xml:space="preserve">)</w:t>
-      </w:r>
-      <w:r>
-        <w:rPr>
-          <w:rStyle w:val="NormalTok"/>
-        </w:rPr>
-        <w:t xml:space="preserve"> </w:t>
-      </w:r>
-      <w:r>
-        <w:rPr>
-          <w:rStyle w:val="OperatorTok"/>
-        </w:rPr>
-        <w:t xml:space="preserve">{</w:t>
-      </w:r>
-      <w:r>
-        <w:rPr>
-          <w:rStyle w:val="NormalTok"/>
-        </w:rPr>
-        <w:t xml:space="preserve"> </w:t>
-      </w:r>
-      <w:r>
-        <w:rPr>
-          <w:rStyle w:val="CommentTok"/>
-        </w:rPr>
-        <w:t xml:space="preserve">/* kabul */</w:t>
-      </w:r>
-      <w:r>
-        <w:rPr>
-          <w:rStyle w:val="NormalTok"/>
-        </w:rPr>
-        <w:t xml:space="preserve"> </w:t>
-      </w:r>
-      <w:r>
-        <w:rPr>
-          <w:rStyle w:val="OperatorTok"/>
-        </w:rPr>
-        <w:t xml:space="preserve">}</w:t>
-      </w:r>
-      <w:r>
-        <w:br/>
-      </w:r>
-      <w:r>
-        <w:br/>
-      </w:r>
-      <w:r>
-        <w:rPr>
-          <w:rStyle w:val="CommentTok"/>
-        </w:rPr>
-        <w:t xml:space="preserve">/* DOGRU: sabit zamanli, her zaman 32 baytin tamamini gezer */</w:t>
-      </w:r>
-      <w:r>
-        <w:br/>
-      </w:r>
-      <w:r>
-        <w:rPr>
-          <w:rStyle w:val="ControlFlowTok"/>
-        </w:rPr>
-        <w:t xml:space="preserve">if</w:t>
-      </w:r>
-      <w:r>
-        <w:rPr>
-          <w:rStyle w:val="NormalTok"/>
-        </w:rPr>
-        <w:t xml:space="preserve"> </w:t>
-      </w:r>
-      <w:r>
-        <w:rPr>
-          <w:rStyle w:val="OperatorTok"/>
-        </w:rPr>
-        <w:t xml:space="preserve">(</w:t>
-      </w:r>
-      <w:r>
-        <w:rPr>
-          <w:rStyle w:val="NormalTok"/>
-        </w:rPr>
-        <w:t xml:space="preserve">CRYPTO_memcmp</w:t>
-      </w:r>
-      <w:r>
-        <w:rPr>
-          <w:rStyle w:val="OperatorTok"/>
-        </w:rPr>
-        <w:t xml:space="preserve">(</w:t>
-      </w:r>
-      <w:r>
-        <w:rPr>
-          <w:rStyle w:val="NormalTok"/>
-        </w:rPr>
-        <w:t xml:space="preserve">hesaplanan</w:t>
-      </w:r>
-      <w:r>
-        <w:rPr>
-          <w:rStyle w:val="OperatorTok"/>
-        </w:rPr>
-        <w:t xml:space="preserve">,</w:t>
-      </w:r>
-      <w:r>
-        <w:rPr>
-          <w:rStyle w:val="NormalTok"/>
-        </w:rPr>
-        <w:t xml:space="preserve"> gelen</w:t>
-      </w:r>
-      <w:r>
-        <w:rPr>
-          <w:rStyle w:val="OperatorTok"/>
-        </w:rPr>
-        <w:t xml:space="preserve">,</w:t>
-      </w:r>
-      <w:r>
-        <w:rPr>
-          <w:rStyle w:val="NormalTok"/>
-        </w:rPr>
-        <w:t xml:space="preserve"> </w:t>
-      </w:r>
-      <w:r>
-        <w:rPr>
-          <w:rStyle w:val="DecValTok"/>
-        </w:rPr>
-        <w:t xml:space="preserve">32</w:t>
-      </w:r>
-      <w:r>
-        <w:rPr>
-          <w:rStyle w:val="OperatorTok"/>
-        </w:rPr>
-        <w:t xml:space="preserve">)</w:t>
-      </w:r>
-      <w:r>
-        <w:rPr>
-          <w:rStyle w:val="NormalTok"/>
-        </w:rPr>
-        <w:t xml:space="preserve"> </w:t>
-      </w:r>
-      <w:r>
-        <w:rPr>
-          <w:rStyle w:val="OperatorTok"/>
-        </w:rPr>
-        <w:t xml:space="preserve">==</w:t>
-      </w:r>
-      <w:r>
-        <w:rPr>
-          <w:rStyle w:val="NormalTok"/>
-        </w:rPr>
-        <w:t xml:space="preserve"> </w:t>
-      </w:r>
-      <w:r>
-        <w:rPr>
-          <w:rStyle w:val="DecValTok"/>
-        </w:rPr>
-        <w:t xml:space="preserve">0</w:t>
-      </w:r>
-      <w:r>
-        <w:rPr>
-          <w:rStyle w:val="OperatorTok"/>
-        </w:rPr>
-        <w:t xml:space="preserve">)</w:t>
-      </w:r>
-      <w:r>
-        <w:rPr>
-          <w:rStyle w:val="NormalTok"/>
-        </w:rPr>
-        <w:t xml:space="preserve"> </w:t>
-      </w:r>
-      <w:r>
-        <w:rPr>
-          <w:rStyle w:val="OperatorTok"/>
-        </w:rPr>
-        <w:t xml:space="preserve">{</w:t>
-      </w:r>
-      <w:r>
-        <w:rPr>
-          <w:rStyle w:val="NormalTok"/>
-        </w:rPr>
-        <w:t xml:space="preserve"> </w:t>
-      </w:r>
-      <w:r>
-        <w:rPr>
-          <w:rStyle w:val="CommentTok"/>
-        </w:rPr>
-        <w:t xml:space="preserve">/* kabul */</w:t>
-      </w:r>
-      <w:r>
-        <w:rPr>
-          <w:rStyle w:val="NormalTok"/>
-        </w:rPr>
-        <w:t xml:space="preserve"> </w:t>
-      </w:r>
-      <w:r>
-        <w:rPr>
-          <w:rStyle w:val="OperatorTok"/>
-        </w:rPr>
-        <w:t xml:space="preserve">}</w:t>
-      </w:r>
-      <w:r>
-        <w:rPr>
-          <w:rStyle w:val="NormalTok"/>
-        </w:rPr>
-        <w:t xml:space="preserve">   </w:t>
-      </w:r>
-      <w:r>
-        <w:rPr>
-          <w:rStyle w:val="CommentTok"/>
-        </w:rPr>
-        <w:t xml:space="preserve">/* OpenSSL */</w:t>
-      </w:r>
-      <w:r>
-        <w:br/>
-      </w:r>
-      <w:r>
-        <w:rPr>
-          <w:rStyle w:val="CommentTok"/>
-        </w:rPr>
-        <w:t xml:space="preserve">/* ya da: sodium_memcmp (libsodium), hmac.compare_digest (Python) */</w:t>
-      </w:r>
-    </w:p>
-    <w:p>
-      <w:pPr>
-        <w:pStyle w:val="BlockText"/>
-      </w:pPr>
-      <w:r>
-        <w:rPr>
-          <w:b/>
-          <w:bCs/>
-        </w:rPr>
-        <w:t xml:space="preserve">Sık yapılan hata:</w:t>
-      </w:r>
-      <w:r>
-        <w:rPr>
-          <w:b/>
-          <w:bCs/>
-        </w:rPr>
-        <w:t xml:space="preserve"> </w:t>
-      </w:r>
-      <w:r>
-        <w:rPr>
-          <w:rStyle w:val="VerbatimChar"/>
-          <w:b/>
-          <w:bCs/>
-        </w:rPr>
-        <w:t xml:space="preserve">==</w:t>
-      </w:r>
-      <w:r>
-        <w:rPr>
-          <w:b/>
-          <w:bCs/>
-        </w:rPr>
-        <w:t xml:space="preserve"> </w:t>
-      </w:r>
-      <w:r>
-        <w:rPr>
-          <w:b/>
-          <w:bCs/>
-        </w:rPr>
-        <w:t xml:space="preserve">ya da</w:t>
-      </w:r>
-      <w:r>
-        <w:rPr>
-          <w:b/>
-          <w:bCs/>
-        </w:rPr>
-        <w:t xml:space="preserve"> </w:t>
-      </w:r>
-      <w:r>
-        <w:rPr>
-          <w:rStyle w:val="VerbatimChar"/>
-          <w:b/>
-          <w:bCs/>
-        </w:rPr>
-        <w:t xml:space="preserve">memcmp</w:t>
-      </w:r>
-      <w:r>
-        <w:rPr>
-          <w:b/>
-          <w:bCs/>
-        </w:rPr>
-        <w:t xml:space="preserve"> </w:t>
-      </w:r>
-      <w:r>
-        <w:rPr>
-          <w:b/>
-          <w:bCs/>
-        </w:rPr>
-        <w:t xml:space="preserve">ile MAC/etiket karşılaştırma</w:t>
-      </w:r>
-    </w:p>
-    <w:p>
-      <w:pPr>
-        <w:pStyle w:val="BlockText"/>
-      </w:pPr>
-      <w:r>
-        <w:t xml:space="preserve">Bir web servisinin API imza doğrulama kodunda</w:t>
-      </w:r>
-      <w:r>
-        <w:t xml:space="preserve"> </w:t>
-      </w:r>
-      <w:r>
-        <w:rPr>
-          <w:rStyle w:val="VerbatimChar"/>
-        </w:rPr>
-        <w:t xml:space="preserve">strcmp(hesaplanan_imza, gelen_imza) == 0</w:t>
-      </w:r>
-      <w:r>
-        <w:t xml:space="preserve"> </w:t>
-      </w:r>
-      <w:r>
-        <w:t xml:space="preserve">gibi bir karşılaştırma</w:t>
-      </w:r>
-      <w:r>
-        <w:t xml:space="preserve"> </w:t>
-      </w:r>
-      <w:r>
-        <w:t xml:space="preserve">görülürse bu, teorik değil</w:t>
-      </w:r>
-      <w:r>
-        <w:t xml:space="preserve"> </w:t>
-      </w:r>
-      <w:r>
-        <w:rPr>
-          <w:b/>
-          <w:bCs/>
-        </w:rPr>
-        <w:t xml:space="preserve">kullanılabilir</w:t>
-      </w:r>
-      <w:r>
-        <w:t xml:space="preserve"> </w:t>
-      </w:r>
-      <w:r>
-        <w:t xml:space="preserve">bir zamanlama saldırısı riskidir: yeterli istek sayısıyla (binlerce</w:t>
-      </w:r>
-      <w:r>
-        <w:t xml:space="preserve"> </w:t>
-      </w:r>
-      <w:r>
-        <w:t xml:space="preserve">-on binlerce) saldırgan doğru imzayı bayt bayt keşfedebilir. Kural:</w:t>
-      </w:r>
-      <w:r>
-        <w:t xml:space="preserve"> </w:t>
-      </w:r>
-      <w:r>
-        <w:rPr>
-          <w:b/>
-          <w:bCs/>
-        </w:rPr>
-        <w:t xml:space="preserve">hiçbir</w:t>
-      </w:r>
-      <w:r>
-        <w:t xml:space="preserve"> </w:t>
-      </w:r>
-      <w:r>
-        <w:t xml:space="preserve">gizli değer karşılaştırması erken</w:t>
-      </w:r>
-      <w:r>
-        <w:t xml:space="preserve"> </w:t>
-      </w:r>
-      <w:r>
-        <w:t xml:space="preserve">çıkışlı bir fonksiyonla yapılmaz.</w:t>
-      </w:r>
-    </w:p>
-    <w:p>
-      <w:pPr>
-        <w:pStyle w:val="BlockText"/>
-      </w:pPr>
-      <w:r>
-        <w:rPr>
-          <w:b/>
-          <w:bCs/>
-        </w:rPr>
-        <w:t xml:space="preserve">Kural</w:t>
-      </w:r>
-    </w:p>
-    <w:p>
-      <w:pPr>
-        <w:pStyle w:val="BlockText"/>
-      </w:pPr>
-      <w:r>
-        <w:t xml:space="preserve">MAC, imza, parola özeti gibi gizli değerleri her zaman sabit zamanlı bir fonksiyonla (</w:t>
-      </w:r>
-      <w:r>
-        <w:rPr>
-          <w:rStyle w:val="VerbatimChar"/>
-        </w:rPr>
-        <w:t xml:space="preserve">CRYPTO_memcmp</w:t>
-      </w:r>
-      <w:r>
-        <w:t xml:space="preserve">,</w:t>
-      </w:r>
-      <w:r>
-        <w:t xml:space="preserve"> </w:t>
-      </w:r>
-      <w:r>
-        <w:rPr>
-          <w:rStyle w:val="VerbatimChar"/>
-        </w:rPr>
-        <w:t xml:space="preserve">sodium_memcmp</w:t>
-      </w:r>
-      <w:r>
-        <w:t xml:space="preserve">, dilin kendi</w:t>
-      </w:r>
-      <w:r>
-        <w:t xml:space="preserve"> </w:t>
-      </w:r>
-      <w:r>
-        <w:t xml:space="preserve">“constant-time compare”</w:t>
-      </w:r>
-      <w:r>
-        <w:t xml:space="preserve"> </w:t>
-      </w:r>
-      <w:r>
-        <w:t xml:space="preserve">fonksiyonu) karşılaştırın. Kendi karşılaştırma</w:t>
-      </w:r>
-      <w:r>
-        <w:t xml:space="preserve"> </w:t>
-      </w:r>
-      <w:r>
-        <w:t xml:space="preserve">fonksiyonunuzu yazmayın; bu haftanın</w:t>
-      </w:r>
-      <w:r>
-        <w:t xml:space="preserve"> </w:t>
-      </w:r>
-      <w:r>
-        <w:t xml:space="preserve">“kendi kriptonuzu yazmayın”</w:t>
-      </w:r>
-      <w:r>
-        <w:t xml:space="preserve"> </w:t>
-      </w:r>
-      <w:r>
-        <w:t xml:space="preserve">kuralının bir başka görünümüdür (Bölüm 1).</w:t>
-      </w:r>
-    </w:p>
-    <w:p>
-      <w:pPr>
-        <w:pStyle w:val="FirstParagraph"/>
-      </w:pPr>
-      <w:r>
-        <w:t xml:space="preserve">Üçüncü haftada AEAD’i</w:t>
+      <w:hyperlink r:id="rId23">
+        <w:r>
+          <w:rPr>
+            <w:rStyle w:val="Hyperlink"/>
+          </w:rPr>
+          <w:t xml:space="preserve">Üçüncü haftada</w:t>
+        </w:r>
+      </w:hyperlink>
+      <w:r>
+        <w:t xml:space="preserve"> </w:t>
+      </w:r>
+      <w:r>
+        <w:t xml:space="preserve">AEAD’i</w:t>
       </w:r>
       <w:r>
         <w:t xml:space="preserve"> </w:t>
@@ -10315,9 +10033,9 @@
         </w:pict>
       </w:r>
     </w:p>
+    <w:bookmarkEnd w:id="69"/>
     <w:bookmarkEnd w:id="70"/>
-    <w:bookmarkEnd w:id="71"/>
-    <w:bookmarkStart w:id="79" w:name="X894d7ec1ef08a32ec8666de07060ba11da1586b"/>
+    <w:bookmarkStart w:id="80" w:name="X894d7ec1ef08a32ec8666de07060ba11da1586b"/>
     <w:p>
       <w:pPr>
         <w:pStyle w:val="Heading2"/>
@@ -10414,20 +10132,20 @@
       <w:r>
         <w:drawing>
           <wp:inline>
-            <wp:extent cx="5759999" cy="2470728"/>
+            <wp:extent cx="5759999" cy="1542641"/>
             <wp:effectExtent b="0" l="0" r="0" t="0"/>
-            <wp:docPr descr="RSA dolgu şemaları: OAEP ve PSS" title="" id="73" name="Picture"/>
+            <wp:docPr descr="RSA dolgu şemaları: OAEP ve PSS" title="" id="72" name="Picture"/>
             <a:graphic>
               <a:graphicData uri="http://schemas.openxmlformats.org/drawingml/2006/picture">
                 <pic:pic>
                   <pic:nvPicPr>
-                    <pic:cNvPr descr="h10-09-oaep-pss.png" id="74" name="Picture"/>
+                    <pic:cNvPr descr="h10-09-oaep-pss.png" id="73" name="Picture"/>
                     <pic:cNvPicPr>
                       <a:picLocks noChangeArrowheads="1" noChangeAspect="1"/>
                     </pic:cNvPicPr>
                   </pic:nvPicPr>
                   <pic:blipFill>
-                    <a:blip r:embed="rId72"/>
+                    <a:blip r:embed="rId71"/>
                     <a:stretch>
                       <a:fillRect/>
                     </a:stretch>
@@ -10435,7 +10153,7 @@
                   <pic:spPr bwMode="auto">
                     <a:xfrm>
                       <a:off x="0" y="0"/>
-                      <a:ext cx="5759999" cy="2470728"/>
+                      <a:ext cx="5759999" cy="1542641"/>
                     </a:xfrm>
                     <a:prstGeom prst="rect">
                       <a:avLst/>
@@ -10500,10 +10218,27 @@
         <w:t xml:space="preserve"> </w:t>
       </w:r>
       <w:r>
-        <w:t xml:space="preserve">her zaman simetrik şifreyle korunur (3. haftadaki hibrit şema).</w:t>
-      </w:r>
-    </w:p>
-    <w:bookmarkStart w:id="75" w:name="rsa-doğru-dolguyla"/>
+        <w:t xml:space="preserve">her zaman simetrik şifreyle korunur</w:t>
+      </w:r>
+      <w:r>
+        <w:t xml:space="preserve"> </w:t>
+      </w:r>
+      <w:r>
+        <w:t xml:space="preserve">(</w:t>
+      </w:r>
+      <w:hyperlink r:id="rId22">
+        <w:r>
+          <w:rPr>
+            <w:rStyle w:val="Hyperlink"/>
+          </w:rPr>
+          <w:t xml:space="preserve">3. haftadaki hibrit şema</w:t>
+        </w:r>
+      </w:hyperlink>
+      <w:r>
+        <w:t xml:space="preserve">).</w:t>
+      </w:r>
+    </w:p>
+    <w:bookmarkStart w:id="74" w:name="rsa-doğru-dolguyla"/>
     <w:p>
       <w:pPr>
         <w:pStyle w:val="Heading3"/>
@@ -11172,7 +10907,7 @@
         <w:t xml:space="preserve"> belge.sig belge.txt</w:t>
       </w:r>
     </w:p>
-    <w:bookmarkEnd w:id="75"/>
+    <w:bookmarkEnd w:id="74"/>
     <w:bookmarkStart w:id="76" w:name="Xb7809da19cb7c31c1581e3fac33aa31face064e"/>
     <w:p>
       <w:pPr>
@@ -11498,14 +11233,31 @@
         <w:t xml:space="preserve"> </w:t>
       </w:r>
       <w:r>
-        <w:t xml:space="preserve">rastgele üreteç yüzünden aynı şekilde kayıp yaşadı. 3. haftadaki</w:t>
-      </w:r>
-      <w:r>
-        <w:t xml:space="preserve"> </w:t>
-      </w:r>
-      <w:r>
-        <w:t xml:space="preserve">“rastgele sayılar kriptografinin görünmez temelidir”</w:t>
-      </w:r>
+        <w:t xml:space="preserve">rastgele üreteç yüzünden aynı şekilde kayıp yaşadı.</w:t>
+      </w:r>
+      <w:r>
+        <w:t xml:space="preserve"> </w:t>
+      </w:r>
+      <w:hyperlink r:id="rId75">
+        <w:r>
+          <w:rPr>
+            <w:rStyle w:val="Hyperlink"/>
+          </w:rPr>
+          <w:t xml:space="preserve">3. haftadaki</w:t>
+        </w:r>
+        <w:r>
+          <w:rPr>
+            <w:rStyle w:val="Hyperlink"/>
+          </w:rPr>
+          <w:t xml:space="preserve"> </w:t>
+        </w:r>
+        <w:r>
+          <w:rPr>
+            <w:rStyle w:val="Hyperlink"/>
+          </w:rPr>
+          <w:t xml:space="preserve">“rastgele sayılar kriptografinin görünmez temelidir”</w:t>
+        </w:r>
+      </w:hyperlink>
       <w:r>
         <w:t xml:space="preserve"> </w:t>
       </w:r>
@@ -12147,7 +11899,7 @@
       </w:r>
     </w:p>
     <w:bookmarkEnd w:id="77"/>
-    <w:bookmarkStart w:id="78" w:name="X93e2c7c00b3394b4f22da5758c31d711aacf119"/>
+    <w:bookmarkStart w:id="79" w:name="X93e2c7c00b3394b4f22da5758c31d711aacf119"/>
     <w:p>
       <w:pPr>
         <w:pStyle w:val="Heading3"/>
@@ -12871,8 +12623,25 @@
       <w:pPr>
         <w:pStyle w:val="FirstParagraph"/>
       </w:pPr>
-      <w:r>
-        <w:t xml:space="preserve">Üçüncü haftada TLS’in anahtar kurulumunda asimetrik kriptografiyi (o zaman RSA ya da ECDHE) bir kara kutu gibi</w:t>
+      <w:hyperlink r:id="rId78">
+        <w:r>
+          <w:rPr>
+            <w:rStyle w:val="Hyperlink"/>
+          </w:rPr>
+          <w:t xml:space="preserve">Üçüncü haftada</w:t>
+        </w:r>
+      </w:hyperlink>
+      <w:r>
+        <w:t xml:space="preserve"> </w:t>
+      </w:r>
+      <w:r>
+        <w:t xml:space="preserve">TLS’in</w:t>
+      </w:r>
+      <w:r>
+        <w:t xml:space="preserve"> </w:t>
+      </w:r>
+      <w:r>
+        <w:t xml:space="preserve">anahtar kurulumunda asimetrik kriptografiyi (o zaman RSA ya da ECDHE) bir kara kutu gibi</w:t>
       </w:r>
       <w:r>
         <w:t xml:space="preserve"> </w:t>
@@ -12920,9 +12689,9 @@
         </w:pict>
       </w:r>
     </w:p>
-    <w:bookmarkEnd w:id="78"/>
     <w:bookmarkEnd w:id="79"/>
-    <w:bookmarkStart w:id="87" w:name="Xf25ed3eacfb12216da4583e6edd8ff972fa0edf"/>
+    <w:bookmarkEnd w:id="80"/>
+    <w:bookmarkStart w:id="91" w:name="Xf25ed3eacfb12216da4583e6edd8ff972fa0edf"/>
     <w:p>
       <w:pPr>
         <w:pStyle w:val="Heading2"/>
@@ -12997,20 +12766,20 @@
       <w:r>
         <w:drawing>
           <wp:inline>
-            <wp:extent cx="5759999" cy="2283460"/>
+            <wp:extent cx="5759999" cy="1380067"/>
             <wp:effectExtent b="0" l="0" r="0" t="0"/>
-            <wp:docPr descr="Dijital imza oluşturma ve doğrulama" title="" id="81" name="Picture"/>
+            <wp:docPr descr="Dijital imza oluşturma ve doğrulama" title="" id="82" name="Picture"/>
             <a:graphic>
               <a:graphicData uri="http://schemas.openxmlformats.org/drawingml/2006/picture">
                 <pic:pic>
                   <pic:nvPicPr>
-                    <pic:cNvPr descr="h10-10-imza.png" id="82" name="Picture"/>
+                    <pic:cNvPr descr="h10-10-imza.png" id="83" name="Picture"/>
                     <pic:cNvPicPr>
                       <a:picLocks noChangeArrowheads="1" noChangeAspect="1"/>
                     </pic:cNvPicPr>
                   </pic:nvPicPr>
                   <pic:blipFill>
-                    <a:blip r:embed="rId80"/>
+                    <a:blip r:embed="rId81"/>
                     <a:stretch>
                       <a:fillRect/>
                     </a:stretch>
@@ -13018,7 +12787,7 @@
                   <pic:spPr bwMode="auto">
                     <a:xfrm>
                       <a:off x="0" y="0"/>
-                      <a:ext cx="5759999" cy="2283460"/>
+                      <a:ext cx="5759999" cy="1380067"/>
                     </a:xfrm>
                     <a:prstGeom prst="rect">
                       <a:avLst/>
@@ -13037,7 +12806,7 @@
         </w:drawing>
       </w:r>
     </w:p>
-    <w:bookmarkStart w:id="83" w:name="imza-nerelerde-kullanılır"/>
+    <w:bookmarkStart w:id="87" w:name="imza-nerelerde-kullanılır"/>
     <w:p>
       <w:pPr>
         <w:pStyle w:val="Heading3"/>
@@ -13125,21 +12894,38 @@
             <w:pPr>
               <w:pStyle w:val="Compact"/>
             </w:pPr>
-            <w:r>
-              <w:t xml:space="preserve">1. hafta</w:t>
-            </w:r>
-            <w:r>
-              <w:t xml:space="preserve"> </w:t>
-            </w:r>
-            <w:r>
-              <w:t xml:space="preserve">“Kasa”</w:t>
-            </w:r>
-            <w:r>
-              <w:t xml:space="preserve"> </w:t>
-            </w:r>
-            <w:r>
-              <w:t xml:space="preserve">örneği, T6 tehdidi</w:t>
-            </w:r>
+            <w:hyperlink r:id="rId84">
+              <w:r>
+                <w:rPr>
+                  <w:rStyle w:val="Hyperlink"/>
+                </w:rPr>
+                <w:t xml:space="preserve">1. hafta</w:t>
+              </w:r>
+              <w:r>
+                <w:rPr>
+                  <w:rStyle w:val="Hyperlink"/>
+                </w:rPr>
+                <w:t xml:space="preserve"> </w:t>
+              </w:r>
+              <w:r>
+                <w:rPr>
+                  <w:rStyle w:val="Hyperlink"/>
+                </w:rPr>
+                <w:t xml:space="preserve">“Kasa”</w:t>
+              </w:r>
+              <w:r>
+                <w:rPr>
+                  <w:rStyle w:val="Hyperlink"/>
+                </w:rPr>
+                <w:t xml:space="preserve"> </w:t>
+              </w:r>
+              <w:r>
+                <w:rPr>
+                  <w:rStyle w:val="Hyperlink"/>
+                </w:rPr>
+                <w:t xml:space="preserve">örneği, T6 tehdidi</w:t>
+              </w:r>
+            </w:hyperlink>
           </w:p>
         </w:tc>
       </w:tr>
@@ -13172,9 +12958,14 @@
             <w:pPr>
               <w:pStyle w:val="Compact"/>
             </w:pPr>
-            <w:r>
-              <w:t xml:space="preserve">6. hafta imza doğrulaması</w:t>
-            </w:r>
+            <w:hyperlink r:id="rId85">
+              <w:r>
+                <w:rPr>
+                  <w:rStyle w:val="Hyperlink"/>
+                </w:rPr>
+                <w:t xml:space="preserve">6. hafta imza doğrulaması</w:t>
+              </w:r>
+            </w:hyperlink>
           </w:p>
         </w:tc>
       </w:tr>
@@ -13242,9 +13033,14 @@
             <w:pPr>
               <w:pStyle w:val="Compact"/>
             </w:pPr>
-            <w:r>
-              <w:t xml:space="preserve">3. hafta</w:t>
-            </w:r>
+            <w:hyperlink r:id="rId86">
+              <w:r>
+                <w:rPr>
+                  <w:rStyle w:val="Hyperlink"/>
+                </w:rPr>
+                <w:t xml:space="preserve">3. hafta</w:t>
+              </w:r>
+            </w:hyperlink>
             <w:r>
               <w:t xml:space="preserve"> </w:t>
             </w:r>
@@ -13293,8 +13089,8 @@
         </w:tc>
       </w:tr>
     </w:tbl>
-    <w:bookmarkEnd w:id="83"/>
-    <w:bookmarkStart w:id="84" w:name="kodda-imza-doğrulama-openssl-evp"/>
+    <w:bookmarkEnd w:id="87"/>
+    <w:bookmarkStart w:id="88" w:name="kodda-imza-doğrulama-openssl-evp"/>
     <w:p>
       <w:pPr>
         <w:pStyle w:val="Heading3"/>
@@ -14225,7 +14021,7 @@
         <w:pStyle w:val="Compact"/>
         <w:numPr>
           <w:ilvl w:val="0"/>
-          <w:numId w:val="1018"/>
+          <w:numId w:val="1005"/>
         </w:numPr>
       </w:pPr>
       <w:r>
@@ -14316,7 +14112,7 @@
         <w:pStyle w:val="Compact"/>
         <w:numPr>
           <w:ilvl w:val="0"/>
-          <w:numId w:val="1018"/>
+          <w:numId w:val="1005"/>
         </w:numPr>
       </w:pPr>
       <w:r>
@@ -14366,7 +14162,7 @@
         <w:pStyle w:val="Compact"/>
         <w:numPr>
           <w:ilvl w:val="0"/>
-          <w:numId w:val="1018"/>
+          <w:numId w:val="1005"/>
         </w:numPr>
       </w:pPr>
       <w:r>
@@ -14405,8 +14201,8 @@
         <w:t xml:space="preserve">Doğrulama anahtarı uygulamaya önceden gömülü (ve bütünlüğü korunan) ya da güvenilir bir zincirden gelmelidir.</w:t>
       </w:r>
     </w:p>
-    <w:bookmarkEnd w:id="84"/>
-    <w:bookmarkStart w:id="85" w:name="Xd9d9045bf10563c0d7d6388d437bcc0785189d3"/>
+    <w:bookmarkEnd w:id="88"/>
+    <w:bookmarkStart w:id="89" w:name="Xd9d9045bf10563c0d7d6388d437bcc0785189d3"/>
     <w:p>
       <w:pPr>
         <w:pStyle w:val="Heading3"/>
@@ -14870,8 +14666,8 @@
         <w:t xml:space="preserve">hâle getirmiş olursunuz.</w:t>
       </w:r>
     </w:p>
-    <w:bookmarkEnd w:id="85"/>
-    <w:bookmarkStart w:id="86" w:name="X90b4993f0f68da3bf6324743c66fc300c3e7278"/>
+    <w:bookmarkEnd w:id="89"/>
+    <w:bookmarkStart w:id="90" w:name="X90b4993f0f68da3bf6324743c66fc300c3e7278"/>
     <w:p>
       <w:pPr>
         <w:pStyle w:val="Heading3"/>
@@ -15374,20 +15170,43 @@
       <w:pPr>
         <w:pStyle w:val="FirstParagraph"/>
       </w:pPr>
-      <w:r>
-        <w:t xml:space="preserve">Birinci haftadaki</w:t>
-      </w:r>
-      <w:r>
-        <w:t xml:space="preserve"> </w:t>
-      </w:r>
-      <w:r>
-        <w:t xml:space="preserve">“Kasa”</w:t>
-      </w:r>
-      <w:r>
-        <w:t xml:space="preserve"> </w:t>
-      </w:r>
-      <w:r>
-        <w:t xml:space="preserve">örneğinde bir güncelleme paketinin imzasız kabul edilmesinin T6 tehdidine yol açtığını</w:t>
+      <w:hyperlink r:id="rId84">
+        <w:r>
+          <w:rPr>
+            <w:rStyle w:val="Hyperlink"/>
+          </w:rPr>
+          <w:t xml:space="preserve">Birinci haftadaki</w:t>
+        </w:r>
+        <w:r>
+          <w:rPr>
+            <w:rStyle w:val="Hyperlink"/>
+          </w:rPr>
+          <w:t xml:space="preserve"> </w:t>
+        </w:r>
+        <w:r>
+          <w:rPr>
+            <w:rStyle w:val="Hyperlink"/>
+          </w:rPr>
+          <w:t xml:space="preserve">“Kasa”</w:t>
+        </w:r>
+        <w:r>
+          <w:rPr>
+            <w:rStyle w:val="Hyperlink"/>
+          </w:rPr>
+          <w:t xml:space="preserve"> </w:t>
+        </w:r>
+        <w:r>
+          <w:rPr>
+            <w:rStyle w:val="Hyperlink"/>
+          </w:rPr>
+          <w:t xml:space="preserve">örneğinde</w:t>
+        </w:r>
+      </w:hyperlink>
+      <w:r>
+        <w:t xml:space="preserve"> </w:t>
+      </w:r>
+      <w:r>
+        <w:t xml:space="preserve">bir güncelleme paketinin imzasız kabul edilmesinin T6 tehdidine yol açtığını</w:t>
       </w:r>
       <w:r>
         <w:t xml:space="preserve"> </w:t>
@@ -15447,9 +15266,9 @@
         </w:pict>
       </w:r>
     </w:p>
-    <w:bookmarkEnd w:id="86"/>
-    <w:bookmarkEnd w:id="87"/>
-    <w:bookmarkStart w:id="95" w:name="Xb1fd965b0113255b1c47ac4530c4f53fdbb078f"/>
+    <w:bookmarkEnd w:id="90"/>
+    <w:bookmarkEnd w:id="91"/>
+    <w:bookmarkStart w:id="100" w:name="Xb1fd965b0113255b1c47ac4530c4f53fdbb078f"/>
     <w:p>
       <w:pPr>
         <w:pStyle w:val="Heading2"/>
@@ -15523,7 +15342,7 @@
         <w:t xml:space="preserve">’dir (X25519).</w:t>
       </w:r>
     </w:p>
-    <w:bookmarkStart w:id="91" w:name="kimliksiz-dhnin-zayıflığı-araya-girme"/>
+    <w:bookmarkStart w:id="95" w:name="kimliksiz-dhnin-zayıflığı-araya-girme"/>
     <w:p>
       <w:pPr>
         <w:pStyle w:val="Heading3"/>
@@ -15579,20 +15398,20 @@
       <w:r>
         <w:drawing>
           <wp:inline>
-            <wp:extent cx="5759999" cy="3120125"/>
+            <wp:extent cx="5759999" cy="4895999"/>
             <wp:effectExtent b="0" l="0" r="0" t="0"/>
-            <wp:docPr descr="Kimliksiz Diffie-Hellman’da araya girme saldırısı" title="" id="89" name="Picture"/>
+            <wp:docPr descr="Kimliksiz Diffie-Hellman’da araya girme saldırısı" title="" id="93" name="Picture"/>
             <a:graphic>
               <a:graphicData uri="http://schemas.openxmlformats.org/drawingml/2006/picture">
                 <pic:pic>
                   <pic:nvPicPr>
-                    <pic:cNvPr descr="h10-02-dh-mitm.png" id="90" name="Picture"/>
+                    <pic:cNvPr descr="h10-02-dh-mitm.png" id="94" name="Picture"/>
                     <pic:cNvPicPr>
                       <a:picLocks noChangeArrowheads="1" noChangeAspect="1"/>
                     </pic:cNvPicPr>
                   </pic:nvPicPr>
                   <pic:blipFill>
-                    <a:blip r:embed="rId88"/>
+                    <a:blip r:embed="rId92"/>
                     <a:stretch>
                       <a:fillRect/>
                     </a:stretch>
@@ -15600,7 +15419,7 @@
                   <pic:spPr bwMode="auto">
                     <a:xfrm>
                       <a:off x="0" y="0"/>
-                      <a:ext cx="5759999" cy="3120125"/>
+                      <a:ext cx="5759999" cy="4895999"/>
                     </a:xfrm>
                     <a:prstGeom prst="rect">
                       <a:avLst/>
@@ -15639,8 +15458,8 @@
         <w:t xml:space="preserve">sanır; aslında her mesaj saldırganın elinden geçer.</w:t>
       </w:r>
     </w:p>
-    <w:bookmarkEnd w:id="91"/>
-    <w:bookmarkStart w:id="92" w:name="Xe5a2795c222be48635b1920a13635964ec162fc"/>
+    <w:bookmarkEnd w:id="95"/>
+    <w:bookmarkStart w:id="96" w:name="Xe5a2795c222be48635b1920a13635964ec162fc"/>
     <w:p>
       <w:pPr>
         <w:pStyle w:val="Heading3"/>
@@ -15709,7 +15528,18 @@
         <w:t xml:space="preserve"> </w:t>
       </w:r>
       <w:r>
-        <w:t xml:space="preserve">doğrular (3. hafta). Böylece:</w:t>
+        <w:t xml:space="preserve">doğrular (</w:t>
+      </w:r>
+      <w:hyperlink r:id="rId26">
+        <w:r>
+          <w:rPr>
+            <w:rStyle w:val="Hyperlink"/>
+          </w:rPr>
+          <w:t xml:space="preserve">3. hafta</w:t>
+        </w:r>
+      </w:hyperlink>
+      <w:r>
+        <w:t xml:space="preserve">). Böylece:</w:t>
       </w:r>
     </w:p>
     <w:p>
@@ -15717,7 +15547,7 @@
         <w:pStyle w:val="Compact"/>
         <w:numPr>
           <w:ilvl w:val="0"/>
-          <w:numId w:val="1019"/>
+          <w:numId w:val="1006"/>
         </w:numPr>
       </w:pPr>
       <w:r>
@@ -15739,7 +15569,7 @@
         <w:pStyle w:val="Compact"/>
         <w:numPr>
           <w:ilvl w:val="0"/>
-          <w:numId w:val="1019"/>
+          <w:numId w:val="1006"/>
         </w:numPr>
       </w:pPr>
       <w:r>
@@ -15759,7 +15589,24 @@
         <w:t xml:space="preserve"> </w:t>
       </w:r>
       <w:r>
-        <w:t xml:space="preserve">çalınsa bile geçmiş oturumların anahtarları hesaplanamaz (3. hafta).</w:t>
+        <w:t xml:space="preserve">çalınsa bile geçmiş oturumların anahtarları hesaplanamaz</w:t>
+      </w:r>
+      <w:r>
+        <w:t xml:space="preserve"> </w:t>
+      </w:r>
+      <w:r>
+        <w:t xml:space="preserve">(</w:t>
+      </w:r>
+      <w:hyperlink r:id="rId25">
+        <w:r>
+          <w:rPr>
+            <w:rStyle w:val="Hyperlink"/>
+          </w:rPr>
+          <w:t xml:space="preserve">3. hafta</w:t>
+        </w:r>
+      </w:hyperlink>
+      <w:r>
+        <w:t xml:space="preserve">).</w:t>
       </w:r>
     </w:p>
     <w:p>
@@ -15830,8 +15677,8 @@
         <w:t xml:space="preserve">protokoller).</w:t>
       </w:r>
     </w:p>
-    <w:bookmarkEnd w:id="92"/>
-    <w:bookmarkStart w:id="93" w:name="X00b1bcba30f473d41ed50b44ee7099a572111c6"/>
+    <w:bookmarkEnd w:id="96"/>
+    <w:bookmarkStart w:id="98" w:name="X00b1bcba30f473d41ed50b44ee7099a572111c6"/>
     <w:p>
       <w:pPr>
         <w:pStyle w:val="Heading3"/>
@@ -16433,13 +16280,30 @@
         <w:t xml:space="preserve"> </w:t>
       </w:r>
       <w:r>
-        <w:t xml:space="preserve">32 baytlık ortak sırra ulaştı. Bu ortak sır, doğrudan veri şifrelemede kullanılmaz; bir KDF’den (HKDF, 3. haftadaki</w:t>
-      </w:r>
-      <w:r>
-        <w:t xml:space="preserve"> </w:t>
-      </w:r>
-      <w:r>
-        <w:t xml:space="preserve">anahtar türetme konusu) geçirilip oturum anahtarları buradan türetilir. Dinleyen bir üçüncü taraf yalnız</w:t>
+        <w:t xml:space="preserve">32 baytlık ortak sırra ulaştı. Bu ortak sır, doğrudan veri şifrelemede kullanılmaz; bir KDF’den</w:t>
+      </w:r>
+      <w:r>
+        <w:t xml:space="preserve"> </w:t>
+      </w:r>
+      <w:r>
+        <w:t xml:space="preserve">(</w:t>
+      </w:r>
+      <w:hyperlink r:id="rId97">
+        <w:r>
+          <w:rPr>
+            <w:rStyle w:val="Hyperlink"/>
+          </w:rPr>
+          <w:t xml:space="preserve">HKDF, 3. haftadaki anahtar türetme konusu</w:t>
+        </w:r>
+      </w:hyperlink>
+      <w:r>
+        <w:t xml:space="preserve">)</w:t>
+      </w:r>
+      <w:r>
+        <w:t xml:space="preserve"> </w:t>
+      </w:r>
+      <w:r>
+        <w:t xml:space="preserve">geçirilip oturum anahtarları buradan türetilir. Dinleyen bir üçüncü taraf yalnız</w:t>
       </w:r>
       <w:r>
         <w:t xml:space="preserve"> </w:t>
@@ -16475,8 +16339,8 @@
         <w:t xml:space="preserve">değildir.</w:t>
       </w:r>
     </w:p>
-    <w:bookmarkEnd w:id="93"/>
-    <w:bookmarkStart w:id="94" w:name="X9a7786b2bcee00b17805639298130c60398725d"/>
+    <w:bookmarkEnd w:id="98"/>
+    <w:bookmarkStart w:id="99" w:name="X9a7786b2bcee00b17805639298130c60398725d"/>
     <w:p>
       <w:pPr>
         <w:pStyle w:val="Heading3"/>
@@ -16520,7 +16384,7 @@
         <w:pStyle w:val="Compact"/>
         <w:numPr>
           <w:ilvl w:val="0"/>
-          <w:numId w:val="1020"/>
+          <w:numId w:val="1007"/>
         </w:numPr>
       </w:pPr>
       <w:r>
@@ -16547,7 +16411,7 @@
         <w:pStyle w:val="Compact"/>
         <w:numPr>
           <w:ilvl w:val="0"/>
-          <w:numId w:val="1020"/>
+          <w:numId w:val="1007"/>
         </w:numPr>
       </w:pPr>
       <w:r>
@@ -16574,7 +16438,7 @@
         <w:pStyle w:val="Compact"/>
         <w:numPr>
           <w:ilvl w:val="0"/>
-          <w:numId w:val="1020"/>
+          <w:numId w:val="1007"/>
         </w:numPr>
       </w:pPr>
       <w:r>
@@ -16629,7 +16493,7 @@
         <w:pStyle w:val="Compact"/>
         <w:numPr>
           <w:ilvl w:val="0"/>
-          <w:numId w:val="1020"/>
+          <w:numId w:val="1007"/>
         </w:numPr>
       </w:pPr>
       <w:r>
@@ -16869,14 +16733,31 @@
       <w:pPr>
         <w:pStyle w:val="FirstParagraph"/>
       </w:pPr>
-      <w:r>
-        <w:t xml:space="preserve">Üçüncü haftada TLS 1.3 el sıkışmasında</w:t>
-      </w:r>
-      <w:r>
-        <w:t xml:space="preserve"> </w:t>
-      </w:r>
-      <w:r>
-        <w:t xml:space="preserve">“eğer aradaki biri anahtarları değiştirebilseydi ne olurdu”</w:t>
+      <w:hyperlink r:id="rId86">
+        <w:r>
+          <w:rPr>
+            <w:rStyle w:val="Hyperlink"/>
+          </w:rPr>
+          <w:t xml:space="preserve">Üçüncü haftada</w:t>
+        </w:r>
+      </w:hyperlink>
+      <w:r>
+        <w:t xml:space="preserve"> </w:t>
+      </w:r>
+      <w:r>
+        <w:t xml:space="preserve">TLS 1.3 el sıkışmasında</w:t>
+      </w:r>
+      <w:r>
+        <w:t xml:space="preserve"> </w:t>
+      </w:r>
+      <w:r>
+        <w:t xml:space="preserve">“eğer aradaki biri</w:t>
+      </w:r>
+      <w:r>
+        <w:t xml:space="preserve"> </w:t>
+      </w:r>
+      <w:r>
+        <w:t xml:space="preserve">anahtarları değiştirebilseydi ne olurdu”</w:t>
       </w:r>
       <w:r>
         <w:t xml:space="preserve"> </w:t>
@@ -16904,9 +16785,9 @@
         </w:pict>
       </w:r>
     </w:p>
-    <w:bookmarkEnd w:id="94"/>
-    <w:bookmarkEnd w:id="95"/>
-    <w:bookmarkStart w:id="102" w:name="X8f513256ad623ebf09fea50f49d80d9639ca4b1"/>
+    <w:bookmarkEnd w:id="99"/>
+    <w:bookmarkEnd w:id="100"/>
+    <w:bookmarkStart w:id="109" w:name="X8f513256ad623ebf09fea50f49d80d9639ca4b1"/>
     <w:p>
       <w:pPr>
         <w:pStyle w:val="Heading2"/>
@@ -16967,7 +16848,7 @@
         <w:t xml:space="preserve">güvenilen üçüncü taraflar aracılığıyla cevap veren kurallar, roller ve belgeler bütünüdür.</w:t>
       </w:r>
     </w:p>
-    <w:bookmarkStart w:id="99" w:name="bileşenler"/>
+    <w:bookmarkStart w:id="104" w:name="bileşenler"/>
     <w:p>
       <w:pPr>
         <w:pStyle w:val="Heading3"/>
@@ -17350,20 +17231,20 @@
       <w:r>
         <w:drawing>
           <wp:inline>
-            <wp:extent cx="5759999" cy="2377094"/>
+            <wp:extent cx="5759999" cy="3825890"/>
             <wp:effectExtent b="0" l="0" r="0" t="0"/>
-            <wp:docPr descr="PKI güven zinciri: kök CA, ara CA ve uç sertifikalar" title="" id="97" name="Picture"/>
+            <wp:docPr descr="PKI güven zinciri: kök CA, ara CA ve uç sertifikalar" title="" id="102" name="Picture"/>
             <a:graphic>
               <a:graphicData uri="http://schemas.openxmlformats.org/drawingml/2006/picture">
                 <pic:pic>
                   <pic:nvPicPr>
-                    <pic:cNvPr descr="h10-03-pki.png" id="98" name="Picture"/>
+                    <pic:cNvPr descr="h10-03-pki.png" id="103" name="Picture"/>
                     <pic:cNvPicPr>
                       <a:picLocks noChangeArrowheads="1" noChangeAspect="1"/>
                     </pic:cNvPicPr>
                   </pic:nvPicPr>
                   <pic:blipFill>
-                    <a:blip r:embed="rId96"/>
+                    <a:blip r:embed="rId101"/>
                     <a:stretch>
                       <a:fillRect/>
                     </a:stretch>
@@ -17371,7 +17252,7 @@
                   <pic:spPr bwMode="auto">
                     <a:xfrm>
                       <a:off x="0" y="0"/>
-                      <a:ext cx="5759999" cy="2377094"/>
+                      <a:ext cx="5759999" cy="3825890"/>
                     </a:xfrm>
                     <a:prstGeom prst="rect">
                       <a:avLst/>
@@ -17432,8 +17313,8 @@
         <w:t xml:space="preserve">Günlük işi ara CA yapar; ele geçirilirse yalnız o ara CA iptal edilir.</w:t>
       </w:r>
     </w:p>
-    <w:bookmarkEnd w:id="99"/>
-    <w:bookmarkStart w:id="100" w:name="sertifika-doğrulama-dört-soru-tarif-10.4"/>
+    <w:bookmarkEnd w:id="104"/>
+    <w:bookmarkStart w:id="106" w:name="sertifika-doğrulama-dört-soru-tarif-10.4"/>
     <w:p>
       <w:pPr>
         <w:pStyle w:val="Heading3"/>
@@ -17455,7 +17336,7 @@
         <w:pStyle w:val="Compact"/>
         <w:numPr>
           <w:ilvl w:val="0"/>
-          <w:numId w:val="1021"/>
+          <w:numId w:val="1008"/>
         </w:numPr>
       </w:pPr>
       <w:r>
@@ -17483,7 +17364,7 @@
         <w:pStyle w:val="Compact"/>
         <w:numPr>
           <w:ilvl w:val="0"/>
-          <w:numId w:val="1021"/>
+          <w:numId w:val="1008"/>
         </w:numPr>
       </w:pPr>
       <w:r>
@@ -17505,7 +17386,7 @@
         <w:pStyle w:val="Compact"/>
         <w:numPr>
           <w:ilvl w:val="0"/>
-          <w:numId w:val="1021"/>
+          <w:numId w:val="1008"/>
         </w:numPr>
       </w:pPr>
       <w:r>
@@ -17548,7 +17429,7 @@
         <w:pStyle w:val="Compact"/>
         <w:numPr>
           <w:ilvl w:val="0"/>
-          <w:numId w:val="1021"/>
+          <w:numId w:val="1008"/>
         </w:numPr>
       </w:pPr>
       <w:r>
@@ -17585,8 +17466,19 @@
       <w:pPr>
         <w:pStyle w:val="FirstParagraph"/>
       </w:pPr>
-      <w:r>
-        <w:t xml:space="preserve">Üçüncü haftada ilk ve dördüncü sorunun kodda nasıl sorulduğunu gördük (</w:t>
+      <w:hyperlink r:id="rId105">
+        <w:r>
+          <w:rPr>
+            <w:rStyle w:val="Hyperlink"/>
+          </w:rPr>
+          <w:t xml:space="preserve">Üçüncü haftada</w:t>
+        </w:r>
+      </w:hyperlink>
+      <w:r>
+        <w:t xml:space="preserve"> </w:t>
+      </w:r>
+      <w:r>
+        <w:t xml:space="preserve">ilk ve dördüncü sorunun kodda nasıl sorulduğunu gördük (</w:t>
       </w:r>
       <w:r>
         <w:rPr>
@@ -17616,8 +17508,8 @@
         <w:t xml:space="preserve">aynı zinciri kendimiz kuruyoruz.</w:t>
       </w:r>
     </w:p>
-    <w:bookmarkEnd w:id="100"/>
-    <w:bookmarkStart w:id="101" w:name="X1edca7303f7cefbb29ad88c25dc11b855acee49"/>
+    <w:bookmarkEnd w:id="106"/>
+    <w:bookmarkStart w:id="108" w:name="X1edca7303f7cefbb29ad88c25dc11b855acee49"/>
     <w:p>
       <w:pPr>
         <w:pStyle w:val="Heading3"/>
@@ -18565,8 +18457,22 @@
         <w:t xml:space="preserve"> </w:t>
       </w:r>
       <w:r>
-        <w:t xml:space="preserve">fonksiyonlarını (3. haftadaki</w:t>
-      </w:r>
+        <w:t xml:space="preserve">fonksiyonlarını</w:t>
+      </w:r>
+      <w:r>
+        <w:t xml:space="preserve"> </w:t>
+      </w:r>
+      <w:r>
+        <w:t xml:space="preserve">(</w:t>
+      </w:r>
+      <w:hyperlink r:id="rId105">
+        <w:r>
+          <w:rPr>
+            <w:rStyle w:val="Hyperlink"/>
+          </w:rPr>
+          <w:t xml:space="preserve">3. haftadaki</w:t>
+        </w:r>
+      </w:hyperlink>
       <w:r>
         <w:t xml:space="preserve"> </w:t>
       </w:r>
@@ -18665,8 +18571,22 @@
         <w:t xml:space="preserve"> </w:t>
       </w:r>
       <w:r>
-        <w:t xml:space="preserve">da kurulur (3. haftadaki</w:t>
-      </w:r>
+        <w:t xml:space="preserve">da kurulur</w:t>
+      </w:r>
+      <w:r>
+        <w:t xml:space="preserve"> </w:t>
+      </w:r>
+      <w:r>
+        <w:t xml:space="preserve">(</w:t>
+      </w:r>
+      <w:hyperlink r:id="rId107">
+        <w:r>
+          <w:rPr>
+            <w:rStyle w:val="Hyperlink"/>
+          </w:rPr>
+          <w:t xml:space="preserve">3. haftadaki</w:t>
+        </w:r>
+      </w:hyperlink>
       <w:r>
         <w:t xml:space="preserve"> </w:t>
       </w:r>
@@ -18934,9 +18854,9 @@
         </w:pict>
       </w:r>
     </w:p>
-    <w:bookmarkEnd w:id="101"/>
-    <w:bookmarkEnd w:id="102"/>
-    <w:bookmarkStart w:id="108" w:name="x.509-sertifikasının-yapısı"/>
+    <w:bookmarkEnd w:id="108"/>
+    <w:bookmarkEnd w:id="109"/>
+    <w:bookmarkStart w:id="116" w:name="x.509-sertifikasının-yapısı"/>
     <w:p>
       <w:pPr>
         <w:pStyle w:val="Heading2"/>
@@ -18992,20 +18912,20 @@
       <w:r>
         <w:drawing>
           <wp:inline>
-            <wp:extent cx="5759999" cy="2687780"/>
+            <wp:extent cx="5759999" cy="3159665"/>
             <wp:effectExtent b="0" l="0" r="0" t="0"/>
-            <wp:docPr descr="X.509 sertifikasının alanları" title="" id="104" name="Picture"/>
+            <wp:docPr descr="X.509 sertifikasının alanları" title="" id="111" name="Picture"/>
             <a:graphic>
               <a:graphicData uri="http://schemas.openxmlformats.org/drawingml/2006/picture">
                 <pic:pic>
                   <pic:nvPicPr>
-                    <pic:cNvPr descr="h10-11-x509.png" id="105" name="Picture"/>
+                    <pic:cNvPr descr="h10-11-x509.png" id="112" name="Picture"/>
                     <pic:cNvPicPr>
                       <a:picLocks noChangeArrowheads="1" noChangeAspect="1"/>
                     </pic:cNvPicPr>
                   </pic:nvPicPr>
                   <pic:blipFill>
-                    <a:blip r:embed="rId103"/>
+                    <a:blip r:embed="rId110"/>
                     <a:stretch>
                       <a:fillRect/>
                     </a:stretch>
@@ -19013,7 +18933,7 @@
                   <pic:spPr bwMode="auto">
                     <a:xfrm>
                       <a:off x="0" y="0"/>
-                      <a:ext cx="5759999" cy="2687780"/>
+                      <a:ext cx="5759999" cy="3159665"/>
                     </a:xfrm>
                     <a:prstGeom prst="rect">
                       <a:avLst/>
@@ -19272,8 +19192,19 @@
               <w:pStyle w:val="Compact"/>
             </w:pPr>
             <w:r>
-              <w:t xml:space="preserve">Algoritma + açık anahtar; 3. haftadaki</w:t>
-            </w:r>
+              <w:t xml:space="preserve">Algoritma + açık anahtar;</w:t>
+            </w:r>
+            <w:r>
+              <w:t xml:space="preserve"> </w:t>
+            </w:r>
+            <w:hyperlink r:id="rId113">
+              <w:r>
+                <w:rPr>
+                  <w:rStyle w:val="Hyperlink"/>
+                </w:rPr>
+                <w:t xml:space="preserve">3. haftadaki</w:t>
+              </w:r>
+            </w:hyperlink>
             <w:r>
               <w:t xml:space="preserve"> </w:t>
             </w:r>
@@ -19465,7 +19396,7 @@
         <w:t xml:space="preserve">üretirken SAN eklemeyi unutmayın.</w:t>
       </w:r>
     </w:p>
-    <w:bookmarkStart w:id="106" w:name="X09a6cdf78b6b3c79665d870d212a5ea3f29a3dd"/>
+    <w:bookmarkStart w:id="114" w:name="X09a6cdf78b6b3c79665d870d212a5ea3f29a3dd"/>
     <w:p>
       <w:pPr>
         <w:pStyle w:val="Heading3"/>
@@ -20156,8 +20087,8 @@
         <w:t xml:space="preserve">üretilmiş imzadır — Bölüm 5’te öğrendiğimiz imza mekanizmasının birebir kendisi.</w:t>
       </w:r>
     </w:p>
-    <w:bookmarkEnd w:id="106"/>
-    <w:bookmarkStart w:id="107" w:name="sayısal-örnek-sertifika-kaç-bayt"/>
+    <w:bookmarkEnd w:id="114"/>
+    <w:bookmarkStart w:id="115" w:name="sayısal-örnek-sertifika-kaç-bayt"/>
     <w:p>
       <w:pPr>
         <w:pStyle w:val="Heading3"/>
@@ -20577,9 +20508,9 @@
         </w:pict>
       </w:r>
     </w:p>
-    <w:bookmarkEnd w:id="107"/>
-    <w:bookmarkEnd w:id="108"/>
-    <w:bookmarkStart w:id="114" w:name="openssl-ile-sertifika-zinciri-kurmak"/>
+    <w:bookmarkEnd w:id="115"/>
+    <w:bookmarkEnd w:id="116"/>
+    <w:bookmarkStart w:id="122" w:name="openssl-ile-sertifika-zinciri-kurmak"/>
     <w:p>
       <w:pPr>
         <w:pStyle w:val="Heading2"/>
@@ -20622,20 +20553,20 @@
       <w:r>
         <w:drawing>
           <wp:inline>
-            <wp:extent cx="5759999" cy="2748610"/>
+            <wp:extent cx="5759999" cy="1373829"/>
             <wp:effectExtent b="0" l="0" r="0" t="0"/>
-            <wp:docPr descr="Zincir doğrulamanın dört sorusu" title="" id="110" name="Picture"/>
+            <wp:docPr descr="Zincir doğrulamanın dört sorusu" title="" id="118" name="Picture"/>
             <a:graphic>
               <a:graphicData uri="http://schemas.openxmlformats.org/drawingml/2006/picture">
                 <pic:pic>
                   <pic:nvPicPr>
-                    <pic:cNvPr descr="h10-12-zincir-dogrulama.png" id="111" name="Picture"/>
+                    <pic:cNvPr descr="h10-12-zincir-dogrulama.png" id="119" name="Picture"/>
                     <pic:cNvPicPr>
                       <a:picLocks noChangeArrowheads="1" noChangeAspect="1"/>
                     </pic:cNvPicPr>
                   </pic:nvPicPr>
                   <pic:blipFill>
-                    <a:blip r:embed="rId109"/>
+                    <a:blip r:embed="rId117"/>
                     <a:stretch>
                       <a:fillRect/>
                     </a:stretch>
@@ -20643,7 +20574,7 @@
                   <pic:spPr bwMode="auto">
                     <a:xfrm>
                       <a:off x="0" y="0"/>
-                      <a:ext cx="5759999" cy="2748610"/>
+                      <a:ext cx="5759999" cy="1373829"/>
                     </a:xfrm>
                     <a:prstGeom prst="rect">
                       <a:avLst/>
@@ -21787,7 +21718,7 @@
         <w:t xml:space="preserve">sertifikayı gönderip ara sertifikayı unutması, sahada sık görülen bir yapılandırma hatasıdır.</w:t>
       </w:r>
     </w:p>
-    <w:bookmarkStart w:id="112" w:name="sınıf-etkinliği-zinciri-bozmak"/>
+    <w:bookmarkStart w:id="120" w:name="sınıf-etkinliği-zinciri-bozmak"/>
     <w:p>
       <w:pPr>
         <w:pStyle w:val="Heading3"/>
@@ -21824,7 +21755,7 @@
         <w:pStyle w:val="Compact"/>
         <w:numPr>
           <w:ilvl w:val="0"/>
-          <w:numId w:val="1022"/>
+          <w:numId w:val="1009"/>
         </w:numPr>
       </w:pPr>
       <w:r>
@@ -21852,7 +21783,7 @@
         <w:pStyle w:val="Compact"/>
         <w:numPr>
           <w:ilvl w:val="0"/>
-          <w:numId w:val="1022"/>
+          <w:numId w:val="1009"/>
         </w:numPr>
       </w:pPr>
       <w:r>
@@ -21879,7 +21810,7 @@
         <w:pStyle w:val="Compact"/>
         <w:numPr>
           <w:ilvl w:val="0"/>
-          <w:numId w:val="1022"/>
+          <w:numId w:val="1009"/>
         </w:numPr>
       </w:pPr>
       <w:r>
@@ -21900,7 +21831,7 @@
         <w:pStyle w:val="Compact"/>
         <w:numPr>
           <w:ilvl w:val="0"/>
-          <w:numId w:val="1022"/>
+          <w:numId w:val="1009"/>
         </w:numPr>
       </w:pPr>
       <w:r>
@@ -21937,8 +21868,8 @@
         <w:t xml:space="preserve">ile deneyin.</w:t>
       </w:r>
     </w:p>
-    <w:bookmarkEnd w:id="112"/>
-    <w:bookmarkStart w:id="113" w:name="Xd86458beae08b39394a5927cd36152abd57acb2"/>
+    <w:bookmarkEnd w:id="120"/>
+    <w:bookmarkStart w:id="121" w:name="Xd86458beae08b39394a5927cd36152abd57acb2"/>
     <w:p>
       <w:pPr>
         <w:pStyle w:val="Heading3"/>
@@ -22955,15 +22886,15 @@
         </w:pict>
       </w:r>
     </w:p>
-    <w:bookmarkEnd w:id="113"/>
-    <w:bookmarkEnd w:id="114"/>
-    <w:bookmarkStart w:id="120" w:name="X998aaa043ae3e8b86db372ba51e1dc9369fc76e"/>
+    <w:bookmarkEnd w:id="121"/>
+    <w:bookmarkEnd w:id="122"/>
+    <w:bookmarkStart w:id="128" w:name="Xd85a91f18bbe79397506106fc27770dd06e3740"/>
     <w:p>
       <w:pPr>
         <w:pStyle w:val="Heading2"/>
       </w:pPr>
       <w:r>
-        <w:t xml:space="preserve">10. Sertifika iptali: CRL, OCSP ve zımbalama (Tarif 10.10–10.12)</w:t>
+        <w:t xml:space="preserve">10. Sertifika iptali: CRL, OCSP ve yanıt iliştirme (Tarif 10.10–10.12)</w:t>
       </w:r>
     </w:p>
     <w:p>
@@ -22997,20 +22928,20 @@
       <w:r>
         <w:drawing>
           <wp:inline>
-            <wp:extent cx="5759999" cy="2377094"/>
+            <wp:extent cx="5759999" cy="2512751"/>
             <wp:effectExtent b="0" l="0" r="0" t="0"/>
-            <wp:docPr descr="Sertifika iptali: CRL, OCSP ve zımbalama karşılaştırması" title="" id="116" name="Picture"/>
+            <wp:docPr descr="Sertifika iptali: CRL, OCSP ve yanıt iliştirme (stapling) karşılaştırması" title="" id="124" name="Picture"/>
             <a:graphic>
               <a:graphicData uri="http://schemas.openxmlformats.org/drawingml/2006/picture">
                 <pic:pic>
                   <pic:nvPicPr>
-                    <pic:cNvPr descr="h10-04-sertifika-iptali.png" id="117" name="Picture"/>
+                    <pic:cNvPr descr="h10-04-sertifika-iptali.png" id="125" name="Picture"/>
                     <pic:cNvPicPr>
                       <a:picLocks noChangeArrowheads="1" noChangeAspect="1"/>
                     </pic:cNvPicPr>
                   </pic:nvPicPr>
                   <pic:blipFill>
-                    <a:blip r:embed="rId115"/>
+                    <a:blip r:embed="rId123"/>
                     <a:stretch>
                       <a:fillRect/>
                     </a:stretch>
@@ -23018,7 +22949,7 @@
                   <pic:spPr bwMode="auto">
                     <a:xfrm>
                       <a:off x="0" y="0"/>
-                      <a:ext cx="5759999" cy="2377094"/>
+                      <a:ext cx="5759999" cy="2512751"/>
                     </a:xfrm>
                     <a:prstGeom prst="rect">
                       <a:avLst/>
@@ -23229,7 +23160,7 @@
                 <w:b/>
                 <w:bCs/>
               </w:rPr>
-              <w:t xml:space="preserve">OCSP zımbalama</w:t>
+              <w:t xml:space="preserve">OCSP yanıtını iliştirme</w:t>
             </w:r>
             <w:r>
               <w:t xml:space="preserve"> </w:t>
@@ -23498,8 +23429,19 @@
         <w:t xml:space="preserve"> </w:t>
       </w:r>
       <w:r>
-        <w:t xml:space="preserve">denetimini atlatabileceği anlamına gelir: 3. haftadaki</w:t>
-      </w:r>
+        <w:t xml:space="preserve">denetimini atlatabileceği anlamına gelir:</w:t>
+      </w:r>
+      <w:r>
+        <w:t xml:space="preserve"> </w:t>
+      </w:r>
+      <w:hyperlink r:id="rId53">
+        <w:r>
+          <w:rPr>
+            <w:rStyle w:val="Hyperlink"/>
+          </w:rPr>
+          <w:t xml:space="preserve">3. haftadaki</w:t>
+        </w:r>
+      </w:hyperlink>
       <w:r>
         <w:t xml:space="preserve"> </w:t>
       </w:r>
@@ -23541,7 +23483,7 @@
         <w:t xml:space="preserve">sorunu azaltır; bu yüzden sertifika ömürleri giderek kısalmaktadır.</w:t>
       </w:r>
     </w:p>
-    <w:bookmarkStart w:id="118" w:name="X40e095699105169c534b5e86e41117f5d435596"/>
+    <w:bookmarkStart w:id="126" w:name="X40e095699105169c534b5e86e41117f5d435596"/>
     <w:p>
       <w:pPr>
         <w:pStyle w:val="Heading3"/>
@@ -24547,8 +24489,8 @@
         <w:t xml:space="preserve">) inceleyin — her satır bir sertifikanın kaydını taşır (durum, tarih, seri numarası, konu adı).</w:t>
       </w:r>
     </w:p>
-    <w:bookmarkEnd w:id="118"/>
-    <w:bookmarkStart w:id="119" w:name="sayısal-örnek-crl-ne-kadar-büyür"/>
+    <w:bookmarkEnd w:id="126"/>
+    <w:bookmarkStart w:id="127" w:name="sayısal-örnek-crl-ne-kadar-büyür"/>
     <w:p>
       <w:pPr>
         <w:pStyle w:val="Heading3"/>
@@ -24765,7 +24707,7 @@
         <w:t xml:space="preserve"> </w:t>
       </w:r>
       <w:r>
-        <w:t xml:space="preserve">kullanıyorsanız CRL ya da OCSP zımbalamayı</w:t>
+        <w:t xml:space="preserve">kullanıyorsanız CRL ya da OCSP yanıtını iliştirmeyi</w:t>
       </w:r>
       <w:r>
         <w:t xml:space="preserve"> </w:t>
@@ -24834,9 +24776,9 @@
         </w:pict>
       </w:r>
     </w:p>
-    <w:bookmarkEnd w:id="119"/>
-    <w:bookmarkEnd w:id="120"/>
-    <w:bookmarkStart w:id="126" w:name="X724fab415a7c9757ca722fdb6473ed51d4a7a4f"/>
+    <w:bookmarkEnd w:id="127"/>
+    <w:bookmarkEnd w:id="128"/>
+    <w:bookmarkStart w:id="135" w:name="X724fab415a7c9757ca722fdb6473ed51d4a7a4f"/>
     <w:p>
       <w:pPr>
         <w:pStyle w:val="Heading2"/>
@@ -24900,20 +24842,20 @@
       <w:r>
         <w:drawing>
           <wp:inline>
-            <wp:extent cx="5759999" cy="2935878"/>
+            <wp:extent cx="5759999" cy="5773963"/>
             <wp:effectExtent b="0" l="0" r="0" t="0"/>
-            <wp:docPr descr="PKCS#11 ile imzalama akışı" title="" id="122" name="Picture"/>
+            <wp:docPr descr="PKCS#11 ile imzalama akışı" title="" id="130" name="Picture"/>
             <a:graphic>
               <a:graphicData uri="http://schemas.openxmlformats.org/drawingml/2006/picture">
                 <pic:pic>
                   <pic:nvPicPr>
-                    <pic:cNvPr descr="h10-14-pkcs11-imzalama.png" id="123" name="Picture"/>
+                    <pic:cNvPr descr="h10-14-pkcs11-imzalama.png" id="131" name="Picture"/>
                     <pic:cNvPicPr>
                       <a:picLocks noChangeArrowheads="1" noChangeAspect="1"/>
                     </pic:cNvPicPr>
                   </pic:nvPicPr>
                   <pic:blipFill>
-                    <a:blip r:embed="rId121"/>
+                    <a:blip r:embed="rId129"/>
                     <a:stretch>
                       <a:fillRect/>
                     </a:stretch>
@@ -24921,7 +24863,7 @@
                   <pic:spPr bwMode="auto">
                     <a:xfrm>
                       <a:off x="0" y="0"/>
-                      <a:ext cx="5759999" cy="2935878"/>
+                      <a:ext cx="5759999" cy="5773963"/>
                     </a:xfrm>
                     <a:prstGeom prst="rect">
                       <a:avLst/>
@@ -25603,7 +25545,30 @@
         <w:t xml:space="preserve"> </w:t>
       </w:r>
       <w:r>
-        <w:t xml:space="preserve">bağlanır. 11. haftada yazılım tabanlı güvenlik modüllerine bu açıdan yeniden bakacağız.</w:t>
+        <w:t xml:space="preserve">bağlanır.</w:t>
+      </w:r>
+      <w:r>
+        <w:t xml:space="preserve"> </w:t>
+      </w:r>
+      <w:hyperlink r:id="rId132">
+        <w:r>
+          <w:rPr>
+            <w:rStyle w:val="Hyperlink"/>
+          </w:rPr>
+          <w:t xml:space="preserve">11. haftada</w:t>
+        </w:r>
+      </w:hyperlink>
+      <w:r>
+        <w:t xml:space="preserve"> </w:t>
+      </w:r>
+      <w:r>
+        <w:t xml:space="preserve">yazılım tabanlı güvenlik</w:t>
+      </w:r>
+      <w:r>
+        <w:t xml:space="preserve"> </w:t>
+      </w:r>
+      <w:r>
+        <w:t xml:space="preserve">modüllerine bu açıdan yeniden bakacağız.</w:t>
       </w:r>
     </w:p>
     <w:p>
@@ -25635,7 +25600,30 @@
         <w:t xml:space="preserve"> </w:t>
       </w:r>
       <w:r>
-        <w:t xml:space="preserve">bileşen olarak mimari şemada yer alır (1. haftadaki örnek mimari). Telefona inen anahtarlar sunucuda HSM ile üretilir,</w:t>
+        <w:t xml:space="preserve">bileşen olarak mimari şemada yer alır</w:t>
+      </w:r>
+      <w:r>
+        <w:t xml:space="preserve"> </w:t>
+      </w:r>
+      <w:r>
+        <w:t xml:space="preserve">(</w:t>
+      </w:r>
+      <w:hyperlink r:id="rId84">
+        <w:r>
+          <w:rPr>
+            <w:rStyle w:val="Hyperlink"/>
+          </w:rPr>
+          <w:t xml:space="preserve">1. haftadaki örnek mimari</w:t>
+        </w:r>
+      </w:hyperlink>
+      <w:r>
+        <w:t xml:space="preserve">).</w:t>
+      </w:r>
+      <w:r>
+        <w:t xml:space="preserve"> </w:t>
+      </w:r>
+      <w:r>
+        <w:t xml:space="preserve">Telefona inen anahtarlar sunucuda HSM ile üretilir,</w:t>
       </w:r>
       <w:r>
         <w:t xml:space="preserve"> </w:t>
@@ -25663,7 +25651,7 @@
         <w:t xml:space="preserve">dayandığı standartla (NIST FIPS, ISO/IEC 9797-1, EMV belirtimleri) birlikte listeleyen bir algoritma envanteri içerir.</w:t>
       </w:r>
     </w:p>
-    <w:bookmarkStart w:id="124" w:name="Xe14af9492917fef56ce2f9e1eb5114b085735f4"/>
+    <w:bookmarkStart w:id="133" w:name="Xe14af9492917fef56ce2f9e1eb5114b085735f4"/>
     <w:p>
       <w:pPr>
         <w:pStyle w:val="Heading3"/>
@@ -25707,7 +25695,7 @@
         <w:pStyle w:val="Compact"/>
         <w:numPr>
           <w:ilvl w:val="0"/>
-          <w:numId w:val="1023"/>
+          <w:numId w:val="1010"/>
         </w:numPr>
       </w:pPr>
       <w:r>
@@ -25756,7 +25744,7 @@
         <w:pStyle w:val="Compact"/>
         <w:numPr>
           <w:ilvl w:val="0"/>
-          <w:numId w:val="1023"/>
+          <w:numId w:val="1010"/>
         </w:numPr>
       </w:pPr>
       <w:r>
@@ -25809,7 +25797,7 @@
         <w:pStyle w:val="Compact"/>
         <w:numPr>
           <w:ilvl w:val="0"/>
-          <w:numId w:val="1023"/>
+          <w:numId w:val="1010"/>
         </w:numPr>
       </w:pPr>
       <w:r>
@@ -25871,7 +25859,7 @@
         <w:pStyle w:val="Compact"/>
         <w:numPr>
           <w:ilvl w:val="0"/>
-          <w:numId w:val="1023"/>
+          <w:numId w:val="1010"/>
         </w:numPr>
       </w:pPr>
       <w:r>
@@ -25968,7 +25956,7 @@
         <w:pStyle w:val="Compact"/>
         <w:numPr>
           <w:ilvl w:val="0"/>
-          <w:numId w:val="1023"/>
+          <w:numId w:val="1010"/>
         </w:numPr>
       </w:pPr>
       <w:r>
@@ -26287,8 +26275,8 @@
         <w:t xml:space="preserve">açık anahtar kullandığı için HSM’e ihtiyaç duymaz.</w:t>
       </w:r>
     </w:p>
-    <w:bookmarkEnd w:id="124"/>
-    <w:bookmarkStart w:id="125" w:name="Xb910ba64a2d50017c320789f22cffe301eb39b8"/>
+    <w:bookmarkEnd w:id="133"/>
+    <w:bookmarkStart w:id="134" w:name="Xb910ba64a2d50017c320789f22cffe301eb39b8"/>
     <w:p>
       <w:pPr>
         <w:pStyle w:val="Heading3"/>
@@ -26656,7 +26644,24 @@
         <w:pStyle w:val="FirstParagraph"/>
       </w:pPr>
       <w:r>
-        <w:t xml:space="preserve">Yazılım tabanlı güvenlik modüllerine (mobil cihazlardaki Secure Enclave/TEE benzeri yapılar) 11. haftada bu bölümün</w:t>
+        <w:t xml:space="preserve">Yazılım tabanlı güvenlik modüllerine (mobil cihazlardaki Secure Enclave/TEE benzeri yapılar)</w:t>
+      </w:r>
+      <w:r>
+        <w:t xml:space="preserve"> </w:t>
+      </w:r>
+      <w:hyperlink r:id="rId132">
+        <w:r>
+          <w:rPr>
+            <w:rStyle w:val="Hyperlink"/>
+          </w:rPr>
+          <w:t xml:space="preserve">11. haftada</w:t>
+        </w:r>
+      </w:hyperlink>
+      <w:r>
+        <w:t xml:space="preserve"> </w:t>
+      </w:r>
+      <w:r>
+        <w:t xml:space="preserve">bu bölümün</w:t>
       </w:r>
       <w:r>
         <w:t xml:space="preserve"> </w:t>
@@ -26690,9 +26695,9 @@
         </w:pict>
       </w:r>
     </w:p>
-    <w:bookmarkEnd w:id="125"/>
-    <w:bookmarkEnd w:id="126"/>
-    <w:bookmarkStart w:id="132" w:name="kuantum-sonrası-kriptografiye-bakış"/>
+    <w:bookmarkEnd w:id="134"/>
+    <w:bookmarkEnd w:id="135"/>
+    <w:bookmarkStart w:id="142" w:name="kuantum-sonrası-kriptografiye-bakış"/>
     <w:p>
       <w:pPr>
         <w:pStyle w:val="Heading2"/>
@@ -26734,20 +26739,20 @@
       <w:r>
         <w:drawing>
           <wp:inline>
-            <wp:extent cx="5759999" cy="2574688"/>
+            <wp:extent cx="5759999" cy="1678490"/>
             <wp:effectExtent b="0" l="0" r="0" t="0"/>
-            <wp:docPr descr="Kuantum sonrası: ne değişiyor, ne değişmiyor" title="" id="128" name="Picture"/>
+            <wp:docPr descr="Kuantum sonrası: ne değişiyor, ne değişmiyor" title="" id="137" name="Picture"/>
             <a:graphic>
               <a:graphicData uri="http://schemas.openxmlformats.org/drawingml/2006/picture">
                 <pic:pic>
                   <pic:nvPicPr>
-                    <pic:cNvPr descr="h10-15-kuantum-sonrasi.png" id="129" name="Picture"/>
+                    <pic:cNvPr descr="h10-15-kuantum-sonrasi.png" id="138" name="Picture"/>
                     <pic:cNvPicPr>
                       <a:picLocks noChangeArrowheads="1" noChangeAspect="1"/>
                     </pic:cNvPicPr>
                   </pic:nvPicPr>
                   <pic:blipFill>
-                    <a:blip r:embed="rId127"/>
+                    <a:blip r:embed="rId136"/>
                     <a:stretch>
                       <a:fillRect/>
                     </a:stretch>
@@ -26755,7 +26760,7 @@
                   <pic:spPr bwMode="auto">
                     <a:xfrm>
                       <a:off x="0" y="0"/>
-                      <a:ext cx="5759999" cy="2574688"/>
+                      <a:ext cx="5759999" cy="1678490"/>
                     </a:xfrm>
                     <a:prstGeom prst="rect">
                       <a:avLst/>
@@ -26991,7 +26996,30 @@
         <w:t xml:space="preserve"> </w:t>
       </w:r>
       <w:r>
-        <w:t xml:space="preserve">yerine gömmeyin; anahtar sürümü ve algoritma kimliği taşıyan biçimler (3. haftadaki anahtar sürümü alanı) kullanın ki</w:t>
+        <w:t xml:space="preserve">yerine gömmeyin; anahtar sürümü ve algoritma kimliği taşıyan biçimler</w:t>
+      </w:r>
+      <w:r>
+        <w:t xml:space="preserve"> </w:t>
+      </w:r>
+      <w:r>
+        <w:t xml:space="preserve">(</w:t>
+      </w:r>
+      <w:hyperlink r:id="rId139">
+        <w:r>
+          <w:rPr>
+            <w:rStyle w:val="Hyperlink"/>
+          </w:rPr>
+          <w:t xml:space="preserve">3. haftadaki anahtar sürümü alanı</w:t>
+        </w:r>
+      </w:hyperlink>
+      <w:r>
+        <w:t xml:space="preserve">)</w:t>
+      </w:r>
+      <w:r>
+        <w:t xml:space="preserve"> </w:t>
+      </w:r>
+      <w:r>
+        <w:t xml:space="preserve">kullanın ki</w:t>
       </w:r>
       <w:r>
         <w:t xml:space="preserve"> </w:t>
@@ -27000,7 +27028,7 @@
         <w:t xml:space="preserve">algoritma değiştiğinde yalnız yapılandırma ve yeniden şifreleme gereksin.</w:t>
       </w:r>
     </w:p>
-    <w:bookmarkStart w:id="130" w:name="X63422aff56e87175dc0fdb6e648c425866a898b"/>
+    <w:bookmarkStart w:id="140" w:name="X63422aff56e87175dc0fdb6e648c425866a898b"/>
     <w:p>
       <w:pPr>
         <w:pStyle w:val="Heading3"/>
@@ -27917,8 +27945,8 @@
         <w:t xml:space="preserve">PQC tarafı (henüz kanıtlanmamış yeni matematik) kırılırsa klasik taraf korumayı sürdürür.</w:t>
       </w:r>
     </w:p>
-    <w:bookmarkEnd w:id="130"/>
-    <w:bookmarkStart w:id="131" w:name="neden-kafes-problemleri-kısa-bir-sezgi"/>
+    <w:bookmarkEnd w:id="140"/>
+    <w:bookmarkStart w:id="141" w:name="neden-kafes-problemleri-kısa-bir-sezgi"/>
     <w:p>
       <w:pPr>
         <w:pStyle w:val="Heading3"/>
@@ -28277,9 +28305,9 @@
         </w:pict>
       </w:r>
     </w:p>
-    <w:bookmarkEnd w:id="131"/>
-    <w:bookmarkEnd w:id="132"/>
-    <w:bookmarkStart w:id="134" w:name="dönem-projesi-bu-hafta"/>
+    <w:bookmarkEnd w:id="141"/>
+    <w:bookmarkEnd w:id="142"/>
+    <w:bookmarkStart w:id="144" w:name="dönem-projesi-bu-hafta"/>
     <w:p>
       <w:pPr>
         <w:pStyle w:val="Heading2"/>
@@ -28333,7 +28361,7 @@
         <w:pStyle w:val="Compact"/>
         <w:numPr>
           <w:ilvl w:val="0"/>
-          <w:numId w:val="1024"/>
+          <w:numId w:val="1011"/>
         </w:numPr>
       </w:pPr>
       <w:r>
@@ -28361,7 +28389,7 @@
         <w:pStyle w:val="Compact"/>
         <w:numPr>
           <w:ilvl w:val="0"/>
-          <w:numId w:val="1025"/>
+          <w:numId w:val="1012"/>
         </w:numPr>
       </w:pPr>
       <w:r>
@@ -28381,7 +28409,18 @@
         <w:t xml:space="preserve"> </w:t>
       </w:r>
       <w:r>
-        <w:t xml:space="preserve">ve imha (3. hafta).</w:t>
+        <w:t xml:space="preserve">ve imha (</w:t>
+      </w:r>
+      <w:hyperlink r:id="rId139">
+        <w:r>
+          <w:rPr>
+            <w:rStyle w:val="Hyperlink"/>
+          </w:rPr>
+          <w:t xml:space="preserve">3. hafta</w:t>
+        </w:r>
+      </w:hyperlink>
+      <w:r>
+        <w:t xml:space="preserve">).</w:t>
       </w:r>
     </w:p>
     <w:p>
@@ -28389,7 +28428,7 @@
         <w:pStyle w:val="Compact"/>
         <w:numPr>
           <w:ilvl w:val="0"/>
-          <w:numId w:val="1026"/>
+          <w:numId w:val="1013"/>
         </w:numPr>
       </w:pPr>
       <w:r>
@@ -28411,7 +28450,7 @@
         <w:pStyle w:val="Compact"/>
         <w:numPr>
           <w:ilvl w:val="0"/>
-          <w:numId w:val="1027"/>
+          <w:numId w:val="1014"/>
         </w:numPr>
       </w:pPr>
       <w:r>
@@ -28445,7 +28484,7 @@
         <w:pStyle w:val="Compact"/>
         <w:numPr>
           <w:ilvl w:val="0"/>
-          <w:numId w:val="1028"/>
+          <w:numId w:val="1015"/>
         </w:numPr>
       </w:pPr>
       <w:r>
@@ -28471,7 +28510,7 @@
         <w:t xml:space="preserve">.</w:t>
       </w:r>
     </w:p>
-    <w:bookmarkStart w:id="133" w:name="X2bbdc0eb43ab868237004651a9529f71eda831c"/>
+    <w:bookmarkStart w:id="143" w:name="X2bbdc0eb43ab868237004651a9529f71eda831c"/>
     <w:p>
       <w:pPr>
         <w:pStyle w:val="Heading3"/>
@@ -28999,7 +29038,27 @@
         <w:pStyle w:val="BodyText"/>
       </w:pPr>
       <w:r>
-        <w:t xml:space="preserve">Anahtar yaşam döngüsü tablosu (3. haftadaki anahtar yönetimi konusunun bu haftaki karşılığı) aynı bileşen için:</w:t>
+        <w:t xml:space="preserve">Anahtar yaşam döngüsü tablosu</w:t>
+      </w:r>
+      <w:r>
+        <w:t xml:space="preserve"> </w:t>
+      </w:r>
+      <w:r>
+        <w:t xml:space="preserve">(</w:t>
+      </w:r>
+      <w:hyperlink r:id="rId139">
+        <w:r>
+          <w:rPr>
+            <w:rStyle w:val="Hyperlink"/>
+          </w:rPr>
+          <w:t xml:space="preserve">3. haftadaki anahtar yönetimi</w:t>
+        </w:r>
+      </w:hyperlink>
+      <w:r>
+        <w:t xml:space="preserve"> </w:t>
+      </w:r>
+      <w:r>
+        <w:t xml:space="preserve">konusunun bu haftaki karşılığı) aynı bileşen için:</w:t>
       </w:r>
     </w:p>
     <w:tbl>
@@ -29467,9 +29526,9 @@
         </w:pict>
       </w:r>
     </w:p>
-    <w:bookmarkEnd w:id="133"/>
-    <w:bookmarkEnd w:id="134"/>
-    <w:bookmarkStart w:id="135" w:name="kendi-başına-çalış"/>
+    <w:bookmarkEnd w:id="143"/>
+    <w:bookmarkEnd w:id="144"/>
+    <w:bookmarkStart w:id="145" w:name="kendi-başına-çalış"/>
     <w:p>
       <w:pPr>
         <w:pStyle w:val="Heading2"/>
@@ -29942,8 +30001,8 @@
         </w:pict>
       </w:r>
     </w:p>
-    <w:bookmarkEnd w:id="135"/>
-    <w:bookmarkStart w:id="136" w:name="kendini-sınama"/>
+    <w:bookmarkEnd w:id="145"/>
+    <w:bookmarkStart w:id="146" w:name="kendini-sınama"/>
     <w:p>
       <w:pPr>
         <w:pStyle w:val="Heading2"/>
@@ -30007,7 +30066,7 @@
         <w:t xml:space="preserve"> </w:t>
       </w:r>
       <w:r>
-        <w:t xml:space="preserve">kullanmak; CBC zorunluysa şifrele-sonra-MAC ve MAC’i dolgudan önce doğrulamak, bütün hataları aynı biçimde döndürmek.</w:t>
+        <w:t xml:space="preserve">kullanmak; CBC zorunluysa önce şifrele, sonra MAC ve MAC’i dolgudan önce doğrulamak, bütün hataları aynı biçimde döndürmek.</w:t>
       </w:r>
     </w:p>
     <w:p>
@@ -30039,7 +30098,7 @@
           <w:b/>
           <w:bCs/>
         </w:rPr>
-        <w:t xml:space="preserve">4. Şifrele-sonra-MAC neden doğru sıradır?</w:t>
+        <w:t xml:space="preserve">4. Önce şifrele, sonra MAC neden doğru sıradır?</w:t>
       </w:r>
     </w:p>
     <w:p>
@@ -30338,7 +30397,7 @@
         <w:t xml:space="preserve"> </w:t>
       </w:r>
       <w:r>
-        <w:t xml:space="preserve">denetimini atlatabilir (fail-open). Zımbalama zorunluluğu ya da kısa ömürlü sertifikalar bunu azaltır.</w:t>
+        <w:t xml:space="preserve">denetimini atlatabilir (fail-open). Yanıt iliştirme zorunluluğu ya da kısa ömürlü sertifikalar bunu azaltır.</w:t>
       </w:r>
     </w:p>
     <w:p>
@@ -31012,8 +31071,8 @@
         </w:pict>
       </w:r>
     </w:p>
-    <w:bookmarkEnd w:id="136"/>
-    <w:bookmarkStart w:id="137" w:name="kaynaklar-ve-ileri-okuma"/>
+    <w:bookmarkEnd w:id="146"/>
+    <w:bookmarkStart w:id="148" w:name="kaynaklar-ve-ileri-okuma"/>
     <w:p>
       <w:pPr>
         <w:pStyle w:val="Heading2"/>
@@ -31058,7 +31117,7 @@
         <w:pStyle w:val="Compact"/>
         <w:numPr>
           <w:ilvl w:val="0"/>
-          <w:numId w:val="1029"/>
+          <w:numId w:val="1016"/>
         </w:numPr>
       </w:pPr>
       <w:r>
@@ -31070,7 +31129,7 @@
         <w:pStyle w:val="Compact"/>
         <w:numPr>
           <w:ilvl w:val="0"/>
-          <w:numId w:val="1029"/>
+          <w:numId w:val="1016"/>
         </w:numPr>
       </w:pPr>
       <w:r>
@@ -31088,7 +31147,7 @@
         <w:pStyle w:val="Compact"/>
         <w:numPr>
           <w:ilvl w:val="0"/>
-          <w:numId w:val="1029"/>
+          <w:numId w:val="1016"/>
         </w:numPr>
       </w:pPr>
       <w:r>
@@ -31106,7 +31165,7 @@
         <w:pStyle w:val="Compact"/>
         <w:numPr>
           <w:ilvl w:val="0"/>
-          <w:numId w:val="1029"/>
+          <w:numId w:val="1016"/>
         </w:numPr>
       </w:pPr>
       <w:r>
@@ -31124,7 +31183,7 @@
         <w:pStyle w:val="Compact"/>
         <w:numPr>
           <w:ilvl w:val="0"/>
-          <w:numId w:val="1029"/>
+          <w:numId w:val="1016"/>
         </w:numPr>
       </w:pPr>
       <w:r>
@@ -31148,7 +31207,7 @@
         <w:pStyle w:val="Compact"/>
         <w:numPr>
           <w:ilvl w:val="0"/>
-          <w:numId w:val="1030"/>
+          <w:numId w:val="1017"/>
         </w:numPr>
       </w:pPr>
       <w:r>
@@ -31166,7 +31225,7 @@
         <w:pStyle w:val="Compact"/>
         <w:numPr>
           <w:ilvl w:val="0"/>
-          <w:numId w:val="1030"/>
+          <w:numId w:val="1017"/>
         </w:numPr>
       </w:pPr>
       <w:r>
@@ -31184,7 +31243,7 @@
         <w:pStyle w:val="Compact"/>
         <w:numPr>
           <w:ilvl w:val="0"/>
-          <w:numId w:val="1030"/>
+          <w:numId w:val="1017"/>
         </w:numPr>
       </w:pPr>
       <w:r>
@@ -31265,7 +31324,7 @@
         <w:pStyle w:val="Compact"/>
         <w:numPr>
           <w:ilvl w:val="0"/>
-          <w:numId w:val="1030"/>
+          <w:numId w:val="1017"/>
         </w:numPr>
       </w:pPr>
       <w:r>
@@ -31429,7 +31488,7 @@
               <w:pStyle w:val="Compact"/>
             </w:pPr>
             <w:r>
-              <w:t xml:space="preserve">Şifrele-sonra-MAC</w:t>
+              <w:t xml:space="preserve">Önce şifrele, sonra MAC</w:t>
             </w:r>
           </w:p>
         </w:tc>
@@ -31674,7 +31733,7 @@
               <w:pStyle w:val="Compact"/>
             </w:pPr>
             <w:r>
-              <w:t xml:space="preserve">Zımbalama</w:t>
+              <w:t xml:space="preserve">Yanıt iliştirme</w:t>
             </w:r>
           </w:p>
         </w:tc>
@@ -31796,8 +31855,109 @@
         </w:tc>
       </w:tr>
     </w:tbl>
-    <w:bookmarkEnd w:id="137"/>
-    <w:bookmarkEnd w:id="138"/>
+    <w:p>
+      <w:pPr>
+        <w:pStyle w:val="BlockText"/>
+      </w:pPr>
+      <w:r>
+        <w:rPr>
+          <w:b/>
+          <w:bCs/>
+        </w:rPr>
+        <w:t xml:space="preserve">Bir sonraki hafta</w:t>
+      </w:r>
+    </w:p>
+    <w:p>
+      <w:pPr>
+        <w:pStyle w:val="BlockText"/>
+      </w:pPr>
+      <w:hyperlink r:id="rId147">
+        <w:r>
+          <w:rPr>
+            <w:rStyle w:val="Hyperlink"/>
+            <w:b/>
+            <w:bCs/>
+          </w:rPr>
+          <w:t xml:space="preserve">11. hafta</w:t>
+        </w:r>
+      </w:hyperlink>
+      <w:r>
+        <w:rPr>
+          <w:b/>
+          <w:bCs/>
+        </w:rPr>
+        <w:t xml:space="preserve"> </w:t>
+      </w:r>
+      <w:r>
+        <w:rPr>
+          <w:b/>
+          <w:bCs/>
+        </w:rPr>
+        <w:t xml:space="preserve">— Whitebox kriptografi.</w:t>
+      </w:r>
+      <w:r>
+        <w:t xml:space="preserve"> </w:t>
+      </w:r>
+      <w:r>
+        <w:t xml:space="preserve">Bu hafta anahtarı korumanın</w:t>
+      </w:r>
+      <w:r>
+        <w:t xml:space="preserve"> </w:t>
+      </w:r>
+      <w:r>
+        <w:t xml:space="preserve">“donanıma emanet et”</w:t>
+      </w:r>
+      <w:r>
+        <w:t xml:space="preserve"> </w:t>
+      </w:r>
+      <w:r>
+        <w:t xml:space="preserve">yolunu (HSM, PKCS#11,</w:t>
+      </w:r>
+      <w:r>
+        <w:t xml:space="preserve"> </w:t>
+      </w:r>
+      <w:r>
+        <w:rPr>
+          <w:rStyle w:val="VerbatimChar"/>
+        </w:rPr>
+        <w:t xml:space="preserve">CKA_EXTRACTABLE=false</w:t>
+      </w:r>
+      <w:r>
+        <w:t xml:space="preserve">, §11) gördük. 11. hafta aynı soruyu donanım yokken sorar: bir anahtar, hiçbir HSM’e</w:t>
+      </w:r>
+      <w:r>
+        <w:t xml:space="preserve"> </w:t>
+      </w:r>
+      <w:r>
+        <w:t xml:space="preserve">erişimi olmayan, tamamen yazılımdan ibaret bir uygulamanın içinde nasıl korunur? Tablo tabanlı whitebox AES ve</w:t>
+      </w:r>
+      <w:r>
+        <w:t xml:space="preserve"> </w:t>
+      </w:r>
+      <w:r>
+        <w:t xml:space="preserve">ona karşı geliştirilen saldırılar (BGE, DCA, DFA), bu haftaki</w:t>
+      </w:r>
+      <w:r>
+        <w:t xml:space="preserve"> </w:t>
+      </w:r>
+      <w:r>
+        <w:t xml:space="preserve">“anahtar hiç açığa çıkmasın”</w:t>
+      </w:r>
+      <w:r>
+        <w:t xml:space="preserve"> </w:t>
+      </w:r>
+      <w:r>
+        <w:t xml:space="preserve">ilkesinin yazılım</w:t>
+      </w:r>
+      <w:r>
+        <w:t xml:space="preserve"> </w:t>
+      </w:r>
+      <w:r>
+        <w:t xml:space="preserve">tarafındaki karşılığıdır.</w:t>
+      </w:r>
+    </w:p>
+    <w:bookmarkEnd w:id="148"/>
+    <w:bookmarkEnd w:id="149"/>
     <w:sectPr>
       <w:headerReference r:id="rId9" w:type="default"/>
       <w:footerReference r:id="rId10" w:type="default"/>
@@ -32319,45 +32479,6 @@
     <w:abstractNumId w:val="991"/>
   </w:num>
   <w:num w:numId="1004">
-    <w:abstractNumId w:val="991"/>
-  </w:num>
-  <w:num w:numId="1005">
-    <w:abstractNumId w:val="991"/>
-  </w:num>
-  <w:num w:numId="1006">
-    <w:abstractNumId w:val="991"/>
-  </w:num>
-  <w:num w:numId="1007">
-    <w:abstractNumId w:val="991"/>
-  </w:num>
-  <w:num w:numId="1008">
-    <w:abstractNumId w:val="991"/>
-  </w:num>
-  <w:num w:numId="1009">
-    <w:abstractNumId w:val="991"/>
-  </w:num>
-  <w:num w:numId="1010">
-    <w:abstractNumId w:val="991"/>
-  </w:num>
-  <w:num w:numId="1011">
-    <w:abstractNumId w:val="991"/>
-  </w:num>
-  <w:num w:numId="1012">
-    <w:abstractNumId w:val="991"/>
-  </w:num>
-  <w:num w:numId="1013">
-    <w:abstractNumId w:val="991"/>
-  </w:num>
-  <w:num w:numId="1014">
-    <w:abstractNumId w:val="991"/>
-  </w:num>
-  <w:num w:numId="1015">
-    <w:abstractNumId w:val="991"/>
-  </w:num>
-  <w:num w:numId="1016">
-    <w:abstractNumId w:val="991"/>
-  </w:num>
-  <w:num w:numId="1017">
     <w:abstractNumId w:val="99411"/>
     <w:lvlOverride w:ilvl="0">
       <w:startOverride w:val="1"/>
@@ -32387,7 +32508,7 @@
       <w:startOverride w:val="1"/>
     </w:lvlOverride>
   </w:num>
-  <w:num w:numId="1018">
+  <w:num w:numId="1005">
     <w:abstractNumId w:val="99411"/>
     <w:lvlOverride w:ilvl="0">
       <w:startOverride w:val="1"/>
@@ -32417,10 +32538,10 @@
       <w:startOverride w:val="1"/>
     </w:lvlOverride>
   </w:num>
-  <w:num w:numId="1019">
+  <w:num w:numId="1006">
     <w:abstractNumId w:val="991"/>
   </w:num>
-  <w:num w:numId="1020">
+  <w:num w:numId="1007">
     <w:abstractNumId w:val="99411"/>
     <w:lvlOverride w:ilvl="0">
       <w:startOverride w:val="1"/>
@@ -32450,7 +32571,7 @@
       <w:startOverride w:val="1"/>
     </w:lvlOverride>
   </w:num>
-  <w:num w:numId="1021">
+  <w:num w:numId="1008">
     <w:abstractNumId w:val="99411"/>
     <w:lvlOverride w:ilvl="0">
       <w:startOverride w:val="1"/>
@@ -32480,7 +32601,7 @@
       <w:startOverride w:val="1"/>
     </w:lvlOverride>
   </w:num>
-  <w:num w:numId="1022">
+  <w:num w:numId="1009">
     <w:abstractNumId w:val="99411"/>
     <w:lvlOverride w:ilvl="0">
       <w:startOverride w:val="1"/>
@@ -32510,7 +32631,7 @@
       <w:startOverride w:val="1"/>
     </w:lvlOverride>
   </w:num>
-  <w:num w:numId="1023">
+  <w:num w:numId="1010">
     <w:abstractNumId w:val="99411"/>
     <w:lvlOverride w:ilvl="0">
       <w:startOverride w:val="1"/>
@@ -32540,25 +32661,25 @@
       <w:startOverride w:val="1"/>
     </w:lvlOverride>
   </w:num>
-  <w:num w:numId="1024">
+  <w:num w:numId="1011">
     <w:abstractNumId w:val="992"/>
   </w:num>
-  <w:num w:numId="1025">
+  <w:num w:numId="1012">
     <w:abstractNumId w:val="992"/>
   </w:num>
-  <w:num w:numId="1026">
+  <w:num w:numId="1013">
     <w:abstractNumId w:val="992"/>
   </w:num>
-  <w:num w:numId="1027">
+  <w:num w:numId="1014">
     <w:abstractNumId w:val="992"/>
   </w:num>
-  <w:num w:numId="1028">
+  <w:num w:numId="1015">
     <w:abstractNumId w:val="992"/>
   </w:num>
-  <w:num w:numId="1029">
+  <w:num w:numId="1016">
     <w:abstractNumId w:val="991"/>
   </w:num>
-  <w:num w:numId="1030">
+  <w:num w:numId="1017">
     <w:abstractNumId w:val="991"/>
   </w:num>
 </w:numbering>

--- a/docs/week-10/cen429-week-10-ders-notu.tr.docx
+++ b/docs/week-10/cen429-week-10-ders-notu.tr.docx
@@ -2,7 +2,7 @@
 <file path=word/document.xml><?xml version="1.0" encoding="utf-8"?>
 <w:document xmlns:w="http://schemas.openxmlformats.org/wordprocessingml/2006/main" xmlns:m="http://schemas.openxmlformats.org/officeDocument/2006/math" xmlns:r="http://schemas.openxmlformats.org/officeDocument/2006/relationships" xmlns:o="urn:schemas-microsoft-com:office:office" xmlns:v="urn:schemas-microsoft-com:vml" xmlns:w10="urn:schemas-microsoft-com:office:word" xmlns:a="http://schemas.openxmlformats.org/drawingml/2006/main" xmlns:pic="http://schemas.openxmlformats.org/drawingml/2006/picture" xmlns:wp="http://schemas.openxmlformats.org/drawingml/2006/wordprocessingDrawing">
   <w:body>
-    <w:bookmarkStart w:id="149" w:name="Xb453c1af0fe1cc67261921e51d334e08c344a3e"/>
+    <w:bookmarkStart w:id="182" w:name="Xb453c1af0fe1cc67261921e51d334e08c344a3e"/>
     <w:p>
       <w:pPr>
         <w:pStyle w:val="Heading1"/>
@@ -191,7 +191,7 @@
               <w:t xml:space="preserve"> </w:t>
             </w:r>
             <w:r>
-              <w:t xml:space="preserve">— 2 demo; OpenSSL 3 ister; her demo klasöründe</w:t>
+              <w:t xml:space="preserve">— 11 demo (2 kabuk/OpenSSL, 9 Python); OpenSSL 1.1.1+ ya da 3.x yeterli; her demo klasöründe</w:t>
             </w:r>
             <w:r>
               <w:t xml:space="preserve"> </w:t>
@@ -202,6 +202,21 @@
               </w:rPr>
               <w:t xml:space="preserve">sh demo.sh</w:t>
             </w:r>
+            <w:r>
+              <w:t xml:space="preserve"> </w:t>
+            </w:r>
+            <w:r>
+              <w:t xml:space="preserve">/</w:t>
+            </w:r>
+            <w:r>
+              <w:t xml:space="preserve"> </w:t>
+            </w:r>
+            <w:r>
+              <w:rPr>
+                <w:rStyle w:val="VerbatimChar"/>
+              </w:rPr>
+              <w:t xml:space="preserve">python &lt;demo&gt;.py</w:t>
+            </w:r>
           </w:p>
         </w:tc>
       </w:tr>
@@ -215,7 +230,7 @@
           <w:b/>
           <w:bCs/>
         </w:rPr>
-        <w:t xml:space="preserve">Bu haftanın çalışan demosu</w:t>
+        <w:t xml:space="preserve">Bu haftanın çalışan demoları (11 demo)</w:t>
       </w:r>
     </w:p>
     <w:p>
@@ -226,13 +241,13 @@
         <w:rPr>
           <w:rStyle w:val="VerbatimChar"/>
         </w:rPr>
-        <w:t xml:space="preserve">code/week-10/01-pki-zincir</w:t>
-      </w:r>
-      <w:r>
-        <w:t xml:space="preserve"> </w:t>
-      </w:r>
-      <w:r>
-        <w:t xml:space="preserve">— OpenSSL ile kok-&gt;ara-&gt;sunucu zinciri; ara sertifika olmadan</w:t>
+        <w:t xml:space="preserve">code/week-10/01-pki-chain</w:t>
+      </w:r>
+      <w:r>
+        <w:t xml:space="preserve"> </w:t>
+      </w:r>
+      <w:r>
+        <w:t xml:space="preserve">— OpenSSL ile kök → ara → sunucu zinciri; ara sertifika olmadan</w:t>
       </w:r>
       <w:r>
         <w:t xml:space="preserve"> </w:t>
@@ -247,7 +262,7 @@
         <w:t xml:space="preserve"> </w:t>
       </w:r>
       <w:r>
-        <w:t xml:space="preserve">hatasi, ekleyince OK.</w:t>
+        <w:t xml:space="preserve">hatası, ekleyince OK; süresi dolmuş/yanlış kök/CA olmayan imzalayıcı/yanlış ad da reddedilir.</w:t>
       </w:r>
       <w:r>
         <w:t xml:space="preserve"> </w:t>
@@ -262,13 +277,19 @@
         <w:rPr>
           <w:rStyle w:val="VerbatimChar"/>
         </w:rPr>
-        <w:t xml:space="preserve">code/week-10/02-imza-dogrulama</w:t>
-      </w:r>
-      <w:r>
-        <w:t xml:space="preserve"> </w:t>
-      </w:r>
-      <w:r>
-        <w:t xml:space="preserve">— Ed25519 imza/doğrulama: doğru imza kabul, kurcalanan reddedilir;</w:t>
+        <w:t xml:space="preserve">code/week-10/02-signature-verification</w:t>
+      </w:r>
+      <w:r>
+        <w:t xml:space="preserve"> </w:t>
+      </w:r>
+      <w:r>
+        <w:t xml:space="preserve">— ECDSA (P-256) imza/doğrulama: doğru imza kabul, kurcalanan reddedilir; sürüm geri alma ve yanlış anahtar tuzakları.</w:t>
+      </w:r>
+      <w:r>
+        <w:t xml:space="preserve"> </w:t>
+      </w:r>
+      <w:r>
+        <w:t xml:space="preserve">·</w:t>
       </w:r>
       <w:r>
         <w:t xml:space="preserve"> </w:t>
@@ -277,13 +298,28 @@
         <w:rPr>
           <w:rStyle w:val="VerbatimChar"/>
         </w:rPr>
-        <w:t xml:space="preserve">==1</w:t>
-      </w:r>
-      <w:r>
-        <w:t xml:space="preserve"> </w:t>
-      </w:r>
-      <w:r>
-        <w:t xml:space="preserve">tuzağı.</w:t>
+        <w:t xml:space="preserve">code/week-10/03-block-cipher-modes</w:t>
+      </w:r>
+      <w:r>
+        <w:t xml:space="preserve"> </w:t>
+      </w:r>
+      <w:r>
+        <w:t xml:space="preserve">…</w:t>
+      </w:r>
+      <w:r>
+        <w:t xml:space="preserve"> </w:t>
+      </w:r>
+      <w:r>
+        <w:rPr>
+          <w:rStyle w:val="VerbatimChar"/>
+        </w:rPr>
+        <w:t xml:space="preserve">11-hsm-key-use</w:t>
+      </w:r>
+      <w:r>
+        <w:t xml:space="preserve"> </w:t>
+      </w:r>
+      <w:r>
+        <w:t xml:space="preserve">— Python: blok kipleri (ECB/CBC/CTR/GCM benzeri), PKCS#7 dolgu, HMAC iç/dış özet, şifrele-sonra-MAC sırası, oyuncak RSA, oyuncak Diffie–Hellman + araya girme, oyuncak ECDH, CRL/OCSP, HSM/PKCS#11 anahtar kullanımı.</w:t>
       </w:r>
     </w:p>
     <w:p>
@@ -306,7 +342,7 @@
         <w:t xml:space="preserve"> </w:t>
       </w:r>
       <w:r>
-        <w:t xml:space="preserve">(Linux/WSL) ya da CMake ile derleyip</w:t>
+        <w:t xml:space="preserve">(kabuk demoları) ya da</w:t>
       </w:r>
       <w:r>
         <w:t xml:space="preserve"> </w:t>
@@ -315,13 +351,13 @@
         <w:rPr>
           <w:rStyle w:val="VerbatimChar"/>
         </w:rPr>
-        <w:t xml:space="preserve">bin/</w:t>
-      </w:r>
-      <w:r>
-        <w:t xml:space="preserve"> </w:t>
-      </w:r>
-      <w:r>
-        <w:t xml:space="preserve">altından. Tümüyle sentetik ve güvenlidir; öğrenci bilgisayarına zarar vermez.</w:t>
+        <w:t xml:space="preserve">python &lt;demo&gt;.py</w:t>
+      </w:r>
+      <w:r>
+        <w:t xml:space="preserve"> </w:t>
+      </w:r>
+      <w:r>
+        <w:t xml:space="preserve">(Python demoları); ikisi de yalnızca kendi geçici klasörlerini kullanır.</w:t>
       </w:r>
     </w:p>
     <w:p>
@@ -341,7 +377,7 @@
         <w:pStyle w:val="BlockText"/>
       </w:pPr>
       <w:r>
-        <w:t xml:space="preserve">Bu iki demo</w:t>
+        <w:t xml:space="preserve">İlk iki demo</w:t>
       </w:r>
       <w:r>
         <w:t xml:space="preserve"> </w:t>
@@ -432,7 +468,7 @@
         <w:rPr>
           <w:rStyle w:val="NormalTok"/>
         </w:rPr>
-        <w:t xml:space="preserve"> week-10/01-pki-zincir</w:t>
+        <w:t xml:space="preserve"> week-10/01-pki-chain</w:t>
       </w:r>
       <w:r>
         <w:br/>
@@ -453,7 +489,7 @@
         <w:rPr>
           <w:rStyle w:val="CommentTok"/>
         </w:rPr>
-        <w:t xml:space="preserve"># kök CA → ara CA → sunucu sertifikası üretir ve zinciri doğrular</w:t>
+        <w:t xml:space="preserve"># kök CA -&gt; ara CA -&gt; sunucu sertifikası üretir ve zinciri dokuz farklı senaryoda doğrular</w:t>
       </w:r>
       <w:r>
         <w:br/>
@@ -471,7 +507,7 @@
         <w:rPr>
           <w:rStyle w:val="NormalTok"/>
         </w:rPr>
-        <w:t xml:space="preserve"> ../02-imza-dogrulama</w:t>
+        <w:t xml:space="preserve"> ../02-signature-verification</w:t>
       </w:r>
       <w:r>
         <w:br/>
@@ -492,7 +528,7 @@
         <w:rPr>
           <w:rStyle w:val="CommentTok"/>
         </w:rPr>
-        <w:t xml:space="preserve"># Ed25519 ile imzala → doğrula → tek bayt kurcala → doğrulama reddetsin</w:t>
+        <w:t xml:space="preserve"># ECDSA (P-256) ile imzala -&gt; doğrula -&gt; tek bayt kurcala -&gt; doğrulama reddetsin</w:t>
       </w:r>
     </w:p>
     <w:p>
@@ -585,7 +621,22 @@
         <w:t xml:space="preserve"> </w:t>
       </w:r>
       <w:r>
-        <w:t xml:space="preserve">kuralı). İkinci demo bir dosyayı imzalayıp doğrular (</w:t>
+        <w:t xml:space="preserve">kuralı); ayrıca süresi dolmuş, yanlış kök,</w:t>
+      </w:r>
+      <w:r>
+        <w:t xml:space="preserve"> </w:t>
+      </w:r>
+      <w:r>
+        <w:rPr>
+          <w:rStyle w:val="VerbatimChar"/>
+        </w:rPr>
+        <w:t xml:space="preserve">CA:FALSE</w:t>
+      </w:r>
+      <w:r>
+        <w:t xml:space="preserve"> </w:t>
+      </w:r>
+      <w:r>
+        <w:t xml:space="preserve">imzalayıcı ve yanlış ad senaryolarının hepsi ayrı ayrı reddedilir. İkinci demo bir dosyayı imzalayıp doğrular (</w:t>
       </w:r>
       <w:r>
         <w:rPr>
@@ -612,6 +663,276 @@
       </w:r>
       <w:r>
         <w:t xml:space="preserve">— imza bütünlüğü böyle yakalar.</w:t>
+      </w:r>
+    </w:p>
+    <w:p>
+      <w:pPr>
+        <w:pStyle w:val="BlockText"/>
+      </w:pPr>
+      <w:r>
+        <w:t xml:space="preserve">Kalan dokuz demo saf Python’dur, bağımlılık gerekmez:</w:t>
+      </w:r>
+    </w:p>
+    <w:p>
+      <w:pPr>
+        <w:pStyle w:val="SourceCode"/>
+      </w:pPr>
+      <w:r>
+        <w:rPr>
+          <w:rStyle w:val="BuiltInTok"/>
+        </w:rPr>
+        <w:t xml:space="preserve">cd</w:t>
+      </w:r>
+      <w:r>
+        <w:rPr>
+          <w:rStyle w:val="NormalTok"/>
+        </w:rPr>
+        <w:t xml:space="preserve"> ../03-block-cipher-modes</w:t>
+      </w:r>
+      <w:r>
+        <w:br/>
+      </w:r>
+      <w:r>
+        <w:rPr>
+          <w:rStyle w:val="ExtensionTok"/>
+        </w:rPr>
+        <w:t xml:space="preserve">python</w:t>
+      </w:r>
+      <w:r>
+        <w:rPr>
+          <w:rStyle w:val="NormalTok"/>
+        </w:rPr>
+        <w:t xml:space="preserve"> block_modes.py     </w:t>
+      </w:r>
+      <w:r>
+        <w:rPr>
+          <w:rStyle w:val="CommentTok"/>
+        </w:rPr>
+        <w:t xml:space="preserve"># ECB/CBC/CTR/bir GCM benzeri kip: zincirleme, IV, tek bit çevirmenin etkisi</w:t>
+      </w:r>
+    </w:p>
+    <w:p>
+      <w:pPr>
+        <w:pStyle w:val="BlockText"/>
+      </w:pPr>
+      <w:r>
+        <w:t xml:space="preserve">Aynı kalıp</w:t>
+      </w:r>
+      <w:r>
+        <w:t xml:space="preserve"> </w:t>
+      </w:r>
+      <w:r>
+        <w:rPr>
+          <w:rStyle w:val="VerbatimChar"/>
+        </w:rPr>
+        <w:t xml:space="preserve">04-pkcs7-padding</w:t>
+      </w:r>
+      <w:r>
+        <w:t xml:space="preserve"> </w:t>
+      </w:r>
+      <w:r>
+        <w:t xml:space="preserve">(</w:t>
+      </w:r>
+      <w:r>
+        <w:rPr>
+          <w:rStyle w:val="VerbatimChar"/>
+        </w:rPr>
+        <w:t xml:space="preserve">python pkcs7.py</w:t>
+      </w:r>
+      <w:r>
+        <w:t xml:space="preserve">),</w:t>
+      </w:r>
+      <w:r>
+        <w:t xml:space="preserve"> </w:t>
+      </w:r>
+      <w:r>
+        <w:rPr>
+          <w:rStyle w:val="VerbatimChar"/>
+        </w:rPr>
+        <w:t xml:space="preserve">05-hmac-construction</w:t>
+      </w:r>
+      <w:r>
+        <w:t xml:space="preserve"> </w:t>
+      </w:r>
+      <w:r>
+        <w:t xml:space="preserve">(</w:t>
+      </w:r>
+      <w:r>
+        <w:rPr>
+          <w:rStyle w:val="VerbatimChar"/>
+        </w:rPr>
+        <w:t xml:space="preserve">python hmac_construction.py</w:t>
+      </w:r>
+      <w:r>
+        <w:t xml:space="preserve">),</w:t>
+      </w:r>
+      <w:r>
+        <w:t xml:space="preserve"> </w:t>
+      </w:r>
+      <w:r>
+        <w:rPr>
+          <w:rStyle w:val="VerbatimChar"/>
+        </w:rPr>
+        <w:t xml:space="preserve">06-encrypt-then-mac</w:t>
+      </w:r>
+      <w:r>
+        <w:t xml:space="preserve"> </w:t>
+      </w:r>
+      <w:r>
+        <w:t xml:space="preserve">(</w:t>
+      </w:r>
+      <w:r>
+        <w:rPr>
+          <w:rStyle w:val="VerbatimChar"/>
+        </w:rPr>
+        <w:t xml:space="preserve">python ordering.py</w:t>
+      </w:r>
+      <w:r>
+        <w:t xml:space="preserve">),</w:t>
+      </w:r>
+      <w:r>
+        <w:t xml:space="preserve"> </w:t>
+      </w:r>
+      <w:r>
+        <w:rPr>
+          <w:rStyle w:val="VerbatimChar"/>
+        </w:rPr>
+        <w:t xml:space="preserve">07-rsa-toy</w:t>
+      </w:r>
+      <w:r>
+        <w:t xml:space="preserve"> </w:t>
+      </w:r>
+      <w:r>
+        <w:t xml:space="preserve">(</w:t>
+      </w:r>
+      <w:r>
+        <w:rPr>
+          <w:rStyle w:val="VerbatimChar"/>
+        </w:rPr>
+        <w:t xml:space="preserve">python rsa_toy.py</w:t>
+      </w:r>
+      <w:r>
+        <w:t xml:space="preserve">),</w:t>
+      </w:r>
+      <w:r>
+        <w:t xml:space="preserve"> </w:t>
+      </w:r>
+      <w:r>
+        <w:rPr>
+          <w:rStyle w:val="VerbatimChar"/>
+        </w:rPr>
+        <w:t xml:space="preserve">08-diffie-hellman</w:t>
+      </w:r>
+      <w:r>
+        <w:t xml:space="preserve"> </w:t>
+      </w:r>
+      <w:r>
+        <w:t xml:space="preserve">(</w:t>
+      </w:r>
+      <w:r>
+        <w:rPr>
+          <w:rStyle w:val="VerbatimChar"/>
+        </w:rPr>
+        <w:t xml:space="preserve">python dh_toy.py</w:t>
+      </w:r>
+      <w:r>
+        <w:t xml:space="preserve">),</w:t>
+      </w:r>
+      <w:r>
+        <w:t xml:space="preserve"> </w:t>
+      </w:r>
+      <w:r>
+        <w:rPr>
+          <w:rStyle w:val="VerbatimChar"/>
+        </w:rPr>
+        <w:t xml:space="preserve">09-ecdh-toy</w:t>
+      </w:r>
+      <w:r>
+        <w:t xml:space="preserve"> </w:t>
+      </w:r>
+      <w:r>
+        <w:t xml:space="preserve">(</w:t>
+      </w:r>
+      <w:r>
+        <w:rPr>
+          <w:rStyle w:val="VerbatimChar"/>
+        </w:rPr>
+        <w:t xml:space="preserve">python ecdh_toy.py</w:t>
+      </w:r>
+      <w:r>
+        <w:t xml:space="preserve">),</w:t>
+      </w:r>
+      <w:r>
+        <w:t xml:space="preserve"> </w:t>
+      </w:r>
+      <w:r>
+        <w:rPr>
+          <w:rStyle w:val="VerbatimChar"/>
+        </w:rPr>
+        <w:t xml:space="preserve">10-revocation</w:t>
+      </w:r>
+      <w:r>
+        <w:t xml:space="preserve"> </w:t>
+      </w:r>
+      <w:r>
+        <w:t xml:space="preserve">(</w:t>
+      </w:r>
+      <w:r>
+        <w:rPr>
+          <w:rStyle w:val="VerbatimChar"/>
+        </w:rPr>
+        <w:t xml:space="preserve">python revocation.py</w:t>
+      </w:r>
+      <w:r>
+        <w:t xml:space="preserve">) ve</w:t>
+      </w:r>
+      <w:r>
+        <w:t xml:space="preserve"> </w:t>
+      </w:r>
+      <w:r>
+        <w:rPr>
+          <w:rStyle w:val="VerbatimChar"/>
+        </w:rPr>
+        <w:t xml:space="preserve">11-hsm-key-use</w:t>
+      </w:r>
+      <w:r>
+        <w:t xml:space="preserve"> </w:t>
+      </w:r>
+      <w:r>
+        <w:t xml:space="preserve">(</w:t>
+      </w:r>
+      <w:r>
+        <w:rPr>
+          <w:rStyle w:val="VerbatimChar"/>
+        </w:rPr>
+        <w:t xml:space="preserve">python hsm_sim.py</w:t>
+      </w:r>
+      <w:r>
+        <w:t xml:space="preserve">) için de geçerlidir — her klasörün kendi</w:t>
+      </w:r>
+      <w:r>
+        <w:t xml:space="preserve"> </w:t>
+      </w:r>
+      <w:r>
+        <w:rPr>
+          <w:rStyle w:val="VerbatimChar"/>
+        </w:rPr>
+        <w:t xml:space="preserve">README.md</w:t>
+      </w:r>
+      <w:r>
+        <w:t xml:space="preserve">’si</w:t>
+      </w:r>
+      <w:r>
+        <w:t xml:space="preserve"> </w:t>
+      </w:r>
+      <w:r>
+        <w:t xml:space="preserve">“Try it yourself”</w:t>
+      </w:r>
+      <w:r>
+        <w:t xml:space="preserve"> </w:t>
+      </w:r>
+      <w:r>
+        <w:t xml:space="preserve">bölümünde birer öneri verir.</w:t>
       </w:r>
     </w:p>
     <w:p>
@@ -5148,7 +5469,7 @@
     </w:p>
     <w:bookmarkEnd w:id="44"/>
     <w:bookmarkEnd w:id="45"/>
-    <w:bookmarkStart w:id="58" w:name="X3bb5fa96356dba327c969b5a7ec1e80f00cc271"/>
+    <w:bookmarkStart w:id="64" w:name="X3bb5fa96356dba327c969b5a7ec1e80f00cc271"/>
     <w:p>
       <w:pPr>
         <w:pStyle w:val="Heading2"/>
@@ -6067,13 +6388,13 @@
         <w:t xml:space="preserve"> </w:t>
       </w:r>
       <w:r>
-        <w:t xml:space="preserve">(padding oracle) saldırısı denir; 2002’de tanımlandı, sonraki yıllarda web</w:t>
-      </w:r>
-      <w:r>
-        <w:t xml:space="preserve"> </w:t>
-      </w:r>
-      <w:r>
-        <w:t xml:space="preserve">çerçevelerinde ve TLS’te (POODLE, Lucky Thirteen) tekrar tekrar karşımıza çıktı.</w:t>
+        <w:t xml:space="preserve">(padding oracle) saldırısı denir; Serge Vaudenay 2002’de tanımladı, sonraki</w:t>
+      </w:r>
+      <w:r>
+        <w:t xml:space="preserve"> </w:t>
+      </w:r>
+      <w:r>
+        <w:t xml:space="preserve">yıllarda web çerçevelerinde ve TLS’te (POODLE, Lucky Thirteen) tekrar tekrar karşımıza çıktı.</w:t>
       </w:r>
     </w:p>
     <w:p>
@@ -6234,7 +6555,7 @@
       </w:r>
     </w:p>
     <w:bookmarkEnd w:id="54"/>
-    <w:bookmarkStart w:id="55" w:name="Xc30447ac6de7119273536c3cf685148b0b92c1d"/>
+    <w:bookmarkStart w:id="58" w:name="Xc30447ac6de7119273536c3cf685148b0b92c1d"/>
     <w:p>
       <w:pPr>
         <w:pStyle w:val="Heading3"/>
@@ -7092,8 +7413,132 @@
         <w:t xml:space="preserve">kurabilir — anahtara hiç ihtiyaç duymadan.</w:t>
       </w:r>
     </w:p>
-    <w:bookmarkEnd w:id="55"/>
-    <w:bookmarkStart w:id="57" w:name="X8672adb290b74e6479f8eb35629cf105ec24413"/>
+    <w:p>
+      <w:pPr>
+        <w:pStyle w:val="BodyText"/>
+      </w:pPr>
+      <w:r>
+        <w:t xml:space="preserve">Dolgunun eklenmesini ve üç denetimin (uzunluk, son bayt aralığı, her dolgu baytının değeri) sırayla nasıl</w:t>
+      </w:r>
+      <w:r>
+        <w:t xml:space="preserve"> </w:t>
+      </w:r>
+      <w:r>
+        <w:t xml:space="preserve">çalıştığını, hangisinin hangi bozulmada başarısız olduğunu görerek izleyin:</w:t>
+      </w:r>
+    </w:p>
+    <w:p>
+      <w:pPr>
+        <w:pStyle w:val="BodyText"/>
+      </w:pPr>
+      <w:r>
+        <w:drawing>
+          <wp:inline>
+            <wp:extent cx="5111999" cy="1909873"/>
+            <wp:effectExtent b="0" l="0" r="0" t="0"/>
+            <wp:docPr descr="PKCS#7 dolgu — adım adım" title="" id="56" name="Picture"/>
+            <a:graphic>
+              <a:graphicData uri="http://schemas.openxmlformats.org/drawingml/2006/picture">
+                <pic:pic>
+                  <pic:nvPicPr>
+                    <pic:cNvPr descr="pkcs7-padding.tr.png" id="57" name="Picture"/>
+                    <pic:cNvPicPr>
+                      <a:picLocks noChangeArrowheads="1" noChangeAspect="1"/>
+                    </pic:cNvPicPr>
+                  </pic:nvPicPr>
+                  <pic:blipFill>
+                    <a:blip r:embed="rId55"/>
+                    <a:stretch>
+                      <a:fillRect/>
+                    </a:stretch>
+                  </pic:blipFill>
+                  <pic:spPr bwMode="auto">
+                    <a:xfrm>
+                      <a:off x="0" y="0"/>
+                      <a:ext cx="5111999" cy="1909873"/>
+                    </a:xfrm>
+                    <a:prstGeom prst="rect">
+                      <a:avLst/>
+                    </a:prstGeom>
+                    <a:noFill/>
+                    <a:ln w="9525">
+                      <a:noFill/>
+                      <a:headEnd/>
+                      <a:tailEnd/>
+                    </a:ln>
+                  </pic:spPr>
+                </pic:pic>
+              </a:graphicData>
+            </a:graphic>
+          </wp:inline>
+        </w:drawing>
+      </w:r>
+    </w:p>
+    <w:p>
+      <w:pPr>
+        <w:pStyle w:val="BodyText"/>
+      </w:pPr>
+      <w:r>
+        <w:rPr>
+          <w:b/>
+          <w:bCs/>
+        </w:rPr>
+        <w:t xml:space="preserve">Uyar: dolgu doğru</w:t>
+      </w:r>
+      <w:r>
+        <w:t xml:space="preserve">,</w:t>
+      </w:r>
+      <w:r>
+        <w:t xml:space="preserve"> </w:t>
+      </w:r>
+      <w:r>
+        <w:rPr>
+          <w:b/>
+          <w:bCs/>
+        </w:rPr>
+        <w:t xml:space="preserve">Zor: son bayt bozuldu</w:t>
+      </w:r>
+      <w:r>
+        <w:t xml:space="preserve"> </w:t>
+      </w:r>
+      <w:r>
+        <w:t xml:space="preserve">ve</w:t>
+      </w:r>
+      <w:r>
+        <w:t xml:space="preserve"> </w:t>
+      </w:r>
+      <w:r>
+        <w:rPr>
+          <w:b/>
+          <w:bCs/>
+        </w:rPr>
+        <w:t xml:space="preserve">Uç durum: uzunluk artık blok katı değil</w:t>
+      </w:r>
+      <w:r>
+        <w:t xml:space="preserve"> </w:t>
+      </w:r>
+      <w:r>
+        <w:t xml:space="preserve">/</w:t>
+      </w:r>
+      <w:r>
+        <w:t xml:space="preserve"> </w:t>
+      </w:r>
+      <w:r>
+        <w:rPr>
+          <w:b/>
+          <w:bCs/>
+        </w:rPr>
+        <w:t xml:space="preserve">Uç durum: bir dolgu baytı bozuldu</w:t>
+      </w:r>
+      <w:r>
+        <w:t xml:space="preserve"> </w:t>
+      </w:r>
+      <w:r>
+        <w:t xml:space="preserve">örneklerinin hepsini deneyip hangi kontrolün nerede durduğunu karşılaştırın.</w:t>
+      </w:r>
+    </w:p>
+    <w:bookmarkEnd w:id="58"/>
+    <w:bookmarkStart w:id="63" w:name="X8672adb290b74e6479f8eb35629cf105ec24413"/>
     <w:p>
       <w:pPr>
         <w:pStyle w:val="Heading3"/>
@@ -7528,6 +7973,134 @@
     </w:p>
     <w:p>
       <w:pPr>
+        <w:pStyle w:val="BodyText"/>
+      </w:pPr>
+      <w:r>
+        <w:t xml:space="preserve">Dört kipin (ECB, CBC, CTR, GCM benzeri) hepsini aynı küçük mesaj üzerinde, bayt bayt, bir kurcalamanın her kipte</w:t>
+      </w:r>
+      <w:r>
+        <w:t xml:space="preserve"> </w:t>
+      </w:r>
+      <w:r>
+        <w:t xml:space="preserve">neye yol açtığını görerek karşılaştırın:</w:t>
+      </w:r>
+    </w:p>
+    <w:p>
+      <w:pPr>
+        <w:pStyle w:val="BodyText"/>
+      </w:pPr>
+      <w:r>
+        <w:drawing>
+          <wp:inline>
+            <wp:extent cx="5111999" cy="12105368"/>
+            <wp:effectExtent b="0" l="0" r="0" t="0"/>
+            <wp:docPr descr="Blok şifreleme kipleri — adım adım" title="" id="60" name="Picture"/>
+            <a:graphic>
+              <a:graphicData uri="http://schemas.openxmlformats.org/drawingml/2006/picture">
+                <pic:pic>
+                  <pic:nvPicPr>
+                    <pic:cNvPr descr="block-cipher-modes.tr.png" id="61" name="Picture"/>
+                    <pic:cNvPicPr>
+                      <a:picLocks noChangeArrowheads="1" noChangeAspect="1"/>
+                    </pic:cNvPicPr>
+                  </pic:nvPicPr>
+                  <pic:blipFill>
+                    <a:blip r:embed="rId59"/>
+                    <a:stretch>
+                      <a:fillRect/>
+                    </a:stretch>
+                  </pic:blipFill>
+                  <pic:spPr bwMode="auto">
+                    <a:xfrm>
+                      <a:off x="0" y="0"/>
+                      <a:ext cx="5111999" cy="12105368"/>
+                    </a:xfrm>
+                    <a:prstGeom prst="rect">
+                      <a:avLst/>
+                    </a:prstGeom>
+                    <a:noFill/>
+                    <a:ln w="9525">
+                      <a:noFill/>
+                      <a:headEnd/>
+                      <a:tailEnd/>
+                    </a:ln>
+                  </pic:spPr>
+                </pic:pic>
+              </a:graphicData>
+            </a:graphic>
+          </wp:inline>
+        </w:drawing>
+      </w:r>
+    </w:p>
+    <w:p>
+      <w:pPr>
+        <w:pStyle w:val="BodyText"/>
+      </w:pPr>
+      <w:r>
+        <w:t xml:space="preserve">Örnek seçiciden</w:t>
+      </w:r>
+      <w:r>
+        <w:t xml:space="preserve"> </w:t>
+      </w:r>
+      <w:r>
+        <w:rPr>
+          <w:b/>
+          <w:bCs/>
+        </w:rPr>
+        <w:t xml:space="preserve">Uyar: ECB, tekrar eden desen sızar</w:t>
+      </w:r>
+      <w:r>
+        <w:t xml:space="preserve">,</w:t>
+      </w:r>
+      <w:r>
+        <w:t xml:space="preserve"> </w:t>
+      </w:r>
+      <w:r>
+        <w:rPr>
+          <w:b/>
+          <w:bCs/>
+        </w:rPr>
+        <w:t xml:space="preserve">Zor: CBC, şifreli metin kurcalandı</w:t>
+      </w:r>
+      <w:r>
+        <w:t xml:space="preserve"> </w:t>
+      </w:r>
+      <w:r>
+        <w:t xml:space="preserve">ve</w:t>
+      </w:r>
+      <w:r>
+        <w:t xml:space="preserve"> </w:t>
+      </w:r>
+      <w:r>
+        <w:rPr>
+          <w:b/>
+          <w:bCs/>
+        </w:rPr>
+        <w:t xml:space="preserve">Uç durum: GCM</w:t>
+      </w:r>
+      <w:r>
+        <w:rPr>
+          <w:b/>
+          <w:bCs/>
+        </w:rPr>
+        <w:t xml:space="preserve"> </w:t>
+      </w:r>
+      <w:r>
+        <w:rPr>
+          <w:b/>
+          <w:bCs/>
+        </w:rPr>
+        <w:t xml:space="preserve">benzeri, kurcalama REDDEDİLİR</w:t>
+      </w:r>
+      <w:r>
+        <w:t xml:space="preserve"> </w:t>
+      </w:r>
+      <w:r>
+        <w:t xml:space="preserve">örneklerini deneyin; 🎲 ile rastgele bir mesaj/kip de üretebilirsiniz.</w:t>
+      </w:r>
+    </w:p>
+    <w:p>
+      <w:pPr>
         <w:pStyle w:val="BlockText"/>
       </w:pPr>
       <w:r>
@@ -7753,7 +8326,7 @@
       <w:pPr>
         <w:pStyle w:val="FirstParagraph"/>
       </w:pPr>
-      <w:hyperlink r:id="rId56">
+      <w:hyperlink r:id="rId62">
         <w:r>
           <w:rPr>
             <w:rStyle w:val="Hyperlink"/>
@@ -7823,9 +8396,9 @@
         </w:pict>
       </w:r>
     </w:p>
-    <w:bookmarkEnd w:id="57"/>
-    <w:bookmarkEnd w:id="58"/>
-    <w:bookmarkStart w:id="70" w:name="Xcd5a4b84a9eaf432e3b249b3d62274aea95c2c7"/>
+    <w:bookmarkEnd w:id="63"/>
+    <w:bookmarkEnd w:id="64"/>
+    <w:bookmarkStart w:id="82" w:name="Xcd5a4b84a9eaf432e3b249b3d62274aea95c2c7"/>
     <w:p>
       <w:pPr>
         <w:pStyle w:val="Heading2"/>
@@ -7834,7 +8407,7 @@
         <w:t xml:space="preserve">3. MAC, HMAC ve şifreleme ile bütünlüğün birleştirilmesi (Tarif 6.4, 6.10, 6.18, 6.21)</w:t>
       </w:r>
     </w:p>
-    <w:bookmarkStart w:id="65" w:name="hmac-nasıl-çalışır"/>
+    <w:bookmarkStart w:id="74" w:name="hmac-nasıl-çalışır"/>
     <w:p>
       <w:pPr>
         <w:pStyle w:val="Heading3"/>
@@ -7852,18 +8425,18 @@
           <wp:inline>
             <wp:extent cx="5759999" cy="1654339"/>
             <wp:effectExtent b="0" l="0" r="0" t="0"/>
-            <wp:docPr descr="HMAC ile H(K||m) karşılaştırması" title="" id="60" name="Picture"/>
+            <wp:docPr descr="HMAC ile H(K||m) karşılaştırması" title="" id="66" name="Picture"/>
             <a:graphic>
               <a:graphicData uri="http://schemas.openxmlformats.org/drawingml/2006/picture">
                 <pic:pic>
                   <pic:nvPicPr>
-                    <pic:cNvPr descr="h10-08-hmac.png" id="61" name="Picture"/>
+                    <pic:cNvPr descr="h10-08-hmac.png" id="67" name="Picture"/>
                     <pic:cNvPicPr>
                       <a:picLocks noChangeArrowheads="1" noChangeAspect="1"/>
                     </pic:cNvPicPr>
                   </pic:nvPicPr>
                   <pic:blipFill>
-                    <a:blip r:embed="rId59"/>
+                    <a:blip r:embed="rId65"/>
                     <a:stretch>
                       <a:fillRect/>
                     </a:stretch>
@@ -7899,18 +8472,18 @@
           <wp:inline>
             <wp:extent cx="5759999" cy="1366032"/>
             <wp:effectExtent b="0" l="0" r="0" t="0"/>
-            <wp:docPr descr="Encrypt-then-MAC sırası ve doğrulamadan önce çözmeme kuralı" title="" id="63" name="Picture"/>
+            <wp:docPr descr="Encrypt-then-MAC sırası ve doğrulamadan önce çözmeme kuralı" title="" id="69" name="Picture"/>
             <a:graphic>
               <a:graphicData uri="http://schemas.openxmlformats.org/drawingml/2006/picture">
                 <pic:pic>
                   <pic:nvPicPr>
-                    <pic:cNvPr descr="h10-01-encrypt-then-mac.png" id="64" name="Picture"/>
+                    <pic:cNvPr descr="h10-01-encrypt-then-mac.png" id="70" name="Picture"/>
                     <pic:cNvPicPr>
                       <a:picLocks noChangeArrowheads="1" noChangeAspect="1"/>
                     </pic:cNvPicPr>
                   </pic:nvPicPr>
                   <pic:blipFill>
-                    <a:blip r:embed="rId62"/>
+                    <a:blip r:embed="rId68"/>
                     <a:stretch>
                       <a:fillRect/>
                     </a:stretch>
@@ -7998,7 +8571,13 @@
         <w:t xml:space="preserve">HMAC</w:t>
       </w:r>
       <w:r>
-        <w:t xml:space="preserve">, bir özet fonksiyonundan (SHA-256) MAC üretmenin standart yoludur (RFC 2104):</w:t>
+        <w:t xml:space="preserve">’i Bellare, Canetti ve Krawczyk 1996’da tanımladı; 1997’de RFC 2104 olarak</w:t>
+      </w:r>
+      <w:r>
+        <w:t xml:space="preserve"> </w:t>
+      </w:r>
+      <w:r>
+        <w:t xml:space="preserve">standartlaştı. Bir özet fonksiyonundan (SHA-256) MAC üretmenin standart yoludur:</w:t>
       </w:r>
     </w:p>
     <w:p>
@@ -8119,6 +8698,120 @@
         <w:pStyle w:val="BodyText"/>
       </w:pPr>
       <w:r>
+        <w:t xml:space="preserve">İç (ipad) ve dış (opad) özetin anahtarı nasıl iki farklı sabitle karıştırdığını, anahtar bloktan uzun/kısa olduğunda</w:t>
+      </w:r>
+      <w:r>
+        <w:t xml:space="preserve"> </w:t>
+      </w:r>
+      <w:r>
+        <w:t xml:space="preserve">ne olduğunu adım adım izleyin:</w:t>
+      </w:r>
+    </w:p>
+    <w:p>
+      <w:pPr>
+        <w:pStyle w:val="BodyText"/>
+      </w:pPr>
+      <w:r>
+        <w:drawing>
+          <wp:inline>
+            <wp:extent cx="5111999" cy="4674914"/>
+            <wp:effectExtent b="0" l="0" r="0" t="0"/>
+            <wp:docPr descr="HMAC iç/dış özet — adım adım" title="" id="72" name="Picture"/>
+            <a:graphic>
+              <a:graphicData uri="http://schemas.openxmlformats.org/drawingml/2006/picture">
+                <pic:pic>
+                  <pic:nvPicPr>
+                    <pic:cNvPr descr="hmac-inner-outer.tr.png" id="73" name="Picture"/>
+                    <pic:cNvPicPr>
+                      <a:picLocks noChangeArrowheads="1" noChangeAspect="1"/>
+                    </pic:cNvPicPr>
+                  </pic:nvPicPr>
+                  <pic:blipFill>
+                    <a:blip r:embed="rId71"/>
+                    <a:stretch>
+                      <a:fillRect/>
+                    </a:stretch>
+                  </pic:blipFill>
+                  <pic:spPr bwMode="auto">
+                    <a:xfrm>
+                      <a:off x="0" y="0"/>
+                      <a:ext cx="5111999" cy="4674914"/>
+                    </a:xfrm>
+                    <a:prstGeom prst="rect">
+                      <a:avLst/>
+                    </a:prstGeom>
+                    <a:noFill/>
+                    <a:ln w="9525">
+                      <a:noFill/>
+                      <a:headEnd/>
+                      <a:tailEnd/>
+                    </a:ln>
+                  </pic:spPr>
+                </pic:pic>
+              </a:graphicData>
+            </a:graphic>
+          </wp:inline>
+        </w:drawing>
+      </w:r>
+    </w:p>
+    <w:p>
+      <w:pPr>
+        <w:pStyle w:val="BodyText"/>
+      </w:pPr>
+      <w:r>
+        <w:rPr>
+          <w:b/>
+          <w:bCs/>
+        </w:rPr>
+        <w:t xml:space="preserve">Uyar: kısa anahtar</w:t>
+      </w:r>
+      <w:r>
+        <w:t xml:space="preserve">,</w:t>
+      </w:r>
+      <w:r>
+        <w:t xml:space="preserve"> </w:t>
+      </w:r>
+      <w:r>
+        <w:rPr>
+          <w:b/>
+          <w:bCs/>
+        </w:rPr>
+        <w:t xml:space="preserve">Zor: uzun anahtar, önce hashlenir</w:t>
+      </w:r>
+      <w:r>
+        <w:t xml:space="preserve"> </w:t>
+      </w:r>
+      <w:r>
+        <w:t xml:space="preserve">ve</w:t>
+      </w:r>
+      <w:r>
+        <w:t xml:space="preserve"> </w:t>
+      </w:r>
+      <w:r>
+        <w:rPr>
+          <w:b/>
+          <w:bCs/>
+        </w:rPr>
+        <w:t xml:space="preserve">Uç durum: anahtar tam blok boyunda</w:t>
+      </w:r>
+      <w:r>
+        <w:t xml:space="preserve"> </w:t>
+      </w:r>
+      <w:r>
+        <w:t xml:space="preserve">örneklerini</w:t>
+      </w:r>
+      <w:r>
+        <w:t xml:space="preserve"> </w:t>
+      </w:r>
+      <w:r>
+        <w:t xml:space="preserve">karşılaştırın.</w:t>
+      </w:r>
+    </w:p>
+    <w:p>
+      <w:pPr>
+        <w:pStyle w:val="BodyText"/>
+      </w:pPr>
+      <w:r>
         <w:rPr>
           <w:b/>
           <w:bCs/>
@@ -8251,8 +8944,8 @@
         <w:t xml:space="preserve">)</w:t>
       </w:r>
     </w:p>
-    <w:bookmarkEnd w:id="65"/>
-    <w:bookmarkStart w:id="66" w:name="X7e35fca67d04b0b25118a54d591c60a5479fe62"/>
+    <w:bookmarkEnd w:id="74"/>
+    <w:bookmarkStart w:id="78" w:name="X7e35fca67d04b0b25118a54d591c60a5479fe62"/>
     <w:p>
       <w:pPr>
         <w:pStyle w:val="Heading3"/>
@@ -8555,8 +9248,115 @@
         <w:t xml:space="preserve">MAC’e IV’yi ve bağlam bilgisini de katın, karşılaştırmayı sabit zamanlı yapın.</w:t>
       </w:r>
     </w:p>
-    <w:bookmarkEnd w:id="66"/>
-    <w:bookmarkStart w:id="67" w:name="yeniden-oynatma-geçerli-ama-eski-mesaj"/>
+    <w:p>
+      <w:pPr>
+        <w:pStyle w:val="BodyText"/>
+      </w:pPr>
+      <w:r>
+        <w:t xml:space="preserve">Aynı mesajı iki sırayla da koruyup AYNI kurcalamayı uygulayın: önce-şifrele-sonra-MAC tek bir nedenle (MAC</w:t>
+      </w:r>
+      <w:r>
+        <w:t xml:space="preserve"> </w:t>
+      </w:r>
+      <w:r>
+        <w:t xml:space="preserve">uyuşmuyor) hemen reddeder; MAC-sonra-şifrele önce çözer/dolguyu denetler, bu yüzden bozulmanın türüne göre İKİ</w:t>
+      </w:r>
+      <w:r>
+        <w:t xml:space="preserve"> </w:t>
+      </w:r>
+      <w:r>
+        <w:t xml:space="preserve">FARKLI hata verebilir:</w:t>
+      </w:r>
+    </w:p>
+    <w:p>
+      <w:pPr>
+        <w:pStyle w:val="BodyText"/>
+      </w:pPr>
+      <w:r>
+        <w:drawing>
+          <wp:inline>
+            <wp:extent cx="5111999" cy="3776988"/>
+            <wp:effectExtent b="0" l="0" r="0" t="0"/>
+            <wp:docPr descr="Şifrele-sonra-MAC vs MAC-sonra-şifrele — adım adım" title="" id="76" name="Picture"/>
+            <a:graphic>
+              <a:graphicData uri="http://schemas.openxmlformats.org/drawingml/2006/picture">
+                <pic:pic>
+                  <pic:nvPicPr>
+                    <pic:cNvPr descr="encrypt-then-mac-order.tr.png" id="77" name="Picture"/>
+                    <pic:cNvPicPr>
+                      <a:picLocks noChangeArrowheads="1" noChangeAspect="1"/>
+                    </pic:cNvPicPr>
+                  </pic:nvPicPr>
+                  <pic:blipFill>
+                    <a:blip r:embed="rId75"/>
+                    <a:stretch>
+                      <a:fillRect/>
+                    </a:stretch>
+                  </pic:blipFill>
+                  <pic:spPr bwMode="auto">
+                    <a:xfrm>
+                      <a:off x="0" y="0"/>
+                      <a:ext cx="5111999" cy="3776988"/>
+                    </a:xfrm>
+                    <a:prstGeom prst="rect">
+                      <a:avLst/>
+                    </a:prstGeom>
+                    <a:noFill/>
+                    <a:ln w="9525">
+                      <a:noFill/>
+                      <a:headEnd/>
+                      <a:tailEnd/>
+                    </a:ln>
+                  </pic:spPr>
+                </pic:pic>
+              </a:graphicData>
+            </a:graphic>
+          </wp:inline>
+        </w:drawing>
+      </w:r>
+    </w:p>
+    <w:p>
+      <w:pPr>
+        <w:pStyle w:val="BodyText"/>
+      </w:pPr>
+      <w:r>
+        <w:rPr>
+          <w:b/>
+          <w:bCs/>
+        </w:rPr>
+        <w:t xml:space="preserve">Zor: dolguyu bozmayan kurcalama</w:t>
+      </w:r>
+      <w:r>
+        <w:t xml:space="preserve"> </w:t>
+      </w:r>
+      <w:r>
+        <w:t xml:space="preserve">ile</w:t>
+      </w:r>
+      <w:r>
+        <w:t xml:space="preserve"> </w:t>
+      </w:r>
+      <w:r>
+        <w:rPr>
+          <w:b/>
+          <w:bCs/>
+        </w:rPr>
+        <w:t xml:space="preserve">Uç durum: dolguyu bozan kurcalama</w:t>
+      </w:r>
+      <w:r>
+        <w:t xml:space="preserve"> </w:t>
+      </w:r>
+      <w:r>
+        <w:t xml:space="preserve">örneklerini yan yana çalıştırıp</w:t>
+      </w:r>
+      <w:r>
+        <w:t xml:space="preserve"> </w:t>
+      </w:r>
+      <w:r>
+        <w:t xml:space="preserve">hangi hattın hangi noktada durduğunu karşılaştırın.</w:t>
+      </w:r>
+    </w:p>
+    <w:bookmarkEnd w:id="78"/>
+    <w:bookmarkStart w:id="79" w:name="yeniden-oynatma-geçerli-ama-eski-mesaj"/>
     <w:p>
       <w:pPr>
         <w:pStyle w:val="Heading3"/>
@@ -8853,7 +9653,7 @@
       <w:r>
         <w:t xml:space="preserve"> </w:t>
       </w:r>
-      <w:hyperlink r:id="rId56">
+      <w:hyperlink r:id="rId62">
         <w:r>
           <w:rPr>
             <w:rStyle w:val="Hyperlink"/>
@@ -8896,8 +9696,8 @@
         <w:t xml:space="preserve">olması bu yüzdendir.</w:t>
       </w:r>
     </w:p>
-    <w:bookmarkEnd w:id="67"/>
-    <w:bookmarkStart w:id="68" w:name="X852ae92cb6ec021921bb97583fa63386a626b67"/>
+    <w:bookmarkEnd w:id="79"/>
+    <w:bookmarkStart w:id="80" w:name="X852ae92cb6ec021921bb97583fa63386a626b67"/>
     <w:p>
       <w:pPr>
         <w:pStyle w:val="Heading3"/>
@@ -9288,8 +10088,8 @@
         <w:t xml:space="preserve">etiketleri karşılaştırıp uyuşmazlığı yakalar.</w:t>
       </w:r>
     </w:p>
-    <w:bookmarkEnd w:id="68"/>
-    <w:bookmarkStart w:id="69" w:name="X9b528c0e2ed8744aa29626bb7137d97729a5c71"/>
+    <w:bookmarkEnd w:id="80"/>
+    <w:bookmarkStart w:id="81" w:name="X9b528c0e2ed8744aa29626bb7137d97729a5c71"/>
     <w:p>
       <w:pPr>
         <w:pStyle w:val="Heading3"/>
@@ -10033,9 +10833,9 @@
         </w:pict>
       </w:r>
     </w:p>
-    <w:bookmarkEnd w:id="69"/>
-    <w:bookmarkEnd w:id="70"/>
-    <w:bookmarkStart w:id="80" w:name="X894d7ec1ef08a32ec8666de07060ba11da1586b"/>
+    <w:bookmarkEnd w:id="81"/>
+    <w:bookmarkEnd w:id="82"/>
+    <w:bookmarkStart w:id="98" w:name="X894d7ec1ef08a32ec8666de07060ba11da1586b"/>
     <w:p>
       <w:pPr>
         <w:pStyle w:val="Heading2"/>
@@ -10134,18 +10934,18 @@
           <wp:inline>
             <wp:extent cx="5759999" cy="1542641"/>
             <wp:effectExtent b="0" l="0" r="0" t="0"/>
-            <wp:docPr descr="RSA dolgu şemaları: OAEP ve PSS" title="" id="72" name="Picture"/>
+            <wp:docPr descr="RSA dolgu şemaları: OAEP ve PSS" title="" id="84" name="Picture"/>
             <a:graphic>
               <a:graphicData uri="http://schemas.openxmlformats.org/drawingml/2006/picture">
                 <pic:pic>
                   <pic:nvPicPr>
-                    <pic:cNvPr descr="h10-09-oaep-pss.png" id="73" name="Picture"/>
+                    <pic:cNvPr descr="h10-09-oaep-pss.png" id="85" name="Picture"/>
                     <pic:cNvPicPr>
                       <a:picLocks noChangeArrowheads="1" noChangeAspect="1"/>
                     </pic:cNvPicPr>
                   </pic:nvPicPr>
                   <pic:blipFill>
-                    <a:blip r:embed="rId71"/>
+                    <a:blip r:embed="rId83"/>
                     <a:stretch>
                       <a:fillRect/>
                     </a:stretch>
@@ -10238,7 +11038,7 @@
         <w:t xml:space="preserve">).</w:t>
       </w:r>
     </w:p>
-    <w:bookmarkStart w:id="74" w:name="rsa-doğru-dolguyla"/>
+    <w:bookmarkStart w:id="89" w:name="rsa-doğru-dolguyla"/>
     <w:p>
       <w:pPr>
         <w:pStyle w:val="Heading3"/>
@@ -10252,19 +11052,26 @@
         <w:pStyle w:val="FirstParagraph"/>
       </w:pPr>
       <w:r>
-        <w:t xml:space="preserve">RSA’nın matematiği yalın haliyle (</w:t>
+        <w:rPr>
+          <w:b/>
+          <w:bCs/>
+        </w:rPr>
+        <w:t xml:space="preserve">RSA</w:t>
+      </w:r>
+      <w:r>
+        <w:t xml:space="preserve">’yı Rivest, Shamir ve Adleman 1977’de yayımladı. Matematiği yalın haliyle (</w:t>
       </w:r>
       <w:r>
         <w:t xml:space="preserve">“ders kitabı RSA”</w:t>
       </w:r>
       <w:r>
-        <w:t xml:space="preserve">) güvensizdir: aynı mesaj her zaman aynı şifreli metni verir ve</w:t>
-      </w:r>
-      <w:r>
-        <w:t xml:space="preserve"> </w:t>
-      </w:r>
-      <w:r>
-        <w:t xml:space="preserve">matematiksel yapısı saldırılara açıktır. Güvenli kullanım,</w:t>
+        <w:t xml:space="preserve">) güvensizdir:</w:t>
+      </w:r>
+      <w:r>
+        <w:t xml:space="preserve"> </w:t>
+      </w:r>
+      <w:r>
+        <w:t xml:space="preserve">aynı mesaj her zaman aynı şifreli metni verir ve matematiksel yapısı saldırılara açıktır. Güvenli kullanım,</w:t>
       </w:r>
       <w:r>
         <w:t xml:space="preserve"> </w:t>
@@ -10280,7 +11087,13 @@
         <w:t xml:space="preserve"> </w:t>
       </w:r>
       <w:r>
-        <w:t xml:space="preserve">bağlıdır:</w:t>
+        <w:t xml:space="preserve">bağlıdır — PKCS#1 (v1.5) dolgu şeması 1991’de RSA Laboratories tarafından yayımlandı;</w:t>
+      </w:r>
+      <w:r>
+        <w:t xml:space="preserve"> </w:t>
+      </w:r>
+      <w:r>
+        <w:t xml:space="preserve">Daniel Bleichenbacher 1998’de v1.5 şifrelemesine karşı pratik bir dolgu kâhini saldırısı yayımladı:</w:t>
       </w:r>
     </w:p>
     <w:tbl>
@@ -10396,7 +11209,7 @@
               <w:pStyle w:val="Compact"/>
             </w:pPr>
             <w:r>
-              <w:t xml:space="preserve">v1.5 şifrelemesine yönelik dolgu kâhini saldırıları (1998’den beri, yeniden ortaya çıkan varyantlarıyla)</w:t>
+              <w:t xml:space="preserve">Bleichenbacher’ın 1998’deki dolgu kâhini saldırısı ve sonraki yıllarda ortaya çıkan varyantları</w:t>
             </w:r>
           </w:p>
         </w:tc>
@@ -10907,8 +11720,150 @@
         <w:t xml:space="preserve"> belge.sig belge.txt</w:t>
       </w:r>
     </w:p>
-    <w:bookmarkEnd w:id="74"/>
-    <w:bookmarkStart w:id="76" w:name="Xb7809da19cb7c31c1581e3fac33aa31face064e"/>
+    <w:p>
+      <w:pPr>
+        <w:pStyle w:val="FirstParagraph"/>
+      </w:pPr>
+      <w:r>
+        <w:t xml:space="preserve">3072 bitlik gerçek bir anahtarın matematiği elle izlenemez; aynı işlemleri (üretim, şifreleme, çözme, imzalama,</w:t>
+      </w:r>
+      <w:r>
+        <w:t xml:space="preserve"> </w:t>
+      </w:r>
+      <w:r>
+        <w:t xml:space="preserve">doğrulama)</w:t>
+      </w:r>
+      <w:r>
+        <w:t xml:space="preserve"> </w:t>
+      </w:r>
+      <w:r>
+        <w:rPr>
+          <w:b/>
+          <w:bCs/>
+        </w:rPr>
+        <w:t xml:space="preserve">oyuncak asallarla</w:t>
+      </w:r>
+      <w:r>
+        <w:t xml:space="preserve"> </w:t>
+      </w:r>
+      <w:r>
+        <w:t xml:space="preserve">(Wikipedia’nın klasik</w:t>
+      </w:r>
+      <w:r>
+        <w:t xml:space="preserve"> </w:t>
+      </w:r>
+      <w:r>
+        <w:rPr>
+          <w:rStyle w:val="VerbatimChar"/>
+        </w:rPr>
+        <w:t xml:space="preserve">p=61, q=53</w:t>
+      </w:r>
+      <w:r>
+        <w:t xml:space="preserve"> </w:t>
+      </w:r>
+      <w:r>
+        <w:t xml:space="preserve">örneği) uçtan uca izleyin:</w:t>
+      </w:r>
+    </w:p>
+    <w:p>
+      <w:pPr>
+        <w:pStyle w:val="BodyText"/>
+      </w:pPr>
+      <w:r>
+        <w:drawing>
+          <wp:inline>
+            <wp:extent cx="5111999" cy="8965003"/>
+            <wp:effectExtent b="0" l="0" r="0" t="0"/>
+            <wp:docPr descr="Oyuncak RSA — adım adım" title="" id="87" name="Picture"/>
+            <a:graphic>
+              <a:graphicData uri="http://schemas.openxmlformats.org/drawingml/2006/picture">
+                <pic:pic>
+                  <pic:nvPicPr>
+                    <pic:cNvPr descr="rsa-toy.tr.png" id="88" name="Picture"/>
+                    <pic:cNvPicPr>
+                      <a:picLocks noChangeArrowheads="1" noChangeAspect="1"/>
+                    </pic:cNvPicPr>
+                  </pic:nvPicPr>
+                  <pic:blipFill>
+                    <a:blip r:embed="rId86"/>
+                    <a:stretch>
+                      <a:fillRect/>
+                    </a:stretch>
+                  </pic:blipFill>
+                  <pic:spPr bwMode="auto">
+                    <a:xfrm>
+                      <a:off x="0" y="0"/>
+                      <a:ext cx="5111999" cy="8965003"/>
+                    </a:xfrm>
+                    <a:prstGeom prst="rect">
+                      <a:avLst/>
+                    </a:prstGeom>
+                    <a:noFill/>
+                    <a:ln w="9525">
+                      <a:noFill/>
+                      <a:headEnd/>
+                      <a:tailEnd/>
+                    </a:ln>
+                  </pic:spPr>
+                </pic:pic>
+              </a:graphicData>
+            </a:graphic>
+          </wp:inline>
+        </w:drawing>
+      </w:r>
+    </w:p>
+    <w:p>
+      <w:pPr>
+        <w:pStyle w:val="BodyText"/>
+      </w:pPr>
+      <w:r>
+        <w:rPr>
+          <w:b/>
+          <w:bCs/>
+        </w:rPr>
+        <w:t xml:space="preserve">Uyar: klasik örnek</w:t>
+      </w:r>
+      <w:r>
+        <w:t xml:space="preserve"> </w:t>
+      </w:r>
+      <w:r>
+        <w:t xml:space="preserve">ile başlayıp</w:t>
+      </w:r>
+      <w:r>
+        <w:t xml:space="preserve"> </w:t>
+      </w:r>
+      <w:r>
+        <w:rPr>
+          <w:b/>
+          <w:bCs/>
+        </w:rPr>
+        <w:t xml:space="preserve">Uç durum: imza kurcalandı</w:t>
+      </w:r>
+      <w:r>
+        <w:t xml:space="preserve"> </w:t>
+      </w:r>
+      <w:r>
+        <w:t xml:space="preserve">ve</w:t>
+      </w:r>
+      <w:r>
+        <w:t xml:space="preserve"> </w:t>
+      </w:r>
+      <w:r>
+        <w:rPr>
+          <w:b/>
+          <w:bCs/>
+        </w:rPr>
+        <w:t xml:space="preserve">Uç durum: yanlış açık anahtarla doğrulama</w:t>
+      </w:r>
+      <w:r>
+        <w:t xml:space="preserve"> </w:t>
+      </w:r>
+      <w:r>
+        <w:t xml:space="preserve">örneklerinde doğrulamanın neden başarısız olduğunu izleyin.</w:t>
+      </w:r>
+    </w:p>
+    <w:bookmarkEnd w:id="89"/>
+    <w:bookmarkStart w:id="94" w:name="Xb7809da19cb7c31c1581e3fac33aa31face064e"/>
     <w:p>
       <w:pPr>
         <w:pStyle w:val="Heading3"/>
@@ -10922,7 +11877,13 @@
         <w:pStyle w:val="FirstParagraph"/>
       </w:pPr>
       <w:r>
-        <w:t xml:space="preserve">Eliptik eğri kriptografisi (ECC), 256 bitlik anahtarla 3072 bitlik RSA’nın güvenlik düzeyini sağlar; işlemleri daha</w:t>
+        <w:t xml:space="preserve">Eliptik eğri kriptografisi (ECC), birbirinden bağımsız olarak Neal Koblitz (1987) ve Victor Miller (1985)</w:t>
+      </w:r>
+      <w:r>
+        <w:t xml:space="preserve"> </w:t>
+      </w:r>
+      <w:r>
+        <w:t xml:space="preserve">tarafından önerildi. 256 bitlik anahtarla 3072 bitlik RSA’nın güvenlik düzeyini sağlar; işlemleri daha</w:t>
       </w:r>
       <w:r>
         <w:t xml:space="preserve"> </w:t>
@@ -11238,7 +12199,7 @@
       <w:r>
         <w:t xml:space="preserve"> </w:t>
       </w:r>
-      <w:hyperlink r:id="rId75">
+      <w:hyperlink r:id="rId90">
         <w:r>
           <w:rPr>
             <w:rStyle w:val="Hyperlink"/>
@@ -11531,8 +12492,119 @@
         <w:t xml:space="preserve"> belge.ed.sig</w:t>
       </w:r>
     </w:p>
-    <w:bookmarkEnd w:id="76"/>
-    <w:bookmarkStart w:id="77" w:name="Xd88d1650ebda47e90b183dbab9347eadd6de802"/>
+    <w:p>
+      <w:pPr>
+        <w:pStyle w:val="FirstParagraph"/>
+      </w:pPr>
+      <w:r>
+        <w:t xml:space="preserve">X25519/Ed25519’un içindeki işlem, eğri üzerinde</w:t>
+      </w:r>
+      <w:r>
+        <w:t xml:space="preserve"> </w:t>
+      </w:r>
+      <w:r>
+        <w:rPr>
+          <w:b/>
+          <w:bCs/>
+        </w:rPr>
+        <w:t xml:space="preserve">nokta toplamadır</w:t>
+      </w:r>
+      <w:r>
+        <w:t xml:space="preserve"> </w:t>
+      </w:r>
+      <w:r>
+        <w:t xml:space="preserve">— modüler üs alma yerine. Aynı Diffie–Hellman</w:t>
+      </w:r>
+      <w:r>
+        <w:t xml:space="preserve"> </w:t>
+      </w:r>
+      <w:r>
+        <w:t xml:space="preserve">fikrini (Bölüm 6), aynı oyuncak ölçekte, küçük bir eğri üzerindeki nokta toplamayla görün:</w:t>
+      </w:r>
+    </w:p>
+    <w:p>
+      <w:pPr>
+        <w:pStyle w:val="BodyText"/>
+      </w:pPr>
+      <w:r>
+        <w:drawing>
+          <wp:inline>
+            <wp:extent cx="5111999" cy="11383226"/>
+            <wp:effectExtent b="0" l="0" r="0" t="0"/>
+            <wp:docPr descr="ECDH nokta toplama — adım adım" title="" id="92" name="Picture"/>
+            <a:graphic>
+              <a:graphicData uri="http://schemas.openxmlformats.org/drawingml/2006/picture">
+                <pic:pic>
+                  <pic:nvPicPr>
+                    <pic:cNvPr descr="ecdh-toy.tr.png" id="93" name="Picture"/>
+                    <pic:cNvPicPr>
+                      <a:picLocks noChangeArrowheads="1" noChangeAspect="1"/>
+                    </pic:cNvPicPr>
+                  </pic:nvPicPr>
+                  <pic:blipFill>
+                    <a:blip r:embed="rId91"/>
+                    <a:stretch>
+                      <a:fillRect/>
+                    </a:stretch>
+                  </pic:blipFill>
+                  <pic:spPr bwMode="auto">
+                    <a:xfrm>
+                      <a:off x="0" y="0"/>
+                      <a:ext cx="5111999" cy="11383226"/>
+                    </a:xfrm>
+                    <a:prstGeom prst="rect">
+                      <a:avLst/>
+                    </a:prstGeom>
+                    <a:noFill/>
+                    <a:ln w="9525">
+                      <a:noFill/>
+                      <a:headEnd/>
+                      <a:tailEnd/>
+                    </a:ln>
+                  </pic:spPr>
+                </pic:pic>
+              </a:graphicData>
+            </a:graphic>
+          </wp:inline>
+        </w:drawing>
+      </w:r>
+    </w:p>
+    <w:p>
+      <w:pPr>
+        <w:pStyle w:val="BodyText"/>
+      </w:pPr>
+      <w:r>
+        <w:rPr>
+          <w:b/>
+          <w:bCs/>
+        </w:rPr>
+        <w:t xml:space="preserve">Zor: büyük özel değerler</w:t>
+      </w:r>
+      <w:r>
+        <w:t xml:space="preserve"> </w:t>
+      </w:r>
+      <w:r>
+        <w:t xml:space="preserve">örneğinde adım sayısının nasıl arttığını,</w:t>
+      </w:r>
+      <w:r>
+        <w:t xml:space="preserve"> </w:t>
+      </w:r>
+      <w:r>
+        <w:rPr>
+          <w:b/>
+          <w:bCs/>
+        </w:rPr>
+        <w:t xml:space="preserve">Uç durum: Mallory araya giriyor</w:t>
+      </w:r>
+      <w:r>
+        <w:t xml:space="preserve"> </w:t>
+      </w:r>
+      <w:r>
+        <w:t xml:space="preserve">örneğinde ise kimliksiz bir eğri değişiminin de Bölüm 6’daki zayıflığı aynen taşıdığını görün.</w:t>
+      </w:r>
+    </w:p>
+    <w:bookmarkEnd w:id="94"/>
+    <w:bookmarkStart w:id="95" w:name="Xd88d1650ebda47e90b183dbab9347eadd6de802"/>
     <w:p>
       <w:pPr>
         <w:pStyle w:val="Heading3"/>
@@ -11898,8 +12970,8 @@
         <w:t xml:space="preserve">mobil/gömülü sistemlerde ve yeni protokollerde (TLS 1.3, SSH, Signal) varsayılan olmasının nedeni budur.</w:t>
       </w:r>
     </w:p>
-    <w:bookmarkEnd w:id="77"/>
-    <w:bookmarkStart w:id="79" w:name="X93e2c7c00b3394b4f22da5758c31d711aacf119"/>
+    <w:bookmarkEnd w:id="95"/>
+    <w:bookmarkStart w:id="97" w:name="X93e2c7c00b3394b4f22da5758c31d711aacf119"/>
     <w:p>
       <w:pPr>
         <w:pStyle w:val="Heading3"/>
@@ -12623,7 +13695,7 @@
       <w:pPr>
         <w:pStyle w:val="FirstParagraph"/>
       </w:pPr>
-      <w:hyperlink r:id="rId78">
+      <w:hyperlink r:id="rId96">
         <w:r>
           <w:rPr>
             <w:rStyle w:val="Hyperlink"/>
@@ -12689,9 +13761,9 @@
         </w:pict>
       </w:r>
     </w:p>
-    <w:bookmarkEnd w:id="79"/>
-    <w:bookmarkEnd w:id="80"/>
-    <w:bookmarkStart w:id="91" w:name="Xf25ed3eacfb12216da4583e6edd8ff972fa0edf"/>
+    <w:bookmarkEnd w:id="97"/>
+    <w:bookmarkEnd w:id="98"/>
+    <w:bookmarkStart w:id="112" w:name="Xf25ed3eacfb12216da4583e6edd8ff972fa0edf"/>
     <w:p>
       <w:pPr>
         <w:pStyle w:val="Heading2"/>
@@ -12768,18 +13840,18 @@
           <wp:inline>
             <wp:extent cx="5759999" cy="1380067"/>
             <wp:effectExtent b="0" l="0" r="0" t="0"/>
-            <wp:docPr descr="Dijital imza oluşturma ve doğrulama" title="" id="82" name="Picture"/>
+            <wp:docPr descr="Dijital imza oluşturma ve doğrulama" title="" id="100" name="Picture"/>
             <a:graphic>
               <a:graphicData uri="http://schemas.openxmlformats.org/drawingml/2006/picture">
                 <pic:pic>
                   <pic:nvPicPr>
-                    <pic:cNvPr descr="h10-10-imza.png" id="83" name="Picture"/>
+                    <pic:cNvPr descr="h10-10-imza.png" id="101" name="Picture"/>
                     <pic:cNvPicPr>
                       <a:picLocks noChangeArrowheads="1" noChangeAspect="1"/>
                     </pic:cNvPicPr>
                   </pic:nvPicPr>
                   <pic:blipFill>
-                    <a:blip r:embed="rId81"/>
+                    <a:blip r:embed="rId99"/>
                     <a:stretch>
                       <a:fillRect/>
                     </a:stretch>
@@ -12806,7 +13878,7 @@
         </w:drawing>
       </w:r>
     </w:p>
-    <w:bookmarkStart w:id="87" w:name="imza-nerelerde-kullanılır"/>
+    <w:bookmarkStart w:id="105" w:name="imza-nerelerde-kullanılır"/>
     <w:p>
       <w:pPr>
         <w:pStyle w:val="Heading3"/>
@@ -12894,7 +13966,7 @@
             <w:pPr>
               <w:pStyle w:val="Compact"/>
             </w:pPr>
-            <w:hyperlink r:id="rId84">
+            <w:hyperlink r:id="rId102">
               <w:r>
                 <w:rPr>
                   <w:rStyle w:val="Hyperlink"/>
@@ -12958,7 +14030,7 @@
             <w:pPr>
               <w:pStyle w:val="Compact"/>
             </w:pPr>
-            <w:hyperlink r:id="rId85">
+            <w:hyperlink r:id="rId103">
               <w:r>
                 <w:rPr>
                   <w:rStyle w:val="Hyperlink"/>
@@ -13033,7 +14105,7 @@
             <w:pPr>
               <w:pStyle w:val="Compact"/>
             </w:pPr>
-            <w:hyperlink r:id="rId86">
+            <w:hyperlink r:id="rId104">
               <w:r>
                 <w:rPr>
                   <w:rStyle w:val="Hyperlink"/>
@@ -13089,8 +14161,8 @@
         </w:tc>
       </w:tr>
     </w:tbl>
-    <w:bookmarkEnd w:id="87"/>
-    <w:bookmarkStart w:id="88" w:name="kodda-imza-doğrulama-openssl-evp"/>
+    <w:bookmarkEnd w:id="105"/>
+    <w:bookmarkStart w:id="106" w:name="kodda-imza-doğrulama-openssl-evp"/>
     <w:p>
       <w:pPr>
         <w:pStyle w:val="Heading3"/>
@@ -14201,8 +15273,8 @@
         <w:t xml:space="preserve">Doğrulama anahtarı uygulamaya önceden gömülü (ve bütünlüğü korunan) ya da güvenilir bir zincirden gelmelidir.</w:t>
       </w:r>
     </w:p>
-    <w:bookmarkEnd w:id="88"/>
-    <w:bookmarkStart w:id="89" w:name="Xd9d9045bf10563c0d7d6388d437bcc0785189d3"/>
+    <w:bookmarkEnd w:id="106"/>
+    <w:bookmarkStart w:id="110" w:name="Xd9d9045bf10563c0d7d6388d437bcc0785189d3"/>
     <w:p>
       <w:pPr>
         <w:pStyle w:val="Heading3"/>
@@ -14666,8 +15738,248 @@
         <w:t xml:space="preserve">hâle getirmiş olursunuz.</w:t>
       </w:r>
     </w:p>
-    <w:bookmarkEnd w:id="89"/>
-    <w:bookmarkStart w:id="90" w:name="X90b4993f0f68da3bf6324743c66fc300c3e7278"/>
+    <w:p>
+      <w:pPr>
+        <w:pStyle w:val="BlockText"/>
+      </w:pPr>
+      <w:r>
+        <w:rPr>
+          <w:rStyle w:val="VerbatimChar"/>
+          <w:b/>
+          <w:bCs/>
+        </w:rPr>
+        <w:t xml:space="preserve">code/week-10/02-signature-verification/demo.sh</w:t>
+      </w:r>
+      <w:r>
+        <w:rPr>
+          <w:b/>
+          <w:bCs/>
+        </w:rPr>
+        <w:t xml:space="preserve"> </w:t>
+      </w:r>
+      <w:r>
+        <w:rPr>
+          <w:b/>
+          <w:bCs/>
+        </w:rPr>
+        <w:t xml:space="preserve">neden ECDSA (P-256) kullanıyor, Ed25519 değil</w:t>
+      </w:r>
+    </w:p>
+    <w:p>
+      <w:pPr>
+        <w:pStyle w:val="BlockText"/>
+      </w:pPr>
+      <w:r>
+        <w:t xml:space="preserve">Yukarıdaki komutlar Ed25519 ile (</w:t>
+      </w:r>
+      <w:r>
+        <w:rPr>
+          <w:rStyle w:val="VerbatimChar"/>
+        </w:rPr>
+        <w:t xml:space="preserve">openssl pkeyutl -sign -rawin</w:t>
+      </w:r>
+      <w:r>
+        <w:t xml:space="preserve">); bu, OpenSSL</w:t>
+      </w:r>
+      <w:r>
+        <w:t xml:space="preserve"> </w:t>
+      </w:r>
+      <w:r>
+        <w:rPr>
+          <w:b/>
+          <w:bCs/>
+        </w:rPr>
+        <w:t xml:space="preserve">3.x</w:t>
+      </w:r>
+      <w:r>
+        <w:t xml:space="preserve"> </w:t>
+      </w:r>
+      <w:r>
+        <w:t xml:space="preserve">ister. Ders deposundaki</w:t>
+      </w:r>
+      <w:r>
+        <w:t xml:space="preserve"> </w:t>
+      </w:r>
+      <w:r>
+        <w:rPr>
+          <w:rStyle w:val="VerbatimChar"/>
+        </w:rPr>
+        <w:t xml:space="preserve">demo.sh</w:t>
+      </w:r>
+      <w:r>
+        <w:t xml:space="preserve"> </w:t>
+      </w:r>
+      <w:r>
+        <w:t xml:space="preserve">yerine</w:t>
+      </w:r>
+      <w:r>
+        <w:t xml:space="preserve"> </w:t>
+      </w:r>
+      <w:r>
+        <w:rPr>
+          <w:rStyle w:val="VerbatimChar"/>
+        </w:rPr>
+        <w:t xml:space="preserve">openssl dgst -sha256 -sign</w:t>
+      </w:r>
+      <w:r>
+        <w:t xml:space="preserve"> </w:t>
+      </w:r>
+      <w:r>
+        <w:t xml:space="preserve">ile</w:t>
+      </w:r>
+      <w:r>
+        <w:t xml:space="preserve"> </w:t>
+      </w:r>
+      <w:r>
+        <w:rPr>
+          <w:b/>
+          <w:bCs/>
+        </w:rPr>
+        <w:t xml:space="preserve">ECDSA (P-256)</w:t>
+      </w:r>
+      <w:r>
+        <w:t xml:space="preserve"> </w:t>
+      </w:r>
+      <w:r>
+        <w:t xml:space="preserve">kullanır, çünkü bu komut OpenSSL 1.1.1’de</w:t>
+      </w:r>
+      <w:r>
+        <w:t xml:space="preserve"> </w:t>
+      </w:r>
+      <w:r>
+        <w:t xml:space="preserve">de 3.x’te de aynı şekilde çalışır (WSL/Ubuntu 20.04 gibi eski OpenSSL’li ortamlarda bile). Mantık —</w:t>
+      </w:r>
+      <w:r>
+        <w:t xml:space="preserve"> </w:t>
+      </w:r>
+      <w:r>
+        <w:t xml:space="preserve">imzala/doğrula/kurcala/reddet — birebir aynıdır; yalnız algoritma farklıdır.</w:t>
+      </w:r>
+    </w:p>
+    <w:p>
+      <w:pPr>
+        <w:pStyle w:val="FirstParagraph"/>
+      </w:pPr>
+      <w:r>
+        <w:t xml:space="preserve">Aynı mantığı, gerçek bir imza üzerinde altı senaryoda (doğru imza, kurcalanmış belge, yanlış anahtarla imzalanmış</w:t>
+      </w:r>
+      <w:r>
+        <w:t xml:space="preserve"> </w:t>
+      </w:r>
+      <w:r>
+        <w:t xml:space="preserve">bir mesaj) izleyin:</w:t>
+      </w:r>
+    </w:p>
+    <w:p>
+      <w:pPr>
+        <w:pStyle w:val="BodyText"/>
+      </w:pPr>
+      <w:r>
+        <w:drawing>
+          <wp:inline>
+            <wp:extent cx="5111999" cy="2194929"/>
+            <wp:effectExtent b="0" l="0" r="0" t="0"/>
+            <wp:docPr descr="Dijital imza doğrulama — adım adım" title="" id="108" name="Picture"/>
+            <a:graphic>
+              <a:graphicData uri="http://schemas.openxmlformats.org/drawingml/2006/picture">
+                <pic:pic>
+                  <pic:nvPicPr>
+                    <pic:cNvPr descr="digital-signature-tamper.tr.png" id="109" name="Picture"/>
+                    <pic:cNvPicPr>
+                      <a:picLocks noChangeArrowheads="1" noChangeAspect="1"/>
+                    </pic:cNvPicPr>
+                  </pic:nvPicPr>
+                  <pic:blipFill>
+                    <a:blip r:embed="rId107"/>
+                    <a:stretch>
+                      <a:fillRect/>
+                    </a:stretch>
+                  </pic:blipFill>
+                  <pic:spPr bwMode="auto">
+                    <a:xfrm>
+                      <a:off x="0" y="0"/>
+                      <a:ext cx="5111999" cy="2194929"/>
+                    </a:xfrm>
+                    <a:prstGeom prst="rect">
+                      <a:avLst/>
+                    </a:prstGeom>
+                    <a:noFill/>
+                    <a:ln w="9525">
+                      <a:noFill/>
+                      <a:headEnd/>
+                      <a:tailEnd/>
+                    </a:ln>
+                  </pic:spPr>
+                </pic:pic>
+              </a:graphicData>
+            </a:graphic>
+          </wp:inline>
+        </w:drawing>
+      </w:r>
+    </w:p>
+    <w:p>
+      <w:pPr>
+        <w:pStyle w:val="BodyText"/>
+      </w:pPr>
+      <w:r>
+        <w:rPr>
+          <w:b/>
+          <w:bCs/>
+        </w:rPr>
+        <w:t xml:space="preserve">Uyar: doğru imza, doğru anahtar</w:t>
+      </w:r>
+      <w:r>
+        <w:t xml:space="preserve">,</w:t>
+      </w:r>
+      <w:r>
+        <w:t xml:space="preserve"> </w:t>
+      </w:r>
+      <w:r>
+        <w:rPr>
+          <w:b/>
+          <w:bCs/>
+        </w:rPr>
+        <w:t xml:space="preserve">Zor: belge imzadan sonra kurcalandı</w:t>
+      </w:r>
+      <w:r>
+        <w:t xml:space="preserve"> </w:t>
+      </w:r>
+      <w:r>
+        <w:t xml:space="preserve">ve</w:t>
+      </w:r>
+      <w:r>
+        <w:t xml:space="preserve"> </w:t>
+      </w:r>
+      <w:r>
+        <w:rPr>
+          <w:b/>
+          <w:bCs/>
+        </w:rPr>
+        <w:t xml:space="preserve">Uç durum: saldırganın kendi</w:t>
+      </w:r>
+      <w:r>
+        <w:rPr>
+          <w:b/>
+          <w:bCs/>
+        </w:rPr>
+        <w:t xml:space="preserve"> </w:t>
+      </w:r>
+      <w:r>
+        <w:rPr>
+          <w:b/>
+          <w:bCs/>
+        </w:rPr>
+        <w:t xml:space="preserve">anahtarıyla imzalanmış</w:t>
+      </w:r>
+      <w:r>
+        <w:t xml:space="preserve"> </w:t>
+      </w:r>
+      <w:r>
+        <w:t xml:space="preserve">örneklerini karşılaştırın.</w:t>
+      </w:r>
+    </w:p>
+    <w:bookmarkEnd w:id="110"/>
+    <w:bookmarkStart w:id="111" w:name="X90b4993f0f68da3bf6324743c66fc300c3e7278"/>
     <w:p>
       <w:pPr>
         <w:pStyle w:val="Heading3"/>
@@ -15170,7 +16482,7 @@
       <w:pPr>
         <w:pStyle w:val="FirstParagraph"/>
       </w:pPr>
-      <w:hyperlink r:id="rId84">
+      <w:hyperlink r:id="rId102">
         <w:r>
           <w:rPr>
             <w:rStyle w:val="Hyperlink"/>
@@ -15266,9 +16578,9 @@
         </w:pict>
       </w:r>
     </w:p>
-    <w:bookmarkEnd w:id="90"/>
-    <w:bookmarkEnd w:id="91"/>
-    <w:bookmarkStart w:id="100" w:name="Xb1fd965b0113255b1c47ac4530c4f53fdbb078f"/>
+    <w:bookmarkEnd w:id="111"/>
+    <w:bookmarkEnd w:id="112"/>
+    <w:bookmarkStart w:id="124" w:name="Xb1fd965b0113255b1c47ac4530c4f53fdbb078f"/>
     <w:p>
       <w:pPr>
         <w:pStyle w:val="Heading2"/>
@@ -15342,7 +16654,7 @@
         <w:t xml:space="preserve">’dir (X25519).</w:t>
       </w:r>
     </w:p>
-    <w:bookmarkStart w:id="95" w:name="kimliksiz-dhnin-zayıflığı-araya-girme"/>
+    <w:bookmarkStart w:id="119" w:name="kimliksiz-dhnin-zayıflığı-araya-girme"/>
     <w:p>
       <w:pPr>
         <w:pStyle w:val="Heading3"/>
@@ -15400,18 +16712,18 @@
           <wp:inline>
             <wp:extent cx="5759999" cy="4895999"/>
             <wp:effectExtent b="0" l="0" r="0" t="0"/>
-            <wp:docPr descr="Kimliksiz Diffie-Hellman’da araya girme saldırısı" title="" id="93" name="Picture"/>
+            <wp:docPr descr="Kimliksiz Diffie-Hellman’da araya girme saldırısı" title="" id="114" name="Picture"/>
             <a:graphic>
               <a:graphicData uri="http://schemas.openxmlformats.org/drawingml/2006/picture">
                 <pic:pic>
                   <pic:nvPicPr>
-                    <pic:cNvPr descr="h10-02-dh-mitm.png" id="94" name="Picture"/>
+                    <pic:cNvPr descr="h10-02-dh-mitm.png" id="115" name="Picture"/>
                     <pic:cNvPicPr>
                       <a:picLocks noChangeArrowheads="1" noChangeAspect="1"/>
                     </pic:cNvPicPr>
                   </pic:nvPicPr>
                   <pic:blipFill>
-                    <a:blip r:embed="rId92"/>
+                    <a:blip r:embed="rId113"/>
                     <a:stretch>
                       <a:fillRect/>
                     </a:stretch>
@@ -15455,11 +16767,135 @@
         <w:t xml:space="preserve"> </w:t>
       </w:r>
       <w:r>
-        <w:t xml:space="preserve">sanır; aslında her mesaj saldırganın elinden geçer.</w:t>
-      </w:r>
-    </w:p>
-    <w:bookmarkEnd w:id="95"/>
-    <w:bookmarkStart w:id="96" w:name="Xe5a2795c222be48635b1920a13635964ec162fc"/>
+        <w:t xml:space="preserve">sanır; aslında her mesaj saldırganın elinden geçer. Aşağıda aynı saldırıyı</w:t>
+      </w:r>
+      <w:r>
+        <w:t xml:space="preserve"> </w:t>
+      </w:r>
+      <w:r>
+        <w:t xml:space="preserve">küçük sayılarla (klasik</w:t>
+      </w:r>
+      <w:r>
+        <w:t xml:space="preserve"> </w:t>
+      </w:r>
+      <w:r>
+        <w:rPr>
+          <w:rStyle w:val="VerbatimChar"/>
+        </w:rPr>
+        <w:t xml:space="preserve">p=23, g=5</w:t>
+      </w:r>
+      <w:r>
+        <w:t xml:space="preserve"> </w:t>
+      </w:r>
+      <w:r>
+        <w:t xml:space="preserve">örneği) uçtan uca izleyin — Alice ve Bob’un normal değişimiyle, sonra Mallory</w:t>
+      </w:r>
+      <w:r>
+        <w:t xml:space="preserve"> </w:t>
+      </w:r>
+      <w:r>
+        <w:t xml:space="preserve">araya girince iki tarafın</w:t>
+      </w:r>
+      <w:r>
+        <w:t xml:space="preserve"> </w:t>
+      </w:r>
+      <w:r>
+        <w:rPr>
+          <w:b/>
+          <w:bCs/>
+        </w:rPr>
+        <w:t xml:space="preserve">farklı</w:t>
+      </w:r>
+      <w:r>
+        <w:t xml:space="preserve"> </w:t>
+      </w:r>
+      <w:r>
+        <w:t xml:space="preserve">anahtarlara ulaştığını görün:</w:t>
+      </w:r>
+    </w:p>
+    <w:p>
+      <w:pPr>
+        <w:pStyle w:val="BodyText"/>
+      </w:pPr>
+      <w:r>
+        <w:drawing>
+          <wp:inline>
+            <wp:extent cx="5111999" cy="11896327"/>
+            <wp:effectExtent b="0" l="0" r="0" t="0"/>
+            <wp:docPr descr="Diffie–Hellman ve araya girme — adım adım" title="" id="117" name="Picture"/>
+            <a:graphic>
+              <a:graphicData uri="http://schemas.openxmlformats.org/drawingml/2006/picture">
+                <pic:pic>
+                  <pic:nvPicPr>
+                    <pic:cNvPr descr="diffie-hellman-mitm.tr.png" id="118" name="Picture"/>
+                    <pic:cNvPicPr>
+                      <a:picLocks noChangeArrowheads="1" noChangeAspect="1"/>
+                    </pic:cNvPicPr>
+                  </pic:nvPicPr>
+                  <pic:blipFill>
+                    <a:blip r:embed="rId116"/>
+                    <a:stretch>
+                      <a:fillRect/>
+                    </a:stretch>
+                  </pic:blipFill>
+                  <pic:spPr bwMode="auto">
+                    <a:xfrm>
+                      <a:off x="0" y="0"/>
+                      <a:ext cx="5111999" cy="11896327"/>
+                    </a:xfrm>
+                    <a:prstGeom prst="rect">
+                      <a:avLst/>
+                    </a:prstGeom>
+                    <a:noFill/>
+                    <a:ln w="9525">
+                      <a:noFill/>
+                      <a:headEnd/>
+                      <a:tailEnd/>
+                    </a:ln>
+                  </pic:spPr>
+                </pic:pic>
+              </a:graphicData>
+            </a:graphic>
+          </wp:inline>
+        </w:drawing>
+      </w:r>
+    </w:p>
+    <w:p>
+      <w:pPr>
+        <w:pStyle w:val="BodyText"/>
+      </w:pPr>
+      <w:r>
+        <w:rPr>
+          <w:b/>
+          <w:bCs/>
+        </w:rPr>
+        <w:t xml:space="preserve">Uyar: klasik örnek</w:t>
+      </w:r>
+      <w:r>
+        <w:t xml:space="preserve"> </w:t>
+      </w:r>
+      <w:r>
+        <w:t xml:space="preserve">ile dürüst değişimi,</w:t>
+      </w:r>
+      <w:r>
+        <w:t xml:space="preserve"> </w:t>
+      </w:r>
+      <w:r>
+        <w:rPr>
+          <w:b/>
+          <w:bCs/>
+        </w:rPr>
+        <w:t xml:space="preserve">Uç durum: Mallory araya giriyor</w:t>
+      </w:r>
+      <w:r>
+        <w:t xml:space="preserve"> </w:t>
+      </w:r>
+      <w:r>
+        <w:t xml:space="preserve">ile saldırıyı karşılaştırın.</w:t>
+      </w:r>
+    </w:p>
+    <w:bookmarkEnd w:id="119"/>
+    <w:bookmarkStart w:id="120" w:name="Xe5a2795c222be48635b1920a13635964ec162fc"/>
     <w:p>
       <w:pPr>
         <w:pStyle w:val="Heading3"/>
@@ -15677,8 +17113,8 @@
         <w:t xml:space="preserve">protokoller).</w:t>
       </w:r>
     </w:p>
-    <w:bookmarkEnd w:id="96"/>
-    <w:bookmarkStart w:id="98" w:name="X00b1bcba30f473d41ed50b44ee7099a572111c6"/>
+    <w:bookmarkEnd w:id="120"/>
+    <w:bookmarkStart w:id="122" w:name="X00b1bcba30f473d41ed50b44ee7099a572111c6"/>
     <w:p>
       <w:pPr>
         <w:pStyle w:val="Heading3"/>
@@ -16288,7 +17724,7 @@
       <w:r>
         <w:t xml:space="preserve">(</w:t>
       </w:r>
-      <w:hyperlink r:id="rId97">
+      <w:hyperlink r:id="rId121">
         <w:r>
           <w:rPr>
             <w:rStyle w:val="Hyperlink"/>
@@ -16339,8 +17775,8 @@
         <w:t xml:space="preserve">değildir.</w:t>
       </w:r>
     </w:p>
-    <w:bookmarkEnd w:id="98"/>
-    <w:bookmarkStart w:id="99" w:name="X9a7786b2bcee00b17805639298130c60398725d"/>
+    <w:bookmarkEnd w:id="122"/>
+    <w:bookmarkStart w:id="123" w:name="X9a7786b2bcee00b17805639298130c60398725d"/>
     <w:p>
       <w:pPr>
         <w:pStyle w:val="Heading3"/>
@@ -16733,7 +18169,7 @@
       <w:pPr>
         <w:pStyle w:val="FirstParagraph"/>
       </w:pPr>
-      <w:hyperlink r:id="rId86">
+      <w:hyperlink r:id="rId104">
         <w:r>
           <w:rPr>
             <w:rStyle w:val="Hyperlink"/>
@@ -16785,9 +18221,9 @@
         </w:pict>
       </w:r>
     </w:p>
-    <w:bookmarkEnd w:id="99"/>
-    <w:bookmarkEnd w:id="100"/>
-    <w:bookmarkStart w:id="109" w:name="X8f513256ad623ebf09fea50f49d80d9639ca4b1"/>
+    <w:bookmarkEnd w:id="123"/>
+    <w:bookmarkEnd w:id="124"/>
+    <w:bookmarkStart w:id="133" w:name="X8f513256ad623ebf09fea50f49d80d9639ca4b1"/>
     <w:p>
       <w:pPr>
         <w:pStyle w:val="Heading2"/>
@@ -16848,7 +18284,7 @@
         <w:t xml:space="preserve">güvenilen üçüncü taraflar aracılığıyla cevap veren kurallar, roller ve belgeler bütünüdür.</w:t>
       </w:r>
     </w:p>
-    <w:bookmarkStart w:id="104" w:name="bileşenler"/>
+    <w:bookmarkStart w:id="128" w:name="bileşenler"/>
     <w:p>
       <w:pPr>
         <w:pStyle w:val="Heading3"/>
@@ -17233,18 +18669,18 @@
           <wp:inline>
             <wp:extent cx="5759999" cy="3825890"/>
             <wp:effectExtent b="0" l="0" r="0" t="0"/>
-            <wp:docPr descr="PKI güven zinciri: kök CA, ara CA ve uç sertifikalar" title="" id="102" name="Picture"/>
+            <wp:docPr descr="PKI güven zinciri: kök CA, ara CA ve uç sertifikalar" title="" id="126" name="Picture"/>
             <a:graphic>
               <a:graphicData uri="http://schemas.openxmlformats.org/drawingml/2006/picture">
                 <pic:pic>
                   <pic:nvPicPr>
-                    <pic:cNvPr descr="h10-03-pki.png" id="103" name="Picture"/>
+                    <pic:cNvPr descr="h10-03-pki.png" id="127" name="Picture"/>
                     <pic:cNvPicPr>
                       <a:picLocks noChangeArrowheads="1" noChangeAspect="1"/>
                     </pic:cNvPicPr>
                   </pic:nvPicPr>
                   <pic:blipFill>
-                    <a:blip r:embed="rId101"/>
+                    <a:blip r:embed="rId125"/>
                     <a:stretch>
                       <a:fillRect/>
                     </a:stretch>
@@ -17313,8 +18749,8 @@
         <w:t xml:space="preserve">Günlük işi ara CA yapar; ele geçirilirse yalnız o ara CA iptal edilir.</w:t>
       </w:r>
     </w:p>
-    <w:bookmarkEnd w:id="104"/>
-    <w:bookmarkStart w:id="106" w:name="sertifika-doğrulama-dört-soru-tarif-10.4"/>
+    <w:bookmarkEnd w:id="128"/>
+    <w:bookmarkStart w:id="130" w:name="sertifika-doğrulama-dört-soru-tarif-10.4"/>
     <w:p>
       <w:pPr>
         <w:pStyle w:val="Heading3"/>
@@ -17466,7 +18902,7 @@
       <w:pPr>
         <w:pStyle w:val="FirstParagraph"/>
       </w:pPr>
-      <w:hyperlink r:id="rId105">
+      <w:hyperlink r:id="rId129">
         <w:r>
           <w:rPr>
             <w:rStyle w:val="Hyperlink"/>
@@ -17508,8 +18944,8 @@
         <w:t xml:space="preserve">aynı zinciri kendimiz kuruyoruz.</w:t>
       </w:r>
     </w:p>
-    <w:bookmarkEnd w:id="106"/>
-    <w:bookmarkStart w:id="108" w:name="X1edca7303f7cefbb29ad88c25dc11b855acee49"/>
+    <w:bookmarkEnd w:id="130"/>
+    <w:bookmarkStart w:id="132" w:name="X1edca7303f7cefbb29ad88c25dc11b855acee49"/>
     <w:p>
       <w:pPr>
         <w:pStyle w:val="Heading3"/>
@@ -18465,7 +19901,7 @@
       <w:r>
         <w:t xml:space="preserve">(</w:t>
       </w:r>
-      <w:hyperlink r:id="rId105">
+      <w:hyperlink r:id="rId129">
         <w:r>
           <w:rPr>
             <w:rStyle w:val="Hyperlink"/>
@@ -18579,7 +20015,7 @@
       <w:r>
         <w:t xml:space="preserve">(</w:t>
       </w:r>
-      <w:hyperlink r:id="rId107">
+      <w:hyperlink r:id="rId131">
         <w:r>
           <w:rPr>
             <w:rStyle w:val="Hyperlink"/>
@@ -18854,9 +20290,9 @@
         </w:pict>
       </w:r>
     </w:p>
-    <w:bookmarkEnd w:id="108"/>
-    <w:bookmarkEnd w:id="109"/>
-    <w:bookmarkStart w:id="116" w:name="x.509-sertifikasının-yapısı"/>
+    <w:bookmarkEnd w:id="132"/>
+    <w:bookmarkEnd w:id="133"/>
+    <w:bookmarkStart w:id="140" w:name="x.509-sertifikasının-yapısı"/>
     <w:p>
       <w:pPr>
         <w:pStyle w:val="Heading2"/>
@@ -18914,18 +20350,18 @@
           <wp:inline>
             <wp:extent cx="5759999" cy="3159665"/>
             <wp:effectExtent b="0" l="0" r="0" t="0"/>
-            <wp:docPr descr="X.509 sertifikasının alanları" title="" id="111" name="Picture"/>
+            <wp:docPr descr="X.509 sertifikasının alanları" title="" id="135" name="Picture"/>
             <a:graphic>
               <a:graphicData uri="http://schemas.openxmlformats.org/drawingml/2006/picture">
                 <pic:pic>
                   <pic:nvPicPr>
-                    <pic:cNvPr descr="h10-11-x509.png" id="112" name="Picture"/>
+                    <pic:cNvPr descr="h10-11-x509.png" id="136" name="Picture"/>
                     <pic:cNvPicPr>
                       <a:picLocks noChangeArrowheads="1" noChangeAspect="1"/>
                     </pic:cNvPicPr>
                   </pic:nvPicPr>
                   <pic:blipFill>
-                    <a:blip r:embed="rId110"/>
+                    <a:blip r:embed="rId134"/>
                     <a:stretch>
                       <a:fillRect/>
                     </a:stretch>
@@ -19197,7 +20633,7 @@
             <w:r>
               <w:t xml:space="preserve"> </w:t>
             </w:r>
-            <w:hyperlink r:id="rId113">
+            <w:hyperlink r:id="rId137">
               <w:r>
                 <w:rPr>
                   <w:rStyle w:val="Hyperlink"/>
@@ -19283,7 +20719,7 @@
         <w:pStyle w:val="BodyText"/>
       </w:pPr>
       <w:r>
-        <w:t xml:space="preserve">Sertifikalar ikili</w:t>
+        <w:t xml:space="preserve">Sertifikalar binary</w:t>
       </w:r>
       <w:r>
         <w:t xml:space="preserve"> </w:t>
@@ -19396,7 +20832,7 @@
         <w:t xml:space="preserve">üretirken SAN eklemeyi unutmayın.</w:t>
       </w:r>
     </w:p>
-    <w:bookmarkStart w:id="114" w:name="X09a6cdf78b6b3c79665d870d212a5ea3f29a3dd"/>
+    <w:bookmarkStart w:id="138" w:name="X09a6cdf78b6b3c79665d870d212a5ea3f29a3dd"/>
     <w:p>
       <w:pPr>
         <w:pStyle w:val="Heading3"/>
@@ -20087,8 +21523,8 @@
         <w:t xml:space="preserve">üretilmiş imzadır — Bölüm 5’te öğrendiğimiz imza mekanizmasının birebir kendisi.</w:t>
       </w:r>
     </w:p>
-    <w:bookmarkEnd w:id="114"/>
-    <w:bookmarkStart w:id="115" w:name="sayısal-örnek-sertifika-kaç-bayt"/>
+    <w:bookmarkEnd w:id="138"/>
+    <w:bookmarkStart w:id="139" w:name="sayısal-örnek-sertifika-kaç-bayt"/>
     <w:p>
       <w:pPr>
         <w:pStyle w:val="Heading3"/>
@@ -20200,13 +21636,13 @@
         <w:pStyle w:val="FirstParagraph"/>
       </w:pPr>
       <w:r>
-        <w:t xml:space="preserve">DER (ikili) biçim genelde 500–900 bayt civarındadır (eğri tabanlı anahtarlar RSA’dan küçük olduğu için); PEM biçimi</w:t>
-      </w:r>
-      <w:r>
-        <w:t xml:space="preserve"> </w:t>
-      </w:r>
-      <w:r>
-        <w:t xml:space="preserve">Base64 kodlaması yüzünden bundan yaklaşık %33 daha büyüktür (Base64, her 3 ikili baytı 4 metin karakterine çevirir).</w:t>
+        <w:t xml:space="preserve">DER (binary) biçim genelde 500–900 bayt civarındadır (eğri tabanlı anahtarlar RSA’dan küçük olduğu için); PEM biçimi</w:t>
+      </w:r>
+      <w:r>
+        <w:t xml:space="preserve"> </w:t>
+      </w:r>
+      <w:r>
+        <w:t xml:space="preserve">Base64 kodlaması yüzünden bundan yaklaşık %33 daha büyüktür (Base64, her 3 binary baytı 4 metin karakterine çevirir).</w:t>
       </w:r>
       <w:r>
         <w:t xml:space="preserve"> </w:t>
@@ -20508,9 +21944,9 @@
         </w:pict>
       </w:r>
     </w:p>
-    <w:bookmarkEnd w:id="115"/>
-    <w:bookmarkEnd w:id="116"/>
-    <w:bookmarkStart w:id="122" w:name="openssl-ile-sertifika-zinciri-kurmak"/>
+    <w:bookmarkEnd w:id="139"/>
+    <w:bookmarkEnd w:id="140"/>
+    <w:bookmarkStart w:id="149" w:name="openssl-ile-sertifika-zinciri-kurmak"/>
     <w:p>
       <w:pPr>
         <w:pStyle w:val="Heading2"/>
@@ -20555,18 +21991,18 @@
           <wp:inline>
             <wp:extent cx="5759999" cy="1373829"/>
             <wp:effectExtent b="0" l="0" r="0" t="0"/>
-            <wp:docPr descr="Zincir doğrulamanın dört sorusu" title="" id="118" name="Picture"/>
+            <wp:docPr descr="Zincir doğrulamanın dört sorusu" title="" id="142" name="Picture"/>
             <a:graphic>
               <a:graphicData uri="http://schemas.openxmlformats.org/drawingml/2006/picture">
                 <pic:pic>
                   <pic:nvPicPr>
-                    <pic:cNvPr descr="h10-12-zincir-dogrulama.png" id="119" name="Picture"/>
+                    <pic:cNvPr descr="h10-12-zincir-dogrulama.png" id="143" name="Picture"/>
                     <pic:cNvPicPr>
                       <a:picLocks noChangeArrowheads="1" noChangeAspect="1"/>
                     </pic:cNvPicPr>
                   </pic:nvPicPr>
                   <pic:blipFill>
-                    <a:blip r:embed="rId117"/>
+                    <a:blip r:embed="rId141"/>
                     <a:stretch>
                       <a:fillRect/>
                     </a:stretch>
@@ -21718,7 +23154,7 @@
         <w:t xml:space="preserve">sertifikayı gönderip ara sertifikayı unutması, sahada sık görülen bir yapılandırma hatasıdır.</w:t>
       </w:r>
     </w:p>
-    <w:bookmarkStart w:id="120" w:name="sınıf-etkinliği-zinciri-bozmak"/>
+    <w:bookmarkStart w:id="147" w:name="sınıf-etkinliği-zinciri-bozmak"/>
     <w:p>
       <w:pPr>
         <w:pStyle w:val="Heading3"/>
@@ -21868,1057 +23304,39 @@
         <w:t xml:space="preserve">ile deneyin.</w:t>
       </w:r>
     </w:p>
-    <w:bookmarkEnd w:id="120"/>
-    <w:bookmarkStart w:id="121" w:name="Xd86458beae08b39394a5927cd36152abd57acb2"/>
-    <w:p>
-      <w:pPr>
-        <w:pStyle w:val="Heading3"/>
-      </w:pPr>
-      <w:r>
-        <w:t xml:space="preserve">İşlenmiş örnek: sınıf etkinliğinin iki senaryosunu baştan sona çözmek</w:t>
-      </w:r>
-    </w:p>
     <w:p>
       <w:pPr>
         <w:pStyle w:val="FirstParagraph"/>
       </w:pPr>
       <w:r>
-        <w:t xml:space="preserve">Yukarıdaki dört senaryonun ilk ikisini birlikte çözelim; 3. ve 4. senaryoyu siz tamamlayacaksınız.</w:t>
-      </w:r>
-    </w:p>
-    <w:p>
-      <w:pPr>
-        <w:pStyle w:val="BodyText"/>
-      </w:pPr>
-      <w:r>
-        <w:rPr>
-          <w:b/>
-          <w:bCs/>
-        </w:rPr>
-        <w:t xml:space="preserve">Senaryo 1 — Sunucu sertifikasını doğrudan kök ile imzalamak (ara CA’yı atlamak):</w:t>
-      </w:r>
-    </w:p>
-    <w:p>
-      <w:pPr>
-        <w:pStyle w:val="SourceCode"/>
-      </w:pPr>
-      <w:r>
-        <w:rPr>
-          <w:rStyle w:val="ExtensionTok"/>
-        </w:rPr>
-        <w:t xml:space="preserve">openssl</w:t>
-      </w:r>
-      <w:r>
-        <w:rPr>
-          <w:rStyle w:val="NormalTok"/>
-        </w:rPr>
-        <w:t xml:space="preserve"> x509 </w:t>
-      </w:r>
-      <w:r>
-        <w:rPr>
-          <w:rStyle w:val="AttributeTok"/>
-        </w:rPr>
-        <w:t xml:space="preserve">-req</w:t>
-      </w:r>
-      <w:r>
-        <w:rPr>
-          <w:rStyle w:val="NormalTok"/>
-        </w:rPr>
-        <w:t xml:space="preserve"> </w:t>
-      </w:r>
-      <w:r>
-        <w:rPr>
-          <w:rStyle w:val="AttributeTok"/>
-        </w:rPr>
-        <w:t xml:space="preserve">-in</w:t>
-      </w:r>
-      <w:r>
-        <w:rPr>
-          <w:rStyle w:val="NormalTok"/>
-        </w:rPr>
-        <w:t xml:space="preserve"> sunucu.csr </w:t>
-      </w:r>
-      <w:r>
-        <w:rPr>
-          <w:rStyle w:val="AttributeTok"/>
-        </w:rPr>
-        <w:t xml:space="preserve">-CA</w:t>
-      </w:r>
-      <w:r>
-        <w:rPr>
-          <w:rStyle w:val="NormalTok"/>
-        </w:rPr>
-        <w:t xml:space="preserve"> kok.crt </w:t>
-      </w:r>
-      <w:r>
-        <w:rPr>
-          <w:rStyle w:val="AttributeTok"/>
-        </w:rPr>
-        <w:t xml:space="preserve">-CAkey</w:t>
-      </w:r>
-      <w:r>
-        <w:rPr>
-          <w:rStyle w:val="NormalTok"/>
-        </w:rPr>
-        <w:t xml:space="preserve"> kok.key </w:t>
-      </w:r>
-      <w:r>
-        <w:rPr>
-          <w:rStyle w:val="AttributeTok"/>
-        </w:rPr>
-        <w:t xml:space="preserve">-CAcreateserial</w:t>
-      </w:r>
-      <w:r>
-        <w:rPr>
-          <w:rStyle w:val="NormalTok"/>
-        </w:rPr>
-        <w:t xml:space="preserve"> </w:t>
-      </w:r>
-      <w:r>
-        <w:rPr>
-          <w:rStyle w:val="AttributeTok"/>
-        </w:rPr>
-        <w:t xml:space="preserve">-days</w:t>
-      </w:r>
-      <w:r>
-        <w:rPr>
-          <w:rStyle w:val="NormalTok"/>
-        </w:rPr>
-        <w:t xml:space="preserve"> 90 </w:t>
-      </w:r>
-      <w:r>
-        <w:rPr>
-          <w:rStyle w:val="AttributeTok"/>
-        </w:rPr>
-        <w:t xml:space="preserve">-sha256</w:t>
-      </w:r>
-      <w:r>
-        <w:rPr>
-          <w:rStyle w:val="NormalTok"/>
-        </w:rPr>
-        <w:t xml:space="preserve"> </w:t>
-      </w:r>
-      <w:r>
-        <w:rPr>
-          <w:rStyle w:val="DataTypeTok"/>
-        </w:rPr>
-        <w:t xml:space="preserve">\</w:t>
-      </w:r>
-      <w:r>
-        <w:br/>
-      </w:r>
-      <w:r>
-        <w:rPr>
-          <w:rStyle w:val="NormalTok"/>
-        </w:rPr>
-        <w:t xml:space="preserve">  </w:t>
-      </w:r>
-      <w:r>
-        <w:rPr>
-          <w:rStyle w:val="AttributeTok"/>
-        </w:rPr>
-        <w:t xml:space="preserve">-out</w:t>
-      </w:r>
-      <w:r>
-        <w:rPr>
-          <w:rStyle w:val="NormalTok"/>
-        </w:rPr>
-        <w:t xml:space="preserve"> sunucu_kok.crt </w:t>
-      </w:r>
-      <w:r>
-        <w:rPr>
-          <w:rStyle w:val="AttributeTok"/>
-        </w:rPr>
-        <w:t xml:space="preserve">-extfile</w:t>
-      </w:r>
-      <w:r>
-        <w:rPr>
-          <w:rStyle w:val="NormalTok"/>
-        </w:rPr>
-        <w:t xml:space="preserve"> sunucu.ext</w:t>
-      </w:r>
-      <w:r>
-        <w:br/>
-      </w:r>
-      <w:r>
-        <w:rPr>
-          <w:rStyle w:val="ExtensionTok"/>
-        </w:rPr>
-        <w:t xml:space="preserve">openssl</w:t>
-      </w:r>
-      <w:r>
-        <w:rPr>
-          <w:rStyle w:val="NormalTok"/>
-        </w:rPr>
-        <w:t xml:space="preserve"> verify </w:t>
-      </w:r>
-      <w:r>
-        <w:rPr>
-          <w:rStyle w:val="AttributeTok"/>
-        </w:rPr>
-        <w:t xml:space="preserve">-CAfile</w:t>
-      </w:r>
-      <w:r>
-        <w:rPr>
-          <w:rStyle w:val="NormalTok"/>
-        </w:rPr>
-        <w:t xml:space="preserve"> kok.crt </w:t>
-      </w:r>
-      <w:r>
-        <w:rPr>
-          <w:rStyle w:val="AttributeTok"/>
-        </w:rPr>
-        <w:t xml:space="preserve">-untrusted</w:t>
-      </w:r>
-      <w:r>
-        <w:rPr>
-          <w:rStyle w:val="NormalTok"/>
-        </w:rPr>
-        <w:t xml:space="preserve"> ara.crt sunucu_kok.crt</w:t>
-      </w:r>
-    </w:p>
-    <w:p>
-      <w:pPr>
-        <w:pStyle w:val="SourceCode"/>
-      </w:pPr>
+        <w:t xml:space="preserve">Dört sorunun (imza? köke ulaşıyor mu? süresi geçerli mi? ad uyuyor mu?) altısını — eksik ara, süresi dolmuş, yanlış</w:t>
+      </w:r>
+      <w:r>
+        <w:t xml:space="preserve"> </w:t>
+      </w:r>
+      <w:r>
+        <w:t xml:space="preserve">kök,</w:t>
+      </w:r>
+      <w:r>
+        <w:t xml:space="preserve"> </w:t>
+      </w:r>
       <w:r>
         <w:rPr>
           <w:rStyle w:val="VerbatimChar"/>
         </w:rPr>
-        <w:t xml:space="preserve">sunucu_kok.crt: OK</w:t>
-      </w:r>
-    </w:p>
-    <w:p>
-      <w:pPr>
-        <w:pStyle w:val="FirstParagraph"/>
-      </w:pPr>
-      <w:r>
-        <w:t xml:space="preserve">Şaşırtıcı gelebilir:</w:t>
-      </w:r>
-      <w:r>
-        <w:t xml:space="preserve"> </w:t>
-      </w:r>
-      <w:r>
-        <w:rPr>
-          <w:rStyle w:val="VerbatimChar"/>
-        </w:rPr>
-        <w:t xml:space="preserve">ara.crt</w:t>
-      </w:r>
-      <w:r>
-        <w:t xml:space="preserve">’yi de verdiğimiz hâlde doğrulama</w:t>
-      </w:r>
-      <w:r>
-        <w:t xml:space="preserve"> </w:t>
-      </w:r>
-      <w:r>
-        <w:rPr>
-          <w:b/>
-          <w:bCs/>
-        </w:rPr>
-        <w:t xml:space="preserve">geçti</w:t>
-      </w:r>
-      <w:r>
-        <w:t xml:space="preserve">, çünkü OpenSSL zinciri</w:t>
-      </w:r>
-      <w:r>
-        <w:t xml:space="preserve"> </w:t>
-      </w:r>
-      <w:r>
-        <w:rPr>
-          <w:rStyle w:val="VerbatimChar"/>
-        </w:rPr>
-        <w:t xml:space="preserve">sunucu_kok.crt</w:t>
-      </w:r>
-      <w:r>
-        <w:t xml:space="preserve">’den</w:t>
-      </w:r>
-      <w:r>
-        <w:t xml:space="preserve"> </w:t>
-      </w:r>
-      <w:r>
-        <w:rPr>
-          <w:b/>
-          <w:bCs/>
-        </w:rPr>
-        <w:t xml:space="preserve">doğrudan</w:t>
-      </w:r>
-      <w:r>
-        <w:t xml:space="preserve"> </w:t>
-      </w:r>
-      <w:r>
-        <w:rPr>
-          <w:rStyle w:val="VerbatimChar"/>
-        </w:rPr>
-        <w:t xml:space="preserve">kok.crt</w:t>
-      </w:r>
-      <w:r>
-        <w:t xml:space="preserve">’ye kurabildi;</w:t>
-      </w:r>
-      <w:r>
-        <w:t xml:space="preserve"> </w:t>
-      </w:r>
-      <w:r>
-        <w:rPr>
-          <w:rStyle w:val="VerbatimChar"/>
-        </w:rPr>
-        <w:t xml:space="preserve">ara.crt</w:t>
-      </w:r>
-      <w:r>
-        <w:t xml:space="preserve"> </w:t>
-      </w:r>
-      <w:r>
-        <w:t xml:space="preserve">bu yolda hiç kullanılmadı, sadece kullanılabilecek bir aday olarak</w:t>
-      </w:r>
-      <w:r>
-        <w:t xml:space="preserve"> </w:t>
-      </w:r>
-      <w:r>
-        <w:t xml:space="preserve">havuzda durdu. Buradaki ders</w:t>
-      </w:r>
-      <w:r>
-        <w:t xml:space="preserve"> </w:t>
-      </w:r>
-      <w:r>
-        <w:rPr>
-          <w:b/>
-          <w:bCs/>
-        </w:rPr>
-        <w:t xml:space="preserve">kriptografik değil operasyoneldir</w:t>
-      </w:r>
-      <w:r>
-        <w:t xml:space="preserve">: matematiksel olarak kök CA, istediği her</w:t>
-      </w:r>
-      <w:r>
-        <w:t xml:space="preserve"> </w:t>
-      </w:r>
-      <w:r>
-        <w:t xml:space="preserve">sertifikayı doğrudan imzalayabilir. Ama bunu</w:t>
-      </w:r>
-      <w:r>
-        <w:t xml:space="preserve"> </w:t>
-      </w:r>
-      <w:r>
-        <w:rPr>
-          <w:b/>
-          <w:bCs/>
-        </w:rPr>
-        <w:t xml:space="preserve">yapmamalıyız</w:t>
-      </w:r>
-      <w:r>
-        <w:t xml:space="preserve">, çünkü kök CA’nın özel anahtarı her gün kullanılan bir</w:t>
-      </w:r>
-      <w:r>
-        <w:t xml:space="preserve"> </w:t>
-      </w:r>
-      <w:r>
-        <w:t xml:space="preserve">sistemde bulunursa (Bölüm 7’deki</w:t>
-      </w:r>
-      <w:r>
-        <w:t xml:space="preserve"> </w:t>
-      </w:r>
-      <w:r>
-        <w:t xml:space="preserve">“neden ara CA”</w:t>
-      </w:r>
-      <w:r>
-        <w:t xml:space="preserve"> </w:t>
-      </w:r>
-      <w:r>
-        <w:t xml:space="preserve">açıklaması), ele geçirilme riski artar ve bütün zincir çöker.</w:t>
-      </w:r>
-    </w:p>
-    <w:p>
-      <w:pPr>
-        <w:pStyle w:val="BodyText"/>
-      </w:pPr>
-      <w:r>
-        <w:rPr>
-          <w:b/>
-          <w:bCs/>
-        </w:rPr>
-        <w:t xml:space="preserve">Senaryo 2 — Ara CA’yı</w:t>
-      </w:r>
-      <w:r>
-        <w:rPr>
-          <w:b/>
-          <w:bCs/>
-        </w:rPr>
-        <w:t xml:space="preserve"> </w:t>
-      </w:r>
-      <w:r>
-        <w:rPr>
-          <w:rStyle w:val="VerbatimChar"/>
-          <w:b/>
-          <w:bCs/>
-        </w:rPr>
         <w:t xml:space="preserve">CA:FALSE</w:t>
       </w:r>
       <w:r>
-        <w:rPr>
-          <w:b/>
-          <w:bCs/>
-        </w:rPr>
-        <w:t xml:space="preserve"> </w:t>
-      </w:r>
-      <w:r>
-        <w:rPr>
-          <w:b/>
-          <w:bCs/>
-        </w:rPr>
-        <w:t xml:space="preserve">ile üretmek:</w:t>
-      </w:r>
-    </w:p>
-    <w:p>
-      <w:pPr>
-        <w:pStyle w:val="SourceCode"/>
-      </w:pPr>
-      <w:r>
-        <w:rPr>
-          <w:rStyle w:val="BuiltInTok"/>
-        </w:rPr>
-        <w:t xml:space="preserve">printf</w:t>
-      </w:r>
-      <w:r>
-        <w:rPr>
-          <w:rStyle w:val="NormalTok"/>
-        </w:rPr>
-        <w:t xml:space="preserve"> </w:t>
-      </w:r>
-      <w:r>
-        <w:rPr>
-          <w:rStyle w:val="StringTok"/>
-        </w:rPr>
-        <w:t xml:space="preserve">"basicConstraints=critical,CA:FALSE\nkeyUsage=critical,keyCertSign,cRLSign\n"</w:t>
-      </w:r>
-      <w:r>
-        <w:rPr>
-          <w:rStyle w:val="NormalTok"/>
-        </w:rPr>
-        <w:t xml:space="preserve"> </w:t>
-      </w:r>
-      <w:r>
-        <w:rPr>
-          <w:rStyle w:val="OperatorTok"/>
-        </w:rPr>
-        <w:t xml:space="preserve">&gt;</w:t>
-      </w:r>
-      <w:r>
-        <w:rPr>
-          <w:rStyle w:val="NormalTok"/>
-        </w:rPr>
-        <w:t xml:space="preserve"> ara_yanlis.ext</w:t>
-      </w:r>
-      <w:r>
-        <w:br/>
-      </w:r>
-      <w:r>
-        <w:rPr>
-          <w:rStyle w:val="ExtensionTok"/>
-        </w:rPr>
-        <w:t xml:space="preserve">openssl</w:t>
-      </w:r>
-      <w:r>
-        <w:rPr>
-          <w:rStyle w:val="NormalTok"/>
-        </w:rPr>
-        <w:t xml:space="preserve"> x509 </w:t>
-      </w:r>
-      <w:r>
-        <w:rPr>
-          <w:rStyle w:val="AttributeTok"/>
-        </w:rPr>
-        <w:t xml:space="preserve">-req</w:t>
-      </w:r>
-      <w:r>
-        <w:rPr>
-          <w:rStyle w:val="NormalTok"/>
-        </w:rPr>
-        <w:t xml:space="preserve"> </w:t>
-      </w:r>
-      <w:r>
-        <w:rPr>
-          <w:rStyle w:val="AttributeTok"/>
-        </w:rPr>
-        <w:t xml:space="preserve">-in</w:t>
-      </w:r>
-      <w:r>
-        <w:rPr>
-          <w:rStyle w:val="NormalTok"/>
-        </w:rPr>
-        <w:t xml:space="preserve"> ara.csr </w:t>
-      </w:r>
-      <w:r>
-        <w:rPr>
-          <w:rStyle w:val="AttributeTok"/>
-        </w:rPr>
-        <w:t xml:space="preserve">-CA</w:t>
-      </w:r>
-      <w:r>
-        <w:rPr>
-          <w:rStyle w:val="NormalTok"/>
-        </w:rPr>
-        <w:t xml:space="preserve"> kok.crt </w:t>
-      </w:r>
-      <w:r>
-        <w:rPr>
-          <w:rStyle w:val="AttributeTok"/>
-        </w:rPr>
-        <w:t xml:space="preserve">-CAkey</w:t>
-      </w:r>
-      <w:r>
-        <w:rPr>
-          <w:rStyle w:val="NormalTok"/>
-        </w:rPr>
-        <w:t xml:space="preserve"> kok.key </w:t>
-      </w:r>
-      <w:r>
-        <w:rPr>
-          <w:rStyle w:val="AttributeTok"/>
-        </w:rPr>
-        <w:t xml:space="preserve">-CAcreateserial</w:t>
-      </w:r>
-      <w:r>
-        <w:rPr>
-          <w:rStyle w:val="NormalTok"/>
-        </w:rPr>
-        <w:t xml:space="preserve"> </w:t>
-      </w:r>
-      <w:r>
-        <w:rPr>
-          <w:rStyle w:val="AttributeTok"/>
-        </w:rPr>
-        <w:t xml:space="preserve">-days</w:t>
-      </w:r>
-      <w:r>
-        <w:rPr>
-          <w:rStyle w:val="NormalTok"/>
-        </w:rPr>
-        <w:t xml:space="preserve"> 1825 </w:t>
-      </w:r>
-      <w:r>
-        <w:rPr>
-          <w:rStyle w:val="AttributeTok"/>
-        </w:rPr>
-        <w:t xml:space="preserve">-sha256</w:t>
-      </w:r>
-      <w:r>
-        <w:rPr>
-          <w:rStyle w:val="NormalTok"/>
-        </w:rPr>
-        <w:t xml:space="preserve"> </w:t>
-      </w:r>
-      <w:r>
-        <w:rPr>
-          <w:rStyle w:val="DataTypeTok"/>
-        </w:rPr>
-        <w:t xml:space="preserve">\</w:t>
-      </w:r>
-      <w:r>
-        <w:br/>
-      </w:r>
-      <w:r>
-        <w:rPr>
-          <w:rStyle w:val="NormalTok"/>
-        </w:rPr>
-        <w:t xml:space="preserve">  </w:t>
-      </w:r>
-      <w:r>
-        <w:rPr>
-          <w:rStyle w:val="AttributeTok"/>
-        </w:rPr>
-        <w:t xml:space="preserve">-out</w:t>
-      </w:r>
-      <w:r>
-        <w:rPr>
-          <w:rStyle w:val="NormalTok"/>
-        </w:rPr>
-        <w:t xml:space="preserve"> ara_yanlis.crt </w:t>
-      </w:r>
-      <w:r>
-        <w:rPr>
-          <w:rStyle w:val="AttributeTok"/>
-        </w:rPr>
-        <w:t xml:space="preserve">-extfile</w:t>
-      </w:r>
-      <w:r>
-        <w:rPr>
-          <w:rStyle w:val="NormalTok"/>
-        </w:rPr>
-        <w:t xml:space="preserve"> ara_yanlis.ext</w:t>
-      </w:r>
-      <w:r>
-        <w:br/>
-      </w:r>
-      <w:r>
-        <w:br/>
-      </w:r>
-      <w:r>
-        <w:rPr>
-          <w:rStyle w:val="ExtensionTok"/>
-        </w:rPr>
-        <w:t xml:space="preserve">openssl</w:t>
-      </w:r>
-      <w:r>
-        <w:rPr>
-          <w:rStyle w:val="NormalTok"/>
-        </w:rPr>
-        <w:t xml:space="preserve"> x509 </w:t>
-      </w:r>
-      <w:r>
-        <w:rPr>
-          <w:rStyle w:val="AttributeTok"/>
-        </w:rPr>
-        <w:t xml:space="preserve">-req</w:t>
-      </w:r>
-      <w:r>
-        <w:rPr>
-          <w:rStyle w:val="NormalTok"/>
-        </w:rPr>
-        <w:t xml:space="preserve"> </w:t>
-      </w:r>
-      <w:r>
-        <w:rPr>
-          <w:rStyle w:val="AttributeTok"/>
-        </w:rPr>
-        <w:t xml:space="preserve">-in</w:t>
-      </w:r>
-      <w:r>
-        <w:rPr>
-          <w:rStyle w:val="NormalTok"/>
-        </w:rPr>
-        <w:t xml:space="preserve"> sunucu.csr </w:t>
-      </w:r>
-      <w:r>
-        <w:rPr>
-          <w:rStyle w:val="AttributeTok"/>
-        </w:rPr>
-        <w:t xml:space="preserve">-CA</w:t>
-      </w:r>
-      <w:r>
-        <w:rPr>
-          <w:rStyle w:val="NormalTok"/>
-        </w:rPr>
-        <w:t xml:space="preserve"> ara_yanlis.crt </w:t>
-      </w:r>
-      <w:r>
-        <w:rPr>
-          <w:rStyle w:val="AttributeTok"/>
-        </w:rPr>
-        <w:t xml:space="preserve">-CAkey</w:t>
-      </w:r>
-      <w:r>
-        <w:rPr>
-          <w:rStyle w:val="NormalTok"/>
-        </w:rPr>
-        <w:t xml:space="preserve"> ara.key </w:t>
-      </w:r>
-      <w:r>
-        <w:rPr>
-          <w:rStyle w:val="AttributeTok"/>
-        </w:rPr>
-        <w:t xml:space="preserve">-CAcreateserial</w:t>
-      </w:r>
-      <w:r>
-        <w:rPr>
-          <w:rStyle w:val="NormalTok"/>
-        </w:rPr>
-        <w:t xml:space="preserve"> </w:t>
-      </w:r>
-      <w:r>
-        <w:rPr>
-          <w:rStyle w:val="AttributeTok"/>
-        </w:rPr>
-        <w:t xml:space="preserve">-days</w:t>
-      </w:r>
-      <w:r>
-        <w:rPr>
-          <w:rStyle w:val="NormalTok"/>
-        </w:rPr>
-        <w:t xml:space="preserve"> 90 </w:t>
-      </w:r>
-      <w:r>
-        <w:rPr>
-          <w:rStyle w:val="AttributeTok"/>
-        </w:rPr>
-        <w:t xml:space="preserve">-sha256</w:t>
-      </w:r>
-      <w:r>
-        <w:rPr>
-          <w:rStyle w:val="NormalTok"/>
-        </w:rPr>
-        <w:t xml:space="preserve"> </w:t>
-      </w:r>
-      <w:r>
-        <w:rPr>
-          <w:rStyle w:val="DataTypeTok"/>
-        </w:rPr>
-        <w:t xml:space="preserve">\</w:t>
-      </w:r>
-      <w:r>
-        <w:br/>
-      </w:r>
-      <w:r>
-        <w:rPr>
-          <w:rStyle w:val="NormalTok"/>
-        </w:rPr>
-        <w:t xml:space="preserve">  </w:t>
-      </w:r>
-      <w:r>
-        <w:rPr>
-          <w:rStyle w:val="AttributeTok"/>
-        </w:rPr>
-        <w:t xml:space="preserve">-out</w:t>
-      </w:r>
-      <w:r>
-        <w:rPr>
-          <w:rStyle w:val="NormalTok"/>
-        </w:rPr>
-        <w:t xml:space="preserve"> sunucu_yanlis.crt </w:t>
-      </w:r>
-      <w:r>
-        <w:rPr>
-          <w:rStyle w:val="AttributeTok"/>
-        </w:rPr>
-        <w:t xml:space="preserve">-extfile</w:t>
-      </w:r>
-      <w:r>
-        <w:rPr>
-          <w:rStyle w:val="NormalTok"/>
-        </w:rPr>
-        <w:t xml:space="preserve"> sunucu.ext</w:t>
-      </w:r>
-      <w:r>
-        <w:br/>
-      </w:r>
-      <w:r>
-        <w:br/>
-      </w:r>
-      <w:r>
-        <w:rPr>
-          <w:rStyle w:val="ExtensionTok"/>
-        </w:rPr>
-        <w:t xml:space="preserve">openssl</w:t>
-      </w:r>
-      <w:r>
-        <w:rPr>
-          <w:rStyle w:val="NormalTok"/>
-        </w:rPr>
-        <w:t xml:space="preserve"> verify </w:t>
-      </w:r>
-      <w:r>
-        <w:rPr>
-          <w:rStyle w:val="AttributeTok"/>
-        </w:rPr>
-        <w:t xml:space="preserve">-CAfile</w:t>
-      </w:r>
-      <w:r>
-        <w:rPr>
-          <w:rStyle w:val="NormalTok"/>
-        </w:rPr>
-        <w:t xml:space="preserve"> kok.crt </w:t>
-      </w:r>
-      <w:r>
-        <w:rPr>
-          <w:rStyle w:val="AttributeTok"/>
-        </w:rPr>
-        <w:t xml:space="preserve">-untrusted</w:t>
-      </w:r>
-      <w:r>
-        <w:rPr>
-          <w:rStyle w:val="NormalTok"/>
-        </w:rPr>
-        <w:t xml:space="preserve"> ara_yanlis.crt sunucu_yanlis.crt</w:t>
-      </w:r>
-    </w:p>
-    <w:p>
-      <w:pPr>
-        <w:pStyle w:val="SourceCode"/>
-      </w:pPr>
-      <w:r>
-        <w:rPr>
-          <w:rStyle w:val="VerbatimChar"/>
-        </w:rPr>
-        <w:t xml:space="preserve">CN=CEN429 Lab Ara CA</w:t>
-      </w:r>
-      <w:r>
-        <w:br/>
-      </w:r>
-      <w:r>
-        <w:rPr>
-          <w:rStyle w:val="VerbatimChar"/>
-        </w:rPr>
-        <w:t xml:space="preserve">error 79 at 1 depth lookup: invalid CA certificate</w:t>
-      </w:r>
-      <w:r>
-        <w:br/>
-      </w:r>
-      <w:r>
-        <w:rPr>
-          <w:rStyle w:val="VerbatimChar"/>
-        </w:rPr>
-        <w:t xml:space="preserve">error sunucu_yanlis.crt: verification failed</w:t>
-      </w:r>
-    </w:p>
-    <w:p>
-      <w:pPr>
-        <w:pStyle w:val="FirstParagraph"/>
-      </w:pPr>
-      <w:r>
-        <w:t xml:space="preserve">Bu kez doğrulama</w:t>
-      </w:r>
-      <w:r>
-        <w:t xml:space="preserve"> </w:t>
-      </w:r>
-      <w:r>
-        <w:rPr>
-          <w:b/>
-          <w:bCs/>
-        </w:rPr>
-        <w:t xml:space="preserve">reddedildi</w:t>
-      </w:r>
-      <w:r>
-        <w:t xml:space="preserve"> </w:t>
-      </w:r>
-      <w:r>
-        <w:t xml:space="preserve">—</w:t>
-      </w:r>
-      <w:r>
-        <w:t xml:space="preserve"> </w:t>
-      </w:r>
-      <w:r>
-        <w:rPr>
-          <w:rStyle w:val="VerbatimChar"/>
-        </w:rPr>
-        <w:t xml:space="preserve">ara_yanlis.crt</w:t>
-      </w:r>
-      <w:r>
-        <w:t xml:space="preserve">’nin</w:t>
-      </w:r>
-      <w:r>
-        <w:t xml:space="preserve"> </w:t>
-      </w:r>
-      <w:r>
-        <w:rPr>
-          <w:rStyle w:val="VerbatimChar"/>
-        </w:rPr>
-        <w:t xml:space="preserve">basicConstraints</w:t>
-      </w:r>
-      <w:r>
-        <w:t xml:space="preserve">’i</w:t>
-      </w:r>
-      <w:r>
-        <w:t xml:space="preserve"> </w:t>
-      </w:r>
-      <w:r>
-        <w:rPr>
-          <w:rStyle w:val="VerbatimChar"/>
-        </w:rPr>
-        <w:t xml:space="preserve">CA:FALSE</w:t>
-      </w:r>
-      <w:r>
-        <w:t xml:space="preserve"> </w:t>
-      </w:r>
-      <w:r>
-        <w:t xml:space="preserve">olduğu için, matematiksel</w:t>
-      </w:r>
-      <w:r>
-        <w:t xml:space="preserve"> </w:t>
-      </w:r>
-      <w:r>
-        <w:t xml:space="preserve">imza doğru olsa bile OpenSSL bu sertifikanın</w:t>
-      </w:r>
-      <w:r>
-        <w:t xml:space="preserve"> </w:t>
-      </w:r>
-      <w:r>
-        <w:rPr>
-          <w:b/>
-          <w:bCs/>
-        </w:rPr>
-        <w:t xml:space="preserve">başka bir sertifika imzalama yetkisi olmadığını</w:t>
-      </w:r>
-      <w:r>
-        <w:t xml:space="preserve"> </w:t>
-      </w:r>
-      <w:r>
-        <w:t xml:space="preserve">görüyor ve zinciri</w:t>
-      </w:r>
-      <w:r>
-        <w:t xml:space="preserve"> </w:t>
-      </w:r>
-      <w:r>
-        <w:t xml:space="preserve">“depth 1”</w:t>
-      </w:r>
-      <w:r>
-        <w:t xml:space="preserve">de (aradaki katmanda) geçersiz sayıyor. Bu, Bölüm 8’deki</w:t>
-      </w:r>
-      <w:r>
-        <w:t xml:space="preserve"> </w:t>
-      </w:r>
-      <w:r>
-        <w:rPr>
-          <w:rStyle w:val="VerbatimChar"/>
-        </w:rPr>
-        <w:t xml:space="preserve">Basic Constraints</w:t>
-      </w:r>
-      <w:r>
-        <w:t xml:space="preserve"> </w:t>
-      </w:r>
-      <w:r>
-        <w:t xml:space="preserve">alanının</w:t>
-      </w:r>
-      <w:r>
-        <w:t xml:space="preserve"> </w:t>
-      </w:r>
-      <w:r>
-        <w:rPr>
-          <w:b/>
-          <w:bCs/>
-        </w:rPr>
-        <w:t xml:space="preserve">davranışı fiilen</w:t>
-      </w:r>
-      <w:r>
-        <w:rPr>
-          <w:b/>
-          <w:bCs/>
-        </w:rPr>
-        <w:t xml:space="preserve"> </w:t>
-      </w:r>
-      <w:r>
-        <w:rPr>
-          <w:b/>
-          <w:bCs/>
-        </w:rPr>
-        <w:t xml:space="preserve">değiştiren</w:t>
-      </w:r>
-      <w:r>
-        <w:t xml:space="preserve"> </w:t>
-      </w:r>
-      <w:r>
-        <w:t xml:space="preserve">bir uzantı olduğunun kanıtıdır — süslü bir metin alanı değildir.</w:t>
-      </w:r>
-    </w:p>
-    <w:p>
-      <w:pPr>
-        <w:pStyle w:val="BodyText"/>
-      </w:pPr>
-      <w:r>
-        <w:t xml:space="preserve">Senaryo 1 ile 2’yi karşılaştırın: ikisi de</w:t>
-      </w:r>
-      <w:r>
-        <w:t xml:space="preserve"> </w:t>
-      </w:r>
-      <w:r>
-        <w:t xml:space="preserve">“yanlış”</w:t>
-      </w:r>
-      <w:r>
-        <w:t xml:space="preserve"> </w:t>
-      </w:r>
-      <w:r>
-        <w:t xml:space="preserve">bir zincir kurar, ama biri (</w:t>
-      </w:r>
-      <w:r>
-        <w:rPr>
-          <w:b/>
-          <w:bCs/>
-        </w:rPr>
-        <w:t xml:space="preserve">kök ile doğrudan imzalama</w:t>
-      </w:r>
-      <w:r>
-        <w:t xml:space="preserve">)</w:t>
-      </w:r>
-      <w:r>
-        <w:t xml:space="preserve"> </w:t>
-      </w:r>
-      <w:r>
-        <w:t xml:space="preserve">kriptografik olarak geçerlidir ve yalnız operasyonel bir hatadır; diğeri (</w:t>
-      </w:r>
-      <w:r>
-        <w:rPr>
-          <w:b/>
-          <w:bCs/>
-        </w:rPr>
-        <w:t xml:space="preserve">CA:FALSE ile imzalama</w:t>
-      </w:r>
-      <w:r>
-        <w:t xml:space="preserve">) protokol</w:t>
-      </w:r>
-      <w:r>
-        <w:t xml:space="preserve"> </w:t>
-      </w:r>
-      <w:r>
-        <w:t xml:space="preserve">düzeyinde reddedilir. Bir değerlendirici PKI kurulumunuzu incelerken bu ayrımı tam olarak arar:</w:t>
-      </w:r>
-      <w:r>
-        <w:t xml:space="preserve"> </w:t>
-      </w:r>
-      <w:r>
-        <w:t xml:space="preserve">“zincir teknik</w:t>
-      </w:r>
-      <w:r>
-        <w:t xml:space="preserve"> </w:t>
-      </w:r>
-      <w:r>
-        <w:t xml:space="preserve">olarak çalışıyor mu”</w:t>
-      </w:r>
-      <w:r>
-        <w:t xml:space="preserve"> </w:t>
-      </w:r>
-      <w:r>
-        <w:t xml:space="preserve">ve</w:t>
-      </w:r>
-      <w:r>
-        <w:t xml:space="preserve"> </w:t>
-      </w:r>
-      <w:r>
-        <w:t xml:space="preserve">“zincir tasarım kurallarına uyuyor mu”</w:t>
-      </w:r>
-      <w:r>
-        <w:t xml:space="preserve"> </w:t>
-      </w:r>
-      <w:r>
-        <w:t xml:space="preserve">iki ayrı sorudur.</w:t>
-      </w:r>
-    </w:p>
-    <w:p>
-      <w:r>
-        <w:pict>
-          <v:rect style="width:0;height:1.5pt" o:hralign="center" o:hrstd="t" o:hr="t"/>
-        </w:pict>
-      </w:r>
-    </w:p>
-    <w:bookmarkEnd w:id="121"/>
-    <w:bookmarkEnd w:id="122"/>
-    <w:bookmarkStart w:id="128" w:name="Xd85a91f18bbe79397506106fc27770dd06e3740"/>
-    <w:p>
-      <w:pPr>
-        <w:pStyle w:val="Heading2"/>
-      </w:pPr>
-      <w:r>
-        <w:t xml:space="preserve">10. Sertifika iptali: CRL, OCSP ve yanıt iliştirme (Tarif 10.10–10.12)</w:t>
-      </w:r>
-    </w:p>
-    <w:p>
-      <w:pPr>
-        <w:pStyle w:val="FirstParagraph"/>
-      </w:pPr>
-      <w:r>
-        <w:t xml:space="preserve">Bir sertifikanın özel anahtarı çalınırsa ya da sertifika hatalı çıkarılmışsa, geçerlilik süresi dolmadan</w:t>
-      </w:r>
-      <w:r>
-        <w:t xml:space="preserve"> </w:t>
-      </w:r>
-      <w:r>
-        <w:rPr>
-          <w:b/>
-          <w:bCs/>
-        </w:rPr>
-        <w:t xml:space="preserve">iptal</w:t>
-      </w:r>
-      <w:r>
-        <w:t xml:space="preserve"> </w:t>
-      </w:r>
-      <w:r>
-        <w:t xml:space="preserve">edilmesi gerekir. İstemcinin bunu öğrenmesinin üç yolu vardır:</w:t>
+        <w:t xml:space="preserve"> </w:t>
+      </w:r>
+      <w:r>
+        <w:t xml:space="preserve">imzalayıcı, yanlış ad ve tam zincir — aynı animasyonda deneyip 3. ve 4. senaryoyu kendiniz çözmeden</w:t>
+      </w:r>
+      <w:r>
+        <w:t xml:space="preserve"> </w:t>
+      </w:r>
+      <w:r>
+        <w:t xml:space="preserve">önce fikir edinin:</w:t>
       </w:r>
     </w:p>
     <w:p>
@@ -22928,20 +23346,1166 @@
       <w:r>
         <w:drawing>
           <wp:inline>
-            <wp:extent cx="5759999" cy="2512751"/>
+            <wp:extent cx="5111999" cy="2422973"/>
             <wp:effectExtent b="0" l="0" r="0" t="0"/>
-            <wp:docPr descr="Sertifika iptali: CRL, OCSP ve yanıt iliştirme (stapling) karşılaştırması" title="" id="124" name="Picture"/>
+            <wp:docPr descr="X.509 zincir doğrulama — adım adım" title="" id="145" name="Picture"/>
             <a:graphic>
               <a:graphicData uri="http://schemas.openxmlformats.org/drawingml/2006/picture">
                 <pic:pic>
                   <pic:nvPicPr>
-                    <pic:cNvPr descr="h10-04-sertifika-iptali.png" id="125" name="Picture"/>
+                    <pic:cNvPr descr="x509-chain-validation.tr.png" id="146" name="Picture"/>
                     <pic:cNvPicPr>
                       <a:picLocks noChangeArrowheads="1" noChangeAspect="1"/>
                     </pic:cNvPicPr>
                   </pic:nvPicPr>
                   <pic:blipFill>
-                    <a:blip r:embed="rId123"/>
+                    <a:blip r:embed="rId144"/>
+                    <a:stretch>
+                      <a:fillRect/>
+                    </a:stretch>
+                  </pic:blipFill>
+                  <pic:spPr bwMode="auto">
+                    <a:xfrm>
+                      <a:off x="0" y="0"/>
+                      <a:ext cx="5111999" cy="2422973"/>
+                    </a:xfrm>
+                    <a:prstGeom prst="rect">
+                      <a:avLst/>
+                    </a:prstGeom>
+                    <a:noFill/>
+                    <a:ln w="9525">
+                      <a:noFill/>
+                      <a:headEnd/>
+                      <a:tailEnd/>
+                    </a:ln>
+                  </pic:spPr>
+                </pic:pic>
+              </a:graphicData>
+            </a:graphic>
+          </wp:inline>
+        </w:drawing>
+      </w:r>
+    </w:p>
+    <w:p>
+      <w:pPr>
+        <w:pStyle w:val="BodyText"/>
+      </w:pPr>
+      <w:r>
+        <w:t xml:space="preserve">Örnek seçicide</w:t>
+      </w:r>
+      <w:r>
+        <w:t xml:space="preserve"> </w:t>
+      </w:r>
+      <w:r>
+        <w:rPr>
+          <w:b/>
+          <w:bCs/>
+        </w:rPr>
+        <w:t xml:space="preserve">Uç durum: sertifikanın süresi dolmuş</w:t>
+      </w:r>
+      <w:r>
+        <w:t xml:space="preserve"> </w:t>
+      </w:r>
+      <w:r>
+        <w:t xml:space="preserve">ve</w:t>
+      </w:r>
+      <w:r>
+        <w:t xml:space="preserve"> </w:t>
+      </w:r>
+      <w:r>
+        <w:rPr>
+          <w:b/>
+          <w:bCs/>
+        </w:rPr>
+        <w:t xml:space="preserve">Uç durum: istenen ad SAN listesinde yok</w:t>
+      </w:r>
+      <w:r>
+        <w:t xml:space="preserve"> </w:t>
+      </w:r>
+      <w:r>
+        <w:t xml:space="preserve">yukarıdaki</w:t>
+      </w:r>
+      <w:r>
+        <w:t xml:space="preserve"> </w:t>
+      </w:r>
+      <w:r>
+        <w:t xml:space="preserve">3. ve 4. sorulara karşılık gelir.</w:t>
+      </w:r>
+    </w:p>
+    <w:bookmarkEnd w:id="147"/>
+    <w:bookmarkStart w:id="148" w:name="Xd86458beae08b39394a5927cd36152abd57acb2"/>
+    <w:p>
+      <w:pPr>
+        <w:pStyle w:val="Heading3"/>
+      </w:pPr>
+      <w:r>
+        <w:t xml:space="preserve">İşlenmiş örnek: sınıf etkinliğinin iki senaryosunu baştan sona çözmek</w:t>
+      </w:r>
+    </w:p>
+    <w:p>
+      <w:pPr>
+        <w:pStyle w:val="FirstParagraph"/>
+      </w:pPr>
+      <w:r>
+        <w:t xml:space="preserve">Yukarıdaki dört senaryonun ilk ikisini birlikte çözelim; 3. ve 4. senaryoyu siz tamamlayacaksınız.</w:t>
+      </w:r>
+    </w:p>
+    <w:p>
+      <w:pPr>
+        <w:pStyle w:val="BodyText"/>
+      </w:pPr>
+      <w:r>
+        <w:rPr>
+          <w:b/>
+          <w:bCs/>
+        </w:rPr>
+        <w:t xml:space="preserve">Senaryo 1 — Sunucu sertifikasını doğrudan kök ile imzalamak (ara CA’yı atlamak):</w:t>
+      </w:r>
+    </w:p>
+    <w:p>
+      <w:pPr>
+        <w:pStyle w:val="SourceCode"/>
+      </w:pPr>
+      <w:r>
+        <w:rPr>
+          <w:rStyle w:val="ExtensionTok"/>
+        </w:rPr>
+        <w:t xml:space="preserve">openssl</w:t>
+      </w:r>
+      <w:r>
+        <w:rPr>
+          <w:rStyle w:val="NormalTok"/>
+        </w:rPr>
+        <w:t xml:space="preserve"> x509 </w:t>
+      </w:r>
+      <w:r>
+        <w:rPr>
+          <w:rStyle w:val="AttributeTok"/>
+        </w:rPr>
+        <w:t xml:space="preserve">-req</w:t>
+      </w:r>
+      <w:r>
+        <w:rPr>
+          <w:rStyle w:val="NormalTok"/>
+        </w:rPr>
+        <w:t xml:space="preserve"> </w:t>
+      </w:r>
+      <w:r>
+        <w:rPr>
+          <w:rStyle w:val="AttributeTok"/>
+        </w:rPr>
+        <w:t xml:space="preserve">-in</w:t>
+      </w:r>
+      <w:r>
+        <w:rPr>
+          <w:rStyle w:val="NormalTok"/>
+        </w:rPr>
+        <w:t xml:space="preserve"> sunucu.csr </w:t>
+      </w:r>
+      <w:r>
+        <w:rPr>
+          <w:rStyle w:val="AttributeTok"/>
+        </w:rPr>
+        <w:t xml:space="preserve">-CA</w:t>
+      </w:r>
+      <w:r>
+        <w:rPr>
+          <w:rStyle w:val="NormalTok"/>
+        </w:rPr>
+        <w:t xml:space="preserve"> kok.crt </w:t>
+      </w:r>
+      <w:r>
+        <w:rPr>
+          <w:rStyle w:val="AttributeTok"/>
+        </w:rPr>
+        <w:t xml:space="preserve">-CAkey</w:t>
+      </w:r>
+      <w:r>
+        <w:rPr>
+          <w:rStyle w:val="NormalTok"/>
+        </w:rPr>
+        <w:t xml:space="preserve"> kok.key </w:t>
+      </w:r>
+      <w:r>
+        <w:rPr>
+          <w:rStyle w:val="AttributeTok"/>
+        </w:rPr>
+        <w:t xml:space="preserve">-CAcreateserial</w:t>
+      </w:r>
+      <w:r>
+        <w:rPr>
+          <w:rStyle w:val="NormalTok"/>
+        </w:rPr>
+        <w:t xml:space="preserve"> </w:t>
+      </w:r>
+      <w:r>
+        <w:rPr>
+          <w:rStyle w:val="AttributeTok"/>
+        </w:rPr>
+        <w:t xml:space="preserve">-days</w:t>
+      </w:r>
+      <w:r>
+        <w:rPr>
+          <w:rStyle w:val="NormalTok"/>
+        </w:rPr>
+        <w:t xml:space="preserve"> 90 </w:t>
+      </w:r>
+      <w:r>
+        <w:rPr>
+          <w:rStyle w:val="AttributeTok"/>
+        </w:rPr>
+        <w:t xml:space="preserve">-sha256</w:t>
+      </w:r>
+      <w:r>
+        <w:rPr>
+          <w:rStyle w:val="NormalTok"/>
+        </w:rPr>
+        <w:t xml:space="preserve"> </w:t>
+      </w:r>
+      <w:r>
+        <w:rPr>
+          <w:rStyle w:val="DataTypeTok"/>
+        </w:rPr>
+        <w:t xml:space="preserve">\</w:t>
+      </w:r>
+      <w:r>
+        <w:br/>
+      </w:r>
+      <w:r>
+        <w:rPr>
+          <w:rStyle w:val="NormalTok"/>
+        </w:rPr>
+        <w:t xml:space="preserve">  </w:t>
+      </w:r>
+      <w:r>
+        <w:rPr>
+          <w:rStyle w:val="AttributeTok"/>
+        </w:rPr>
+        <w:t xml:space="preserve">-out</w:t>
+      </w:r>
+      <w:r>
+        <w:rPr>
+          <w:rStyle w:val="NormalTok"/>
+        </w:rPr>
+        <w:t xml:space="preserve"> sunucu_kok.crt </w:t>
+      </w:r>
+      <w:r>
+        <w:rPr>
+          <w:rStyle w:val="AttributeTok"/>
+        </w:rPr>
+        <w:t xml:space="preserve">-extfile</w:t>
+      </w:r>
+      <w:r>
+        <w:rPr>
+          <w:rStyle w:val="NormalTok"/>
+        </w:rPr>
+        <w:t xml:space="preserve"> sunucu.ext</w:t>
+      </w:r>
+      <w:r>
+        <w:br/>
+      </w:r>
+      <w:r>
+        <w:rPr>
+          <w:rStyle w:val="ExtensionTok"/>
+        </w:rPr>
+        <w:t xml:space="preserve">openssl</w:t>
+      </w:r>
+      <w:r>
+        <w:rPr>
+          <w:rStyle w:val="NormalTok"/>
+        </w:rPr>
+        <w:t xml:space="preserve"> verify </w:t>
+      </w:r>
+      <w:r>
+        <w:rPr>
+          <w:rStyle w:val="AttributeTok"/>
+        </w:rPr>
+        <w:t xml:space="preserve">-CAfile</w:t>
+      </w:r>
+      <w:r>
+        <w:rPr>
+          <w:rStyle w:val="NormalTok"/>
+        </w:rPr>
+        <w:t xml:space="preserve"> kok.crt </w:t>
+      </w:r>
+      <w:r>
+        <w:rPr>
+          <w:rStyle w:val="AttributeTok"/>
+        </w:rPr>
+        <w:t xml:space="preserve">-untrusted</w:t>
+      </w:r>
+      <w:r>
+        <w:rPr>
+          <w:rStyle w:val="NormalTok"/>
+        </w:rPr>
+        <w:t xml:space="preserve"> ara.crt sunucu_kok.crt</w:t>
+      </w:r>
+    </w:p>
+    <w:p>
+      <w:pPr>
+        <w:pStyle w:val="SourceCode"/>
+      </w:pPr>
+      <w:r>
+        <w:rPr>
+          <w:rStyle w:val="VerbatimChar"/>
+        </w:rPr>
+        <w:t xml:space="preserve">sunucu_kok.crt: OK</w:t>
+      </w:r>
+    </w:p>
+    <w:p>
+      <w:pPr>
+        <w:pStyle w:val="FirstParagraph"/>
+      </w:pPr>
+      <w:r>
+        <w:t xml:space="preserve">Şaşırtıcı gelebilir:</w:t>
+      </w:r>
+      <w:r>
+        <w:t xml:space="preserve"> </w:t>
+      </w:r>
+      <w:r>
+        <w:rPr>
+          <w:rStyle w:val="VerbatimChar"/>
+        </w:rPr>
+        <w:t xml:space="preserve">ara.crt</w:t>
+      </w:r>
+      <w:r>
+        <w:t xml:space="preserve">’yi de verdiğimiz hâlde doğrulama</w:t>
+      </w:r>
+      <w:r>
+        <w:t xml:space="preserve"> </w:t>
+      </w:r>
+      <w:r>
+        <w:rPr>
+          <w:b/>
+          <w:bCs/>
+        </w:rPr>
+        <w:t xml:space="preserve">geçti</w:t>
+      </w:r>
+      <w:r>
+        <w:t xml:space="preserve">, çünkü OpenSSL zinciri</w:t>
+      </w:r>
+      <w:r>
+        <w:t xml:space="preserve"> </w:t>
+      </w:r>
+      <w:r>
+        <w:rPr>
+          <w:rStyle w:val="VerbatimChar"/>
+        </w:rPr>
+        <w:t xml:space="preserve">sunucu_kok.crt</w:t>
+      </w:r>
+      <w:r>
+        <w:t xml:space="preserve">’den</w:t>
+      </w:r>
+      <w:r>
+        <w:t xml:space="preserve"> </w:t>
+      </w:r>
+      <w:r>
+        <w:rPr>
+          <w:b/>
+          <w:bCs/>
+        </w:rPr>
+        <w:t xml:space="preserve">doğrudan</w:t>
+      </w:r>
+      <w:r>
+        <w:t xml:space="preserve"> </w:t>
+      </w:r>
+      <w:r>
+        <w:rPr>
+          <w:rStyle w:val="VerbatimChar"/>
+        </w:rPr>
+        <w:t xml:space="preserve">kok.crt</w:t>
+      </w:r>
+      <w:r>
+        <w:t xml:space="preserve">’ye kurabildi;</w:t>
+      </w:r>
+      <w:r>
+        <w:t xml:space="preserve"> </w:t>
+      </w:r>
+      <w:r>
+        <w:rPr>
+          <w:rStyle w:val="VerbatimChar"/>
+        </w:rPr>
+        <w:t xml:space="preserve">ara.crt</w:t>
+      </w:r>
+      <w:r>
+        <w:t xml:space="preserve"> </w:t>
+      </w:r>
+      <w:r>
+        <w:t xml:space="preserve">bu yolda hiç kullanılmadı, sadece kullanılabilecek bir aday olarak</w:t>
+      </w:r>
+      <w:r>
+        <w:t xml:space="preserve"> </w:t>
+      </w:r>
+      <w:r>
+        <w:t xml:space="preserve">havuzda durdu. Buradaki ders</w:t>
+      </w:r>
+      <w:r>
+        <w:t xml:space="preserve"> </w:t>
+      </w:r>
+      <w:r>
+        <w:rPr>
+          <w:b/>
+          <w:bCs/>
+        </w:rPr>
+        <w:t xml:space="preserve">kriptografik değil operasyoneldir</w:t>
+      </w:r>
+      <w:r>
+        <w:t xml:space="preserve">: matematiksel olarak kök CA, istediği her</w:t>
+      </w:r>
+      <w:r>
+        <w:t xml:space="preserve"> </w:t>
+      </w:r>
+      <w:r>
+        <w:t xml:space="preserve">sertifikayı doğrudan imzalayabilir. Ama bunu</w:t>
+      </w:r>
+      <w:r>
+        <w:t xml:space="preserve"> </w:t>
+      </w:r>
+      <w:r>
+        <w:rPr>
+          <w:b/>
+          <w:bCs/>
+        </w:rPr>
+        <w:t xml:space="preserve">yapmamalıyız</w:t>
+      </w:r>
+      <w:r>
+        <w:t xml:space="preserve">, çünkü kök CA’nın özel anahtarı her gün kullanılan bir</w:t>
+      </w:r>
+      <w:r>
+        <w:t xml:space="preserve"> </w:t>
+      </w:r>
+      <w:r>
+        <w:t xml:space="preserve">sistemde bulunursa (Bölüm 7’deki</w:t>
+      </w:r>
+      <w:r>
+        <w:t xml:space="preserve"> </w:t>
+      </w:r>
+      <w:r>
+        <w:t xml:space="preserve">“neden ara CA”</w:t>
+      </w:r>
+      <w:r>
+        <w:t xml:space="preserve"> </w:t>
+      </w:r>
+      <w:r>
+        <w:t xml:space="preserve">açıklaması), ele geçirilme riski artar ve bütün zincir çöker.</w:t>
+      </w:r>
+    </w:p>
+    <w:p>
+      <w:pPr>
+        <w:pStyle w:val="BodyText"/>
+      </w:pPr>
+      <w:r>
+        <w:rPr>
+          <w:b/>
+          <w:bCs/>
+        </w:rPr>
+        <w:t xml:space="preserve">Senaryo 2 — Ara CA’yı</w:t>
+      </w:r>
+      <w:r>
+        <w:rPr>
+          <w:b/>
+          <w:bCs/>
+        </w:rPr>
+        <w:t xml:space="preserve"> </w:t>
+      </w:r>
+      <w:r>
+        <w:rPr>
+          <w:rStyle w:val="VerbatimChar"/>
+          <w:b/>
+          <w:bCs/>
+        </w:rPr>
+        <w:t xml:space="preserve">CA:FALSE</w:t>
+      </w:r>
+      <w:r>
+        <w:rPr>
+          <w:b/>
+          <w:bCs/>
+        </w:rPr>
+        <w:t xml:space="preserve"> </w:t>
+      </w:r>
+      <w:r>
+        <w:rPr>
+          <w:b/>
+          <w:bCs/>
+        </w:rPr>
+        <w:t xml:space="preserve">ile üretmek:</w:t>
+      </w:r>
+    </w:p>
+    <w:p>
+      <w:pPr>
+        <w:pStyle w:val="SourceCode"/>
+      </w:pPr>
+      <w:r>
+        <w:rPr>
+          <w:rStyle w:val="BuiltInTok"/>
+        </w:rPr>
+        <w:t xml:space="preserve">printf</w:t>
+      </w:r>
+      <w:r>
+        <w:rPr>
+          <w:rStyle w:val="NormalTok"/>
+        </w:rPr>
+        <w:t xml:space="preserve"> </w:t>
+      </w:r>
+      <w:r>
+        <w:rPr>
+          <w:rStyle w:val="StringTok"/>
+        </w:rPr>
+        <w:t xml:space="preserve">"basicConstraints=critical,CA:FALSE\nkeyUsage=critical,keyCertSign,cRLSign\n"</w:t>
+      </w:r>
+      <w:r>
+        <w:rPr>
+          <w:rStyle w:val="NormalTok"/>
+        </w:rPr>
+        <w:t xml:space="preserve"> </w:t>
+      </w:r>
+      <w:r>
+        <w:rPr>
+          <w:rStyle w:val="OperatorTok"/>
+        </w:rPr>
+        <w:t xml:space="preserve">&gt;</w:t>
+      </w:r>
+      <w:r>
+        <w:rPr>
+          <w:rStyle w:val="NormalTok"/>
+        </w:rPr>
+        <w:t xml:space="preserve"> ara_yanlis.ext</w:t>
+      </w:r>
+      <w:r>
+        <w:br/>
+      </w:r>
+      <w:r>
+        <w:rPr>
+          <w:rStyle w:val="ExtensionTok"/>
+        </w:rPr>
+        <w:t xml:space="preserve">openssl</w:t>
+      </w:r>
+      <w:r>
+        <w:rPr>
+          <w:rStyle w:val="NormalTok"/>
+        </w:rPr>
+        <w:t xml:space="preserve"> x509 </w:t>
+      </w:r>
+      <w:r>
+        <w:rPr>
+          <w:rStyle w:val="AttributeTok"/>
+        </w:rPr>
+        <w:t xml:space="preserve">-req</w:t>
+      </w:r>
+      <w:r>
+        <w:rPr>
+          <w:rStyle w:val="NormalTok"/>
+        </w:rPr>
+        <w:t xml:space="preserve"> </w:t>
+      </w:r>
+      <w:r>
+        <w:rPr>
+          <w:rStyle w:val="AttributeTok"/>
+        </w:rPr>
+        <w:t xml:space="preserve">-in</w:t>
+      </w:r>
+      <w:r>
+        <w:rPr>
+          <w:rStyle w:val="NormalTok"/>
+        </w:rPr>
+        <w:t xml:space="preserve"> ara.csr </w:t>
+      </w:r>
+      <w:r>
+        <w:rPr>
+          <w:rStyle w:val="AttributeTok"/>
+        </w:rPr>
+        <w:t xml:space="preserve">-CA</w:t>
+      </w:r>
+      <w:r>
+        <w:rPr>
+          <w:rStyle w:val="NormalTok"/>
+        </w:rPr>
+        <w:t xml:space="preserve"> kok.crt </w:t>
+      </w:r>
+      <w:r>
+        <w:rPr>
+          <w:rStyle w:val="AttributeTok"/>
+        </w:rPr>
+        <w:t xml:space="preserve">-CAkey</w:t>
+      </w:r>
+      <w:r>
+        <w:rPr>
+          <w:rStyle w:val="NormalTok"/>
+        </w:rPr>
+        <w:t xml:space="preserve"> kok.key </w:t>
+      </w:r>
+      <w:r>
+        <w:rPr>
+          <w:rStyle w:val="AttributeTok"/>
+        </w:rPr>
+        <w:t xml:space="preserve">-CAcreateserial</w:t>
+      </w:r>
+      <w:r>
+        <w:rPr>
+          <w:rStyle w:val="NormalTok"/>
+        </w:rPr>
+        <w:t xml:space="preserve"> </w:t>
+      </w:r>
+      <w:r>
+        <w:rPr>
+          <w:rStyle w:val="AttributeTok"/>
+        </w:rPr>
+        <w:t xml:space="preserve">-days</w:t>
+      </w:r>
+      <w:r>
+        <w:rPr>
+          <w:rStyle w:val="NormalTok"/>
+        </w:rPr>
+        <w:t xml:space="preserve"> 1825 </w:t>
+      </w:r>
+      <w:r>
+        <w:rPr>
+          <w:rStyle w:val="AttributeTok"/>
+        </w:rPr>
+        <w:t xml:space="preserve">-sha256</w:t>
+      </w:r>
+      <w:r>
+        <w:rPr>
+          <w:rStyle w:val="NormalTok"/>
+        </w:rPr>
+        <w:t xml:space="preserve"> </w:t>
+      </w:r>
+      <w:r>
+        <w:rPr>
+          <w:rStyle w:val="DataTypeTok"/>
+        </w:rPr>
+        <w:t xml:space="preserve">\</w:t>
+      </w:r>
+      <w:r>
+        <w:br/>
+      </w:r>
+      <w:r>
+        <w:rPr>
+          <w:rStyle w:val="NormalTok"/>
+        </w:rPr>
+        <w:t xml:space="preserve">  </w:t>
+      </w:r>
+      <w:r>
+        <w:rPr>
+          <w:rStyle w:val="AttributeTok"/>
+        </w:rPr>
+        <w:t xml:space="preserve">-out</w:t>
+      </w:r>
+      <w:r>
+        <w:rPr>
+          <w:rStyle w:val="NormalTok"/>
+        </w:rPr>
+        <w:t xml:space="preserve"> ara_yanlis.crt </w:t>
+      </w:r>
+      <w:r>
+        <w:rPr>
+          <w:rStyle w:val="AttributeTok"/>
+        </w:rPr>
+        <w:t xml:space="preserve">-extfile</w:t>
+      </w:r>
+      <w:r>
+        <w:rPr>
+          <w:rStyle w:val="NormalTok"/>
+        </w:rPr>
+        <w:t xml:space="preserve"> ara_yanlis.ext</w:t>
+      </w:r>
+      <w:r>
+        <w:br/>
+      </w:r>
+      <w:r>
+        <w:br/>
+      </w:r>
+      <w:r>
+        <w:rPr>
+          <w:rStyle w:val="ExtensionTok"/>
+        </w:rPr>
+        <w:t xml:space="preserve">openssl</w:t>
+      </w:r>
+      <w:r>
+        <w:rPr>
+          <w:rStyle w:val="NormalTok"/>
+        </w:rPr>
+        <w:t xml:space="preserve"> x509 </w:t>
+      </w:r>
+      <w:r>
+        <w:rPr>
+          <w:rStyle w:val="AttributeTok"/>
+        </w:rPr>
+        <w:t xml:space="preserve">-req</w:t>
+      </w:r>
+      <w:r>
+        <w:rPr>
+          <w:rStyle w:val="NormalTok"/>
+        </w:rPr>
+        <w:t xml:space="preserve"> </w:t>
+      </w:r>
+      <w:r>
+        <w:rPr>
+          <w:rStyle w:val="AttributeTok"/>
+        </w:rPr>
+        <w:t xml:space="preserve">-in</w:t>
+      </w:r>
+      <w:r>
+        <w:rPr>
+          <w:rStyle w:val="NormalTok"/>
+        </w:rPr>
+        <w:t xml:space="preserve"> sunucu.csr </w:t>
+      </w:r>
+      <w:r>
+        <w:rPr>
+          <w:rStyle w:val="AttributeTok"/>
+        </w:rPr>
+        <w:t xml:space="preserve">-CA</w:t>
+      </w:r>
+      <w:r>
+        <w:rPr>
+          <w:rStyle w:val="NormalTok"/>
+        </w:rPr>
+        <w:t xml:space="preserve"> ara_yanlis.crt </w:t>
+      </w:r>
+      <w:r>
+        <w:rPr>
+          <w:rStyle w:val="AttributeTok"/>
+        </w:rPr>
+        <w:t xml:space="preserve">-CAkey</w:t>
+      </w:r>
+      <w:r>
+        <w:rPr>
+          <w:rStyle w:val="NormalTok"/>
+        </w:rPr>
+        <w:t xml:space="preserve"> ara.key </w:t>
+      </w:r>
+      <w:r>
+        <w:rPr>
+          <w:rStyle w:val="AttributeTok"/>
+        </w:rPr>
+        <w:t xml:space="preserve">-CAcreateserial</w:t>
+      </w:r>
+      <w:r>
+        <w:rPr>
+          <w:rStyle w:val="NormalTok"/>
+        </w:rPr>
+        <w:t xml:space="preserve"> </w:t>
+      </w:r>
+      <w:r>
+        <w:rPr>
+          <w:rStyle w:val="AttributeTok"/>
+        </w:rPr>
+        <w:t xml:space="preserve">-days</w:t>
+      </w:r>
+      <w:r>
+        <w:rPr>
+          <w:rStyle w:val="NormalTok"/>
+        </w:rPr>
+        <w:t xml:space="preserve"> 90 </w:t>
+      </w:r>
+      <w:r>
+        <w:rPr>
+          <w:rStyle w:val="AttributeTok"/>
+        </w:rPr>
+        <w:t xml:space="preserve">-sha256</w:t>
+      </w:r>
+      <w:r>
+        <w:rPr>
+          <w:rStyle w:val="NormalTok"/>
+        </w:rPr>
+        <w:t xml:space="preserve"> </w:t>
+      </w:r>
+      <w:r>
+        <w:rPr>
+          <w:rStyle w:val="DataTypeTok"/>
+        </w:rPr>
+        <w:t xml:space="preserve">\</w:t>
+      </w:r>
+      <w:r>
+        <w:br/>
+      </w:r>
+      <w:r>
+        <w:rPr>
+          <w:rStyle w:val="NormalTok"/>
+        </w:rPr>
+        <w:t xml:space="preserve">  </w:t>
+      </w:r>
+      <w:r>
+        <w:rPr>
+          <w:rStyle w:val="AttributeTok"/>
+        </w:rPr>
+        <w:t xml:space="preserve">-out</w:t>
+      </w:r>
+      <w:r>
+        <w:rPr>
+          <w:rStyle w:val="NormalTok"/>
+        </w:rPr>
+        <w:t xml:space="preserve"> sunucu_yanlis.crt </w:t>
+      </w:r>
+      <w:r>
+        <w:rPr>
+          <w:rStyle w:val="AttributeTok"/>
+        </w:rPr>
+        <w:t xml:space="preserve">-extfile</w:t>
+      </w:r>
+      <w:r>
+        <w:rPr>
+          <w:rStyle w:val="NormalTok"/>
+        </w:rPr>
+        <w:t xml:space="preserve"> sunucu.ext</w:t>
+      </w:r>
+      <w:r>
+        <w:br/>
+      </w:r>
+      <w:r>
+        <w:br/>
+      </w:r>
+      <w:r>
+        <w:rPr>
+          <w:rStyle w:val="ExtensionTok"/>
+        </w:rPr>
+        <w:t xml:space="preserve">openssl</w:t>
+      </w:r>
+      <w:r>
+        <w:rPr>
+          <w:rStyle w:val="NormalTok"/>
+        </w:rPr>
+        <w:t xml:space="preserve"> verify </w:t>
+      </w:r>
+      <w:r>
+        <w:rPr>
+          <w:rStyle w:val="AttributeTok"/>
+        </w:rPr>
+        <w:t xml:space="preserve">-CAfile</w:t>
+      </w:r>
+      <w:r>
+        <w:rPr>
+          <w:rStyle w:val="NormalTok"/>
+        </w:rPr>
+        <w:t xml:space="preserve"> kok.crt </w:t>
+      </w:r>
+      <w:r>
+        <w:rPr>
+          <w:rStyle w:val="AttributeTok"/>
+        </w:rPr>
+        <w:t xml:space="preserve">-untrusted</w:t>
+      </w:r>
+      <w:r>
+        <w:rPr>
+          <w:rStyle w:val="NormalTok"/>
+        </w:rPr>
+        <w:t xml:space="preserve"> ara_yanlis.crt sunucu_yanlis.crt</w:t>
+      </w:r>
+    </w:p>
+    <w:p>
+      <w:pPr>
+        <w:pStyle w:val="SourceCode"/>
+      </w:pPr>
+      <w:r>
+        <w:rPr>
+          <w:rStyle w:val="VerbatimChar"/>
+        </w:rPr>
+        <w:t xml:space="preserve">CN=CEN429 Lab Ara CA</w:t>
+      </w:r>
+      <w:r>
+        <w:br/>
+      </w:r>
+      <w:r>
+        <w:rPr>
+          <w:rStyle w:val="VerbatimChar"/>
+        </w:rPr>
+        <w:t xml:space="preserve">error 79 at 1 depth lookup: invalid CA certificate</w:t>
+      </w:r>
+      <w:r>
+        <w:br/>
+      </w:r>
+      <w:r>
+        <w:rPr>
+          <w:rStyle w:val="VerbatimChar"/>
+        </w:rPr>
+        <w:t xml:space="preserve">error sunucu_yanlis.crt: verification failed</w:t>
+      </w:r>
+    </w:p>
+    <w:p>
+      <w:pPr>
+        <w:pStyle w:val="FirstParagraph"/>
+      </w:pPr>
+      <w:r>
+        <w:t xml:space="preserve">Bu kez doğrulama</w:t>
+      </w:r>
+      <w:r>
+        <w:t xml:space="preserve"> </w:t>
+      </w:r>
+      <w:r>
+        <w:rPr>
+          <w:b/>
+          <w:bCs/>
+        </w:rPr>
+        <w:t xml:space="preserve">reddedildi</w:t>
+      </w:r>
+      <w:r>
+        <w:t xml:space="preserve"> </w:t>
+      </w:r>
+      <w:r>
+        <w:t xml:space="preserve">—</w:t>
+      </w:r>
+      <w:r>
+        <w:t xml:space="preserve"> </w:t>
+      </w:r>
+      <w:r>
+        <w:rPr>
+          <w:rStyle w:val="VerbatimChar"/>
+        </w:rPr>
+        <w:t xml:space="preserve">ara_yanlis.crt</w:t>
+      </w:r>
+      <w:r>
+        <w:t xml:space="preserve">’nin</w:t>
+      </w:r>
+      <w:r>
+        <w:t xml:space="preserve"> </w:t>
+      </w:r>
+      <w:r>
+        <w:rPr>
+          <w:rStyle w:val="VerbatimChar"/>
+        </w:rPr>
+        <w:t xml:space="preserve">basicConstraints</w:t>
+      </w:r>
+      <w:r>
+        <w:t xml:space="preserve">’i</w:t>
+      </w:r>
+      <w:r>
+        <w:t xml:space="preserve"> </w:t>
+      </w:r>
+      <w:r>
+        <w:rPr>
+          <w:rStyle w:val="VerbatimChar"/>
+        </w:rPr>
+        <w:t xml:space="preserve">CA:FALSE</w:t>
+      </w:r>
+      <w:r>
+        <w:t xml:space="preserve"> </w:t>
+      </w:r>
+      <w:r>
+        <w:t xml:space="preserve">olduğu için, matematiksel</w:t>
+      </w:r>
+      <w:r>
+        <w:t xml:space="preserve"> </w:t>
+      </w:r>
+      <w:r>
+        <w:t xml:space="preserve">imza doğru olsa bile OpenSSL bu sertifikanın</w:t>
+      </w:r>
+      <w:r>
+        <w:t xml:space="preserve"> </w:t>
+      </w:r>
+      <w:r>
+        <w:rPr>
+          <w:b/>
+          <w:bCs/>
+        </w:rPr>
+        <w:t xml:space="preserve">başka bir sertifika imzalama yetkisi olmadığını</w:t>
+      </w:r>
+      <w:r>
+        <w:t xml:space="preserve"> </w:t>
+      </w:r>
+      <w:r>
+        <w:t xml:space="preserve">görüyor ve zinciri</w:t>
+      </w:r>
+      <w:r>
+        <w:t xml:space="preserve"> </w:t>
+      </w:r>
+      <w:r>
+        <w:t xml:space="preserve">“depth 1”</w:t>
+      </w:r>
+      <w:r>
+        <w:t xml:space="preserve">de (aradaki katmanda) geçersiz sayıyor. Bu, Bölüm 8’deki</w:t>
+      </w:r>
+      <w:r>
+        <w:t xml:space="preserve"> </w:t>
+      </w:r>
+      <w:r>
+        <w:rPr>
+          <w:rStyle w:val="VerbatimChar"/>
+        </w:rPr>
+        <w:t xml:space="preserve">Basic Constraints</w:t>
+      </w:r>
+      <w:r>
+        <w:t xml:space="preserve"> </w:t>
+      </w:r>
+      <w:r>
+        <w:t xml:space="preserve">alanının</w:t>
+      </w:r>
+      <w:r>
+        <w:t xml:space="preserve"> </w:t>
+      </w:r>
+      <w:r>
+        <w:rPr>
+          <w:b/>
+          <w:bCs/>
+        </w:rPr>
+        <w:t xml:space="preserve">davranışı fiilen</w:t>
+      </w:r>
+      <w:r>
+        <w:rPr>
+          <w:b/>
+          <w:bCs/>
+        </w:rPr>
+        <w:t xml:space="preserve"> </w:t>
+      </w:r>
+      <w:r>
+        <w:rPr>
+          <w:b/>
+          <w:bCs/>
+        </w:rPr>
+        <w:t xml:space="preserve">değiştiren</w:t>
+      </w:r>
+      <w:r>
+        <w:t xml:space="preserve"> </w:t>
+      </w:r>
+      <w:r>
+        <w:t xml:space="preserve">bir uzantı olduğunun kanıtıdır — süslü bir metin alanı değildir.</w:t>
+      </w:r>
+    </w:p>
+    <w:p>
+      <w:pPr>
+        <w:pStyle w:val="BodyText"/>
+      </w:pPr>
+      <w:r>
+        <w:t xml:space="preserve">Senaryo 1 ile 2’yi karşılaştırın: ikisi de</w:t>
+      </w:r>
+      <w:r>
+        <w:t xml:space="preserve"> </w:t>
+      </w:r>
+      <w:r>
+        <w:t xml:space="preserve">“yanlış”</w:t>
+      </w:r>
+      <w:r>
+        <w:t xml:space="preserve"> </w:t>
+      </w:r>
+      <w:r>
+        <w:t xml:space="preserve">bir zincir kurar, ama biri (</w:t>
+      </w:r>
+      <w:r>
+        <w:rPr>
+          <w:b/>
+          <w:bCs/>
+        </w:rPr>
+        <w:t xml:space="preserve">kök ile doğrudan imzalama</w:t>
+      </w:r>
+      <w:r>
+        <w:t xml:space="preserve">)</w:t>
+      </w:r>
+      <w:r>
+        <w:t xml:space="preserve"> </w:t>
+      </w:r>
+      <w:r>
+        <w:t xml:space="preserve">kriptografik olarak geçerlidir ve yalnız operasyonel bir hatadır; diğeri (</w:t>
+      </w:r>
+      <w:r>
+        <w:rPr>
+          <w:b/>
+          <w:bCs/>
+        </w:rPr>
+        <w:t xml:space="preserve">CA:FALSE ile imzalama</w:t>
+      </w:r>
+      <w:r>
+        <w:t xml:space="preserve">) protokol</w:t>
+      </w:r>
+      <w:r>
+        <w:t xml:space="preserve"> </w:t>
+      </w:r>
+      <w:r>
+        <w:t xml:space="preserve">düzeyinde reddedilir. Bir değerlendirici PKI kurulumunuzu incelerken bu ayrımı tam olarak arar:</w:t>
+      </w:r>
+      <w:r>
+        <w:t xml:space="preserve"> </w:t>
+      </w:r>
+      <w:r>
+        <w:t xml:space="preserve">“zincir teknik</w:t>
+      </w:r>
+      <w:r>
+        <w:t xml:space="preserve"> </w:t>
+      </w:r>
+      <w:r>
+        <w:t xml:space="preserve">olarak çalışıyor mu”</w:t>
+      </w:r>
+      <w:r>
+        <w:t xml:space="preserve"> </w:t>
+      </w:r>
+      <w:r>
+        <w:t xml:space="preserve">ve</w:t>
+      </w:r>
+      <w:r>
+        <w:t xml:space="preserve"> </w:t>
+      </w:r>
+      <w:r>
+        <w:t xml:space="preserve">“zincir tasarım kurallarına uyuyor mu”</w:t>
+      </w:r>
+      <w:r>
+        <w:t xml:space="preserve"> </w:t>
+      </w:r>
+      <w:r>
+        <w:t xml:space="preserve">iki ayrı sorudur.</w:t>
+      </w:r>
+    </w:p>
+    <w:p>
+      <w:r>
+        <w:pict>
+          <v:rect style="width:0;height:1.5pt" o:hralign="center" o:hrstd="t" o:hr="t"/>
+        </w:pict>
+      </w:r>
+    </w:p>
+    <w:bookmarkEnd w:id="148"/>
+    <w:bookmarkEnd w:id="149"/>
+    <w:bookmarkStart w:id="158" w:name="Xd85a91f18bbe79397506106fc27770dd06e3740"/>
+    <w:p>
+      <w:pPr>
+        <w:pStyle w:val="Heading2"/>
+      </w:pPr>
+      <w:r>
+        <w:t xml:space="preserve">10. Sertifika iptali: CRL, OCSP ve yanıt iliştirme (Tarif 10.10–10.12)</w:t>
+      </w:r>
+    </w:p>
+    <w:p>
+      <w:pPr>
+        <w:pStyle w:val="FirstParagraph"/>
+      </w:pPr>
+      <w:r>
+        <w:t xml:space="preserve">Bir sertifikanın özel anahtarı çalınırsa ya da sertifika hatalı çıkarılmışsa, geçerlilik süresi dolmadan</w:t>
+      </w:r>
+      <w:r>
+        <w:t xml:space="preserve"> </w:t>
+      </w:r>
+      <w:r>
+        <w:rPr>
+          <w:b/>
+          <w:bCs/>
+        </w:rPr>
+        <w:t xml:space="preserve">iptal</w:t>
+      </w:r>
+      <w:r>
+        <w:t xml:space="preserve"> </w:t>
+      </w:r>
+      <w:r>
+        <w:t xml:space="preserve">edilmesi gerekir. İstemcinin bunu öğrenmesinin üç yolu vardır:</w:t>
+      </w:r>
+    </w:p>
+    <w:p>
+      <w:pPr>
+        <w:pStyle w:val="BodyText"/>
+      </w:pPr>
+      <w:r>
+        <w:drawing>
+          <wp:inline>
+            <wp:extent cx="5759999" cy="2512751"/>
+            <wp:effectExtent b="0" l="0" r="0" t="0"/>
+            <wp:docPr descr="Sertifika iptali: CRL, OCSP ve yanıt iliştirme (stapling) karşılaştırması" title="" id="151" name="Picture"/>
+            <a:graphic>
+              <a:graphicData uri="http://schemas.openxmlformats.org/drawingml/2006/picture">
+                <pic:pic>
+                  <pic:nvPicPr>
+                    <pic:cNvPr descr="h10-04-sertifika-iptali.png" id="152" name="Picture"/>
+                    <pic:cNvPicPr>
+                      <a:picLocks noChangeArrowheads="1" noChangeAspect="1"/>
+                    </pic:cNvPicPr>
+                  </pic:nvPicPr>
+                  <pic:blipFill>
+                    <a:blip r:embed="rId150"/>
                     <a:stretch>
                       <a:fillRect/>
                     </a:stretch>
@@ -23100,6 +24664,12 @@
               </w:rPr>
               <w:t xml:space="preserve">OCSP</w:t>
             </w:r>
+            <w:r>
+              <w:t xml:space="preserve"> </w:t>
+            </w:r>
+            <w:r>
+              <w:t xml:space="preserve">(RFC 2560, 1999)</w:t>
+            </w:r>
           </w:p>
         </w:tc>
         <w:tc>
@@ -23483,7 +25053,7 @@
         <w:t xml:space="preserve">sorunu azaltır; bu yüzden sertifika ömürleri giderek kısalmaktadır.</w:t>
       </w:r>
     </w:p>
-    <w:bookmarkStart w:id="126" w:name="X40e095699105169c534b5e86e41117f5d435596"/>
+    <w:bookmarkStart w:id="156" w:name="X40e095699105169c534b5e86e41117f5d435596"/>
     <w:p>
       <w:pPr>
         <w:pStyle w:val="Heading3"/>
@@ -24489,350 +26059,86 @@
         <w:t xml:space="preserve">) inceleyin — her satır bir sertifikanın kaydını taşır (durum, tarih, seri numarası, konu adı).</w:t>
       </w:r>
     </w:p>
-    <w:bookmarkEnd w:id="126"/>
-    <w:bookmarkStart w:id="127" w:name="sayısal-örnek-crl-ne-kadar-büyür"/>
-    <w:p>
-      <w:pPr>
-        <w:pStyle w:val="Heading3"/>
-      </w:pPr>
-      <w:r>
-        <w:t xml:space="preserve">Sayısal örnek: CRL ne kadar büyür?</w:t>
-      </w:r>
-    </w:p>
-    <w:p>
-      <w:pPr>
-        <w:pStyle w:val="FirstParagraph"/>
-      </w:pPr>
-      <w:r>
-        <w:t xml:space="preserve">Bir CA yılda 10.000 sertifika çıkarıyor ve bunların %1’i (100 tanesi) iptal ediliyorsa, CRL her girişte ~40-60 bayt</w:t>
-      </w:r>
-      <w:r>
-        <w:t xml:space="preserve"> </w:t>
-      </w:r>
-      <w:r>
-        <w:t xml:space="preserve">(seri numarası + iptal tarihi + sebep kodu) taşıdığından, CRL boyutu ~4-6 KB olur — küçük görünür. Ama büyük bir</w:t>
-      </w:r>
-      <w:r>
-        <w:t xml:space="preserve"> </w:t>
-      </w:r>
-      <w:r>
-        <w:t xml:space="preserve">kamu CA’sı (milyonlarca sertifika, yüz binlerce iptal) için CRL</w:t>
-      </w:r>
-      <w:r>
-        <w:t xml:space="preserve"> </w:t>
-      </w:r>
-      <w:r>
-        <w:rPr>
-          <w:b/>
-          <w:bCs/>
-        </w:rPr>
-        <w:t xml:space="preserve">onlarca megabayta</w:t>
-      </w:r>
-      <w:r>
-        <w:t xml:space="preserve"> </w:t>
-      </w:r>
-      <w:r>
-        <w:t xml:space="preserve">ulaşabilir; her istemcinin bunu</w:t>
-      </w:r>
-      <w:r>
-        <w:t xml:space="preserve"> </w:t>
-      </w:r>
-      <w:r>
-        <w:t xml:space="preserve">periyodik indirmesi pratik değildir. OCSP bu ölçeklenme sorununu</w:t>
-      </w:r>
-      <w:r>
-        <w:t xml:space="preserve"> </w:t>
-      </w:r>
-      <w:r>
-        <w:t xml:space="preserve">“listenin tamamını indirme”</w:t>
-      </w:r>
-      <w:r>
-        <w:t xml:space="preserve"> </w:t>
-      </w:r>
-      <w:r>
-        <w:t xml:space="preserve">yerine</w:t>
-      </w:r>
-      <w:r>
-        <w:t xml:space="preserve"> </w:t>
-      </w:r>
-      <w:r>
-        <w:t xml:space="preserve">“tek bir soru</w:t>
-      </w:r>
-      <w:r>
-        <w:t xml:space="preserve"> </w:t>
-      </w:r>
-      <w:r>
-        <w:t xml:space="preserve">sor”</w:t>
-      </w:r>
-      <w:r>
-        <w:t xml:space="preserve"> </w:t>
-      </w:r>
-      <w:r>
-        <w:t xml:space="preserve">ile çözer — ama bu kez de yukarıdaki gizlilik ve kullanılabilirlik ödünleşimi ortaya çıkar.</w:t>
-      </w:r>
-    </w:p>
-    <w:p>
-      <w:pPr>
-        <w:pStyle w:val="BlockText"/>
-      </w:pPr>
-      <w:r>
-        <w:rPr>
-          <w:b/>
-          <w:bCs/>
-        </w:rPr>
-        <w:t xml:space="preserve">Sık yapılan hata: iptal denetimini yalnız geliştirme ortamında test edip üretime öyle almak</w:t>
-      </w:r>
-    </w:p>
-    <w:p>
-      <w:pPr>
-        <w:pStyle w:val="BlockText"/>
-      </w:pPr>
+    <w:p>
+      <w:pPr>
+        <w:pStyle w:val="BodyText"/>
+      </w:pPr>
+      <w:r>
+        <w:t xml:space="preserve">CRL’in neden</w:t>
+      </w:r>
+      <w:r>
+        <w:t xml:space="preserve"> </w:t>
+      </w:r>
+      <w:r>
+        <w:rPr>
+          <w:b/>
+          <w:bCs/>
+        </w:rPr>
+        <w:t xml:space="preserve">bayat</w:t>
+      </w:r>
+      <w:r>
+        <w:t xml:space="preserve"> </w:t>
+      </w:r>
+      <w:r>
+        <w:t xml:space="preserve">olabileceğini (kendi</w:t>
+      </w:r>
+      <w:r>
+        <w:t xml:space="preserve"> </w:t>
+      </w:r>
       <w:r>
         <w:rPr>
           <w:rStyle w:val="VerbatimChar"/>
         </w:rPr>
-        <w:t xml:space="preserve">-crl_check</w:t>
-      </w:r>
-      <w:r>
-        <w:t xml:space="preserve"> </w:t>
-      </w:r>
-      <w:r>
-        <w:t xml:space="preserve">(ya da OCSP eşdeğeri) açık olmadan yazılan bir istemci, geçerlilik tarihi dolmamış ama</w:t>
-      </w:r>
-      <w:r>
-        <w:t xml:space="preserve"> </w:t>
-      </w:r>
-      <w:r>
-        <w:rPr>
-          <w:b/>
-          <w:bCs/>
-        </w:rPr>
-        <w:t xml:space="preserve">iptal</w:t>
-      </w:r>
-      <w:r>
-        <w:rPr>
-          <w:b/>
-          <w:bCs/>
-        </w:rPr>
-        <w:t xml:space="preserve"> </w:t>
-      </w:r>
-      <w:r>
-        <w:rPr>
-          <w:b/>
-          <w:bCs/>
-        </w:rPr>
-        <w:t xml:space="preserve">edilmiş</w:t>
-      </w:r>
-      <w:r>
-        <w:t xml:space="preserve"> </w:t>
-      </w:r>
-      <w:r>
-        <w:t xml:space="preserve">bir sertifikayı sorunsuz kabul eder. Test ortamında CRL/OCSP sunucusu genelde kurulu olmadığından bu</w:t>
-      </w:r>
-      <w:r>
-        <w:t xml:space="preserve"> </w:t>
-      </w:r>
-      <w:r>
-        <w:t xml:space="preserve">hata sık atlanır; üretime</w:t>
-      </w:r>
-      <w:r>
-        <w:t xml:space="preserve"> </w:t>
-      </w:r>
-      <w:r>
-        <w:t xml:space="preserve">“iptal denetimi kapalı”</w:t>
-      </w:r>
-      <w:r>
-        <w:t xml:space="preserve"> </w:t>
-      </w:r>
-      <w:r>
-        <w:t xml:space="preserve">biçimde taşınır. Kural: iptal denetimini</w:t>
-      </w:r>
-      <w:r>
-        <w:t xml:space="preserve"> </w:t>
-      </w:r>
-      <w:r>
-        <w:rPr>
-          <w:b/>
-          <w:bCs/>
-        </w:rPr>
-        <w:t xml:space="preserve">açık bir yapılandırma</w:t>
-      </w:r>
-      <w:r>
-        <w:rPr>
-          <w:b/>
-          <w:bCs/>
-        </w:rPr>
-        <w:t xml:space="preserve"> </w:t>
-      </w:r>
-      <w:r>
-        <w:rPr>
-          <w:b/>
-          <w:bCs/>
-        </w:rPr>
-        <w:t xml:space="preserve">seçeneği</w:t>
-      </w:r>
-      <w:r>
-        <w:t xml:space="preserve"> </w:t>
-      </w:r>
-      <w:r>
-        <w:t xml:space="preserve">yapın ve dağıtım kontrol listesinde bunun açık olduğunu doğrulayın.</w:t>
-      </w:r>
-    </w:p>
-    <w:p>
-      <w:pPr>
-        <w:pStyle w:val="BlockText"/>
-      </w:pPr>
-      <w:r>
-        <w:rPr>
-          <w:b/>
-          <w:bCs/>
-        </w:rPr>
-        <w:t xml:space="preserve">Kural</w:t>
-      </w:r>
-    </w:p>
-    <w:p>
-      <w:pPr>
-        <w:pStyle w:val="BlockText"/>
-      </w:pPr>
-      <w:r>
-        <w:t xml:space="preserve">Sertifika ömrü ne kadar kısaysa, iptal mekanizmasına o kadar az ihtiyaç duyarsınız — bu yüzden endüstri</w:t>
-      </w:r>
-      <w:r>
-        <w:t xml:space="preserve"> </w:t>
-      </w:r>
-      <w:r>
-        <w:t xml:space="preserve">(Let’s Encrypt ve benzerleri) sertifika ömürlerini kısaltma yönünde ilerliyor. Uzun ömürlü sertifikalar</w:t>
-      </w:r>
-      <w:r>
-        <w:t xml:space="preserve"> </w:t>
-      </w:r>
-      <w:r>
-        <w:t xml:space="preserve">kullanıyorsanız CRL ya da OCSP yanıtını iliştirmeyi</w:t>
-      </w:r>
-      <w:r>
-        <w:t xml:space="preserve"> </w:t>
-      </w:r>
-      <w:r>
-        <w:rPr>
-          <w:b/>
-          <w:bCs/>
-        </w:rPr>
-        <w:t xml:space="preserve">mutlaka</w:t>
-      </w:r>
-      <w:r>
-        <w:t xml:space="preserve"> </w:t>
-      </w:r>
-      <w:r>
-        <w:t xml:space="preserve">etkinleştirin ve test edin.</w:t>
-      </w:r>
-    </w:p>
-    <w:p>
-      <w:pPr>
-        <w:pStyle w:val="FirstParagraph"/>
-      </w:pPr>
-      <w:r>
-        <w:t xml:space="preserve">Bölüm 9’da bir zincir</w:t>
-      </w:r>
-      <w:r>
-        <w:t xml:space="preserve"> </w:t>
-      </w:r>
-      <w:r>
-        <w:rPr>
-          <w:b/>
-          <w:bCs/>
-        </w:rPr>
-        <w:t xml:space="preserve">kurmayı</w:t>
-      </w:r>
-      <w:r>
-        <w:t xml:space="preserve">, bu bölümde bir zincirdeki bir halkayı</w:t>
-      </w:r>
-      <w:r>
-        <w:t xml:space="preserve"> </w:t>
-      </w:r>
-      <w:r>
-        <w:rPr>
-          <w:b/>
-          <w:bCs/>
-        </w:rPr>
-        <w:t xml:space="preserve">geçersiz kılmayı</w:t>
-      </w:r>
-      <w:r>
-        <w:t xml:space="preserve"> </w:t>
-      </w:r>
-      <w:r>
-        <w:t xml:space="preserve">öğrendik. Sıradaki</w:t>
-      </w:r>
-      <w:r>
-        <w:t xml:space="preserve"> </w:t>
-      </w:r>
-      <w:r>
-        <w:t xml:space="preserve">bölüm, bu zincirin en değerli parçasını — özel anahtarların kendisini — nasıl koruduğumuzu işliyor.</w:t>
-      </w:r>
-    </w:p>
-    <w:p>
-      <w:r>
-        <w:pict>
-          <v:rect style="width:0;height:1.5pt" o:hralign="center" o:hrstd="t" o:hr="t"/>
-        </w:pict>
-      </w:r>
-    </w:p>
-    <w:bookmarkEnd w:id="127"/>
-    <w:bookmarkEnd w:id="128"/>
-    <w:bookmarkStart w:id="135" w:name="X724fab415a7c9757ca722fdb6473ed51d4a7a4f"/>
-    <w:p>
-      <w:pPr>
-        <w:pStyle w:val="Heading2"/>
-      </w:pPr>
-      <w:r>
-        <w:t xml:space="preserve">11. Anahtarı donanımda saklamak: HSM, PKCS#11 ve SoftHSM</w:t>
-      </w:r>
-    </w:p>
-    <w:p>
-      <w:pPr>
-        <w:pStyle w:val="FirstParagraph"/>
-      </w:pPr>
-      <w:r>
-        <w:t xml:space="preserve">Özel anahtarın çalınması PKI’nin bütün güvencesini yok eder. Bu yüzden değerli anahtarlar (CA anahtarları, ödeme</w:t>
-      </w:r>
-      <w:r>
-        <w:t xml:space="preserve"> </w:t>
-      </w:r>
-      <w:r>
-        <w:t xml:space="preserve">anahtarları, kod imzalama anahtarları)</w:t>
-      </w:r>
-      <w:r>
-        <w:t xml:space="preserve"> </w:t>
-      </w:r>
-      <w:r>
-        <w:rPr>
-          <w:b/>
-          <w:bCs/>
-        </w:rPr>
-        <w:t xml:space="preserve">donanım güvenlik modüllerinde</w:t>
-      </w:r>
-      <w:r>
-        <w:t xml:space="preserve"> </w:t>
-      </w:r>
-      <w:r>
-        <w:t xml:space="preserve">(HSM) üretilir ve oradan hiç çıkmaz. Uygulama</w:t>
-      </w:r>
-      <w:r>
-        <w:t xml:space="preserve"> </w:t>
-      </w:r>
-      <w:r>
-        <w:t xml:space="preserve">anahtarı hiç görmez; HSM’e</w:t>
-      </w:r>
-      <w:r>
-        <w:t xml:space="preserve"> </w:t>
-      </w:r>
-      <w:r>
-        <w:t xml:space="preserve">“şu anahtarla şunu imzala”</w:t>
-      </w:r>
-      <w:r>
-        <w:t xml:space="preserve"> </w:t>
-      </w:r>
-      <w:r>
-        <w:t xml:space="preserve">der.</w:t>
+        <w:t xml:space="preserve">nextUpdate</w:t>
+      </w:r>
+      <w:r>
+        <w:t xml:space="preserve">’i geçmişse,</w:t>
+      </w:r>
+      <w:r>
+        <w:t xml:space="preserve"> </w:t>
+      </w:r>
+      <w:r>
+        <w:t xml:space="preserve">“iyi”</w:t>
+      </w:r>
+      <w:r>
+        <w:t xml:space="preserve"> </w:t>
+      </w:r>
+      <w:r>
+        <w:t xml:space="preserve">demek yerine</w:t>
+      </w:r>
+      <w:r>
+        <w:t xml:space="preserve"> </w:t>
+      </w:r>
+      <w:r>
+        <w:t xml:space="preserve">“bayat”</w:t>
+      </w:r>
+      <w:r>
+        <w:t xml:space="preserve"> </w:t>
+      </w:r>
+      <w:r>
+        <w:t xml:space="preserve">demesi gerektiğini)</w:t>
+      </w:r>
+      <w:r>
+        <w:t xml:space="preserve"> </w:t>
+      </w:r>
+      <w:r>
+        <w:t xml:space="preserve">ve OCSP’nin neden her zaman</w:t>
+      </w:r>
+      <w:r>
+        <w:t xml:space="preserve"> </w:t>
+      </w:r>
+      <w:r>
+        <w:rPr>
+          <w:b/>
+          <w:bCs/>
+        </w:rPr>
+        <w:t xml:space="preserve">anlık</w:t>
+      </w:r>
+      <w:r>
+        <w:t xml:space="preserve"> </w:t>
+      </w:r>
+      <w:r>
+        <w:t xml:space="preserve">kaldığını, aynı sertifika üzerinde iki yöntemi yan yana çalıştırarak görün:</w:t>
       </w:r>
     </w:p>
     <w:p>
@@ -24842,20 +26148,453 @@
       <w:r>
         <w:drawing>
           <wp:inline>
-            <wp:extent cx="5759999" cy="5773963"/>
+            <wp:extent cx="5111999" cy="2727033"/>
             <wp:effectExtent b="0" l="0" r="0" t="0"/>
-            <wp:docPr descr="PKCS#11 ile imzalama akışı" title="" id="130" name="Picture"/>
+            <wp:docPr descr="CRL ve OCSP — adım adım" title="" id="154" name="Picture"/>
             <a:graphic>
               <a:graphicData uri="http://schemas.openxmlformats.org/drawingml/2006/picture">
                 <pic:pic>
                   <pic:nvPicPr>
-                    <pic:cNvPr descr="h10-14-pkcs11-imzalama.png" id="131" name="Picture"/>
+                    <pic:cNvPr descr="crl-ocsp-revocation.tr.png" id="155" name="Picture"/>
                     <pic:cNvPicPr>
                       <a:picLocks noChangeArrowheads="1" noChangeAspect="1"/>
                     </pic:cNvPicPr>
                   </pic:nvPicPr>
                   <pic:blipFill>
-                    <a:blip r:embed="rId129"/>
+                    <a:blip r:embed="rId153"/>
+                    <a:stretch>
+                      <a:fillRect/>
+                    </a:stretch>
+                  </pic:blipFill>
+                  <pic:spPr bwMode="auto">
+                    <a:xfrm>
+                      <a:off x="0" y="0"/>
+                      <a:ext cx="5111999" cy="2727033"/>
+                    </a:xfrm>
+                    <a:prstGeom prst="rect">
+                      <a:avLst/>
+                    </a:prstGeom>
+                    <a:noFill/>
+                    <a:ln w="9525">
+                      <a:noFill/>
+                      <a:headEnd/>
+                      <a:tailEnd/>
+                    </a:ln>
+                  </pic:spPr>
+                </pic:pic>
+              </a:graphicData>
+            </a:graphic>
+          </wp:inline>
+        </w:drawing>
+      </w:r>
+    </w:p>
+    <w:p>
+      <w:pPr>
+        <w:pStyle w:val="BodyText"/>
+      </w:pPr>
+      <w:r>
+        <w:rPr>
+          <w:b/>
+          <w:bCs/>
+        </w:rPr>
+        <w:t xml:space="preserve">Zor: sertifika iptal edilmiş</w:t>
+      </w:r>
+      <w:r>
+        <w:t xml:space="preserve"> </w:t>
+      </w:r>
+      <w:r>
+        <w:t xml:space="preserve">ile</w:t>
+      </w:r>
+      <w:r>
+        <w:t xml:space="preserve"> </w:t>
+      </w:r>
+      <w:r>
+        <w:rPr>
+          <w:b/>
+          <w:bCs/>
+        </w:rPr>
+        <w:t xml:space="preserve">Uç durum: CRL bayat — iptal görülmüyor</w:t>
+      </w:r>
+      <w:r>
+        <w:t xml:space="preserve"> </w:t>
+      </w:r>
+      <w:r>
+        <w:t xml:space="preserve">örneklerini karşılaştırıp CRL’in</w:t>
+      </w:r>
+      <w:r>
+        <w:t xml:space="preserve"> </w:t>
+      </w:r>
+      <w:r>
+        <w:t xml:space="preserve">önbelleklenebilirlik kazancının bedelini görün.</w:t>
+      </w:r>
+    </w:p>
+    <w:bookmarkEnd w:id="156"/>
+    <w:bookmarkStart w:id="157" w:name="sayısal-örnek-crl-ne-kadar-büyür"/>
+    <w:p>
+      <w:pPr>
+        <w:pStyle w:val="Heading3"/>
+      </w:pPr>
+      <w:r>
+        <w:t xml:space="preserve">Sayısal örnek: CRL ne kadar büyür?</w:t>
+      </w:r>
+    </w:p>
+    <w:p>
+      <w:pPr>
+        <w:pStyle w:val="FirstParagraph"/>
+      </w:pPr>
+      <w:r>
+        <w:t xml:space="preserve">Bir CA yılda 10.000 sertifika çıkarıyor ve bunların %1’i (100 tanesi) iptal ediliyorsa, CRL her girişte ~40-60 bayt</w:t>
+      </w:r>
+      <w:r>
+        <w:t xml:space="preserve"> </w:t>
+      </w:r>
+      <w:r>
+        <w:t xml:space="preserve">(seri numarası + iptal tarihi + sebep kodu) taşıdığından, CRL boyutu ~4-6 KB olur — küçük görünür. Ama büyük bir</w:t>
+      </w:r>
+      <w:r>
+        <w:t xml:space="preserve"> </w:t>
+      </w:r>
+      <w:r>
+        <w:t xml:space="preserve">kamu CA’sı (milyonlarca sertifika, yüz binlerce iptal) için CRL</w:t>
+      </w:r>
+      <w:r>
+        <w:t xml:space="preserve"> </w:t>
+      </w:r>
+      <w:r>
+        <w:rPr>
+          <w:b/>
+          <w:bCs/>
+        </w:rPr>
+        <w:t xml:space="preserve">onlarca megabayta</w:t>
+      </w:r>
+      <w:r>
+        <w:t xml:space="preserve"> </w:t>
+      </w:r>
+      <w:r>
+        <w:t xml:space="preserve">ulaşabilir; her istemcinin bunu</w:t>
+      </w:r>
+      <w:r>
+        <w:t xml:space="preserve"> </w:t>
+      </w:r>
+      <w:r>
+        <w:t xml:space="preserve">periyodik indirmesi pratik değildir. OCSP bu ölçeklenme sorununu</w:t>
+      </w:r>
+      <w:r>
+        <w:t xml:space="preserve"> </w:t>
+      </w:r>
+      <w:r>
+        <w:t xml:space="preserve">“listenin tamamını indirme”</w:t>
+      </w:r>
+      <w:r>
+        <w:t xml:space="preserve"> </w:t>
+      </w:r>
+      <w:r>
+        <w:t xml:space="preserve">yerine</w:t>
+      </w:r>
+      <w:r>
+        <w:t xml:space="preserve"> </w:t>
+      </w:r>
+      <w:r>
+        <w:t xml:space="preserve">“tek bir soru</w:t>
+      </w:r>
+      <w:r>
+        <w:t xml:space="preserve"> </w:t>
+      </w:r>
+      <w:r>
+        <w:t xml:space="preserve">sor”</w:t>
+      </w:r>
+      <w:r>
+        <w:t xml:space="preserve"> </w:t>
+      </w:r>
+      <w:r>
+        <w:t xml:space="preserve">ile çözer — ama bu kez de yukarıdaki gizlilik ve kullanılabilirlik ödünleşimi ortaya çıkar.</w:t>
+      </w:r>
+    </w:p>
+    <w:p>
+      <w:pPr>
+        <w:pStyle w:val="BlockText"/>
+      </w:pPr>
+      <w:r>
+        <w:rPr>
+          <w:b/>
+          <w:bCs/>
+        </w:rPr>
+        <w:t xml:space="preserve">Sık yapılan hata: iptal denetimini yalnız geliştirme ortamında test edip üretime öyle almak</w:t>
+      </w:r>
+    </w:p>
+    <w:p>
+      <w:pPr>
+        <w:pStyle w:val="BlockText"/>
+      </w:pPr>
+      <w:r>
+        <w:rPr>
+          <w:rStyle w:val="VerbatimChar"/>
+        </w:rPr>
+        <w:t xml:space="preserve">-crl_check</w:t>
+      </w:r>
+      <w:r>
+        <w:t xml:space="preserve"> </w:t>
+      </w:r>
+      <w:r>
+        <w:t xml:space="preserve">(ya da OCSP eşdeğeri) açık olmadan yazılan bir istemci, geçerlilik tarihi dolmamış ama</w:t>
+      </w:r>
+      <w:r>
+        <w:t xml:space="preserve"> </w:t>
+      </w:r>
+      <w:r>
+        <w:rPr>
+          <w:b/>
+          <w:bCs/>
+        </w:rPr>
+        <w:t xml:space="preserve">iptal</w:t>
+      </w:r>
+      <w:r>
+        <w:rPr>
+          <w:b/>
+          <w:bCs/>
+        </w:rPr>
+        <w:t xml:space="preserve"> </w:t>
+      </w:r>
+      <w:r>
+        <w:rPr>
+          <w:b/>
+          <w:bCs/>
+        </w:rPr>
+        <w:t xml:space="preserve">edilmiş</w:t>
+      </w:r>
+      <w:r>
+        <w:t xml:space="preserve"> </w:t>
+      </w:r>
+      <w:r>
+        <w:t xml:space="preserve">bir sertifikayı sorunsuz kabul eder. Test ortamında CRL/OCSP sunucusu genelde kurulu olmadığından bu</w:t>
+      </w:r>
+      <w:r>
+        <w:t xml:space="preserve"> </w:t>
+      </w:r>
+      <w:r>
+        <w:t xml:space="preserve">hata sık atlanır; üretime</w:t>
+      </w:r>
+      <w:r>
+        <w:t xml:space="preserve"> </w:t>
+      </w:r>
+      <w:r>
+        <w:t xml:space="preserve">“iptal denetimi kapalı”</w:t>
+      </w:r>
+      <w:r>
+        <w:t xml:space="preserve"> </w:t>
+      </w:r>
+      <w:r>
+        <w:t xml:space="preserve">biçimde taşınır. Kural: iptal denetimini</w:t>
+      </w:r>
+      <w:r>
+        <w:t xml:space="preserve"> </w:t>
+      </w:r>
+      <w:r>
+        <w:rPr>
+          <w:b/>
+          <w:bCs/>
+        </w:rPr>
+        <w:t xml:space="preserve">açık bir yapılandırma</w:t>
+      </w:r>
+      <w:r>
+        <w:rPr>
+          <w:b/>
+          <w:bCs/>
+        </w:rPr>
+        <w:t xml:space="preserve"> </w:t>
+      </w:r>
+      <w:r>
+        <w:rPr>
+          <w:b/>
+          <w:bCs/>
+        </w:rPr>
+        <w:t xml:space="preserve">seçeneği</w:t>
+      </w:r>
+      <w:r>
+        <w:t xml:space="preserve"> </w:t>
+      </w:r>
+      <w:r>
+        <w:t xml:space="preserve">yapın ve dağıtım kontrol listesinde bunun açık olduğunu doğrulayın.</w:t>
+      </w:r>
+    </w:p>
+    <w:p>
+      <w:pPr>
+        <w:pStyle w:val="BlockText"/>
+      </w:pPr>
+      <w:r>
+        <w:rPr>
+          <w:b/>
+          <w:bCs/>
+        </w:rPr>
+        <w:t xml:space="preserve">Kural</w:t>
+      </w:r>
+    </w:p>
+    <w:p>
+      <w:pPr>
+        <w:pStyle w:val="BlockText"/>
+      </w:pPr>
+      <w:r>
+        <w:t xml:space="preserve">Sertifika ömrü ne kadar kısaysa, iptal mekanizmasına o kadar az ihtiyaç duyarsınız — bu yüzden endüstri</w:t>
+      </w:r>
+      <w:r>
+        <w:t xml:space="preserve"> </w:t>
+      </w:r>
+      <w:r>
+        <w:t xml:space="preserve">(Let’s Encrypt ve benzerleri) sertifika ömürlerini kısaltma yönünde ilerliyor. Uzun ömürlü sertifikalar</w:t>
+      </w:r>
+      <w:r>
+        <w:t xml:space="preserve"> </w:t>
+      </w:r>
+      <w:r>
+        <w:t xml:space="preserve">kullanıyorsanız CRL ya da OCSP yanıtını iliştirmeyi</w:t>
+      </w:r>
+      <w:r>
+        <w:t xml:space="preserve"> </w:t>
+      </w:r>
+      <w:r>
+        <w:rPr>
+          <w:b/>
+          <w:bCs/>
+        </w:rPr>
+        <w:t xml:space="preserve">mutlaka</w:t>
+      </w:r>
+      <w:r>
+        <w:t xml:space="preserve"> </w:t>
+      </w:r>
+      <w:r>
+        <w:t xml:space="preserve">etkinleştirin ve test edin.</w:t>
+      </w:r>
+    </w:p>
+    <w:p>
+      <w:pPr>
+        <w:pStyle w:val="FirstParagraph"/>
+      </w:pPr>
+      <w:r>
+        <w:t xml:space="preserve">Bölüm 9’da bir zincir</w:t>
+      </w:r>
+      <w:r>
+        <w:t xml:space="preserve"> </w:t>
+      </w:r>
+      <w:r>
+        <w:rPr>
+          <w:b/>
+          <w:bCs/>
+        </w:rPr>
+        <w:t xml:space="preserve">kurmayı</w:t>
+      </w:r>
+      <w:r>
+        <w:t xml:space="preserve">, bu bölümde bir zincirdeki bir halkayı</w:t>
+      </w:r>
+      <w:r>
+        <w:t xml:space="preserve"> </w:t>
+      </w:r>
+      <w:r>
+        <w:rPr>
+          <w:b/>
+          <w:bCs/>
+        </w:rPr>
+        <w:t xml:space="preserve">geçersiz kılmayı</w:t>
+      </w:r>
+      <w:r>
+        <w:t xml:space="preserve"> </w:t>
+      </w:r>
+      <w:r>
+        <w:t xml:space="preserve">öğrendik. Sıradaki</w:t>
+      </w:r>
+      <w:r>
+        <w:t xml:space="preserve"> </w:t>
+      </w:r>
+      <w:r>
+        <w:t xml:space="preserve">bölüm, bu zincirin en değerli parçasını — özel anahtarların kendisini — nasıl koruduğumuzu işliyor.</w:t>
+      </w:r>
+    </w:p>
+    <w:p>
+      <w:r>
+        <w:pict>
+          <v:rect style="width:0;height:1.5pt" o:hralign="center" o:hrstd="t" o:hr="t"/>
+        </w:pict>
+      </w:r>
+    </w:p>
+    <w:bookmarkEnd w:id="157"/>
+    <w:bookmarkEnd w:id="158"/>
+    <w:bookmarkStart w:id="168" w:name="X724fab415a7c9757ca722fdb6473ed51d4a7a4f"/>
+    <w:p>
+      <w:pPr>
+        <w:pStyle w:val="Heading2"/>
+      </w:pPr>
+      <w:r>
+        <w:t xml:space="preserve">11. Anahtarı donanımda saklamak: HSM, PKCS#11 ve SoftHSM</w:t>
+      </w:r>
+    </w:p>
+    <w:p>
+      <w:pPr>
+        <w:pStyle w:val="FirstParagraph"/>
+      </w:pPr>
+      <w:r>
+        <w:t xml:space="preserve">Özel anahtarın çalınması PKI’nin bütün güvencesini yok eder. Bu yüzden değerli anahtarlar (CA anahtarları, ödeme</w:t>
+      </w:r>
+      <w:r>
+        <w:t xml:space="preserve"> </w:t>
+      </w:r>
+      <w:r>
+        <w:t xml:space="preserve">anahtarları, kod imzalama anahtarları)</w:t>
+      </w:r>
+      <w:r>
+        <w:t xml:space="preserve"> </w:t>
+      </w:r>
+      <w:r>
+        <w:rPr>
+          <w:b/>
+          <w:bCs/>
+        </w:rPr>
+        <w:t xml:space="preserve">donanım güvenlik modüllerinde</w:t>
+      </w:r>
+      <w:r>
+        <w:t xml:space="preserve"> </w:t>
+      </w:r>
+      <w:r>
+        <w:t xml:space="preserve">(HSM) üretilir ve oradan hiç çıkmaz. Uygulama</w:t>
+      </w:r>
+      <w:r>
+        <w:t xml:space="preserve"> </w:t>
+      </w:r>
+      <w:r>
+        <w:t xml:space="preserve">anahtarı hiç görmez; HSM’e</w:t>
+      </w:r>
+      <w:r>
+        <w:t xml:space="preserve"> </w:t>
+      </w:r>
+      <w:r>
+        <w:t xml:space="preserve">“şu anahtarla şunu imzala”</w:t>
+      </w:r>
+      <w:r>
+        <w:t xml:space="preserve"> </w:t>
+      </w:r>
+      <w:r>
+        <w:t xml:space="preserve">der.</w:t>
+      </w:r>
+    </w:p>
+    <w:p>
+      <w:pPr>
+        <w:pStyle w:val="BodyText"/>
+      </w:pPr>
+      <w:r>
+        <w:drawing>
+          <wp:inline>
+            <wp:extent cx="5759999" cy="5773963"/>
+            <wp:effectExtent b="0" l="0" r="0" t="0"/>
+            <wp:docPr descr="PKCS#11 ile imzalama akışı" title="" id="160" name="Picture"/>
+            <a:graphic>
+              <a:graphicData uri="http://schemas.openxmlformats.org/drawingml/2006/picture">
+                <pic:pic>
+                  <pic:nvPicPr>
+                    <pic:cNvPr descr="h10-14-pkcs11-imzalama.png" id="161" name="Picture"/>
+                    <pic:cNvPicPr>
+                      <a:picLocks noChangeArrowheads="1" noChangeAspect="1"/>
+                    </pic:cNvPicPr>
+                  </pic:nvPicPr>
+                  <pic:blipFill>
+                    <a:blip r:embed="rId159"/>
                     <a:stretch>
                       <a:fillRect/>
                     </a:stretch>
@@ -25550,7 +27289,7 @@
       <w:r>
         <w:t xml:space="preserve"> </w:t>
       </w:r>
-      <w:hyperlink r:id="rId132">
+      <w:hyperlink r:id="rId162">
         <w:r>
           <w:rPr>
             <w:rStyle w:val="Hyperlink"/>
@@ -25608,7 +27347,7 @@
       <w:r>
         <w:t xml:space="preserve">(</w:t>
       </w:r>
-      <w:hyperlink r:id="rId84">
+      <w:hyperlink r:id="rId102">
         <w:r>
           <w:rPr>
             <w:rStyle w:val="Hyperlink"/>
@@ -25651,7 +27390,7 @@
         <w:t xml:space="preserve">dayandığı standartla (NIST FIPS, ISO/IEC 9797-1, EMV belirtimleri) birlikte listeleyen bir algoritma envanteri içerir.</w:t>
       </w:r>
     </w:p>
-    <w:bookmarkStart w:id="133" w:name="Xe14af9492917fef56ce2f9e1eb5114b085735f4"/>
+    <w:bookmarkStart w:id="166" w:name="Xe14af9492917fef56ce2f9e1eb5114b085735f4"/>
     <w:p>
       <w:pPr>
         <w:pStyle w:val="Heading3"/>
@@ -26275,8 +28014,143 @@
         <w:t xml:space="preserve">açık anahtar kullandığı için HSM’e ihtiyaç duymaz.</w:t>
       </w:r>
     </w:p>
-    <w:bookmarkEnd w:id="133"/>
-    <w:bookmarkStart w:id="134" w:name="Xb910ba64a2d50017c320789f22cffe301eb39b8"/>
+    <w:p>
+      <w:pPr>
+        <w:pStyle w:val="BodyText"/>
+      </w:pPr>
+      <w:r>
+        <w:t xml:space="preserve">Aynı fikri küçük bir simülasyonda görün:</w:t>
+      </w:r>
+      <w:r>
+        <w:t xml:space="preserve"> </w:t>
+      </w:r>
+      <w:r>
+        <w:rPr>
+          <w:rStyle w:val="VerbatimChar"/>
+        </w:rPr>
+        <w:t xml:space="preserve">generate_keypair()</w:t>
+      </w:r>
+      <w:r>
+        <w:t xml:space="preserve"> </w:t>
+      </w:r>
+      <w:r>
+        <w:t xml:space="preserve">yalnız bir</w:t>
+      </w:r>
+      <w:r>
+        <w:t xml:space="preserve"> </w:t>
+      </w:r>
+      <w:r>
+        <w:rPr>
+          <w:b/>
+          <w:bCs/>
+        </w:rPr>
+        <w:t xml:space="preserve">tutamaç</w:t>
+      </w:r>
+      <w:r>
+        <w:t xml:space="preserve"> </w:t>
+      </w:r>
+      <w:r>
+        <w:t xml:space="preserve">döndürür,</w:t>
+      </w:r>
+      <w:r>
+        <w:t xml:space="preserve"> </w:t>
+      </w:r>
+      <w:r>
+        <w:rPr>
+          <w:rStyle w:val="VerbatimChar"/>
+        </w:rPr>
+        <w:t xml:space="preserve">sign(tutamaç, veri)</w:t>
+      </w:r>
+      <w:r>
+        <w:t xml:space="preserve"> </w:t>
+      </w:r>
+      <w:r>
+        <w:t xml:space="preserve">imzayı HSM’in İÇİNDE hesaplar, bilinmeyen ya da yok edilmiş bir tutamaçla imzalama reddedilir:</w:t>
+      </w:r>
+    </w:p>
+    <w:p>
+      <w:pPr>
+        <w:pStyle w:val="BodyText"/>
+      </w:pPr>
+      <w:r>
+        <w:drawing>
+          <wp:inline>
+            <wp:extent cx="5111999" cy="2898066"/>
+            <wp:effectExtent b="0" l="0" r="0" t="0"/>
+            <wp:docPr descr="HSM/PKCS#11 anahtar kullanımı — adım adım" title="" id="164" name="Picture"/>
+            <a:graphic>
+              <a:graphicData uri="http://schemas.openxmlformats.org/drawingml/2006/picture">
+                <pic:pic>
+                  <pic:nvPicPr>
+                    <pic:cNvPr descr="hsm-pkcs11-key-use.tr.png" id="165" name="Picture"/>
+                    <pic:cNvPicPr>
+                      <a:picLocks noChangeArrowheads="1" noChangeAspect="1"/>
+                    </pic:cNvPicPr>
+                  </pic:nvPicPr>
+                  <pic:blipFill>
+                    <a:blip r:embed="rId163"/>
+                    <a:stretch>
+                      <a:fillRect/>
+                    </a:stretch>
+                  </pic:blipFill>
+                  <pic:spPr bwMode="auto">
+                    <a:xfrm>
+                      <a:off x="0" y="0"/>
+                      <a:ext cx="5111999" cy="2898066"/>
+                    </a:xfrm>
+                    <a:prstGeom prst="rect">
+                      <a:avLst/>
+                    </a:prstGeom>
+                    <a:noFill/>
+                    <a:ln w="9525">
+                      <a:noFill/>
+                      <a:headEnd/>
+                      <a:tailEnd/>
+                    </a:ln>
+                  </pic:spPr>
+                </pic:pic>
+              </a:graphicData>
+            </a:graphic>
+          </wp:inline>
+        </w:drawing>
+      </w:r>
+    </w:p>
+    <w:p>
+      <w:pPr>
+        <w:pStyle w:val="BodyText"/>
+      </w:pPr>
+      <w:r>
+        <w:rPr>
+          <w:b/>
+          <w:bCs/>
+        </w:rPr>
+        <w:t xml:space="preserve">Zor: imza bir kulpla, doğrulama BAŞKA kulpla</w:t>
+      </w:r>
+      <w:r>
+        <w:t xml:space="preserve"> </w:t>
+      </w:r>
+      <w:r>
+        <w:t xml:space="preserve">ile</w:t>
+      </w:r>
+      <w:r>
+        <w:t xml:space="preserve"> </w:t>
+      </w:r>
+      <w:r>
+        <w:rPr>
+          <w:b/>
+          <w:bCs/>
+        </w:rPr>
+        <w:t xml:space="preserve">Uç durum: hiç üretilmemiş kulp</w:t>
+      </w:r>
+      <w:r>
+        <w:t xml:space="preserve"> </w:t>
+      </w:r>
+      <w:r>
+        <w:t xml:space="preserve">örneklerini deneyin.</w:t>
+      </w:r>
+    </w:p>
+    <w:bookmarkEnd w:id="166"/>
+    <w:bookmarkStart w:id="167" w:name="Xb910ba64a2d50017c320789f22cffe301eb39b8"/>
     <w:p>
       <w:pPr>
         <w:pStyle w:val="Heading3"/>
@@ -26649,7 +28523,7 @@
       <w:r>
         <w:t xml:space="preserve"> </w:t>
       </w:r>
-      <w:hyperlink r:id="rId132">
+      <w:hyperlink r:id="rId162">
         <w:r>
           <w:rPr>
             <w:rStyle w:val="Hyperlink"/>
@@ -26695,9 +28569,9 @@
         </w:pict>
       </w:r>
     </w:p>
-    <w:bookmarkEnd w:id="134"/>
-    <w:bookmarkEnd w:id="135"/>
-    <w:bookmarkStart w:id="142" w:name="kuantum-sonrası-kriptografiye-bakış"/>
+    <w:bookmarkEnd w:id="167"/>
+    <w:bookmarkEnd w:id="168"/>
+    <w:bookmarkStart w:id="175" w:name="kuantum-sonrası-kriptografiye-bakış"/>
     <w:p>
       <w:pPr>
         <w:pStyle w:val="Heading2"/>
@@ -26741,18 +28615,18 @@
           <wp:inline>
             <wp:extent cx="5759999" cy="1678490"/>
             <wp:effectExtent b="0" l="0" r="0" t="0"/>
-            <wp:docPr descr="Kuantum sonrası: ne değişiyor, ne değişmiyor" title="" id="137" name="Picture"/>
+            <wp:docPr descr="Kuantum sonrası: ne değişiyor, ne değişmiyor" title="" id="170" name="Picture"/>
             <a:graphic>
               <a:graphicData uri="http://schemas.openxmlformats.org/drawingml/2006/picture">
                 <pic:pic>
                   <pic:nvPicPr>
-                    <pic:cNvPr descr="h10-15-kuantum-sonrasi.png" id="138" name="Picture"/>
+                    <pic:cNvPr descr="h10-15-kuantum-sonrasi.png" id="171" name="Picture"/>
                     <pic:cNvPicPr>
                       <a:picLocks noChangeArrowheads="1" noChangeAspect="1"/>
                     </pic:cNvPicPr>
                   </pic:nvPicPr>
                   <pic:blipFill>
-                    <a:blip r:embed="rId136"/>
+                    <a:blip r:embed="rId169"/>
                     <a:stretch>
                       <a:fillRect/>
                     </a:stretch>
@@ -27004,7 +28878,7 @@
       <w:r>
         <w:t xml:space="preserve">(</w:t>
       </w:r>
-      <w:hyperlink r:id="rId139">
+      <w:hyperlink r:id="rId172">
         <w:r>
           <w:rPr>
             <w:rStyle w:val="Hyperlink"/>
@@ -27028,7 +28902,7 @@
         <w:t xml:space="preserve">algoritma değiştiğinde yalnız yapılandırma ve yeniden şifreleme gereksin.</w:t>
       </w:r>
     </w:p>
-    <w:bookmarkStart w:id="140" w:name="X63422aff56e87175dc0fdb6e648c425866a898b"/>
+    <w:bookmarkStart w:id="173" w:name="X63422aff56e87175dc0fdb6e648c425866a898b"/>
     <w:p>
       <w:pPr>
         <w:pStyle w:val="Heading3"/>
@@ -27945,8 +29819,8 @@
         <w:t xml:space="preserve">PQC tarafı (henüz kanıtlanmamış yeni matematik) kırılırsa klasik taraf korumayı sürdürür.</w:t>
       </w:r>
     </w:p>
-    <w:bookmarkEnd w:id="140"/>
-    <w:bookmarkStart w:id="141" w:name="neden-kafes-problemleri-kısa-bir-sezgi"/>
+    <w:bookmarkEnd w:id="173"/>
+    <w:bookmarkStart w:id="174" w:name="neden-kafes-problemleri-kısa-bir-sezgi"/>
     <w:p>
       <w:pPr>
         <w:pStyle w:val="Heading3"/>
@@ -28305,9 +30179,9 @@
         </w:pict>
       </w:r>
     </w:p>
-    <w:bookmarkEnd w:id="141"/>
-    <w:bookmarkEnd w:id="142"/>
-    <w:bookmarkStart w:id="144" w:name="dönem-projesi-bu-hafta"/>
+    <w:bookmarkEnd w:id="174"/>
+    <w:bookmarkEnd w:id="175"/>
+    <w:bookmarkStart w:id="177" w:name="dönem-projesi-bu-hafta"/>
     <w:p>
       <w:pPr>
         <w:pStyle w:val="Heading2"/>
@@ -28411,7 +30285,7 @@
       <w:r>
         <w:t xml:space="preserve">ve imha (</w:t>
       </w:r>
-      <w:hyperlink r:id="rId139">
+      <w:hyperlink r:id="rId172">
         <w:r>
           <w:rPr>
             <w:rStyle w:val="Hyperlink"/>
@@ -28510,7 +30384,7 @@
         <w:t xml:space="preserve">.</w:t>
       </w:r>
     </w:p>
-    <w:bookmarkStart w:id="143" w:name="X2bbdc0eb43ab868237004651a9529f71eda831c"/>
+    <w:bookmarkStart w:id="176" w:name="X2bbdc0eb43ab868237004651a9529f71eda831c"/>
     <w:p>
       <w:pPr>
         <w:pStyle w:val="Heading3"/>
@@ -29046,7 +30920,7 @@
       <w:r>
         <w:t xml:space="preserve">(</w:t>
       </w:r>
-      <w:hyperlink r:id="rId139">
+      <w:hyperlink r:id="rId172">
         <w:r>
           <w:rPr>
             <w:rStyle w:val="Hyperlink"/>
@@ -29526,9 +31400,9 @@
         </w:pict>
       </w:r>
     </w:p>
-    <w:bookmarkEnd w:id="143"/>
-    <w:bookmarkEnd w:id="144"/>
-    <w:bookmarkStart w:id="145" w:name="kendi-başına-çalış"/>
+    <w:bookmarkEnd w:id="176"/>
+    <w:bookmarkEnd w:id="177"/>
+    <w:bookmarkStart w:id="178" w:name="kendi-başına-çalış"/>
     <w:p>
       <w:pPr>
         <w:pStyle w:val="Heading2"/>
@@ -30001,8 +31875,8 @@
         </w:pict>
       </w:r>
     </w:p>
-    <w:bookmarkEnd w:id="145"/>
-    <w:bookmarkStart w:id="146" w:name="kendini-sınama"/>
+    <w:bookmarkEnd w:id="178"/>
+    <w:bookmarkStart w:id="179" w:name="kendini-sınama"/>
     <w:p>
       <w:pPr>
         <w:pStyle w:val="Heading2"/>
@@ -31071,8 +32945,8 @@
         </w:pict>
       </w:r>
     </w:p>
-    <w:bookmarkEnd w:id="146"/>
-    <w:bookmarkStart w:id="148" w:name="kaynaklar-ve-ileri-okuma"/>
+    <w:bookmarkEnd w:id="179"/>
+    <w:bookmarkStart w:id="181" w:name="kaynaklar-ve-ileri-okuma"/>
     <w:p>
       <w:pPr>
         <w:pStyle w:val="Heading2"/>
@@ -31871,7 +33745,7 @@
       <w:pPr>
         <w:pStyle w:val="BlockText"/>
       </w:pPr>
-      <w:hyperlink r:id="rId147">
+      <w:hyperlink r:id="rId180">
         <w:r>
           <w:rPr>
             <w:rStyle w:val="Hyperlink"/>
@@ -31956,8 +33830,8 @@
         <w:t xml:space="preserve">tarafındaki karşılığıdır.</w:t>
       </w:r>
     </w:p>
-    <w:bookmarkEnd w:id="148"/>
-    <w:bookmarkEnd w:id="149"/>
+    <w:bookmarkEnd w:id="181"/>
+    <w:bookmarkEnd w:id="182"/>
     <w:sectPr>
       <w:headerReference r:id="rId9" w:type="default"/>
       <w:footerReference r:id="rId10" w:type="default"/>
